--- a/Books/Stories/ThePrincessAndTheUnknownRoad/Book_ThePrincessAndTheUnknownRoad.docx
+++ b/Books/Stories/ThePrincessAndTheUnknownRoad/Book_ThePrincessAndTheUnknownRoad.docx
@@ -1001,7 +1001,7 @@
                     <a:blip r:embed="rId13">
                       <a:extLst>
                         <a:ext uri="{28A0092B-C50C-407E-A947-70E740481C1C}">
-                          <a14:useLocalDpi xmlns="" xmlns:wpc="http://schemas.microsoft.com/office/word/2010/wordprocessingCanvas" xmlns:cx="http://schemas.microsoft.com/office/drawing/2014/chartex" xmlns:cx1="http://schemas.microsoft.com/office/drawing/2015/9/8/chartex" xmlns:cx2="http://schemas.microsoft.com/office/drawing/2015/10/21/chartex" xmlns:cx3="http://schemas.microsoft.com/office/drawing/2016/5/9/chartex" xmlns:cx4="http://schemas.microsoft.com/office/drawing/2016/5/10/chartex" xmlns:cx5="http://schemas.microsoft.com/office/drawing/2016/5/11/chartex" xmlns:cx6="http://schemas.microsoft.com/office/drawing/2016/5/12/chartex" xmlns:cx7="http://schemas.microsoft.com/office/drawing/2016/5/13/chartex" xmlns:cx8="http://schemas.microsoft.com/office/drawing/2016/5/14/chartex" xmlns:mc="http://schemas.openxmlformats.org/markup-compatibility/2006" xmlns:aink="http://schemas.microsoft.com/office/drawing/2016/ink" xmlns:o="urn:schemas-microsoft-com:office:office" xmlns:v="urn:schemas-microsoft-com:vml" xmlns:wp14="http://schemas.microsoft.com/office/word/2010/wordprocessingDrawing" xmlns:w10="urn:schemas-microsoft-com:office:word" xmlns:w="http://schemas.openxmlformats.org/wordprocessingml/2006/main" xmlns:w14="http://schemas.microsoft.com/office/word/2010/wordml" xmlns:w15="http://schemas.microsoft.com/office/word/2012/wordml" xmlns:w16se="http://schemas.microsoft.com/office/word/2015/wordml/symex" xmlns:wpg="http://schemas.microsoft.com/office/word/2010/wordprocessingGroup" xmlns:wpi="http://schemas.microsoft.com/office/word/2010/wordprocessingInk" xmlns:wps="http://schemas.microsoft.com/office/word/2010/wordprocessingShape" xmlns:a14="http://schemas.microsoft.com/office/drawing/2010/main" xmlns:arto="http://schemas.microsoft.com/office/word/2006/arto" val="0"/>
+                          <a14:useLocalDpi xmlns:arto="http://schemas.microsoft.com/office/word/2006/arto" xmlns:a14="http://schemas.microsoft.com/office/drawing/2010/main" xmlns:wps="http://schemas.microsoft.com/office/word/2010/wordprocessingShape" xmlns:wpi="http://schemas.microsoft.com/office/word/2010/wordprocessingInk" xmlns:wpg="http://schemas.microsoft.com/office/word/2010/wordprocessingGroup" xmlns:w16se="http://schemas.microsoft.com/office/word/2015/wordml/symex" xmlns:w15="http://schemas.microsoft.com/office/word/2012/wordml" xmlns:w14="http://schemas.microsoft.com/office/word/2010/wordml" xmlns:w="http://schemas.openxmlformats.org/wordprocessingml/2006/main" xmlns:w10="urn:schemas-microsoft-com:office:word" xmlns:wp14="http://schemas.microsoft.com/office/word/2010/wordprocessingDrawing" xmlns:v="urn:schemas-microsoft-com:vml" xmlns:o="urn:schemas-microsoft-com:office:office" xmlns:aink="http://schemas.microsoft.com/office/drawing/2016/ink" xmlns:mc="http://schemas.openxmlformats.org/markup-compatibility/2006" xmlns:cx8="http://schemas.microsoft.com/office/drawing/2016/5/14/chartex" xmlns:cx7="http://schemas.microsoft.com/office/drawing/2016/5/13/chartex" xmlns:cx6="http://schemas.microsoft.com/office/drawing/2016/5/12/chartex" xmlns:cx5="http://schemas.microsoft.com/office/drawing/2016/5/11/chartex" xmlns:cx4="http://schemas.microsoft.com/office/drawing/2016/5/10/chartex" xmlns:cx3="http://schemas.microsoft.com/office/drawing/2016/5/9/chartex" xmlns:cx2="http://schemas.microsoft.com/office/drawing/2015/10/21/chartex" xmlns:cx1="http://schemas.microsoft.com/office/drawing/2015/9/8/chartex" xmlns:cx="http://schemas.microsoft.com/office/drawing/2014/chartex" xmlns:wpc="http://schemas.microsoft.com/office/word/2010/wordprocessingCanvas" xmlns="" val="0"/>
                         </a:ext>
                       </a:extLst>
                     </a:blip>
@@ -1422,7 +1422,7 @@
                     <a:blip r:embed="rId13">
                       <a:extLst>
                         <a:ext uri="{28A0092B-C50C-407E-A947-70E740481C1C}">
-                          <a14:useLocalDpi xmlns="" xmlns:wpc="http://schemas.microsoft.com/office/word/2010/wordprocessingCanvas" xmlns:cx="http://schemas.microsoft.com/office/drawing/2014/chartex" xmlns:cx1="http://schemas.microsoft.com/office/drawing/2015/9/8/chartex" xmlns:cx2="http://schemas.microsoft.com/office/drawing/2015/10/21/chartex" xmlns:cx3="http://schemas.microsoft.com/office/drawing/2016/5/9/chartex" xmlns:cx4="http://schemas.microsoft.com/office/drawing/2016/5/10/chartex" xmlns:cx5="http://schemas.microsoft.com/office/drawing/2016/5/11/chartex" xmlns:cx6="http://schemas.microsoft.com/office/drawing/2016/5/12/chartex" xmlns:cx7="http://schemas.microsoft.com/office/drawing/2016/5/13/chartex" xmlns:cx8="http://schemas.microsoft.com/office/drawing/2016/5/14/chartex" xmlns:mc="http://schemas.openxmlformats.org/markup-compatibility/2006" xmlns:aink="http://schemas.microsoft.com/office/drawing/2016/ink" xmlns:o="urn:schemas-microsoft-com:office:office" xmlns:v="urn:schemas-microsoft-com:vml" xmlns:wp14="http://schemas.microsoft.com/office/word/2010/wordprocessingDrawing" xmlns:w10="urn:schemas-microsoft-com:office:word" xmlns:w="http://schemas.openxmlformats.org/wordprocessingml/2006/main" xmlns:w14="http://schemas.microsoft.com/office/word/2010/wordml" xmlns:w15="http://schemas.microsoft.com/office/word/2012/wordml" xmlns:w16se="http://schemas.microsoft.com/office/word/2015/wordml/symex" xmlns:wpg="http://schemas.microsoft.com/office/word/2010/wordprocessingGroup" xmlns:wpi="http://schemas.microsoft.com/office/word/2010/wordprocessingInk" xmlns:wps="http://schemas.microsoft.com/office/word/2010/wordprocessingShape" xmlns:a14="http://schemas.microsoft.com/office/drawing/2010/main" xmlns:arto="http://schemas.microsoft.com/office/word/2006/arto" val="0"/>
+                          <a14:useLocalDpi xmlns:arto="http://schemas.microsoft.com/office/word/2006/arto" xmlns:a14="http://schemas.microsoft.com/office/drawing/2010/main" xmlns:wps="http://schemas.microsoft.com/office/word/2010/wordprocessingShape" xmlns:wpi="http://schemas.microsoft.com/office/word/2010/wordprocessingInk" xmlns:wpg="http://schemas.microsoft.com/office/word/2010/wordprocessingGroup" xmlns:w16se="http://schemas.microsoft.com/office/word/2015/wordml/symex" xmlns:w15="http://schemas.microsoft.com/office/word/2012/wordml" xmlns:w14="http://schemas.microsoft.com/office/word/2010/wordml" xmlns:w="http://schemas.openxmlformats.org/wordprocessingml/2006/main" xmlns:w10="urn:schemas-microsoft-com:office:word" xmlns:wp14="http://schemas.microsoft.com/office/word/2010/wordprocessingDrawing" xmlns:v="urn:schemas-microsoft-com:vml" xmlns:o="urn:schemas-microsoft-com:office:office" xmlns:aink="http://schemas.microsoft.com/office/drawing/2016/ink" xmlns:mc="http://schemas.openxmlformats.org/markup-compatibility/2006" xmlns:cx8="http://schemas.microsoft.com/office/drawing/2016/5/14/chartex" xmlns:cx7="http://schemas.microsoft.com/office/drawing/2016/5/13/chartex" xmlns:cx6="http://schemas.microsoft.com/office/drawing/2016/5/12/chartex" xmlns:cx5="http://schemas.microsoft.com/office/drawing/2016/5/11/chartex" xmlns:cx4="http://schemas.microsoft.com/office/drawing/2016/5/10/chartex" xmlns:cx3="http://schemas.microsoft.com/office/drawing/2016/5/9/chartex" xmlns:cx2="http://schemas.microsoft.com/office/drawing/2015/10/21/chartex" xmlns:cx1="http://schemas.microsoft.com/office/drawing/2015/9/8/chartex" xmlns:cx="http://schemas.microsoft.com/office/drawing/2014/chartex" xmlns:wpc="http://schemas.microsoft.com/office/word/2010/wordprocessingCanvas" xmlns="" val="0"/>
                         </a:ext>
                       </a:extLst>
                     </a:blip>
@@ -2211,7 +2211,7 @@
                     <a:blip r:embed="rId13">
                       <a:extLst>
                         <a:ext uri="{28A0092B-C50C-407E-A947-70E740481C1C}">
-                          <a14:useLocalDpi xmlns="" xmlns:wpc="http://schemas.microsoft.com/office/word/2010/wordprocessingCanvas" xmlns:cx="http://schemas.microsoft.com/office/drawing/2014/chartex" xmlns:cx1="http://schemas.microsoft.com/office/drawing/2015/9/8/chartex" xmlns:cx2="http://schemas.microsoft.com/office/drawing/2015/10/21/chartex" xmlns:cx3="http://schemas.microsoft.com/office/drawing/2016/5/9/chartex" xmlns:cx4="http://schemas.microsoft.com/office/drawing/2016/5/10/chartex" xmlns:cx5="http://schemas.microsoft.com/office/drawing/2016/5/11/chartex" xmlns:cx6="http://schemas.microsoft.com/office/drawing/2016/5/12/chartex" xmlns:cx7="http://schemas.microsoft.com/office/drawing/2016/5/13/chartex" xmlns:cx8="http://schemas.microsoft.com/office/drawing/2016/5/14/chartex" xmlns:mc="http://schemas.openxmlformats.org/markup-compatibility/2006" xmlns:aink="http://schemas.microsoft.com/office/drawing/2016/ink" xmlns:o="urn:schemas-microsoft-com:office:office" xmlns:v="urn:schemas-microsoft-com:vml" xmlns:wp14="http://schemas.microsoft.com/office/word/2010/wordprocessingDrawing" xmlns:w10="urn:schemas-microsoft-com:office:word" xmlns:w="http://schemas.openxmlformats.org/wordprocessingml/2006/main" xmlns:w14="http://schemas.microsoft.com/office/word/2010/wordml" xmlns:w15="http://schemas.microsoft.com/office/word/2012/wordml" xmlns:w16se="http://schemas.microsoft.com/office/word/2015/wordml/symex" xmlns:wpg="http://schemas.microsoft.com/office/word/2010/wordprocessingGroup" xmlns:wpi="http://schemas.microsoft.com/office/word/2010/wordprocessingInk" xmlns:wps="http://schemas.microsoft.com/office/word/2010/wordprocessingShape" xmlns:a14="http://schemas.microsoft.com/office/drawing/2010/main" xmlns:arto="http://schemas.microsoft.com/office/word/2006/arto" val="0"/>
+                          <a14:useLocalDpi xmlns:arto="http://schemas.microsoft.com/office/word/2006/arto" xmlns:a14="http://schemas.microsoft.com/office/drawing/2010/main" xmlns:wps="http://schemas.microsoft.com/office/word/2010/wordprocessingShape" xmlns:wpi="http://schemas.microsoft.com/office/word/2010/wordprocessingInk" xmlns:wpg="http://schemas.microsoft.com/office/word/2010/wordprocessingGroup" xmlns:w16se="http://schemas.microsoft.com/office/word/2015/wordml/symex" xmlns:w15="http://schemas.microsoft.com/office/word/2012/wordml" xmlns:w14="http://schemas.microsoft.com/office/word/2010/wordml" xmlns:w="http://schemas.openxmlformats.org/wordprocessingml/2006/main" xmlns:w10="urn:schemas-microsoft-com:office:word" xmlns:wp14="http://schemas.microsoft.com/office/word/2010/wordprocessingDrawing" xmlns:v="urn:schemas-microsoft-com:vml" xmlns:o="urn:schemas-microsoft-com:office:office" xmlns:aink="http://schemas.microsoft.com/office/drawing/2016/ink" xmlns:mc="http://schemas.openxmlformats.org/markup-compatibility/2006" xmlns:cx8="http://schemas.microsoft.com/office/drawing/2016/5/14/chartex" xmlns:cx7="http://schemas.microsoft.com/office/drawing/2016/5/13/chartex" xmlns:cx6="http://schemas.microsoft.com/office/drawing/2016/5/12/chartex" xmlns:cx5="http://schemas.microsoft.com/office/drawing/2016/5/11/chartex" xmlns:cx4="http://schemas.microsoft.com/office/drawing/2016/5/10/chartex" xmlns:cx3="http://schemas.microsoft.com/office/drawing/2016/5/9/chartex" xmlns:cx2="http://schemas.microsoft.com/office/drawing/2015/10/21/chartex" xmlns:cx1="http://schemas.microsoft.com/office/drawing/2015/9/8/chartex" xmlns:cx="http://schemas.microsoft.com/office/drawing/2014/chartex" xmlns:wpc="http://schemas.microsoft.com/office/word/2010/wordprocessingCanvas" xmlns="" val="0"/>
                         </a:ext>
                       </a:extLst>
                     </a:blip>
@@ -4023,7 +4023,7 @@
                     <a:blip r:embed="rId13">
                       <a:extLst>
                         <a:ext uri="{28A0092B-C50C-407E-A947-70E740481C1C}">
-                          <a14:useLocalDpi xmlns="" xmlns:wpc="http://schemas.microsoft.com/office/word/2010/wordprocessingCanvas" xmlns:cx="http://schemas.microsoft.com/office/drawing/2014/chartex" xmlns:cx1="http://schemas.microsoft.com/office/drawing/2015/9/8/chartex" xmlns:cx2="http://schemas.microsoft.com/office/drawing/2015/10/21/chartex" xmlns:cx3="http://schemas.microsoft.com/office/drawing/2016/5/9/chartex" xmlns:cx4="http://schemas.microsoft.com/office/drawing/2016/5/10/chartex" xmlns:cx5="http://schemas.microsoft.com/office/drawing/2016/5/11/chartex" xmlns:cx6="http://schemas.microsoft.com/office/drawing/2016/5/12/chartex" xmlns:cx7="http://schemas.microsoft.com/office/drawing/2016/5/13/chartex" xmlns:cx8="http://schemas.microsoft.com/office/drawing/2016/5/14/chartex" xmlns:mc="http://schemas.openxmlformats.org/markup-compatibility/2006" xmlns:aink="http://schemas.microsoft.com/office/drawing/2016/ink" xmlns:o="urn:schemas-microsoft-com:office:office" xmlns:v="urn:schemas-microsoft-com:vml" xmlns:wp14="http://schemas.microsoft.com/office/word/2010/wordprocessingDrawing" xmlns:w10="urn:schemas-microsoft-com:office:word" xmlns:w="http://schemas.openxmlformats.org/wordprocessingml/2006/main" xmlns:w14="http://schemas.microsoft.com/office/word/2010/wordml" xmlns:w15="http://schemas.microsoft.com/office/word/2012/wordml" xmlns:w16se="http://schemas.microsoft.com/office/word/2015/wordml/symex" xmlns:wpg="http://schemas.microsoft.com/office/word/2010/wordprocessingGroup" xmlns:wpi="http://schemas.microsoft.com/office/word/2010/wordprocessingInk" xmlns:wps="http://schemas.microsoft.com/office/word/2010/wordprocessingShape" xmlns:a14="http://schemas.microsoft.com/office/drawing/2010/main" xmlns:arto="http://schemas.microsoft.com/office/word/2006/arto" val="0"/>
+                          <a14:useLocalDpi xmlns:arto="http://schemas.microsoft.com/office/word/2006/arto" xmlns:a14="http://schemas.microsoft.com/office/drawing/2010/main" xmlns:wps="http://schemas.microsoft.com/office/word/2010/wordprocessingShape" xmlns:wpi="http://schemas.microsoft.com/office/word/2010/wordprocessingInk" xmlns:wpg="http://schemas.microsoft.com/office/word/2010/wordprocessingGroup" xmlns:w16se="http://schemas.microsoft.com/office/word/2015/wordml/symex" xmlns:w15="http://schemas.microsoft.com/office/word/2012/wordml" xmlns:w14="http://schemas.microsoft.com/office/word/2010/wordml" xmlns:w="http://schemas.openxmlformats.org/wordprocessingml/2006/main" xmlns:w10="urn:schemas-microsoft-com:office:word" xmlns:wp14="http://schemas.microsoft.com/office/word/2010/wordprocessingDrawing" xmlns:v="urn:schemas-microsoft-com:vml" xmlns:o="urn:schemas-microsoft-com:office:office" xmlns:aink="http://schemas.microsoft.com/office/drawing/2016/ink" xmlns:mc="http://schemas.openxmlformats.org/markup-compatibility/2006" xmlns:cx8="http://schemas.microsoft.com/office/drawing/2016/5/14/chartex" xmlns:cx7="http://schemas.microsoft.com/office/drawing/2016/5/13/chartex" xmlns:cx6="http://schemas.microsoft.com/office/drawing/2016/5/12/chartex" xmlns:cx5="http://schemas.microsoft.com/office/drawing/2016/5/11/chartex" xmlns:cx4="http://schemas.microsoft.com/office/drawing/2016/5/10/chartex" xmlns:cx3="http://schemas.microsoft.com/office/drawing/2016/5/9/chartex" xmlns:cx2="http://schemas.microsoft.com/office/drawing/2015/10/21/chartex" xmlns:cx1="http://schemas.microsoft.com/office/drawing/2015/9/8/chartex" xmlns:cx="http://schemas.microsoft.com/office/drawing/2014/chartex" xmlns:wpc="http://schemas.microsoft.com/office/word/2010/wordprocessingCanvas" xmlns="" val="0"/>
                         </a:ext>
                       </a:extLst>
                     </a:blip>
@@ -5433,7 +5433,13 @@
     <w:p>
       <w:r>
         <w:lastRenderedPageBreak/>
-        <w:t xml:space="preserve">“Dark matter,” </w:t>
+        <w:t>“Dark matter</w:t>
+      </w:r>
+      <w:r>
+        <w:t xml:space="preserve"> - Something to do with imaginary numbers</w:t>
+      </w:r>
+      <w:r>
+        <w:t xml:space="preserve">,” </w:t>
       </w:r>
       <w:r>
         <w:t>Felix</w:t>
@@ -6622,7 +6628,13 @@
         <w:t xml:space="preserve">humans. </w:t>
       </w:r>
       <w:r>
-        <w:t>It is an extremely</w:t>
+        <w:t xml:space="preserve">It </w:t>
+      </w:r>
+      <w:r>
+        <w:t>was</w:t>
+      </w:r>
+      <w:r>
+        <w:t xml:space="preserve"> an extremely</w:t>
       </w:r>
       <w:r>
         <w:t xml:space="preserve"> dangerous </w:t>
@@ -7091,7 +7103,15 @@
         <w:t>“Twelve thousand years ago, a</w:t>
       </w:r>
       <w:r>
-        <w:t xml:space="preserve"> major world war broke out, threatening the world. The </w:t>
+        <w:t xml:space="preserve"> major world war broke out, threatening the world.</w:t>
+      </w:r>
+    </w:p>
+    <w:p>
+      <w:r>
+        <w:t>“</w:t>
+      </w:r>
+      <w:r>
+        <w:t xml:space="preserve">The </w:t>
       </w:r>
       <w:r>
         <w:t>gods</w:t>
@@ -7146,6 +7166,9 @@
       <w:r>
         <w:t>Unfortunately, since the war destroyed civilization, we have few records of that age.</w:t>
       </w:r>
+      <w:r>
+        <w:t xml:space="preserve"> Later, humans systematically destroyed what evidence remained, which is why only a few out of place artifacts exist. And those that are found are just trinkets and toys.</w:t>
+      </w:r>
     </w:p>
     <w:p>
       <w:r>
@@ -7178,7 +7201,11 @@
         <w:t>, having</w:t>
       </w:r>
       <w:r>
-        <w:t xml:space="preserve"> purple hair</w:t>
+        <w:t xml:space="preserve"> purple </w:t>
+      </w:r>
+      <w:r>
+        <w:lastRenderedPageBreak/>
+        <w:t>hair</w:t>
       </w:r>
       <w:r>
         <w:t>,</w:t>
@@ -7212,7 +7239,6 @@
     </w:p>
     <w:p>
       <w:r>
-        <w:lastRenderedPageBreak/>
         <w:t xml:space="preserve">“In the wizard world, </w:t>
       </w:r>
       <w:r>
@@ -7388,6 +7414,7 @@
     </w:p>
     <w:p>
       <w:r>
+        <w:lastRenderedPageBreak/>
         <w:t>As expected, Annie heard the thought. She fell down on her back and laugh</w:t>
       </w:r>
       <w:r>
@@ -7414,215 +7441,215 @@
     </w:p>
     <w:p>
       <w:r>
+        <w:t xml:space="preserve">Feeling embarrassed, </w:t>
+      </w:r>
+      <w:r>
+        <w:t>Luke</w:t>
+      </w:r>
+      <w:r>
+        <w:t xml:space="preserve"> tried to grab her. She scooted away and continued laughing.</w:t>
+      </w:r>
+    </w:p>
+    <w:p>
+      <w:r>
+        <w:t xml:space="preserve">“The emperor is distinguished by having one </w:t>
+      </w:r>
+      <w:r>
+        <w:t xml:space="preserve">white </w:t>
+      </w:r>
+      <w:r>
+        <w:t xml:space="preserve">eye </w:t>
+      </w:r>
+      <w:r>
+        <w:t xml:space="preserve">with a black pupil and one </w:t>
+      </w:r>
+      <w:r>
+        <w:t xml:space="preserve">black </w:t>
+      </w:r>
+      <w:r>
+        <w:t>eye with a white pupil</w:t>
+      </w:r>
+      <w:r>
+        <w:t xml:space="preserve">,” Helga </w:t>
+      </w:r>
+      <w:r>
+        <w:t>explained</w:t>
+      </w:r>
+      <w:r>
+        <w:t>.</w:t>
+      </w:r>
+      <w:r>
+        <w:t xml:space="preserve"> “And the lack of an emperor is no laughing matter. It could cause another world war, or worse.”</w:t>
+      </w:r>
+    </w:p>
+    <w:p>
+      <w:r>
+        <w:t>“Like it did world war 1 and 2,” Luke said, nodding.</w:t>
+      </w:r>
+    </w:p>
+    <w:p>
+      <w:r>
+        <w:t xml:space="preserve">“How am I supposed to address you? Is it okay for a commoner to associate with you?” </w:t>
+      </w:r>
+      <w:r>
+        <w:t>Luke</w:t>
+      </w:r>
+      <w:r>
+        <w:t xml:space="preserve"> asked.</w:t>
+      </w:r>
+    </w:p>
+    <w:p>
+      <w:r>
+        <w:t xml:space="preserve">“Of course dear,” Helga </w:t>
+      </w:r>
+      <w:r>
+        <w:t>assured</w:t>
+      </w:r>
+      <w:r>
+        <w:t xml:space="preserve">. “Our children have </w:t>
+      </w:r>
+      <w:r>
+        <w:t>tak</w:t>
+      </w:r>
+      <w:r>
+        <w:t>en</w:t>
+      </w:r>
+      <w:r>
+        <w:t xml:space="preserve"> a liking to you</w:t>
+      </w:r>
+      <w:r>
+        <w:t>, so treat them as you did before.”</w:t>
+      </w:r>
+    </w:p>
+    <w:p>
+      <w:r>
+        <w:t xml:space="preserve">“If you say so, majesty,” </w:t>
+      </w:r>
+      <w:r>
+        <w:t>Luke</w:t>
+      </w:r>
+      <w:r>
+        <w:t xml:space="preserve"> said uncertainly.</w:t>
+      </w:r>
+    </w:p>
+    <w:p>
+      <w:r>
+        <w:t xml:space="preserve">“Don’t worry about stupid titles </w:t>
+      </w:r>
+      <w:r>
+        <w:t>Luke</w:t>
+      </w:r>
+      <w:r>
+        <w:t xml:space="preserve">,” </w:t>
+      </w:r>
+      <w:r>
+        <w:t>Felix</w:t>
+      </w:r>
+      <w:r>
+        <w:t xml:space="preserve"> said and gave </w:t>
+      </w:r>
+      <w:r>
+        <w:t>Luke</w:t>
+      </w:r>
+      <w:r>
+        <w:t xml:space="preserve"> a hug. “I like you and that’s the only thing that matters.”</w:t>
+      </w:r>
+    </w:p>
+    <w:p>
+      <w:r>
+        <w:t xml:space="preserve">Millie gave </w:t>
+      </w:r>
+      <w:r>
+        <w:t>Luke</w:t>
+      </w:r>
+      <w:r>
+        <w:t xml:space="preserve"> a hug from the other side and said, “I like you too.”</w:t>
+      </w:r>
+    </w:p>
+    <w:p>
+      <w:r>
+        <w:t xml:space="preserve">“I want a hug too,” Annie </w:t>
+      </w:r>
+      <w:r>
+        <w:t>called</w:t>
+      </w:r>
+      <w:r>
+        <w:t xml:space="preserve"> and </w:t>
+      </w:r>
+      <w:r>
+        <w:t xml:space="preserve">hugged </w:t>
+      </w:r>
+      <w:r>
+        <w:t>Luke</w:t>
+      </w:r>
+      <w:r>
+        <w:t>’s face.</w:t>
+      </w:r>
+    </w:p>
+    <w:p>
+      <w:r>
+        <w:t xml:space="preserve">“You made fun of me and now you want a hug?” </w:t>
+      </w:r>
+      <w:r>
+        <w:t>Luke</w:t>
+      </w:r>
+      <w:r>
+        <w:t xml:space="preserve"> </w:t>
+      </w:r>
+      <w:r>
+        <w:t>asked</w:t>
+      </w:r>
+      <w:r>
+        <w:t>, still feeling upset that she embarrassed him.</w:t>
+      </w:r>
+    </w:p>
+    <w:p>
+      <w:r>
+        <w:t xml:space="preserve">“That’s only because I love you,” Annie </w:t>
+      </w:r>
+      <w:r>
+        <w:t>replied</w:t>
+      </w:r>
+      <w:r>
+        <w:t xml:space="preserve"> </w:t>
+      </w:r>
+      <w:r>
+        <w:t>by</w:t>
+      </w:r>
+      <w:r>
+        <w:t xml:space="preserve"> way of </w:t>
+      </w:r>
+      <w:r>
+        <w:t xml:space="preserve">an </w:t>
+      </w:r>
+      <w:r>
+        <w:t>apology.</w:t>
+      </w:r>
+    </w:p>
+    <w:p>
+      <w:r>
+        <w:t>He couldn’t stay angry at her</w:t>
+      </w:r>
+      <w:r>
+        <w:t>. She was only a baby.</w:t>
+      </w:r>
+    </w:p>
+    <w:p>
+      <w:r>
+        <w:t>Annie got off and headed for more food.</w:t>
+      </w:r>
+    </w:p>
+    <w:p>
+      <w:r>
         <w:lastRenderedPageBreak/>
-        <w:t xml:space="preserve">Feeling embarrassed, </w:t>
-      </w:r>
-      <w:r>
-        <w:t>Luke</w:t>
-      </w:r>
-      <w:r>
-        <w:t xml:space="preserve"> tried to grab her. She scooted away and continued laughing.</w:t>
-      </w:r>
-    </w:p>
-    <w:p>
-      <w:r>
-        <w:t xml:space="preserve">“The emperor is distinguished by having one </w:t>
-      </w:r>
-      <w:r>
-        <w:t xml:space="preserve">white </w:t>
-      </w:r>
-      <w:r>
-        <w:t xml:space="preserve">eye </w:t>
-      </w:r>
-      <w:r>
-        <w:t xml:space="preserve">with a black pupil and one </w:t>
-      </w:r>
-      <w:r>
-        <w:t xml:space="preserve">black </w:t>
-      </w:r>
-      <w:r>
-        <w:t>eye with a white pupil</w:t>
-      </w:r>
-      <w:r>
-        <w:t xml:space="preserve">,” Helga </w:t>
-      </w:r>
-      <w:r>
-        <w:t>explained</w:t>
+        <w:t xml:space="preserve">“She’s quite a glutton,” Susan </w:t>
+      </w:r>
+      <w:r>
+        <w:t>commented</w:t>
       </w:r>
       <w:r>
         <w:t>.</w:t>
       </w:r>
-      <w:r>
-        <w:t xml:space="preserve"> “And the lack of an emperor is no laughing matter. It could cause another world war, or worse.”</w:t>
-      </w:r>
-    </w:p>
-    <w:p>
-      <w:r>
-        <w:t>“Like it did world war 1 and 2,” Luke said, nodding.</w:t>
-      </w:r>
-    </w:p>
-    <w:p>
-      <w:r>
-        <w:t xml:space="preserve">“How am I supposed to address you? Is it okay for a commoner to associate with you?” </w:t>
-      </w:r>
-      <w:r>
-        <w:t>Luke</w:t>
-      </w:r>
-      <w:r>
-        <w:t xml:space="preserve"> asked.</w:t>
-      </w:r>
-    </w:p>
-    <w:p>
-      <w:r>
-        <w:t xml:space="preserve">“Of course dear,” Helga </w:t>
-      </w:r>
-      <w:r>
-        <w:t>assured</w:t>
-      </w:r>
-      <w:r>
-        <w:t xml:space="preserve">. “Our children have </w:t>
-      </w:r>
-      <w:r>
-        <w:t>tak</w:t>
-      </w:r>
-      <w:r>
-        <w:t>en</w:t>
-      </w:r>
-      <w:r>
-        <w:t xml:space="preserve"> a liking to you</w:t>
-      </w:r>
-      <w:r>
-        <w:t>, so treat them as you did before.”</w:t>
-      </w:r>
-    </w:p>
-    <w:p>
-      <w:r>
-        <w:t xml:space="preserve">“If you say so, majesty,” </w:t>
-      </w:r>
-      <w:r>
-        <w:t>Luke</w:t>
-      </w:r>
-      <w:r>
-        <w:t xml:space="preserve"> said uncertainly.</w:t>
-      </w:r>
-    </w:p>
-    <w:p>
-      <w:r>
-        <w:t xml:space="preserve">“Don’t worry about stupid titles </w:t>
-      </w:r>
-      <w:r>
-        <w:t>Luke</w:t>
-      </w:r>
-      <w:r>
-        <w:t xml:space="preserve">,” </w:t>
-      </w:r>
-      <w:r>
-        <w:t>Felix</w:t>
-      </w:r>
-      <w:r>
-        <w:t xml:space="preserve"> said and gave </w:t>
-      </w:r>
-      <w:r>
-        <w:t>Luke</w:t>
-      </w:r>
-      <w:r>
-        <w:t xml:space="preserve"> a hug. “I like you and that’s the only thing that matters.”</w:t>
-      </w:r>
-    </w:p>
-    <w:p>
-      <w:r>
-        <w:t xml:space="preserve">Millie gave </w:t>
-      </w:r>
-      <w:r>
-        <w:t>Luke</w:t>
-      </w:r>
-      <w:r>
-        <w:t xml:space="preserve"> a hug from the other side and said, “I like you too.”</w:t>
-      </w:r>
-    </w:p>
-    <w:p>
-      <w:r>
-        <w:t xml:space="preserve">“I want a hug too,” Annie </w:t>
-      </w:r>
-      <w:r>
-        <w:t>called</w:t>
-      </w:r>
-      <w:r>
-        <w:t xml:space="preserve"> and </w:t>
-      </w:r>
-      <w:r>
-        <w:t xml:space="preserve">hugged </w:t>
-      </w:r>
-      <w:r>
-        <w:t>Luke</w:t>
-      </w:r>
-      <w:r>
-        <w:t>’s face.</w:t>
-      </w:r>
-    </w:p>
-    <w:p>
-      <w:r>
-        <w:t xml:space="preserve">“You made fun of me and now you want a hug?” </w:t>
-      </w:r>
-      <w:r>
-        <w:t>Luke</w:t>
-      </w:r>
-      <w:r>
-        <w:t xml:space="preserve"> </w:t>
-      </w:r>
-      <w:r>
-        <w:t>asked</w:t>
-      </w:r>
-      <w:r>
-        <w:t>, still feeling upset that she embarrassed him.</w:t>
-      </w:r>
-    </w:p>
-    <w:p>
-      <w:r>
-        <w:t xml:space="preserve">“That’s only because I love you,” Annie </w:t>
-      </w:r>
-      <w:r>
-        <w:t>replied</w:t>
-      </w:r>
-      <w:r>
-        <w:t xml:space="preserve"> </w:t>
-      </w:r>
-      <w:r>
-        <w:t>by</w:t>
-      </w:r>
-      <w:r>
-        <w:t xml:space="preserve"> way of </w:t>
-      </w:r>
-      <w:r>
-        <w:t xml:space="preserve">an </w:t>
-      </w:r>
-      <w:r>
-        <w:t>apology.</w:t>
-      </w:r>
-    </w:p>
-    <w:p>
-      <w:r>
-        <w:t>He couldn’t stay angry at her</w:t>
-      </w:r>
-      <w:r>
-        <w:t>. She was only a baby.</w:t>
-      </w:r>
-    </w:p>
-    <w:p>
-      <w:r>
-        <w:t>Annie got off and headed for more food.</w:t>
-      </w:r>
-    </w:p>
-    <w:p>
-      <w:r>
-        <w:t xml:space="preserve">“She’s quite a glutton,” Susan </w:t>
-      </w:r>
-      <w:r>
-        <w:t>commented</w:t>
-      </w:r>
-      <w:r>
-        <w:t>.</w:t>
-      </w:r>
     </w:p>
     <w:p>
       <w:r>
@@ -7637,7 +7664,6 @@
     </w:p>
     <w:p>
       <w:r>
-        <w:lastRenderedPageBreak/>
         <w:t xml:space="preserve">“It’s fascinating to see her eat so much,” </w:t>
       </w:r>
       <w:r>
@@ -9133,7 +9159,13 @@
         <w:t xml:space="preserve"> entered the kitchen and began preparations.</w:t>
       </w:r>
       <w:r>
-        <w:t xml:space="preserve"> Lunch prepared, they sat at the table.</w:t>
+        <w:t xml:space="preserve"> </w:t>
+      </w:r>
+      <w:r>
+        <w:t>Brunch</w:t>
+      </w:r>
+      <w:r>
+        <w:t xml:space="preserve"> prepared, they sat at the table.</w:t>
       </w:r>
     </w:p>
     <w:p>
@@ -9863,6 +9895,9 @@
       <w:r>
         <w:t>at at their table and ate.</w:t>
       </w:r>
+      <w:r>
+        <w:t xml:space="preserve"> It was a strange sight. There were four plates but only 3 people. Fortunately most people were too busy to notice.</w:t>
+      </w:r>
     </w:p>
     <w:p>
       <w:r>
@@ -9991,6 +10026,7 @@
     </w:p>
     <w:p>
       <w:r>
+        <w:lastRenderedPageBreak/>
         <w:t>“Because of the amount of food she has eaten,” Luke replied.</w:t>
       </w:r>
       <w:r>
@@ -9999,202 +10035,320 @@
     </w:p>
     <w:p>
       <w:r>
+        <w:t xml:space="preserve">“I don’t know about that,” </w:t>
+      </w:r>
+      <w:r>
+        <w:t>Felix</w:t>
+      </w:r>
+      <w:r>
+        <w:t xml:space="preserve"> said. “However, you’re a smart guy so you must be right.”</w:t>
+      </w:r>
+    </w:p>
+    <w:p>
+      <w:r>
+        <w:t>They arrived home and entered. The parents were out in the yard doing work.</w:t>
+      </w:r>
+      <w:r>
+        <w:t xml:space="preserve"> “Hi dear,” </w:t>
+      </w:r>
+      <w:r>
+        <w:t>Jane</w:t>
+      </w:r>
+      <w:r>
+        <w:t xml:space="preserve"> said. “That was fast. Did you get what you needed?”</w:t>
+      </w:r>
+    </w:p>
+    <w:p>
+      <w:r>
+        <w:t>“Yes mum,” Luke replied. “I guess I should be leaving. I have studying to do. There’s so much wizards my age</w:t>
+      </w:r>
+      <w:r>
+        <w:t xml:space="preserve"> know that I know nothing about. See you later mum and dad,</w:t>
+      </w:r>
+      <w:r>
+        <w:t>”</w:t>
+      </w:r>
+      <w:r>
+        <w:t xml:space="preserve"> Luke said and gave his mum a kiss.</w:t>
+      </w:r>
+    </w:p>
+    <w:p>
+      <w:r>
+        <w:t xml:space="preserve">“How come I can see Annie? I don’t have my goggles on,” </w:t>
+      </w:r>
+      <w:r>
+        <w:t>Joe</w:t>
+      </w:r>
+      <w:r>
+        <w:t xml:space="preserve"> asked.</w:t>
+      </w:r>
+    </w:p>
+    <w:p>
+      <w:r>
+        <w:t xml:space="preserve">“She ate too much </w:t>
+      </w:r>
+      <w:r>
+        <w:t>people food</w:t>
+      </w:r>
+      <w:r>
+        <w:t>,” Luke said. “She’</w:t>
+      </w:r>
+      <w:r>
+        <w:t>ll</w:t>
+      </w:r>
+      <w:r>
+        <w:t xml:space="preserve"> turn invisible again if she eats spirit beast food.</w:t>
+      </w:r>
+      <w:r>
+        <w:t xml:space="preserve"> I think.</w:t>
+      </w:r>
+      <w:r>
+        <w:t>”</w:t>
+      </w:r>
+    </w:p>
+    <w:p>
+      <w:r>
+        <w:t xml:space="preserve">“What will happen if people ate that?” </w:t>
+      </w:r>
+      <w:r>
+        <w:t>Joe</w:t>
+      </w:r>
+      <w:r>
+        <w:t xml:space="preserve"> asked.</w:t>
+      </w:r>
+    </w:p>
+    <w:p>
+      <w:r>
+        <w:t>Millie said, “I tried some as a little girl. It tasted disgusting.</w:t>
+      </w:r>
+      <w:r>
+        <w:t xml:space="preserve"> I </w:t>
+      </w:r>
+      <w:r>
+        <w:t xml:space="preserve">then </w:t>
+      </w:r>
+      <w:r>
+        <w:t>got scolded, but no one mentioned what would happen.</w:t>
+      </w:r>
+      <w:r>
+        <w:t>”</w:t>
+      </w:r>
+    </w:p>
+    <w:p>
+      <w:r>
+        <w:t xml:space="preserve">“I guess they didn’t want you to eat </w:t>
+      </w:r>
+      <w:r>
+        <w:t>spirit beast</w:t>
+      </w:r>
+      <w:r>
+        <w:t xml:space="preserve"> food,” </w:t>
+      </w:r>
+      <w:r>
+        <w:t>Felix</w:t>
+      </w:r>
+      <w:r>
+        <w:t xml:space="preserve"> suggested.</w:t>
+      </w:r>
+    </w:p>
+    <w:p>
+      <w:r>
+        <w:t xml:space="preserve">“No,” Joe </w:t>
+      </w:r>
+      <w:r>
+        <w:t>mused</w:t>
+      </w:r>
+      <w:r>
+        <w:t>. “</w:t>
+      </w:r>
+      <w:r>
+        <w:t>Stories about the Fey forbade people from eating their food. Those who do were whisked into the land of Fey, never to be seen again.</w:t>
+      </w:r>
+      <w:r>
+        <w:t>”</w:t>
+      </w:r>
+    </w:p>
+    <w:p>
+      <w:r>
+        <w:t>“Scary,” Felix exclaimed.</w:t>
+      </w:r>
+    </w:p>
+    <w:p>
+      <w:r>
+        <w:t>“How do you know so much?” Millie asked.</w:t>
+      </w:r>
+    </w:p>
+    <w:p>
+      <w:r>
         <w:lastRenderedPageBreak/>
-        <w:t xml:space="preserve">“I don’t know about that,” </w:t>
+        <w:t>“We aren’t as separated as you might think,” Jane said. “We do share the same planet. I’m sure I passed wizards on the street countless timed, without knowing.”</w:t>
+      </w:r>
+    </w:p>
+    <w:p>
+      <w:r>
+        <w:t xml:space="preserve">“There are </w:t>
+      </w:r>
+      <w:r>
+        <w:t>some</w:t>
+      </w:r>
+      <w:r>
+        <w:t xml:space="preserve"> </w:t>
+      </w:r>
+      <w:r>
+        <w:t>146 million</w:t>
+      </w:r>
+      <w:r>
+        <w:t xml:space="preserve"> wizards in the world,” Luke said. “A war nearly destroyed the planet over 12 thousands ago.”</w:t>
+      </w:r>
+    </w:p>
+    <w:p>
+      <w:r>
+        <w:t>“Atlantis,” Joe said, nodding his head.</w:t>
+      </w:r>
+    </w:p>
+    <w:p>
+      <w:r>
+        <w:t>“After that, the gods forbade wizards from interfering with humans,” Luke said.</w:t>
+      </w:r>
+    </w:p>
+    <w:p>
+      <w:r>
+        <w:t xml:space="preserve">“That makes perfect </w:t>
+      </w:r>
+      <w:r>
+        <w:t xml:space="preserve">sense </w:t>
+      </w:r>
+      <w:r>
+        <w:t>from a historical and biblical perspective,” Joe said. “It also explains features archaeologists refuse to admit.”</w:t>
+      </w:r>
+    </w:p>
+    <w:p>
+      <w:r>
+        <w:t>“This is so exciting,” Jan</w:t>
+      </w:r>
+      <w:r>
+        <w:t>e</w:t>
+      </w:r>
+      <w:r>
+        <w:t xml:space="preserve"> </w:t>
+      </w:r>
+      <w:r>
+        <w:t>exclaimed</w:t>
+      </w:r>
+      <w:r>
+        <w:t>. “I can’t wait to reexamine human history.”</w:t>
+      </w:r>
+    </w:p>
+    <w:p>
+      <w:r>
+        <w:t>They waved bye and drove off.</w:t>
+      </w:r>
+    </w:p>
+    <w:p>
+      <w:r>
+        <w:t>“</w:t>
+      </w:r>
+      <w:r>
+        <w:t xml:space="preserve">You </w:t>
+      </w:r>
+      <w:r>
+        <w:t>k</w:t>
+      </w:r>
+      <w:r>
+        <w:t>now</w:t>
+      </w:r>
+      <w:r>
+        <w:t xml:space="preserve"> what?” Luke asked. “I know nothing about wizard culture and I know nothing about Annie, who seems different from other – did she turn visible because I assumed she should turn visible or because of the food? She was invisible when we left the restaurant.</w:t>
+      </w:r>
+      <w:r>
+        <w:t xml:space="preserve"> No one saw her.</w:t>
+      </w:r>
+      <w:r>
+        <w:t>”</w:t>
+      </w:r>
+    </w:p>
+    <w:p>
+      <w:r>
+        <w:t>Luke focused on the hotel.</w:t>
+      </w:r>
+    </w:p>
+    <w:p>
+      <w:r>
+        <w:t xml:space="preserve">“Being a wizard isn’t always fun,” </w:t>
       </w:r>
       <w:r>
         <w:t>Felix</w:t>
       </w:r>
       <w:r>
-        <w:t xml:space="preserve"> said. “However, you’re a smart guy so you must be right.”</w:t>
-      </w:r>
-    </w:p>
-    <w:p>
-      <w:r>
-        <w:t>They arrived home and entered. The parents were out in the yard doing work.</w:t>
-      </w:r>
-      <w:r>
-        <w:t xml:space="preserve"> “Hi dear,” </w:t>
-      </w:r>
-      <w:r>
-        <w:t>Jane</w:t>
-      </w:r>
-      <w:r>
-        <w:t xml:space="preserve"> said. “That was fast. Did you get what you needed?”</w:t>
-      </w:r>
-    </w:p>
-    <w:p>
-      <w:r>
-        <w:t>“Yes mum,” Luke replied. “I guess I should be leaving. I have studying to do. There’s so much wizards my age</w:t>
-      </w:r>
-      <w:r>
-        <w:t xml:space="preserve"> know that I know nothing about. See you later mum and dad,</w:t>
+        <w:t xml:space="preserve"> said. </w:t>
+      </w:r>
+      <w:r>
+        <w:t>“All of us get challenged starting when we reach</w:t>
+      </w:r>
+      <w:r>
+        <w:t>…</w:t>
       </w:r>
       <w:r>
         <w:t>”</w:t>
       </w:r>
-      <w:r>
-        <w:t xml:space="preserve"> Luke said and gave his mum a kiss.</w:t>
-      </w:r>
-    </w:p>
-    <w:p>
-      <w:r>
-        <w:t xml:space="preserve">“How come I can see Annie? I don’t have my goggles on,” </w:t>
-      </w:r>
-      <w:r>
-        <w:t>Joe</w:t>
-      </w:r>
-      <w:r>
-        <w:t xml:space="preserve"> asked.</w:t>
-      </w:r>
-    </w:p>
-    <w:p>
-      <w:r>
-        <w:t xml:space="preserve">“She ate too much </w:t>
-      </w:r>
-      <w:r>
-        <w:t>people food</w:t>
-      </w:r>
-      <w:r>
-        <w:t>,” Luke said. “She’</w:t>
-      </w:r>
-      <w:r>
-        <w:t>ll</w:t>
-      </w:r>
-      <w:r>
-        <w:t xml:space="preserve"> turn invisible again if she eats spirit beast food.</w:t>
-      </w:r>
-      <w:r>
-        <w:t xml:space="preserve"> I think.</w:t>
+    </w:p>
+    <w:p>
+      <w:r>
+        <w:t xml:space="preserve">The sound of </w:t>
+      </w:r>
+      <w:r>
+        <w:t>Felix</w:t>
+      </w:r>
+      <w:r>
+        <w:t xml:space="preserve">’s voice disappeared as the tunnel opened and they entered. Luke stared out the window at the </w:t>
+      </w:r>
+      <w:r>
+        <w:t>kaleidoscope</w:t>
+      </w:r>
+      <w:r>
+        <w:t xml:space="preserve"> of colors. </w:t>
+      </w:r>
+      <w:r>
+        <w:t xml:space="preserve">This time he intentionally ignored the trip through the planet. </w:t>
+      </w:r>
+      <w:r>
+        <w:t>A moment later they were out.</w:t>
+      </w:r>
+    </w:p>
+    <w:p>
+      <w:r>
+        <w:lastRenderedPageBreak/>
+        <w:t>“</w:t>
+      </w:r>
+      <w:r>
+        <w:t>…puberty. By the way</w:t>
+      </w:r>
+      <w:r>
+        <w:t>, l</w:t>
+      </w:r>
+      <w:r>
+        <w:t>et’s go back to the hotel to get our stuff, and the</w:t>
+      </w:r>
+      <w:r>
+        <w:t>n we can go to my parents place,</w:t>
       </w:r>
       <w:r>
         <w:t>”</w:t>
       </w:r>
-    </w:p>
-    <w:p>
-      <w:r>
-        <w:t xml:space="preserve">“What will happen if people ate that?” </w:t>
-      </w:r>
-      <w:r>
-        <w:t>Joe</w:t>
-      </w:r>
-      <w:r>
-        <w:t xml:space="preserve"> asked.</w:t>
-      </w:r>
-    </w:p>
-    <w:p>
-      <w:r>
-        <w:t>Millie said, “I tried some as a little girl. It tasted disgusting.</w:t>
-      </w:r>
-      <w:r>
-        <w:t xml:space="preserve"> Then I got scolded, but no one mentioned what would happen.</w:t>
-      </w:r>
-      <w:r>
-        <w:t>”</w:t>
-      </w:r>
-    </w:p>
-    <w:p>
-      <w:r>
-        <w:t xml:space="preserve">“I guess they didn’t want you to eat pet food,” </w:t>
+      <w:r>
+        <w:t xml:space="preserve"> </w:t>
       </w:r>
       <w:r>
         <w:t>Felix</w:t>
       </w:r>
       <w:r>
-        <w:t xml:space="preserve"> suggested.</w:t>
-      </w:r>
-    </w:p>
-    <w:p>
-      <w:r>
-        <w:t xml:space="preserve">“No,” Joe </w:t>
-      </w:r>
-      <w:r>
-        <w:t>mused</w:t>
-      </w:r>
-      <w:r>
-        <w:t>. “</w:t>
-      </w:r>
-      <w:r>
-        <w:t>Stories about the Fey forbade people from eating their food. Those who do were whisked into the land of Fey, never to be seen again.</w:t>
-      </w:r>
-      <w:r>
-        <w:t>”</w:t>
-      </w:r>
-    </w:p>
-    <w:p>
-      <w:r>
-        <w:t>“Scary,” Felix exclaimed.</w:t>
-      </w:r>
-    </w:p>
-    <w:p>
-      <w:r>
-        <w:t>“How do you know so much?” Millie asked.</w:t>
-      </w:r>
-    </w:p>
-    <w:p>
-      <w:r>
-        <w:t>“We aren’t as separated as you might think,” Jane said. “We do share the same planet. I’m sure I passed wizards on the street countless timed, without knowing.”</w:t>
-      </w:r>
-    </w:p>
-    <w:p>
-      <w:r>
-        <w:t xml:space="preserve">“There are </w:t>
-      </w:r>
-      <w:r>
-        <w:t>some</w:t>
-      </w:r>
-      <w:r>
-        <w:t xml:space="preserve"> </w:t>
-      </w:r>
-      <w:r>
-        <w:t>146 million</w:t>
-      </w:r>
-      <w:r>
-        <w:t xml:space="preserve"> wizards in the world,” Luke said. “A war nearly destroyed the planet over 12 thousands ago.”</w:t>
-      </w:r>
-    </w:p>
-    <w:p>
-      <w:r>
-        <w:lastRenderedPageBreak/>
-        <w:t>“Atlantis,” Joe said, nodding his head.</w:t>
-      </w:r>
-    </w:p>
-    <w:p>
-      <w:r>
-        <w:t>“After that, the gods forbade wizards from interfering with humans,” Luke said.</w:t>
-      </w:r>
-    </w:p>
-    <w:p>
-      <w:r>
-        <w:t xml:space="preserve">“That makes perfect </w:t>
-      </w:r>
-      <w:r>
-        <w:t xml:space="preserve">sense </w:t>
-      </w:r>
-      <w:r>
-        <w:t>from a historical and biblical perspective,” Joe said. “It also explains features archaeologists refuse to admit.”</w:t>
-      </w:r>
-    </w:p>
-    <w:p>
-      <w:r>
-        <w:t>“This is so exciting,” Jan</w:t>
-      </w:r>
-      <w:r>
-        <w:t>e</w:t>
-      </w:r>
-      <w:r>
-        <w:t xml:space="preserve"> </w:t>
-      </w:r>
-      <w:r>
-        <w:t>exclaimed</w:t>
-      </w:r>
-      <w:r>
-        <w:t>. “I can’t wait to reexamine human history.”</w:t>
-      </w:r>
-    </w:p>
-    <w:p>
-      <w:r>
-        <w:t>They waved bye and drove off.</w:t>
+        <w:t xml:space="preserve"> continued as if the</w:t>
+      </w:r>
+      <w:r>
+        <w:t>re</w:t>
+      </w:r>
+      <w:r>
+        <w:t xml:space="preserve"> was no interruption.</w:t>
       </w:r>
     </w:p>
     <w:p>
@@ -10202,109 +10356,6 @@
         <w:t>“</w:t>
       </w:r>
       <w:r>
-        <w:t>Do k</w:t>
-      </w:r>
-      <w:r>
-        <w:t>now</w:t>
-      </w:r>
-      <w:r>
-        <w:t xml:space="preserve"> what?” Luke asked. “I know nothing about wizard culture and I know nothing about Annie, who seems different from other – did she turn visible because I assumed she should turn visible or because of the food? She was invisible when we left the restaurant.</w:t>
-      </w:r>
-      <w:r>
-        <w:t xml:space="preserve"> No one saw her.</w:t>
-      </w:r>
-      <w:r>
-        <w:t>”</w:t>
-      </w:r>
-    </w:p>
-    <w:p>
-      <w:r>
-        <w:t>Luke focused on the hotel.</w:t>
-      </w:r>
-    </w:p>
-    <w:p>
-      <w:r>
-        <w:t xml:space="preserve">“Being a wizard isn’t always fun,” </w:t>
-      </w:r>
-      <w:r>
-        <w:t>Felix</w:t>
-      </w:r>
-      <w:r>
-        <w:t xml:space="preserve"> said. </w:t>
-      </w:r>
-      <w:r>
-        <w:t>“All of us get challenged starting when we reach</w:t>
-      </w:r>
-      <w:r>
-        <w:t>…</w:t>
-      </w:r>
-      <w:r>
-        <w:t xml:space="preserve">” </w:t>
-      </w:r>
-    </w:p>
-    <w:p>
-      <w:r>
-        <w:t xml:space="preserve">The sound of </w:t>
-      </w:r>
-      <w:r>
-        <w:t>Felix</w:t>
-      </w:r>
-      <w:r>
-        <w:t xml:space="preserve">’s voice disappeared as the tunnel opened and they entered. Luke stared out the window at the </w:t>
-      </w:r>
-      <w:r>
-        <w:t>kaleidoscope</w:t>
-      </w:r>
-      <w:r>
-        <w:t xml:space="preserve"> of colors. </w:t>
-      </w:r>
-      <w:r>
-        <w:t xml:space="preserve">This time he intentionally ignored the trip through the planet. </w:t>
-      </w:r>
-      <w:r>
-        <w:t>A moment later they were out.</w:t>
-      </w:r>
-    </w:p>
-    <w:p>
-      <w:r>
-        <w:t>“</w:t>
-      </w:r>
-      <w:r>
-        <w:t>…puberty. By the way</w:t>
-      </w:r>
-      <w:r>
-        <w:t>, l</w:t>
-      </w:r>
-      <w:r>
-        <w:t>et’s go back to the hotel to get our stuff, and the</w:t>
-      </w:r>
-      <w:r>
-        <w:t>n we can go to my parents place,</w:t>
-      </w:r>
-      <w:r>
-        <w:t>”</w:t>
-      </w:r>
-      <w:r>
-        <w:t xml:space="preserve"> </w:t>
-      </w:r>
-      <w:r>
-        <w:t>Felix</w:t>
-      </w:r>
-      <w:r>
-        <w:t xml:space="preserve"> continued as if the</w:t>
-      </w:r>
-      <w:r>
-        <w:t>re</w:t>
-      </w:r>
-      <w:r>
-        <w:t xml:space="preserve"> was no interruption.</w:t>
-      </w:r>
-    </w:p>
-    <w:p>
-      <w:r>
-        <w:t>“</w:t>
-      </w:r>
-      <w:r>
         <w:t>What challenge did you receive</w:t>
       </w:r>
       <w:r>
@@ -10313,7 +10364,6 @@
     </w:p>
     <w:p>
       <w:r>
-        <w:lastRenderedPageBreak/>
         <w:t>“I became extremely shy</w:t>
       </w:r>
       <w:r>
@@ -10418,6 +10468,7 @@
     </w:p>
     <w:p>
       <w:r>
+        <w:lastRenderedPageBreak/>
         <w:t xml:space="preserve">“That’s </w:t>
       </w:r>
       <w:r>
@@ -10430,7 +10481,13 @@
         <w:t>agreed</w:t>
       </w:r>
       <w:r>
-        <w:t>. “Self-awareness is the key. Around ten percent of wizard children die when they reach puberty, because they don’t have what it takes to be a wizard.”</w:t>
+        <w:t>. “Self-awareness is the key. Around ten percent of wizard children die when they reach puberty, because they don’t have what it takes to be</w:t>
+      </w:r>
+      <w:r>
+        <w:t>come</w:t>
+      </w:r>
+      <w:r>
+        <w:t xml:space="preserve"> a wizard.”</w:t>
       </w:r>
     </w:p>
     <w:p>
@@ -10463,8 +10520,265 @@
     </w:p>
     <w:p>
       <w:r>
+        <w:t>“What a ruthless society,” Luke said in disapproval.</w:t>
+      </w:r>
+    </w:p>
+    <w:p>
+      <w:r>
+        <w:t>“</w:t>
+      </w:r>
+      <w:r>
+        <w:t>I know</w:t>
+      </w:r>
+      <w:r>
+        <w:t xml:space="preserve">,” </w:t>
+      </w:r>
+      <w:r>
+        <w:t>Felix</w:t>
+      </w:r>
+      <w:r>
+        <w:t xml:space="preserve"> said</w:t>
+      </w:r>
+      <w:r>
+        <w:t xml:space="preserve"> </w:t>
+      </w:r>
+      <w:r>
+        <w:t>in resignation</w:t>
+      </w:r>
+      <w:r>
+        <w:t xml:space="preserve">. </w:t>
+      </w:r>
+      <w:r>
+        <w:t>“</w:t>
+      </w:r>
+      <w:r>
+        <w:t xml:space="preserve">We have no say in the matter. </w:t>
+      </w:r>
+      <w:r>
+        <w:t>The gods do that for reasons no one understands.”</w:t>
+      </w:r>
+    </w:p>
+    <w:p>
+      <w:r>
+        <w:t>“</w:t>
+      </w:r>
+      <w:r>
+        <w:t>Most</w:t>
+      </w:r>
+      <w:r>
+        <w:t xml:space="preserve"> wizards consider humans </w:t>
+      </w:r>
+      <w:r>
+        <w:t xml:space="preserve">to be </w:t>
+      </w:r>
+      <w:r>
+        <w:t>nothing more than animals,” Millie said. “Only the law of non-interference has protected them throughout the centuries.”</w:t>
+      </w:r>
+    </w:p>
+    <w:p>
+      <w:r>
+        <w:t xml:space="preserve">“Many of </w:t>
+      </w:r>
+      <w:r>
+        <w:t xml:space="preserve">my friends </w:t>
+      </w:r>
+      <w:r>
+        <w:t xml:space="preserve">and </w:t>
+      </w:r>
+      <w:r>
+        <w:t xml:space="preserve">relatives </w:t>
+      </w:r>
+      <w:r>
+        <w:t xml:space="preserve">would be happy if </w:t>
+      </w:r>
+      <w:r>
+        <w:t>all</w:t>
+      </w:r>
+      <w:r>
+        <w:t xml:space="preserve"> human</w:t>
+      </w:r>
+      <w:r>
+        <w:t>s</w:t>
+      </w:r>
+      <w:r>
+        <w:t xml:space="preserve"> were injected with the nano-probes,” </w:t>
+      </w:r>
+      <w:r>
+        <w:t>Felix</w:t>
+      </w:r>
+      <w:r>
+        <w:t xml:space="preserve"> said.</w:t>
+      </w:r>
+      <w:r>
+        <w:t xml:space="preserve"> He unlocked the hotel </w:t>
+      </w:r>
+      <w:r>
+        <w:t xml:space="preserve">room </w:t>
+      </w:r>
+      <w:r>
+        <w:t xml:space="preserve">door and </w:t>
+      </w:r>
+      <w:r>
+        <w:t>the</w:t>
+      </w:r>
+      <w:r>
+        <w:t>y entered.</w:t>
+      </w:r>
+    </w:p>
+    <w:p>
+      <w:r>
+        <w:t xml:space="preserve">Luke </w:t>
+      </w:r>
+      <w:r>
+        <w:t>grabbed his backpack</w:t>
+      </w:r>
+      <w:r>
+        <w:t xml:space="preserve"> and they headed out. “I just got up </w:t>
+      </w:r>
+      <w:r>
+        <w:t>barely two</w:t>
+      </w:r>
+      <w:r>
+        <w:t xml:space="preserve"> hours ago and now it</w:t>
+      </w:r>
+      <w:r>
+        <w:t xml:space="preserve"> i</w:t>
+      </w:r>
+      <w:r>
+        <w:t xml:space="preserve">s </w:t>
+      </w:r>
+      <w:r>
+        <w:t>night</w:t>
+      </w:r>
+      <w:r>
+        <w:t xml:space="preserve">. </w:t>
+      </w:r>
+      <w:r>
+        <w:t>I’m not ready to go to sleep</w:t>
+      </w:r>
+      <w:r>
+        <w:t>.</w:t>
+      </w:r>
+      <w:r>
+        <w:t>”</w:t>
+      </w:r>
+    </w:p>
+    <w:p>
+      <w:r>
+        <w:t xml:space="preserve">“I guess that’s </w:t>
+      </w:r>
+      <w:r>
+        <w:t>the</w:t>
+      </w:r>
+      <w:r>
+        <w:t xml:space="preserve"> downside of </w:t>
+      </w:r>
+      <w:r>
+        <w:t>travelling around the world</w:t>
+      </w:r>
+      <w:r>
+        <w:t xml:space="preserve">,” </w:t>
+      </w:r>
+      <w:r>
+        <w:t>Felix</w:t>
+      </w:r>
+      <w:r>
+        <w:t xml:space="preserve"> </w:t>
+      </w:r>
+      <w:r>
+        <w:t>agreed</w:t>
+      </w:r>
+      <w:r>
+        <w:t>. “</w:t>
+      </w:r>
+      <w:r>
+        <w:t>Don’t worry. We don’t do world travelling all the time.”</w:t>
+      </w:r>
+    </w:p>
+    <w:p>
+      <w:r>
+        <w:t xml:space="preserve">“Except right now,” Millie said. “We still need to go to </w:t>
+      </w:r>
+      <w:r>
+        <w:t>Russia</w:t>
+      </w:r>
+      <w:r>
+        <w:t>.”</w:t>
+      </w:r>
+    </w:p>
+    <w:p>
+      <w:r>
+        <w:t xml:space="preserve">“We’ll take the portal to </w:t>
+      </w:r>
+      <w:r>
+        <w:t>Saint Petersburg</w:t>
+      </w:r>
+      <w:r>
+        <w:t xml:space="preserve">. The closest portal is in the </w:t>
+      </w:r>
+      <w:r>
+        <w:t>Hermitage</w:t>
+      </w:r>
+      <w:r>
+        <w:t xml:space="preserve">,” </w:t>
+      </w:r>
+      <w:r>
+        <w:t>Felix</w:t>
+      </w:r>
+      <w:r>
+        <w:t xml:space="preserve"> said as they drove away.</w:t>
+      </w:r>
+    </w:p>
+    <w:p>
+      <w:r>
+        <w:t>“Have you been to the Louvre?</w:t>
+      </w:r>
+      <w:r>
+        <w:t>”</w:t>
+      </w:r>
+      <w:r>
+        <w:t xml:space="preserve"> </w:t>
+      </w:r>
+      <w:r>
+        <w:t>Millie asked. “</w:t>
+      </w:r>
+      <w:r>
+        <w:t>It’s t</w:t>
+      </w:r>
+      <w:r>
+        <w:t>oo bad it’s closed now</w:t>
+      </w:r>
+      <w:r>
+        <w:t xml:space="preserve">. </w:t>
+      </w:r>
+      <w:r>
+        <w:t>Many of the masters such as Van Gough were wizards.”</w:t>
+      </w:r>
+    </w:p>
+    <w:p>
+      <w:r>
+        <w:t xml:space="preserve">“Van Gough went mad and committed suicide,” Luke </w:t>
+      </w:r>
+      <w:r>
+        <w:t>commented</w:t>
+      </w:r>
+      <w:r>
+        <w:t>.</w:t>
+      </w:r>
+      <w:r>
+        <w:t xml:space="preserve"> “Don’t forget the ear thing.”</w:t>
+      </w:r>
+    </w:p>
+    <w:p>
+      <w:r>
         <w:lastRenderedPageBreak/>
-        <w:t>“What a ruthless society,” Luke said in disapproval.</w:t>
+        <w:t xml:space="preserve">“Well, no one ever said being a wizard was easy,” </w:t>
+      </w:r>
+      <w:r>
+        <w:t>Felix</w:t>
+      </w:r>
+      <w:r>
+        <w:t xml:space="preserve"> said a matter-of-factly.</w:t>
       </w:r>
     </w:p>
     <w:p>
@@ -10472,7 +10786,129 @@
         <w:t>“</w:t>
       </w:r>
       <w:r>
-        <w:t>I know</w:t>
+        <w:t>The good news is, w</w:t>
+      </w:r>
+      <w:r>
+        <w:t xml:space="preserve">e don’t spend all our time on the </w:t>
+      </w:r>
+      <w:r>
+        <w:t>Unknown Road</w:t>
+      </w:r>
+      <w:r>
+        <w:t xml:space="preserve">,” Millie </w:t>
+      </w:r>
+      <w:r>
+        <w:t>assured Luke</w:t>
+      </w:r>
+      <w:r>
+        <w:t>. “Most of the time we live ordinary lives like regular humans.</w:t>
+      </w:r>
+      <w:r>
+        <w:t>”</w:t>
+      </w:r>
+    </w:p>
+    <w:p>
+      <w:r>
+        <w:t>“The closest portal is under the University of Gen</w:t>
+      </w:r>
+      <w:r>
+        <w:t>eva,” Felix said as they drove.</w:t>
+      </w:r>
+    </w:p>
+    <w:p>
+      <w:r>
+        <w:t xml:space="preserve">Luke gazed out the window </w:t>
+      </w:r>
+      <w:r>
+        <w:t xml:space="preserve">and thought of Paris, </w:t>
+      </w:r>
+      <w:r>
+        <w:t>the city of love. He wanted a girl.</w:t>
+      </w:r>
+      <w:r>
+        <w:t xml:space="preserve"> Puberty was a pain.</w:t>
+      </w:r>
+    </w:p>
+    <w:p>
+      <w:r>
+        <w:t xml:space="preserve">Annie </w:t>
+      </w:r>
+      <w:r>
+        <w:t>stuck</w:t>
+      </w:r>
+      <w:r>
+        <w:t xml:space="preserve"> her head out the window. Her hair flowed gracefully back</w:t>
+      </w:r>
+      <w:r>
+        <w:t xml:space="preserve"> like ribbons in the wind.</w:t>
+      </w:r>
+    </w:p>
+    <w:p>
+      <w:r>
+        <w:t>Within minutes they arrived at the university</w:t>
+      </w:r>
+      <w:r>
+        <w:t>. They stopped in front of a</w:t>
+      </w:r>
+      <w:r>
+        <w:t xml:space="preserve"> non-descript </w:t>
+      </w:r>
+      <w:r>
+        <w:t>garage entrance</w:t>
+      </w:r>
+      <w:r>
+        <w:t xml:space="preserve"> that was marked as closed.</w:t>
+      </w:r>
+    </w:p>
+    <w:p>
+      <w:r>
+        <w:t>Felix</w:t>
+      </w:r>
+      <w:r>
+        <w:t xml:space="preserve"> </w:t>
+      </w:r>
+      <w:r>
+        <w:t>placed</w:t>
+      </w:r>
+      <w:r>
+        <w:t xml:space="preserve"> his credit card </w:t>
+      </w:r>
+      <w:r>
+        <w:t>against</w:t>
+      </w:r>
+      <w:r>
+        <w:t xml:space="preserve"> a </w:t>
+      </w:r>
+      <w:r>
+        <w:t>card reader</w:t>
+      </w:r>
+      <w:r>
+        <w:t xml:space="preserve"> on </w:t>
+      </w:r>
+      <w:r>
+        <w:t>a nearby concrete pillar</w:t>
+      </w:r>
+      <w:r>
+        <w:t>.</w:t>
+      </w:r>
+    </w:p>
+    <w:p>
+      <w:r>
+        <w:t xml:space="preserve">“Where to, Prince </w:t>
+      </w:r>
+      <w:r>
+        <w:t>Felix</w:t>
+      </w:r>
+      <w:r>
+        <w:t>?” a voice asked.</w:t>
+      </w:r>
+    </w:p>
+    <w:p>
+      <w:r>
+        <w:t>“The Hermitage please</w:t>
+      </w:r>
+      <w:r>
+        <w:t>, with a detour to the main shaft</w:t>
       </w:r>
       <w:r>
         <w:t xml:space="preserve">,” </w:t>
@@ -10481,127 +10917,699 @@
         <w:t>Felix</w:t>
       </w:r>
       <w:r>
+        <w:t xml:space="preserve"> replied.</w:t>
+      </w:r>
+    </w:p>
+    <w:p>
+      <w:r>
+        <w:t xml:space="preserve">The barrier lowered and they drove in. </w:t>
+      </w:r>
+      <w:r>
+        <w:t>The passageway headed downwards and then turned to the left</w:t>
+      </w:r>
+      <w:r>
+        <w:t xml:space="preserve">. In front of them was a </w:t>
+      </w:r>
+      <w:r>
+        <w:t xml:space="preserve">silvery </w:t>
+      </w:r>
+      <w:r>
+        <w:t xml:space="preserve">distortion in the tunnel. </w:t>
+      </w:r>
+      <w:r>
+        <w:t>They drove through.</w:t>
+      </w:r>
+    </w:p>
+    <w:p>
+      <w:r>
+        <w:t>On the other side was a</w:t>
+      </w:r>
+      <w:r>
+        <w:t>nother</w:t>
+      </w:r>
+      <w:r>
+        <w:t xml:space="preserve"> tunnel</w:t>
+      </w:r>
+      <w:r>
+        <w:t xml:space="preserve">, perhaps 100 feet in </w:t>
+      </w:r>
+      <w:r>
+        <w:t>width</w:t>
+      </w:r>
+      <w:r>
+        <w:t xml:space="preserve">. Lining the tunnel was portals to other places. </w:t>
+      </w:r>
+      <w:r>
+        <w:t>Felix</w:t>
+      </w:r>
+      <w:r>
+        <w:t xml:space="preserve"> followed a line on the ground into a main area. It was a huge shaft several thousand feet in diameter. </w:t>
+      </w:r>
+      <w:r>
+        <w:t xml:space="preserve">A spiral ramp, at least 500 feet </w:t>
+      </w:r>
+      <w:r>
+        <w:t>wide</w:t>
+      </w:r>
+      <w:r>
+        <w:t xml:space="preserve">, </w:t>
+      </w:r>
+      <w:r>
+        <w:t>encircled the shaft.</w:t>
+      </w:r>
+      <w:r>
+        <w:t xml:space="preserve"> Various types of vehicles zoomed past on the ramp. Flying vehicles </w:t>
+      </w:r>
+      <w:r>
+        <w:lastRenderedPageBreak/>
+        <w:t>went up and down the central shaft. The place was bustling with traffic.</w:t>
+      </w:r>
+    </w:p>
+    <w:p>
+      <w:r>
+        <w:t>Felix</w:t>
+      </w:r>
+      <w:r>
+        <w:t xml:space="preserve"> stopped his pickup at the railing of the </w:t>
+      </w:r>
+      <w:r>
+        <w:t>ramp and got out. The others joined him at the railing.</w:t>
+      </w:r>
+    </w:p>
+    <w:p>
+      <w:r>
+        <w:t xml:space="preserve">Luke glanced down a bottomless pit and got vertigo. Looking up, the shaft </w:t>
+      </w:r>
+      <w:r>
+        <w:t>seemed</w:t>
+      </w:r>
+      <w:r>
+        <w:t xml:space="preserve"> endless.</w:t>
+      </w:r>
+    </w:p>
+    <w:p>
+      <w:r>
+        <w:t>“</w:t>
+      </w:r>
+      <w:r>
+        <w:t>This is called Nexus. It</w:t>
+      </w:r>
+      <w:r>
+        <w:t>’s</w:t>
+      </w:r>
+      <w:r>
+        <w:t xml:space="preserve"> the convergence point for </w:t>
+      </w:r>
+      <w:r>
+        <w:t>all that is</w:t>
+      </w:r>
+      <w:r>
+        <w:t xml:space="preserve">. </w:t>
+      </w:r>
+      <w:r>
+        <w:t>Freaky, isn’t it</w:t>
+      </w:r>
+      <w:r>
+        <w:t>, how anyone could build this place</w:t>
+      </w:r>
+      <w:r>
+        <w:t xml:space="preserve">?” </w:t>
+      </w:r>
+      <w:r>
+        <w:t>Felix</w:t>
+      </w:r>
+      <w:r>
         <w:t xml:space="preserve"> said</w:t>
       </w:r>
       <w:r>
+        <w:t xml:space="preserve"> excitedly</w:t>
+      </w:r>
+      <w:r>
+        <w:t>. “This is just one of many shafts. Most of the paths are closed off to humans. If one of you succeeds, then a few of these doors will open up to us.</w:t>
+      </w:r>
+      <w:r>
         <w:t xml:space="preserve"> </w:t>
       </w:r>
       <w:r>
-        <w:t>in resignation</w:t>
-      </w:r>
-      <w:r>
-        <w:t xml:space="preserve">. </w:t>
-      </w:r>
+        <w:t xml:space="preserve">I love visiting because it’s so cool. </w:t>
+      </w:r>
+      <w:r>
+        <w:t>What do you think of this place?”</w:t>
+      </w:r>
+    </w:p>
+    <w:p>
+      <w:r>
+        <w:t>“I don’t know,” Luke replied</w:t>
+      </w:r>
+      <w:r>
+        <w:t xml:space="preserve"> nervously</w:t>
+      </w:r>
+      <w:r>
+        <w:t xml:space="preserve">. “It’s giving me a </w:t>
+      </w:r>
+      <w:r>
+        <w:t>strange</w:t>
+      </w:r>
+      <w:r>
+        <w:t xml:space="preserve"> sensation</w:t>
+      </w:r>
+      <w:r>
+        <w:t>, as if I’m cut off from the rest of the world</w:t>
+      </w:r>
+      <w:r>
+        <w:t>.</w:t>
+      </w:r>
+      <w:r>
+        <w:t xml:space="preserve"> I can see this giant shaft with people coming and going from those corridors.</w:t>
+      </w:r>
+    </w:p>
+    <w:p>
       <w:r>
         <w:t>“</w:t>
       </w:r>
       <w:r>
-        <w:t xml:space="preserve">We have no say in the matter. </w:t>
-      </w:r>
-      <w:r>
-        <w:t>The gods do that for reasons no one understands.”</w:t>
-      </w:r>
-    </w:p>
-    <w:p>
+        <w:t xml:space="preserve">But this isn’t just a freakishly huge building. I feel this </w:t>
+      </w:r>
+      <w:r>
+        <w:t xml:space="preserve">place </w:t>
+      </w:r>
+      <w:r>
+        <w:t>is something that is beyond my comprehension.</w:t>
+      </w:r>
+      <w:r>
+        <w:t xml:space="preserve"> </w:t>
+      </w:r>
+      <w:r>
+        <w:t>This place is starting to give me the willies.”</w:t>
+      </w:r>
+    </w:p>
+    <w:p>
+      <w:r>
+        <w:t>“Maybe we should go,” Millie said</w:t>
+      </w:r>
+      <w:r>
+        <w:t xml:space="preserve"> nervously</w:t>
+      </w:r>
+      <w:r>
+        <w:t>. “Portalmancers</w:t>
+      </w:r>
+      <w:r>
+        <w:t xml:space="preserve"> have senses we don’t have. Being outside of the universe for too long isn’t a good idea for him.”</w:t>
+      </w:r>
+    </w:p>
+    <w:p>
+      <w:r>
+        <w:t xml:space="preserve">“I’m sorry,” </w:t>
+      </w:r>
+      <w:r>
+        <w:t>Felix</w:t>
+      </w:r>
+      <w:r>
+        <w:t xml:space="preserve"> said worriedly as he reentered the pickup.</w:t>
+      </w:r>
+      <w:r>
+        <w:t xml:space="preserve"> The others got in and </w:t>
+      </w:r>
+      <w:r>
+        <w:t>Felix</w:t>
+      </w:r>
+      <w:r>
+        <w:t xml:space="preserve"> followed the path. They returned to the tunnel they came from and entered a portal.</w:t>
+      </w:r>
+    </w:p>
+    <w:p>
+      <w:r>
+        <w:t>“Home sweet home,” Luke sighed.</w:t>
+      </w:r>
+    </w:p>
+    <w:p>
+      <w:r>
+        <w:t xml:space="preserve">“You’ve lived in </w:t>
+      </w:r>
+      <w:r>
+        <w:t>Saint Petersburg</w:t>
+      </w:r>
+      <w:r>
+        <w:t xml:space="preserve">?” </w:t>
+      </w:r>
+      <w:r>
+        <w:t>Felix</w:t>
+      </w:r>
+      <w:r>
+        <w:t xml:space="preserve"> asked in surprise.</w:t>
+      </w:r>
+    </w:p>
+    <w:p>
+      <w:r>
+        <w:lastRenderedPageBreak/>
+        <w:t xml:space="preserve">“No,” Luke </w:t>
+      </w:r>
+      <w:r>
+        <w:t>denied</w:t>
+      </w:r>
+      <w:r>
+        <w:t>. “</w:t>
+      </w:r>
+      <w:r>
+        <w:t>I live on planet Earth and I’m happy to be back. That place was starting to get to me.</w:t>
+      </w:r>
+      <w:r>
+        <w:t xml:space="preserve"> It was so…I don’t know.</w:t>
+      </w:r>
+      <w:r>
+        <w:t xml:space="preserve"> I think what we saw was </w:t>
+      </w:r>
+      <w:r>
+        <w:t xml:space="preserve">an </w:t>
+      </w:r>
+      <w:r>
+        <w:t>illusion for the convenience of us mere mortals.</w:t>
+      </w:r>
+      <w:r>
+        <w:t>”</w:t>
+      </w:r>
+    </w:p>
+    <w:p>
+      <w:r>
+        <w:t>Felix</w:t>
+      </w:r>
+      <w:r>
+        <w:t xml:space="preserve"> didn’t know what to say so he said, “Welcome to the Hermitage, one of the most beautiful museums in the world.”</w:t>
+      </w:r>
+    </w:p>
+    <w:p>
+      <w:r>
+        <w:t xml:space="preserve">They drove on and parked. </w:t>
+      </w:r>
       <w:r>
         <w:t>“</w:t>
       </w:r>
       <w:r>
-        <w:t>Most</w:t>
-      </w:r>
-      <w:r>
-        <w:t xml:space="preserve"> wizards consider humans </w:t>
-      </w:r>
-      <w:r>
-        <w:t xml:space="preserve">to be </w:t>
-      </w:r>
-      <w:r>
-        <w:t>nothing more than animals,” Millie said. “Only the law of non-interference has protected them throughout the centuries.”</w:t>
-      </w:r>
-    </w:p>
-    <w:p>
-      <w:r>
-        <w:t xml:space="preserve">“Many of </w:t>
-      </w:r>
-      <w:r>
-        <w:t xml:space="preserve">my friends </w:t>
-      </w:r>
-      <w:r>
-        <w:t xml:space="preserve">and </w:t>
-      </w:r>
-      <w:r>
-        <w:t xml:space="preserve">relatives </w:t>
-      </w:r>
-      <w:r>
-        <w:t xml:space="preserve">would be happy if </w:t>
-      </w:r>
-      <w:r>
-        <w:t>all</w:t>
-      </w:r>
-      <w:r>
-        <w:t xml:space="preserve"> human</w:t>
-      </w:r>
-      <w:r>
-        <w:t>s</w:t>
-      </w:r>
-      <w:r>
-        <w:t xml:space="preserve"> were injected with the nano-probes,” </w:t>
-      </w:r>
-      <w:r>
-        <w:t>Felix</w:t>
-      </w:r>
-      <w:r>
-        <w:t xml:space="preserve"> said.</w:t>
-      </w:r>
-      <w:r>
-        <w:t xml:space="preserve"> He unlocked the hotel </w:t>
-      </w:r>
-      <w:r>
-        <w:t xml:space="preserve">room </w:t>
-      </w:r>
-      <w:r>
-        <w:t xml:space="preserve">door and </w:t>
+        <w:t xml:space="preserve">This is the </w:t>
+      </w:r>
+      <w:r>
+        <w:t>Winter Palace</w:t>
+      </w:r>
+      <w:r>
+        <w:t>.”</w:t>
+      </w:r>
+      <w:r>
+        <w:t xml:space="preserve"> </w:t>
+      </w:r>
+      <w:r>
+        <w:t xml:space="preserve">They entered and </w:t>
+      </w:r>
+      <w:r>
+        <w:t>approached</w:t>
+      </w:r>
+      <w:r>
+        <w:t xml:space="preserve"> </w:t>
+      </w:r>
+      <w:r>
+        <w:t xml:space="preserve">a </w:t>
+      </w:r>
+      <w:r>
+        <w:t xml:space="preserve">guard </w:t>
+      </w:r>
+      <w:r>
+        <w:t>sitting at a security desk</w:t>
+      </w:r>
+      <w:r>
+        <w:t>.</w:t>
+      </w:r>
+    </w:p>
+    <w:p>
+      <w:r>
+        <w:t xml:space="preserve">The guard got up and </w:t>
+      </w:r>
+      <w:r>
+        <w:t>said, “Evening Prince Felix</w:t>
+      </w:r>
+      <w:r>
+        <w:t>, Princess Millie</w:t>
+      </w:r>
+      <w:r>
+        <w:t>.</w:t>
+      </w:r>
+      <w:r>
+        <w:t>”</w:t>
+      </w:r>
+    </w:p>
+    <w:p>
+      <w:r>
+        <w:t xml:space="preserve">“Evening </w:t>
+      </w:r>
+      <w:r>
+        <w:t>Igor</w:t>
+      </w:r>
+      <w:r>
+        <w:t>,” Felix said. “This is Luke. Do you have a room for him?”</w:t>
+      </w:r>
+    </w:p>
+    <w:p>
+      <w:r>
+        <w:t xml:space="preserve">“Yes </w:t>
+      </w:r>
+      <w:r>
+        <w:t>highness</w:t>
+      </w:r>
+      <w:r>
+        <w:t>,” Igor said. “Here is his key. I’ll show you the room.”</w:t>
+      </w:r>
+    </w:p>
+    <w:p>
+      <w:r>
+        <w:t>They walked up a marble staircase and entered a hallway lined with Renaissance paintings.</w:t>
+      </w:r>
+      <w:r>
+        <w:t xml:space="preserve"> They entered a wing off limits to the general public.</w:t>
+      </w:r>
+    </w:p>
+    <w:p>
+      <w:r>
+        <w:t xml:space="preserve">“This is </w:t>
+      </w:r>
+      <w:r>
+        <w:t>your room</w:t>
+      </w:r>
+      <w:r>
+        <w:t xml:space="preserve"> sir,” Igor said.</w:t>
+      </w:r>
+    </w:p>
+    <w:p>
+      <w:r>
+        <w:t>“Thank you</w:t>
+      </w:r>
+      <w:r>
+        <w:t xml:space="preserve"> </w:t>
+      </w:r>
+      <w:r>
+        <w:t>Igor</w:t>
+      </w:r>
+      <w:r>
+        <w:t xml:space="preserve">,” Felix </w:t>
+      </w:r>
+      <w:r>
+        <w:t>replied</w:t>
+      </w:r>
+      <w:r>
+        <w:t xml:space="preserve"> courteously</w:t>
+      </w:r>
+      <w:r>
+        <w:t>. “Have a good night</w:t>
+      </w:r>
+      <w:r>
+        <w:t>.</w:t>
+      </w:r>
+      <w:r>
+        <w:t>”</w:t>
+      </w:r>
+    </w:p>
+    <w:p>
+      <w:r>
+        <w:t>“</w:t>
+      </w:r>
+      <w:r>
+        <w:t>You too</w:t>
+      </w:r>
+      <w:r>
+        <w:t xml:space="preserve">, </w:t>
+      </w:r>
+      <w:r>
+        <w:t>highnesses</w:t>
+      </w:r>
+      <w:r>
+        <w:t>, honored guest</w:t>
+      </w:r>
+      <w:r>
+        <w:t>,” Igor said and left.</w:t>
+      </w:r>
+    </w:p>
+    <w:p>
+      <w:r>
+        <w:t>“My room is there, my parent’s room is there and Millie’s room is there,” Felix said</w:t>
+      </w:r>
+      <w:r>
+        <w:t>, pointing out the important landmarks</w:t>
+      </w:r>
+      <w:r>
+        <w:t>. “Most of the rooms are empty. It gets lonely living in a museum</w:t>
+      </w:r>
+      <w:r>
+        <w:t xml:space="preserve"> but </w:t>
+      </w:r>
+      <w:r>
+        <w:t>what can we do?</w:t>
+      </w:r>
+      <w:r>
+        <w:t>”</w:t>
+      </w:r>
+    </w:p>
+    <w:p>
+      <w:r>
+        <w:t xml:space="preserve">Luke unlocked the room and entered a bedroom </w:t>
+      </w:r>
+      <w:r>
+        <w:t xml:space="preserve">built </w:t>
+      </w:r>
+      <w:r>
+        <w:t xml:space="preserve">for a prince. </w:t>
+      </w:r>
+      <w:r>
+        <w:t xml:space="preserve">The carpet was richer than the one outside. Several </w:t>
+      </w:r>
+      <w:r>
+        <w:t xml:space="preserve">paintings lined the walls, including a </w:t>
+      </w:r>
+      <w:r>
+        <w:t xml:space="preserve">Rembrandt </w:t>
+      </w:r>
+      <w:r>
+        <w:t>Luke recognized from a book</w:t>
+      </w:r>
+      <w:r>
+        <w:t>. Priceless artifacts filled the room.</w:t>
+      </w:r>
+    </w:p>
+    <w:p>
+      <w:r>
+        <w:t xml:space="preserve">Annie dashed in and looked around. She spotted the bed </w:t>
+      </w:r>
+      <w:r>
+        <w:t>and jump</w:t>
+      </w:r>
+      <w:r>
+        <w:t>ed</w:t>
+      </w:r>
+      <w:r>
+        <w:t xml:space="preserve"> on</w:t>
+      </w:r>
+      <w:r>
+        <w:t>to</w:t>
+      </w:r>
+      <w:r>
+        <w:t xml:space="preserve"> it.</w:t>
+      </w:r>
+    </w:p>
+    <w:p>
+      <w:r>
+        <w:lastRenderedPageBreak/>
+        <w:t xml:space="preserve">“Are you sure it’s okay </w:t>
+      </w:r>
+      <w:r>
+        <w:t xml:space="preserve">for me </w:t>
+      </w:r>
+      <w:r>
+        <w:t>to stay in such a fancy place?” Luke asked nervously.</w:t>
+      </w:r>
+    </w:p>
+    <w:p>
+      <w:r>
+        <w:t>Felix just shrugged. “I’m sorry this room is so pompous, but this p</w:t>
+      </w:r>
+      <w:r>
+        <w:t>a</w:t>
+      </w:r>
+      <w:r>
+        <w:t>lace was built for the emperor of Russia, and the Hermitage is an historical landmark. Don’t worry about making a mess. This room was meant to be lived in.”</w:t>
+      </w:r>
+    </w:p>
+    <w:p>
+      <w:r>
+        <w:t xml:space="preserve">“Tomorrow morning we’ll give you a tour of the place,” Millie </w:t>
+      </w:r>
+      <w:r>
+        <w:t>promised</w:t>
+      </w:r>
+      <w:r>
+        <w:t>.</w:t>
+      </w:r>
+    </w:p>
+    <w:p>
+      <w:r>
+        <w:t>“I don’t suppose you have internet?” Luke asked. “It doesn’t matter. I have some e-books to read.”</w:t>
+      </w:r>
+    </w:p>
+    <w:p>
+      <w:r>
+        <w:t>“We have internet,” Felix replied. “The network password is Millie</w:t>
+      </w:r>
+      <w:r>
+        <w:t>, with a capital M</w:t>
+      </w:r>
+      <w:r>
+        <w:t>.</w:t>
+      </w:r>
+      <w:r>
+        <w:t>”</w:t>
+      </w:r>
+    </w:p>
+    <w:p>
+      <w:r>
+        <w:t>“Thanks,” Luke said. “I don’t think I could go to sleep. I just got up.”</w:t>
+      </w:r>
+    </w:p>
+    <w:p>
+      <w:r>
+        <w:t xml:space="preserve">“Luke, </w:t>
+      </w:r>
+      <w:r>
+        <w:t>I need to give you a word of warning</w:t>
+      </w:r>
+      <w:r>
+        <w:t xml:space="preserve"> about this p</w:t>
+      </w:r>
+      <w:r>
+        <w:t>a</w:t>
+      </w:r>
+      <w:r>
+        <w:t xml:space="preserve">lace,” Felix said. </w:t>
+      </w:r>
+      <w:r>
+        <w:t xml:space="preserve">For the first time Felix was serious. </w:t>
+      </w:r>
+      <w:r>
+        <w:t xml:space="preserve">“You must </w:t>
+      </w:r>
+      <w:r>
+        <w:t>never</w:t>
+      </w:r>
+      <w:r>
+        <w:t xml:space="preserve"> leave your room between 2:00</w:t>
+      </w:r>
+      <w:r>
+        <w:t xml:space="preserve"> </w:t>
+      </w:r>
+      <w:r>
+        <w:t>AM and 4:00</w:t>
+      </w:r>
+      <w:r>
+        <w:t xml:space="preserve"> </w:t>
+      </w:r>
+      <w:r>
+        <w:t>AM</w:t>
+      </w:r>
+      <w:r>
+        <w:t>, ever</w:t>
+      </w:r>
+      <w:r>
+        <w:t>. 3:00</w:t>
+      </w:r>
+      <w:r>
+        <w:t xml:space="preserve"> </w:t>
+      </w:r>
+      <w:r>
+        <w:t>AM is the witching hour when the barrier between worlds is thinnest. Not even the guards come out then. It’s that dangerous.”</w:t>
+      </w:r>
+    </w:p>
+    <w:p>
+      <w:r>
+        <w:t xml:space="preserve">“If you wanted me to wet myself, congratulations, you just did,” Luke </w:t>
+      </w:r>
+      <w:r>
+        <w:t>responded</w:t>
+      </w:r>
+      <w:r>
+        <w:t>, feeling terrified. “Why are we staying here instead of a regular house</w:t>
+      </w:r>
+      <w:r>
+        <w:t xml:space="preserve"> or mansion</w:t>
+      </w:r>
+      <w:r>
+        <w:t>?”</w:t>
+      </w:r>
+    </w:p>
+    <w:p>
+      <w:r>
+        <w:t xml:space="preserve">“That can’t be helped,” Felix </w:t>
+      </w:r>
+      <w:r>
+        <w:t>sighed</w:t>
+      </w:r>
+      <w:r>
+        <w:t xml:space="preserve">. “One of the jobs of the nobility and royalty of </w:t>
       </w:r>
       <w:r>
         <w:t>the</w:t>
       </w:r>
       <w:r>
-        <w:t>y entered.</w:t>
-      </w:r>
-    </w:p>
-    <w:p>
-      <w:r>
-        <w:t xml:space="preserve">Luke </w:t>
-      </w:r>
-      <w:r>
-        <w:t>grabbed his backpack</w:t>
-      </w:r>
-      <w:r>
-        <w:t xml:space="preserve"> and they headed out. “I just got up </w:t>
-      </w:r>
-      <w:r>
-        <w:t>two</w:t>
-      </w:r>
-      <w:r>
-        <w:t xml:space="preserve"> hours ago and now it</w:t>
-      </w:r>
-      <w:r>
-        <w:t xml:space="preserve"> i</w:t>
-      </w:r>
-      <w:r>
-        <w:t xml:space="preserve">s </w:t>
-      </w:r>
-      <w:r>
-        <w:t>night</w:t>
-      </w:r>
-      <w:r>
-        <w:t xml:space="preserve">. </w:t>
-      </w:r>
-      <w:r>
-        <w:t>I’m not ready to go to sleep</w:t>
-      </w:r>
-      <w:r>
-        <w:t>.</w:t>
+        <w:t xml:space="preserve"> world is to maintain the balance of the world. The mystical focal point of Russia is here at the Hermitage.</w:t>
+      </w:r>
+    </w:p>
+    <w:p>
+      <w:r>
+        <w:t xml:space="preserve">“All nobility and royalty of this country </w:t>
+      </w:r>
+      <w:r>
+        <w:t>are required</w:t>
+      </w:r>
+      <w:r>
+        <w:t xml:space="preserve"> to stay </w:t>
+      </w:r>
+      <w:r>
+        <w:t xml:space="preserve">here </w:t>
+      </w:r>
+      <w:r>
+        <w:t xml:space="preserve">at least </w:t>
+      </w:r>
+      <w:r>
+        <w:t xml:space="preserve">one night a year. The same is true of all visiting nobility and royalty. My parents, on the other hand, </w:t>
+      </w:r>
+      <w:r>
+        <w:t>are required</w:t>
+      </w:r>
+      <w:r>
+        <w:t xml:space="preserve"> to spend at le</w:t>
+      </w:r>
+      <w:r>
+        <w:t xml:space="preserve">ast </w:t>
+      </w:r>
+      <w:r>
+        <w:t xml:space="preserve">one </w:t>
+      </w:r>
+      <w:r>
+        <w:t xml:space="preserve">lunar </w:t>
+      </w:r>
+      <w:r>
+        <w:t xml:space="preserve">month </w:t>
+      </w:r>
+      <w:r>
+        <w:t>a year here.”</w:t>
+      </w:r>
+    </w:p>
+    <w:p>
+      <w:r>
+        <w:lastRenderedPageBreak/>
+        <w:t xml:space="preserve">Feeling terrified, Luke </w:t>
+      </w:r>
+      <w:r>
+        <w:t>pleaded</w:t>
+      </w:r>
+      <w:r>
+        <w:t>, “Seeing that I am a commoner, I would rather stay at a hotel.</w:t>
+      </w:r>
+      <w:r>
+        <w:t xml:space="preserve"> At least there evil spirits don’t walk the corridors.</w:t>
       </w:r>
       <w:r>
         <w:t>”</w:t>
@@ -10609,957 +11617,11 @@
     </w:p>
     <w:p>
       <w:r>
-        <w:t xml:space="preserve">“I guess that’s </w:t>
-      </w:r>
-      <w:r>
-        <w:t>the</w:t>
-      </w:r>
-      <w:r>
-        <w:t xml:space="preserve"> downside of </w:t>
-      </w:r>
-      <w:r>
-        <w:t>travelling around the world</w:t>
-      </w:r>
-      <w:r>
-        <w:t xml:space="preserve">,” </w:t>
-      </w:r>
-      <w:r>
-        <w:t>Felix</w:t>
-      </w:r>
-      <w:r>
-        <w:t xml:space="preserve"> </w:t>
-      </w:r>
-      <w:r>
-        <w:t>agreed</w:t>
-      </w:r>
-      <w:r>
-        <w:t>. “</w:t>
-      </w:r>
-      <w:r>
-        <w:t>Don’t worry. We don’t do world travelling all the time.”</w:t>
-      </w:r>
-    </w:p>
-    <w:p>
-      <w:r>
-        <w:t xml:space="preserve">“Except right now,” Millie said. “We still need to go to </w:t>
-      </w:r>
-      <w:r>
-        <w:t>Russia</w:t>
-      </w:r>
-      <w:r>
-        <w:t>.”</w:t>
-      </w:r>
-    </w:p>
-    <w:p>
-      <w:r>
-        <w:t xml:space="preserve">“We’ll take the portal to </w:t>
-      </w:r>
-      <w:r>
-        <w:t>Saint Petersburg</w:t>
-      </w:r>
-      <w:r>
-        <w:t xml:space="preserve">. The closest portal is in the </w:t>
-      </w:r>
-      <w:r>
-        <w:t>Hermitage</w:t>
-      </w:r>
-      <w:r>
-        <w:t xml:space="preserve">,” </w:t>
-      </w:r>
-      <w:r>
-        <w:t>Felix</w:t>
-      </w:r>
-      <w:r>
-        <w:t xml:space="preserve"> said as they drove away.</w:t>
-      </w:r>
-    </w:p>
-    <w:p>
-      <w:r>
-        <w:t>“Have you been to the Louvre?</w:t>
-      </w:r>
-      <w:r>
-        <w:t>”</w:t>
-      </w:r>
-      <w:r>
-        <w:t xml:space="preserve"> </w:t>
-      </w:r>
-      <w:r>
-        <w:t>Millie asked. “</w:t>
-      </w:r>
-      <w:r>
-        <w:t>It’s t</w:t>
-      </w:r>
-      <w:r>
-        <w:t>oo bad it’s closed now</w:t>
-      </w:r>
-      <w:r>
-        <w:t xml:space="preserve">. </w:t>
-      </w:r>
-      <w:r>
-        <w:t>Many of the masters such as Van Gough were wizards.”</w:t>
-      </w:r>
-    </w:p>
-    <w:p>
-      <w:r>
-        <w:t xml:space="preserve">“Van Gough went mad and committed suicide,” Luke </w:t>
-      </w:r>
-      <w:r>
-        <w:t>commented</w:t>
-      </w:r>
-      <w:r>
-        <w:t>.</w:t>
-      </w:r>
-      <w:r>
-        <w:t xml:space="preserve"> “Don’t forget the ear thing.”</w:t>
-      </w:r>
-    </w:p>
-    <w:p>
-      <w:r>
-        <w:t xml:space="preserve">“Well, no one ever said being a wizard was easy,” </w:t>
-      </w:r>
-      <w:r>
-        <w:t>Felix</w:t>
-      </w:r>
-      <w:r>
-        <w:t xml:space="preserve"> said a matter-of-factly.</w:t>
-      </w:r>
-    </w:p>
-    <w:p>
-      <w:r>
-        <w:t>“</w:t>
-      </w:r>
-      <w:r>
-        <w:t>The good news is, w</w:t>
-      </w:r>
-      <w:r>
-        <w:t xml:space="preserve">e don’t spend all our time on the </w:t>
-      </w:r>
-      <w:r>
-        <w:t>Unknown Road</w:t>
-      </w:r>
-      <w:r>
-        <w:t xml:space="preserve">,” Millie </w:t>
-      </w:r>
-      <w:r>
-        <w:t>assured Luke</w:t>
-      </w:r>
-      <w:r>
-        <w:t>. “Most of the time we live ordinary lives like regular humans.</w:t>
-      </w:r>
-      <w:r>
-        <w:t>”</w:t>
-      </w:r>
-    </w:p>
-    <w:p>
-      <w:r>
-        <w:lastRenderedPageBreak/>
-        <w:t>“The closest portal is under the University of Gen</w:t>
-      </w:r>
-      <w:r>
-        <w:t>eva,” Felix said as they drove.</w:t>
-      </w:r>
-    </w:p>
-    <w:p>
-      <w:r>
-        <w:t xml:space="preserve">Luke gazed out the window </w:t>
-      </w:r>
-      <w:r>
-        <w:t xml:space="preserve">and thought of Paris, </w:t>
-      </w:r>
-      <w:r>
-        <w:t>the city of love. He wanted a girl.</w:t>
-      </w:r>
-      <w:r>
-        <w:t xml:space="preserve"> Puberty was a pain.</w:t>
-      </w:r>
-    </w:p>
-    <w:p>
-      <w:r>
-        <w:t xml:space="preserve">Annie </w:t>
-      </w:r>
-      <w:r>
-        <w:t>stuck</w:t>
-      </w:r>
-      <w:r>
-        <w:t xml:space="preserve"> her head out the window. Her hair flowed gracefully back</w:t>
-      </w:r>
-      <w:r>
-        <w:t xml:space="preserve"> like ribbons in the wind.</w:t>
-      </w:r>
-    </w:p>
-    <w:p>
-      <w:r>
-        <w:t>Within minutes they arrived at the university</w:t>
-      </w:r>
-      <w:r>
-        <w:t>. They stopped in front of a</w:t>
-      </w:r>
-      <w:r>
-        <w:t xml:space="preserve"> non-descript </w:t>
-      </w:r>
-      <w:r>
-        <w:t>garage entrance</w:t>
-      </w:r>
-      <w:r>
-        <w:t xml:space="preserve"> that was marked as closed.</w:t>
-      </w:r>
-    </w:p>
-    <w:p>
-      <w:r>
-        <w:t>Felix</w:t>
-      </w:r>
-      <w:r>
-        <w:t xml:space="preserve"> </w:t>
-      </w:r>
-      <w:r>
-        <w:t>placed</w:t>
-      </w:r>
-      <w:r>
-        <w:t xml:space="preserve"> his credit card </w:t>
-      </w:r>
-      <w:r>
-        <w:t>against</w:t>
-      </w:r>
-      <w:r>
-        <w:t xml:space="preserve"> a </w:t>
-      </w:r>
-      <w:r>
-        <w:t>card reader</w:t>
-      </w:r>
-      <w:r>
-        <w:t xml:space="preserve"> on </w:t>
-      </w:r>
-      <w:r>
-        <w:t>a nearby concrete pillar</w:t>
-      </w:r>
-      <w:r>
-        <w:t>.</w:t>
-      </w:r>
-    </w:p>
-    <w:p>
-      <w:r>
-        <w:t xml:space="preserve">“Where to, Prince </w:t>
-      </w:r>
-      <w:r>
-        <w:t>Felix</w:t>
-      </w:r>
-      <w:r>
-        <w:t>?” a voice asked.</w:t>
-      </w:r>
-    </w:p>
-    <w:p>
-      <w:r>
-        <w:t>“The Hermitage please</w:t>
-      </w:r>
-      <w:r>
-        <w:t>, with a detour to the main shaft</w:t>
-      </w:r>
-      <w:r>
-        <w:t xml:space="preserve">,” </w:t>
-      </w:r>
-      <w:r>
-        <w:t>Felix</w:t>
-      </w:r>
-      <w:r>
-        <w:t xml:space="preserve"> replied.</w:t>
-      </w:r>
-    </w:p>
-    <w:p>
-      <w:r>
-        <w:t xml:space="preserve">The barrier lowered and they drove in. </w:t>
-      </w:r>
-      <w:r>
-        <w:t>The passageway headed downwards and then turned to the left</w:t>
-      </w:r>
-      <w:r>
-        <w:t xml:space="preserve">. In front of them was a </w:t>
-      </w:r>
-      <w:r>
-        <w:t xml:space="preserve">silvery </w:t>
-      </w:r>
-      <w:r>
-        <w:t xml:space="preserve">distortion in the tunnel. </w:t>
-      </w:r>
-      <w:r>
-        <w:t>They drove through.</w:t>
-      </w:r>
-    </w:p>
-    <w:p>
-      <w:r>
-        <w:t>On the other side was a</w:t>
-      </w:r>
-      <w:r>
-        <w:t>nother</w:t>
-      </w:r>
-      <w:r>
-        <w:t xml:space="preserve"> tunnel</w:t>
-      </w:r>
-      <w:r>
-        <w:t xml:space="preserve">, perhaps 100 feet in </w:t>
-      </w:r>
-      <w:r>
-        <w:t>width</w:t>
-      </w:r>
-      <w:r>
-        <w:t xml:space="preserve">. Lining the tunnel was portals to other places. </w:t>
-      </w:r>
-      <w:r>
-        <w:t>Felix</w:t>
-      </w:r>
-      <w:r>
-        <w:t xml:space="preserve"> followed a line on the ground into a main area. It was a huge shaft several thousand feet in diameter. </w:t>
-      </w:r>
-      <w:r>
-        <w:t xml:space="preserve">A spiral ramp, at least 500 feet </w:t>
-      </w:r>
-      <w:r>
-        <w:t>wide</w:t>
-      </w:r>
-      <w:r>
-        <w:t xml:space="preserve">, </w:t>
-      </w:r>
-      <w:r>
-        <w:t>encircled the shaft.</w:t>
-      </w:r>
-      <w:r>
-        <w:t xml:space="preserve"> Various types of vehicles zoomed past on the ramp. Flying vehicles went up and down the central shaft. The place was bustling with traffic.</w:t>
-      </w:r>
-    </w:p>
-    <w:p>
-      <w:r>
-        <w:t>Felix</w:t>
-      </w:r>
-      <w:r>
-        <w:t xml:space="preserve"> stopped his pickup at the railing of the </w:t>
-      </w:r>
-      <w:r>
-        <w:t>ramp and got out. The others joined him at the railing.</w:t>
-      </w:r>
-    </w:p>
-    <w:p>
-      <w:r>
-        <w:t xml:space="preserve">Luke glanced down a bottomless pit and got vertigo. Looking up, the shaft </w:t>
-      </w:r>
-      <w:r>
-        <w:t>seemed</w:t>
-      </w:r>
-      <w:r>
-        <w:t xml:space="preserve"> endless.</w:t>
-      </w:r>
-    </w:p>
-    <w:p>
-      <w:r>
-        <w:lastRenderedPageBreak/>
-        <w:t>“</w:t>
-      </w:r>
-      <w:r>
-        <w:t>This is called Nexus. It</w:t>
-      </w:r>
-      <w:r>
-        <w:t>’s</w:t>
-      </w:r>
-      <w:r>
-        <w:t xml:space="preserve"> the convergence point for </w:t>
-      </w:r>
-      <w:r>
-        <w:t>all that is</w:t>
-      </w:r>
-      <w:r>
-        <w:t xml:space="preserve">. </w:t>
-      </w:r>
-      <w:r>
-        <w:t>Freaky, isn’t it</w:t>
-      </w:r>
-      <w:r>
-        <w:t>, how anyone could build this place</w:t>
-      </w:r>
-      <w:r>
-        <w:t xml:space="preserve">?” </w:t>
-      </w:r>
-      <w:r>
-        <w:t>Felix</w:t>
-      </w:r>
-      <w:r>
-        <w:t xml:space="preserve"> said</w:t>
-      </w:r>
-      <w:r>
-        <w:t xml:space="preserve"> excitedly</w:t>
-      </w:r>
-      <w:r>
-        <w:t>. “This is just one of many shafts. Most of the paths are closed off to humans. If one of you succeeds, then a few of these doors will open up to us.</w:t>
-      </w:r>
-      <w:r>
-        <w:t xml:space="preserve"> </w:t>
-      </w:r>
-      <w:r>
-        <w:t xml:space="preserve">I love visiting because it’s so cool. </w:t>
-      </w:r>
-      <w:r>
-        <w:t>What do you think of this place?”</w:t>
-      </w:r>
-      <w:r>
-        <w:tab/>
-      </w:r>
-    </w:p>
-    <w:p>
-      <w:r>
-        <w:t>“I don’t know,” Luke replied</w:t>
-      </w:r>
-      <w:r>
-        <w:t xml:space="preserve"> nervously</w:t>
-      </w:r>
-      <w:r>
-        <w:t xml:space="preserve">. “It’s giving me a </w:t>
-      </w:r>
-      <w:r>
-        <w:t>strange</w:t>
-      </w:r>
-      <w:r>
-        <w:t xml:space="preserve"> sensation</w:t>
-      </w:r>
-      <w:r>
-        <w:t>, as if I’m cut off from the rest of the world</w:t>
-      </w:r>
-      <w:r>
-        <w:t>.</w:t>
-      </w:r>
-      <w:r>
-        <w:t xml:space="preserve"> I can see this giant shaft with people coming and going from those corridors.</w:t>
-      </w:r>
-    </w:p>
-    <w:p>
-      <w:r>
-        <w:t>“</w:t>
-      </w:r>
-      <w:r>
-        <w:t xml:space="preserve">But this isn’t just a freakishly huge building. I feel this </w:t>
-      </w:r>
-      <w:r>
-        <w:t xml:space="preserve">place </w:t>
-      </w:r>
-      <w:r>
-        <w:t>is something that is beyond my comprehension.</w:t>
-      </w:r>
-      <w:r>
-        <w:t xml:space="preserve"> </w:t>
-      </w:r>
-      <w:r>
-        <w:t>This place is starting to give me the willies.”</w:t>
-      </w:r>
-    </w:p>
-    <w:p>
-      <w:r>
-        <w:t>“Maybe we should go,” Millie said</w:t>
-      </w:r>
-      <w:r>
-        <w:t xml:space="preserve"> nervously</w:t>
-      </w:r>
-      <w:r>
-        <w:t>. “Portalmancers</w:t>
-      </w:r>
-      <w:r>
-        <w:t xml:space="preserve"> have senses we don’t have. Being outside of the universe for too long isn’t a good idea for him.”</w:t>
-      </w:r>
-    </w:p>
-    <w:p>
-      <w:r>
-        <w:t xml:space="preserve">“I’m sorry,” </w:t>
-      </w:r>
-      <w:r>
-        <w:t>Felix</w:t>
-      </w:r>
-      <w:r>
-        <w:t xml:space="preserve"> said worriedly as he reentered the pickup.</w:t>
-      </w:r>
-      <w:r>
-        <w:t xml:space="preserve"> The others got in and </w:t>
-      </w:r>
-      <w:r>
-        <w:t>Felix</w:t>
-      </w:r>
-      <w:r>
-        <w:t xml:space="preserve"> followed the path. They returned to the tunnel they came from and entered a portal.</w:t>
-      </w:r>
-    </w:p>
-    <w:p>
-      <w:r>
-        <w:t>“Home sweet home,” Luke sighed.</w:t>
-      </w:r>
-    </w:p>
-    <w:p>
-      <w:r>
-        <w:t xml:space="preserve">“You’ve lived in </w:t>
-      </w:r>
-      <w:r>
-        <w:t>Saint Petersburg</w:t>
-      </w:r>
-      <w:r>
-        <w:t xml:space="preserve">?” </w:t>
-      </w:r>
-      <w:r>
-        <w:t>Felix</w:t>
-      </w:r>
-      <w:r>
-        <w:t xml:space="preserve"> asked in surprise.</w:t>
-      </w:r>
-    </w:p>
-    <w:p>
-      <w:r>
-        <w:t xml:space="preserve">“No,” Luke </w:t>
-      </w:r>
-      <w:r>
-        <w:t>denied</w:t>
-      </w:r>
-      <w:r>
-        <w:t>. “</w:t>
-      </w:r>
-      <w:r>
-        <w:t>I live on planet Earth and I’m happy to be back. That place was starting to get to me.</w:t>
-      </w:r>
-      <w:r>
-        <w:t xml:space="preserve"> It was so…I don’t know.</w:t>
-      </w:r>
-      <w:r>
-        <w:t xml:space="preserve"> I think what we saw was illusion for the convenience of us mere mortals.</w:t>
-      </w:r>
-      <w:r>
-        <w:t>”</w:t>
-      </w:r>
-    </w:p>
-    <w:p>
-      <w:r>
-        <w:t>Felix</w:t>
-      </w:r>
-      <w:r>
-        <w:t xml:space="preserve"> didn’t know what to say so he said, “Welcome to the Hermitage, one of the most beautiful museums in the world.”</w:t>
-      </w:r>
-    </w:p>
-    <w:p>
-      <w:r>
-        <w:t xml:space="preserve">They drove on and parked. </w:t>
-      </w:r>
-      <w:r>
-        <w:t>“</w:t>
-      </w:r>
-      <w:r>
-        <w:t xml:space="preserve">This is the </w:t>
-      </w:r>
-      <w:r>
-        <w:t>Winter Palace</w:t>
-      </w:r>
-      <w:r>
-        <w:t>.”</w:t>
-      </w:r>
-      <w:r>
-        <w:t xml:space="preserve"> </w:t>
-      </w:r>
-      <w:r>
-        <w:t xml:space="preserve">They entered and </w:t>
-      </w:r>
-      <w:r>
-        <w:t>approached</w:t>
-      </w:r>
-      <w:r>
-        <w:t xml:space="preserve"> </w:t>
-      </w:r>
-      <w:r>
-        <w:t xml:space="preserve">a </w:t>
-      </w:r>
-      <w:r>
-        <w:t xml:space="preserve">guard </w:t>
-      </w:r>
-      <w:r>
-        <w:t>sitting at a security desk</w:t>
-      </w:r>
-      <w:r>
-        <w:t>.</w:t>
-      </w:r>
-    </w:p>
-    <w:p>
-      <w:r>
-        <w:lastRenderedPageBreak/>
-        <w:t xml:space="preserve">The guard got up and </w:t>
-      </w:r>
-      <w:r>
-        <w:t>said, “Evening Prince Felix</w:t>
-      </w:r>
-      <w:r>
-        <w:t>, Princess Millie</w:t>
-      </w:r>
-      <w:r>
-        <w:t>.</w:t>
-      </w:r>
-      <w:r>
-        <w:t>”</w:t>
-      </w:r>
-    </w:p>
-    <w:p>
-      <w:r>
-        <w:t xml:space="preserve">“Evening </w:t>
-      </w:r>
-      <w:r>
-        <w:t>Igor</w:t>
-      </w:r>
-      <w:r>
-        <w:t>,” Felix said. “This is Luke. Do you have a room for him?”</w:t>
-      </w:r>
-    </w:p>
-    <w:p>
-      <w:r>
-        <w:t xml:space="preserve">“Yes </w:t>
-      </w:r>
-      <w:r>
-        <w:t>highness</w:t>
-      </w:r>
-      <w:r>
-        <w:t>,” Igor said. “Here is his key. I’ll show you the room.”</w:t>
-      </w:r>
-    </w:p>
-    <w:p>
-      <w:r>
-        <w:t>They walked up a marble staircase and entered a hallway lined with Renaissance paintings.</w:t>
-      </w:r>
-      <w:r>
-        <w:t xml:space="preserve"> They entered a wing off limits to the general public.</w:t>
-      </w:r>
-    </w:p>
-    <w:p>
-      <w:r>
-        <w:t xml:space="preserve">“This is </w:t>
-      </w:r>
-      <w:r>
-        <w:t>your room</w:t>
-      </w:r>
-      <w:r>
-        <w:t xml:space="preserve"> sir,” Igor said.</w:t>
-      </w:r>
-    </w:p>
-    <w:p>
-      <w:r>
-        <w:t>“Thank you</w:t>
-      </w:r>
-      <w:r>
-        <w:t xml:space="preserve"> </w:t>
-      </w:r>
-      <w:r>
-        <w:t>Igor</w:t>
-      </w:r>
-      <w:r>
-        <w:t xml:space="preserve">,” Felix </w:t>
-      </w:r>
-      <w:r>
-        <w:t>replied</w:t>
-      </w:r>
-      <w:r>
-        <w:t xml:space="preserve"> courteously</w:t>
-      </w:r>
-      <w:r>
-        <w:t>. “Have a good night</w:t>
-      </w:r>
-      <w:r>
-        <w:t>.</w:t>
-      </w:r>
-      <w:r>
-        <w:t>”</w:t>
-      </w:r>
-    </w:p>
-    <w:p>
-      <w:r>
-        <w:t>“</w:t>
-      </w:r>
-      <w:r>
-        <w:t>You too</w:t>
-      </w:r>
-      <w:r>
-        <w:t xml:space="preserve">, </w:t>
-      </w:r>
-      <w:r>
-        <w:t>highnesses</w:t>
-      </w:r>
-      <w:r>
-        <w:t>, honored guest</w:t>
-      </w:r>
-      <w:r>
-        <w:t>,” Igor said and left.</w:t>
-      </w:r>
-    </w:p>
-    <w:p>
-      <w:r>
-        <w:t>“My room is there, my parent’s room is there and Millie’s room is there,” Felix said</w:t>
-      </w:r>
-      <w:r>
-        <w:t>, pointing out the important landmarks</w:t>
-      </w:r>
-      <w:r>
-        <w:t>. “Most of the rooms are empty. It gets lonely living in a museum</w:t>
-      </w:r>
-      <w:r>
-        <w:t xml:space="preserve"> but </w:t>
-      </w:r>
-      <w:r>
-        <w:t>what can we do?</w:t>
-      </w:r>
-      <w:r>
-        <w:t>”</w:t>
-      </w:r>
-    </w:p>
-    <w:p>
-      <w:r>
-        <w:t xml:space="preserve">Luke unlocked the room and entered a bedroom </w:t>
-      </w:r>
-      <w:r>
-        <w:t xml:space="preserve">built </w:t>
-      </w:r>
-      <w:r>
-        <w:t xml:space="preserve">for a prince. </w:t>
-      </w:r>
-      <w:r>
-        <w:t xml:space="preserve">The carpet was richer than the one outside. Several </w:t>
-      </w:r>
-      <w:r>
-        <w:t xml:space="preserve">paintings lined the walls, including a </w:t>
-      </w:r>
-      <w:r>
-        <w:t xml:space="preserve">Rembrandt </w:t>
-      </w:r>
-      <w:r>
-        <w:t>Luke recognized from a book</w:t>
-      </w:r>
-      <w:r>
-        <w:t>. Priceless artifacts filled the room.</w:t>
-      </w:r>
-    </w:p>
-    <w:p>
-      <w:r>
-        <w:t xml:space="preserve">Annie dashed in and looked around. She spotted the bed </w:t>
-      </w:r>
-      <w:r>
-        <w:t>and jump</w:t>
-      </w:r>
-      <w:r>
-        <w:t>ed</w:t>
-      </w:r>
-      <w:r>
-        <w:t xml:space="preserve"> on</w:t>
-      </w:r>
-      <w:r>
-        <w:t>to</w:t>
-      </w:r>
-      <w:r>
-        <w:t xml:space="preserve"> it.</w:t>
-      </w:r>
-    </w:p>
-    <w:p>
-      <w:r>
-        <w:t xml:space="preserve">“Are you sure it’s okay </w:t>
-      </w:r>
-      <w:r>
-        <w:t xml:space="preserve">for me </w:t>
-      </w:r>
-      <w:r>
-        <w:t>to stay in such a fancy place?” Luke asked nervously.</w:t>
-      </w:r>
-    </w:p>
-    <w:p>
-      <w:r>
-        <w:t>Felix just shrugged. “I’m sorry this room is so pompous, but this p</w:t>
-      </w:r>
-      <w:r>
-        <w:t>a</w:t>
-      </w:r>
-      <w:r>
-        <w:t>lace was built for the emperor of Russia, and the Hermitage is an historical landmark. Don’t worry about making a mess. This room was meant to be lived in.”</w:t>
-      </w:r>
-    </w:p>
-    <w:p>
-      <w:r>
-        <w:lastRenderedPageBreak/>
-        <w:t xml:space="preserve">“Tomorrow morning we’ll give you a tour of the place,” Millie </w:t>
-      </w:r>
-      <w:r>
-        <w:t>promised</w:t>
-      </w:r>
-      <w:r>
-        <w:t>.</w:t>
-      </w:r>
-    </w:p>
-    <w:p>
-      <w:r>
-        <w:t>“I don’t suppose you have internet?” Luke asked. “It doesn’t matter. I have some e-books to read.”</w:t>
-      </w:r>
-    </w:p>
-    <w:p>
-      <w:r>
-        <w:t>“We have internet,” Felix replied. “The network password is Millie</w:t>
-      </w:r>
-      <w:r>
-        <w:t>, with a capital M</w:t>
-      </w:r>
-      <w:r>
-        <w:t>.</w:t>
-      </w:r>
-      <w:r>
-        <w:t>”</w:t>
-      </w:r>
-    </w:p>
-    <w:p>
-      <w:r>
-        <w:t>“Thanks,” Luke said. “I don’t think I could go to sleep. I just got up.”</w:t>
-      </w:r>
-    </w:p>
-    <w:p>
-      <w:r>
-        <w:t xml:space="preserve">“Luke, </w:t>
-      </w:r>
-      <w:r>
-        <w:t>I need to give you a word of warning</w:t>
-      </w:r>
-      <w:r>
-        <w:t xml:space="preserve"> about this p</w:t>
-      </w:r>
-      <w:r>
-        <w:t>a</w:t>
-      </w:r>
-      <w:r>
-        <w:t xml:space="preserve">lace,” Felix said. </w:t>
-      </w:r>
-      <w:r>
-        <w:t xml:space="preserve">For the first time Felix was serious. </w:t>
-      </w:r>
-      <w:r>
-        <w:t xml:space="preserve">“You must </w:t>
-      </w:r>
-      <w:r>
-        <w:t>never</w:t>
-      </w:r>
-      <w:r>
-        <w:t xml:space="preserve"> leave your room between 2:00</w:t>
-      </w:r>
-      <w:r>
-        <w:t xml:space="preserve"> </w:t>
-      </w:r>
-      <w:r>
-        <w:t>AM and 4:00</w:t>
-      </w:r>
-      <w:r>
-        <w:t xml:space="preserve"> </w:t>
-      </w:r>
-      <w:r>
-        <w:t>AM</w:t>
-      </w:r>
-      <w:r>
-        <w:t>, ever</w:t>
-      </w:r>
-      <w:r>
-        <w:t>. 3:00</w:t>
-      </w:r>
-      <w:r>
-        <w:t xml:space="preserve"> </w:t>
-      </w:r>
-      <w:r>
-        <w:t>AM is the witching hour when the barrier between worlds is thinnest. Not even the guards come out then. It’s that dangerous.”</w:t>
-      </w:r>
-    </w:p>
-    <w:p>
-      <w:r>
-        <w:t xml:space="preserve">“If you wanted me to wet myself, congratulations, you just did,” Luke </w:t>
-      </w:r>
-      <w:r>
-        <w:t>responded</w:t>
-      </w:r>
-      <w:r>
-        <w:t>, feeling terrified. “Why are we staying here instead of a regular house</w:t>
-      </w:r>
-      <w:r>
-        <w:t xml:space="preserve"> or mansion</w:t>
-      </w:r>
-      <w:r>
-        <w:t>?”</w:t>
-      </w:r>
-    </w:p>
-    <w:p>
-      <w:r>
-        <w:t xml:space="preserve">“That can’t be helped,” Felix </w:t>
-      </w:r>
-      <w:r>
-        <w:t>sighed</w:t>
-      </w:r>
-      <w:r>
-        <w:t xml:space="preserve">. “One of the jobs of the nobility and royalty of </w:t>
-      </w:r>
-      <w:r>
-        <w:t>the</w:t>
-      </w:r>
-      <w:r>
-        <w:t xml:space="preserve"> world is to maintain the balance of the world. The mystical focal point of Russia is here at the Hermitage.</w:t>
-      </w:r>
-    </w:p>
-    <w:p>
-      <w:r>
-        <w:t xml:space="preserve">“All nobility and royalty of this country </w:t>
-      </w:r>
-      <w:r>
-        <w:t>are required</w:t>
-      </w:r>
-      <w:r>
-        <w:t xml:space="preserve"> to stay </w:t>
-      </w:r>
-      <w:r>
-        <w:t xml:space="preserve">here </w:t>
-      </w:r>
-      <w:r>
-        <w:t xml:space="preserve">at least </w:t>
-      </w:r>
-      <w:r>
-        <w:t xml:space="preserve">one night a year. The same is true of all visiting nobility and royalty. My parents, on the other hand, </w:t>
-      </w:r>
-      <w:r>
-        <w:t>are required</w:t>
-      </w:r>
-      <w:r>
-        <w:t xml:space="preserve"> to spend at le</w:t>
-      </w:r>
-      <w:r>
-        <w:t xml:space="preserve">ast </w:t>
-      </w:r>
-      <w:r>
-        <w:t xml:space="preserve">one </w:t>
-      </w:r>
-      <w:r>
-        <w:t xml:space="preserve">lunar </w:t>
-      </w:r>
-      <w:r>
-        <w:t xml:space="preserve">month </w:t>
-      </w:r>
-      <w:r>
-        <w:t>a year here.”</w:t>
-      </w:r>
-    </w:p>
-    <w:p>
-      <w:r>
-        <w:t xml:space="preserve">Feeling terrified, Luke </w:t>
-      </w:r>
-      <w:r>
-        <w:t>pleaded</w:t>
-      </w:r>
-      <w:r>
-        <w:t>, “Seeing that I am a commoner, I would rather stay at a hotel.</w:t>
-      </w:r>
-      <w:r>
-        <w:t xml:space="preserve"> At least there evil spirits don’t walk the corridors.</w:t>
-      </w:r>
-      <w:r>
-        <w:t>”</w:t>
-      </w:r>
-    </w:p>
-    <w:p>
-      <w:r>
         <w:t>“I’m sorry Luke but you’re not a commoner,” Millie said.</w:t>
       </w:r>
     </w:p>
     <w:p>
       <w:r>
-        <w:lastRenderedPageBreak/>
         <w:t xml:space="preserve">“Don’t be stupid,” Luke shouted </w:t>
       </w:r>
       <w:r>
@@ -11683,6 +11745,7 @@
     </w:p>
     <w:p>
       <w:r>
+        <w:lastRenderedPageBreak/>
         <w:t>“Yes, but where’s the fun in that?” Annie asked. Luke laughed.</w:t>
       </w:r>
     </w:p>
@@ -11698,142 +11761,141 @@
     </w:p>
     <w:p>
       <w:r>
+        <w:t>The two and their spirit beasts headed for their rooms while Luke got ready for the night.</w:t>
+      </w:r>
+    </w:p>
+    <w:p>
+      <w:r>
+        <w:t>Pajamas on, Luke</w:t>
+      </w:r>
+      <w:r>
+        <w:t xml:space="preserve"> setup his laptop and surfed the net. Annie </w:t>
+      </w:r>
+      <w:r>
+        <w:t>sat cross-legged on the table in front of the laptop</w:t>
+      </w:r>
+      <w:r>
+        <w:t>.</w:t>
+      </w:r>
+    </w:p>
+    <w:p>
+      <w:r>
+        <w:t>“Luke, the bed is set up,” Felix said.</w:t>
+      </w:r>
+    </w:p>
+    <w:p>
+      <w:r>
+        <w:t>“Okay Felix,” Luke said. “It’s past twelve. I guess I need to go to sleep.”</w:t>
+      </w:r>
+    </w:p>
+    <w:p>
+      <w:r>
+        <w:t>Luke got up and followed Felix out of the room.</w:t>
+      </w:r>
+    </w:p>
+    <w:p>
+      <w:r>
+        <w:t>Felix’s room was similar to Luke’s, except that it had personal touches. The room also had two king sized beds.</w:t>
+      </w:r>
+    </w:p>
+    <w:p>
+      <w:r>
+        <w:t>“Don’t you have beds in sizes other than huge?” Luke asked. “It must have been a pain getting that in.”</w:t>
+      </w:r>
+    </w:p>
+    <w:p>
+      <w:r>
+        <w:t>Felix shrugged. “They tend to be overeager to please.”</w:t>
+      </w:r>
+    </w:p>
+    <w:p>
+      <w:r>
+        <w:t>“We should go to sleep,” Millie said and got in Felix’s bed. Their two spirit beasts rested on the floor, unable to join their masters on the bed.</w:t>
+      </w:r>
+    </w:p>
+    <w:p>
+      <w:r>
+        <w:t>Luke got into the second bed and Annie curled up in a ball on Luke’s stomach.</w:t>
+      </w:r>
+    </w:p>
+    <w:p>
+      <w:r>
+        <w:t>Felix turned off the lights and went to bed too. It was now dark.</w:t>
+      </w:r>
+    </w:p>
+    <w:p>
+      <w:r>
+        <w:t xml:space="preserve">Luke lay in bed listening to Annie </w:t>
+      </w:r>
+      <w:r>
+        <w:t>breathing</w:t>
+      </w:r>
+      <w:r>
+        <w:t>. He couldn’t get to sleep since it was afternoon for him</w:t>
+      </w:r>
+      <w:r>
+        <w:t>.</w:t>
+      </w:r>
+      <w:r>
+        <w:t xml:space="preserve"> </w:t>
+      </w:r>
+      <w:r>
+        <w:t>Also,</w:t>
+      </w:r>
+      <w:r>
+        <w:t xml:space="preserve"> he wasn’t used to sleeping on his </w:t>
+      </w:r>
+      <w:r>
+        <w:t>back</w:t>
+      </w:r>
+      <w:r>
+        <w:t>,</w:t>
+      </w:r>
+      <w:r>
+        <w:t xml:space="preserve"> and he didn’t want to disturb his </w:t>
+      </w:r>
+      <w:r>
+        <w:t xml:space="preserve">little </w:t>
+      </w:r>
+      <w:r>
+        <w:t>cat friend.</w:t>
+      </w:r>
+    </w:p>
+    <w:p>
+      <w:r>
         <w:lastRenderedPageBreak/>
-        <w:t>The two and their spirit beasts headed for their rooms while Luke got ready for the night.</w:t>
-      </w:r>
-    </w:p>
-    <w:p>
-      <w:r>
-        <w:t>Pajamas on, Luke</w:t>
-      </w:r>
-      <w:r>
-        <w:t xml:space="preserve"> setup his laptop and surfed the net. Annie </w:t>
-      </w:r>
-      <w:r>
-        <w:t>sat cross-legged on the table in front of the laptop</w:t>
-      </w:r>
-      <w:r>
-        <w:t>.</w:t>
-      </w:r>
-    </w:p>
-    <w:p>
-      <w:r>
-        <w:t>“Luke, the bed is set up,” Felix said.</w:t>
-      </w:r>
-    </w:p>
-    <w:p>
-      <w:r>
-        <w:t>“Okay Felix,” Luke said. “It’s past twelve. I guess I need to go to sleep.”</w:t>
-      </w:r>
-    </w:p>
-    <w:p>
-      <w:r>
-        <w:t>Luke got up and followed Felix out of the room.</w:t>
-      </w:r>
-    </w:p>
-    <w:p>
-      <w:r>
-        <w:t>Felix’s room was similar to Luke’s, except that it had personal touches. The room also had two king sized beds.</w:t>
-      </w:r>
-    </w:p>
-    <w:p>
-      <w:r>
-        <w:t>“Don’t you have beds in sizes other than huge?” Luke asked. “It must have been a pain getting that in.”</w:t>
-      </w:r>
-    </w:p>
-    <w:p>
-      <w:r>
-        <w:t>Felix shrugged. “They tend to be overeager to please.”</w:t>
-      </w:r>
-    </w:p>
-    <w:p>
-      <w:r>
-        <w:t>“We should go to sleep,” Millie said and got in Felix’s bed. Their two spirit beasts rested on the floor, unable to join their masters on the bed.</w:t>
-      </w:r>
-    </w:p>
-    <w:p>
-      <w:r>
-        <w:t>Luke got into the second bed and Annie curled up in a ball on Luke’s stomach.</w:t>
-      </w:r>
-    </w:p>
-    <w:p>
-      <w:r>
-        <w:t>Felix turned off the lights and went to bed too. It was now dark.</w:t>
-      </w:r>
-    </w:p>
-    <w:p>
-      <w:r>
-        <w:t xml:space="preserve">Luke lay in bed listening to Annie </w:t>
-      </w:r>
-      <w:r>
-        <w:t>breathing</w:t>
-      </w:r>
-      <w:r>
-        <w:t>. He couldn’t get to sleep since it was afternoon for him</w:t>
-      </w:r>
-      <w:r>
-        <w:t>.</w:t>
+        <w:t xml:space="preserve">Someone </w:t>
+      </w:r>
+      <w:r>
+        <w:t>walked</w:t>
       </w:r>
       <w:r>
         <w:t xml:space="preserve"> </w:t>
       </w:r>
       <w:r>
-        <w:t>Also,</w:t>
-      </w:r>
-      <w:r>
-        <w:t xml:space="preserve"> he wasn’t used to sleeping on his </w:t>
-      </w:r>
-      <w:r>
-        <w:t>back</w:t>
-      </w:r>
-      <w:r>
-        <w:t>,</w:t>
-      </w:r>
-      <w:r>
-        <w:t xml:space="preserve"> and he didn’t want to disturb his </w:t>
-      </w:r>
-      <w:r>
-        <w:t xml:space="preserve">little </w:t>
-      </w:r>
-      <w:r>
-        <w:t>cat friend.</w:t>
-      </w:r>
-    </w:p>
-    <w:p>
-      <w:r>
-        <w:t xml:space="preserve">Someone </w:t>
-      </w:r>
-      <w:r>
-        <w:t>walked</w:t>
+        <w:t xml:space="preserve">slowly </w:t>
+      </w:r>
+      <w:r>
+        <w:t xml:space="preserve">down the hallway, whistling </w:t>
+      </w:r>
+      <w:r>
+        <w:t>a lonely tune</w:t>
+      </w:r>
+      <w:r>
+        <w:t xml:space="preserve">. </w:t>
+      </w:r>
+      <w:r>
+        <w:t>Luke checked his cell phone. It was 2:36</w:t>
       </w:r>
       <w:r>
         <w:t xml:space="preserve"> </w:t>
       </w:r>
       <w:r>
-        <w:t xml:space="preserve">slowly </w:t>
-      </w:r>
-      <w:r>
-        <w:t xml:space="preserve">down the hallway, whistling </w:t>
-      </w:r>
-      <w:r>
-        <w:t>a lonely tune</w:t>
-      </w:r>
-      <w:r>
-        <w:t xml:space="preserve">. </w:t>
-      </w:r>
-      <w:r>
-        <w:t>Luke checked his cell phone. It was 2:36</w:t>
-      </w:r>
-      <w:r>
-        <w:t xml:space="preserve"> </w:t>
-      </w:r>
-      <w:r>
         <w:t>AM. That meant that no one should be in the hall. Who could that be?</w:t>
       </w:r>
     </w:p>
     <w:p>
       <w:r>
-        <w:lastRenderedPageBreak/>
         <w:t>There was a crashing sound and Luke almost jumped out of his skin.</w:t>
       </w:r>
       <w:r>
@@ -11865,7 +11927,19 @@
         <w:rPr>
           <w:i/>
         </w:rPr>
-        <w:t>What if my powers pull in those creatures?</w:t>
+        <w:t>What if my powers pull</w:t>
+      </w:r>
+      <w:r>
+        <w:rPr>
+          <w:i/>
+        </w:rPr>
+        <w:t>ed</w:t>
+      </w:r>
+      <w:r>
+        <w:rPr>
+          <w:i/>
+        </w:rPr>
+        <w:t xml:space="preserve"> in those creatures?</w:t>
       </w:r>
       <w:r>
         <w:rPr>
@@ -11969,7 +12043,6 @@
         <w:t>Slowly time ticked on. It was the longest night of his life.</w:t>
       </w:r>
     </w:p>
-    <w:p/>
     <w:p>
       <w:pPr>
         <w:sectPr>
@@ -13193,9 +13266,6 @@
       <w:r>
         <w:t>. That satisfied Luke.</w:t>
       </w:r>
-      <w:r>
-        <w:t xml:space="preserve"> “This is perfect,” he said.</w:t>
-      </w:r>
     </w:p>
     <w:p>
       <w:r>
@@ -13269,7 +13339,13 @@
     </w:p>
     <w:p>
       <w:r>
-        <w:t xml:space="preserve">They entered the museum and Annie went from painting to painting. People stared and pointed. “Look mum, there’s a cat girl floating there,” a little girl </w:t>
+        <w:t xml:space="preserve">They entered the museum and Annie went from painting to painting. People stared and pointed. “Look mum, there’s a cat girl floating </w:t>
+      </w:r>
+      <w:r>
+        <w:t>in the air</w:t>
+      </w:r>
+      <w:r>
+        <w:t xml:space="preserve">,” a little girl </w:t>
       </w:r>
       <w:r>
         <w:t>pointed</w:t>
@@ -13297,130 +13373,130 @@
     </w:p>
     <w:p>
       <w:r>
+        <w:t>People star</w:t>
+      </w:r>
+      <w:r>
+        <w:t>ed</w:t>
+      </w:r>
+      <w:r>
+        <w:t xml:space="preserve"> </w:t>
+      </w:r>
+      <w:r>
+        <w:t>and point</w:t>
+      </w:r>
+      <w:r>
+        <w:t>ed</w:t>
+      </w:r>
+      <w:r>
+        <w:t xml:space="preserve">. </w:t>
+      </w:r>
+      <w:r>
+        <w:t>Luke felt increasingly unc</w:t>
+      </w:r>
+      <w:r>
+        <w:t>omfortable as he became the center of the commotion.</w:t>
+      </w:r>
+    </w:p>
+    <w:p>
+      <w:r>
         <w:lastRenderedPageBreak/>
-        <w:t>People star</w:t>
-      </w:r>
-      <w:r>
-        <w:t>ed</w:t>
+        <w:t>Annie sat on his shoulder and a twelve-year-old boy said to his friend, “Look there. That guy is playing with dolls.”</w:t>
+      </w:r>
+      <w:r>
+        <w:t xml:space="preserve"> That made Luke’s face turn red in embarrassment.</w:t>
+      </w:r>
+    </w:p>
+    <w:p>
+      <w:r>
+        <w:t xml:space="preserve">“Annie, become invisible to all humans,” Luke </w:t>
+      </w:r>
+      <w:r>
+        <w:t>whispered</w:t>
+      </w:r>
+      <w:r>
+        <w:t>.</w:t>
+      </w:r>
+    </w:p>
+    <w:p>
+      <w:r>
+        <w:t xml:space="preserve">“Okay,” Annie </w:t>
+      </w:r>
+      <w:r>
+        <w:t>replied</w:t>
+      </w:r>
+      <w:r>
+        <w:t>. She got off Luke’s shoulder and sat on a sculpture.</w:t>
+      </w:r>
+    </w:p>
+    <w:p>
+      <w:r>
+        <w:t xml:space="preserve">“Where did that </w:t>
+      </w:r>
+      <w:r>
+        <w:t xml:space="preserve">cat </w:t>
+      </w:r>
+      <w:r>
+        <w:t>girl go?” someone asked.</w:t>
+      </w:r>
+    </w:p>
+    <w:p>
+      <w:r>
+        <w:t>“What cat girl?” a woman asked. Moments later, people dispersed.</w:t>
+      </w:r>
+      <w:r>
+        <w:t xml:space="preserve"> No doubt people would attribute the incident to mass delusion or something.</w:t>
+      </w:r>
+    </w:p>
+    <w:p>
+      <w:r>
+        <w:t>Luke felt relief. It was okay for wizards to see Annie, since they understood such things. However, being seen by humans only caused problems</w:t>
+      </w:r>
+      <w:r>
+        <w:t xml:space="preserve"> and embarrassment</w:t>
+      </w:r>
+      <w:r>
+        <w:t>.</w:t>
+      </w:r>
+    </w:p>
+    <w:p>
+      <w:r>
+        <w:t xml:space="preserve">“Luke, mum said you need to meet </w:t>
+      </w:r>
+      <w:r>
+        <w:t>Prince James</w:t>
+      </w:r>
+      <w:r>
+        <w:t>,” Felix said. “He wants to know what happened to the missing nano-probe.”</w:t>
+      </w:r>
+    </w:p>
+    <w:p>
+      <w:r>
+        <w:t xml:space="preserve">“I understand,” </w:t>
+      </w:r>
+      <w:r>
+        <w:t>Luke replied as his heart skipped a beat</w:t>
+      </w:r>
+      <w:r>
+        <w:t>.</w:t>
+      </w:r>
+      <w:r>
+        <w:t xml:space="preserve"> “When do we need to leave?”</w:t>
+      </w:r>
+    </w:p>
+    <w:p>
+      <w:r>
+        <w:t>“</w:t>
+      </w:r>
+      <w:r>
+        <w:t xml:space="preserve">Mother said we need to leave for </w:t>
+      </w:r>
+      <w:r>
+        <w:t>Switzerland</w:t>
       </w:r>
       <w:r>
         <w:t xml:space="preserve"> </w:t>
       </w:r>
       <w:r>
-        <w:t>and point</w:t>
-      </w:r>
-      <w:r>
-        <w:t>ed</w:t>
-      </w:r>
-      <w:r>
-        <w:t xml:space="preserve">. </w:t>
-      </w:r>
-      <w:r>
-        <w:t>Luke felt increasingly unc</w:t>
-      </w:r>
-      <w:r>
-        <w:t>omfortable as he became the center of the commotion.</w:t>
-      </w:r>
-    </w:p>
-    <w:p>
-      <w:r>
-        <w:t>Annie sat on his shoulder and a twelve-year-old boy said to his friend, “Look there. That guy is playing with dolls.”</w:t>
-      </w:r>
-      <w:r>
-        <w:t xml:space="preserve"> That made Luke’s face turn red in embarrassment.</w:t>
-      </w:r>
-    </w:p>
-    <w:p>
-      <w:r>
-        <w:t xml:space="preserve">“Annie, become invisible to all humans,” Luke </w:t>
-      </w:r>
-      <w:r>
-        <w:t>whispered</w:t>
-      </w:r>
-      <w:r>
-        <w:t>.</w:t>
-      </w:r>
-    </w:p>
-    <w:p>
-      <w:r>
-        <w:t xml:space="preserve">“Okay,” Annie </w:t>
-      </w:r>
-      <w:r>
-        <w:t>replied</w:t>
-      </w:r>
-      <w:r>
-        <w:t>. She got off Luke’s shoulder and sat on a sculpture.</w:t>
-      </w:r>
-    </w:p>
-    <w:p>
-      <w:r>
-        <w:t xml:space="preserve">“Where did that </w:t>
-      </w:r>
-      <w:r>
-        <w:t xml:space="preserve">cat </w:t>
-      </w:r>
-      <w:r>
-        <w:t>girl go?” someone asked.</w:t>
-      </w:r>
-    </w:p>
-    <w:p>
-      <w:r>
-        <w:t>“What cat girl?” a woman asked. Moments later, people dispersed.</w:t>
-      </w:r>
-      <w:r>
-        <w:t xml:space="preserve"> No doubt people would attribute the incident to mass delusion or something.</w:t>
-      </w:r>
-    </w:p>
-    <w:p>
-      <w:r>
-        <w:t>Luke felt relief. It was okay for wizards to see Annie, since they understood such things. However, being seen by humans only caused problems</w:t>
-      </w:r>
-      <w:r>
-        <w:t xml:space="preserve"> and embarrassment</w:t>
-      </w:r>
-      <w:r>
-        <w:t>.</w:t>
-      </w:r>
-    </w:p>
-    <w:p>
-      <w:r>
-        <w:t xml:space="preserve">“Luke, mum said you need to meet </w:t>
-      </w:r>
-      <w:r>
-        <w:t>Prince James</w:t>
-      </w:r>
-      <w:r>
-        <w:t>,” Felix said. “He wants to know what happened to the missing nano-probe.”</w:t>
-      </w:r>
-    </w:p>
-    <w:p>
-      <w:r>
-        <w:t xml:space="preserve">“I understand,” </w:t>
-      </w:r>
-      <w:r>
-        <w:t>Luke replied as his heart skipped a beat</w:t>
-      </w:r>
-      <w:r>
-        <w:t>.</w:t>
-      </w:r>
-      <w:r>
-        <w:t xml:space="preserve"> “When do we need to leave?”</w:t>
-      </w:r>
-    </w:p>
-    <w:p>
-      <w:r>
-        <w:t>“</w:t>
-      </w:r>
-      <w:r>
-        <w:t xml:space="preserve">Mother said we need to leave for </w:t>
-      </w:r>
-      <w:r>
-        <w:t>Switzerland</w:t>
-      </w:r>
-      <w:r>
-        <w:t xml:space="preserve"> </w:t>
-      </w:r>
-      <w:r>
         <w:t xml:space="preserve">in </w:t>
       </w:r>
       <w:r>
@@ -13457,18 +13533,18 @@
     </w:p>
     <w:p>
       <w:r>
+        <w:t xml:space="preserve">“We </w:t>
+      </w:r>
+      <w:r>
+        <w:t xml:space="preserve">had </w:t>
+      </w:r>
+      <w:r>
+        <w:t>better be going,” Felix said and they headed out.</w:t>
+      </w:r>
+    </w:p>
+    <w:p>
+      <w:r>
         <w:lastRenderedPageBreak/>
-        <w:t xml:space="preserve">“We </w:t>
-      </w:r>
-      <w:r>
-        <w:t xml:space="preserve">had </w:t>
-      </w:r>
-      <w:r>
-        <w:t>better be going,” Felix said and they headed out.</w:t>
-      </w:r>
-    </w:p>
-    <w:p>
-      <w:r>
         <w:t xml:space="preserve">During </w:t>
       </w:r>
       <w:r>
@@ -13673,7 +13749,13 @@
         <w:t xml:space="preserve"> </w:t>
       </w:r>
       <w:r>
-        <w:t>“The focal point shifted sometime after the end of World War I.”</w:t>
+        <w:t xml:space="preserve">“The focal point shifted </w:t>
+      </w:r>
+      <w:r>
+        <w:t xml:space="preserve">here </w:t>
+      </w:r>
+      <w:r>
+        <w:t>sometime after the end of World War I.”</w:t>
       </w:r>
     </w:p>
     <w:p>
@@ -13769,7 +13851,7 @@
                     <a:blip r:embed="rId13" cstate="print">
                       <a:extLst>
                         <a:ext uri="{28A0092B-C50C-407E-A947-70E740481C1C}">
-                          <a14:useLocalDpi xmlns:a14="http://schemas.microsoft.com/office/drawing/2010/main" xmlns:wps="http://schemas.microsoft.com/office/word/2010/wordprocessingShape" xmlns:wpi="http://schemas.microsoft.com/office/word/2010/wordprocessingInk" xmlns:wpg="http://schemas.microsoft.com/office/word/2010/wordprocessingGroup" xmlns:w16se="http://schemas.microsoft.com/office/word/2015/wordml/symex" xmlns:w15="http://schemas.microsoft.com/office/word/2012/wordml" xmlns:w14="http://schemas.microsoft.com/office/word/2010/wordml" xmlns:w="http://schemas.openxmlformats.org/wordprocessingml/2006/main" xmlns:w10="urn:schemas-microsoft-com:office:word" xmlns:wp14="http://schemas.microsoft.com/office/word/2010/wordprocessingDrawing" xmlns:v="urn:schemas-microsoft-com:vml" xmlns:o="urn:schemas-microsoft-com:office:office" xmlns:aink="http://schemas.microsoft.com/office/drawing/2016/ink" xmlns:mc="http://schemas.openxmlformats.org/markup-compatibility/2006" xmlns:cx8="http://schemas.microsoft.com/office/drawing/2016/5/14/chartex" xmlns:cx7="http://schemas.microsoft.com/office/drawing/2016/5/13/chartex" xmlns:cx6="http://schemas.microsoft.com/office/drawing/2016/5/12/chartex" xmlns:cx5="http://schemas.microsoft.com/office/drawing/2016/5/11/chartex" xmlns:cx4="http://schemas.microsoft.com/office/drawing/2016/5/10/chartex" xmlns:cx3="http://schemas.microsoft.com/office/drawing/2016/5/9/chartex" xmlns:cx2="http://schemas.microsoft.com/office/drawing/2015/10/21/chartex" xmlns:cx1="http://schemas.microsoft.com/office/drawing/2015/9/8/chartex" xmlns:cx="http://schemas.microsoft.com/office/drawing/2014/chartex" xmlns:wpc="http://schemas.microsoft.com/office/word/2010/wordprocessingCanvas" xmlns="" val="0"/>
+                          <a14:useLocalDpi xmlns="" xmlns:wpc="http://schemas.microsoft.com/office/word/2010/wordprocessingCanvas" xmlns:cx="http://schemas.microsoft.com/office/drawing/2014/chartex" xmlns:cx1="http://schemas.microsoft.com/office/drawing/2015/9/8/chartex" xmlns:cx2="http://schemas.microsoft.com/office/drawing/2015/10/21/chartex" xmlns:cx3="http://schemas.microsoft.com/office/drawing/2016/5/9/chartex" xmlns:cx4="http://schemas.microsoft.com/office/drawing/2016/5/10/chartex" xmlns:cx5="http://schemas.microsoft.com/office/drawing/2016/5/11/chartex" xmlns:cx6="http://schemas.microsoft.com/office/drawing/2016/5/12/chartex" xmlns:cx7="http://schemas.microsoft.com/office/drawing/2016/5/13/chartex" xmlns:cx8="http://schemas.microsoft.com/office/drawing/2016/5/14/chartex" xmlns:mc="http://schemas.openxmlformats.org/markup-compatibility/2006" xmlns:aink="http://schemas.microsoft.com/office/drawing/2016/ink" xmlns:o="urn:schemas-microsoft-com:office:office" xmlns:v="urn:schemas-microsoft-com:vml" xmlns:wp14="http://schemas.microsoft.com/office/word/2010/wordprocessingDrawing" xmlns:w10="urn:schemas-microsoft-com:office:word" xmlns:w="http://schemas.openxmlformats.org/wordprocessingml/2006/main" xmlns:w14="http://schemas.microsoft.com/office/word/2010/wordml" xmlns:w15="http://schemas.microsoft.com/office/word/2012/wordml" xmlns:w16se="http://schemas.microsoft.com/office/word/2015/wordml/symex" xmlns:wpg="http://schemas.microsoft.com/office/word/2010/wordprocessingGroup" xmlns:wpi="http://schemas.microsoft.com/office/word/2010/wordprocessingInk" xmlns:wps="http://schemas.microsoft.com/office/word/2010/wordprocessingShape" xmlns:a14="http://schemas.microsoft.com/office/drawing/2010/main" val="0"/>
                         </a:ext>
                       </a:extLst>
                     </a:blip>
@@ -14400,10 +14482,22 @@
     <w:p>
       <w:r>
         <w:lastRenderedPageBreak/>
-        <w:t>“I don’t know who hit me with that nano-probe or why I was selected. I don’t even know why Annie chose me.</w:t>
-      </w:r>
-      <w:r>
-        <w:t xml:space="preserve"> She doesn’t remember anything before meeting me.”</w:t>
+        <w:t xml:space="preserve">“I don’t know who hit me with that nano-probe or why I was selected. I don’t even know why </w:t>
+      </w:r>
+      <w:r>
+        <w:t xml:space="preserve">I met </w:t>
+      </w:r>
+      <w:r>
+        <w:t>Annie.</w:t>
+      </w:r>
+      <w:r>
+        <w:t xml:space="preserve"> </w:t>
+      </w:r>
+      <w:r>
+        <w:t>Her memories only started when I gave her a name</w:t>
+      </w:r>
+      <w:r>
+        <w:t>.”</w:t>
       </w:r>
     </w:p>
     <w:p>
@@ -14411,7 +14505,24 @@
         <w:t>James</w:t>
       </w:r>
       <w:r>
-        <w:t xml:space="preserve"> asked countless questions and finally said, “Thank you. At least I know that the nano-probe is safe. The gods selected you for a reason. I’m counting on you to do your best and win this challenge.”</w:t>
+        <w:t xml:space="preserve"> asked countless questions</w:t>
+      </w:r>
+      <w:r>
+        <w:t>, forcing Luke to remember countless details.</w:t>
+      </w:r>
+    </w:p>
+    <w:p>
+      <w:r>
+        <w:t>F</w:t>
+      </w:r>
+      <w:r>
+        <w:t xml:space="preserve">inally </w:t>
+      </w:r>
+      <w:r>
+        <w:t xml:space="preserve">James </w:t>
+      </w:r>
+      <w:r>
+        <w:t>said, “Thank you. At least I know that the nano-probe is safe. The gods selected you for a reason. I’m counting on you to do your best and win this challenge.”</w:t>
       </w:r>
     </w:p>
     <w:p>
@@ -14537,6 +14648,7 @@
     </w:p>
     <w:p>
       <w:r>
+        <w:lastRenderedPageBreak/>
         <w:t xml:space="preserve">“Luke, allow me to introduce </w:t>
       </w:r>
       <w:r>
@@ -14563,7 +14675,6 @@
     </w:p>
     <w:p>
       <w:r>
-        <w:lastRenderedPageBreak/>
         <w:t xml:space="preserve">As expected, Luke had </w:t>
       </w:r>
       <w:r>
@@ -14706,12 +14817,12 @@
     </w:p>
     <w:p>
       <w:r>
+        <w:lastRenderedPageBreak/>
         <w:t>“Do you mean Nexus?” Donna asked.</w:t>
       </w:r>
     </w:p>
     <w:p>
       <w:r>
-        <w:lastRenderedPageBreak/>
         <w:t>“</w:t>
       </w:r>
       <w:r>
@@ -15661,7 +15772,7 @@
                     <a:blip r:embed="rId13">
                       <a:extLst>
                         <a:ext uri="{28A0092B-C50C-407E-A947-70E740481C1C}">
-                          <a14:useLocalDpi xmlns="" xmlns:wpc="http://schemas.microsoft.com/office/word/2010/wordprocessingCanvas" xmlns:cx="http://schemas.microsoft.com/office/drawing/2014/chartex" xmlns:cx1="http://schemas.microsoft.com/office/drawing/2015/9/8/chartex" xmlns:cx2="http://schemas.microsoft.com/office/drawing/2015/10/21/chartex" xmlns:cx3="http://schemas.microsoft.com/office/drawing/2016/5/9/chartex" xmlns:cx4="http://schemas.microsoft.com/office/drawing/2016/5/10/chartex" xmlns:cx5="http://schemas.microsoft.com/office/drawing/2016/5/11/chartex" xmlns:cx6="http://schemas.microsoft.com/office/drawing/2016/5/12/chartex" xmlns:cx7="http://schemas.microsoft.com/office/drawing/2016/5/13/chartex" xmlns:cx8="http://schemas.microsoft.com/office/drawing/2016/5/14/chartex" xmlns:mc="http://schemas.openxmlformats.org/markup-compatibility/2006" xmlns:aink="http://schemas.microsoft.com/office/drawing/2016/ink" xmlns:o="urn:schemas-microsoft-com:office:office" xmlns:v="urn:schemas-microsoft-com:vml" xmlns:wp14="http://schemas.microsoft.com/office/word/2010/wordprocessingDrawing" xmlns:w10="urn:schemas-microsoft-com:office:word" xmlns:w="http://schemas.openxmlformats.org/wordprocessingml/2006/main" xmlns:w14="http://schemas.microsoft.com/office/word/2010/wordml" xmlns:w15="http://schemas.microsoft.com/office/word/2012/wordml" xmlns:w16se="http://schemas.microsoft.com/office/word/2015/wordml/symex" xmlns:wpg="http://schemas.microsoft.com/office/word/2010/wordprocessingGroup" xmlns:wpi="http://schemas.microsoft.com/office/word/2010/wordprocessingInk" xmlns:wps="http://schemas.microsoft.com/office/word/2010/wordprocessingShape" xmlns:a14="http://schemas.microsoft.com/office/drawing/2010/main" xmlns:arto="http://schemas.microsoft.com/office/word/2006/arto" val="0"/>
+                          <a14:useLocalDpi xmlns:arto="http://schemas.microsoft.com/office/word/2006/arto" xmlns:a14="http://schemas.microsoft.com/office/drawing/2010/main" xmlns:wps="http://schemas.microsoft.com/office/word/2010/wordprocessingShape" xmlns:wpi="http://schemas.microsoft.com/office/word/2010/wordprocessingInk" xmlns:wpg="http://schemas.microsoft.com/office/word/2010/wordprocessingGroup" xmlns:w16se="http://schemas.microsoft.com/office/word/2015/wordml/symex" xmlns:w15="http://schemas.microsoft.com/office/word/2012/wordml" xmlns:w14="http://schemas.microsoft.com/office/word/2010/wordml" xmlns:w="http://schemas.openxmlformats.org/wordprocessingml/2006/main" xmlns:w10="urn:schemas-microsoft-com:office:word" xmlns:wp14="http://schemas.microsoft.com/office/word/2010/wordprocessingDrawing" xmlns:v="urn:schemas-microsoft-com:vml" xmlns:o="urn:schemas-microsoft-com:office:office" xmlns:aink="http://schemas.microsoft.com/office/drawing/2016/ink" xmlns:mc="http://schemas.openxmlformats.org/markup-compatibility/2006" xmlns:cx8="http://schemas.microsoft.com/office/drawing/2016/5/14/chartex" xmlns:cx7="http://schemas.microsoft.com/office/drawing/2016/5/13/chartex" xmlns:cx6="http://schemas.microsoft.com/office/drawing/2016/5/12/chartex" xmlns:cx5="http://schemas.microsoft.com/office/drawing/2016/5/11/chartex" xmlns:cx4="http://schemas.microsoft.com/office/drawing/2016/5/10/chartex" xmlns:cx3="http://schemas.microsoft.com/office/drawing/2016/5/9/chartex" xmlns:cx2="http://schemas.microsoft.com/office/drawing/2015/10/21/chartex" xmlns:cx1="http://schemas.microsoft.com/office/drawing/2015/9/8/chartex" xmlns:cx="http://schemas.microsoft.com/office/drawing/2014/chartex" xmlns:wpc="http://schemas.microsoft.com/office/word/2010/wordprocessingCanvas" xmlns="" val="0"/>
                         </a:ext>
                       </a:extLst>
                     </a:blip>
@@ -16770,12 +16881,10 @@
       <w:r>
         <w:t xml:space="preserve"> </w:t>
       </w:r>
-      <w:proofErr w:type="spellStart"/>
-      <w:r>
-        <w:t>Inlaws</w:t>
-      </w:r>
       <w:bookmarkEnd w:id="6"/>
-      <w:proofErr w:type="spellEnd"/>
+      <w:r>
+        <w:t>In-laws</w:t>
+      </w:r>
     </w:p>
     <w:p>
       <w:pPr>
@@ -17275,9 +17384,6 @@
       <w:r>
         <w:t xml:space="preserve"> a spirit beast, just like everyone else in that grade. I hope you don’t mind.”</w:t>
       </w:r>
-      <w:r>
-        <w:t>&lt;&gt;</w:t>
-      </w:r>
     </w:p>
     <w:p>
       <w:r>
@@ -17403,7 +17509,13 @@
         <w:t>M</w:t>
       </w:r>
       <w:r>
-        <w:t xml:space="preserve">akeup specialists </w:t>
+        <w:t xml:space="preserve">akeup </w:t>
+      </w:r>
+      <w:r>
+        <w:t>artists</w:t>
+      </w:r>
+      <w:r>
+        <w:t xml:space="preserve"> </w:t>
       </w:r>
       <w:r>
         <w:t xml:space="preserve">entered and </w:t>
@@ -17766,7 +17878,7 @@
         <w:rPr>
           <w:noProof/>
         </w:rPr>
-        <w:t>93</w:t>
+        <w:t>91</w:t>
       </w:r>
     </w:fldSimple>
   </w:p>
@@ -19140,7 +19252,7 @@
 </file>
 
 <file path=customXml/itemProps1.xml><?xml version="1.0" encoding="utf-8"?>
-<ds:datastoreItem xmlns:ds="http://schemas.openxmlformats.org/officeDocument/2006/customXml" ds:itemID="{94C31A2F-C7BD-42C4-9B5E-13CE8F2CDCE8}">
+<ds:datastoreItem xmlns:ds="http://schemas.openxmlformats.org/officeDocument/2006/customXml" ds:itemID="{737855D5-726C-4A36-B6FA-6DE1E398C634}">
   <ds:schemaRefs>
     <ds:schemaRef ds:uri="http://schemas.openxmlformats.org/officeDocument/2006/bibliography"/>
   </ds:schemaRefs>

--- a/Books/Stories/ThePrincessAndTheUnknownRoad/Book_ThePrincessAndTheUnknownRoad.docx
+++ b/Books/Stories/ThePrincessAndTheUnknownRoad/Book_ThePrincessAndTheUnknownRoad.docx
@@ -759,9 +759,8 @@
       <w:r>
         <w:t xml:space="preserve"> as a pleasant breeze caressed his cheek.</w:t>
       </w:r>
-      <w:r>
-        <w:t xml:space="preserve"> </w:t>
-      </w:r>
+    </w:p>
+    <w:p>
       <w:r>
         <w:t>T</w:t>
       </w:r>
@@ -769,7 +768,19 @@
         <w:t>he sky darke</w:t>
       </w:r>
       <w:r>
-        <w:t xml:space="preserve">ned and the shrubbery thickened into brambles. Luke saw a movement to the right. </w:t>
+        <w:t xml:space="preserve">ned and shrubbery thickened into brambles. </w:t>
+      </w:r>
+      <w:r>
+        <w:t xml:space="preserve">Movement caught </w:t>
+      </w:r>
+      <w:r>
+        <w:t>Luke</w:t>
+      </w:r>
+      <w:r>
+        <w:t>’s attention</w:t>
+      </w:r>
+      <w:r>
+        <w:t xml:space="preserve">. </w:t>
       </w:r>
       <w:r>
         <w:t xml:space="preserve">There was something in the </w:t>
@@ -809,7 +820,13 @@
         <w:t>Luke</w:t>
       </w:r>
       <w:r>
-        <w:t xml:space="preserve"> as he walked the forbidden road. He knew he shouldn’t have taken the Unknown </w:t>
+        <w:t xml:space="preserve"> as he walked the forbidden road. He </w:t>
+      </w:r>
+      <w:r>
+        <w:t xml:space="preserve">was warned not to walk </w:t>
+      </w:r>
+      <w:r>
+        <w:t xml:space="preserve">the Unknown </w:t>
       </w:r>
       <w:r>
         <w:t>R</w:t>
@@ -841,7 +858,18 @@
         <w:t xml:space="preserve"> fork in the road</w:t>
       </w:r>
       <w:r>
-        <w:t xml:space="preserve">. One path was bright and cheery. It had pretty flowers and headed for the town of </w:t>
+        <w:t>.</w:t>
+      </w:r>
+    </w:p>
+    <w:p>
+      <w:r>
+        <w:t xml:space="preserve">One path was bright and cheery. </w:t>
+      </w:r>
+      <w:r>
+        <w:t>Flowers lined it as it guided travelers to the</w:t>
+      </w:r>
+      <w:r>
+        <w:t xml:space="preserve"> town of </w:t>
       </w:r>
       <w:r>
         <w:t>Pleasantville</w:t>
@@ -913,6 +941,7 @@
     </w:p>
     <w:p>
       <w:r>
+        <w:lastRenderedPageBreak/>
         <w:t xml:space="preserve">Surrounding Luke were the skeletons of </w:t>
       </w:r>
       <w:r>
@@ -936,11 +965,7 @@
         <w:t xml:space="preserve">, but it terrified him. What would people think? How would he live? </w:t>
       </w:r>
       <w:r>
-        <w:t xml:space="preserve">Shouldn’t he </w:t>
-      </w:r>
-      <w:r>
-        <w:lastRenderedPageBreak/>
-        <w:t>come back when he was more prepared (even though preparation was impossible)?</w:t>
+        <w:t>Shouldn’t he come back when he was more prepared (even though preparation was impossible)?</w:t>
       </w:r>
     </w:p>
     <w:p>
@@ -1001,7 +1026,7 @@
                     <a:blip r:embed="rId13">
                       <a:extLst>
                         <a:ext uri="{28A0092B-C50C-407E-A947-70E740481C1C}">
-                          <a14:useLocalDpi xmlns:arto="http://schemas.microsoft.com/office/word/2006/arto" xmlns:a14="http://schemas.microsoft.com/office/drawing/2010/main" xmlns:wps="http://schemas.microsoft.com/office/word/2010/wordprocessingShape" xmlns:wpi="http://schemas.microsoft.com/office/word/2010/wordprocessingInk" xmlns:wpg="http://schemas.microsoft.com/office/word/2010/wordprocessingGroup" xmlns:w16se="http://schemas.microsoft.com/office/word/2015/wordml/symex" xmlns:w15="http://schemas.microsoft.com/office/word/2012/wordml" xmlns:w14="http://schemas.microsoft.com/office/word/2010/wordml" xmlns:w="http://schemas.openxmlformats.org/wordprocessingml/2006/main" xmlns:w10="urn:schemas-microsoft-com:office:word" xmlns:wp14="http://schemas.microsoft.com/office/word/2010/wordprocessingDrawing" xmlns:v="urn:schemas-microsoft-com:vml" xmlns:o="urn:schemas-microsoft-com:office:office" xmlns:aink="http://schemas.microsoft.com/office/drawing/2016/ink" xmlns:mc="http://schemas.openxmlformats.org/markup-compatibility/2006" xmlns:cx8="http://schemas.microsoft.com/office/drawing/2016/5/14/chartex" xmlns:cx7="http://schemas.microsoft.com/office/drawing/2016/5/13/chartex" xmlns:cx6="http://schemas.microsoft.com/office/drawing/2016/5/12/chartex" xmlns:cx5="http://schemas.microsoft.com/office/drawing/2016/5/11/chartex" xmlns:cx4="http://schemas.microsoft.com/office/drawing/2016/5/10/chartex" xmlns:cx3="http://schemas.microsoft.com/office/drawing/2016/5/9/chartex" xmlns:cx2="http://schemas.microsoft.com/office/drawing/2015/10/21/chartex" xmlns:cx1="http://schemas.microsoft.com/office/drawing/2015/9/8/chartex" xmlns:cx="http://schemas.microsoft.com/office/drawing/2014/chartex" xmlns:wpc="http://schemas.microsoft.com/office/word/2010/wordprocessingCanvas" xmlns="" val="0"/>
+                          <a14:useLocalDpi xmlns="" xmlns:wpc="http://schemas.microsoft.com/office/word/2010/wordprocessingCanvas" xmlns:cx="http://schemas.microsoft.com/office/drawing/2014/chartex" xmlns:cx1="http://schemas.microsoft.com/office/drawing/2015/9/8/chartex" xmlns:cx2="http://schemas.microsoft.com/office/drawing/2015/10/21/chartex" xmlns:cx3="http://schemas.microsoft.com/office/drawing/2016/5/9/chartex" xmlns:cx4="http://schemas.microsoft.com/office/drawing/2016/5/10/chartex" xmlns:cx5="http://schemas.microsoft.com/office/drawing/2016/5/11/chartex" xmlns:cx6="http://schemas.microsoft.com/office/drawing/2016/5/12/chartex" xmlns:cx7="http://schemas.microsoft.com/office/drawing/2016/5/13/chartex" xmlns:cx8="http://schemas.microsoft.com/office/drawing/2016/5/14/chartex" xmlns:mc="http://schemas.openxmlformats.org/markup-compatibility/2006" xmlns:aink="http://schemas.microsoft.com/office/drawing/2016/ink" xmlns:o="urn:schemas-microsoft-com:office:office" xmlns:v="urn:schemas-microsoft-com:vml" xmlns:wp14="http://schemas.microsoft.com/office/word/2010/wordprocessingDrawing" xmlns:w10="urn:schemas-microsoft-com:office:word" xmlns:w="http://schemas.openxmlformats.org/wordprocessingml/2006/main" xmlns:w14="http://schemas.microsoft.com/office/word/2010/wordml" xmlns:w15="http://schemas.microsoft.com/office/word/2012/wordml" xmlns:w16se="http://schemas.microsoft.com/office/word/2015/wordml/symex" xmlns:wpg="http://schemas.microsoft.com/office/word/2010/wordprocessingGroup" xmlns:wpi="http://schemas.microsoft.com/office/word/2010/wordprocessingInk" xmlns:wps="http://schemas.microsoft.com/office/word/2010/wordprocessingShape" xmlns:a14="http://schemas.microsoft.com/office/drawing/2010/main" xmlns:arto="http://schemas.microsoft.com/office/word/2006/arto" val="0"/>
                         </a:ext>
                       </a:extLst>
                     </a:blip>
@@ -1107,7 +1132,13 @@
         <w:t>September</w:t>
       </w:r>
       <w:r>
-        <w:t xml:space="preserve"> he would go to college and his parents were proud of him. He was destined to live the rest of his life in Pleasantville.</w:t>
+        <w:t xml:space="preserve"> he would </w:t>
+      </w:r>
+      <w:r>
+        <w:t>head</w:t>
+      </w:r>
+      <w:r>
+        <w:t xml:space="preserve"> to college and his parents were proud of him. He was destined to live the rest of his life in Pleasantville.</w:t>
       </w:r>
       <w:r>
         <w:t xml:space="preserve"> That didn’t mean his life was easy. It only meant that there were no surprises.</w:t>
@@ -1181,6 +1212,7 @@
     </w:p>
     <w:p>
       <w:r>
+        <w:lastRenderedPageBreak/>
         <w:t>Luke</w:t>
       </w:r>
       <w:r>
@@ -1194,7 +1226,6 @@
     </w:p>
     <w:p>
       <w:r>
-        <w:lastRenderedPageBreak/>
         <w:t>Luke</w:t>
       </w:r>
       <w:r>
@@ -1300,10 +1331,22 @@
         <w:t>Luke</w:t>
       </w:r>
       <w:r>
-        <w:t xml:space="preserve"> soon discovered the</w:t>
-      </w:r>
-      <w:r>
-        <w:t xml:space="preserve"> park was much larger than he first realized. It felt as if he was cut off from the city and was now in the countryside. Walking down </w:t>
+        <w:t xml:space="preserve"> discovered the</w:t>
+      </w:r>
+      <w:r>
+        <w:t xml:space="preserve"> park was larger than he first realized. </w:t>
+      </w:r>
+      <w:r>
+        <w:t>He</w:t>
+      </w:r>
+      <w:r>
+        <w:t xml:space="preserve"> felt was cut off from the city and </w:t>
+      </w:r>
+      <w:r>
+        <w:t xml:space="preserve">in </w:t>
+      </w:r>
+      <w:r>
+        <w:t xml:space="preserve">the countryside. Walking down </w:t>
       </w:r>
       <w:r>
         <w:t>the peaceful trail</w:t>
@@ -1372,6 +1415,7 @@
     </w:p>
     <w:p>
       <w:r>
+        <w:lastRenderedPageBreak/>
         <w:t xml:space="preserve">The pain in </w:t>
       </w:r>
       <w:r>
@@ -1422,7 +1466,7 @@
                     <a:blip r:embed="rId13">
                       <a:extLst>
                         <a:ext uri="{28A0092B-C50C-407E-A947-70E740481C1C}">
-                          <a14:useLocalDpi xmlns:arto="http://schemas.microsoft.com/office/word/2006/arto" xmlns:a14="http://schemas.microsoft.com/office/drawing/2010/main" xmlns:wps="http://schemas.microsoft.com/office/word/2010/wordprocessingShape" xmlns:wpi="http://schemas.microsoft.com/office/word/2010/wordprocessingInk" xmlns:wpg="http://schemas.microsoft.com/office/word/2010/wordprocessingGroup" xmlns:w16se="http://schemas.microsoft.com/office/word/2015/wordml/symex" xmlns:w15="http://schemas.microsoft.com/office/word/2012/wordml" xmlns:w14="http://schemas.microsoft.com/office/word/2010/wordml" xmlns:w="http://schemas.openxmlformats.org/wordprocessingml/2006/main" xmlns:w10="urn:schemas-microsoft-com:office:word" xmlns:wp14="http://schemas.microsoft.com/office/word/2010/wordprocessingDrawing" xmlns:v="urn:schemas-microsoft-com:vml" xmlns:o="urn:schemas-microsoft-com:office:office" xmlns:aink="http://schemas.microsoft.com/office/drawing/2016/ink" xmlns:mc="http://schemas.openxmlformats.org/markup-compatibility/2006" xmlns:cx8="http://schemas.microsoft.com/office/drawing/2016/5/14/chartex" xmlns:cx7="http://schemas.microsoft.com/office/drawing/2016/5/13/chartex" xmlns:cx6="http://schemas.microsoft.com/office/drawing/2016/5/12/chartex" xmlns:cx5="http://schemas.microsoft.com/office/drawing/2016/5/11/chartex" xmlns:cx4="http://schemas.microsoft.com/office/drawing/2016/5/10/chartex" xmlns:cx3="http://schemas.microsoft.com/office/drawing/2016/5/9/chartex" xmlns:cx2="http://schemas.microsoft.com/office/drawing/2015/10/21/chartex" xmlns:cx1="http://schemas.microsoft.com/office/drawing/2015/9/8/chartex" xmlns:cx="http://schemas.microsoft.com/office/drawing/2014/chartex" xmlns:wpc="http://schemas.microsoft.com/office/word/2010/wordprocessingCanvas" xmlns="" val="0"/>
+                          <a14:useLocalDpi xmlns="" xmlns:wpc="http://schemas.microsoft.com/office/word/2010/wordprocessingCanvas" xmlns:cx="http://schemas.microsoft.com/office/drawing/2014/chartex" xmlns:cx1="http://schemas.microsoft.com/office/drawing/2015/9/8/chartex" xmlns:cx2="http://schemas.microsoft.com/office/drawing/2015/10/21/chartex" xmlns:cx3="http://schemas.microsoft.com/office/drawing/2016/5/9/chartex" xmlns:cx4="http://schemas.microsoft.com/office/drawing/2016/5/10/chartex" xmlns:cx5="http://schemas.microsoft.com/office/drawing/2016/5/11/chartex" xmlns:cx6="http://schemas.microsoft.com/office/drawing/2016/5/12/chartex" xmlns:cx7="http://schemas.microsoft.com/office/drawing/2016/5/13/chartex" xmlns:cx8="http://schemas.microsoft.com/office/drawing/2016/5/14/chartex" xmlns:mc="http://schemas.openxmlformats.org/markup-compatibility/2006" xmlns:aink="http://schemas.microsoft.com/office/drawing/2016/ink" xmlns:o="urn:schemas-microsoft-com:office:office" xmlns:v="urn:schemas-microsoft-com:vml" xmlns:wp14="http://schemas.microsoft.com/office/word/2010/wordprocessingDrawing" xmlns:w10="urn:schemas-microsoft-com:office:word" xmlns:w="http://schemas.openxmlformats.org/wordprocessingml/2006/main" xmlns:w14="http://schemas.microsoft.com/office/word/2010/wordml" xmlns:w15="http://schemas.microsoft.com/office/word/2012/wordml" xmlns:w16se="http://schemas.microsoft.com/office/word/2015/wordml/symex" xmlns:wpg="http://schemas.microsoft.com/office/word/2010/wordprocessingGroup" xmlns:wpi="http://schemas.microsoft.com/office/word/2010/wordprocessingInk" xmlns:wps="http://schemas.microsoft.com/office/word/2010/wordprocessingShape" xmlns:a14="http://schemas.microsoft.com/office/drawing/2010/main" xmlns:arto="http://schemas.microsoft.com/office/word/2006/arto" val="0"/>
                         </a:ext>
                       </a:extLst>
                     </a:blip>
@@ -1459,380 +1503,252 @@
     </w:p>
     <w:p>
       <w:r>
+        <w:t>Luke</w:t>
+      </w:r>
+      <w:r>
+        <w:t xml:space="preserve"> woke up in a hospital bed</w:t>
+      </w:r>
+      <w:r>
+        <w:t>, in the emergency ward</w:t>
+      </w:r>
+      <w:r>
+        <w:t xml:space="preserve">. His mother </w:t>
+      </w:r>
+      <w:r>
+        <w:t>held</w:t>
+      </w:r>
+      <w:r>
+        <w:t xml:space="preserve"> his hand and tears stream</w:t>
+      </w:r>
+      <w:r>
+        <w:t>ed</w:t>
+      </w:r>
+      <w:r>
+        <w:t xml:space="preserve"> down her face. His father just stood in the corner and brooded.</w:t>
+      </w:r>
+    </w:p>
+    <w:p>
+      <w:r>
+        <w:t xml:space="preserve">“But doctor, he’s too young to die,” </w:t>
+      </w:r>
+      <w:r>
+        <w:t>Jane</w:t>
+      </w:r>
+      <w:r>
+        <w:t xml:space="preserve"> complained.</w:t>
+      </w:r>
+    </w:p>
+    <w:p>
+      <w:r>
+        <w:t xml:space="preserve">Fear gripped </w:t>
+      </w:r>
+      <w:r>
+        <w:t>Luke</w:t>
+      </w:r>
+      <w:r>
+        <w:t>.</w:t>
+      </w:r>
+    </w:p>
+    <w:p>
+      <w:r>
+        <w:t xml:space="preserve">“What’s going on </w:t>
+      </w:r>
+      <w:r>
+        <w:t>m</w:t>
+      </w:r>
+      <w:r>
+        <w:t>u</w:t>
+      </w:r>
+      <w:r>
+        <w:t>m</w:t>
+      </w:r>
+      <w:r>
+        <w:t xml:space="preserve">?” </w:t>
+      </w:r>
+      <w:r>
+        <w:t>Luke</w:t>
+      </w:r>
+      <w:r>
+        <w:t xml:space="preserve"> asked </w:t>
+      </w:r>
+      <w:r>
+        <w:t>in a shaky voice</w:t>
+      </w:r>
+      <w:r>
+        <w:t>.</w:t>
+      </w:r>
+    </w:p>
+    <w:p>
+      <w:r>
+        <w:t>Jane</w:t>
+      </w:r>
+      <w:r>
+        <w:t xml:space="preserve"> hugged him but said nothing.</w:t>
+      </w:r>
+    </w:p>
+    <w:p>
+      <w:r>
+        <w:t xml:space="preserve">“The doctors found several tumors in your brain,” </w:t>
+      </w:r>
+      <w:r>
+        <w:t xml:space="preserve">Luke’s father </w:t>
+      </w:r>
+      <w:r>
+        <w:t>Joe</w:t>
+      </w:r>
+      <w:r>
+        <w:t xml:space="preserve"> </w:t>
+      </w:r>
+      <w:r>
+        <w:t>informed him</w:t>
+      </w:r>
+      <w:r>
+        <w:t xml:space="preserve">. “One is next to your pineal gland. </w:t>
+      </w:r>
+      <w:r>
+        <w:t>Others</w:t>
+      </w:r>
+      <w:r>
+        <w:t xml:space="preserve"> are in your visual cortex, </w:t>
+      </w:r>
+      <w:r>
+        <w:t xml:space="preserve">auditory cortex, </w:t>
+      </w:r>
+      <w:r>
+        <w:t xml:space="preserve">and other important </w:t>
+      </w:r>
+      <w:r>
+        <w:t>regions</w:t>
+      </w:r>
+      <w:r>
+        <w:t>.”</w:t>
+      </w:r>
+    </w:p>
+    <w:p>
+      <w:r>
+        <w:t xml:space="preserve">The doctor handed the x-ray to </w:t>
+      </w:r>
+      <w:r>
+        <w:t>Luke</w:t>
+      </w:r>
+      <w:r>
+        <w:t xml:space="preserve">. </w:t>
+      </w:r>
+      <w:r>
+        <w:t>Dark areas were found in the specified locations.</w:t>
+      </w:r>
+    </w:p>
+    <w:p>
+      <w:r>
+        <w:t>“</w:t>
+      </w:r>
+      <w:r>
+        <w:t>Son, t</w:t>
+      </w:r>
+      <w:r>
+        <w:t xml:space="preserve">he good news is that the tumors seem to be benign, according to the blood tests,” the doctor said. “For the time being we have decided to leave them, since they are in very sensitive areas of your brain. </w:t>
+      </w:r>
+      <w:r>
+        <w:t>If the conditions worsen, we might try chemotherapy.</w:t>
+      </w:r>
+      <w:r>
+        <w:t>”</w:t>
+      </w:r>
+    </w:p>
+    <w:p>
+      <w:r>
+        <w:t xml:space="preserve">“I remember getting hit on the head,” </w:t>
+      </w:r>
+      <w:r>
+        <w:t>Luke</w:t>
+      </w:r>
+      <w:r>
+        <w:t xml:space="preserve"> said. “What happened?”</w:t>
+      </w:r>
+    </w:p>
+    <w:p>
+      <w:r>
+        <w:t>“Passersby found you unconscious in the park and called 911,” the doctor said.</w:t>
+      </w:r>
+      <w:r>
+        <w:t xml:space="preserve"> “</w:t>
+      </w:r>
+      <w:r>
+        <w:t>Luke</w:t>
+      </w:r>
+      <w:r>
+        <w:t>, have you ever suffered from auditory or visual hallucinations?”</w:t>
+      </w:r>
+    </w:p>
+    <w:p>
+      <w:r>
+        <w:t xml:space="preserve">“No doctor,” </w:t>
+      </w:r>
+      <w:r>
+        <w:t>Luke</w:t>
+      </w:r>
+      <w:r>
+        <w:t xml:space="preserve"> replied.</w:t>
+      </w:r>
+    </w:p>
+    <w:p>
+      <w:r>
         <w:lastRenderedPageBreak/>
-        <w:t>Luke</w:t>
-      </w:r>
-      <w:r>
-        <w:t xml:space="preserve"> woke up in a hospital bed</w:t>
-      </w:r>
-      <w:r>
-        <w:t>, in the emergency ward</w:t>
-      </w:r>
-      <w:r>
-        <w:t xml:space="preserve">. His mother </w:t>
-      </w:r>
-      <w:r>
-        <w:t>held</w:t>
-      </w:r>
-      <w:r>
-        <w:t xml:space="preserve"> his hand and tears stream</w:t>
-      </w:r>
-      <w:r>
-        <w:t>ed</w:t>
-      </w:r>
-      <w:r>
-        <w:t xml:space="preserve"> down her face. His father just stood in the corner and brooded.</w:t>
-      </w:r>
-    </w:p>
-    <w:p>
-      <w:r>
-        <w:t xml:space="preserve">“But doctor, he’s too young to die,” </w:t>
-      </w:r>
-      <w:r>
-        <w:t>Jane</w:t>
-      </w:r>
-      <w:r>
-        <w:t xml:space="preserve"> complained.</w:t>
-      </w:r>
-    </w:p>
-    <w:p>
-      <w:r>
-        <w:t xml:space="preserve">Fear gripped </w:t>
-      </w:r>
-      <w:r>
-        <w:t>Luke</w:t>
-      </w:r>
-      <w:r>
-        <w:t>.</w:t>
-      </w:r>
-    </w:p>
-    <w:p>
-      <w:r>
-        <w:t xml:space="preserve">“What’s going on </w:t>
-      </w:r>
-      <w:r>
-        <w:t>m</w:t>
-      </w:r>
-      <w:r>
-        <w:t>u</w:t>
-      </w:r>
-      <w:r>
-        <w:t>m</w:t>
-      </w:r>
-      <w:r>
-        <w:t xml:space="preserve">?” </w:t>
-      </w:r>
-      <w:r>
-        <w:t>Luke</w:t>
-      </w:r>
-      <w:r>
-        <w:t xml:space="preserve"> asked </w:t>
-      </w:r>
-      <w:r>
-        <w:t>in a shaky voice</w:t>
-      </w:r>
-      <w:r>
-        <w:t>.</w:t>
-      </w:r>
-    </w:p>
-    <w:p>
-      <w:r>
-        <w:t>Jane</w:t>
-      </w:r>
-      <w:r>
-        <w:t xml:space="preserve"> hugged him but said nothing.</w:t>
-      </w:r>
-    </w:p>
-    <w:p>
-      <w:r>
-        <w:t xml:space="preserve">“The doctors found several tumors in your brain,” </w:t>
-      </w:r>
-      <w:r>
-        <w:t xml:space="preserve">Luke’s father </w:t>
+        <w:t xml:space="preserve">“That’s good,” the doctor replied. “Considering the locations of the tumors, there is a possibility of having them in the future. If you get them please let us know, so we can </w:t>
+      </w:r>
+      <w:r>
+        <w:t>perform additional tests</w:t>
+      </w:r>
+      <w:r>
+        <w:t>. Right now there is nothing we can do but wait.</w:t>
+      </w:r>
+    </w:p>
+    <w:p>
+      <w:r>
+        <w:t>“</w:t>
+      </w:r>
+      <w:r>
+        <w:t xml:space="preserve">The good news is that there is every reason to believe you will </w:t>
+      </w:r>
+      <w:r>
+        <w:t xml:space="preserve">live </w:t>
+      </w:r>
+      <w:r>
+        <w:t>a full happy life. Nurse, please fill out the forms so they can check out.</w:t>
+      </w:r>
+      <w:r>
+        <w:t xml:space="preserve"> If you’ll excuse me,</w:t>
+      </w:r>
+      <w:r>
+        <w:t xml:space="preserve">” </w:t>
+      </w:r>
+      <w:r>
+        <w:t>t</w:t>
+      </w:r>
+      <w:r>
+        <w:t xml:space="preserve">he doctor </w:t>
+      </w:r>
+      <w:r>
+        <w:t xml:space="preserve">finished and </w:t>
+      </w:r>
+      <w:r>
+        <w:t>left for her next patient.</w:t>
+      </w:r>
+    </w:p>
+    <w:p>
+      <w:r>
+        <w:t xml:space="preserve">“Come </w:t>
+      </w:r>
+      <w:r>
+        <w:t>Luke</w:t>
+      </w:r>
+      <w:r>
+        <w:t xml:space="preserve">, let’s go to a restaurant and celebrate the fact you have graduated high school,” </w:t>
       </w:r>
       <w:r>
         <w:t>Joe</w:t>
       </w:r>
       <w:r>
-        <w:t xml:space="preserve"> </w:t>
-      </w:r>
-      <w:r>
-        <w:t>informed him</w:t>
-      </w:r>
-      <w:r>
-        <w:t xml:space="preserve">. “One is next to your pineal gland. </w:t>
-      </w:r>
-      <w:r>
-        <w:t>Others</w:t>
-      </w:r>
-      <w:r>
-        <w:t xml:space="preserve"> are in your visual cortex, </w:t>
-      </w:r>
-      <w:r>
-        <w:t xml:space="preserve">auditory cortex, </w:t>
-      </w:r>
-      <w:r>
-        <w:t xml:space="preserve">and other important </w:t>
-      </w:r>
-      <w:r>
-        <w:t>regions</w:t>
-      </w:r>
-      <w:r>
-        <w:t>.”</w:t>
-      </w:r>
-    </w:p>
-    <w:p>
-      <w:r>
-        <w:t xml:space="preserve">The doctor handed the x-ray to </w:t>
-      </w:r>
-      <w:r>
-        <w:t>Luke</w:t>
-      </w:r>
-      <w:r>
-        <w:t xml:space="preserve">. </w:t>
-      </w:r>
-      <w:r>
-        <w:t>Dark areas were found in the specified locations.</w:t>
-      </w:r>
-    </w:p>
-    <w:p>
-      <w:r>
-        <w:t>“</w:t>
-      </w:r>
-      <w:r>
-        <w:t>Son, t</w:t>
-      </w:r>
-      <w:r>
-        <w:t xml:space="preserve">he good news is that the tumors seem to be benign, according to the blood tests,” the doctor said. “For the time being we have decided to leave them, since they are in very sensitive areas of your brain. </w:t>
-      </w:r>
-      <w:r>
-        <w:t>If the conditions worsen, we might try chemotherapy.</w:t>
-      </w:r>
-      <w:r>
-        <w:t>”</w:t>
-      </w:r>
-    </w:p>
-    <w:p>
-      <w:r>
-        <w:t xml:space="preserve">“I remember getting hit on the head,” </w:t>
-      </w:r>
-      <w:r>
-        <w:t>Luke</w:t>
-      </w:r>
-      <w:r>
-        <w:t xml:space="preserve"> said. “What happened?”</w:t>
-      </w:r>
-    </w:p>
-    <w:p>
-      <w:r>
-        <w:t>“A rock or something hit you in the trepanning area of your skull. Without bone to protect the brain, you got a concussion,” the doctor replied. She frowned and added, “Trepanning is very dangerous, young man. Why did you do something like that?”</w:t>
-      </w:r>
-    </w:p>
-    <w:p>
-      <w:r>
-        <w:t xml:space="preserve">Instinctively </w:t>
-      </w:r>
-      <w:r>
-        <w:t>Luke</w:t>
-      </w:r>
-      <w:r>
-        <w:t xml:space="preserve"> placed his hand on his head. The top of his skull where the bone plates met had a soft spot. Shuddering, </w:t>
-      </w:r>
-      <w:r>
-        <w:t>Luke</w:t>
-      </w:r>
-      <w:r>
-        <w:t xml:space="preserve"> removed his hand.</w:t>
-      </w:r>
-    </w:p>
-    <w:p>
-      <w:r>
-        <w:t xml:space="preserve">“When did you do that?” </w:t>
-      </w:r>
-      <w:r>
-        <w:t>Joe</w:t>
-      </w:r>
-      <w:r>
-        <w:t xml:space="preserve"> asked. </w:t>
-      </w:r>
-      <w:r>
-        <w:t>Jane</w:t>
-      </w:r>
-      <w:r>
-        <w:t xml:space="preserve"> looked at hi</w:t>
-      </w:r>
-      <w:r>
-        <w:t>m</w:t>
-      </w:r>
-      <w:r>
-        <w:t xml:space="preserve"> with scolding eyes.</w:t>
-      </w:r>
-      <w:bookmarkStart w:id="1" w:name="_GoBack"/>
-      <w:bookmarkEnd w:id="1"/>
-    </w:p>
-    <w:p>
-      <w:r>
-        <w:lastRenderedPageBreak/>
-        <w:t xml:space="preserve">“I didn’t do that,” </w:t>
-      </w:r>
-      <w:r>
-        <w:t>Luke</w:t>
-      </w:r>
-      <w:r>
-        <w:t xml:space="preserve"> said defensively. “I know that trepanning </w:t>
-      </w:r>
-      <w:r>
-        <w:t xml:space="preserve">is a superstitious practice done by primitives and New Age fools. No sane person would drill a </w:t>
-      </w:r>
-      <w:r>
-        <w:t>huge</w:t>
-      </w:r>
-      <w:r>
-        <w:t xml:space="preserve"> hole in the center of his skull.”</w:t>
-      </w:r>
-    </w:p>
-    <w:p>
-      <w:r>
-        <w:t>“Doctor, what is trepanning?” a neighboring patient asked.</w:t>
-      </w:r>
-    </w:p>
-    <w:p>
-      <w:r>
-        <w:t>“</w:t>
-      </w:r>
-      <w:r>
-        <w:t xml:space="preserve">As </w:t>
-      </w:r>
-      <w:r>
-        <w:t>Luke</w:t>
-      </w:r>
-      <w:r>
-        <w:t xml:space="preserve"> said, trepanning is drilling hole</w:t>
-      </w:r>
-      <w:r>
-        <w:t>s</w:t>
-      </w:r>
-      <w:r>
-        <w:t xml:space="preserve"> in your head. </w:t>
-      </w:r>
-      <w:r>
-        <w:t>Trepanning was used as late as the 18</w:t>
-      </w:r>
-      <w:r>
-        <w:rPr>
-          <w:vertAlign w:val="superscript"/>
-        </w:rPr>
-        <w:t>th</w:t>
-      </w:r>
-      <w:r>
-        <w:t xml:space="preserve"> centenary </w:t>
-      </w:r>
-      <w:r>
-        <w:t xml:space="preserve">to </w:t>
-      </w:r>
-      <w:r>
-        <w:t xml:space="preserve">treat conditions such as migraine headaches and brain swelling. Others use it to relieve spiritual </w:t>
-      </w:r>
-      <w:r>
-        <w:t>pressure</w:t>
-      </w:r>
-      <w:r>
-        <w:t>.</w:t>
-      </w:r>
-      <w:r>
-        <w:t xml:space="preserve"> They believed doing it would make you more spiritual. As if spiritual power would be blocked by mere bone,” the doctor replied.</w:t>
-      </w:r>
-    </w:p>
-    <w:p>
-      <w:r>
-        <w:t xml:space="preserve">“That’s right,” </w:t>
-      </w:r>
-      <w:r>
-        <w:t>Luke</w:t>
-      </w:r>
-      <w:r>
-        <w:t xml:space="preserve"> said emphatically. “Only an idiot would do that.”</w:t>
-      </w:r>
-    </w:p>
-    <w:p>
-      <w:r>
-        <w:t>The doctor signed and changed the subject. “</w:t>
-      </w:r>
-      <w:r>
-        <w:t>Luke</w:t>
-      </w:r>
-      <w:r>
-        <w:t>, have you ever suffered from auditory or visual hallucinations?”</w:t>
-      </w:r>
-    </w:p>
-    <w:p>
-      <w:r>
-        <w:t xml:space="preserve">“No doctor,” </w:t>
-      </w:r>
-      <w:r>
-        <w:t>Luke</w:t>
-      </w:r>
-      <w:r>
-        <w:t xml:space="preserve"> replied.</w:t>
-      </w:r>
-    </w:p>
-    <w:p>
-      <w:r>
-        <w:t xml:space="preserve">“That’s good,” the doctor replied. “Considering the locations of the tumors, there is a possibility of having them in the future. If you get them please let us know, so we can </w:t>
-      </w:r>
-      <w:r>
-        <w:t>perform additional tests</w:t>
-      </w:r>
-      <w:r>
-        <w:t>. Right now there is nothing we can do but wait.</w:t>
-      </w:r>
-    </w:p>
-    <w:p>
-      <w:r>
-        <w:t>“</w:t>
-      </w:r>
-      <w:r>
-        <w:t xml:space="preserve">The good news is that there is every reason to believe you will </w:t>
-      </w:r>
-      <w:r>
-        <w:t xml:space="preserve">live </w:t>
-      </w:r>
-      <w:r>
-        <w:t>a full happy life. Nurse, please fill out the forms so they can check out.</w:t>
-      </w:r>
-      <w:r>
-        <w:t xml:space="preserve"> If you’ll excuse me,</w:t>
-      </w:r>
-      <w:r>
-        <w:t xml:space="preserve">” </w:t>
-      </w:r>
-      <w:r>
-        <w:t>t</w:t>
-      </w:r>
-      <w:r>
-        <w:t xml:space="preserve">he doctor </w:t>
-      </w:r>
-      <w:r>
-        <w:t xml:space="preserve">finished and </w:t>
-      </w:r>
-      <w:r>
-        <w:t>left for her next patient.</w:t>
-      </w:r>
-    </w:p>
-    <w:p>
-      <w:r>
-        <w:t xml:space="preserve">“Come </w:t>
-      </w:r>
-      <w:r>
-        <w:t>Luke</w:t>
-      </w:r>
-      <w:r>
-        <w:t xml:space="preserve">, let’s go to a restaurant and celebrate the fact you have graduated high school,” </w:t>
-      </w:r>
-      <w:r>
-        <w:t>Joe</w:t>
-      </w:r>
-      <w:r>
         <w:t xml:space="preserve"> said.</w:t>
       </w:r>
     </w:p>
@@ -1841,19 +1757,18 @@
         <w:t>Luke</w:t>
       </w:r>
       <w:r>
-        <w:t xml:space="preserve"> just nodded. He had a lot on his mind and he wasn’t hungry.</w:t>
+        <w:t xml:space="preserve"> just nodded. He had a lot on his mind and wasn’t hungry.</w:t>
       </w:r>
     </w:p>
     <w:p>
       <w:pPr>
         <w:pStyle w:val="H2"/>
       </w:pPr>
-      <w:bookmarkStart w:id="2" w:name="_Toc205929068"/>
-      <w:r>
-        <w:lastRenderedPageBreak/>
+      <w:bookmarkStart w:id="1" w:name="_Toc205929068"/>
+      <w:r>
         <w:t>Scarier and Scarier</w:t>
       </w:r>
-      <w:bookmarkEnd w:id="2"/>
+      <w:bookmarkEnd w:id="1"/>
     </w:p>
     <w:p>
       <w:pPr>
@@ -1980,6 +1895,7 @@
     </w:p>
     <w:p>
       <w:r>
+        <w:lastRenderedPageBreak/>
         <w:t>Another</w:t>
       </w:r>
       <w:r>
@@ -2051,96 +1967,122 @@
         <w:t xml:space="preserve">easy reading, </w:t>
       </w:r>
       <w:r>
-        <w:t xml:space="preserve">being a large-print with </w:t>
+        <w:t xml:space="preserve">being a large-print </w:t>
+      </w:r>
+      <w:r>
+        <w:t xml:space="preserve">tome </w:t>
+      </w:r>
+      <w:r>
+        <w:t xml:space="preserve">with </w:t>
       </w:r>
       <w:r>
         <w:t xml:space="preserve">more pictures than words. </w:t>
       </w:r>
       <w:r>
-        <w:t xml:space="preserve">By </w:t>
+        <w:t>By now he was hungry.</w:t>
+      </w:r>
+      <w:r>
+        <w:t xml:space="preserve"> He went to the nearest restaurant and ordered food.</w:t>
+      </w:r>
+    </w:p>
+    <w:p>
+      <w:r>
+        <w:t>Luke read a book as he waited for the waiter. Food arrived and he put his book away.</w:t>
+      </w:r>
+    </w:p>
+    <w:p>
+      <w:r>
+        <w:t>A</w:t>
+      </w:r>
+      <w:r>
+        <w:t xml:space="preserve"> </w:t>
+      </w:r>
+      <w:r>
+        <w:t>basketball-sized</w:t>
+      </w:r>
+      <w:r>
+        <w:t xml:space="preserve"> black furry ball landed on the table</w:t>
+      </w:r>
+      <w:r>
+        <w:t xml:space="preserve"> in front of Luke</w:t>
+      </w:r>
+      <w:r>
+        <w:t>. Folds of skin peeled back reveal</w:t>
+      </w:r>
+      <w:r>
+        <w:t>ing</w:t>
+      </w:r>
+      <w:r>
+        <w:t xml:space="preserve"> an eye. The whole thing was a giant eyeball. It spun around and a giant </w:t>
+      </w:r>
+      <w:r>
+        <w:t xml:space="preserve">fang-filled </w:t>
+      </w:r>
+      <w:r>
+        <w:t xml:space="preserve">mouth opened and </w:t>
+      </w:r>
+      <w:r>
+        <w:t>gobbled</w:t>
+      </w:r>
+      <w:r>
+        <w:t xml:space="preserve"> up the food.</w:t>
+      </w:r>
+    </w:p>
+    <w:p>
+      <w:r>
+        <w:t>Luke</w:t>
+      </w:r>
+      <w:r>
+        <w:t xml:space="preserve"> screamed in terror and fell to the floor.</w:t>
+      </w:r>
+    </w:p>
+    <w:p>
+      <w:r>
+        <w:t xml:space="preserve">A waitress hurried to </w:t>
+      </w:r>
+      <w:r>
+        <w:t>Luke</w:t>
+      </w:r>
+      <w:r>
+        <w:t xml:space="preserve"> and asked, “Are you okay dear?”</w:t>
+      </w:r>
+    </w:p>
+    <w:p>
+      <w:r>
+        <w:t>Luke</w:t>
+      </w:r>
+      <w:r>
+        <w:t xml:space="preserve"> looked at the table and discovered that the food was undisturbed and untouched. </w:t>
+      </w:r>
+      <w:r>
+        <w:t xml:space="preserve">The eye was gone. </w:t>
+      </w:r>
+      <w:r>
+        <w:t>“</w:t>
+      </w:r>
+      <w:r>
+        <w:t>Yes ma’am. Sorry for the commotion.”</w:t>
+      </w:r>
+    </w:p>
+    <w:p>
+      <w:r>
+        <w:t>Lying in bed that night,</w:t>
+      </w:r>
+      <w:r>
+        <w:t xml:space="preserve"> </w:t>
+      </w:r>
+      <w:r>
+        <w:t>Luke</w:t>
+      </w:r>
+      <w:r>
+        <w:t xml:space="preserve"> contemplated the strange creatures he saw. </w:t>
+      </w:r>
+      <w:r>
+        <w:t xml:space="preserve">There was no question. He was hallucinating. For a moment he </w:t>
       </w:r>
       <w:r>
         <w:lastRenderedPageBreak/>
-        <w:t>now he was hungry.</w:t>
-      </w:r>
-      <w:r>
-        <w:t xml:space="preserve"> He went to the nearest restaurant and ordered food. </w:t>
-      </w:r>
-      <w:r>
-        <w:t>He sat down and took a sip of coke</w:t>
-      </w:r>
-      <w:r>
-        <w:t>.</w:t>
-      </w:r>
-    </w:p>
-    <w:p>
-      <w:r>
-        <w:t xml:space="preserve">Just then a </w:t>
-      </w:r>
-      <w:r>
-        <w:t>basketball-sized</w:t>
-      </w:r>
-      <w:r>
-        <w:t xml:space="preserve"> black furry ball landed on the table. Folds of skin peeled back to reveal an eye. The whole thing was a giant eyeball. It spun around and a giant </w:t>
-      </w:r>
-      <w:r>
-        <w:t xml:space="preserve">fang-filled </w:t>
-      </w:r>
-      <w:r>
-        <w:t xml:space="preserve">mouth opened and </w:t>
-      </w:r>
-      <w:r>
-        <w:t>gobbled</w:t>
-      </w:r>
-      <w:r>
-        <w:t xml:space="preserve"> up the food.</w:t>
-      </w:r>
-    </w:p>
-    <w:p>
-      <w:r>
-        <w:t>Luke</w:t>
-      </w:r>
-      <w:r>
-        <w:t xml:space="preserve"> screamed in terror and fell to the floor.</w:t>
-      </w:r>
-    </w:p>
-    <w:p>
-      <w:r>
-        <w:t xml:space="preserve">A waitress hurried to </w:t>
-      </w:r>
-      <w:r>
-        <w:t>Luke</w:t>
-      </w:r>
-      <w:r>
-        <w:t xml:space="preserve"> and asked, “Are you okay dear?”</w:t>
-      </w:r>
-    </w:p>
-    <w:p>
-      <w:r>
-        <w:t>Luke</w:t>
-      </w:r>
-      <w:r>
-        <w:t xml:space="preserve"> looked at the table and discovered that the food was undisturbed and untouched. “</w:t>
-      </w:r>
-      <w:r>
-        <w:t>Yes ma’am. Sorry for the commotion.”</w:t>
-      </w:r>
-    </w:p>
-    <w:p>
-      <w:r>
-        <w:t>Lying in bed that night,</w:t>
-      </w:r>
-      <w:r>
-        <w:t xml:space="preserve"> </w:t>
-      </w:r>
-      <w:r>
-        <w:t>Luke</w:t>
-      </w:r>
-      <w:r>
-        <w:t xml:space="preserve"> contemplated the strange creatures he saw. </w:t>
-      </w:r>
-      <w:r>
-        <w:t>There was no question. He was hallucinating. For a moment he considered telling his parents, but then changed his mind. They would freak out and rush him to the hospital.</w:t>
+        <w:t>considered telling his parents, but then changed his mind. They would freak out and rush him to the hospital.</w:t>
       </w:r>
       <w:r>
         <w:t xml:space="preserve"> As if that would do any good.</w:t>
@@ -2211,7 +2153,7 @@
                     <a:blip r:embed="rId13">
                       <a:extLst>
                         <a:ext uri="{28A0092B-C50C-407E-A947-70E740481C1C}">
-                          <a14:useLocalDpi xmlns:arto="http://schemas.microsoft.com/office/word/2006/arto" xmlns:a14="http://schemas.microsoft.com/office/drawing/2010/main" xmlns:wps="http://schemas.microsoft.com/office/word/2010/wordprocessingShape" xmlns:wpi="http://schemas.microsoft.com/office/word/2010/wordprocessingInk" xmlns:wpg="http://schemas.microsoft.com/office/word/2010/wordprocessingGroup" xmlns:w16se="http://schemas.microsoft.com/office/word/2015/wordml/symex" xmlns:w15="http://schemas.microsoft.com/office/word/2012/wordml" xmlns:w14="http://schemas.microsoft.com/office/word/2010/wordml" xmlns:w="http://schemas.openxmlformats.org/wordprocessingml/2006/main" xmlns:w10="urn:schemas-microsoft-com:office:word" xmlns:wp14="http://schemas.microsoft.com/office/word/2010/wordprocessingDrawing" xmlns:v="urn:schemas-microsoft-com:vml" xmlns:o="urn:schemas-microsoft-com:office:office" xmlns:aink="http://schemas.microsoft.com/office/drawing/2016/ink" xmlns:mc="http://schemas.openxmlformats.org/markup-compatibility/2006" xmlns:cx8="http://schemas.microsoft.com/office/drawing/2016/5/14/chartex" xmlns:cx7="http://schemas.microsoft.com/office/drawing/2016/5/13/chartex" xmlns:cx6="http://schemas.microsoft.com/office/drawing/2016/5/12/chartex" xmlns:cx5="http://schemas.microsoft.com/office/drawing/2016/5/11/chartex" xmlns:cx4="http://schemas.microsoft.com/office/drawing/2016/5/10/chartex" xmlns:cx3="http://schemas.microsoft.com/office/drawing/2016/5/9/chartex" xmlns:cx2="http://schemas.microsoft.com/office/drawing/2015/10/21/chartex" xmlns:cx1="http://schemas.microsoft.com/office/drawing/2015/9/8/chartex" xmlns:cx="http://schemas.microsoft.com/office/drawing/2014/chartex" xmlns:wpc="http://schemas.microsoft.com/office/word/2010/wordprocessingCanvas" xmlns="" val="0"/>
+                          <a14:useLocalDpi xmlns="" xmlns:wpc="http://schemas.microsoft.com/office/word/2010/wordprocessingCanvas" xmlns:cx="http://schemas.microsoft.com/office/drawing/2014/chartex" xmlns:cx1="http://schemas.microsoft.com/office/drawing/2015/9/8/chartex" xmlns:cx2="http://schemas.microsoft.com/office/drawing/2015/10/21/chartex" xmlns:cx3="http://schemas.microsoft.com/office/drawing/2016/5/9/chartex" xmlns:cx4="http://schemas.microsoft.com/office/drawing/2016/5/10/chartex" xmlns:cx5="http://schemas.microsoft.com/office/drawing/2016/5/11/chartex" xmlns:cx6="http://schemas.microsoft.com/office/drawing/2016/5/12/chartex" xmlns:cx7="http://schemas.microsoft.com/office/drawing/2016/5/13/chartex" xmlns:cx8="http://schemas.microsoft.com/office/drawing/2016/5/14/chartex" xmlns:mc="http://schemas.openxmlformats.org/markup-compatibility/2006" xmlns:aink="http://schemas.microsoft.com/office/drawing/2016/ink" xmlns:o="urn:schemas-microsoft-com:office:office" xmlns:v="urn:schemas-microsoft-com:vml" xmlns:wp14="http://schemas.microsoft.com/office/word/2010/wordprocessingDrawing" xmlns:w10="urn:schemas-microsoft-com:office:word" xmlns:w="http://schemas.openxmlformats.org/wordprocessingml/2006/main" xmlns:w14="http://schemas.microsoft.com/office/word/2010/wordml" xmlns:w15="http://schemas.microsoft.com/office/word/2012/wordml" xmlns:w16se="http://schemas.microsoft.com/office/word/2015/wordml/symex" xmlns:wpg="http://schemas.microsoft.com/office/word/2010/wordprocessingGroup" xmlns:wpi="http://schemas.microsoft.com/office/word/2010/wordprocessingInk" xmlns:wps="http://schemas.microsoft.com/office/word/2010/wordprocessingShape" xmlns:a14="http://schemas.microsoft.com/office/drawing/2010/main" xmlns:arto="http://schemas.microsoft.com/office/word/2006/arto" val="0"/>
                         </a:ext>
                       </a:extLst>
                     </a:blip>
@@ -2248,11 +2190,22 @@
     </w:p>
     <w:p>
       <w:r>
-        <w:lastRenderedPageBreak/>
         <w:t>June 20 was a beautiful Pacific Northwest Spring day.</w:t>
       </w:r>
       <w:r>
-        <w:t xml:space="preserve"> For other people, this was the eve of summer. For Luke this was just another day filled with hallucinations, signaling he was going mad.</w:t>
+        <w:t xml:space="preserve"> For other people, this was the eve of summer. For Luke this was just another day filled with </w:t>
+      </w:r>
+      <w:r>
+        <w:t xml:space="preserve">the </w:t>
+      </w:r>
+      <w:r>
+        <w:t>hallucinations</w:t>
+      </w:r>
+      <w:r>
+        <w:t xml:space="preserve"> of a damaged brain</w:t>
+      </w:r>
+      <w:r>
+        <w:t>.</w:t>
       </w:r>
     </w:p>
     <w:p>
@@ -2271,7 +2224,19 @@
         <w:t>To the rig</w:t>
       </w:r>
       <w:r>
-        <w:t>ht, a wood nymph sat on a huge moss-covered oak tree. She sang of the wind and water, lakes and rivers.</w:t>
+        <w:t xml:space="preserve">ht, a wood nymph sat on </w:t>
+      </w:r>
+      <w:r>
+        <w:t xml:space="preserve">the branch of </w:t>
+      </w:r>
+      <w:r>
+        <w:t xml:space="preserve">a </w:t>
+      </w:r>
+      <w:r>
+        <w:t>towering</w:t>
+      </w:r>
+      <w:r>
+        <w:t xml:space="preserve"> moss-covered oak tree. She sang of the wind and water, lakes and rivers.</w:t>
       </w:r>
     </w:p>
     <w:p>
@@ -2317,10 +2282,19 @@
         <w:t xml:space="preserve">. </w:t>
       </w:r>
       <w:r>
-        <w:t>Luke</w:t>
-      </w:r>
-      <w:r>
-        <w:t xml:space="preserve"> just nodded since he was too tired to speak.</w:t>
+        <w:t xml:space="preserve">Being too tired to speak </w:t>
+      </w:r>
+      <w:r>
+        <w:t>Luke</w:t>
+      </w:r>
+      <w:r>
+        <w:t xml:space="preserve"> just nodded </w:t>
+      </w:r>
+      <w:r>
+        <w:t>as they passed</w:t>
+      </w:r>
+      <w:r>
+        <w:t>.</w:t>
       </w:r>
     </w:p>
     <w:p>
@@ -2330,41 +2304,67 @@
     </w:p>
     <w:p>
       <w:r>
-        <w:t xml:space="preserve">The trees and shrubbery closed in and made a tunnel. The silence deepened. Soon it was a pressure that squeezed </w:t>
-      </w:r>
-      <w:r>
-        <w:t>Luke</w:t>
-      </w:r>
-      <w:r>
-        <w:t>’s brain and body. On he continued.</w:t>
-      </w:r>
-    </w:p>
-    <w:p>
-      <w:r>
-        <w:t xml:space="preserve">Just as </w:t>
-      </w:r>
-      <w:r>
-        <w:t>Luke</w:t>
-      </w:r>
-      <w:r>
-        <w:t xml:space="preserve"> felt as if he couldn’t take the pressure any more, the silence let up and the path opened up. </w:t>
-      </w:r>
-      <w:r>
-        <w:t>It</w:t>
-      </w:r>
-      <w:r>
-        <w:t xml:space="preserve"> was </w:t>
-      </w:r>
-      <w:r>
-        <w:t xml:space="preserve">now </w:t>
-      </w:r>
-      <w:r>
-        <w:t>an ordinary silence, and not the silence of the Void.</w:t>
-      </w:r>
-    </w:p>
-    <w:p>
-      <w:r>
-        <w:t xml:space="preserve">The world was different. He was now at the </w:t>
+        <w:lastRenderedPageBreak/>
+        <w:t>The trees and shrubbery closed in and made a tunnel. The silence deepened</w:t>
+      </w:r>
+      <w:r>
+        <w:t xml:space="preserve"> and became a tangible pressure, </w:t>
+      </w:r>
+      <w:r>
+        <w:t>squeez</w:t>
+      </w:r>
+      <w:r>
+        <w:t>ing</w:t>
+      </w:r>
+      <w:r>
+        <w:t xml:space="preserve"> </w:t>
+      </w:r>
+      <w:r>
+        <w:t>Luke</w:t>
+      </w:r>
+      <w:r>
+        <w:t>’s brain and body.</w:t>
+      </w:r>
+    </w:p>
+    <w:p>
+      <w:r>
+        <w:t>Luke</w:t>
+      </w:r>
+      <w:r>
+        <w:t xml:space="preserve"> continued</w:t>
+      </w:r>
+      <w:r>
+        <w:t xml:space="preserve"> </w:t>
+      </w:r>
+      <w:r>
+        <w:t xml:space="preserve">on </w:t>
+      </w:r>
+      <w:r>
+        <w:t>in isolation</w:t>
+      </w:r>
+      <w:r>
+        <w:t>.</w:t>
+      </w:r>
+    </w:p>
+    <w:p>
+      <w:r>
+        <w:t xml:space="preserve">The pressure became unbearable and then let up. The path opened up and the world returned to normal. </w:t>
+      </w:r>
+      <w:r>
+        <w:t>So</w:t>
+      </w:r>
+      <w:r>
+        <w:t>unds of nature replaced the silence of the Void.</w:t>
+      </w:r>
+    </w:p>
+    <w:p>
+      <w:r>
+        <w:t>Luke breathed a sigh of relief, but then discovered the world had changed.</w:t>
+      </w:r>
+    </w:p>
+    <w:p>
+      <w:r>
+        <w:t xml:space="preserve">He was now at the </w:t>
       </w:r>
       <w:r>
         <w:t>top</w:t>
@@ -2448,7 +2448,6 @@
     </w:p>
     <w:p>
       <w:r>
-        <w:lastRenderedPageBreak/>
         <w:t xml:space="preserve">Looking around, </w:t>
       </w:r>
       <w:r>
@@ -2524,7 +2523,13 @@
     </w:p>
     <w:p>
       <w:r>
-        <w:t>Looking around, Luke realized the best course of action was to move parallel to the cliff to a gentler</w:t>
+        <w:t xml:space="preserve">Looking around, Luke </w:t>
+      </w:r>
+      <w:r>
+        <w:t>decided</w:t>
+      </w:r>
+      <w:r>
+        <w:t xml:space="preserve"> the best course of action was to move parallel to the cliff to a gentler</w:t>
       </w:r>
       <w:r>
         <w:t xml:space="preserve"> </w:t>
@@ -2539,7 +2544,11 @@
         <w:t xml:space="preserve"> </w:t>
       </w:r>
       <w:r>
-        <w:t>Any other route meant losing the child or finding her when it was too late. He took his phone out again, but discovered he had no reception.</w:t>
+        <w:t xml:space="preserve">Any other route meant losing </w:t>
+      </w:r>
+      <w:r>
+        <w:lastRenderedPageBreak/>
+        <w:t>the child or finding her when it was too late. He took his phone out again, but discovered he had no reception.</w:t>
       </w:r>
     </w:p>
     <w:p>
@@ -2655,33 +2664,136 @@
     </w:p>
     <w:p>
       <w:r>
-        <w:t xml:space="preserve">Luke arrived at a junction where he had to jump to another location. Again he had a choice. Abandon the child who was so close or make </w:t>
-      </w:r>
+        <w:t xml:space="preserve">Luke arrived at a </w:t>
+      </w:r>
+      <w:r>
+        <w:t xml:space="preserve">crevice requiring him to </w:t>
+      </w:r>
+      <w:r>
+        <w:t xml:space="preserve">jump. Again he had a choice. Abandon the child who was so close or make the leap. </w:t>
+      </w:r>
+      <w:r>
+        <w:t>For a moment he was lost in indecision. The baby cried and he jumped. He missed.</w:t>
+      </w:r>
+    </w:p>
+    <w:p>
+      <w:r>
+        <w:t xml:space="preserve">Luke tumbled down the </w:t>
+      </w:r>
+      <w:r>
+        <w:t>rocky slope</w:t>
+      </w:r>
+      <w:r>
+        <w:t xml:space="preserve"> more than a hundred feet and crashed into a tree. </w:t>
+      </w:r>
+    </w:p>
+    <w:p>
+      <w:r>
+        <w:t>“Damn</w:t>
+      </w:r>
+      <w:r>
+        <w:t>!</w:t>
+      </w:r>
+      <w:r>
+        <w:t xml:space="preserve"> I hate this,” Luke cursed as he rubbed a sprained ankle</w:t>
+      </w:r>
+      <w:r>
+        <w:t xml:space="preserve"> and a sore back</w:t>
+      </w:r>
+      <w:r>
+        <w:t>.</w:t>
+      </w:r>
+    </w:p>
+    <w:p>
+      <w:r>
+        <w:t>Below were more cliffs and danger. Strangely enough, there was an easy path upwards towards safety.</w:t>
+      </w:r>
+      <w:r>
+        <w:t xml:space="preserve"> It was as if the world was taunting him.</w:t>
+      </w:r>
+    </w:p>
+    <w:p>
+      <w:r>
+        <w:t xml:space="preserve">Every part of his body screamed in </w:t>
+      </w:r>
+      <w:r>
+        <w:t>agony</w:t>
+      </w:r>
+      <w:r>
+        <w:t xml:space="preserve"> as he </w:t>
+      </w:r>
+      <w:r>
+        <w:t>trudged</w:t>
+      </w:r>
+      <w:r>
+        <w:t xml:space="preserve"> to</w:t>
+      </w:r>
+      <w:r>
+        <w:t xml:space="preserve">wards his destination. Again he slipped. This time he saved himself, but not before ripping </w:t>
+      </w:r>
+      <w:r>
+        <w:t xml:space="preserve">more of </w:t>
+      </w:r>
+      <w:r>
+        <w:t xml:space="preserve">his t-shirt and gouging his </w:t>
+      </w:r>
+      <w:r>
+        <w:t xml:space="preserve">already-bloody </w:t>
+      </w:r>
+      <w:r>
+        <w:t>arm.</w:t>
+      </w:r>
+    </w:p>
+    <w:p>
       <w:r>
         <w:lastRenderedPageBreak/>
-        <w:t xml:space="preserve">the leap. </w:t>
-      </w:r>
-      <w:r>
-        <w:t>For a moment he was lost in indecision. The baby cried and he jumped. He missed.</w:t>
-      </w:r>
-    </w:p>
-    <w:p>
-      <w:r>
-        <w:t xml:space="preserve">Luke tumbled down the cliff more than a hundred feet and crashed into a tree. </w:t>
-      </w:r>
-    </w:p>
-    <w:p>
-      <w:r>
-        <w:t>“Damn</w:t>
-      </w:r>
-      <w:r>
-        <w:t>!</w:t>
-      </w:r>
-      <w:r>
-        <w:t xml:space="preserve"> I hate this,” Luke cursed as he rubbed a sprained ankle</w:t>
-      </w:r>
-      <w:r>
-        <w:t xml:space="preserve"> and a sore back</w:t>
+        <w:t>Battered and bru</w:t>
+      </w:r>
+      <w:r>
+        <w:t>i</w:t>
+      </w:r>
+      <w:r>
+        <w:t>sed,</w:t>
+      </w:r>
+      <w:r>
+        <w:t xml:space="preserve"> Luke finally arrived at the bottom of the cliff. The child’s voice was much louder.</w:t>
+      </w:r>
+    </w:p>
+    <w:p>
+      <w:r>
+        <w:t>Luke checked his cell. It was 6:14PM. He had been descending for almost an hour.</w:t>
+      </w:r>
+      <w:r>
+        <w:t xml:space="preserve"> He continued on.</w:t>
+      </w:r>
+    </w:p>
+    <w:p>
+      <w:r>
+        <w:t>Finally</w:t>
+      </w:r>
+      <w:r>
+        <w:t xml:space="preserve">, after hobbling through the </w:t>
+      </w:r>
+      <w:r>
+        <w:t>woods</w:t>
+      </w:r>
+      <w:r>
+        <w:t xml:space="preserve"> for another ten minutes</w:t>
+      </w:r>
+      <w:r>
+        <w:t xml:space="preserve">, </w:t>
+      </w:r>
+      <w:r>
+        <w:t>Luke</w:t>
+      </w:r>
+      <w:r>
+        <w:t xml:space="preserve"> found the little bundle of joy, and it was a – doll.</w:t>
+      </w:r>
+      <w:r>
+        <w:t xml:space="preserve"> </w:t>
+      </w:r>
+      <w:r>
+        <w:t>The crying stopped</w:t>
       </w:r>
       <w:r>
         <w:t>.</w:t>
@@ -2689,515 +2801,548 @@
     </w:p>
     <w:p>
       <w:r>
-        <w:t>Below were more cliffs and danger. Strangely enough, there was an easy path upwards towards safety.</w:t>
-      </w:r>
-      <w:r>
-        <w:t xml:space="preserve"> It was as if the world was taunting him.</w:t>
-      </w:r>
-    </w:p>
-    <w:p>
-      <w:r>
-        <w:t xml:space="preserve">Every part of his body screamed in </w:t>
-      </w:r>
-      <w:r>
-        <w:t>agony</w:t>
-      </w:r>
-      <w:r>
-        <w:t xml:space="preserve"> as he </w:t>
-      </w:r>
-      <w:r>
-        <w:t>trudged</w:t>
-      </w:r>
-      <w:r>
-        <w:t xml:space="preserve"> to</w:t>
-      </w:r>
-      <w:r>
-        <w:t xml:space="preserve">wards his destination. Again he slipped. This time he saved himself, but not before ripping </w:t>
-      </w:r>
-      <w:r>
-        <w:t xml:space="preserve">more of </w:t>
-      </w:r>
-      <w:r>
-        <w:t xml:space="preserve">his t-shirt and gouging his </w:t>
-      </w:r>
-      <w:r>
-        <w:t xml:space="preserve">already-bloody </w:t>
-      </w:r>
-      <w:r>
-        <w:t>arm.</w:t>
-      </w:r>
-    </w:p>
-    <w:p>
-      <w:r>
-        <w:t>Battered and bru</w:t>
-      </w:r>
-      <w:r>
-        <w:t>i</w:t>
-      </w:r>
-      <w:r>
-        <w:t>sed,</w:t>
-      </w:r>
-      <w:r>
-        <w:t xml:space="preserve"> Luke finally arrived at the bottom of the cliff. The child’s voice was much louder.</w:t>
-      </w:r>
-    </w:p>
-    <w:p>
-      <w:r>
-        <w:t>Luke checked his cell. It was 6:14PM. He had been descending for almost an hour.</w:t>
-      </w:r>
-      <w:r>
-        <w:t xml:space="preserve"> He continued on.</w:t>
-      </w:r>
-    </w:p>
-    <w:p>
-      <w:r>
-        <w:t>Finally</w:t>
-      </w:r>
-      <w:r>
-        <w:t>, after hobbling through the forest for another ten minutes</w:t>
+        <w:t>Luke</w:t>
+      </w:r>
+      <w:r>
+        <w:t xml:space="preserve"> couldn’t believe it. He had risked his life, </w:t>
+      </w:r>
+      <w:r>
+        <w:t xml:space="preserve">badly </w:t>
+      </w:r>
+      <w:r>
+        <w:t>bruised his body and sprained his ankle for a stupid crying doll.</w:t>
+      </w:r>
+    </w:p>
+    <w:p>
+      <w:r>
+        <w:t>Luke</w:t>
+      </w:r>
+      <w:r>
+        <w:t xml:space="preserve"> staggered the rest of the way and collapsed near the doll.</w:t>
+      </w:r>
+    </w:p>
+    <w:p>
+      <w:r>
+        <w:t>The doll</w:t>
+      </w:r>
+      <w:r>
+        <w:t xml:space="preserve"> was a beautifully crafted </w:t>
+      </w:r>
+      <w:r>
+        <w:t>work of art</w:t>
+      </w:r>
+      <w:r>
+        <w:t xml:space="preserve">, resembling a </w:t>
+      </w:r>
+      <w:r>
+        <w:t>sixteen</w:t>
+      </w:r>
+      <w:r>
+        <w:t>-</w:t>
+      </w:r>
+      <w:r>
+        <w:t>inch</w:t>
+      </w:r>
+      <w:r>
+        <w:t>-</w:t>
+      </w:r>
+      <w:r>
+        <w:t>tall cat girl. She had long</w:t>
+      </w:r>
+      <w:r>
+        <w:t>,</w:t>
+      </w:r>
+      <w:r>
+        <w:t xml:space="preserve"> </w:t>
+      </w:r>
+      <w:r>
+        <w:t>electric yellow</w:t>
+      </w:r>
+      <w:r>
+        <w:t xml:space="preserve"> hair</w:t>
+      </w:r>
+      <w:r>
+        <w:t xml:space="preserve"> flowing down to her waist</w:t>
+      </w:r>
+      <w:r>
+        <w:t xml:space="preserve">, cat ears, and a tail. </w:t>
+      </w:r>
+      <w:r>
+        <w:t>For clothes, s</w:t>
+      </w:r>
+      <w:r>
+        <w:t xml:space="preserve">he </w:t>
+      </w:r>
+      <w:r>
+        <w:t xml:space="preserve">had </w:t>
+      </w:r>
+      <w:r>
+        <w:t xml:space="preserve">Mickey-mouse type </w:t>
+      </w:r>
+      <w:r>
+        <w:t xml:space="preserve">white gloves, </w:t>
+      </w:r>
+      <w:r>
+        <w:t xml:space="preserve">bloomer type </w:t>
+      </w:r>
+      <w:r>
+        <w:t xml:space="preserve">pink </w:t>
+      </w:r>
+      <w:r>
+        <w:t>shorts</w:t>
+      </w:r>
+      <w:r>
+        <w:t xml:space="preserve"> with black hearts</w:t>
+      </w:r>
+      <w:r>
+        <w:t>, a</w:t>
+      </w:r>
+      <w:r>
+        <w:t xml:space="preserve"> </w:t>
+      </w:r>
+      <w:r>
+        <w:t>black t-shirt with pink polka-dots</w:t>
+      </w:r>
+      <w:r>
+        <w:t xml:space="preserve"> saying ‘Girl Power’</w:t>
       </w:r>
       <w:r>
         <w:t xml:space="preserve">, </w:t>
       </w:r>
       <w:r>
-        <w:t>Luke</w:t>
-      </w:r>
-      <w:r>
-        <w:t xml:space="preserve"> found the little bundle of joy, and it was a – doll.</w:t>
+        <w:t xml:space="preserve">black </w:t>
+      </w:r>
+      <w:r>
+        <w:t xml:space="preserve">stockings and </w:t>
+      </w:r>
+      <w:r>
+        <w:t xml:space="preserve">pink </w:t>
+      </w:r>
+      <w:r>
+        <w:t xml:space="preserve">shoes. A pink ribbon rested on her </w:t>
+      </w:r>
+      <w:r>
+        <w:t>head</w:t>
+      </w:r>
+      <w:r>
+        <w:t>.</w:t>
+      </w:r>
+      <w:r>
+        <w:t xml:space="preserve"> There was no question. The doll was worth</w:t>
+      </w:r>
+      <w:r>
+        <w:t xml:space="preserve"> a</w:t>
+      </w:r>
+      <w:r>
+        <w:t xml:space="preserve"> fortune. </w:t>
+      </w:r>
+      <w:r>
+        <w:t>The craftsmanship was superb</w:t>
+      </w:r>
+      <w:r>
+        <w:t xml:space="preserve"> and in mint condition</w:t>
+      </w:r>
+      <w:r>
+        <w:t xml:space="preserve">. </w:t>
+      </w:r>
+      <w:r>
+        <w:t>Now the question was who would just abandon such a</w:t>
+      </w:r>
+      <w:r>
+        <w:t>n</w:t>
       </w:r>
       <w:r>
         <w:t xml:space="preserve"> </w:t>
       </w:r>
       <w:r>
-        <w:t>The crying stopped</w:t>
+        <w:t>expensive doll?</w:t>
+      </w:r>
+    </w:p>
+    <w:p>
+      <w:r>
+        <w:t xml:space="preserve">Well, it had no owner. That meant he could take it for his </w:t>
+      </w:r>
+      <w:r>
+        <w:t>niece</w:t>
       </w:r>
       <w:r>
         <w:t>.</w:t>
       </w:r>
-    </w:p>
-    <w:p>
-      <w:r>
-        <w:t>Luke</w:t>
-      </w:r>
-      <w:r>
-        <w:t xml:space="preserve"> couldn’t believe it. He had risked his life, </w:t>
-      </w:r>
-      <w:r>
-        <w:t xml:space="preserve">badly </w:t>
-      </w:r>
-      <w:r>
-        <w:t>bruised his body and sprained his ankle for a stupid crying doll.</w:t>
-      </w:r>
-    </w:p>
-    <w:p>
-      <w:r>
-        <w:t>Luke</w:t>
-      </w:r>
-      <w:r>
-        <w:t xml:space="preserve"> staggered the rest of the way and collapsed near the doll.</w:t>
-      </w:r>
-    </w:p>
-    <w:p>
-      <w:r>
-        <w:t>The doll</w:t>
-      </w:r>
-      <w:r>
-        <w:t xml:space="preserve"> was a beautifully crafted </w:t>
-      </w:r>
-      <w:r>
-        <w:t>work of art</w:t>
-      </w:r>
-      <w:r>
-        <w:t xml:space="preserve">, resembling a </w:t>
-      </w:r>
-      <w:r>
-        <w:t>sixteen</w:t>
-      </w:r>
-      <w:r>
-        <w:t>-</w:t>
-      </w:r>
-      <w:r>
-        <w:t>inch</w:t>
-      </w:r>
-      <w:r>
-        <w:t>-</w:t>
-      </w:r>
-      <w:r>
-        <w:t>tall cat girl. She had long</w:t>
+      <w:r>
+        <w:t xml:space="preserve"> She would love it.</w:t>
+      </w:r>
+    </w:p>
+    <w:p>
+      <w:r>
+        <w:t>Luke</w:t>
+      </w:r>
+      <w:r>
+        <w:t xml:space="preserve"> picked </w:t>
+      </w:r>
+      <w:r>
+        <w:t>up the doll</w:t>
+      </w:r>
+      <w:r>
+        <w:t xml:space="preserve"> and was surprised to find how heavy it was. It </w:t>
+      </w:r>
+      <w:r>
+        <w:t>felt</w:t>
+      </w:r>
+      <w:r>
+        <w:t xml:space="preserve"> like a living creature with bones</w:t>
       </w:r>
       <w:r>
         <w:t>,</w:t>
       </w:r>
       <w:r>
+        <w:t xml:space="preserve"> skin and muscle.</w:t>
+      </w:r>
+    </w:p>
+    <w:p>
+      <w:r>
+        <w:t>Luke</w:t>
+      </w:r>
+      <w:r>
+        <w:t xml:space="preserve"> placed the doll on his lap and rested</w:t>
+      </w:r>
+      <w:r>
+        <w:t xml:space="preserve"> back</w:t>
+      </w:r>
+      <w:r>
+        <w:t xml:space="preserve">. The doll smiled at him with one blue and one </w:t>
+      </w:r>
+      <w:r>
+        <w:t>green</w:t>
+      </w:r>
+      <w:r>
         <w:t xml:space="preserve"> </w:t>
       </w:r>
       <w:r>
-        <w:t>electric yellow</w:t>
-      </w:r>
-      <w:r>
-        <w:t xml:space="preserve"> hair</w:t>
-      </w:r>
-      <w:r>
-        <w:t xml:space="preserve"> flowing down to her waist</w:t>
-      </w:r>
-      <w:r>
-        <w:t xml:space="preserve">, cat ears, and a tail. </w:t>
-      </w:r>
-      <w:r>
-        <w:t>For clothes, s</w:t>
-      </w:r>
-      <w:r>
-        <w:t xml:space="preserve">he </w:t>
-      </w:r>
-      <w:r>
-        <w:t xml:space="preserve">had </w:t>
-      </w:r>
-      <w:r>
-        <w:t xml:space="preserve">Mickey-mouse type </w:t>
-      </w:r>
-      <w:r>
-        <w:t xml:space="preserve">white gloves, </w:t>
-      </w:r>
-      <w:r>
-        <w:t xml:space="preserve">bloomer type </w:t>
-      </w:r>
-      <w:r>
-        <w:t xml:space="preserve">pink </w:t>
-      </w:r>
-      <w:r>
-        <w:t>shorts</w:t>
-      </w:r>
-      <w:r>
-        <w:t>, a</w:t>
+        <w:t xml:space="preserve">cat </w:t>
+      </w:r>
+      <w:r>
+        <w:t>eye.</w:t>
+      </w:r>
+    </w:p>
+    <w:p>
+      <w:r>
+        <w:t>Movement to the right caught Luke’s attention.</w:t>
+      </w:r>
+    </w:p>
+    <w:p>
+      <w:r>
+        <w:lastRenderedPageBreak/>
+        <w:t xml:space="preserve">A </w:t>
+      </w:r>
+      <w:r>
+        <w:t xml:space="preserve">young </w:t>
+      </w:r>
+      <w:r>
+        <w:t xml:space="preserve">woman of perhaps </w:t>
+      </w:r>
+      <w:r>
+        <w:t>twenty</w:t>
+      </w:r>
+      <w:r>
+        <w:t xml:space="preserve"> approached with a </w:t>
+      </w:r>
+      <w:r>
+        <w:t xml:space="preserve">red </w:t>
+      </w:r>
+      <w:r>
+        <w:t xml:space="preserve">lion the size of a horse. It had flames for a mane and the tip of </w:t>
+      </w:r>
+      <w:r>
+        <w:t>its</w:t>
+      </w:r>
+      <w:r>
+        <w:t xml:space="preserve"> tail was a ball of fire. </w:t>
+      </w:r>
+      <w:r>
+        <w:t xml:space="preserve">That was obviously a hallucination. </w:t>
+      </w:r>
+      <w:r>
+        <w:t xml:space="preserve">The girl was a hottie. </w:t>
+      </w:r>
+      <w:r>
+        <w:t>Her Chinese</w:t>
       </w:r>
       <w:r>
         <w:t xml:space="preserve"> </w:t>
       </w:r>
       <w:r>
-        <w:t>black t-shirt with pink polka-dots</w:t>
-      </w:r>
-      <w:r>
-        <w:t xml:space="preserve"> saying ‘Girl Power’</w:t>
-      </w:r>
-      <w:r>
-        <w:t xml:space="preserve">, </w:t>
-      </w:r>
-      <w:r>
-        <w:t xml:space="preserve">black </w:t>
-      </w:r>
-      <w:r>
-        <w:t xml:space="preserve">stockings and </w:t>
-      </w:r>
-      <w:r>
-        <w:t xml:space="preserve">pink </w:t>
-      </w:r>
-      <w:r>
-        <w:t xml:space="preserve">shoes. A pink ribbon </w:t>
-      </w:r>
+        <w:t>red hair and blue eyes</w:t>
+      </w:r>
+      <w:r>
+        <w:t xml:space="preserve"> made her face sparkle.</w:t>
+      </w:r>
+    </w:p>
+    <w:p>
+      <w:r>
+        <w:t xml:space="preserve">“That’s a beautiful spirit beast you have there,” the woman said in French. For some reason </w:t>
+      </w:r>
+      <w:r>
+        <w:t>Luke</w:t>
+      </w:r>
+      <w:r>
+        <w:t xml:space="preserve"> could understand her, even though he never studied the language.</w:t>
+      </w:r>
+    </w:p>
+    <w:p>
+      <w:r>
+        <w:t>Luke wondered if he was dreaming, but his aching body said otherwise.</w:t>
+      </w:r>
+    </w:p>
+    <w:p>
+      <w:r>
+        <w:t>“This isn’t my doll</w:t>
+      </w:r>
+      <w:r>
+        <w:t>,” he said</w:t>
+      </w:r>
+      <w:r>
+        <w:t xml:space="preserve"> slowly</w:t>
+      </w:r>
+      <w:r>
+        <w:t>. The appropriate words just came to him. A thought came to him. Perhaps this seeming understanding of French was just part of his delusions.</w:t>
+      </w:r>
+    </w:p>
+    <w:p>
+      <w:r>
+        <w:t>Not knowing what else to do he just went with it. After all, the dream was getting interesting with the addition of a cute girl.</w:t>
+      </w:r>
+    </w:p>
+    <w:p>
+      <w:r>
+        <w:t>“</w:t>
+      </w:r>
+      <w:r>
+        <w:t xml:space="preserve">I found her a few minutes ago. I heard a baby crying and followed </w:t>
+      </w:r>
+      <w:r>
+        <w:t>the</w:t>
+      </w:r>
+      <w:r>
+        <w:t xml:space="preserve"> sound here. When I did, I found this Princess Annie doll</w:t>
+      </w:r>
+      <w:r>
+        <w:t>. I don’t know why anyone would abandon such a pretty doll.”</w:t>
+      </w:r>
+    </w:p>
+    <w:p>
+      <w:r>
+        <w:t>“You think I’m pretty?” the doll asked in a cute, squishy sort of voice.</w:t>
+      </w:r>
+      <w:r>
+        <w:t xml:space="preserve"> She </w:t>
+      </w:r>
+      <w:r>
+        <w:t>flew</w:t>
+      </w:r>
+      <w:r>
+        <w:t xml:space="preserve"> onto</w:t>
+      </w:r>
+      <w:r>
+        <w:t xml:space="preserve"> </w:t>
+      </w:r>
+      <w:r>
+        <w:t>Luke’s</w:t>
+      </w:r>
+      <w:r>
+        <w:t xml:space="preserve"> shoulder and hugged </w:t>
+      </w:r>
+      <w:r>
+        <w:t xml:space="preserve">his </w:t>
+      </w:r>
+      <w:r>
+        <w:t>face.</w:t>
+      </w:r>
+    </w:p>
+    <w:p>
+      <w:r>
+        <w:t>Luke</w:t>
+      </w:r>
+      <w:r>
+        <w:t xml:space="preserve"> looked at the woman to see if she heard the voice. She did.</w:t>
+      </w:r>
+      <w:r>
+        <w:t xml:space="preserve"> However, she didn’t seem surprised.</w:t>
+      </w:r>
+    </w:p>
+    <w:p>
+      <w:r>
+        <w:t>“Who are you talking to Millie?”</w:t>
+      </w:r>
+      <w:r>
+        <w:t xml:space="preserve"> a </w:t>
+      </w:r>
+      <w:r>
+        <w:t>twenty</w:t>
+      </w:r>
+      <w:r>
+        <w:t xml:space="preserve">-year-old </w:t>
+      </w:r>
+      <w:r>
+        <w:t xml:space="preserve">young man </w:t>
+      </w:r>
+      <w:r>
+        <w:t xml:space="preserve">with purple hair </w:t>
+      </w:r>
+      <w:r>
+        <w:t xml:space="preserve">asked. </w:t>
+      </w:r>
+      <w:r>
+        <w:t xml:space="preserve">He spotted Luke and asked, </w:t>
+      </w:r>
+      <w:r>
+        <w:t>“What happened to you kid? Did you g</w:t>
+      </w:r>
+      <w:r>
+        <w:t>e</w:t>
+      </w:r>
+      <w:r>
+        <w:t>t mauled by mountain lions?”</w:t>
+      </w:r>
+    </w:p>
+    <w:p>
+      <w:r>
+        <w:t xml:space="preserve">“I heard the cry of an abandoned baby, and almost killed myself trying to reach it,” </w:t>
+      </w:r>
+      <w:r>
+        <w:t>Luke</w:t>
+      </w:r>
+      <w:r>
+        <w:t xml:space="preserve"> explained. “Then I came here and discovered I was chasing a toy.”</w:t>
+      </w:r>
+    </w:p>
+    <w:p>
       <w:r>
         <w:lastRenderedPageBreak/>
-        <w:t xml:space="preserve">rested on her </w:t>
-      </w:r>
-      <w:r>
-        <w:t>head</w:t>
-      </w:r>
-      <w:r>
-        <w:t>.</w:t>
-      </w:r>
-      <w:r>
-        <w:t xml:space="preserve"> There was no question. The doll was worth</w:t>
-      </w:r>
-      <w:r>
-        <w:t xml:space="preserve"> a</w:t>
-      </w:r>
-      <w:r>
-        <w:t xml:space="preserve"> fortune. </w:t>
-      </w:r>
-      <w:r>
-        <w:t>The craftsmanship was superb</w:t>
-      </w:r>
-      <w:r>
-        <w:t xml:space="preserve"> and in mint condition</w:t>
-      </w:r>
-      <w:r>
-        <w:t xml:space="preserve">. </w:t>
-      </w:r>
-      <w:r>
-        <w:t>Now the question was who would just abandon such a</w:t>
-      </w:r>
-      <w:r>
-        <w:t>n</w:t>
+        <w:t>“I’m not a toy,” the Princess Annie doll said angrily.</w:t>
+      </w:r>
+      <w:r>
+        <w:t xml:space="preserve"> “How rude.”</w:t>
+      </w:r>
+    </w:p>
+    <w:p>
+      <w:r>
+        <w:t xml:space="preserve">“I’m </w:t>
+      </w:r>
+      <w:r>
+        <w:t>Felix</w:t>
+      </w:r>
+      <w:r>
+        <w:t xml:space="preserve"> and this is my </w:t>
+      </w:r>
+      <w:r>
+        <w:t>spirit beast</w:t>
+      </w:r>
+      <w:r>
+        <w:t xml:space="preserve"> Rona,” </w:t>
+      </w:r>
+      <w:r>
+        <w:t>Felix</w:t>
+      </w:r>
+      <w:r>
+        <w:t xml:space="preserve"> said, pointing </w:t>
+      </w:r>
+      <w:r>
+        <w:t>at</w:t>
+      </w:r>
+      <w:r>
+        <w:t xml:space="preserve"> a </w:t>
+      </w:r>
+      <w:r>
+        <w:t>purple</w:t>
+      </w:r>
+      <w:r>
+        <w:t xml:space="preserve"> grizzly bear</w:t>
+      </w:r>
+      <w:r>
+        <w:t xml:space="preserve">. The purple matched </w:t>
+      </w:r>
+      <w:r>
+        <w:t>Felix</w:t>
+      </w:r>
+      <w:r>
+        <w:t>’s hair color</w:t>
+      </w:r>
+      <w:r>
+        <w:t>. “I never heard of anyone just finding a spirit beast. Normally you need to summon</w:t>
+      </w:r>
+      <w:r>
+        <w:t xml:space="preserve"> one. How old are you kid?”</w:t>
+      </w:r>
+    </w:p>
+    <w:p>
+      <w:r>
+        <w:t xml:space="preserve">“I’m fifteen,” </w:t>
+      </w:r>
+      <w:r>
+        <w:t>Luke</w:t>
+      </w:r>
+      <w:r>
+        <w:t xml:space="preserve"> said, feeling annoyed that the two were treating him like a child.</w:t>
+      </w:r>
+      <w:r>
+        <w:t xml:space="preserve"> He didn’t bother to mention that he turned fifteen two days previously.</w:t>
+      </w:r>
+    </w:p>
+    <w:p>
+      <w:r>
+        <w:t>Felix</w:t>
+      </w:r>
+      <w:r>
+        <w:t xml:space="preserve"> nodded. “I got my </w:t>
+      </w:r>
+      <w:r>
+        <w:t>spirit beast</w:t>
+      </w:r>
+      <w:r>
+        <w:t xml:space="preserve"> at the age of sixteen, like everyone else. He’s been my companion ever since. Let’s go to the gathering and have a healer look at you.</w:t>
+      </w:r>
+      <w:r>
+        <w:t xml:space="preserve"> Then we’ll help you find your parents.</w:t>
+      </w:r>
+      <w:r>
+        <w:t>”</w:t>
+      </w:r>
+    </w:p>
+    <w:p>
+      <w:r>
+        <w:t xml:space="preserve">The two helped </w:t>
+      </w:r>
+      <w:r>
+        <w:t>Luke</w:t>
       </w:r>
       <w:r>
         <w:t xml:space="preserve"> </w:t>
       </w:r>
       <w:r>
-        <w:t>expensive doll?</w:t>
-      </w:r>
-    </w:p>
-    <w:p>
-      <w:r>
-        <w:t xml:space="preserve">Well, it had no owner. That meant he could take it for his </w:t>
-      </w:r>
-      <w:r>
-        <w:t>niece</w:t>
-      </w:r>
-      <w:r>
-        <w:t>.</w:t>
-      </w:r>
-      <w:r>
-        <w:t xml:space="preserve"> She would love it.</w:t>
-      </w:r>
-    </w:p>
-    <w:p>
-      <w:r>
-        <w:t>Luke</w:t>
-      </w:r>
-      <w:r>
-        <w:t xml:space="preserve"> picked </w:t>
-      </w:r>
-      <w:r>
-        <w:t>up the doll</w:t>
-      </w:r>
-      <w:r>
-        <w:t xml:space="preserve"> and was surprised to find how heavy it was. It </w:t>
-      </w:r>
-      <w:r>
-        <w:t>felt</w:t>
-      </w:r>
-      <w:r>
-        <w:t xml:space="preserve"> like a living creature with bones</w:t>
-      </w:r>
-      <w:r>
-        <w:t>,</w:t>
-      </w:r>
-      <w:r>
-        <w:t xml:space="preserve"> skin and muscle.</w:t>
-      </w:r>
-    </w:p>
-    <w:p>
-      <w:r>
-        <w:t>Luke</w:t>
-      </w:r>
-      <w:r>
-        <w:t xml:space="preserve"> placed the doll on his lap and rested</w:t>
-      </w:r>
-      <w:r>
-        <w:t xml:space="preserve"> back</w:t>
-      </w:r>
-      <w:r>
-        <w:t xml:space="preserve">. The doll smiled at him with one blue and one </w:t>
-      </w:r>
-      <w:r>
-        <w:t>green</w:t>
-      </w:r>
-      <w:r>
-        <w:t xml:space="preserve"> </w:t>
-      </w:r>
-      <w:r>
-        <w:t xml:space="preserve">cat </w:t>
-      </w:r>
-      <w:r>
-        <w:t>eye.</w:t>
-      </w:r>
-    </w:p>
-    <w:p>
-      <w:r>
-        <w:t>Movement to the right caught Luke’s attention.</w:t>
-      </w:r>
-    </w:p>
-    <w:p>
-      <w:r>
-        <w:t xml:space="preserve">A </w:t>
-      </w:r>
-      <w:r>
-        <w:t xml:space="preserve">young </w:t>
-      </w:r>
-      <w:r>
-        <w:t xml:space="preserve">woman of perhaps </w:t>
-      </w:r>
-      <w:r>
-        <w:t>twenty</w:t>
-      </w:r>
-      <w:r>
-        <w:t xml:space="preserve"> approached with a </w:t>
-      </w:r>
-      <w:r>
-        <w:t xml:space="preserve">red </w:t>
-      </w:r>
-      <w:r>
-        <w:t xml:space="preserve">lion the size of a horse. It had flames for a mane and the tip of </w:t>
-      </w:r>
-      <w:r>
-        <w:t>its</w:t>
-      </w:r>
-      <w:r>
-        <w:t xml:space="preserve"> tail was a ball of fire. </w:t>
-      </w:r>
-      <w:r>
-        <w:t xml:space="preserve">That was obviously a hallucination. </w:t>
-      </w:r>
-      <w:r>
-        <w:t xml:space="preserve">The girl was a hottie. </w:t>
-      </w:r>
-      <w:r>
-        <w:t>Her Chinese</w:t>
-      </w:r>
-      <w:r>
-        <w:t xml:space="preserve"> </w:t>
-      </w:r>
-      <w:r>
-        <w:t>red hair and blue eyes</w:t>
-      </w:r>
-      <w:r>
-        <w:t xml:space="preserve"> made her face sparkle.</w:t>
-      </w:r>
-    </w:p>
-    <w:p>
-      <w:r>
-        <w:t xml:space="preserve">“That’s a beautiful spirit beast you have there,” the woman said in French. For some reason </w:t>
-      </w:r>
-      <w:r>
-        <w:t>Luke</w:t>
-      </w:r>
-      <w:r>
-        <w:t xml:space="preserve"> could understand her, even though he never studied the language.</w:t>
-      </w:r>
-    </w:p>
-    <w:p>
-      <w:r>
-        <w:t>Luke wondered if he was dreaming, but his aching body said otherwise.</w:t>
-      </w:r>
-    </w:p>
-    <w:p>
-      <w:r>
-        <w:t>“This isn’t my doll</w:t>
-      </w:r>
-      <w:r>
-        <w:t>,” he said</w:t>
-      </w:r>
-      <w:r>
-        <w:t xml:space="preserve"> slowly</w:t>
-      </w:r>
-      <w:r>
-        <w:t>. The appropriate words just came to him. A thought came to him. Perhaps this seeming understanding of French was just part of his delusions.</w:t>
-      </w:r>
-    </w:p>
-    <w:p>
-      <w:r>
-        <w:t>Not knowing what else to do he just went with it. After all, the dream was getting interesting, with the addition of a cute girl.</w:t>
-      </w:r>
-    </w:p>
-    <w:p>
-      <w:r>
-        <w:t>“</w:t>
-      </w:r>
-      <w:r>
-        <w:t xml:space="preserve">I found her a few minutes ago. I heard a baby crying and followed </w:t>
-      </w:r>
-      <w:r>
-        <w:t>the</w:t>
-      </w:r>
-      <w:r>
-        <w:t xml:space="preserve"> sound here. When I did, I found this Princess Annie doll</w:t>
-      </w:r>
-      <w:r>
-        <w:t>. I don’t know why anyone would abandon such a pretty doll.”</w:t>
-      </w:r>
-    </w:p>
-    <w:p>
-      <w:r>
-        <w:lastRenderedPageBreak/>
-        <w:t>“You think I’m pretty?” the doll asked in a cute, squishy sort of voice.</w:t>
-      </w:r>
-      <w:r>
-        <w:t xml:space="preserve"> She </w:t>
-      </w:r>
-      <w:r>
-        <w:t>flew</w:t>
-      </w:r>
-      <w:r>
-        <w:t xml:space="preserve"> onto</w:t>
-      </w:r>
-      <w:r>
-        <w:t xml:space="preserve"> </w:t>
-      </w:r>
-      <w:r>
-        <w:t>Luke’s</w:t>
-      </w:r>
-      <w:r>
-        <w:t xml:space="preserve"> shoulder and hugged </w:t>
-      </w:r>
-      <w:r>
-        <w:t xml:space="preserve">his </w:t>
-      </w:r>
-      <w:r>
-        <w:t>face.</w:t>
-      </w:r>
-    </w:p>
-    <w:p>
-      <w:r>
-        <w:t>Luke</w:t>
-      </w:r>
-      <w:r>
-        <w:t xml:space="preserve"> looked at the woman to see if she heard the voice. She did.</w:t>
-      </w:r>
-      <w:r>
-        <w:t xml:space="preserve"> However, she didn’t seem surprised.</w:t>
-      </w:r>
-    </w:p>
-    <w:p>
-      <w:r>
-        <w:t>“Who are you talking to Millie?”</w:t>
-      </w:r>
-      <w:r>
-        <w:t xml:space="preserve"> a </w:t>
-      </w:r>
-      <w:r>
-        <w:t>twenty</w:t>
-      </w:r>
-      <w:r>
-        <w:t xml:space="preserve">-year-old </w:t>
-      </w:r>
-      <w:r>
-        <w:t xml:space="preserve">young man </w:t>
-      </w:r>
-      <w:r>
-        <w:t xml:space="preserve">with purple hair </w:t>
-      </w:r>
-      <w:r>
-        <w:t xml:space="preserve">asked. </w:t>
-      </w:r>
-      <w:r>
-        <w:t xml:space="preserve">He spotted Luke and asked, </w:t>
-      </w:r>
-      <w:r>
-        <w:t>“What happened to you kid? Did you g</w:t>
-      </w:r>
-      <w:r>
-        <w:t>e</w:t>
-      </w:r>
-      <w:r>
-        <w:t>t mauled by mountain lions?”</w:t>
-      </w:r>
-    </w:p>
-    <w:p>
-      <w:r>
-        <w:t xml:space="preserve">“I heard the cry of an abandoned baby, and almost killed myself trying to reach it,” </w:t>
-      </w:r>
-      <w:r>
-        <w:t>Luke</w:t>
-      </w:r>
-      <w:r>
-        <w:t xml:space="preserve"> explained. “Then I came here and discovered I was chasing a toy.”</w:t>
-      </w:r>
-    </w:p>
-    <w:p>
-      <w:r>
-        <w:t>“I’m not a toy,” the Princess Annie doll said angrily.</w:t>
-      </w:r>
-      <w:r>
-        <w:t xml:space="preserve"> “How rude.”</w:t>
+        <w:t xml:space="preserve">painfully </w:t>
+      </w:r>
+      <w:r>
+        <w:t>up and helped him walk.</w:t>
+      </w:r>
+      <w:r>
+        <w:t xml:space="preserve"> Ten minutes later they arrived at a large pickup truck. The bear and lion jumped on the </w:t>
+      </w:r>
+      <w:r>
+        <w:t xml:space="preserve">truck </w:t>
+      </w:r>
+      <w:r>
+        <w:t>bed and the two helped Luke into the back seat.</w:t>
+      </w:r>
+    </w:p>
+    <w:p>
+      <w:r>
+        <w:t xml:space="preserve">“By the way kid, what’s your name?” </w:t>
+      </w:r>
+      <w:r>
+        <w:t>Felix</w:t>
+      </w:r>
+      <w:r>
+        <w:t xml:space="preserve"> asked.</w:t>
       </w:r>
     </w:p>
     <w:p>
@@ -3205,127 +3350,6 @@
         <w:t xml:space="preserve">“I’m </w:t>
       </w:r>
       <w:r>
-        <w:t>Felix</w:t>
-      </w:r>
-      <w:r>
-        <w:t xml:space="preserve"> and this is my </w:t>
-      </w:r>
-      <w:r>
-        <w:t>spirit beast</w:t>
-      </w:r>
-      <w:r>
-        <w:t xml:space="preserve"> Rona,” </w:t>
-      </w:r>
-      <w:r>
-        <w:t>Felix</w:t>
-      </w:r>
-      <w:r>
-        <w:t xml:space="preserve"> said, pointing </w:t>
-      </w:r>
-      <w:r>
-        <w:t>at</w:t>
-      </w:r>
-      <w:r>
-        <w:t xml:space="preserve"> a </w:t>
-      </w:r>
-      <w:r>
-        <w:t>purple</w:t>
-      </w:r>
-      <w:r>
-        <w:t xml:space="preserve"> grizzly bear</w:t>
-      </w:r>
-      <w:r>
-        <w:t xml:space="preserve">. The purple matched </w:t>
-      </w:r>
-      <w:r>
-        <w:t>Felix</w:t>
-      </w:r>
-      <w:r>
-        <w:t>’s hair color</w:t>
-      </w:r>
-      <w:r>
-        <w:t>. “I never heard of anyone just finding a spirit beast. Normally you need to summon</w:t>
-      </w:r>
-      <w:r>
-        <w:t xml:space="preserve"> one. How old are you kid?”</w:t>
-      </w:r>
-    </w:p>
-    <w:p>
-      <w:r>
-        <w:t xml:space="preserve">“I’m fifteen,” </w:t>
-      </w:r>
-      <w:r>
-        <w:t>Luke</w:t>
-      </w:r>
-      <w:r>
-        <w:t xml:space="preserve"> said, feeling annoyed that the two were treating him like a child.</w:t>
-      </w:r>
-      <w:r>
-        <w:t xml:space="preserve"> He didn’t bother to mention that he turned fifteen two days previously.</w:t>
-      </w:r>
-    </w:p>
-    <w:p>
-      <w:r>
-        <w:t>Felix</w:t>
-      </w:r>
-      <w:r>
-        <w:t xml:space="preserve"> nodded. “I got my </w:t>
-      </w:r>
-      <w:r>
-        <w:t>spirit beast</w:t>
-      </w:r>
-      <w:r>
-        <w:t xml:space="preserve"> at the age of sixteen, like everyone else. He’s been my companion ever since. Let’s go to the gathering and have a healer look at you.</w:t>
-      </w:r>
-      <w:r>
-        <w:t xml:space="preserve"> Then we’ll help you find your parents.</w:t>
-      </w:r>
-      <w:r>
-        <w:t>”</w:t>
-      </w:r>
-    </w:p>
-    <w:p>
-      <w:r>
-        <w:t xml:space="preserve">The two helped </w:t>
-      </w:r>
-      <w:r>
-        <w:t>Luke</w:t>
-      </w:r>
-      <w:r>
-        <w:t xml:space="preserve"> </w:t>
-      </w:r>
-      <w:r>
-        <w:t xml:space="preserve">painfully </w:t>
-      </w:r>
-      <w:r>
-        <w:t>up and helped him walk.</w:t>
-      </w:r>
-      <w:r>
-        <w:t xml:space="preserve"> Ten minutes later they arrived at a large pickup truck. The bear and lion jumped on the </w:t>
-      </w:r>
-      <w:r>
-        <w:t xml:space="preserve">truck </w:t>
-      </w:r>
-      <w:r>
-        <w:t>bed and the two helped Luke into the back seat.</w:t>
-      </w:r>
-    </w:p>
-    <w:p>
-      <w:r>
-        <w:t xml:space="preserve">“By the way kid, what’s your name?” </w:t>
-      </w:r>
-      <w:r>
-        <w:t>Felix</w:t>
-      </w:r>
-      <w:r>
-        <w:t xml:space="preserve"> asked.</w:t>
-      </w:r>
-    </w:p>
-    <w:p>
-      <w:r>
-        <w:t xml:space="preserve">“I’m </w:t>
-      </w:r>
-      <w:r>
         <w:t>Luke</w:t>
       </w:r>
       <w:r>
@@ -3340,7 +3364,6 @@
     </w:p>
     <w:p>
       <w:r>
-        <w:lastRenderedPageBreak/>
         <w:t xml:space="preserve">“And I’m Princess Annie,” the doll </w:t>
       </w:r>
       <w:r>
@@ -3412,6 +3435,7 @@
     </w:p>
     <w:p>
       <w:r>
+        <w:lastRenderedPageBreak/>
         <w:t>The golf</w:t>
       </w:r>
       <w:r>
@@ -3499,7 +3523,13 @@
         <w:t>”</w:t>
       </w:r>
       <w:r>
-        <w:t xml:space="preserve"> Healer Sera frowned.</w:t>
+        <w:t xml:space="preserve"> Healer Sera </w:t>
+      </w:r>
+      <w:r>
+        <w:t>denied</w:t>
+      </w:r>
+      <w:r>
+        <w:t>.</w:t>
       </w:r>
     </w:p>
     <w:p>
@@ -3558,20 +3588,189 @@
     </w:p>
     <w:p>
       <w:r>
+        <w:t>“Yes</w:t>
+      </w:r>
+      <w:r>
+        <w:t>,</w:t>
+      </w:r>
+      <w:r>
+        <w:t xml:space="preserve"> all this is real,” the healer said</w:t>
+      </w:r>
+      <w:r>
+        <w:t>, looking intently at Annie</w:t>
+      </w:r>
+      <w:r>
+        <w:t>. “Apparently you were adopted and raised by a human family.</w:t>
+      </w:r>
+      <w:r>
+        <w:t xml:space="preserve"> That’s strange. How did a human family adopt you? You should have been adopted by a wizard family.</w:t>
+      </w:r>
+      <w:r>
+        <w:t xml:space="preserve"> You must have driven your parents crazy, seeing imaginary creatures all around the place.</w:t>
+      </w:r>
+      <w:r>
+        <w:t>”</w:t>
+      </w:r>
+    </w:p>
+    <w:p>
+      <w:r>
+        <w:t xml:space="preserve">“This Unknown Road is getting weirder every second,” </w:t>
+      </w:r>
+      <w:r>
+        <w:t>Luke</w:t>
+      </w:r>
+      <w:r>
+        <w:t xml:space="preserve"> muttered</w:t>
+      </w:r>
+      <w:r>
+        <w:t xml:space="preserve"> as a wave of dizziness gripped him</w:t>
+      </w:r>
+      <w:r>
+        <w:t>.</w:t>
+      </w:r>
+    </w:p>
+    <w:p>
+      <w:r>
+        <w:t xml:space="preserve">“You got that right </w:t>
+      </w:r>
+      <w:r>
+        <w:t>Luke</w:t>
+      </w:r>
+      <w:r>
+        <w:t>,” Millie said</w:t>
+      </w:r>
+      <w:r>
+        <w:t xml:space="preserve"> with pride</w:t>
+      </w:r>
+      <w:r>
+        <w:t>. “That’s the difference between humans and wizards. Humans are always looking to find Pleasantville, while we wizards were born on the Unknown Road.”</w:t>
+      </w:r>
+    </w:p>
+    <w:p>
+      <w:r>
         <w:lastRenderedPageBreak/>
-        <w:t>“Yes all this is real,” the healer said</w:t>
-      </w:r>
-      <w:r>
-        <w:t>, looking intently at Annie</w:t>
-      </w:r>
-      <w:r>
-        <w:t>. “Apparently you were adopted and raised by a human family.</w:t>
-      </w:r>
-      <w:r>
-        <w:t xml:space="preserve"> That’s strange. How did a human family adopt you? You should have been adopted by a wizard family.</w:t>
-      </w:r>
-      <w:r>
-        <w:t xml:space="preserve"> You must have driven your parents crazy, seeing imaginary creatures all around the place.</w:t>
+        <w:t xml:space="preserve">“I was born in Pleasantville,” </w:t>
+      </w:r>
+      <w:r>
+        <w:t>Luke</w:t>
+      </w:r>
+      <w:r>
+        <w:t xml:space="preserve"> replied and told them of his dream and the events that followed. </w:t>
+      </w:r>
+      <w:r>
+        <w:t xml:space="preserve">That attracted </w:t>
+      </w:r>
+      <w:r>
+        <w:t xml:space="preserve">curious people </w:t>
+      </w:r>
+      <w:r>
+        <w:t>and</w:t>
+      </w:r>
+      <w:r>
+        <w:t xml:space="preserve"> spirit beasts.</w:t>
+      </w:r>
+    </w:p>
+    <w:p>
+      <w:r>
+        <w:t xml:space="preserve">“I wonder if this means that something interesting is going to happen,” a guy that looked like Santa Claws </w:t>
+      </w:r>
+      <w:r>
+        <w:t>mused</w:t>
+      </w:r>
+      <w:r>
+        <w:t xml:space="preserve">. </w:t>
+      </w:r>
+      <w:r>
+        <w:t xml:space="preserve">“We’ll find out tomorrow when Prince </w:t>
+      </w:r>
+      <w:r>
+        <w:t>James</w:t>
+      </w:r>
+      <w:r>
+        <w:t xml:space="preserve"> gives his speech.” </w:t>
+      </w:r>
+      <w:r>
+        <w:t>He then laughed and his stomach jiggled like a bowl full of jelly.</w:t>
+      </w:r>
+    </w:p>
+    <w:p>
+      <w:r>
+        <w:t xml:space="preserve">Annie’s stomach growled. It was easy to hear since her stomach was inches from his ear. </w:t>
+      </w:r>
+      <w:r>
+        <w:t>Luke</w:t>
+      </w:r>
+      <w:r>
+        <w:t>’s stomach growled at the same time.</w:t>
+      </w:r>
+    </w:p>
+    <w:p>
+      <w:r>
+        <w:t>“Come, let’s go eat,” Millie said.</w:t>
+      </w:r>
+    </w:p>
+    <w:p>
+      <w:r>
+        <w:t>Luke</w:t>
+      </w:r>
+      <w:r>
+        <w:t xml:space="preserve"> waved </w:t>
+      </w:r>
+      <w:r>
+        <w:t xml:space="preserve">bye </w:t>
+      </w:r>
+      <w:r>
+        <w:t>to Healer Sera and they headed for the concession stands.</w:t>
+      </w:r>
+    </w:p>
+    <w:p>
+      <w:r>
+        <w:t xml:space="preserve">At the food stands, </w:t>
+      </w:r>
+      <w:r>
+        <w:t>Luke</w:t>
+      </w:r>
+      <w:r>
+        <w:t xml:space="preserve"> discovered that the prices for the food were in Euros. </w:t>
+      </w:r>
+      <w:r>
+        <w:t>Luke</w:t>
+      </w:r>
+      <w:r>
+        <w:t xml:space="preserve"> pulled out his wallet and found only US dollars.</w:t>
+      </w:r>
+    </w:p>
+    <w:p>
+      <w:r>
+        <w:t xml:space="preserve">“Why is everything in Euros?” </w:t>
+      </w:r>
+      <w:r>
+        <w:t>Luke</w:t>
+      </w:r>
+      <w:r>
+        <w:t xml:space="preserve"> asked.</w:t>
+      </w:r>
+    </w:p>
+    <w:p>
+      <w:r>
+        <w:t>“Because we are in France,” Millie replied.</w:t>
+      </w:r>
+    </w:p>
+    <w:p>
+      <w:r>
+        <w:t xml:space="preserve">“How the hell did I land up in France?” </w:t>
+      </w:r>
+      <w:r>
+        <w:t>Luke</w:t>
+      </w:r>
+      <w:r>
+        <w:t xml:space="preserve"> asked</w:t>
+      </w:r>
+      <w:r>
+        <w:t xml:space="preserve"> in surprise</w:t>
+      </w:r>
+      <w:r>
+        <w:t>. He paused and then added, “That explains why everyone’s speaking French and why it’s evening here.</w:t>
       </w:r>
       <w:r>
         <w:t>”</w:t>
@@ -3579,16 +3778,53 @@
     </w:p>
     <w:p>
       <w:r>
-        <w:t xml:space="preserve">“This Unknown Road is getting weirder every second,” </w:t>
-      </w:r>
-      <w:r>
-        <w:t>Luke</w:t>
-      </w:r>
-      <w:r>
-        <w:t xml:space="preserve"> muttered</w:t>
-      </w:r>
-      <w:r>
-        <w:t xml:space="preserve"> as a wave of dizziness gripped him</w:t>
+        <w:t xml:space="preserve">“You obviously have the power of teleportation – an extremely rare talent,” </w:t>
+      </w:r>
+      <w:r>
+        <w:t>Felix</w:t>
+      </w:r>
+      <w:r>
+        <w:t xml:space="preserve"> said. “I am a </w:t>
+      </w:r>
+      <w:r>
+        <w:t>potentmancer</w:t>
+      </w:r>
+      <w:r>
+        <w:t xml:space="preserve"> and Millie is a pyromancer.”</w:t>
+      </w:r>
+    </w:p>
+    <w:p>
+      <w:r>
+        <w:t xml:space="preserve">“Don’t worry </w:t>
+      </w:r>
+      <w:r>
+        <w:t>Luke</w:t>
+      </w:r>
+      <w:r>
+        <w:t>,” Millie said. “I’ll pay for you.</w:t>
+      </w:r>
+      <w:r>
+        <w:t xml:space="preserve"> What would you like to eat?</w:t>
+      </w:r>
+      <w:r>
+        <w:t>”</w:t>
+      </w:r>
+    </w:p>
+    <w:p>
+      <w:r>
+        <w:t>“Pizza or hamburgers</w:t>
+      </w:r>
+      <w:r>
+        <w:t>, and thanks</w:t>
+      </w:r>
+      <w:r>
+        <w:t xml:space="preserve">,” </w:t>
+      </w:r>
+      <w:r>
+        <w:t>Luke</w:t>
+      </w:r>
+      <w:r>
+        <w:t xml:space="preserve"> replied</w:t>
       </w:r>
       <w:r>
         <w:t>.</w:t>
@@ -3596,318 +3832,118 @@
     </w:p>
     <w:p>
       <w:r>
-        <w:t xml:space="preserve">“You got that right </w:t>
-      </w:r>
-      <w:r>
-        <w:t>Luke</w:t>
-      </w:r>
-      <w:r>
-        <w:t>,” Millie said</w:t>
-      </w:r>
-      <w:r>
-        <w:t xml:space="preserve"> with pride</w:t>
-      </w:r>
-      <w:r>
-        <w:t>. “That’s the difference between humans and wizards. Humans are always looking to find Pleasantville, while we wizards were born on the Unknown Road.”</w:t>
-      </w:r>
-    </w:p>
-    <w:p>
-      <w:r>
-        <w:t xml:space="preserve">“I was born in Pleasantville,” </w:t>
-      </w:r>
-      <w:r>
-        <w:t>Luke</w:t>
-      </w:r>
-      <w:r>
-        <w:t xml:space="preserve"> replied and told them of his dream and the events that followed. </w:t>
-      </w:r>
-      <w:r>
-        <w:t xml:space="preserve">That attracted </w:t>
-      </w:r>
-      <w:r>
-        <w:t xml:space="preserve">a large group of curious people </w:t>
-      </w:r>
-      <w:r>
-        <w:t>and</w:t>
-      </w:r>
-      <w:r>
-        <w:t xml:space="preserve"> spirit beasts.</w:t>
-      </w:r>
-    </w:p>
-    <w:p>
-      <w:r>
-        <w:t xml:space="preserve">“I wonder if this means that something interesting is going to happen,” a guy that looked like Santa Claws </w:t>
-      </w:r>
-      <w:r>
-        <w:t>mused</w:t>
-      </w:r>
-      <w:r>
-        <w:t xml:space="preserve">. </w:t>
-      </w:r>
-      <w:r>
-        <w:t xml:space="preserve">“We’ll find out tomorrow when Prince </w:t>
-      </w:r>
-      <w:r>
-        <w:t>James</w:t>
-      </w:r>
-      <w:r>
-        <w:t xml:space="preserve"> gives his speech.” </w:t>
-      </w:r>
-      <w:r>
-        <w:t>He then laughed and his stomach jiggled like a bowl full of jelly.</w:t>
-      </w:r>
-    </w:p>
-    <w:p>
-      <w:r>
-        <w:t xml:space="preserve">Annie’s stomach growled. It was easy to hear since her stomach was inches from his ear. </w:t>
-      </w:r>
-      <w:r>
-        <w:t>Luke</w:t>
-      </w:r>
-      <w:r>
-        <w:t>’s stomach growled at the same time.</w:t>
-      </w:r>
-    </w:p>
-    <w:p>
-      <w:r>
-        <w:t>“Come, let’s go eat,” Millie said.</w:t>
-      </w:r>
-    </w:p>
-    <w:p>
-      <w:r>
-        <w:t>Luke</w:t>
-      </w:r>
-      <w:r>
-        <w:t xml:space="preserve"> waved </w:t>
-      </w:r>
-      <w:r>
-        <w:t xml:space="preserve">bye </w:t>
-      </w:r>
-      <w:r>
-        <w:t>to Healer Sera and they headed for the concession stands.</w:t>
-      </w:r>
-    </w:p>
-    <w:p>
-      <w:r>
-        <w:t xml:space="preserve">At the food stands, </w:t>
-      </w:r>
-      <w:r>
-        <w:t>Luke</w:t>
-      </w:r>
-      <w:r>
-        <w:t xml:space="preserve"> discovered that the prices for the food were in Euros. </w:t>
-      </w:r>
-      <w:r>
-        <w:t>Luke</w:t>
-      </w:r>
-      <w:r>
-        <w:t xml:space="preserve"> pulled out his wallet and found only US dollars.</w:t>
-      </w:r>
-    </w:p>
-    <w:p>
-      <w:r>
-        <w:t xml:space="preserve">“Why is everything in Euros?” </w:t>
-      </w:r>
-      <w:r>
-        <w:t>Luke</w:t>
-      </w:r>
-      <w:r>
-        <w:t xml:space="preserve"> asked.</w:t>
-      </w:r>
-    </w:p>
-    <w:p>
-      <w:r>
-        <w:t>“Because we are in France,” Millie replied.</w:t>
+        <w:t>“I’ll have the same,” Annie added.</w:t>
       </w:r>
     </w:p>
     <w:p>
       <w:r>
         <w:lastRenderedPageBreak/>
-        <w:t xml:space="preserve">“How the hell did I land up in France?” </w:t>
-      </w:r>
-      <w:r>
-        <w:t>Luke</w:t>
-      </w:r>
-      <w:r>
-        <w:t xml:space="preserve"> asked</w:t>
-      </w:r>
-      <w:r>
-        <w:t xml:space="preserve"> in surprise</w:t>
-      </w:r>
-      <w:r>
-        <w:t>. He paused and then added, “That explains why everyone’s speaking French and why it’s evening here.</w:t>
-      </w:r>
-      <w:r>
-        <w:t>”</w:t>
-      </w:r>
-    </w:p>
-    <w:p>
-      <w:r>
-        <w:t xml:space="preserve">“You obviously have the power of teleportation – an extremely rare talent,” </w:t>
+        <w:t xml:space="preserve">“Did you say you want to eat </w:t>
+      </w:r>
+      <w:r>
+        <w:t>people</w:t>
+      </w:r>
+      <w:r>
+        <w:t xml:space="preserve"> food?” </w:t>
       </w:r>
       <w:r>
         <w:t>Felix</w:t>
       </w:r>
       <w:r>
-        <w:t xml:space="preserve"> said. “I am a </w:t>
-      </w:r>
-      <w:r>
-        <w:t>potentmancer</w:t>
-      </w:r>
-      <w:r>
-        <w:t xml:space="preserve"> and Millie is a pyromancer.”</w:t>
-      </w:r>
-    </w:p>
-    <w:p>
-      <w:r>
-        <w:t xml:space="preserve">“Don’t worry </w:t>
-      </w:r>
-      <w:r>
-        <w:t>Luke</w:t>
-      </w:r>
-      <w:r>
-        <w:t>,” Millie said. “I’ll pay for you.</w:t>
-      </w:r>
-      <w:r>
-        <w:t xml:space="preserve"> What would you like to eat?</w:t>
-      </w:r>
-      <w:r>
-        <w:t>”</w:t>
-      </w:r>
-    </w:p>
-    <w:p>
-      <w:r>
-        <w:t>“Pizza or hamburgers</w:t>
-      </w:r>
-      <w:r>
-        <w:t>, and thanks</w:t>
-      </w:r>
-      <w:r>
-        <w:t xml:space="preserve">,” </w:t>
-      </w:r>
-      <w:r>
-        <w:t>Luke</w:t>
-      </w:r>
-      <w:r>
-        <w:t xml:space="preserve"> replied</w:t>
-      </w:r>
-      <w:r>
-        <w:t>.</w:t>
-      </w:r>
-    </w:p>
-    <w:p>
-      <w:r>
-        <w:t>“I’ll have the same,” Annie added.</w:t>
-      </w:r>
-    </w:p>
-    <w:p>
-      <w:r>
-        <w:t xml:space="preserve">“Did you say you want to eat </w:t>
-      </w:r>
-      <w:r>
-        <w:t>people</w:t>
-      </w:r>
-      <w:r>
-        <w:t xml:space="preserve"> food?” </w:t>
+        <w:t xml:space="preserve"> asked in surprise.</w:t>
+      </w:r>
+    </w:p>
+    <w:p>
+      <w:r>
+        <w:t xml:space="preserve">“That’s right, mister,” Annie </w:t>
+      </w:r>
+      <w:r>
+        <w:t>replied</w:t>
+      </w:r>
+      <w:r>
+        <w:t>. “My little tummy is hungry.”</w:t>
+      </w:r>
+    </w:p>
+    <w:p>
+      <w:r>
+        <w:t xml:space="preserve">“Okay,” </w:t>
       </w:r>
       <w:r>
         <w:t>Felix</w:t>
       </w:r>
       <w:r>
-        <w:t xml:space="preserve"> asked in surprise.</w:t>
-      </w:r>
-    </w:p>
-    <w:p>
-      <w:r>
-        <w:t xml:space="preserve">“That’s right, mister,” Annie </w:t>
-      </w:r>
-      <w:r>
-        <w:t>replied</w:t>
-      </w:r>
-      <w:r>
-        <w:t>. “My little tummy is hungry.”</w:t>
-      </w:r>
-    </w:p>
-    <w:p>
-      <w:r>
-        <w:t xml:space="preserve">“Okay,” </w:t>
+        <w:t xml:space="preserve"> said, looking confused.</w:t>
+      </w:r>
+    </w:p>
+    <w:p>
+      <w:r>
+        <w:t xml:space="preserve">They ordered </w:t>
+      </w:r>
+      <w:r>
+        <w:t>people food</w:t>
+      </w:r>
+      <w:r>
+        <w:t xml:space="preserve"> for </w:t>
       </w:r>
       <w:r>
         <w:t>Felix</w:t>
       </w:r>
       <w:r>
-        <w:t xml:space="preserve"> said, looking confused.</w:t>
-      </w:r>
-    </w:p>
-    <w:p>
-      <w:r>
-        <w:t xml:space="preserve">They ordered </w:t>
-      </w:r>
-      <w:r>
-        <w:t>people food</w:t>
-      </w:r>
-      <w:r>
-        <w:t xml:space="preserve"> for </w:t>
+        <w:t xml:space="preserve">, Millie, Annie, and </w:t>
+      </w:r>
+      <w:r>
+        <w:t>Luke</w:t>
+      </w:r>
+      <w:r>
+        <w:t xml:space="preserve">. They got </w:t>
+      </w:r>
+      <w:r>
+        <w:t>spirit</w:t>
+      </w:r>
+      <w:r>
+        <w:t xml:space="preserve"> </w:t>
+      </w:r>
+      <w:r>
+        <w:t xml:space="preserve">beast </w:t>
+      </w:r>
+      <w:r>
+        <w:t xml:space="preserve">food for </w:t>
       </w:r>
       <w:r>
         <w:t>Felix</w:t>
       </w:r>
       <w:r>
-        <w:t xml:space="preserve">, Millie, Annie, and </w:t>
-      </w:r>
-      <w:r>
-        <w:t>Luke</w:t>
-      </w:r>
-      <w:r>
-        <w:t xml:space="preserve">. They got </w:t>
-      </w:r>
-      <w:r>
-        <w:t>spirit</w:t>
+        <w:t>’s and Millie’s spirit beasts at another stand.</w:t>
+      </w:r>
+    </w:p>
+    <w:p>
+      <w:r>
+        <w:t>Food bought, the</w:t>
+      </w:r>
+      <w:r>
+        <w:t xml:space="preserve"> group</w:t>
+      </w:r>
+      <w:r>
+        <w:t xml:space="preserve"> found a table and sat down to eat. Annie stood in front of a medium coke that was bigger than her and a hamburger and fries.</w:t>
+      </w:r>
+      <w:r>
+        <w:t xml:space="preserve"> Nearby</w:t>
+      </w:r>
+      <w:r>
+        <w:t>,</w:t>
+      </w:r>
+      <w:r>
+        <w:t xml:space="preserve"> people looked at her but didn’t comment.</w:t>
+      </w:r>
+    </w:p>
+    <w:p>
+      <w:r>
+        <w:t>Luke</w:t>
       </w:r>
       <w:r>
         <w:t xml:space="preserve"> </w:t>
       </w:r>
       <w:r>
-        <w:t xml:space="preserve">beast </w:t>
-      </w:r>
-      <w:r>
-        <w:t xml:space="preserve">food for </w:t>
-      </w:r>
-      <w:r>
-        <w:t>Felix</w:t>
-      </w:r>
-      <w:r>
-        <w:t>’s and Millie’s spirit beasts at another stand.</w:t>
-      </w:r>
-    </w:p>
-    <w:p>
-      <w:r>
-        <w:t>Food bought, the</w:t>
-      </w:r>
-      <w:r>
-        <w:t xml:space="preserve"> group</w:t>
-      </w:r>
-      <w:r>
-        <w:t xml:space="preserve"> found a table and sat down to eat. Annie stood in front of a medium coke that was bigger than her and a hamburger and fries.</w:t>
-      </w:r>
-      <w:r>
-        <w:t xml:space="preserve"> Nearby</w:t>
-      </w:r>
-      <w:r>
-        <w:t>,</w:t>
-      </w:r>
-      <w:r>
-        <w:t xml:space="preserve"> people looked at her but didn’t comment.</w:t>
-      </w:r>
-    </w:p>
-    <w:p>
-      <w:r>
-        <w:t>Luke</w:t>
-      </w:r>
-      <w:r>
-        <w:t xml:space="preserve"> </w:t>
-      </w:r>
-      <w:r>
         <w:t>ate</w:t>
       </w:r>
       <w:r>
@@ -3972,8 +4008,10 @@
     </w:p>
     <w:p>
       <w:r>
-        <w:lastRenderedPageBreak/>
-        <w:t xml:space="preserve">All the weird events of the day rushed up to greet </w:t>
+        <w:t>T</w:t>
+      </w:r>
+      <w:r>
+        <w:t xml:space="preserve">he weird events of the day rushed up to greet </w:t>
       </w:r>
       <w:r>
         <w:t>Luke</w:t>
@@ -4023,7 +4061,7 @@
                     <a:blip r:embed="rId13">
                       <a:extLst>
                         <a:ext uri="{28A0092B-C50C-407E-A947-70E740481C1C}">
-                          <a14:useLocalDpi xmlns:arto="http://schemas.microsoft.com/office/word/2006/arto" xmlns:a14="http://schemas.microsoft.com/office/drawing/2010/main" xmlns:wps="http://schemas.microsoft.com/office/word/2010/wordprocessingShape" xmlns:wpi="http://schemas.microsoft.com/office/word/2010/wordprocessingInk" xmlns:wpg="http://schemas.microsoft.com/office/word/2010/wordprocessingGroup" xmlns:w16se="http://schemas.microsoft.com/office/word/2015/wordml/symex" xmlns:w15="http://schemas.microsoft.com/office/word/2012/wordml" xmlns:w14="http://schemas.microsoft.com/office/word/2010/wordml" xmlns:w="http://schemas.openxmlformats.org/wordprocessingml/2006/main" xmlns:w10="urn:schemas-microsoft-com:office:word" xmlns:wp14="http://schemas.microsoft.com/office/word/2010/wordprocessingDrawing" xmlns:v="urn:schemas-microsoft-com:vml" xmlns:o="urn:schemas-microsoft-com:office:office" xmlns:aink="http://schemas.microsoft.com/office/drawing/2016/ink" xmlns:mc="http://schemas.openxmlformats.org/markup-compatibility/2006" xmlns:cx8="http://schemas.microsoft.com/office/drawing/2016/5/14/chartex" xmlns:cx7="http://schemas.microsoft.com/office/drawing/2016/5/13/chartex" xmlns:cx6="http://schemas.microsoft.com/office/drawing/2016/5/12/chartex" xmlns:cx5="http://schemas.microsoft.com/office/drawing/2016/5/11/chartex" xmlns:cx4="http://schemas.microsoft.com/office/drawing/2016/5/10/chartex" xmlns:cx3="http://schemas.microsoft.com/office/drawing/2016/5/9/chartex" xmlns:cx2="http://schemas.microsoft.com/office/drawing/2015/10/21/chartex" xmlns:cx1="http://schemas.microsoft.com/office/drawing/2015/9/8/chartex" xmlns:cx="http://schemas.microsoft.com/office/drawing/2014/chartex" xmlns:wpc="http://schemas.microsoft.com/office/word/2010/wordprocessingCanvas" xmlns="" val="0"/>
+                          <a14:useLocalDpi xmlns="" xmlns:wpc="http://schemas.microsoft.com/office/word/2010/wordprocessingCanvas" xmlns:cx="http://schemas.microsoft.com/office/drawing/2014/chartex" xmlns:cx1="http://schemas.microsoft.com/office/drawing/2015/9/8/chartex" xmlns:cx2="http://schemas.microsoft.com/office/drawing/2015/10/21/chartex" xmlns:cx3="http://schemas.microsoft.com/office/drawing/2016/5/9/chartex" xmlns:cx4="http://schemas.microsoft.com/office/drawing/2016/5/10/chartex" xmlns:cx5="http://schemas.microsoft.com/office/drawing/2016/5/11/chartex" xmlns:cx6="http://schemas.microsoft.com/office/drawing/2016/5/12/chartex" xmlns:cx7="http://schemas.microsoft.com/office/drawing/2016/5/13/chartex" xmlns:cx8="http://schemas.microsoft.com/office/drawing/2016/5/14/chartex" xmlns:mc="http://schemas.openxmlformats.org/markup-compatibility/2006" xmlns:aink="http://schemas.microsoft.com/office/drawing/2016/ink" xmlns:o="urn:schemas-microsoft-com:office:office" xmlns:v="urn:schemas-microsoft-com:vml" xmlns:wp14="http://schemas.microsoft.com/office/word/2010/wordprocessingDrawing" xmlns:w10="urn:schemas-microsoft-com:office:word" xmlns:w="http://schemas.openxmlformats.org/wordprocessingml/2006/main" xmlns:w14="http://schemas.microsoft.com/office/word/2010/wordml" xmlns:w15="http://schemas.microsoft.com/office/word/2012/wordml" xmlns:w16se="http://schemas.microsoft.com/office/word/2015/wordml/symex" xmlns:wpg="http://schemas.microsoft.com/office/word/2010/wordprocessingGroup" xmlns:wpi="http://schemas.microsoft.com/office/word/2010/wordprocessingInk" xmlns:wps="http://schemas.microsoft.com/office/word/2010/wordprocessingShape" xmlns:a14="http://schemas.microsoft.com/office/drawing/2010/main" xmlns:arto="http://schemas.microsoft.com/office/word/2006/arto" val="0"/>
                         </a:ext>
                       </a:extLst>
                     </a:blip>
@@ -4123,6 +4161,7 @@
     </w:p>
     <w:p>
       <w:r>
+        <w:lastRenderedPageBreak/>
         <w:t xml:space="preserve">“Yes mum,” </w:t>
       </w:r>
       <w:r>
@@ -4175,7 +4214,7 @@
         <w:t>Luke</w:t>
       </w:r>
       <w:r>
-        <w:t xml:space="preserve"> was about to gag her, but </w:t>
+        <w:t xml:space="preserve"> was about to gag her but </w:t>
       </w:r>
       <w:r>
         <w:t xml:space="preserve">then </w:t>
@@ -4262,54 +4301,206 @@
     </w:p>
     <w:p>
       <w:r>
+        <w:t>“How rude,” Annie said angrily and placed her hands on her hips. “I’m not heavy.”</w:t>
+      </w:r>
+      <w:r>
+        <w:t xml:space="preserve"> </w:t>
+      </w:r>
+      <w:r>
+        <w:t>Luke</w:t>
+      </w:r>
+      <w:r>
+        <w:t xml:space="preserve"> was about to argue with his delusion, but changed his mind.</w:t>
+      </w:r>
+    </w:p>
+    <w:p>
+      <w:r>
+        <w:t>“</w:t>
+      </w:r>
+      <w:r>
+        <w:t>Luke</w:t>
+      </w:r>
+      <w:r>
+        <w:t xml:space="preserve">, your friend from school came to visit,” </w:t>
+      </w:r>
+      <w:r>
+        <w:t>Jane</w:t>
+      </w:r>
+      <w:r>
+        <w:t xml:space="preserve"> called.</w:t>
+      </w:r>
+    </w:p>
+    <w:p>
+      <w:r>
+        <w:t xml:space="preserve">“Okay mum,” </w:t>
+      </w:r>
+      <w:r>
+        <w:t>Luke</w:t>
+      </w:r>
+      <w:r>
+        <w:t xml:space="preserve"> replied. Who could that be? He didn’t have friends since he was to</w:t>
+      </w:r>
+      <w:r>
+        <w:t>o</w:t>
+      </w:r>
+      <w:r>
+        <w:t xml:space="preserve"> shy and everyone </w:t>
+      </w:r>
+      <w:r>
+        <w:t>ignored him</w:t>
+      </w:r>
+      <w:r>
+        <w:t>.</w:t>
+      </w:r>
+    </w:p>
+    <w:p>
+      <w:r>
+        <w:t>Felix</w:t>
+      </w:r>
+      <w:r>
+        <w:t xml:space="preserve"> entered the room and looked around. He noted the stacks of books on the floor and the overflowing bookshelves. Roma the </w:t>
+      </w:r>
+      <w:r>
+        <w:t xml:space="preserve">purple </w:t>
+      </w:r>
+      <w:r>
+        <w:t>bear sniffed the books and said, “What a boring life.”</w:t>
+      </w:r>
+    </w:p>
+    <w:p>
+      <w:r>
+        <w:t>“</w:t>
+      </w:r>
+      <w:r>
+        <w:t>That’s quite a book collection,” Felix said, ignoring the bear.</w:t>
+      </w:r>
+      <w:r>
+        <w:t xml:space="preserve"> </w:t>
+      </w:r>
+      <w:r>
+        <w:t xml:space="preserve">“I </w:t>
+      </w:r>
+      <w:r>
+        <w:t>expect nothing less fr</w:t>
+      </w:r>
+      <w:r>
+        <w:t>om the smartest boy in school,”</w:t>
+      </w:r>
+    </w:p>
+    <w:p>
+      <w:r>
         <w:lastRenderedPageBreak/>
-        <w:t>“How rude,” Annie said angrily and placed her hands on her hips. “I’m not heavy.”</w:t>
-      </w:r>
-      <w:r>
-        <w:t xml:space="preserve"> </w:t>
-      </w:r>
-      <w:r>
-        <w:t>Luke</w:t>
-      </w:r>
-      <w:r>
-        <w:t xml:space="preserve"> was about to argue with his delusion, but changed his mind.</w:t>
-      </w:r>
-    </w:p>
-    <w:p>
-      <w:r>
-        <w:t>“</w:t>
-      </w:r>
-      <w:r>
-        <w:t>Luke</w:t>
-      </w:r>
-      <w:r>
-        <w:t xml:space="preserve">, your friend from school came to visit,” </w:t>
+        <w:t xml:space="preserve">“Thank you </w:t>
+      </w:r>
+      <w:r>
+        <w:t>Felix</w:t>
+      </w:r>
+      <w:r>
+        <w:t xml:space="preserve">,” </w:t>
       </w:r>
       <w:r>
         <w:t>Jane</w:t>
       </w:r>
       <w:r>
-        <w:t xml:space="preserve"> called.</w:t>
-      </w:r>
-    </w:p>
-    <w:p>
-      <w:r>
-        <w:t xml:space="preserve">“Okay mum,” </w:t>
-      </w:r>
-      <w:r>
-        <w:t>Luke</w:t>
-      </w:r>
-      <w:r>
-        <w:t xml:space="preserve"> replied. Who could that be? He didn’t have friends, since he was to</w:t>
-      </w:r>
-      <w:r>
-        <w:t>o</w:t>
-      </w:r>
-      <w:r>
-        <w:t xml:space="preserve"> shy, and everyone </w:t>
-      </w:r>
-      <w:r>
-        <w:t>ignored him</w:t>
+        <w:t xml:space="preserve"> said</w:t>
+      </w:r>
+      <w:r>
+        <w:t xml:space="preserve"> gratefully</w:t>
+      </w:r>
+      <w:r>
+        <w:t>. “</w:t>
+      </w:r>
+      <w:r>
+        <w:t xml:space="preserve">I’m glad </w:t>
+      </w:r>
+      <w:r>
+        <w:t>Luke</w:t>
+      </w:r>
+      <w:r>
+        <w:t xml:space="preserve"> has good friends like you.”</w:t>
+      </w:r>
+    </w:p>
+    <w:p>
+      <w:r>
+        <w:t xml:space="preserve">“What’s the matter, Mrs. </w:t>
+      </w:r>
+      <w:r>
+        <w:t>Russell</w:t>
+      </w:r>
+      <w:r>
+        <w:t>?</w:t>
+      </w:r>
+      <w:r>
+        <w:t xml:space="preserve"> You seem sad,” </w:t>
+      </w:r>
+      <w:r>
+        <w:t>Felix</w:t>
+      </w:r>
+      <w:r>
+        <w:t xml:space="preserve"> said.</w:t>
+      </w:r>
+    </w:p>
+    <w:p>
+      <w:r>
+        <w:t xml:space="preserve">“We discovered that </w:t>
+      </w:r>
+      <w:r>
+        <w:t>Luke</w:t>
+      </w:r>
+      <w:r>
+        <w:t xml:space="preserve"> has brain </w:t>
+      </w:r>
+      <w:r>
+        <w:t>tumors</w:t>
+      </w:r>
+      <w:r>
+        <w:t xml:space="preserve">,” </w:t>
+      </w:r>
+      <w:r>
+        <w:t>Joe</w:t>
+      </w:r>
+      <w:r>
+        <w:t xml:space="preserve"> said as he entered the room.</w:t>
+      </w:r>
+      <w:r>
+        <w:t xml:space="preserve"> “It’s been hard on all of us.”</w:t>
+      </w:r>
+    </w:p>
+    <w:p>
+      <w:r>
+        <w:t xml:space="preserve">“How do you know he has brain </w:t>
+      </w:r>
+      <w:r>
+        <w:t>tumors</w:t>
+      </w:r>
+      <w:r>
+        <w:t xml:space="preserve">, Mr. Russell?” </w:t>
+      </w:r>
+      <w:r>
+        <w:t>Felix</w:t>
+      </w:r>
+      <w:r>
+        <w:t xml:space="preserve"> asked.</w:t>
+      </w:r>
+    </w:p>
+    <w:p>
+      <w:r>
+        <w:t xml:space="preserve">“I’ll show you,” </w:t>
+      </w:r>
+      <w:r>
+        <w:t>Joe</w:t>
+      </w:r>
+      <w:r>
+        <w:t xml:space="preserve"> said and headed for his room. A minute later he came back with an envelope filled with x-ray</w:t>
+      </w:r>
+      <w:r>
+        <w:t xml:space="preserve"> chart</w:t>
+      </w:r>
+      <w:r>
+        <w:t xml:space="preserve">s. He showed them to </w:t>
+      </w:r>
+      <w:r>
+        <w:t>Felix</w:t>
       </w:r>
       <w:r>
         <w:t>.</w:t>
@@ -4317,190 +4508,17 @@
     </w:p>
     <w:p>
       <w:r>
+        <w:t xml:space="preserve">“This looks like an x-ray of my own brain,” </w:t>
+      </w:r>
+      <w:r>
         <w:t>Felix</w:t>
       </w:r>
       <w:r>
-        <w:t xml:space="preserve"> entered the room and looked around. He noted the stacks of books on the floor and the overflowing bookshelves. Roma the </w:t>
-      </w:r>
-      <w:r>
-        <w:t xml:space="preserve">purple </w:t>
-      </w:r>
-      <w:r>
-        <w:t>bear sniffed the books and said, “What a boring life.”</w:t>
-      </w:r>
-    </w:p>
-    <w:p>
-      <w:r>
-        <w:t>“</w:t>
-      </w:r>
-      <w:r>
-        <w:t>That’s quite a book collection,” Felix said, ignoring the bear.</w:t>
-      </w:r>
-      <w:r>
-        <w:t xml:space="preserve"> </w:t>
-      </w:r>
-      <w:r>
-        <w:t xml:space="preserve">“I </w:t>
-      </w:r>
-      <w:r>
-        <w:t>expect nothing less fr</w:t>
-      </w:r>
-      <w:r>
-        <w:t>om the smartest boy in school,”</w:t>
-      </w:r>
-    </w:p>
-    <w:p>
-      <w:r>
-        <w:t xml:space="preserve">“Thank you </w:t>
-      </w:r>
-      <w:r>
-        <w:t>Felix</w:t>
-      </w:r>
-      <w:r>
-        <w:t xml:space="preserve">,” </w:t>
-      </w:r>
-      <w:r>
-        <w:t>Jane</w:t>
-      </w:r>
-      <w:r>
-        <w:t xml:space="preserve"> said</w:t>
-      </w:r>
-      <w:r>
-        <w:t xml:space="preserve"> gratefully</w:t>
-      </w:r>
-      <w:r>
-        <w:t>. “</w:t>
-      </w:r>
-      <w:r>
-        <w:t>I’m glad he has good friends like you.”</w:t>
-      </w:r>
-    </w:p>
-    <w:p>
-      <w:r>
-        <w:t xml:space="preserve">“What’s the matter, Mrs. </w:t>
-      </w:r>
-      <w:r>
-        <w:t>Russell</w:t>
-      </w:r>
-      <w:r>
-        <w:t>?</w:t>
-      </w:r>
-      <w:r>
-        <w:t xml:space="preserve"> You seem sad,” </w:t>
-      </w:r>
-      <w:r>
-        <w:t>Felix</w:t>
-      </w:r>
-      <w:r>
         <w:t xml:space="preserve"> said.</w:t>
       </w:r>
     </w:p>
     <w:p>
       <w:r>
-        <w:t xml:space="preserve">“We discovered that </w:t>
-      </w:r>
-      <w:r>
-        <w:t>Luke</w:t>
-      </w:r>
-      <w:r>
-        <w:t xml:space="preserve"> has brain </w:t>
-      </w:r>
-      <w:r>
-        <w:t>tumors</w:t>
-      </w:r>
-      <w:r>
-        <w:t xml:space="preserve">,” </w:t>
-      </w:r>
-      <w:r>
-        <w:t>Joe</w:t>
-      </w:r>
-      <w:r>
-        <w:t xml:space="preserve"> said as he entered the room.</w:t>
-      </w:r>
-      <w:r>
-        <w:t xml:space="preserve"> “It’s been hard on all of us.”</w:t>
-      </w:r>
-    </w:p>
-    <w:p>
-      <w:r>
-        <w:t xml:space="preserve">“How do you know he has brain </w:t>
-      </w:r>
-      <w:r>
-        <w:t>tumors</w:t>
-      </w:r>
-      <w:r>
-        <w:t xml:space="preserve">, Mr. Russell?” </w:t>
-      </w:r>
-      <w:r>
-        <w:t>Felix</w:t>
-      </w:r>
-      <w:r>
-        <w:t xml:space="preserve"> asked.</w:t>
-      </w:r>
-    </w:p>
-    <w:p>
-      <w:r>
-        <w:t xml:space="preserve">“I’ll show you,” </w:t>
-      </w:r>
-      <w:r>
-        <w:t>Joe</w:t>
-      </w:r>
-      <w:r>
-        <w:t xml:space="preserve"> said and headed for his room. A minute later he came back with an envelope filled with x-ray</w:t>
-      </w:r>
-      <w:r>
-        <w:t xml:space="preserve"> chart</w:t>
-      </w:r>
-      <w:r>
-        <w:t xml:space="preserve">s. He showed them to </w:t>
-      </w:r>
-      <w:r>
-        <w:t>Felix</w:t>
-      </w:r>
-      <w:r>
-        <w:t>.</w:t>
-      </w:r>
-    </w:p>
-    <w:p>
-      <w:r>
-        <w:t xml:space="preserve">“This looks like an x-ray of my own brain,” </w:t>
-      </w:r>
-      <w:r>
-        <w:t>Felix</w:t>
-      </w:r>
-      <w:r>
-        <w:t xml:space="preserve"> said. “I even have a soft spot on the top of my skull. Do you want to feel it?” </w:t>
-      </w:r>
-      <w:r>
-        <w:t>Felix</w:t>
-      </w:r>
-      <w:r>
-        <w:t xml:space="preserve"> lowered his head for the parents</w:t>
-      </w:r>
-      <w:r>
-        <w:t>’</w:t>
-      </w:r>
-      <w:r>
-        <w:t xml:space="preserve"> inspection.</w:t>
-      </w:r>
-    </w:p>
-    <w:p>
-      <w:r>
-        <w:t>Joe</w:t>
-      </w:r>
-      <w:r>
-        <w:t xml:space="preserve"> tentatively touched the top of </w:t>
-      </w:r>
-      <w:r>
-        <w:t>Felix</w:t>
-      </w:r>
-      <w:r>
-        <w:t>’s head and then jerked his hand away.</w:t>
-      </w:r>
-    </w:p>
-    <w:p>
-      <w:r>
-        <w:lastRenderedPageBreak/>
         <w:t>“I don’t understand. How can you have the same condition?”</w:t>
       </w:r>
       <w:r>
@@ -4678,6 +4696,7 @@
     </w:p>
     <w:p>
       <w:r>
+        <w:lastRenderedPageBreak/>
         <w:t>Annie waved at the parents and said, “Hi mum, dad, I’m Princess Annie.”</w:t>
       </w:r>
     </w:p>
@@ -4716,171 +4735,174 @@
     </w:p>
     <w:p>
       <w:r>
+        <w:t xml:space="preserve">“Annie and Rona are what </w:t>
+      </w:r>
+      <w:r>
+        <w:t>we</w:t>
+      </w:r>
+      <w:r>
+        <w:t xml:space="preserve"> call spirit beasts. We summon them in a coming of age ceremony at the age of sixteen. It’s strange that </w:t>
+      </w:r>
+      <w:r>
+        <w:t>Luke</w:t>
+      </w:r>
+      <w:r>
+        <w:t xml:space="preserve"> has one, since he’s only fifteen…”</w:t>
+      </w:r>
+    </w:p>
+    <w:p>
+      <w:r>
+        <w:t xml:space="preserve">“Would you like something to eat?” </w:t>
+      </w:r>
+      <w:r>
+        <w:t>Jane</w:t>
+      </w:r>
+      <w:r>
+        <w:t xml:space="preserve"> asked</w:t>
+      </w:r>
+      <w:r>
+        <w:t>. She</w:t>
+      </w:r>
+      <w:r>
+        <w:t xml:space="preserve"> removed the goggles and headed for the kitchen.</w:t>
+      </w:r>
+    </w:p>
+    <w:p>
+      <w:r>
+        <w:t xml:space="preserve">“Sorry </w:t>
+      </w:r>
+      <w:r>
+        <w:t>Felix</w:t>
+      </w:r>
+      <w:r>
+        <w:t xml:space="preserve">,” </w:t>
+      </w:r>
+      <w:r>
+        <w:t>Joe</w:t>
+      </w:r>
+      <w:r>
+        <w:t xml:space="preserve"> said. “</w:t>
+      </w:r>
+      <w:r>
+        <w:t>What you’re showing is overwhelming my wife</w:t>
+      </w:r>
+      <w:r>
+        <w:t xml:space="preserve"> – and me</w:t>
+      </w:r>
+      <w:r>
+        <w:t>.”</w:t>
+      </w:r>
+    </w:p>
+    <w:p>
+      <w:r>
+        <w:t xml:space="preserve">“Don’t worry sir. I’m almost trough with my story,” </w:t>
+      </w:r>
+      <w:r>
+        <w:t>Felix</w:t>
+      </w:r>
+      <w:r>
+        <w:t xml:space="preserve"> said.</w:t>
+      </w:r>
+    </w:p>
+    <w:p>
+      <w:r>
+        <w:t>Felix</w:t>
+      </w:r>
+      <w:r>
+        <w:t xml:space="preserve"> picked up the remote control and turned on the TV. They watched TV in silence as </w:t>
+      </w:r>
+      <w:r>
+        <w:t xml:space="preserve">Jane </w:t>
+      </w:r>
+      <w:r>
+        <w:t>fussed in the kitchen.</w:t>
+      </w:r>
+    </w:p>
+    <w:p>
+      <w:r>
+        <w:t xml:space="preserve">Finally </w:t>
+      </w:r>
+      <w:r>
+        <w:t>Jane</w:t>
+      </w:r>
+      <w:r>
+        <w:t xml:space="preserve"> came back with</w:t>
+      </w:r>
+      <w:r>
+        <w:t xml:space="preserve"> a tray of</w:t>
+      </w:r>
+      <w:r>
+        <w:t xml:space="preserve"> food.</w:t>
+      </w:r>
+      <w:r>
+        <w:t xml:space="preserve"> A glass of coke </w:t>
+      </w:r>
+      <w:r>
+        <w:t>lifted off the tray</w:t>
+      </w:r>
+      <w:r>
+        <w:t>,</w:t>
+      </w:r>
+      <w:r>
+        <w:t xml:space="preserve"> </w:t>
+      </w:r>
+      <w:r>
+        <w:t>floated into the air and tilted. It slowly drained into thin air.</w:t>
+      </w:r>
+    </w:p>
+    <w:p>
+      <w:r>
+        <w:t>Jane</w:t>
+      </w:r>
+      <w:r>
+        <w:t xml:space="preserve"> screamed and dropped the food, making a mess on the living</w:t>
+      </w:r>
+      <w:r>
+        <w:t>-</w:t>
+      </w:r>
+      <w:r>
+        <w:t>room floor.</w:t>
+      </w:r>
+    </w:p>
+    <w:p>
+      <w:r>
+        <w:t xml:space="preserve">“Mrs. Russell, please put your goggles </w:t>
+      </w:r>
+      <w:r>
+        <w:t xml:space="preserve">back </w:t>
+      </w:r>
+      <w:r>
+        <w:t xml:space="preserve">on,” </w:t>
+      </w:r>
+      <w:r>
+        <w:t>Felix</w:t>
+      </w:r>
+      <w:r>
+        <w:t xml:space="preserve"> commanded.</w:t>
+      </w:r>
+    </w:p>
+    <w:p>
+      <w:r>
+        <w:t>Jane</w:t>
+      </w:r>
+      <w:r>
+        <w:t xml:space="preserve"> did as instructed and discovered </w:t>
+      </w:r>
+      <w:r>
+        <w:t>the</w:t>
+      </w:r>
+      <w:r>
+        <w:t xml:space="preserve"> tiny cat girl floating in </w:t>
+      </w:r>
+      <w:r>
+        <w:t>thin</w:t>
+      </w:r>
+      <w:r>
+        <w:t xml:space="preserve"> air, drinking the coke. She removed the goggles and the cat girl </w:t>
+      </w:r>
+      <w:r>
         <w:lastRenderedPageBreak/>
-        <w:t xml:space="preserve">“Annie and Rona are what </w:t>
-      </w:r>
-      <w:r>
-        <w:t>we</w:t>
-      </w:r>
-      <w:r>
-        <w:t xml:space="preserve"> call spirit beasts. We summon them in a coming of age ceremony at the age of sixteen. It’s strange that </w:t>
-      </w:r>
-      <w:r>
-        <w:t>Luke</w:t>
-      </w:r>
-      <w:r>
-        <w:t xml:space="preserve"> has one, since he’s only fifteen…”</w:t>
-      </w:r>
-    </w:p>
-    <w:p>
-      <w:r>
-        <w:t xml:space="preserve">“Would you like something to eat?” </w:t>
-      </w:r>
-      <w:r>
-        <w:t>Jane</w:t>
-      </w:r>
-      <w:r>
-        <w:t xml:space="preserve"> asked</w:t>
-      </w:r>
-      <w:r>
-        <w:t>. She</w:t>
-      </w:r>
-      <w:r>
-        <w:t xml:space="preserve"> removed the goggles and headed for the kitchen.</w:t>
-      </w:r>
-    </w:p>
-    <w:p>
-      <w:r>
-        <w:t xml:space="preserve">“Sorry </w:t>
-      </w:r>
-      <w:r>
-        <w:t>Felix</w:t>
-      </w:r>
-      <w:r>
-        <w:t xml:space="preserve">,” </w:t>
-      </w:r>
-      <w:r>
-        <w:t>Joe</w:t>
-      </w:r>
-      <w:r>
-        <w:t xml:space="preserve"> said. “</w:t>
-      </w:r>
-      <w:r>
-        <w:t>What you’re showing is overwhelming my wife</w:t>
-      </w:r>
-      <w:r>
-        <w:t xml:space="preserve"> – and me</w:t>
-      </w:r>
-      <w:r>
-        <w:t>.”</w:t>
-      </w:r>
-    </w:p>
-    <w:p>
-      <w:r>
-        <w:t xml:space="preserve">“Don’t worry sir. I’m almost trough with my story,” </w:t>
-      </w:r>
-      <w:r>
-        <w:t>Felix</w:t>
-      </w:r>
-      <w:r>
-        <w:t xml:space="preserve"> said.</w:t>
-      </w:r>
-    </w:p>
-    <w:p>
-      <w:r>
-        <w:t>Felix</w:t>
-      </w:r>
-      <w:r>
-        <w:t xml:space="preserve"> picked up the remote control and turned on the TV. They watched TV in silence as </w:t>
-      </w:r>
-      <w:r>
-        <w:t xml:space="preserve">Jane </w:t>
-      </w:r>
-      <w:r>
-        <w:t>fussed in the kitchen.</w:t>
-      </w:r>
-    </w:p>
-    <w:p>
-      <w:r>
-        <w:t xml:space="preserve">Finally </w:t>
-      </w:r>
-      <w:r>
-        <w:t>Jane</w:t>
-      </w:r>
-      <w:r>
-        <w:t xml:space="preserve"> came back with</w:t>
-      </w:r>
-      <w:r>
-        <w:t xml:space="preserve"> a tray of</w:t>
-      </w:r>
-      <w:r>
-        <w:t xml:space="preserve"> food.</w:t>
-      </w:r>
-      <w:r>
-        <w:t xml:space="preserve"> A glass of coke </w:t>
-      </w:r>
-      <w:r>
-        <w:t>lifted off the tray</w:t>
-      </w:r>
-      <w:r>
-        <w:t>,</w:t>
-      </w:r>
-      <w:r>
-        <w:t xml:space="preserve"> </w:t>
-      </w:r>
-      <w:r>
-        <w:t>floated into the air and tilted. It slowly drained into thin air.</w:t>
-      </w:r>
-    </w:p>
-    <w:p>
-      <w:r>
-        <w:t>Jane</w:t>
-      </w:r>
-      <w:r>
-        <w:t xml:space="preserve"> screamed and dropped the food, making a mess on the living</w:t>
-      </w:r>
-      <w:r>
-        <w:t>-</w:t>
-      </w:r>
-      <w:r>
-        <w:t>room floor.</w:t>
-      </w:r>
-    </w:p>
-    <w:p>
-      <w:r>
-        <w:t xml:space="preserve">“Mrs. Russell, please put your goggles </w:t>
-      </w:r>
-      <w:r>
-        <w:t xml:space="preserve">back </w:t>
-      </w:r>
-      <w:r>
-        <w:t xml:space="preserve">on,” </w:t>
-      </w:r>
-      <w:r>
-        <w:t>Felix</w:t>
-      </w:r>
-      <w:r>
-        <w:t xml:space="preserve"> commanded.</w:t>
-      </w:r>
-    </w:p>
-    <w:p>
-      <w:r>
-        <w:t>Jane</w:t>
-      </w:r>
-      <w:r>
-        <w:t xml:space="preserve"> did as instructed and discovered </w:t>
-      </w:r>
-      <w:r>
-        <w:t>the</w:t>
-      </w:r>
-      <w:r>
-        <w:t xml:space="preserve"> tiny cat girl floating in </w:t>
-      </w:r>
-      <w:r>
-        <w:t>thin</w:t>
-      </w:r>
-      <w:r>
-        <w:t xml:space="preserve"> air, drinking the coke. She removed the goggles and the cat girl disappeared, but the glass remained hovering in mid-air. She placed the goggles back </w:t>
+        <w:t xml:space="preserve">disappeared, but the glass remained hovering in mid-air. She placed the goggles back </w:t>
       </w:r>
       <w:r>
         <w:t xml:space="preserve">on </w:t>
@@ -4888,14 +4910,12 @@
       <w:r>
         <w:t>and heard a cute squishy voice saying, “D-</w:t>
       </w:r>
-      <w:proofErr w:type="spellStart"/>
       <w:r>
         <w:rPr>
           <w:noProof/>
         </w:rPr>
         <w:t>licious</w:t>
       </w:r>
-      <w:proofErr w:type="spellEnd"/>
       <w:r>
         <w:t>.”</w:t>
       </w:r>
@@ -4950,524 +4970,547 @@
     </w:p>
     <w:p>
       <w:r>
+        <w:t xml:space="preserve">“I hope I have laid your fears to rest about </w:t>
+      </w:r>
+      <w:r>
+        <w:t>Luke</w:t>
+      </w:r>
+      <w:r>
+        <w:t xml:space="preserve">’s health,” </w:t>
+      </w:r>
+      <w:r>
+        <w:t>Felix</w:t>
+      </w:r>
+      <w:r>
+        <w:t xml:space="preserve"> said. “He is of the wizard race.”</w:t>
+      </w:r>
+    </w:p>
+    <w:p>
+      <w:r>
+        <w:t xml:space="preserve">“I don’t understand,” </w:t>
+      </w:r>
+      <w:r>
+        <w:t>Joe</w:t>
+      </w:r>
+      <w:r>
+        <w:t xml:space="preserve"> said. “How did this happen? </w:t>
+      </w:r>
+      <w:r>
+        <w:t>Both of us are ordinary humans and there’s no question that he’s our son. I saw him being born.”</w:t>
+      </w:r>
+    </w:p>
+    <w:p>
+      <w:r>
+        <w:t xml:space="preserve">“I don’t understand either,” </w:t>
+      </w:r>
+      <w:r>
+        <w:t>Felix</w:t>
+      </w:r>
+      <w:r>
+        <w:t xml:space="preserve"> said. “However he is on the Unknown Road all wizards thread. It’s </w:t>
+      </w:r>
+      <w:r>
+        <w:t xml:space="preserve">now </w:t>
+      </w:r>
+      <w:r>
+        <w:t>impossible for him to ever reach Pleasantvil</w:t>
+      </w:r>
+      <w:r>
+        <w:t>le</w:t>
+      </w:r>
+      <w:r>
+        <w:t>.”</w:t>
+      </w:r>
+    </w:p>
+    <w:p>
+      <w:r>
+        <w:t>“</w:t>
+      </w:r>
+      <w:r>
+        <w:t>But w</w:t>
+      </w:r>
+      <w:r>
+        <w:t xml:space="preserve">e were hoping he would marry Mary-Ann and have plenty of children,” </w:t>
+      </w:r>
+      <w:r>
+        <w:t>Jane</w:t>
+      </w:r>
+      <w:r>
+        <w:t xml:space="preserve"> said</w:t>
+      </w:r>
+      <w:r>
+        <w:t xml:space="preserve"> sadly</w:t>
+      </w:r>
+      <w:r>
+        <w:t>.</w:t>
+      </w:r>
+    </w:p>
+    <w:p>
+      <w:r>
+        <w:t xml:space="preserve">Mary-Ann was a </w:t>
+      </w:r>
+      <w:r>
+        <w:t>pretty</w:t>
+      </w:r>
+      <w:r>
+        <w:t xml:space="preserve"> girl, but </w:t>
+      </w:r>
+      <w:r>
+        <w:t>Luke</w:t>
+      </w:r>
+      <w:r>
+        <w:t xml:space="preserve"> found her </w:t>
+      </w:r>
+      <w:r>
+        <w:t>annoying</w:t>
+      </w:r>
+      <w:r>
+        <w:t xml:space="preserve"> in her mundane way of looking at the world, and her lack of an adventurous spirit.</w:t>
+      </w:r>
+    </w:p>
+    <w:p>
+      <w:r>
+        <w:t>Felix</w:t>
+      </w:r>
+      <w:r>
+        <w:t xml:space="preserve"> looked at the indicated picture on the wall and whistled. “She</w:t>
+      </w:r>
+      <w:r>
+        <w:t>’s</w:t>
+      </w:r>
+      <w:r>
+        <w:t xml:space="preserve"> a </w:t>
+      </w:r>
+      <w:r>
+        <w:t>hottie</w:t>
+      </w:r>
+      <w:r>
+        <w:t xml:space="preserve">. </w:t>
+      </w:r>
+      <w:r>
+        <w:t>Luke</w:t>
+      </w:r>
+      <w:r>
+        <w:t xml:space="preserve">, you were destined to live in Pleasantville. Unfortunately, </w:t>
+      </w:r>
+      <w:r>
+        <w:t>your destiny has changed</w:t>
+      </w:r>
+      <w:r>
+        <w:t>. Only heartbreak comes about when wizards and humans try to live together.</w:t>
+      </w:r>
+    </w:p>
+    <w:p>
+      <w:r>
+        <w:t xml:space="preserve">“Mr. and Mrs. </w:t>
+      </w:r>
+      <w:r>
+        <w:t>Russell,</w:t>
+      </w:r>
+      <w:r>
+        <w:t xml:space="preserve"> </w:t>
+      </w:r>
+      <w:r>
+        <w:t xml:space="preserve">I would like to take </w:t>
+      </w:r>
+      <w:r>
+        <w:t>Luke</w:t>
+      </w:r>
+      <w:r>
+        <w:t xml:space="preserve"> to the wizard gathering,” </w:t>
+      </w:r>
+      <w:r>
+        <w:t>Felix</w:t>
+      </w:r>
+      <w:r>
+        <w:t xml:space="preserve"> said. “Prince </w:t>
+      </w:r>
+      <w:r>
+        <w:t>James</w:t>
+      </w:r>
+      <w:r>
+        <w:t xml:space="preserve"> will be making an important </w:t>
+      </w:r>
+      <w:r>
         <w:lastRenderedPageBreak/>
-        <w:t xml:space="preserve">“I hope I have laid your fears to rest about </w:t>
-      </w:r>
-      <w:r>
-        <w:t>Luke</w:t>
-      </w:r>
-      <w:r>
-        <w:t xml:space="preserve">’s health,” </w:t>
+        <w:t>announcement. I promise to treat your s</w:t>
+      </w:r>
+      <w:r>
+        <w:t>on</w:t>
+      </w:r>
+      <w:r>
+        <w:t xml:space="preserve"> like my very own baby brother.”</w:t>
+      </w:r>
+    </w:p>
+    <w:p>
+      <w:r>
+        <w:t xml:space="preserve">“What do you think dear?” </w:t>
+      </w:r>
+      <w:r>
+        <w:t>Jane</w:t>
+      </w:r>
+      <w:r>
+        <w:t xml:space="preserve"> asked.</w:t>
+      </w:r>
+    </w:p>
+    <w:p>
+      <w:r>
+        <w:t xml:space="preserve">“I don’t think we have a choice,” </w:t>
+      </w:r>
+      <w:r>
+        <w:t>Joe</w:t>
+      </w:r>
+      <w:r>
+        <w:t xml:space="preserve"> said. “The demonstration </w:t>
       </w:r>
       <w:r>
         <w:t>Felix</w:t>
       </w:r>
       <w:r>
-        <w:t xml:space="preserve"> said. “He is of the wizard race.”</w:t>
-      </w:r>
-    </w:p>
-    <w:p>
-      <w:r>
-        <w:t xml:space="preserve">“I don’t understand,” </w:t>
+        <w:t xml:space="preserve"> gave us is very convincing.</w:t>
+      </w:r>
+      <w:r>
+        <w:t xml:space="preserve"> More importantly, </w:t>
+      </w:r>
+      <w:r>
+        <w:t>Luke</w:t>
+      </w:r>
+      <w:r>
+        <w:t xml:space="preserve"> is </w:t>
+      </w:r>
+      <w:r>
+        <w:t>healthy</w:t>
+      </w:r>
+      <w:r>
+        <w:t>.”</w:t>
+      </w:r>
+    </w:p>
+    <w:p>
+      <w:r>
+        <w:t xml:space="preserve">“All right,” </w:t>
+      </w:r>
+      <w:r>
+        <w:t>Jane</w:t>
+      </w:r>
+      <w:r>
+        <w:t xml:space="preserve"> said</w:t>
+      </w:r>
+      <w:r>
+        <w:t xml:space="preserve"> reluctantly</w:t>
+      </w:r>
+      <w:r>
+        <w:t>. She then said,</w:t>
+      </w:r>
+      <w:r>
+        <w:t xml:space="preserve"> “</w:t>
+      </w:r>
+      <w:r>
+        <w:t>Luke</w:t>
+      </w:r>
+      <w:r>
+        <w:t>, remember to pack plenty of clean underwear. Also, take a shower every day and wash you</w:t>
+      </w:r>
+      <w:r>
+        <w:t>-</w:t>
+      </w:r>
+      <w:r>
+        <w:t>know</w:t>
+      </w:r>
+      <w:r>
+        <w:t>-</w:t>
+      </w:r>
+      <w:r>
+        <w:t>where.”</w:t>
+      </w:r>
+    </w:p>
+    <w:p>
+      <w:r>
+        <w:t xml:space="preserve">“Mother,” </w:t>
+      </w:r>
+      <w:r>
+        <w:t>Luke</w:t>
+      </w:r>
+      <w:r>
+        <w:t xml:space="preserve"> exclaimed, feeling embarrassed.</w:t>
+      </w:r>
+      <w:r>
+        <w:t xml:space="preserve"> He headed for his room and Annie followed.</w:t>
+      </w:r>
+    </w:p>
+    <w:p>
+      <w:r>
+        <w:t xml:space="preserve">“Don’t forget your toothbrush,” </w:t>
+      </w:r>
+      <w:r>
+        <w:t>Jane</w:t>
+      </w:r>
+      <w:r>
+        <w:t xml:space="preserve"> added.</w:t>
+      </w:r>
+    </w:p>
+    <w:p>
+      <w:r>
+        <w:t xml:space="preserve">“Tell us about yourself dear,” </w:t>
+      </w:r>
+      <w:r>
+        <w:t>Jane</w:t>
+      </w:r>
+      <w:r>
+        <w:t xml:space="preserve"> </w:t>
+      </w:r>
+      <w:r>
+        <w:t>said</w:t>
+      </w:r>
+      <w:r>
+        <w:t xml:space="preserve"> while they wait</w:t>
+      </w:r>
+      <w:r>
+        <w:t>ed</w:t>
+      </w:r>
+      <w:r>
+        <w:t>.</w:t>
+      </w:r>
+    </w:p>
+    <w:p>
+      <w:r>
+        <w:t>“</w:t>
+      </w:r>
+      <w:r>
+        <w:t>Also, you and Luke’s hair and eyes look different</w:t>
+      </w:r>
+      <w:r>
+        <w:t xml:space="preserve"> when I look through these goggles</w:t>
+      </w:r>
+      <w:r>
+        <w:t xml:space="preserve">. Why is that?” </w:t>
       </w:r>
       <w:r>
         <w:t>Joe</w:t>
       </w:r>
       <w:r>
-        <w:t xml:space="preserve"> said. “How did this happen? </w:t>
-      </w:r>
-      <w:r>
-        <w:t>Both of us are ordinary humans and there’s no question that he’s our son. I saw him being born.”</w:t>
-      </w:r>
-    </w:p>
-    <w:p>
-      <w:r>
-        <w:t xml:space="preserve">“I don’t understand either,” </w:t>
+        <w:t xml:space="preserve"> asked.</w:t>
+      </w:r>
+    </w:p>
+    <w:p>
+      <w:r>
+        <w:t>“Hair color reflects the primary element a wizard yields,</w:t>
+      </w:r>
+      <w:r>
+        <w:t xml:space="preserve"> as well as their fundamental personality,</w:t>
+      </w:r>
+      <w:r>
+        <w:t xml:space="preserve">” </w:t>
+      </w:r>
+      <w:r>
+        <w:t xml:space="preserve">Rona the bear </w:t>
+      </w:r>
+      <w:r>
+        <w:t>said. “P</w:t>
+      </w:r>
+      <w:r>
+        <w:t>urple is the color of power and royalty.</w:t>
+      </w:r>
+      <w:r>
+        <w:t xml:space="preserve"> </w:t>
+      </w:r>
+      <w:r>
+        <w:t>Luke’s silver color tells us that he’s a portalmancer. He can create portals to any location he has previously tagged.”</w:t>
+      </w:r>
+    </w:p>
+    <w:p>
+      <w:r>
+        <w:t xml:space="preserve">“I was born in </w:t>
+      </w:r>
+      <w:r>
+        <w:t>Russia</w:t>
+      </w:r>
+      <w:r>
+        <w:t xml:space="preserve"> in a wizard family,” </w:t>
       </w:r>
       <w:r>
         <w:t>Felix</w:t>
       </w:r>
       <w:r>
-        <w:t xml:space="preserve"> said. “However he is on the Unknown Road all wizards thread. It’s </w:t>
-      </w:r>
-      <w:r>
-        <w:t xml:space="preserve">now </w:t>
-      </w:r>
-      <w:r>
-        <w:t>impossible for him to ever reach Pleasantvil</w:t>
-      </w:r>
-      <w:r>
-        <w:t>le</w:t>
-      </w:r>
-      <w:r>
-        <w:t>.”</w:t>
-      </w:r>
-    </w:p>
-    <w:p>
-      <w:r>
-        <w:t>“</w:t>
-      </w:r>
-      <w:r>
-        <w:t>But w</w:t>
-      </w:r>
-      <w:r>
-        <w:t xml:space="preserve">e were hoping he would marry Mary-Ann and have plenty of children,” </w:t>
-      </w:r>
+        <w:t xml:space="preserve"> began. “My life was filled with </w:t>
+      </w:r>
+      <w:r>
+        <w:t xml:space="preserve">friendly spirit beasts such as Rona and scary ones such as that grim reaper over there,” </w:t>
+      </w:r>
+      <w:r>
+        <w:t>Felix</w:t>
+      </w:r>
+      <w:r>
+        <w:t xml:space="preserve"> said, pointing out of the window.</w:t>
+      </w:r>
+    </w:p>
+    <w:p>
+      <w:r>
+        <w:t xml:space="preserve">Across </w:t>
+      </w:r>
+      <w:r>
+        <w:t>the street was a figure in a black hooded cloak. The bottom of the cloak was frayed and jagged</w:t>
+      </w:r>
+      <w:r>
+        <w:t xml:space="preserve">. </w:t>
+      </w:r>
+      <w:r>
+        <w:t xml:space="preserve">There were no feet. </w:t>
+      </w:r>
+      <w:r>
+        <w:t>The reaper</w:t>
+      </w:r>
+      <w:r>
+        <w:t xml:space="preserve"> turned to them and exposed a skull for a face. </w:t>
+      </w:r>
+      <w:r>
+        <w:t>A ghost followed close behind</w:t>
+      </w:r>
+      <w:r>
+        <w:t xml:space="preserve">. The ghost looked like a </w:t>
+      </w:r>
+      <w:r>
+        <w:t xml:space="preserve">carton ghost with a </w:t>
+      </w:r>
+      <w:r>
+        <w:t>white blob</w:t>
+      </w:r>
+      <w:r>
+        <w:t>by cloud</w:t>
+      </w:r>
+      <w:r>
+        <w:t xml:space="preserve"> </w:t>
+      </w:r>
+      <w:r>
+        <w:t xml:space="preserve">body </w:t>
+      </w:r>
+      <w:r>
+        <w:t>with tail and black holes for eyes.</w:t>
+      </w:r>
+    </w:p>
+    <w:p>
+      <w:r>
+        <w:lastRenderedPageBreak/>
+        <w:t xml:space="preserve">“That reaper is leading that </w:t>
+      </w:r>
+      <w:r>
+        <w:t>soul</w:t>
+      </w:r>
+      <w:r>
+        <w:t xml:space="preserve"> to the afterlife, where it will choose to either reincarnate as a human</w:t>
+      </w:r>
+      <w:r>
+        <w:t>,</w:t>
+      </w:r>
+      <w:r>
+        <w:t xml:space="preserve"> </w:t>
+      </w:r>
+      <w:r>
+        <w:t xml:space="preserve">a </w:t>
+      </w:r>
+      <w:r>
+        <w:t>wizard</w:t>
+      </w:r>
+      <w:r>
+        <w:t>,</w:t>
+      </w:r>
+      <w:r>
+        <w:t xml:space="preserve"> or go on to another </w:t>
+      </w:r>
+      <w:r>
+        <w:t>plane of existence</w:t>
+      </w:r>
+      <w:r>
+        <w:t>,”</w:t>
+      </w:r>
+      <w:r>
+        <w:t xml:space="preserve"> </w:t>
+      </w:r>
+      <w:r>
+        <w:t>Felix</w:t>
+      </w:r>
+      <w:r>
+        <w:t xml:space="preserve"> explained.</w:t>
+      </w:r>
+    </w:p>
+    <w:p>
+      <w:r>
+        <w:t>Just then a two foot tall black spider with glowing red eyes scurried across the living-room floor. It d</w:t>
+      </w:r>
+      <w:r>
+        <w:t>ove</w:t>
+      </w:r>
+      <w:r>
+        <w:t xml:space="preserve"> into the wall and disappeared. Ripples </w:t>
+      </w:r>
+      <w:r>
+        <w:t xml:space="preserve">briefly </w:t>
+      </w:r>
+      <w:r>
+        <w:t>appeared on the wall as a sign of its passage.</w:t>
+      </w:r>
+    </w:p>
+    <w:p>
       <w:r>
         <w:t>Jane</w:t>
       </w:r>
       <w:r>
-        <w:t xml:space="preserve"> said</w:t>
-      </w:r>
-      <w:r>
-        <w:t xml:space="preserve"> sadly</w:t>
-      </w:r>
-      <w:r>
-        <w:t>.</w:t>
-      </w:r>
-    </w:p>
-    <w:p>
-      <w:r>
-        <w:t xml:space="preserve">Mary-Ann was a sweet girl, but </w:t>
-      </w:r>
-      <w:r>
-        <w:t>Luke</w:t>
-      </w:r>
-      <w:r>
-        <w:t xml:space="preserve"> found her </w:t>
-      </w:r>
-      <w:r>
-        <w:t>annoying</w:t>
-      </w:r>
-      <w:r>
-        <w:t xml:space="preserve"> in her mundane way of looking at the world, and her lack of an adventurous spirit.</w:t>
-      </w:r>
-    </w:p>
-    <w:p>
+        <w:t xml:space="preserve"> screamed at the sight of the spider.</w:t>
+      </w:r>
+    </w:p>
+    <w:p>
+      <w:r>
+        <w:t xml:space="preserve">“What are those things made of?” </w:t>
+      </w:r>
+      <w:r>
+        <w:t>Joe</w:t>
+      </w:r>
+      <w:r>
+        <w:t xml:space="preserve"> asked.</w:t>
+      </w:r>
+    </w:p>
+    <w:p>
+      <w:r>
+        <w:t>“Dark matter</w:t>
+      </w:r>
+      <w:r>
+        <w:t xml:space="preserve"> - Something to do with imaginary numbers</w:t>
+      </w:r>
+      <w:r>
+        <w:t xml:space="preserve">,” </w:t>
+      </w:r>
       <w:r>
         <w:t>Felix</w:t>
       </w:r>
       <w:r>
-        <w:t xml:space="preserve"> looked at the indicated picture on the wall and whistled. “She</w:t>
-      </w:r>
-      <w:r>
-        <w:t>’s</w:t>
-      </w:r>
-      <w:r>
-        <w:t xml:space="preserve"> a </w:t>
-      </w:r>
-      <w:r>
-        <w:t>hottie</w:t>
-      </w:r>
-      <w:r>
-        <w:t xml:space="preserve">. </w:t>
-      </w:r>
-      <w:r>
-        <w:t>Luke</w:t>
-      </w:r>
-      <w:r>
-        <w:t xml:space="preserve">, you were destined to live in Pleasantville. Unfortunately, </w:t>
-      </w:r>
-      <w:r>
-        <w:t>your destiny has changed</w:t>
-      </w:r>
-      <w:r>
-        <w:t>. Only heartbreak comes about when wizards and humans try to live together.</w:t>
-      </w:r>
-    </w:p>
-    <w:p>
-      <w:r>
-        <w:t xml:space="preserve">“Mr. and Mrs. </w:t>
-      </w:r>
-      <w:r>
-        <w:t>Russell,</w:t>
+        <w:t xml:space="preserve"> replied. “Normally they can’t interact with regular matter. However, through the intervention of a wizard they can.”</w:t>
+      </w:r>
+    </w:p>
+    <w:p>
+      <w:r>
+        <w:t xml:space="preserve">“Does dark energy exist?” </w:t>
+      </w:r>
+      <w:r>
+        <w:t>Joe</w:t>
+      </w:r>
+      <w:r>
+        <w:t xml:space="preserve"> asked.</w:t>
+      </w:r>
+    </w:p>
+    <w:p>
+      <w:r>
+        <w:t xml:space="preserve">“Of course,” </w:t>
+      </w:r>
+      <w:r>
+        <w:t>Felix</w:t>
       </w:r>
       <w:r>
         <w:t xml:space="preserve"> </w:t>
       </w:r>
       <w:r>
-        <w:t xml:space="preserve">I would like to take </w:t>
-      </w:r>
-      <w:r>
-        <w:t>Luke</w:t>
-      </w:r>
-      <w:r>
-        <w:t xml:space="preserve"> to the wizard gathering,” </w:t>
-      </w:r>
-      <w:r>
-        <w:t>Felix</w:t>
-      </w:r>
-      <w:r>
-        <w:t xml:space="preserve"> said. “Prince </w:t>
-      </w:r>
-      <w:r>
-        <w:t>James</w:t>
-      </w:r>
-      <w:r>
-        <w:t xml:space="preserve"> will be making an important announcement. I promise to treat your s</w:t>
-      </w:r>
-      <w:r>
-        <w:t>on</w:t>
-      </w:r>
-      <w:r>
-        <w:t xml:space="preserve"> like my very own baby brother.”</w:t>
-      </w:r>
-    </w:p>
-    <w:p>
-      <w:r>
-        <w:t xml:space="preserve">“What do you think dear?” </w:t>
-      </w:r>
-      <w:r>
-        <w:t>Jane</w:t>
-      </w:r>
-      <w:r>
-        <w:t xml:space="preserve"> asked.</w:t>
-      </w:r>
-    </w:p>
-    <w:p>
-      <w:r>
-        <w:t xml:space="preserve">“I don’t think we have a choice,” </w:t>
-      </w:r>
-      <w:r>
-        <w:t>Joe</w:t>
-      </w:r>
-      <w:r>
-        <w:t xml:space="preserve"> said. “The demonstration </w:t>
-      </w:r>
-      <w:r>
-        <w:t>Felix</w:t>
-      </w:r>
-      <w:r>
-        <w:t xml:space="preserve"> gave us is very convincing.</w:t>
-      </w:r>
-      <w:r>
-        <w:t xml:space="preserve"> More importantly, </w:t>
-      </w:r>
-      <w:r>
-        <w:t>Luke</w:t>
-      </w:r>
-      <w:r>
-        <w:t xml:space="preserve"> is </w:t>
-      </w:r>
-      <w:r>
-        <w:t>healthy</w:t>
-      </w:r>
-      <w:r>
-        <w:t>.”</w:t>
-      </w:r>
-    </w:p>
-    <w:p>
-      <w:r>
-        <w:t xml:space="preserve">“All right,” </w:t>
-      </w:r>
-      <w:r>
-        <w:t>Jane</w:t>
-      </w:r>
-      <w:r>
-        <w:t xml:space="preserve"> said</w:t>
-      </w:r>
-      <w:r>
-        <w:t xml:space="preserve"> reluctantly</w:t>
-      </w:r>
-      <w:r>
-        <w:t>. She then said,</w:t>
-      </w:r>
-      <w:r>
-        <w:t xml:space="preserve"> “</w:t>
-      </w:r>
-      <w:r>
-        <w:t>Luke</w:t>
-      </w:r>
-      <w:r>
-        <w:t>, remember to pack plenty of clean underwear. Also, take a shower every day and wash you</w:t>
-      </w:r>
-      <w:r>
-        <w:t>-</w:t>
-      </w:r>
-      <w:r>
-        <w:t>know</w:t>
-      </w:r>
-      <w:r>
-        <w:t>-</w:t>
-      </w:r>
-      <w:r>
-        <w:t>where.”</w:t>
-      </w:r>
-    </w:p>
-    <w:p>
-      <w:r>
-        <w:lastRenderedPageBreak/>
-        <w:t xml:space="preserve">“Mother,” </w:t>
-      </w:r>
-      <w:r>
-        <w:t>Luke</w:t>
-      </w:r>
-      <w:r>
-        <w:t xml:space="preserve"> exclaimed, feeling embarrassed.</w:t>
-      </w:r>
-      <w:r>
-        <w:t xml:space="preserve"> He headed for his room and Annie followed.</w:t>
-      </w:r>
-    </w:p>
-    <w:p>
-      <w:r>
-        <w:t xml:space="preserve">“Don’t forget your toothbrush,” </w:t>
-      </w:r>
-      <w:r>
-        <w:t>Jane</w:t>
-      </w:r>
-      <w:r>
-        <w:t xml:space="preserve"> added.</w:t>
-      </w:r>
-    </w:p>
-    <w:p>
-      <w:r>
-        <w:t xml:space="preserve">“Tell us about yourself dear,” </w:t>
-      </w:r>
-      <w:r>
-        <w:t>Jane</w:t>
-      </w:r>
-      <w:r>
-        <w:t xml:space="preserve"> </w:t>
-      </w:r>
-      <w:r>
         <w:t>said</w:t>
       </w:r>
       <w:r>
-        <w:t xml:space="preserve"> while they wait</w:t>
-      </w:r>
-      <w:r>
-        <w:t>ed</w:t>
-      </w:r>
-      <w:r>
-        <w:t>.</w:t>
-      </w:r>
-    </w:p>
-    <w:p>
-      <w:r>
-        <w:t>“</w:t>
-      </w:r>
-      <w:r>
-        <w:t>Also, you and Luke’s hair and eyes look different</w:t>
-      </w:r>
-      <w:r>
-        <w:t xml:space="preserve"> when I look through these goggles</w:t>
-      </w:r>
-      <w:r>
-        <w:t xml:space="preserve">. Why is that?” </w:t>
-      </w:r>
-      <w:r>
-        <w:t>Joe</w:t>
-      </w:r>
-      <w:r>
-        <w:t xml:space="preserve"> asked.</w:t>
-      </w:r>
-    </w:p>
-    <w:p>
-      <w:r>
-        <w:t>“Hair color reflects the primary element a wizard yields,</w:t>
-      </w:r>
-      <w:r>
-        <w:t xml:space="preserve"> as well as their fundamental personality,</w:t>
-      </w:r>
-      <w:r>
-        <w:t xml:space="preserve">” </w:t>
-      </w:r>
-      <w:r>
-        <w:t xml:space="preserve">Rona the bear </w:t>
-      </w:r>
-      <w:r>
-        <w:t>said. “P</w:t>
-      </w:r>
-      <w:r>
-        <w:t>urple is the color of power and royalty.</w:t>
-      </w:r>
-      <w:r>
-        <w:t xml:space="preserve"> </w:t>
-      </w:r>
-      <w:r>
-        <w:t>Luke’s silver color tells us that he’s a portalmancer. He can create portals to any location he has previously tagged.”</w:t>
-      </w:r>
-    </w:p>
-    <w:p>
-      <w:r>
-        <w:t xml:space="preserve">“I was born in </w:t>
-      </w:r>
-      <w:r>
-        <w:t>Russia</w:t>
-      </w:r>
-      <w:r>
-        <w:t xml:space="preserve"> in a wizard family,” </w:t>
-      </w:r>
-      <w:r>
-        <w:t>Felix</w:t>
-      </w:r>
-      <w:r>
-        <w:t xml:space="preserve"> began. “My life was filled with </w:t>
-      </w:r>
-      <w:r>
-        <w:t xml:space="preserve">friendly spirit beasts such as Rona and scary ones such as that grim reaper over there,” </w:t>
-      </w:r>
-      <w:r>
-        <w:t>Felix</w:t>
-      </w:r>
-      <w:r>
-        <w:t xml:space="preserve"> said, pointing out of the window.</w:t>
-      </w:r>
-    </w:p>
-    <w:p>
-      <w:r>
-        <w:t>On the street was a figure in a black hooded cloak. The bottom of the cloak was frayed and jagged</w:t>
-      </w:r>
-      <w:r>
-        <w:t xml:space="preserve">. </w:t>
-      </w:r>
-      <w:r>
-        <w:t xml:space="preserve">There were no feet. </w:t>
-      </w:r>
-      <w:r>
-        <w:t>The reaper</w:t>
-      </w:r>
-      <w:r>
-        <w:t xml:space="preserve"> turned to them and exposed a skull for a face. Behind it a ghost followed. The ghost looked like a </w:t>
-      </w:r>
-      <w:r>
-        <w:t xml:space="preserve">carton ghost with a </w:t>
-      </w:r>
-      <w:r>
-        <w:t>white blob</w:t>
-      </w:r>
-      <w:r>
-        <w:t>by cloud</w:t>
-      </w:r>
-      <w:r>
-        <w:t xml:space="preserve"> </w:t>
-      </w:r>
-      <w:r>
-        <w:t xml:space="preserve">body </w:t>
-      </w:r>
-      <w:r>
-        <w:t>with tail and black holes for eyes.</w:t>
-      </w:r>
-    </w:p>
-    <w:p>
-      <w:r>
-        <w:t xml:space="preserve">“That reaper is leading that </w:t>
-      </w:r>
-      <w:r>
-        <w:t>soul</w:t>
-      </w:r>
-      <w:r>
-        <w:t xml:space="preserve"> to the afterlife, where it will choose to either reincarnate as a human</w:t>
-      </w:r>
-      <w:r>
-        <w:t>,</w:t>
-      </w:r>
-      <w:r>
-        <w:t xml:space="preserve"> </w:t>
-      </w:r>
-      <w:r>
-        <w:t xml:space="preserve">a </w:t>
-      </w:r>
-      <w:r>
-        <w:t>wizard</w:t>
-      </w:r>
-      <w:r>
-        <w:t>,</w:t>
-      </w:r>
-      <w:r>
-        <w:t xml:space="preserve"> or go on to another </w:t>
-      </w:r>
-      <w:r>
-        <w:t>plane of existence</w:t>
-      </w:r>
-      <w:r>
-        <w:t>,”</w:t>
-      </w:r>
-      <w:r>
-        <w:t xml:space="preserve"> </w:t>
-      </w:r>
-      <w:r>
-        <w:t>Felix</w:t>
-      </w:r>
-      <w:r>
-        <w:t xml:space="preserve"> explained.</w:t>
-      </w:r>
-    </w:p>
-    <w:p>
-      <w:r>
-        <w:t>Just then a two foot tall black spider with glowing red eyes scurried across the living-room floor. It d</w:t>
-      </w:r>
-      <w:r>
-        <w:t>ove</w:t>
-      </w:r>
-      <w:r>
-        <w:t xml:space="preserve"> into the wall and disappeared. Ripples </w:t>
-      </w:r>
-      <w:r>
-        <w:t xml:space="preserve">briefly </w:t>
-      </w:r>
-      <w:r>
-        <w:t>appeared on the wall as a sign of its passage.</w:t>
-      </w:r>
-    </w:p>
-    <w:p>
-      <w:r>
-        <w:t>Jane</w:t>
-      </w:r>
-      <w:r>
-        <w:t xml:space="preserve"> screamed at the sight of the spider.</w:t>
-      </w:r>
-    </w:p>
-    <w:p>
-      <w:r>
-        <w:t xml:space="preserve">“What are those things made of?” </w:t>
-      </w:r>
-      <w:r>
-        <w:t>Joe</w:t>
-      </w:r>
-      <w:r>
-        <w:t xml:space="preserve"> asked.</w:t>
-      </w:r>
-    </w:p>
-    <w:p>
-      <w:r>
-        <w:lastRenderedPageBreak/>
-        <w:t>“Dark matter</w:t>
-      </w:r>
-      <w:r>
-        <w:t xml:space="preserve"> - Something to do with imaginary numbers</w:t>
-      </w:r>
-      <w:r>
-        <w:t xml:space="preserve">,” </w:t>
-      </w:r>
-      <w:r>
-        <w:t>Felix</w:t>
-      </w:r>
-      <w:r>
-        <w:t xml:space="preserve"> replied. “Normally they can’t interact with regular matter. However, through the intervention of a wizard they can.”</w:t>
-      </w:r>
-    </w:p>
-    <w:p>
-      <w:r>
-        <w:t xml:space="preserve">“Does dark energy exist?” </w:t>
-      </w:r>
-      <w:r>
-        <w:t>Joe</w:t>
-      </w:r>
-      <w:r>
-        <w:t xml:space="preserve"> asked.</w:t>
-      </w:r>
-    </w:p>
-    <w:p>
-      <w:r>
-        <w:t xml:space="preserve">“Of course,” </w:t>
-      </w:r>
-      <w:r>
-        <w:t>Felix</w:t>
-      </w:r>
-      <w:r>
-        <w:t xml:space="preserve"> nodded. “That’s what </w:t>
+        <w:t xml:space="preserve">. “That’s what </w:t>
       </w:r>
       <w:r>
         <w:t>we</w:t>
@@ -5613,25 +5656,23 @@
     </w:p>
     <w:p>
       <w:r>
+        <w:lastRenderedPageBreak/>
         <w:t xml:space="preserve">“I’m ready,” </w:t>
       </w:r>
       <w:r>
         <w:t>Luke</w:t>
       </w:r>
       <w:r>
-        <w:t xml:space="preserve"> said and entered the living room with a large backpack on his back. </w:t>
-      </w:r>
-      <w:r>
-        <w:t>He had no problem carrying it since most of the time the backpack was filled with books</w:t>
-      </w:r>
-      <w:r>
-        <w:t xml:space="preserve"> and </w:t>
-      </w:r>
-      <w:r>
-        <w:t xml:space="preserve">his </w:t>
-      </w:r>
-      <w:r>
-        <w:t>laptop</w:t>
+        <w:t xml:space="preserve"> said and entered the living room </w:t>
+      </w:r>
+      <w:r>
+        <w:t>carrying</w:t>
+      </w:r>
+      <w:r>
+        <w:t xml:space="preserve"> a large backpack. </w:t>
+      </w:r>
+      <w:r>
+        <w:t>Carrying it was no problem since he routinely carried heavy books and his laptop</w:t>
       </w:r>
       <w:r>
         <w:t xml:space="preserve">. </w:t>
@@ -5708,7 +5749,6 @@
     </w:p>
     <w:p>
       <w:r>
-        <w:lastRenderedPageBreak/>
         <w:t>Luke</w:t>
       </w:r>
       <w:r>
@@ -5820,12 +5860,12 @@
       <w:pPr>
         <w:pStyle w:val="H2"/>
       </w:pPr>
-      <w:bookmarkStart w:id="3" w:name="_Toc205929069"/>
+      <w:bookmarkStart w:id="2" w:name="_Toc205929069"/>
       <w:r>
         <w:lastRenderedPageBreak/>
         <w:t>New adventures</w:t>
       </w:r>
-      <w:bookmarkEnd w:id="3"/>
+      <w:bookmarkEnd w:id="2"/>
     </w:p>
     <w:p>
       <w:pPr>
@@ -5868,10 +5908,10 @@
         <w:t xml:space="preserve"> felt </w:t>
       </w:r>
       <w:r>
-        <w:t>like</w:t>
-      </w:r>
-      <w:r>
-        <w:t xml:space="preserve"> he was travelling through a tunnel. Beyond the tunnel was a </w:t>
+        <w:t>them</w:t>
+      </w:r>
+      <w:r>
+        <w:t xml:space="preserve"> travelling through a tunnel. Beyond the tunnel was a </w:t>
       </w:r>
       <w:r>
         <w:t xml:space="preserve">kaleidoscope </w:t>
@@ -5937,7 +5977,13 @@
         <w:t>Switzerland</w:t>
       </w:r>
       <w:r>
-        <w:t xml:space="preserve">. That city is </w:t>
+        <w:t>. Th</w:t>
+      </w:r>
+      <w:r>
+        <w:t>is</w:t>
+      </w:r>
+      <w:r>
+        <w:t xml:space="preserve"> city is </w:t>
       </w:r>
       <w:r>
         <w:t>Geneva</w:t>
@@ -6032,13 +6078,13 @@
         <w:t>Luke</w:t>
       </w:r>
       <w:r>
-        <w:t xml:space="preserve"> slep</w:t>
-      </w:r>
-      <w:r>
-        <w:t>t</w:t>
-      </w:r>
-      <w:r>
-        <w:t xml:space="preserve"> as well. The culture shock had drained his energy. It’s not every day that your world turn</w:t>
+        <w:t xml:space="preserve"> </w:t>
+      </w:r>
+      <w:r>
+        <w:t>joined her in slumber</w:t>
+      </w:r>
+      <w:r>
+        <w:t>. The culture shock had drained his energy. It’s not every day that your world turn</w:t>
       </w:r>
       <w:r>
         <w:t>ed</w:t>
@@ -6143,19 +6189,19 @@
     </w:p>
     <w:p>
       <w:r>
-        <w:t xml:space="preserve">“Hi </w:t>
-      </w:r>
-      <w:r>
-        <w:t>Luke</w:t>
-      </w:r>
-      <w:r>
-        <w:t xml:space="preserve">, did you sleep well?” Millie </w:t>
-      </w:r>
-      <w:r>
-        <w:t>greeted with a smile</w:t>
-      </w:r>
-      <w:r>
-        <w:t>.</w:t>
+        <w:t>“</w:t>
+      </w:r>
+      <w:r>
+        <w:t>Hi Felix,” Millie greeted. “</w:t>
+      </w:r>
+      <w:r>
+        <w:t xml:space="preserve">Hi </w:t>
+      </w:r>
+      <w:r>
+        <w:t>Luke</w:t>
+      </w:r>
+      <w:r>
+        <w:t>, did you sleep well?”</w:t>
       </w:r>
     </w:p>
     <w:p>
@@ -6813,7 +6859,7 @@
     <w:p>
       <w:r>
         <w:lastRenderedPageBreak/>
-        <w:t>“All of natur</w:t>
+        <w:t>“All natur</w:t>
       </w:r>
       <w:r>
         <w:t>al law</w:t>
@@ -6836,520 +6882,568 @@
     </w:p>
     <w:p>
       <w:r>
-        <w:t xml:space="preserve">“We wizards can focus the dark energy through our </w:t>
-      </w:r>
-      <w:r>
-        <w:t>chakras</w:t>
-      </w:r>
-      <w:r>
-        <w:t xml:space="preserve">, and use it to manipulate dark matter. Unfortunately, </w:t>
-      </w:r>
-      <w:r>
-        <w:t>dark matter</w:t>
-      </w:r>
-      <w:r>
-        <w:t xml:space="preserve"> doesn’t like to clump like regular matter, and so it takes an enormous quantity of energy to do something big, like summoning a spirit beast. As a result, every </w:t>
-      </w:r>
-      <w:r>
-        <w:t>spring</w:t>
+        <w:t xml:space="preserve">“We wizards </w:t>
+      </w:r>
+      <w:r>
+        <w:t>have special structures in our bodies that allow us to control the dark matter and energy surrounding us. It’s vastly more complicated than that, but that’s not relevant.</w:t>
+      </w:r>
+    </w:p>
+    <w:p>
+      <w:r>
+        <w:t>“The important thing is that this allows us to perform the amazing tricks you have so far seen.</w:t>
+      </w:r>
+    </w:p>
+    <w:p>
+      <w:r>
+        <w:t>“Unfortunately, it takes an enormous quantity of energy to do something big, like summoning spirit beasts. As a result, every summer equinox, we draw on the power of the entire community to help our sixteen-year-old children to summon their spirit beast.</w:t>
+      </w:r>
+    </w:p>
+    <w:p>
+      <w:r>
+        <w:t>“It’s a coming of age ceremony that everyone looks forward to. I can still remember when I summoned Sera.</w:t>
+      </w:r>
+      <w:r>
+        <w:t xml:space="preserve"> She is my best friend</w:t>
+      </w:r>
+      <w:r>
+        <w:t>.</w:t>
+      </w:r>
+      <w:r>
+        <w:t>”</w:t>
+      </w:r>
+    </w:p>
+    <w:p>
+      <w:r>
+        <w:t xml:space="preserve">Sera sat beside her master. She was a mermaid with </w:t>
+      </w:r>
+      <w:r>
+        <w:t>purple</w:t>
+      </w:r>
+      <w:r>
+        <w:t xml:space="preserve"> hair, </w:t>
+      </w:r>
+      <w:r>
+        <w:t>purple</w:t>
+      </w:r>
+      <w:r>
+        <w:t xml:space="preserve"> eyes, and </w:t>
+      </w:r>
+      <w:r>
+        <w:t>purple</w:t>
+      </w:r>
+      <w:r>
+        <w:t xml:space="preserve"> tail. She wore a </w:t>
+      </w:r>
+      <w:r>
+        <w:t>purple</w:t>
+      </w:r>
+      <w:r>
+        <w:t xml:space="preserve"> tank-top.</w:t>
+      </w:r>
+    </w:p>
+    <w:p>
+      <w:r>
+        <w:t xml:space="preserve">Looking around, </w:t>
+      </w:r>
+      <w:r>
+        <w:t>Luke</w:t>
+      </w:r>
+      <w:r>
+        <w:t xml:space="preserve"> noticed that </w:t>
+      </w:r>
+      <w:r>
+        <w:t>most</w:t>
+      </w:r>
+      <w:r>
+        <w:t xml:space="preserve"> spirit beasts were of the same gender as their masters. That ma</w:t>
+      </w:r>
+      <w:r>
+        <w:t>de</w:t>
       </w:r>
       <w:r>
         <w:t xml:space="preserve"> </w:t>
       </w:r>
       <w:r>
-        <w:t>equinox</w:t>
+        <w:t>Luke</w:t>
+      </w:r>
+      <w:r>
+        <w:t xml:space="preserve"> self-conscious.</w:t>
+      </w:r>
+      <w:r>
+        <w:t xml:space="preserve"> He hoped that people didn’t think that he was strange.</w:t>
+      </w:r>
+    </w:p>
+    <w:p>
+      <w:r>
+        <w:t>“But there are spirit beasts everywhere,” Luke objected.</w:t>
+      </w:r>
+    </w:p>
+    <w:p>
+      <w:r>
+        <w:t xml:space="preserve">“True,” Felix’s mother </w:t>
+      </w:r>
+      <w:r>
+        <w:t>agreed</w:t>
+      </w:r>
+      <w:r>
+        <w:t xml:space="preserve">. “However, you can’t just tame one. In the summoning ritual, the teen releases a signal into the world and a spirit beast </w:t>
+      </w:r>
+      <w:r>
+        <w:t>responds</w:t>
+      </w:r>
+      <w:r>
+        <w:t>. If yo</w:t>
+      </w:r>
+      <w:r>
+        <w:t>u lo</w:t>
+      </w:r>
+      <w:r>
+        <w:t xml:space="preserve">ok closely, wild spirit beasts feel </w:t>
+      </w:r>
+      <w:r>
+        <w:t>alien</w:t>
+      </w:r>
+      <w:r>
+        <w:t xml:space="preserve">. </w:t>
+      </w:r>
+      <w:r>
+        <w:t xml:space="preserve">Companions, on the other hand </w:t>
+      </w:r>
+      <w:r>
+        <w:t>feel</w:t>
+      </w:r>
+      <w:r>
+        <w:t xml:space="preserve"> familiar. </w:t>
+      </w:r>
+      <w:r>
+        <w:t>Also you can always tell who a spirit beast belongs to.”</w:t>
+      </w:r>
+    </w:p>
+    <w:p>
+      <w:r>
+        <w:t xml:space="preserve">“Yes I notice now,” Luke replied. He refrained from mentioning the gender difference. Instead he asked, “Why is </w:t>
+      </w:r>
+      <w:r>
+        <w:t>Annie’s</w:t>
+      </w:r>
+      <w:r>
+        <w:t xml:space="preserve"> hair yellow?</w:t>
+      </w:r>
+      <w:r>
+        <w:t xml:space="preserve"> Why are my eyes yellow? Why is my hair silver?</w:t>
+      </w:r>
+      <w:r>
+        <w:t>”</w:t>
+      </w:r>
+    </w:p>
+    <w:p>
+      <w:r>
+        <w:lastRenderedPageBreak/>
+        <w:t>“</w:t>
+      </w:r>
+      <w:r>
+        <w:t>Your power has d</w:t>
+      </w:r>
+      <w:r>
+        <w:t>y</w:t>
+      </w:r>
+      <w:r>
+        <w:t>ed your hair silver,</w:t>
+      </w:r>
+      <w:r>
+        <w:t xml:space="preserve"> indicating that your primary alignment is space</w:t>
+      </w:r>
+      <w:r>
+        <w:t>. As you know you can create portals</w:t>
       </w:r>
       <w:r>
         <w:t>,</w:t>
       </w:r>
       <w:r>
-        <w:t xml:space="preserve"> we draw on the power of the entire community to help </w:t>
-      </w:r>
-      <w:r>
-        <w:t xml:space="preserve">our </w:t>
-      </w:r>
-      <w:r>
-        <w:t>sixteen-year-old child</w:t>
-      </w:r>
-      <w:r>
-        <w:t>ren</w:t>
-      </w:r>
-      <w:r>
-        <w:t xml:space="preserve"> to summon their spirit beast.</w:t>
-      </w:r>
-    </w:p>
-    <w:p>
-      <w:r>
-        <w:t>“It’s a coming of age ceremony that everyone looks forward to. I can still remember when I summoned Sera.</w:t>
-      </w:r>
-      <w:r>
-        <w:t xml:space="preserve"> She is my best friend</w:t>
+        <w:t>”</w:t>
+      </w:r>
+      <w:r>
+        <w:t xml:space="preserve"> </w:t>
+      </w:r>
+      <w:r>
+        <w:t>Felix’s mother said. “Your eyes are dyed by your secondary alignment which is lightning or electricity.</w:t>
+      </w:r>
+    </w:p>
+    <w:p>
+      <w:r>
+        <w:t>“Electromancers tend to be good with computers and electronics.</w:t>
+      </w:r>
+    </w:p>
+    <w:p>
+      <w:r>
+        <w:t>“</w:t>
+      </w:r>
+      <w:r>
+        <w:t xml:space="preserve">Your difference in hair color is unusual, but is </w:t>
+      </w:r>
+      <w:r>
+        <w:t>more common when biological genders differ.</w:t>
+      </w:r>
+      <w:r>
+        <w:t xml:space="preserve"> On the other hand, your eyes and her hair match.</w:t>
+      </w:r>
+    </w:p>
+    <w:p>
+      <w:r>
+        <w:t>“Annie</w:t>
+      </w:r>
+      <w:r>
+        <w:t xml:space="preserve">’s blue </w:t>
+      </w:r>
+      <w:r>
+        <w:t xml:space="preserve">is aligned with water, and </w:t>
+      </w:r>
+      <w:r>
+        <w:t xml:space="preserve">the green is with </w:t>
+      </w:r>
+      <w:r>
+        <w:t xml:space="preserve">nature. However, her alignments are weaker </w:t>
+      </w:r>
+      <w:r>
+        <w:t>since she has three elements</w:t>
       </w:r>
       <w:r>
         <w:t>.</w:t>
       </w:r>
-      <w:r>
-        <w:t>”</w:t>
-      </w:r>
-    </w:p>
-    <w:p>
-      <w:r>
-        <w:t xml:space="preserve">Sera sat beside her master. She was a mermaid with </w:t>
-      </w:r>
-      <w:r>
-        <w:t>purple</w:t>
-      </w:r>
-      <w:r>
-        <w:t xml:space="preserve"> hair, </w:t>
-      </w:r>
-      <w:r>
-        <w:t>purple</w:t>
-      </w:r>
-      <w:r>
-        <w:t xml:space="preserve"> eyes, and </w:t>
-      </w:r>
-      <w:r>
-        <w:t>purple</w:t>
-      </w:r>
-      <w:r>
-        <w:t xml:space="preserve"> tail. She wore a </w:t>
-      </w:r>
-      <w:r>
-        <w:t>purple</w:t>
-      </w:r>
-      <w:r>
-        <w:t xml:space="preserve"> tank-top.</w:t>
-      </w:r>
-    </w:p>
-    <w:p>
-      <w:r>
-        <w:t xml:space="preserve">Looking around, </w:t>
-      </w:r>
-      <w:r>
-        <w:t>Luke</w:t>
-      </w:r>
-      <w:r>
-        <w:t xml:space="preserve"> noticed that </w:t>
-      </w:r>
-      <w:r>
-        <w:t>most</w:t>
-      </w:r>
-      <w:r>
-        <w:t xml:space="preserve"> spirit beasts were of the same gender as their masters. That ma</w:t>
+    </w:p>
+    <w:p>
+      <w:r>
+        <w:t>“Felix has both primary and secondary elements as purple, so his element is extra strong.</w:t>
+      </w:r>
+    </w:p>
+    <w:p>
+      <w:r>
+        <w:t>“</w:t>
+      </w:r>
+      <w:r>
+        <w:t>It’s nothing to worry about,” Millie’s dad replied.</w:t>
+      </w:r>
+    </w:p>
+    <w:p>
+      <w:r>
+        <w:t xml:space="preserve">“In the time of the beginning, people with a strange power were born,” </w:t>
+      </w:r>
+      <w:r>
+        <w:t>Felix</w:t>
+      </w:r>
+      <w:r>
+        <w:t>’s mother continued. “</w:t>
+      </w:r>
+      <w:r>
+        <w:t xml:space="preserve">They </w:t>
+      </w:r>
+      <w:r>
+        <w:t xml:space="preserve">had the </w:t>
+      </w:r>
+      <w:r>
+        <w:t xml:space="preserve">Power </w:t>
+      </w:r>
+      <w:r>
+        <w:t>element</w:t>
+      </w:r>
+      <w:r>
+        <w:t xml:space="preserve">. They had the natural ability to lead and could </w:t>
+      </w:r>
+      <w:r>
+        <w:t xml:space="preserve">both </w:t>
+      </w:r>
+      <w:r>
+        <w:t xml:space="preserve">enhance </w:t>
+      </w:r>
+      <w:r>
+        <w:t xml:space="preserve">and diminish </w:t>
+      </w:r>
+      <w:r>
+        <w:t>the power of other</w:t>
+      </w:r>
+      <w:r>
+        <w:t xml:space="preserve"> </w:t>
+      </w:r>
+      <w:r>
+        <w:t>people</w:t>
+      </w:r>
+      <w:r>
+        <w:t>. Not surprisingly, they rose to positions of authority and became kings.</w:t>
+      </w:r>
+    </w:p>
+    <w:p>
+      <w:r>
+        <w:t xml:space="preserve">“In the beginning these people appeared randomly, but </w:t>
+      </w:r>
+      <w:r>
+        <w:t>later</w:t>
+      </w:r>
+      <w:r>
+        <w:t xml:space="preserve"> only kings</w:t>
+      </w:r>
+      <w:r>
+        <w:t xml:space="preserve"> sired them</w:t>
+      </w:r>
+      <w:r>
+        <w:t>.</w:t>
+      </w:r>
+    </w:p>
+    <w:p>
+      <w:r>
+        <w:t>“Twelve thousand years ago, a</w:t>
+      </w:r>
+      <w:r>
+        <w:t xml:space="preserve"> major world war broke out, threatening the world.</w:t>
+      </w:r>
+    </w:p>
+    <w:p>
+      <w:r>
+        <w:t>“</w:t>
+      </w:r>
+      <w:r>
+        <w:t xml:space="preserve">The </w:t>
+      </w:r>
+      <w:r>
+        <w:t>gods</w:t>
+      </w:r>
+      <w:r>
+        <w:t xml:space="preserve"> intervened, and gave us one </w:t>
+      </w:r>
+      <w:r>
+        <w:t>fundamental</w:t>
+      </w:r>
+      <w:r>
+        <w:t xml:space="preserve"> law. We must </w:t>
+      </w:r>
+      <w:r>
+        <w:t>never</w:t>
+      </w:r>
+      <w:r>
+        <w:t xml:space="preserve"> interfere in the lives of humans. </w:t>
+      </w:r>
+      <w:r>
+        <w:t>Previously, w</w:t>
+      </w:r>
+      <w:r>
+        <w:t>izards treat</w:t>
+      </w:r>
+      <w:r>
+        <w:t>ed</w:t>
+      </w:r>
+      <w:r>
+        <w:t xml:space="preserve"> humans </w:t>
+      </w:r>
+      <w:r>
+        <w:t>worse than</w:t>
+      </w:r>
+      <w:r>
+        <w:t xml:space="preserve"> animals and threaten</w:t>
+      </w:r>
+      <w:r>
+        <w:t>ed</w:t>
+      </w:r>
+      <w:r>
+        <w:t xml:space="preserve"> their extinction. The </w:t>
+      </w:r>
+      <w:r>
+        <w:t>gods</w:t>
+      </w:r>
+      <w:r>
+        <w:t xml:space="preserve"> stopped casual contact</w:t>
+      </w:r>
+      <w:r>
+        <w:t>, presumably to observe how their experiment would progress.</w:t>
+      </w:r>
+    </w:p>
+    <w:p>
+      <w:r>
+        <w:lastRenderedPageBreak/>
+        <w:t>“</w:t>
+      </w:r>
+      <w:r>
+        <w:t>Unfortunately, since the war destroyed civilization, we have few records of that age.</w:t>
+      </w:r>
+      <w:r>
+        <w:t xml:space="preserve"> Later, humans systematically destroyed what evidence remained, which is why only a few out of place artifacts exist. And those that are found are just trinkets and toys.</w:t>
+      </w:r>
+    </w:p>
+    <w:p>
+      <w:r>
+        <w:t>“The kings established territories and these became our current countries</w:t>
+      </w:r>
+      <w:r>
+        <w:t>, eventually.</w:t>
+      </w:r>
+    </w:p>
+    <w:p>
+      <w:r>
+        <w:t xml:space="preserve">“As you can see, I have purple hair,” </w:t>
+      </w:r>
+      <w:r>
+        <w:t>Felix</w:t>
+      </w:r>
+      <w:r>
+        <w:t xml:space="preserve">’s mother continued. “This is the outward sign that I am the king of </w:t>
+      </w:r>
+      <w:r>
+        <w:t>Russia</w:t>
+      </w:r>
+      <w:r>
+        <w:t xml:space="preserve">. </w:t>
+      </w:r>
+      <w:r>
+        <w:t>Felix</w:t>
+      </w:r>
+      <w:r>
+        <w:t>, having</w:t>
+      </w:r>
+      <w:r>
+        <w:t xml:space="preserve"> purple hair</w:t>
+      </w:r>
+      <w:r>
+        <w:t>,</w:t>
+      </w:r>
+      <w:r>
+        <w:t xml:space="preserve"> will take over when I retire. For the record I am </w:t>
+      </w:r>
+      <w:r>
+        <w:t xml:space="preserve">King Helga Jameson, and my husband </w:t>
+      </w:r>
+      <w:r>
+        <w:t xml:space="preserve">is </w:t>
+      </w:r>
+      <w:r>
+        <w:t xml:space="preserve">Queen </w:t>
+      </w:r>
+      <w:r>
+        <w:t>Leyland</w:t>
+      </w:r>
+      <w:r>
+        <w:t>.”</w:t>
+      </w:r>
+    </w:p>
+    <w:p>
+      <w:r>
+        <w:t>Luke</w:t>
+      </w:r>
+      <w:r>
+        <w:t xml:space="preserve"> giggled at the idea of a man being called a queen.</w:t>
+      </w:r>
+    </w:p>
+    <w:p>
+      <w:r>
+        <w:t xml:space="preserve">“In the wizard world, </w:t>
+      </w:r>
+      <w:r>
+        <w:t xml:space="preserve">the title of </w:t>
+      </w:r>
+      <w:r>
+        <w:t xml:space="preserve">king and queen </w:t>
+      </w:r>
+      <w:r>
+        <w:t>doesn’t</w:t>
+      </w:r>
+      <w:r>
+        <w:t xml:space="preserve"> refer to gender, but </w:t>
+      </w:r>
+      <w:r>
+        <w:t xml:space="preserve">to </w:t>
+      </w:r>
+      <w:r>
+        <w:t xml:space="preserve">power. The king yields the power element and the queen is the </w:t>
+      </w:r>
+      <w:r>
+        <w:t>spouse</w:t>
+      </w:r>
+      <w:r>
+        <w:t xml:space="preserve"> of the king,” Helga explained.</w:t>
+      </w:r>
+    </w:p>
+    <w:p>
+      <w:r>
+        <w:t xml:space="preserve">“Sorry,” </w:t>
+      </w:r>
+      <w:r>
+        <w:t>Luke</w:t>
+      </w:r>
+      <w:r>
+        <w:t xml:space="preserve"> </w:t>
+      </w:r>
+      <w:r>
+        <w:t>apologized, blushing</w:t>
+      </w:r>
+      <w:r>
+        <w:t>.</w:t>
+      </w:r>
+    </w:p>
+    <w:p>
+      <w:r>
+        <w:t>“Most countries are divided up into states, provinces or parishes,” Helga continued.</w:t>
+      </w:r>
+      <w:r>
+        <w:t xml:space="preserve"> “Noble families came into being to preside over these areas. </w:t>
+      </w:r>
+      <w:r>
+        <w:t>Harry</w:t>
+      </w:r>
+      <w:r>
+        <w:t xml:space="preserve"> is the duke of the state of Washington in the United States. Susan is the duchess of Washington.</w:t>
+      </w:r>
+    </w:p>
+    <w:p>
+      <w:r>
+        <w:t xml:space="preserve">“That </w:t>
+      </w:r>
+      <w:r>
+        <w:t>gives</w:t>
+      </w:r>
+      <w:r>
+        <w:t xml:space="preserve"> Millie the title of princess, since she is the daughter of the reigning d</w:t>
+      </w:r>
+      <w:r>
+        <w:t>u</w:t>
+      </w:r>
+      <w:r>
+        <w:t>ke. My son is crown prince.”</w:t>
+      </w:r>
+    </w:p>
+    <w:p>
+      <w:r>
+        <w:t xml:space="preserve">“So I just happened to come across royalty, and they just happened to befriend me,” </w:t>
+      </w:r>
+      <w:r>
+        <w:t>Luke</w:t>
+      </w:r>
+      <w:r>
+        <w:t xml:space="preserve"> said in surprise.</w:t>
+      </w:r>
+    </w:p>
+    <w:p>
+      <w:r>
+        <w:t>“There are no co</w:t>
+      </w:r>
+      <w:r>
+        <w:t>inc</w:t>
+      </w:r>
+      <w:r>
+        <w:t>i</w:t>
       </w:r>
       <w:r>
         <w:t>de</w:t>
       </w:r>
       <w:r>
-        <w:t xml:space="preserve"> </w:t>
-      </w:r>
-      <w:r>
-        <w:t>Luke</w:t>
-      </w:r>
-      <w:r>
-        <w:t xml:space="preserve"> self-conscious.</w:t>
-      </w:r>
-      <w:r>
-        <w:t xml:space="preserve"> He hoped that people didn’t think that he was strange.</w:t>
-      </w:r>
-    </w:p>
-    <w:p>
-      <w:r>
-        <w:t>“But there are spirit beasts everywhere,” Luke objected.</w:t>
-      </w:r>
-    </w:p>
-    <w:p>
-      <w:r>
-        <w:t xml:space="preserve">“True,” Felix’s mother replied. “However, you can’t just tame one. In the summoning ritual, the teen releases a signal into the world and a spirit beast </w:t>
-      </w:r>
-      <w:r>
-        <w:t>responds</w:t>
-      </w:r>
-      <w:r>
-        <w:t>. If yo</w:t>
-      </w:r>
-      <w:r>
-        <w:t>u lo</w:t>
-      </w:r>
-      <w:r>
-        <w:t xml:space="preserve">ok closely, wild spirit beasts feel </w:t>
-      </w:r>
-      <w:r>
-        <w:t>alien</w:t>
-      </w:r>
-      <w:r>
-        <w:t xml:space="preserve">. </w:t>
-      </w:r>
-      <w:r>
-        <w:t xml:space="preserve">Companions, on the other hand </w:t>
-      </w:r>
-      <w:r>
-        <w:t>feel</w:t>
-      </w:r>
-      <w:r>
-        <w:t xml:space="preserve"> familiar. </w:t>
-      </w:r>
-      <w:r>
-        <w:t>Also you can always tell who a spirit beast belongs to.”</w:t>
-      </w:r>
-    </w:p>
-    <w:p>
-      <w:r>
-        <w:t xml:space="preserve">“Yes I notice now,” Luke replied. He refrained from mentioning the gender difference. Instead he asked, “Why is </w:t>
-      </w:r>
-      <w:r>
-        <w:t>Annie’s</w:t>
-      </w:r>
-      <w:r>
-        <w:t xml:space="preserve"> hair yellow?”</w:t>
-      </w:r>
-    </w:p>
-    <w:p>
-      <w:r>
-        <w:t>“</w:t>
-      </w:r>
-      <w:r>
-        <w:t xml:space="preserve">It happens on occasionally, and it is more common when biological genders differ. </w:t>
-      </w:r>
-      <w:r>
-        <w:t>However, note how your eye color and her hair color are the same. Your yellow eyes tell me your secondary element is lightning and you are good with computers and electronics.</w:t>
+        <w:t>nces dear,” Helga said. “</w:t>
+      </w:r>
+      <w:r>
+        <w:t>Felix</w:t>
+      </w:r>
+      <w:r>
+        <w:t xml:space="preserve"> should have mentioned that,” she scolded.</w:t>
       </w:r>
     </w:p>
     <w:p>
       <w:r>
         <w:lastRenderedPageBreak/>
-        <w:t>“Annie is aligned with water, and nature. However, her alignments are weaker than if she had both eyes of the same color.</w:t>
-      </w:r>
-    </w:p>
-    <w:p>
-      <w:r>
-        <w:t>“Felix has both primary and secondary elements as purple, so his element is extra strong.</w:t>
-      </w:r>
-    </w:p>
-    <w:p>
-      <w:r>
-        <w:t>“</w:t>
-      </w:r>
-      <w:r>
-        <w:t>It’s nothing to worry about,” Millie’s dad replied.</w:t>
-      </w:r>
-    </w:p>
-    <w:p>
-      <w:r>
-        <w:t xml:space="preserve">“In the time of the beginning, people with a strange power were born,” </w:t>
-      </w:r>
-      <w:r>
-        <w:t>Felix</w:t>
-      </w:r>
-      <w:r>
-        <w:t>’s mother continued. “</w:t>
-      </w:r>
-      <w:r>
-        <w:t xml:space="preserve">They </w:t>
-      </w:r>
-      <w:r>
-        <w:t xml:space="preserve">had the </w:t>
-      </w:r>
-      <w:r>
-        <w:t xml:space="preserve">Power </w:t>
-      </w:r>
-      <w:r>
-        <w:t>element</w:t>
-      </w:r>
-      <w:r>
-        <w:t xml:space="preserve">. They had the natural ability to lead and could </w:t>
-      </w:r>
-      <w:r>
-        <w:t xml:space="preserve">both </w:t>
-      </w:r>
-      <w:r>
-        <w:t xml:space="preserve">enhance </w:t>
-      </w:r>
-      <w:r>
-        <w:t xml:space="preserve">and diminish </w:t>
-      </w:r>
-      <w:r>
-        <w:t>the power of other</w:t>
-      </w:r>
-      <w:r>
-        <w:t xml:space="preserve"> </w:t>
-      </w:r>
-      <w:r>
-        <w:t>people</w:t>
-      </w:r>
-      <w:r>
-        <w:t>. Not surprisingly, they rose to positions of authority and became kings.</w:t>
-      </w:r>
-    </w:p>
-    <w:p>
-      <w:r>
-        <w:t xml:space="preserve">“In the beginning these people appeared randomly, but </w:t>
-      </w:r>
-      <w:r>
-        <w:t>later</w:t>
-      </w:r>
-      <w:r>
-        <w:t xml:space="preserve"> only kings</w:t>
-      </w:r>
-      <w:r>
-        <w:t xml:space="preserve"> sired them</w:t>
-      </w:r>
-      <w:r>
-        <w:t>.</w:t>
-      </w:r>
-    </w:p>
-    <w:p>
-      <w:r>
-        <w:t>“Twelve thousand years ago, a</w:t>
-      </w:r>
-      <w:r>
-        <w:t xml:space="preserve"> major world war broke out, threatening the world.</w:t>
-      </w:r>
-    </w:p>
-    <w:p>
-      <w:r>
-        <w:t>“</w:t>
-      </w:r>
-      <w:r>
-        <w:t xml:space="preserve">The </w:t>
-      </w:r>
-      <w:r>
-        <w:t>gods</w:t>
-      </w:r>
-      <w:r>
-        <w:t xml:space="preserve"> intervened, and gave us one </w:t>
-      </w:r>
-      <w:r>
-        <w:t>fundamental</w:t>
-      </w:r>
-      <w:r>
-        <w:t xml:space="preserve"> law. We must not interfere in the lives of humans. </w:t>
-      </w:r>
-      <w:r>
-        <w:t>Previously, w</w:t>
-      </w:r>
-      <w:r>
-        <w:t>izards treat</w:t>
-      </w:r>
-      <w:r>
-        <w:t>ed</w:t>
-      </w:r>
-      <w:r>
-        <w:t xml:space="preserve"> humans </w:t>
-      </w:r>
-      <w:r>
-        <w:t>worse than</w:t>
-      </w:r>
-      <w:r>
-        <w:t xml:space="preserve"> animals and threaten</w:t>
-      </w:r>
-      <w:r>
-        <w:t>ed</w:t>
-      </w:r>
-      <w:r>
-        <w:t xml:space="preserve"> their extinction. The </w:t>
-      </w:r>
-      <w:r>
-        <w:t>gods</w:t>
-      </w:r>
-      <w:r>
-        <w:t xml:space="preserve"> stopped casual contact</w:t>
-      </w:r>
-      <w:r>
-        <w:t>, presumably to observe how their experiment would progress.</w:t>
-      </w:r>
-    </w:p>
-    <w:p>
-      <w:r>
-        <w:t>“</w:t>
-      </w:r>
-      <w:r>
-        <w:t>Unfortunately, since the war destroyed civilization, we have few records of that age.</w:t>
-      </w:r>
-      <w:r>
-        <w:t xml:space="preserve"> Later, humans systematically destroyed what evidence remained, which is why only a few out of place artifacts exist. And those that are found are just trinkets and toys.</w:t>
-      </w:r>
-    </w:p>
-    <w:p>
-      <w:r>
-        <w:t>“The kings established territories and these became our current countries</w:t>
-      </w:r>
-      <w:r>
-        <w:t>, eventually.</w:t>
-      </w:r>
-    </w:p>
-    <w:p>
-      <w:r>
-        <w:t xml:space="preserve">“As you can see, I have purple hair,” </w:t>
-      </w:r>
-      <w:r>
-        <w:t>Felix</w:t>
-      </w:r>
-      <w:r>
-        <w:t xml:space="preserve">’s mother continued. “This is the outward sign that I am the king of </w:t>
-      </w:r>
-      <w:r>
-        <w:t>Russia</w:t>
-      </w:r>
-      <w:r>
-        <w:t xml:space="preserve">. </w:t>
-      </w:r>
-      <w:r>
-        <w:t>Felix</w:t>
-      </w:r>
-      <w:r>
-        <w:t>, having</w:t>
-      </w:r>
-      <w:r>
-        <w:t xml:space="preserve"> purple </w:t>
-      </w:r>
-      <w:r>
-        <w:lastRenderedPageBreak/>
-        <w:t>hair</w:t>
-      </w:r>
-      <w:r>
-        <w:t>,</w:t>
-      </w:r>
-      <w:r>
-        <w:t xml:space="preserve"> will take over when I retire. For the record I am </w:t>
-      </w:r>
-      <w:r>
-        <w:t xml:space="preserve">King Helga Jameson, and my husband </w:t>
-      </w:r>
-      <w:r>
-        <w:t xml:space="preserve">is </w:t>
-      </w:r>
-      <w:r>
-        <w:t xml:space="preserve">Queen </w:t>
-      </w:r>
-      <w:r>
-        <w:t>Leyland</w:t>
-      </w:r>
-      <w:r>
-        <w:t>.”</w:t>
-      </w:r>
-    </w:p>
-    <w:p>
-      <w:r>
-        <w:t>Luke</w:t>
-      </w:r>
-      <w:r>
-        <w:t xml:space="preserve"> giggled at the idea of a man being called a queen.</w:t>
-      </w:r>
-    </w:p>
-    <w:p>
-      <w:r>
-        <w:t xml:space="preserve">“In the wizard world, </w:t>
-      </w:r>
-      <w:r>
-        <w:t xml:space="preserve">the title of </w:t>
-      </w:r>
-      <w:r>
-        <w:t xml:space="preserve">king and queen </w:t>
-      </w:r>
-      <w:r>
-        <w:t>doesn’t</w:t>
-      </w:r>
-      <w:r>
-        <w:t xml:space="preserve"> refer to gender, but </w:t>
-      </w:r>
-      <w:r>
-        <w:t xml:space="preserve">to </w:t>
-      </w:r>
-      <w:r>
-        <w:t xml:space="preserve">power. The king yields the power element and the queen is the </w:t>
-      </w:r>
-      <w:r>
-        <w:t>spouse</w:t>
-      </w:r>
-      <w:r>
-        <w:t xml:space="preserve"> of the king,” Helga explained.</w:t>
-      </w:r>
-    </w:p>
-    <w:p>
-      <w:r>
-        <w:t xml:space="preserve">“Sorry,” </w:t>
-      </w:r>
-      <w:r>
-        <w:t>Luke</w:t>
-      </w:r>
-      <w:r>
-        <w:t xml:space="preserve"> </w:t>
-      </w:r>
-      <w:r>
-        <w:t>apologized, blushing</w:t>
-      </w:r>
-      <w:r>
-        <w:t>.</w:t>
-      </w:r>
-    </w:p>
-    <w:p>
-      <w:r>
-        <w:t>“Most countries are divided up into states, provinces or parishes,” Helga continued.</w:t>
-      </w:r>
-      <w:r>
-        <w:t xml:space="preserve"> “Noble families came into being to preside over these areas. </w:t>
-      </w:r>
-      <w:r>
-        <w:t>Harry</w:t>
-      </w:r>
-      <w:r>
-        <w:t xml:space="preserve"> is the duke of the state of Washington in the United States. Susan is the duchess of Washington.</w:t>
-      </w:r>
-    </w:p>
-    <w:p>
-      <w:r>
-        <w:t xml:space="preserve">“That </w:t>
-      </w:r>
-      <w:r>
-        <w:t>gives</w:t>
-      </w:r>
-      <w:r>
-        <w:t xml:space="preserve"> Millie the title of princess, since she is the daughter of the reigning d</w:t>
-      </w:r>
-      <w:r>
-        <w:t>u</w:t>
-      </w:r>
-      <w:r>
-        <w:t>ke. My son is crown prince.”</w:t>
-      </w:r>
-    </w:p>
-    <w:p>
-      <w:r>
-        <w:t xml:space="preserve">“So I just happened to come across royalty, and they just happened to befriend me,” </w:t>
-      </w:r>
-      <w:r>
-        <w:t>Luke</w:t>
-      </w:r>
-      <w:r>
-        <w:t xml:space="preserve"> said in surprise.</w:t>
-      </w:r>
-    </w:p>
-    <w:p>
-      <w:r>
-        <w:t>“There are no co</w:t>
-      </w:r>
-      <w:r>
-        <w:t>inc</w:t>
-      </w:r>
-      <w:r>
-        <w:t>i</w:t>
-      </w:r>
-      <w:r>
-        <w:t>de</w:t>
-      </w:r>
-      <w:r>
-        <w:t>nces dear,” Helga said. “</w:t>
-      </w:r>
-      <w:r>
-        <w:t>Felix</w:t>
-      </w:r>
-      <w:r>
-        <w:t xml:space="preserve"> should have mentioned that,” she scolded.</w:t>
-      </w:r>
-    </w:p>
-    <w:p>
-      <w:r>
         <w:t xml:space="preserve">“Who cares?” </w:t>
       </w:r>
       <w:r>
@@ -7414,737 +7508,740 @@
     </w:p>
     <w:p>
       <w:r>
+        <w:t>As expected, Annie heard the thought. She fell down on her back and laugh</w:t>
+      </w:r>
+      <w:r>
+        <w:t>ed</w:t>
+      </w:r>
+      <w:r>
+        <w:t xml:space="preserve">. She </w:t>
+      </w:r>
+      <w:r>
+        <w:t xml:space="preserve">her </w:t>
+      </w:r>
+      <w:r>
+        <w:t xml:space="preserve">held her stomach and waved her </w:t>
+      </w:r>
+      <w:r>
+        <w:t xml:space="preserve">legs in the air in merriment and said, </w:t>
+      </w:r>
+      <w:r>
+        <w:t>“You, the emperor</w:t>
+      </w:r>
+      <w:r>
+        <w:t xml:space="preserve"> of the world? That’s the funniest thing I heard in my first two days of life.”</w:t>
+      </w:r>
+    </w:p>
+    <w:p>
+      <w:r>
+        <w:t xml:space="preserve">Feeling embarrassed, </w:t>
+      </w:r>
+      <w:r>
+        <w:t>Luke</w:t>
+      </w:r>
+      <w:r>
+        <w:t xml:space="preserve"> tried to grab her. She scooted away and continued laughing.</w:t>
+      </w:r>
+    </w:p>
+    <w:p>
+      <w:r>
+        <w:t xml:space="preserve">“The emperor is distinguished by having one </w:t>
+      </w:r>
+      <w:r>
+        <w:t xml:space="preserve">white </w:t>
+      </w:r>
+      <w:r>
+        <w:t xml:space="preserve">eye </w:t>
+      </w:r>
+      <w:r>
+        <w:t xml:space="preserve">with a black pupil and one </w:t>
+      </w:r>
+      <w:r>
+        <w:t xml:space="preserve">black </w:t>
+      </w:r>
+      <w:r>
+        <w:t>eye with a white pupil</w:t>
+      </w:r>
+      <w:r>
+        <w:t xml:space="preserve">,” Helga </w:t>
+      </w:r>
+      <w:r>
+        <w:t>explained</w:t>
+      </w:r>
+      <w:r>
+        <w:t>.</w:t>
+      </w:r>
+      <w:r>
+        <w:t xml:space="preserve"> “And the lack of an emperor is no laughing matter. It could cause another world war, or worse.”</w:t>
+      </w:r>
+    </w:p>
+    <w:p>
+      <w:r>
+        <w:t>“Like it did world war 1 and 2,” Luke said, nodding.</w:t>
+      </w:r>
+    </w:p>
+    <w:p>
+      <w:r>
+        <w:t xml:space="preserve">“How am I supposed to address you? Is it okay for a commoner to associate with you?” </w:t>
+      </w:r>
+      <w:r>
+        <w:t>Luke</w:t>
+      </w:r>
+      <w:r>
+        <w:t xml:space="preserve"> asked.</w:t>
+      </w:r>
+    </w:p>
+    <w:p>
+      <w:r>
+        <w:t xml:space="preserve">“Of course dear,” Helga </w:t>
+      </w:r>
+      <w:r>
+        <w:t>assured</w:t>
+      </w:r>
+      <w:r>
+        <w:t xml:space="preserve">. “Our children have </w:t>
+      </w:r>
+      <w:r>
+        <w:t>tak</w:t>
+      </w:r>
+      <w:r>
+        <w:t>en</w:t>
+      </w:r>
+      <w:r>
+        <w:t xml:space="preserve"> a liking to you</w:t>
+      </w:r>
+      <w:r>
+        <w:t>, so treat them as you did before.”</w:t>
+      </w:r>
+    </w:p>
+    <w:p>
+      <w:r>
+        <w:t xml:space="preserve">“If you say so, majesty,” </w:t>
+      </w:r>
+      <w:r>
+        <w:t>Luke</w:t>
+      </w:r>
+      <w:r>
+        <w:t xml:space="preserve"> said uncertainly.</w:t>
+      </w:r>
+    </w:p>
+    <w:p>
+      <w:r>
         <w:lastRenderedPageBreak/>
-        <w:t>As expected, Annie heard the thought. She fell down on her back and laugh</w:t>
+        <w:t xml:space="preserve">“Don’t worry about stupid titles </w:t>
+      </w:r>
+      <w:r>
+        <w:t>Luke</w:t>
+      </w:r>
+      <w:r>
+        <w:t xml:space="preserve">,” </w:t>
+      </w:r>
+      <w:r>
+        <w:t>Felix</w:t>
+      </w:r>
+      <w:r>
+        <w:t xml:space="preserve"> said and gave </w:t>
+      </w:r>
+      <w:r>
+        <w:t>Luke</w:t>
+      </w:r>
+      <w:r>
+        <w:t xml:space="preserve"> a hug. “I like you and that’s the only thing that matters.”</w:t>
+      </w:r>
+    </w:p>
+    <w:p>
+      <w:r>
+        <w:t xml:space="preserve">Millie gave </w:t>
+      </w:r>
+      <w:r>
+        <w:t>Luke</w:t>
+      </w:r>
+      <w:r>
+        <w:t xml:space="preserve"> a hug from the other side and said, “I like you too.”</w:t>
+      </w:r>
+    </w:p>
+    <w:p>
+      <w:r>
+        <w:t xml:space="preserve">“I want a hug too,” Annie </w:t>
+      </w:r>
+      <w:r>
+        <w:t>called</w:t>
+      </w:r>
+      <w:r>
+        <w:t xml:space="preserve"> and </w:t>
+      </w:r>
+      <w:r>
+        <w:t xml:space="preserve">hugged </w:t>
+      </w:r>
+      <w:r>
+        <w:t>Luke</w:t>
+      </w:r>
+      <w:r>
+        <w:t>’s face.</w:t>
+      </w:r>
+    </w:p>
+    <w:p>
+      <w:r>
+        <w:t xml:space="preserve">“You made fun of me and now you want a hug?” </w:t>
+      </w:r>
+      <w:r>
+        <w:t>Luke</w:t>
+      </w:r>
+      <w:r>
+        <w:t xml:space="preserve"> </w:t>
+      </w:r>
+      <w:r>
+        <w:t>asked</w:t>
+      </w:r>
+      <w:r>
+        <w:t>, still feeling upset that she embarrassed him.</w:t>
+      </w:r>
+    </w:p>
+    <w:p>
+      <w:r>
+        <w:t xml:space="preserve">“That’s only because I love you,” Annie </w:t>
+      </w:r>
+      <w:r>
+        <w:t>replied</w:t>
+      </w:r>
+      <w:r>
+        <w:t xml:space="preserve"> </w:t>
+      </w:r>
+      <w:r>
+        <w:t>by</w:t>
+      </w:r>
+      <w:r>
+        <w:t xml:space="preserve"> way of </w:t>
+      </w:r>
+      <w:r>
+        <w:t xml:space="preserve">an </w:t>
+      </w:r>
+      <w:r>
+        <w:t>apology.</w:t>
+      </w:r>
+    </w:p>
+    <w:p>
+      <w:r>
+        <w:t>He couldn’t stay angry at her</w:t>
+      </w:r>
+      <w:r>
+        <w:t>. She was only a baby.</w:t>
+      </w:r>
+    </w:p>
+    <w:p>
+      <w:r>
+        <w:t>Annie got off and headed for more food.</w:t>
+      </w:r>
+    </w:p>
+    <w:p>
+      <w:r>
+        <w:t xml:space="preserve">“She’s quite a glutton,” Susan </w:t>
+      </w:r>
+      <w:r>
+        <w:t>commented</w:t>
+      </w:r>
+      <w:r>
+        <w:t>.</w:t>
+      </w:r>
+    </w:p>
+    <w:p>
+      <w:r>
+        <w:t xml:space="preserve">“She’s a growing girl,” </w:t>
+      </w:r>
+      <w:r>
+        <w:t>Luke</w:t>
+      </w:r>
+      <w:r>
+        <w:t xml:space="preserve"> defended.</w:t>
+      </w:r>
+    </w:p>
+    <w:p>
+      <w:r>
+        <w:t xml:space="preserve">“It’s fascinating to see her eat so much,” </w:t>
+      </w:r>
+      <w:r>
+        <w:t>Leyland</w:t>
+      </w:r>
+      <w:r>
+        <w:t xml:space="preserve"> said. “You have </w:t>
+      </w:r>
+      <w:r>
+        <w:t>a</w:t>
+      </w:r>
+      <w:r>
+        <w:t>n interesting spirit beast.”</w:t>
+      </w:r>
+    </w:p>
+    <w:p>
+      <w:r>
+        <w:t xml:space="preserve">“Thank you,” </w:t>
+      </w:r>
+      <w:r>
+        <w:t>Luke</w:t>
+      </w:r>
+      <w:r>
+        <w:t xml:space="preserve"> said, flattered.</w:t>
+      </w:r>
+    </w:p>
+    <w:p>
+      <w:r>
+        <w:t xml:space="preserve">Annie finished eating and </w:t>
+      </w:r>
+      <w:r>
+        <w:t xml:space="preserve">then </w:t>
+      </w:r>
+      <w:r>
+        <w:t xml:space="preserve">preened herself like a cat. She then jumped on </w:t>
+      </w:r>
+      <w:r>
+        <w:t>Luke</w:t>
+      </w:r>
+      <w:r>
+        <w:t>’s head and said, “Let’s go everyone. It’s time for some fun.”</w:t>
+      </w:r>
+    </w:p>
+    <w:p>
+      <w:r>
+        <w:t xml:space="preserve">“It’s hard to see where I’m going with your feet dangling in front of my eyes,” </w:t>
+      </w:r>
+      <w:r>
+        <w:t>Luke</w:t>
+      </w:r>
+      <w:r>
+        <w:t xml:space="preserve"> complained.</w:t>
+      </w:r>
+    </w:p>
+    <w:p>
+      <w:r>
+        <w:t>Annie switched to sitting cross-legged and said, “Let’s go</w:t>
+      </w:r>
+      <w:r>
+        <w:t xml:space="preserve"> chauffeur</w:t>
+      </w:r>
+      <w:r>
+        <w:t>.”</w:t>
+      </w:r>
+    </w:p>
+    <w:p>
+      <w:r>
+        <w:t xml:space="preserve">“Yes master,” </w:t>
+      </w:r>
+      <w:r>
+        <w:t>Luke</w:t>
+      </w:r>
+      <w:r>
+        <w:t xml:space="preserve"> said and got up.</w:t>
+      </w:r>
+    </w:p>
+    <w:p>
+      <w:r>
+        <w:t xml:space="preserve">Everyone headed out to the parking lot. </w:t>
+      </w:r>
+      <w:r>
+        <w:t xml:space="preserve">They drove down the road, crossed the border and entered France. Moments later they were at </w:t>
+      </w:r>
+      <w:r>
+        <w:lastRenderedPageBreak/>
+        <w:t>the fairgrounds</w:t>
+      </w:r>
+      <w:r>
+        <w:t xml:space="preserve"> </w:t>
+      </w:r>
+      <w:r>
+        <w:t xml:space="preserve">and parked their </w:t>
+      </w:r>
+      <w:r>
+        <w:t>rides</w:t>
+      </w:r>
+      <w:r>
+        <w:t xml:space="preserve">. </w:t>
+      </w:r>
+      <w:r>
+        <w:t xml:space="preserve">It was the same area </w:t>
+      </w:r>
+      <w:r>
+        <w:t>Luke</w:t>
+      </w:r>
+      <w:r>
+        <w:t xml:space="preserve"> first arrived. Comfortable chairs were set for them.</w:t>
+      </w:r>
+    </w:p>
+    <w:p>
+      <w:r>
+        <w:t xml:space="preserve">“Butterfly,” Annie said excitedly and chased after the creature. “Don’t go away </w:t>
+      </w:r>
+      <w:r>
+        <w:t>pretty</w:t>
+      </w:r>
+      <w:r>
+        <w:t xml:space="preserve"> butterfly. I just want to hug you.”</w:t>
+      </w:r>
+    </w:p>
+    <w:p>
+      <w:r>
+        <w:t xml:space="preserve">“Don’t </w:t>
+      </w:r>
+      <w:r>
+        <w:t>wander off</w:t>
+      </w:r>
+      <w:r>
+        <w:t xml:space="preserve"> too far Annie,” </w:t>
+      </w:r>
+      <w:r>
+        <w:t>Luke</w:t>
+      </w:r>
+      <w:r>
+        <w:t xml:space="preserve"> called worriedly. “I don’t want you get</w:t>
+      </w:r>
+      <w:r>
+        <w:t>ting</w:t>
+      </w:r>
+      <w:r>
+        <w:t xml:space="preserve"> lost.”</w:t>
+      </w:r>
+    </w:p>
+    <w:p>
+      <w:r>
+        <w:t xml:space="preserve">“Don’t worry </w:t>
+      </w:r>
+      <w:r>
+        <w:t>Luke</w:t>
+      </w:r>
+      <w:r>
+        <w:t>,” Susan reassured. “</w:t>
+      </w:r>
+      <w:r>
+        <w:t>A s</w:t>
+      </w:r>
+      <w:r>
+        <w:t>pirit beast always know</w:t>
+      </w:r>
+      <w:r>
+        <w:t>s</w:t>
+      </w:r>
+      <w:r>
+        <w:t xml:space="preserve"> </w:t>
+      </w:r>
+      <w:r>
+        <w:t>where its</w:t>
+      </w:r>
+      <w:r>
+        <w:t xml:space="preserve"> master is, and security has ensured that there are no dangerous spirit beasts around.”</w:t>
+      </w:r>
+    </w:p>
+    <w:p>
+      <w:r>
+        <w:t>Just then giant screen</w:t>
+      </w:r>
+      <w:r>
+        <w:t>s</w:t>
+      </w:r>
+      <w:r>
+        <w:t xml:space="preserve"> appeared in the sky. Prince </w:t>
+      </w:r>
+      <w:r>
+        <w:t>James</w:t>
+      </w:r>
+      <w:r>
+        <w:t xml:space="preserve"> appeared and smiled at the audience. “Greetings</w:t>
+      </w:r>
+      <w:r>
+        <w:t>,</w:t>
+      </w:r>
+      <w:r>
+        <w:t xml:space="preserve"> fellow </w:t>
+      </w:r>
+      <w:r>
+        <w:t>wizards</w:t>
+      </w:r>
+      <w:r>
+        <w:t>,” he greeted.</w:t>
+      </w:r>
+      <w:r>
+        <w:t xml:space="preserve"> </w:t>
+      </w:r>
+      <w:r>
+        <w:t>“</w:t>
+      </w:r>
+      <w:r>
+        <w:t>Thank you for coming.</w:t>
+      </w:r>
+      <w:r>
+        <w:t>”</w:t>
+      </w:r>
+    </w:p>
+    <w:p>
+      <w:r>
+        <w:t xml:space="preserve">“Prince </w:t>
+      </w:r>
+      <w:r>
+        <w:t>James</w:t>
+      </w:r>
+      <w:r>
+        <w:t xml:space="preserve"> is the last emperor’s </w:t>
+      </w:r>
+      <w:r>
+        <w:t>descendent</w:t>
+      </w:r>
+      <w:r>
+        <w:t xml:space="preserve"> and our current surrogate emperor. People are pushing to name him full emperor,” Helga explained.</w:t>
+      </w:r>
+    </w:p>
+    <w:p>
+      <w:r>
+        <w:t xml:space="preserve">“Last month one of our wizard nano-probes disappeared,” the prince continued. “We don’t </w:t>
+      </w:r>
+      <w:r>
+        <w:t>know</w:t>
+      </w:r>
+      <w:r>
+        <w:t xml:space="preserve"> who stole it or why. My sweet </w:t>
+      </w:r>
+      <w:r>
+        <w:t xml:space="preserve">baby </w:t>
+      </w:r>
+      <w:r>
+        <w:t xml:space="preserve">sister was so worried that she </w:t>
+      </w:r>
+      <w:r>
+        <w:t>suggested we speak t</w:t>
+      </w:r>
+      <w:r>
+        <w:t>o the</w:t>
+      </w:r>
+      <w:r>
+        <w:t xml:space="preserve"> oracle. Annie</w:t>
+      </w:r>
+      <w:r>
+        <w:t>, Donna</w:t>
+      </w:r>
+      <w:r>
+        <w:t xml:space="preserve"> and I entered the oracle’s chamber and the oracle spoke.</w:t>
+      </w:r>
+    </w:p>
+    <w:p>
+      <w:r>
+        <w:t xml:space="preserve">“It said that a time of testing is upon us. However, before we could continue, we would have to make a sacrifice. </w:t>
+      </w:r>
+      <w:r>
+        <w:t>Without hesitation m</w:t>
+      </w:r>
+      <w:r>
+        <w:t xml:space="preserve">y sweet sister happily offered to be that sacrifice,” Prince </w:t>
+      </w:r>
+      <w:r>
+        <w:t>James</w:t>
+      </w:r>
+      <w:r>
+        <w:t xml:space="preserve"> said and got choked up.</w:t>
+      </w:r>
+    </w:p>
+    <w:p>
+      <w:r>
+        <w:t xml:space="preserve">An attractive woman, who appeared to be </w:t>
+      </w:r>
+      <w:r>
+        <w:t>James</w:t>
+      </w:r>
+      <w:r>
+        <w:t>’s wife</w:t>
+      </w:r>
+      <w:r>
+        <w:t>,</w:t>
+      </w:r>
+      <w:r>
+        <w:t xml:space="preserve"> stepped up and comforted him.</w:t>
+      </w:r>
+    </w:p>
+    <w:p>
+      <w:r>
+        <w:t>By now everyone was in shock and horror.</w:t>
+      </w:r>
+    </w:p>
+    <w:p>
+      <w:r>
+        <w:lastRenderedPageBreak/>
+        <w:t>“Princess Annie was much loved by everyone,” Susan said, visibly disturbed by the tragic news.</w:t>
+      </w:r>
+    </w:p>
+    <w:p>
+      <w:r>
+        <w:t>“Why is everyone’s so sad?” Annie asked.</w:t>
+      </w:r>
+    </w:p>
+    <w:p>
+      <w:r>
+        <w:t xml:space="preserve">“Because Prince </w:t>
+      </w:r>
+      <w:r>
+        <w:t>James</w:t>
+      </w:r>
+      <w:r>
+        <w:t xml:space="preserve">’s baby sister was </w:t>
+      </w:r>
+      <w:r>
+        <w:t>sacrificed</w:t>
+      </w:r>
+      <w:r>
+        <w:t xml:space="preserve"> to the gods,” Helga </w:t>
+      </w:r>
+      <w:r>
+        <w:t>replied</w:t>
+      </w:r>
+      <w:r>
+        <w:t>.</w:t>
+      </w:r>
+    </w:p>
+    <w:p>
+      <w:r>
+        <w:t>“What does sacrifice mean?” Annie asked.</w:t>
+      </w:r>
+    </w:p>
+    <w:p>
+      <w:r>
+        <w:t xml:space="preserve">“It means killing someone to appease the gods,” </w:t>
+      </w:r>
+      <w:r>
+        <w:t>Luke</w:t>
+      </w:r>
+      <w:r>
+        <w:t xml:space="preserve"> replied.</w:t>
+      </w:r>
+    </w:p>
+    <w:p>
+      <w:r>
+        <w:t>“What does killing mean?” Annie asked.</w:t>
+      </w:r>
+    </w:p>
+    <w:p>
+      <w:r>
+        <w:t>Luke</w:t>
+      </w:r>
+      <w:r>
+        <w:t xml:space="preserve"> wasn’t sure if Annie was being bratty, or if she really didn’t understand. </w:t>
+      </w:r>
+      <w:r>
+        <w:t xml:space="preserve">“It means sending someone away, never to be seen again,” </w:t>
+      </w:r>
+      <w:r>
+        <w:t>Luke</w:t>
+      </w:r>
+      <w:r>
+        <w:t xml:space="preserve"> </w:t>
+      </w:r>
+      <w:r>
+        <w:t>tried to explain.</w:t>
+      </w:r>
+    </w:p>
+    <w:p>
+      <w:r>
+        <w:t>“That’s so sad,” Annie said, finally understanding. “Will you one day go away?”</w:t>
+      </w:r>
+    </w:p>
+    <w:p>
+      <w:r>
+        <w:t xml:space="preserve">“Yes Annie,” </w:t>
+      </w:r>
+      <w:r>
+        <w:t>Luke</w:t>
+      </w:r>
+      <w:r>
+        <w:t xml:space="preserve"> said. “That is the fate of all people.”</w:t>
+      </w:r>
+    </w:p>
+    <w:p>
+      <w:r>
+        <w:t>On screen, the wife continued, “</w:t>
+      </w:r>
+      <w:r>
+        <w:t>Annie</w:t>
+      </w:r>
+      <w:r>
+        <w:t xml:space="preserve"> disappeared before our eyes and the oracle spoke. </w:t>
+      </w:r>
+      <w:r>
+        <w:t xml:space="preserve">It said </w:t>
+      </w:r>
+      <w:r>
+        <w:t>the sacrifice was accept</w:t>
       </w:r>
       <w:r>
         <w:t>ed</w:t>
       </w:r>
       <w:r>
-        <w:t xml:space="preserve">. She </w:t>
-      </w:r>
-      <w:r>
-        <w:t xml:space="preserve">her </w:t>
-      </w:r>
-      <w:r>
-        <w:t xml:space="preserve">held her stomach and waved her </w:t>
-      </w:r>
-      <w:r>
-        <w:t xml:space="preserve">legs in the air in merriment and said, </w:t>
-      </w:r>
-      <w:r>
-        <w:t>“You, the emperor</w:t>
-      </w:r>
-      <w:r>
-        <w:t xml:space="preserve"> of the world? That’s the funniest thing I heard in my first two days of life.”</w:t>
-      </w:r>
-    </w:p>
-    <w:p>
-      <w:r>
-        <w:t xml:space="preserve">Feeling embarrassed, </w:t>
-      </w:r>
-      <w:r>
-        <w:t>Luke</w:t>
-      </w:r>
-      <w:r>
-        <w:t xml:space="preserve"> tried to grab her. She scooted away and continued laughing.</w:t>
-      </w:r>
-    </w:p>
-    <w:p>
-      <w:r>
-        <w:t xml:space="preserve">“The emperor is distinguished by having one </w:t>
-      </w:r>
-      <w:r>
-        <w:t xml:space="preserve">white </w:t>
-      </w:r>
-      <w:r>
-        <w:t xml:space="preserve">eye </w:t>
-      </w:r>
-      <w:r>
-        <w:t xml:space="preserve">with a black pupil and one </w:t>
-      </w:r>
-      <w:r>
-        <w:t xml:space="preserve">black </w:t>
-      </w:r>
-      <w:r>
-        <w:t>eye with a white pupil</w:t>
-      </w:r>
-      <w:r>
-        <w:t xml:space="preserve">,” Helga </w:t>
-      </w:r>
-      <w:r>
-        <w:t>explained</w:t>
+        <w:t xml:space="preserve"> and </w:t>
+      </w:r>
+      <w:r>
+        <w:t xml:space="preserve">it would make an announcement </w:t>
+      </w:r>
+      <w:r>
+        <w:t>on the summer solstice</w:t>
+      </w:r>
+      <w:r>
+        <w:t>.”</w:t>
+      </w:r>
+    </w:p>
+    <w:p>
+      <w:r>
+        <w:t>The camera zoomed out to show the entire stage.</w:t>
+      </w:r>
+    </w:p>
+    <w:p>
+      <w:r>
+        <w:t>A wrinkly old woman without eyes appeared out of thin air on the stage. She s</w:t>
+      </w:r>
+      <w:r>
+        <w:t>at</w:t>
+      </w:r>
+      <w:r>
+        <w:t xml:space="preserve"> on a </w:t>
+      </w:r>
+      <w:r>
+        <w:t xml:space="preserve">rough-hewn </w:t>
+      </w:r>
+      <w:r>
+        <w:t>wooden chair.</w:t>
+      </w:r>
+      <w:r>
+        <w:t xml:space="preserve"> The camera zoomed in on her and she spoke.</w:t>
+      </w:r>
+    </w:p>
+    <w:p>
+      <w:r>
+        <w:t>“Find the consort of the emperor and you</w:t>
+      </w:r>
+      <w:r>
+        <w:t xml:space="preserve"> shall</w:t>
+      </w:r>
+      <w:r>
+        <w:t xml:space="preserve"> find the emperor,” the oracle intoned</w:t>
+      </w:r>
+      <w:r>
+        <w:t xml:space="preserve"> </w:t>
+      </w:r>
+      <w:r>
+        <w:t>in</w:t>
+      </w:r>
+      <w:r>
+        <w:t xml:space="preserve"> a creepy voice</w:t>
       </w:r>
       <w:r>
         <w:t>.</w:t>
       </w:r>
-      <w:r>
-        <w:t xml:space="preserve"> “And the lack of an emperor is no laughing matter. It could cause another world war, or worse.”</w:t>
-      </w:r>
-    </w:p>
-    <w:p>
-      <w:r>
-        <w:t>“Like it did world war 1 and 2,” Luke said, nodding.</w:t>
-      </w:r>
-    </w:p>
-    <w:p>
-      <w:r>
-        <w:t xml:space="preserve">“How am I supposed to address you? Is it okay for a commoner to associate with you?” </w:t>
-      </w:r>
-      <w:r>
-        <w:t>Luke</w:t>
-      </w:r>
-      <w:r>
-        <w:t xml:space="preserve"> asked.</w:t>
-      </w:r>
-    </w:p>
-    <w:p>
-      <w:r>
-        <w:t xml:space="preserve">“Of course dear,” Helga </w:t>
-      </w:r>
-      <w:r>
-        <w:t>assured</w:t>
-      </w:r>
-      <w:r>
-        <w:t xml:space="preserve">. “Our children have </w:t>
-      </w:r>
-      <w:r>
-        <w:t>tak</w:t>
-      </w:r>
-      <w:r>
-        <w:t>en</w:t>
-      </w:r>
-      <w:r>
-        <w:t xml:space="preserve"> a liking to you</w:t>
-      </w:r>
-      <w:r>
-        <w:t>, so treat them as you did before.”</w:t>
-      </w:r>
-    </w:p>
-    <w:p>
-      <w:r>
-        <w:t xml:space="preserve">“If you say so, majesty,” </w:t>
-      </w:r>
-      <w:r>
-        <w:t>Luke</w:t>
-      </w:r>
-      <w:r>
-        <w:t xml:space="preserve"> said uncertainly.</w:t>
-      </w:r>
-    </w:p>
-    <w:p>
-      <w:r>
-        <w:t xml:space="preserve">“Don’t worry about stupid titles </w:t>
-      </w:r>
-      <w:r>
-        <w:t>Luke</w:t>
-      </w:r>
-      <w:r>
-        <w:t xml:space="preserve">,” </w:t>
-      </w:r>
-      <w:r>
-        <w:t>Felix</w:t>
-      </w:r>
-      <w:r>
-        <w:t xml:space="preserve"> said and gave </w:t>
-      </w:r>
-      <w:r>
-        <w:t>Luke</w:t>
-      </w:r>
-      <w:r>
-        <w:t xml:space="preserve"> a hug. “I like you and that’s the only thing that matters.”</w:t>
-      </w:r>
-    </w:p>
-    <w:p>
-      <w:r>
-        <w:t xml:space="preserve">Millie gave </w:t>
-      </w:r>
-      <w:r>
-        <w:t>Luke</w:t>
-      </w:r>
-      <w:r>
-        <w:t xml:space="preserve"> a hug from the other side and said, “I like you too.”</w:t>
-      </w:r>
-    </w:p>
-    <w:p>
-      <w:r>
-        <w:t xml:space="preserve">“I want a hug too,” Annie </w:t>
-      </w:r>
-      <w:r>
-        <w:t>called</w:t>
-      </w:r>
-      <w:r>
-        <w:t xml:space="preserve"> and </w:t>
-      </w:r>
-      <w:r>
-        <w:t xml:space="preserve">hugged </w:t>
-      </w:r>
-      <w:r>
-        <w:t>Luke</w:t>
-      </w:r>
-      <w:r>
-        <w:t>’s face.</w:t>
-      </w:r>
-    </w:p>
-    <w:p>
-      <w:r>
-        <w:t xml:space="preserve">“You made fun of me and now you want a hug?” </w:t>
-      </w:r>
-      <w:r>
-        <w:t>Luke</w:t>
-      </w:r>
-      <w:r>
-        <w:t xml:space="preserve"> </w:t>
-      </w:r>
-      <w:r>
-        <w:t>asked</w:t>
-      </w:r>
-      <w:r>
-        <w:t>, still feeling upset that she embarrassed him.</w:t>
-      </w:r>
-    </w:p>
-    <w:p>
-      <w:r>
-        <w:t xml:space="preserve">“That’s only because I love you,” Annie </w:t>
-      </w:r>
-      <w:r>
-        <w:t>replied</w:t>
-      </w:r>
-      <w:r>
-        <w:t xml:space="preserve"> </w:t>
-      </w:r>
-      <w:r>
-        <w:t>by</w:t>
-      </w:r>
-      <w:r>
-        <w:t xml:space="preserve"> way of </w:t>
-      </w:r>
-      <w:r>
-        <w:t xml:space="preserve">an </w:t>
-      </w:r>
-      <w:r>
-        <w:t>apology.</w:t>
-      </w:r>
-    </w:p>
-    <w:p>
-      <w:r>
-        <w:t>He couldn’t stay angry at her</w:t>
-      </w:r>
-      <w:r>
-        <w:t>. She was only a baby.</w:t>
-      </w:r>
-    </w:p>
-    <w:p>
-      <w:r>
-        <w:t>Annie got off and headed for more food.</w:t>
-      </w:r>
-    </w:p>
-    <w:p>
+    </w:p>
+    <w:p>
+      <w:r>
+        <w:t>“We shall give you a series of challenges you are obligated to participate in</w:t>
+      </w:r>
+      <w:r>
+        <w:t>.</w:t>
+      </w:r>
+      <w:r>
+        <w:t xml:space="preserve"> If even one of you should succeed, then the way to the </w:t>
+      </w:r>
       <w:r>
         <w:lastRenderedPageBreak/>
-        <w:t xml:space="preserve">“She’s quite a glutton,” Susan </w:t>
-      </w:r>
-      <w:r>
-        <w:t>commented</w:t>
-      </w:r>
-      <w:r>
-        <w:t>.</w:t>
-      </w:r>
-    </w:p>
-    <w:p>
-      <w:r>
-        <w:t xml:space="preserve">“She’s a growing girl,” </w:t>
-      </w:r>
-      <w:r>
-        <w:t>Luke</w:t>
-      </w:r>
-      <w:r>
-        <w:t xml:space="preserve"> defended.</w:t>
-      </w:r>
-    </w:p>
-    <w:p>
-      <w:r>
-        <w:t xml:space="preserve">“It’s fascinating to see her eat so much,” </w:t>
-      </w:r>
-      <w:r>
-        <w:t>Leyland</w:t>
-      </w:r>
-      <w:r>
-        <w:t xml:space="preserve"> said. “You have </w:t>
-      </w:r>
-      <w:r>
-        <w:t>a</w:t>
-      </w:r>
-      <w:r>
-        <w:t>n interesting spirit beast.”</w:t>
-      </w:r>
-    </w:p>
-    <w:p>
-      <w:r>
-        <w:t xml:space="preserve">“Thank you,” </w:t>
-      </w:r>
-      <w:r>
-        <w:t>Luke</w:t>
-      </w:r>
-      <w:r>
-        <w:t xml:space="preserve"> said, flattered.</w:t>
-      </w:r>
-    </w:p>
-    <w:p>
-      <w:r>
-        <w:t xml:space="preserve">Annie finished eating and </w:t>
-      </w:r>
-      <w:r>
-        <w:t xml:space="preserve">then </w:t>
-      </w:r>
-      <w:r>
-        <w:t xml:space="preserve">preened herself like a cat. She then jumped on </w:t>
-      </w:r>
-      <w:r>
-        <w:t>Luke</w:t>
-      </w:r>
-      <w:r>
-        <w:t>’s head and said, “Let’s go everyone. It’s time for some fun.”</w:t>
-      </w:r>
-    </w:p>
-    <w:p>
-      <w:r>
-        <w:t xml:space="preserve">“It’s hard to see where I’m going with your feet dangling in front of my eyes,” </w:t>
-      </w:r>
-      <w:r>
-        <w:t>Luke</w:t>
-      </w:r>
-      <w:r>
-        <w:t xml:space="preserve"> complained.</w:t>
-      </w:r>
-    </w:p>
-    <w:p>
-      <w:r>
-        <w:t>Annie switched to sitting cross-legged and said, “Let’s go</w:t>
-      </w:r>
-      <w:r>
-        <w:t xml:space="preserve"> chauffeur</w:t>
-      </w:r>
-      <w:r>
-        <w:t>.”</w:t>
-      </w:r>
-    </w:p>
-    <w:p>
-      <w:r>
-        <w:t xml:space="preserve">“Yes master,” </w:t>
-      </w:r>
-      <w:r>
-        <w:t>Luke</w:t>
-      </w:r>
-      <w:r>
-        <w:t xml:space="preserve"> said and got up.</w:t>
-      </w:r>
-    </w:p>
-    <w:p>
-      <w:r>
-        <w:t xml:space="preserve">Everyone headed out to the parking lot. </w:t>
-      </w:r>
-      <w:r>
-        <w:t xml:space="preserve">They drove down the road, crossed the border and entered France. Moments later they were at </w:t>
-      </w:r>
-      <w:r>
-        <w:t>the fairgrounds</w:t>
-      </w:r>
-      <w:r>
-        <w:t xml:space="preserve"> </w:t>
-      </w:r>
-      <w:r>
-        <w:t xml:space="preserve">and parked their </w:t>
-      </w:r>
-      <w:r>
-        <w:t>rides</w:t>
-      </w:r>
-      <w:r>
-        <w:t xml:space="preserve">. </w:t>
-      </w:r>
-      <w:r>
-        <w:t xml:space="preserve">It was the same area </w:t>
-      </w:r>
-      <w:r>
-        <w:t>Luke</w:t>
-      </w:r>
-      <w:r>
-        <w:t xml:space="preserve"> first arrived. Comfortable chairs were set for them.</w:t>
-      </w:r>
-    </w:p>
-    <w:p>
-      <w:r>
-        <w:t xml:space="preserve">“Butterfly,” Annie said excitedly and chased after the creature. “Don’t go away </w:t>
-      </w:r>
-      <w:r>
-        <w:t>pretty</w:t>
-      </w:r>
-      <w:r>
-        <w:t xml:space="preserve"> butterfly. I just want to hug you.”</w:t>
-      </w:r>
-    </w:p>
-    <w:p>
-      <w:r>
-        <w:t xml:space="preserve">“Don’t </w:t>
-      </w:r>
-      <w:r>
-        <w:t>wander off</w:t>
-      </w:r>
-      <w:r>
-        <w:t xml:space="preserve"> too far Annie,” </w:t>
-      </w:r>
-      <w:r>
-        <w:t>Luke</w:t>
-      </w:r>
-      <w:r>
-        <w:t xml:space="preserve"> called worriedly. “I don’t want you get</w:t>
-      </w:r>
-      <w:r>
-        <w:t>ting</w:t>
-      </w:r>
-      <w:r>
-        <w:t xml:space="preserve"> lost.”</w:t>
-      </w:r>
-    </w:p>
-    <w:p>
-      <w:r>
-        <w:t xml:space="preserve">“Don’t worry </w:t>
-      </w:r>
-      <w:r>
-        <w:t>Luke</w:t>
-      </w:r>
-      <w:r>
-        <w:t>,” Susan reassured. “</w:t>
-      </w:r>
-      <w:r>
-        <w:t>A s</w:t>
-      </w:r>
-      <w:r>
-        <w:t>pirit beast always know</w:t>
-      </w:r>
-      <w:r>
-        <w:t>s</w:t>
-      </w:r>
-      <w:r>
-        <w:t xml:space="preserve"> </w:t>
-      </w:r>
-      <w:r>
-        <w:t>where its</w:t>
-      </w:r>
-      <w:r>
-        <w:t xml:space="preserve"> master is, and security has ensured that there are no dangerous spirit beasts around.”</w:t>
-      </w:r>
-    </w:p>
-    <w:p>
-      <w:r>
-        <w:t>Just then giant screen</w:t>
-      </w:r>
-      <w:r>
-        <w:t>s</w:t>
-      </w:r>
-      <w:r>
-        <w:t xml:space="preserve"> appeared in the sky. Prince </w:t>
-      </w:r>
-      <w:r>
-        <w:t>James</w:t>
-      </w:r>
-      <w:r>
-        <w:t xml:space="preserve"> appeared and smiled at the audience. “Greetings</w:t>
-      </w:r>
-      <w:r>
-        <w:t>,</w:t>
-      </w:r>
-      <w:r>
-        <w:t xml:space="preserve"> fellow </w:t>
-      </w:r>
-      <w:r>
-        <w:t>wizards</w:t>
-      </w:r>
-      <w:r>
-        <w:t>,” he greeted.</w:t>
-      </w:r>
-      <w:r>
-        <w:t xml:space="preserve"> </w:t>
-      </w:r>
-      <w:r>
-        <w:t>“</w:t>
-      </w:r>
-      <w:r>
-        <w:t>Thank you for coming.</w:t>
-      </w:r>
-      <w:r>
-        <w:t>”</w:t>
-      </w:r>
-    </w:p>
-    <w:p>
-      <w:r>
-        <w:lastRenderedPageBreak/>
-        <w:t xml:space="preserve">“Prince </w:t>
-      </w:r>
-      <w:r>
-        <w:t>James</w:t>
-      </w:r>
-      <w:r>
-        <w:t xml:space="preserve"> is the last emperor’s </w:t>
-      </w:r>
-      <w:r>
-        <w:t>descendent</w:t>
-      </w:r>
-      <w:r>
-        <w:t xml:space="preserve"> and our current surrogate emperor. People are pushing to name him full emperor,” Helga explained.</w:t>
-      </w:r>
-    </w:p>
-    <w:p>
-      <w:r>
-        <w:t xml:space="preserve">“Last month one of our wizard nano-probes disappeared,” the prince continued. “We don’t </w:t>
-      </w:r>
-      <w:r>
-        <w:t>know</w:t>
-      </w:r>
-      <w:r>
-        <w:t xml:space="preserve"> who stole it or why. My sweet </w:t>
-      </w:r>
-      <w:r>
-        <w:t xml:space="preserve">baby </w:t>
-      </w:r>
-      <w:r>
-        <w:t xml:space="preserve">sister was so worried that she </w:t>
-      </w:r>
-      <w:r>
-        <w:t>suggested we speak t</w:t>
-      </w:r>
-      <w:r>
-        <w:t>o the</w:t>
-      </w:r>
-      <w:r>
-        <w:t xml:space="preserve"> oracle. Annie</w:t>
-      </w:r>
-      <w:r>
-        <w:t>, Donna</w:t>
-      </w:r>
-      <w:r>
-        <w:t xml:space="preserve"> and I entered the oracle’s chamber and the oracle spoke.</w:t>
-      </w:r>
-    </w:p>
-    <w:p>
-      <w:r>
-        <w:t xml:space="preserve">“It said that a time of testing is upon us. However, before we could continue, we would have to make a sacrifice. </w:t>
-      </w:r>
-      <w:r>
-        <w:t>Without hesitation m</w:t>
-      </w:r>
-      <w:r>
-        <w:t xml:space="preserve">y sweet sister happily offered to be that sacrifice,” Prince </w:t>
-      </w:r>
-      <w:r>
-        <w:t>James</w:t>
-      </w:r>
-      <w:r>
-        <w:t xml:space="preserve"> said and got choked up.</w:t>
-      </w:r>
-    </w:p>
-    <w:p>
-      <w:r>
-        <w:t xml:space="preserve">An attractive woman, who appeared to be </w:t>
-      </w:r>
-      <w:r>
-        <w:t>James</w:t>
-      </w:r>
-      <w:r>
-        <w:t>’s wife</w:t>
-      </w:r>
-      <w:r>
-        <w:t>,</w:t>
-      </w:r>
-      <w:r>
-        <w:t xml:space="preserve"> stepped up and comforted him.</w:t>
-      </w:r>
-    </w:p>
-    <w:p>
-      <w:r>
-        <w:t>By now everyone was in shock and horror.</w:t>
-      </w:r>
-    </w:p>
-    <w:p>
-      <w:r>
-        <w:t>“Princess Annie was much loved by everyone,” Susan said, visibly disturbed by the tragic news.</w:t>
-      </w:r>
-    </w:p>
-    <w:p>
-      <w:r>
-        <w:t>“Why is everyone’s so sad?” Annie asked.</w:t>
-      </w:r>
-    </w:p>
-    <w:p>
-      <w:r>
-        <w:t xml:space="preserve">“Because Prince </w:t>
-      </w:r>
-      <w:r>
-        <w:t>James</w:t>
-      </w:r>
-      <w:r>
-        <w:t xml:space="preserve">’s baby sister was </w:t>
-      </w:r>
-      <w:r>
-        <w:t>sacrificed</w:t>
-      </w:r>
-      <w:r>
-        <w:t xml:space="preserve"> to the gods,” Helga </w:t>
-      </w:r>
-      <w:r>
-        <w:t>replied</w:t>
-      </w:r>
-      <w:r>
-        <w:t>.</w:t>
-      </w:r>
-    </w:p>
-    <w:p>
-      <w:r>
-        <w:t>“What does sacrifice mean?” Annie asked.</w:t>
-      </w:r>
-    </w:p>
-    <w:p>
-      <w:r>
-        <w:t xml:space="preserve">“It means killing someone to appease the gods,” </w:t>
-      </w:r>
-      <w:r>
-        <w:t>Luke</w:t>
-      </w:r>
-      <w:r>
-        <w:t xml:space="preserve"> replied.</w:t>
-      </w:r>
-    </w:p>
-    <w:p>
-      <w:r>
-        <w:t>“What does killing mean?” Annie asked.</w:t>
-      </w:r>
-    </w:p>
-    <w:p>
-      <w:r>
-        <w:t>Luke</w:t>
-      </w:r>
-      <w:r>
-        <w:t xml:space="preserve"> wasn’t sure if Annie was being bratty, or if she really didn’t understand. </w:t>
-      </w:r>
-      <w:r>
-        <w:t xml:space="preserve">“It means sending someone away, never to be seen again,” </w:t>
-      </w:r>
-      <w:r>
-        <w:t>Luke</w:t>
-      </w:r>
-      <w:r>
-        <w:t xml:space="preserve"> </w:t>
-      </w:r>
-      <w:r>
-        <w:t>tried to explain.</w:t>
-      </w:r>
-    </w:p>
-    <w:p>
-      <w:r>
-        <w:lastRenderedPageBreak/>
-        <w:t>“That’s so sad,” Annie said, finally understanding. “Will you one day go away?”</w:t>
-      </w:r>
-    </w:p>
-    <w:p>
-      <w:r>
-        <w:t xml:space="preserve">“Yes Annie,” </w:t>
-      </w:r>
-      <w:r>
-        <w:t>Luke</w:t>
-      </w:r>
-      <w:r>
-        <w:t xml:space="preserve"> said. “That is the fate of all people.”</w:t>
-      </w:r>
-    </w:p>
-    <w:p>
-      <w:r>
-        <w:t>On screen, the wife continued, “</w:t>
-      </w:r>
-      <w:r>
-        <w:t>Annie</w:t>
-      </w:r>
-      <w:r>
-        <w:t xml:space="preserve"> disappeared before our eyes and the oracle spoke. </w:t>
-      </w:r>
-      <w:r>
-        <w:t xml:space="preserve">It said </w:t>
-      </w:r>
-      <w:r>
-        <w:t>the sacrifice was accept</w:t>
-      </w:r>
-      <w:r>
-        <w:t>ed</w:t>
-      </w:r>
-      <w:r>
-        <w:t xml:space="preserve"> and </w:t>
-      </w:r>
-      <w:r>
-        <w:t xml:space="preserve">it would make an announcement </w:t>
-      </w:r>
-      <w:r>
-        <w:t>on the summer solstice</w:t>
-      </w:r>
-      <w:r>
-        <w:t>.”</w:t>
-      </w:r>
-    </w:p>
-    <w:p>
-      <w:r>
-        <w:t>The camera zoomed out to show the entire stage.</w:t>
-      </w:r>
-    </w:p>
-    <w:p>
-      <w:r>
-        <w:t>A wrinkly old woman without eyes appeared out of thin air on the stage. She s</w:t>
-      </w:r>
-      <w:r>
-        <w:t>at</w:t>
-      </w:r>
-      <w:r>
-        <w:t xml:space="preserve"> on a </w:t>
-      </w:r>
-      <w:r>
-        <w:t xml:space="preserve">rough-hewn </w:t>
-      </w:r>
-      <w:r>
-        <w:t>wooden chair.</w:t>
-      </w:r>
-      <w:r>
-        <w:t xml:space="preserve"> The camera zoomed in on her and she spoke.</w:t>
-      </w:r>
-    </w:p>
-    <w:p>
-      <w:r>
-        <w:t>“Find the consort of the emperor and you</w:t>
-      </w:r>
-      <w:r>
-        <w:t xml:space="preserve"> shall</w:t>
-      </w:r>
-      <w:r>
-        <w:t xml:space="preserve"> find the emperor,” the oracle intoned</w:t>
-      </w:r>
-      <w:r>
-        <w:t xml:space="preserve"> </w:t>
-      </w:r>
-      <w:r>
-        <w:t>in</w:t>
-      </w:r>
-      <w:r>
-        <w:t xml:space="preserve"> a creepy voice</w:t>
-      </w:r>
-      <w:r>
-        <w:t>.</w:t>
-      </w:r>
-    </w:p>
-    <w:p>
-      <w:r>
-        <w:t>“We shall give you a series of challenges you are obligated to participate in</w:t>
-      </w:r>
-      <w:r>
-        <w:t>.</w:t>
-      </w:r>
-      <w:r>
-        <w:t xml:space="preserve"> If even one of you should succeed, then the way to the stars shall open out to </w:t>
+        <w:t xml:space="preserve">stars shall open out to </w:t>
       </w:r>
       <w:r>
         <w:t>your race</w:t>
@@ -8178,7 +8275,19 @@
         <w:rPr>
           <w:i/>
         </w:rPr>
-        <w:t>So I got the missing nano-probe</w:t>
+        <w:t xml:space="preserve">So I </w:t>
+      </w:r>
+      <w:r>
+        <w:rPr>
+          <w:i/>
+        </w:rPr>
+        <w:t>have</w:t>
+      </w:r>
+      <w:r>
+        <w:rPr>
+          <w:i/>
+        </w:rPr>
+        <w:t xml:space="preserve"> the missing nano-probe</w:t>
       </w:r>
       <w:r>
         <w:rPr>
@@ -8249,7 +8358,6 @@
     </w:p>
     <w:p>
       <w:r>
-        <w:lastRenderedPageBreak/>
         <w:t xml:space="preserve">“When I was in grade school, I participated in a race with students in my </w:t>
       </w:r>
       <w:r>
@@ -8267,7 +8375,13 @@
     </w:p>
     <w:p>
       <w:r>
-        <w:t xml:space="preserve">“Everyone crossed the gym and went back. Being the slowest, I was the last to reach them. Then I noticed something </w:t>
+        <w:t xml:space="preserve">“Everyone crossed the gym and went back. Being the slowest, I was the last to reach them. I </w:t>
+      </w:r>
+      <w:r>
+        <w:t xml:space="preserve">then </w:t>
+      </w:r>
+      <w:r>
+        <w:t xml:space="preserve">noticed something </w:t>
       </w:r>
       <w:r>
         <w:t>strange</w:t>
@@ -8323,6 +8437,7 @@
     </w:p>
     <w:p>
       <w:r>
+        <w:lastRenderedPageBreak/>
         <w:t>“</w:t>
       </w:r>
       <w:r>
@@ -8402,34 +8517,104 @@
     </w:p>
     <w:p>
       <w:r>
+        <w:t>“The first challenge will be a test of courage,” the oracle continued. “Each of you will have a different challenge. You have one week to complete it.”</w:t>
+      </w:r>
+    </w:p>
+    <w:p>
+      <w:r>
+        <w:t>The oracle disappeared.</w:t>
+      </w:r>
+    </w:p>
+    <w:p>
+      <w:r>
+        <w:t xml:space="preserve">A golden </w:t>
+      </w:r>
+      <w:r>
+        <w:t>card</w:t>
+      </w:r>
+      <w:r>
+        <w:t xml:space="preserve"> appeared in front of </w:t>
+      </w:r>
+      <w:r>
+        <w:t>Luke</w:t>
+      </w:r>
+      <w:r>
+        <w:t>. He nervously picked it out of the air. His face then went white as he read the one sentence on the card.</w:t>
+      </w:r>
+      <w:r>
+        <w:t xml:space="preserve"> He looked terrified.</w:t>
+      </w:r>
+    </w:p>
+    <w:p>
+      <w:r>
+        <w:t>Felix</w:t>
+      </w:r>
+      <w:r>
+        <w:t xml:space="preserve"> grabbed the card from </w:t>
+      </w:r>
+      <w:r>
+        <w:t>Luke</w:t>
+      </w:r>
+      <w:r>
+        <w:t>’s hand and read it out loud. “Ask Jennifer out on a date. Who’s Jennifer?”</w:t>
+      </w:r>
+    </w:p>
+    <w:p>
+      <w:r>
+        <w:t xml:space="preserve">“Only a girl I’ve had a crush on since forever,” </w:t>
+      </w:r>
+      <w:r>
+        <w:t>Luke</w:t>
+      </w:r>
+      <w:r>
+        <w:t xml:space="preserve"> </w:t>
+      </w:r>
+      <w:r>
+        <w:t>confessed</w:t>
+      </w:r>
+      <w:r>
+        <w:t>. “For the longest time I’ve wanted to ask her out on a date but I’ve been too scared. I don’t think it’s possible for me to do this.”</w:t>
+      </w:r>
+    </w:p>
+    <w:p>
+      <w:r>
+        <w:t>The screen</w:t>
+      </w:r>
+      <w:r>
+        <w:t>s</w:t>
+      </w:r>
+      <w:r>
+        <w:t xml:space="preserve"> once again showed the prince. “Good luck </w:t>
+      </w:r>
+      <w:r>
+        <w:t>Champions</w:t>
+      </w:r>
+      <w:r>
+        <w:t xml:space="preserve">. The future of the wizard race, as well as all people on Earth rests on you.” The screen </w:t>
+      </w:r>
+      <w:r>
+        <w:t>disappeared</w:t>
+      </w:r>
+      <w:r>
+        <w:t>.</w:t>
+      </w:r>
+    </w:p>
+    <w:p>
+      <w:r>
         <w:lastRenderedPageBreak/>
-        <w:t>“The first challenge will be a test of courage,” the oracle continued. “Each of you will have a different challenge. You have one week to complete it.”</w:t>
-      </w:r>
-      <w:r>
-        <w:t xml:space="preserve"> </w:t>
-      </w:r>
-      <w:r>
-        <w:t>The oracle disappeared.</w:t>
-      </w:r>
-    </w:p>
-    <w:p>
-      <w:r>
-        <w:t xml:space="preserve">A golden </w:t>
-      </w:r>
-      <w:r>
-        <w:t>card</w:t>
-      </w:r>
-      <w:r>
-        <w:t xml:space="preserve"> appeared in front of </w:t>
-      </w:r>
-      <w:r>
-        <w:t>Luke</w:t>
-      </w:r>
-      <w:r>
-        <w:t>. He nervously picked it out of the air. His face then went white as he read the one sentence on the card.</w:t>
-      </w:r>
-      <w:r>
-        <w:t xml:space="preserve"> He looked terrified.</w:t>
+        <w:t xml:space="preserve">“Don’t worry </w:t>
+      </w:r>
+      <w:r>
+        <w:t>Luke</w:t>
+      </w:r>
+      <w:r>
+        <w:t>,” Millie reassured. “We</w:t>
+      </w:r>
+      <w:r>
+        <w:t>’</w:t>
+      </w:r>
+      <w:r>
+        <w:t>ll help you ask her out.”</w:t>
       </w:r>
     </w:p>
     <w:p>
@@ -8437,99 +8622,69 @@
         <w:t>Felix</w:t>
       </w:r>
       <w:r>
-        <w:t xml:space="preserve"> grabbed the card from </w:t>
-      </w:r>
-      <w:r>
-        <w:t>Luke</w:t>
-      </w:r>
-      <w:r>
-        <w:t>’s hand and read it out loud. “Ask Jennifer out on a date. Who’s Jennifer?”</w:t>
-      </w:r>
-    </w:p>
-    <w:p>
-      <w:r>
-        <w:t xml:space="preserve">“Only a girl I’ve had a crush on since forever,” </w:t>
-      </w:r>
-      <w:r>
-        <w:t>Luke</w:t>
-      </w:r>
-      <w:r>
-        <w:t xml:space="preserve"> </w:t>
-      </w:r>
-      <w:r>
-        <w:t>confessed</w:t>
-      </w:r>
-      <w:r>
-        <w:t>. “For the longest time I’ve wanted to ask her out on a date but I’ve been too scared. I don’t think it’s possible for me to do this.”</w:t>
-      </w:r>
-    </w:p>
-    <w:p>
-      <w:r>
-        <w:t>The screen</w:t>
-      </w:r>
-      <w:r>
-        <w:t>s</w:t>
-      </w:r>
-      <w:r>
-        <w:t xml:space="preserve"> once again showed the prince. “Good luck </w:t>
-      </w:r>
-      <w:r>
-        <w:t>Champions</w:t>
-      </w:r>
-      <w:r>
-        <w:t xml:space="preserve">. The future of the wizard race, as well as all people on Earth rests on you.” The screen </w:t>
-      </w:r>
-      <w:r>
-        <w:t>disappeared</w:t>
+        <w:t xml:space="preserve"> gave </w:t>
+      </w:r>
+      <w:r>
+        <w:t>Luke</w:t>
+      </w:r>
+      <w:r>
+        <w:t xml:space="preserve"> a big grin and said, “We need to get rid of </w:t>
+      </w:r>
+      <w:r>
+        <w:t>that</w:t>
+      </w:r>
+      <w:r>
+        <w:t xml:space="preserve"> virginity </w:t>
+      </w:r>
+      <w:r>
+        <w:t xml:space="preserve">of yours </w:t>
+      </w:r>
+      <w:r>
+        <w:t>as soon as possible</w:t>
       </w:r>
       <w:r>
         <w:t>.</w:t>
       </w:r>
-    </w:p>
-    <w:p>
-      <w:r>
-        <w:t xml:space="preserve">“Don’t worry </w:t>
-      </w:r>
-      <w:r>
-        <w:t>Luke</w:t>
-      </w:r>
-      <w:r>
-        <w:t>,” Millie reassured. “We</w:t>
-      </w:r>
-      <w:r>
-        <w:t>’</w:t>
-      </w:r>
-      <w:r>
-        <w:t>ll help you ask her out.”</w:t>
-      </w:r>
-    </w:p>
-    <w:p>
+      <w:r>
+        <w:t>”</w:t>
+      </w:r>
+    </w:p>
+    <w:p>
+      <w:r>
+        <w:t xml:space="preserve">“Don’t be a pig </w:t>
+      </w:r>
       <w:r>
         <w:t>Felix</w:t>
       </w:r>
       <w:r>
-        <w:t xml:space="preserve"> gave </w:t>
-      </w:r>
-      <w:r>
-        <w:t>Luke</w:t>
-      </w:r>
-      <w:r>
-        <w:t xml:space="preserve"> a big grin and said, “We need to get rid of </w:t>
-      </w:r>
-      <w:r>
-        <w:t>that</w:t>
-      </w:r>
-      <w:r>
-        <w:t xml:space="preserve"> virginity </w:t>
-      </w:r>
-      <w:r>
-        <w:t xml:space="preserve">of yours </w:t>
-      </w:r>
-      <w:r>
-        <w:t>as soon as possible</w:t>
-      </w:r>
-      <w:r>
-        <w:t>.</w:t>
+        <w:t xml:space="preserve">,” </w:t>
+      </w:r>
+      <w:r>
+        <w:t>Helga</w:t>
+      </w:r>
+      <w:r>
+        <w:t xml:space="preserve"> scolded.</w:t>
+      </w:r>
+    </w:p>
+    <w:p>
+      <w:r>
+        <w:t>“Where is she now?” Millie asked.</w:t>
+      </w:r>
+    </w:p>
+    <w:p>
+      <w:r>
+        <w:t xml:space="preserve">“She works at the Dress Barn,” </w:t>
+      </w:r>
+      <w:r>
+        <w:t>Luke</w:t>
+      </w:r>
+      <w:r>
+        <w:t xml:space="preserve"> said.</w:t>
+      </w:r>
+    </w:p>
+    <w:p>
+      <w:r>
+        <w:t>Overhead an announcer said, “Greetings people, we shall begin the spirit beast summoning ceremony in an hour. Families, make sure your kids are ready.</w:t>
       </w:r>
       <w:r>
         <w:t>”</w:t>
@@ -8537,153 +8692,112 @@
     </w:p>
     <w:p>
       <w:r>
-        <w:t xml:space="preserve">“Don’t be a pig </w:t>
+        <w:t xml:space="preserve">“Come on </w:t>
+      </w:r>
+      <w:r>
+        <w:t>Luke</w:t>
+      </w:r>
+      <w:r>
+        <w:t>, the faster you do this, the faster we can get it over with,” Millie said.</w:t>
+      </w:r>
+    </w:p>
+    <w:p>
+      <w:r>
+        <w:t xml:space="preserve">“But it’s the middle of the night over there,” </w:t>
+      </w:r>
+      <w:r>
+        <w:t>Luke</w:t>
+      </w:r>
+      <w:r>
+        <w:t xml:space="preserve"> complained.</w:t>
+      </w:r>
+    </w:p>
+    <w:p>
+      <w:r>
+        <w:t xml:space="preserve">“We can wait a few hours,” </w:t>
       </w:r>
       <w:r>
         <w:t>Felix</w:t>
       </w:r>
       <w:r>
+        <w:t xml:space="preserve"> said. “That’s no big deal.”</w:t>
+      </w:r>
+    </w:p>
+    <w:p>
+      <w:r>
+        <w:t xml:space="preserve">“I thought wizards and humans can’t date,” </w:t>
+      </w:r>
+      <w:r>
+        <w:t>Luke</w:t>
+      </w:r>
+      <w:r>
+        <w:t xml:space="preserve"> argued, trying to find more excuses.</w:t>
+      </w:r>
+    </w:p>
+    <w:p>
+      <w:r>
+        <w:t xml:space="preserve">“Stop being a crybaby,” Annie scolded. </w:t>
+      </w:r>
+      <w:r>
+        <w:t xml:space="preserve">That sounded weird coming from her. </w:t>
+      </w:r>
+      <w:r>
+        <w:t>“How can you become emperor of the world with that attitude? Beside you’re not going to marry her.”</w:t>
+      </w:r>
+    </w:p>
+    <w:p>
+      <w:r>
+        <w:t xml:space="preserve">“Who said I want to be emperor of the world?” </w:t>
+      </w:r>
+      <w:r>
+        <w:t>Luke</w:t>
+      </w:r>
+      <w:r>
+        <w:t xml:space="preserve"> grumbled.</w:t>
+      </w:r>
+    </w:p>
+    <w:p>
+      <w:r>
+        <w:t xml:space="preserve">“Come on let’s go </w:t>
+      </w:r>
+      <w:r>
+        <w:t>Luke</w:t>
+      </w:r>
+      <w:r>
         <w:t xml:space="preserve">,” </w:t>
       </w:r>
       <w:r>
-        <w:t>Helga</w:t>
-      </w:r>
-      <w:r>
-        <w:t xml:space="preserve"> scolded.</w:t>
-      </w:r>
-    </w:p>
-    <w:p>
-      <w:r>
-        <w:t>“Where is she now?” Millie asked.</w:t>
-      </w:r>
-    </w:p>
-    <w:p>
-      <w:r>
-        <w:t xml:space="preserve">“She works at the Dress Barn,” </w:t>
-      </w:r>
-      <w:r>
-        <w:t>Luke</w:t>
-      </w:r>
-      <w:r>
-        <w:t xml:space="preserve"> said.</w:t>
-      </w:r>
-    </w:p>
-    <w:p>
-      <w:r>
-        <w:t>Overhead an announcer said, “Greetings people, we shall begin the spirit beast summoning ceremony in an hour. Families, make sure your kids are ready.</w:t>
-      </w:r>
-      <w:r>
-        <w:t>”</w:t>
-      </w:r>
-    </w:p>
-    <w:p>
-      <w:r>
-        <w:t xml:space="preserve">“Come on </w:t>
-      </w:r>
-      <w:r>
-        <w:t>Luke</w:t>
-      </w:r>
-      <w:r>
-        <w:t>, the faster you do this, the faster we can get it over with,” Millie said.</w:t>
-      </w:r>
-    </w:p>
-    <w:p>
-      <w:r>
-        <w:t xml:space="preserve">“But it’s the middle of the night over there,” </w:t>
-      </w:r>
-      <w:r>
-        <w:t>Luke</w:t>
-      </w:r>
-      <w:r>
-        <w:t xml:space="preserve"> complained.</w:t>
+        <w:t>Felix</w:t>
+      </w:r>
+      <w:r>
+        <w:t xml:space="preserve"> said and grabbed him by the arm. “By</w:t>
+      </w:r>
+      <w:r>
+        <w:t>e</w:t>
+      </w:r>
+      <w:r>
+        <w:t xml:space="preserve"> mum, dad, see you later,” he called as he headed for his car, with </w:t>
+      </w:r>
+      <w:r>
+        <w:t>Luke</w:t>
+      </w:r>
+      <w:r>
+        <w:t xml:space="preserve"> in toe.</w:t>
+      </w:r>
+    </w:p>
+    <w:p>
+      <w:r>
+        <w:t>“Bye mum, dad,” Millie said as well and followed the two.</w:t>
+      </w:r>
+    </w:p>
+    <w:p>
+      <w:r>
+        <w:t>The three got in and drove off.</w:t>
       </w:r>
     </w:p>
     <w:p>
       <w:r>
         <w:lastRenderedPageBreak/>
-        <w:t xml:space="preserve">“We can wait a few hours,” </w:t>
-      </w:r>
-      <w:r>
-        <w:t>Felix</w:t>
-      </w:r>
-      <w:r>
-        <w:t xml:space="preserve"> said. “That’s no big deal.”</w:t>
-      </w:r>
-    </w:p>
-    <w:p>
-      <w:r>
-        <w:t xml:space="preserve">“I thought wizards and humans can’t date,” </w:t>
-      </w:r>
-      <w:r>
-        <w:t>Luke</w:t>
-      </w:r>
-      <w:r>
-        <w:t xml:space="preserve"> argued, trying to find more excuses.</w:t>
-      </w:r>
-    </w:p>
-    <w:p>
-      <w:r>
-        <w:t xml:space="preserve">“Stop being a crybaby,” Annie scolded. </w:t>
-      </w:r>
-      <w:r>
-        <w:t xml:space="preserve">That sounded weird coming from her. </w:t>
-      </w:r>
-      <w:r>
-        <w:t>“How can you become emperor of the world with that attitude? Beside you’re not going to marry her.”</w:t>
-      </w:r>
-    </w:p>
-    <w:p>
-      <w:r>
-        <w:t xml:space="preserve">“Who said I want to be emperor of the world?” </w:t>
-      </w:r>
-      <w:r>
-        <w:t>Luke</w:t>
-      </w:r>
-      <w:r>
-        <w:t xml:space="preserve"> grumbled.</w:t>
-      </w:r>
-    </w:p>
-    <w:p>
-      <w:r>
-        <w:t xml:space="preserve">“Come on let’s go </w:t>
-      </w:r>
-      <w:r>
-        <w:t>Luke</w:t>
-      </w:r>
-      <w:r>
-        <w:t xml:space="preserve">,” </w:t>
-      </w:r>
-      <w:r>
-        <w:t>Felix</w:t>
-      </w:r>
-      <w:r>
-        <w:t xml:space="preserve"> said and grabbed him by the arm. “By</w:t>
-      </w:r>
-      <w:r>
-        <w:t>e</w:t>
-      </w:r>
-      <w:r>
-        <w:t xml:space="preserve"> mum, dad, see you later,” he called as he headed for his car, with </w:t>
-      </w:r>
-      <w:r>
-        <w:t>Luke</w:t>
-      </w:r>
-      <w:r>
-        <w:t xml:space="preserve"> in toe.</w:t>
-      </w:r>
-    </w:p>
-    <w:p>
-      <w:r>
-        <w:t>“Bye mum, dad,” Millie said as well and followed the two.</w:t>
-      </w:r>
-    </w:p>
-    <w:p>
-      <w:r>
-        <w:t>The three got in and drove off.</w:t>
-      </w:r>
-    </w:p>
-    <w:p>
-      <w:r>
         <w:t xml:space="preserve">After </w:t>
       </w:r>
       <w:r>
@@ -8769,86 +8883,89 @@
         <w:t xml:space="preserve">With that thought the world became silent. The tunnel effect </w:t>
       </w:r>
       <w:r>
-        <w:t xml:space="preserve">enveloped them and they drilled their way through the Earth to the </w:t>
-      </w:r>
+        <w:t>enveloped them and they drilled their way through the Earth to the restaurant. The kaleidoscope outside the tunnel was still there like before, but now he felt he was travelling through the mantle of the earth.</w:t>
+      </w:r>
+    </w:p>
+    <w:p>
+      <w:r>
+        <w:t xml:space="preserve">A fleeting thought came. What if they got stranded in the middle of the planet? The tunnel wobbled in response to </w:t>
+      </w:r>
+      <w:r>
+        <w:t>Luke</w:t>
+      </w:r>
+      <w:r>
+        <w:t xml:space="preserve">’s nervousness. </w:t>
+      </w:r>
+      <w:r>
+        <w:t xml:space="preserve">His fears were disrupting their passage. Panic set in and </w:t>
+      </w:r>
+      <w:r>
+        <w:t>Luke</w:t>
+      </w:r>
+      <w:r>
+        <w:t xml:space="preserve"> focused on their destination. Fortunately they were almost </w:t>
+      </w:r>
+      <w:r>
+        <w:t>there</w:t>
+      </w:r>
+      <w:r>
+        <w:t>.</w:t>
+      </w:r>
+    </w:p>
+    <w:p>
+      <w:r>
+        <w:t>The tunnel curved and approached the destination</w:t>
+      </w:r>
+      <w:r>
+        <w:t>.</w:t>
+      </w:r>
+      <w:r>
+        <w:t xml:space="preserve"> They slowed </w:t>
+      </w:r>
+      <w:r>
+        <w:t xml:space="preserve">in preparation for exit. The tunnel effect dispersed and </w:t>
+      </w:r>
+      <w:r>
+        <w:t xml:space="preserve">they </w:t>
+      </w:r>
+      <w:r>
+        <w:t>arrived at a parking lot</w:t>
+      </w:r>
+      <w:r>
+        <w:t>.</w:t>
+      </w:r>
+    </w:p>
+    <w:p>
+      <w:r>
+        <w:t xml:space="preserve">Heart still beating fast, </w:t>
+      </w:r>
+      <w:r>
+        <w:t>Luke</w:t>
+      </w:r>
+      <w:r>
+        <w:t xml:space="preserve"> gave directions </w:t>
+      </w:r>
+      <w:r>
+        <w:t>for</w:t>
+      </w:r>
+      <w:r>
+        <w:t xml:space="preserve"> home. In minutes they were at the house. “You two can sleep in my room. I’ll sleep on the couch,” </w:t>
+      </w:r>
+      <w:r>
+        <w:t>Luke</w:t>
+      </w:r>
+      <w:r>
+        <w:t xml:space="preserve"> said as he stepped out of the car.</w:t>
+      </w:r>
+    </w:p>
+    <w:p>
+      <w:r>
+        <w:t>“We can’t sleep together,” Millie complained. “We aren’t married.”</w:t>
+      </w:r>
+    </w:p>
+    <w:p>
       <w:r>
         <w:lastRenderedPageBreak/>
-        <w:t>restaurant. The kaleidoscope outside the tunnel was still there like before, but now he felt he was travelling through the mantle of the earth.</w:t>
-      </w:r>
-    </w:p>
-    <w:p>
-      <w:r>
-        <w:t xml:space="preserve">A fleeting thought came. What if they got stranded in the middle of the planet? The tunnel wobbled in response to </w:t>
-      </w:r>
-      <w:r>
-        <w:t>Luke</w:t>
-      </w:r>
-      <w:r>
-        <w:t xml:space="preserve">’s nervousness. </w:t>
-      </w:r>
-      <w:r>
-        <w:t xml:space="preserve">His fears were disrupting their passage. Panic set in and </w:t>
-      </w:r>
-      <w:r>
-        <w:t>Luke</w:t>
-      </w:r>
-      <w:r>
-        <w:t xml:space="preserve"> focused on their destination. Fortunately they were almost </w:t>
-      </w:r>
-      <w:r>
-        <w:t>there</w:t>
-      </w:r>
-      <w:r>
-        <w:t>.</w:t>
-      </w:r>
-    </w:p>
-    <w:p>
-      <w:r>
-        <w:t>The tunnel curved and approached the destination</w:t>
-      </w:r>
-      <w:r>
-        <w:t>.</w:t>
-      </w:r>
-      <w:r>
-        <w:t xml:space="preserve"> They slowed </w:t>
-      </w:r>
-      <w:r>
-        <w:t xml:space="preserve">in preparation for exit. The tunnel effect dispersed and </w:t>
-      </w:r>
-      <w:r>
-        <w:t xml:space="preserve">they </w:t>
-      </w:r>
-      <w:r>
-        <w:t>arrived at a parking lot</w:t>
-      </w:r>
-      <w:r>
-        <w:t>.</w:t>
-      </w:r>
-    </w:p>
-    <w:p>
-      <w:r>
-        <w:t xml:space="preserve">Heart still beating fast, </w:t>
-      </w:r>
-      <w:r>
-        <w:t>Luke</w:t>
-      </w:r>
-      <w:r>
-        <w:t xml:space="preserve"> gave directions on how to get home. In minutes they were at the house. “You two can sleep in my room. I’ll sleep on the couch,” </w:t>
-      </w:r>
-      <w:r>
-        <w:t>Luke</w:t>
-      </w:r>
-      <w:r>
-        <w:t xml:space="preserve"> said as he stepped out of the car.</w:t>
-      </w:r>
-    </w:p>
-    <w:p>
-      <w:r>
-        <w:t>“We can’t sleep together,” Millie complained. “We aren’t married.”</w:t>
-      </w:r>
-    </w:p>
-    <w:p>
-      <w:r>
         <w:t xml:space="preserve">“What? You’ve never done it?” </w:t>
       </w:r>
       <w:r>
@@ -8906,12 +9023,12 @@
       <w:pPr>
         <w:pStyle w:val="H2"/>
       </w:pPr>
-      <w:bookmarkStart w:id="4" w:name="_Toc205929070"/>
+      <w:bookmarkStart w:id="3" w:name="_Toc205929070"/>
       <w:r>
         <w:lastRenderedPageBreak/>
         <w:t>Fear</w:t>
       </w:r>
-      <w:bookmarkEnd w:id="4"/>
+      <w:bookmarkEnd w:id="3"/>
     </w:p>
     <w:p>
       <w:pPr>
@@ -9305,7 +9422,7 @@
     <w:p>
       <w:r>
         <w:lastRenderedPageBreak/>
-        <w:t xml:space="preserve">They entered the mall parking lot and found as spot. </w:t>
+        <w:t xml:space="preserve">They entered the mall parking lot and found a spot. </w:t>
       </w:r>
       <w:r>
         <w:t>Felix</w:t>
@@ -9959,7 +10076,7 @@
     </w:p>
     <w:p>
       <w:r>
-        <w:t xml:space="preserve">Luke finished eating and just stared at Annie. </w:t>
+        <w:t xml:space="preserve">Luke finished eating and stared at Annie. </w:t>
       </w:r>
       <w:r>
         <w:t>She was</w:t>
@@ -10162,7 +10279,13 @@
         <w:t>. “</w:t>
       </w:r>
       <w:r>
-        <w:t>Stories about the Fey forbade people from eating their food. Those who do were whisked into the land of Fey, never to be seen again.</w:t>
+        <w:t>Stories about the Fey forbade people from eating their food. Those who d</w:t>
+      </w:r>
+      <w:r>
+        <w:t>id</w:t>
+      </w:r>
+      <w:r>
+        <w:t xml:space="preserve"> were whisked into the land of Fey, never to be seen again.</w:t>
       </w:r>
       <w:r>
         <w:t>”</w:t>
@@ -10181,7 +10304,7 @@
     <w:p>
       <w:r>
         <w:lastRenderedPageBreak/>
-        <w:t>“We aren’t as separated as you might think,” Jane said. “We do share the same planet. I’m sure I passed wizards on the street countless timed, without knowing.”</w:t>
+        <w:t>“We aren’t as separated as you might think,” Jane said. “We do share the same planet. I’m sure I passed wizards on the street countless timed without knowing.”</w:t>
       </w:r>
     </w:p>
     <w:p>
@@ -10746,7 +10869,7 @@
         <w:t>It’s t</w:t>
       </w:r>
       <w:r>
-        <w:t>oo bad it’s closed now</w:t>
+        <w:t>oo bad it’s closed</w:t>
       </w:r>
       <w:r>
         <w:t xml:space="preserve">. </w:t>
@@ -10813,6 +10936,12 @@
       </w:r>
       <w:r>
         <w:t>eva,” Felix said as they drove.</w:t>
+      </w:r>
+      <w:r>
+        <w:t xml:space="preserve"> </w:t>
+      </w:r>
+      <w:r>
+        <w:t>&lt;&gt;</w:t>
       </w:r>
     </w:p>
     <w:p>
@@ -12059,12 +12188,12 @@
       <w:pPr>
         <w:pStyle w:val="H2"/>
       </w:pPr>
-      <w:bookmarkStart w:id="5" w:name="_Toc205929071"/>
+      <w:bookmarkStart w:id="4" w:name="_Toc205929071"/>
       <w:r>
         <w:lastRenderedPageBreak/>
         <w:t>It’s a Wizard’s Life</w:t>
       </w:r>
-      <w:bookmarkEnd w:id="5"/>
+      <w:bookmarkEnd w:id="4"/>
     </w:p>
     <w:p>
       <w:pPr>
@@ -13851,7 +13980,7 @@
                     <a:blip r:embed="rId13" cstate="print">
                       <a:extLst>
                         <a:ext uri="{28A0092B-C50C-407E-A947-70E740481C1C}">
-                          <a14:useLocalDpi xmlns="" xmlns:wpc="http://schemas.microsoft.com/office/word/2010/wordprocessingCanvas" xmlns:cx="http://schemas.microsoft.com/office/drawing/2014/chartex" xmlns:cx1="http://schemas.microsoft.com/office/drawing/2015/9/8/chartex" xmlns:cx2="http://schemas.microsoft.com/office/drawing/2015/10/21/chartex" xmlns:cx3="http://schemas.microsoft.com/office/drawing/2016/5/9/chartex" xmlns:cx4="http://schemas.microsoft.com/office/drawing/2016/5/10/chartex" xmlns:cx5="http://schemas.microsoft.com/office/drawing/2016/5/11/chartex" xmlns:cx6="http://schemas.microsoft.com/office/drawing/2016/5/12/chartex" xmlns:cx7="http://schemas.microsoft.com/office/drawing/2016/5/13/chartex" xmlns:cx8="http://schemas.microsoft.com/office/drawing/2016/5/14/chartex" xmlns:mc="http://schemas.openxmlformats.org/markup-compatibility/2006" xmlns:aink="http://schemas.microsoft.com/office/drawing/2016/ink" xmlns:o="urn:schemas-microsoft-com:office:office" xmlns:v="urn:schemas-microsoft-com:vml" xmlns:wp14="http://schemas.microsoft.com/office/word/2010/wordprocessingDrawing" xmlns:w10="urn:schemas-microsoft-com:office:word" xmlns:w="http://schemas.openxmlformats.org/wordprocessingml/2006/main" xmlns:w14="http://schemas.microsoft.com/office/word/2010/wordml" xmlns:w15="http://schemas.microsoft.com/office/word/2012/wordml" xmlns:w16se="http://schemas.microsoft.com/office/word/2015/wordml/symex" xmlns:wpg="http://schemas.microsoft.com/office/word/2010/wordprocessingGroup" xmlns:wpi="http://schemas.microsoft.com/office/word/2010/wordprocessingInk" xmlns:wps="http://schemas.microsoft.com/office/word/2010/wordprocessingShape" xmlns:a14="http://schemas.microsoft.com/office/drawing/2010/main" val="0"/>
+                          <a14:useLocalDpi xmlns:a14="http://schemas.microsoft.com/office/drawing/2010/main" xmlns:wps="http://schemas.microsoft.com/office/word/2010/wordprocessingShape" xmlns:wpi="http://schemas.microsoft.com/office/word/2010/wordprocessingInk" xmlns:wpg="http://schemas.microsoft.com/office/word/2010/wordprocessingGroup" xmlns:w16se="http://schemas.microsoft.com/office/word/2015/wordml/symex" xmlns:w15="http://schemas.microsoft.com/office/word/2012/wordml" xmlns:w14="http://schemas.microsoft.com/office/word/2010/wordml" xmlns:w="http://schemas.openxmlformats.org/wordprocessingml/2006/main" xmlns:w10="urn:schemas-microsoft-com:office:word" xmlns:wp14="http://schemas.microsoft.com/office/word/2010/wordprocessingDrawing" xmlns:v="urn:schemas-microsoft-com:vml" xmlns:o="urn:schemas-microsoft-com:office:office" xmlns:aink="http://schemas.microsoft.com/office/drawing/2016/ink" xmlns:mc="http://schemas.openxmlformats.org/markup-compatibility/2006" xmlns:cx8="http://schemas.microsoft.com/office/drawing/2016/5/14/chartex" xmlns:cx7="http://schemas.microsoft.com/office/drawing/2016/5/13/chartex" xmlns:cx6="http://schemas.microsoft.com/office/drawing/2016/5/12/chartex" xmlns:cx5="http://schemas.microsoft.com/office/drawing/2016/5/11/chartex" xmlns:cx4="http://schemas.microsoft.com/office/drawing/2016/5/10/chartex" xmlns:cx3="http://schemas.microsoft.com/office/drawing/2016/5/9/chartex" xmlns:cx2="http://schemas.microsoft.com/office/drawing/2015/10/21/chartex" xmlns:cx1="http://schemas.microsoft.com/office/drawing/2015/9/8/chartex" xmlns:cx="http://schemas.microsoft.com/office/drawing/2014/chartex" xmlns:wpc="http://schemas.microsoft.com/office/word/2010/wordprocessingCanvas" xmlns="" val="0"/>
                         </a:ext>
                       </a:extLst>
                     </a:blip>
@@ -15772,7 +15901,7 @@
                     <a:blip r:embed="rId13">
                       <a:extLst>
                         <a:ext uri="{28A0092B-C50C-407E-A947-70E740481C1C}">
-                          <a14:useLocalDpi xmlns:arto="http://schemas.microsoft.com/office/word/2006/arto" xmlns:a14="http://schemas.microsoft.com/office/drawing/2010/main" xmlns:wps="http://schemas.microsoft.com/office/word/2010/wordprocessingShape" xmlns:wpi="http://schemas.microsoft.com/office/word/2010/wordprocessingInk" xmlns:wpg="http://schemas.microsoft.com/office/word/2010/wordprocessingGroup" xmlns:w16se="http://schemas.microsoft.com/office/word/2015/wordml/symex" xmlns:w15="http://schemas.microsoft.com/office/word/2012/wordml" xmlns:w14="http://schemas.microsoft.com/office/word/2010/wordml" xmlns:w="http://schemas.openxmlformats.org/wordprocessingml/2006/main" xmlns:w10="urn:schemas-microsoft-com:office:word" xmlns:wp14="http://schemas.microsoft.com/office/word/2010/wordprocessingDrawing" xmlns:v="urn:schemas-microsoft-com:vml" xmlns:o="urn:schemas-microsoft-com:office:office" xmlns:aink="http://schemas.microsoft.com/office/drawing/2016/ink" xmlns:mc="http://schemas.openxmlformats.org/markup-compatibility/2006" xmlns:cx8="http://schemas.microsoft.com/office/drawing/2016/5/14/chartex" xmlns:cx7="http://schemas.microsoft.com/office/drawing/2016/5/13/chartex" xmlns:cx6="http://schemas.microsoft.com/office/drawing/2016/5/12/chartex" xmlns:cx5="http://schemas.microsoft.com/office/drawing/2016/5/11/chartex" xmlns:cx4="http://schemas.microsoft.com/office/drawing/2016/5/10/chartex" xmlns:cx3="http://schemas.microsoft.com/office/drawing/2016/5/9/chartex" xmlns:cx2="http://schemas.microsoft.com/office/drawing/2015/10/21/chartex" xmlns:cx1="http://schemas.microsoft.com/office/drawing/2015/9/8/chartex" xmlns:cx="http://schemas.microsoft.com/office/drawing/2014/chartex" xmlns:wpc="http://schemas.microsoft.com/office/word/2010/wordprocessingCanvas" xmlns="" val="0"/>
+                          <a14:useLocalDpi xmlns="" xmlns:wpc="http://schemas.microsoft.com/office/word/2010/wordprocessingCanvas" xmlns:cx="http://schemas.microsoft.com/office/drawing/2014/chartex" xmlns:cx1="http://schemas.microsoft.com/office/drawing/2015/9/8/chartex" xmlns:cx2="http://schemas.microsoft.com/office/drawing/2015/10/21/chartex" xmlns:cx3="http://schemas.microsoft.com/office/drawing/2016/5/9/chartex" xmlns:cx4="http://schemas.microsoft.com/office/drawing/2016/5/10/chartex" xmlns:cx5="http://schemas.microsoft.com/office/drawing/2016/5/11/chartex" xmlns:cx6="http://schemas.microsoft.com/office/drawing/2016/5/12/chartex" xmlns:cx7="http://schemas.microsoft.com/office/drawing/2016/5/13/chartex" xmlns:cx8="http://schemas.microsoft.com/office/drawing/2016/5/14/chartex" xmlns:mc="http://schemas.openxmlformats.org/markup-compatibility/2006" xmlns:aink="http://schemas.microsoft.com/office/drawing/2016/ink" xmlns:o="urn:schemas-microsoft-com:office:office" xmlns:v="urn:schemas-microsoft-com:vml" xmlns:wp14="http://schemas.microsoft.com/office/word/2010/wordprocessingDrawing" xmlns:w10="urn:schemas-microsoft-com:office:word" xmlns:w="http://schemas.openxmlformats.org/wordprocessingml/2006/main" xmlns:w14="http://schemas.microsoft.com/office/word/2010/wordml" xmlns:w15="http://schemas.microsoft.com/office/word/2012/wordml" xmlns:w16se="http://schemas.microsoft.com/office/word/2015/wordml/symex" xmlns:wpg="http://schemas.microsoft.com/office/word/2010/wordprocessingGroup" xmlns:wpi="http://schemas.microsoft.com/office/word/2010/wordprocessingInk" xmlns:wps="http://schemas.microsoft.com/office/word/2010/wordprocessingShape" xmlns:a14="http://schemas.microsoft.com/office/drawing/2010/main" xmlns:arto="http://schemas.microsoft.com/office/word/2006/arto" val="0"/>
                         </a:ext>
                       </a:extLst>
                     </a:blip>
@@ -16868,7 +16997,7 @@
       <w:pPr>
         <w:pStyle w:val="H2"/>
       </w:pPr>
-      <w:bookmarkStart w:id="6" w:name="_Toc205929072"/>
+      <w:bookmarkStart w:id="5" w:name="_Toc205929072"/>
       <w:r>
         <w:lastRenderedPageBreak/>
         <w:t xml:space="preserve">Meeting </w:t>
@@ -16881,7 +17010,7 @@
       <w:r>
         <w:t xml:space="preserve"> </w:t>
       </w:r>
-      <w:bookmarkEnd w:id="6"/>
+      <w:bookmarkEnd w:id="5"/>
       <w:r>
         <w:t>In-laws</w:t>
       </w:r>
@@ -17735,11 +17864,11 @@
       <w:pPr>
         <w:pStyle w:val="H2"/>
       </w:pPr>
-      <w:bookmarkStart w:id="7" w:name="_Toc205929073"/>
+      <w:bookmarkStart w:id="6" w:name="_Toc205929073"/>
       <w:r>
         <w:t>The Ancient and the New</w:t>
       </w:r>
-      <w:bookmarkEnd w:id="7"/>
+      <w:bookmarkEnd w:id="6"/>
     </w:p>
     <w:p>
       <w:pPr>
@@ -17859,7 +17988,7 @@
         <w:rPr>
           <w:noProof/>
         </w:rPr>
-        <w:t>92</w:t>
+        <w:t>50</w:t>
       </w:r>
     </w:fldSimple>
   </w:p>
@@ -17878,7 +18007,7 @@
         <w:rPr>
           <w:noProof/>
         </w:rPr>
-        <w:t>91</w:t>
+        <w:t>51</w:t>
       </w:r>
     </w:fldSimple>
   </w:p>
@@ -19252,7 +19381,7 @@
 </file>
 
 <file path=customXml/itemProps1.xml><?xml version="1.0" encoding="utf-8"?>
-<ds:datastoreItem xmlns:ds="http://schemas.openxmlformats.org/officeDocument/2006/customXml" ds:itemID="{737855D5-726C-4A36-B6FA-6DE1E398C634}">
+<ds:datastoreItem xmlns:ds="http://schemas.openxmlformats.org/officeDocument/2006/customXml" ds:itemID="{EE5ADD69-8751-4380-BBE5-7CF3746B6E16}">
   <ds:schemaRefs>
     <ds:schemaRef ds:uri="http://schemas.openxmlformats.org/officeDocument/2006/bibliography"/>
   </ds:schemaRefs>

--- a/Books/Stories/ThePrincessAndTheUnknownRoad/Book_ThePrincessAndTheUnknownRoad.docx
+++ b/Books/Stories/ThePrincessAndTheUnknownRoad/Book_ThePrincessAndTheUnknownRoad.docx
@@ -10937,630 +10937,623 @@
       <w:r>
         <w:t>eva,” Felix said as they drove.</w:t>
       </w:r>
+    </w:p>
+    <w:p>
+      <w:r>
+        <w:t xml:space="preserve">Luke gazed out the window </w:t>
+      </w:r>
+      <w:r>
+        <w:t xml:space="preserve">and thought of Paris, </w:t>
+      </w:r>
+      <w:r>
+        <w:t>the city of love. He wanted a girl.</w:t>
+      </w:r>
+      <w:r>
+        <w:t xml:space="preserve"> Puberty was a pain.</w:t>
+      </w:r>
+    </w:p>
+    <w:p>
+      <w:r>
+        <w:t xml:space="preserve">Annie </w:t>
+      </w:r>
+      <w:r>
+        <w:t>stuck</w:t>
+      </w:r>
+      <w:r>
+        <w:t xml:space="preserve"> her head out the window. Her hair flowed gracefully back</w:t>
+      </w:r>
+      <w:r>
+        <w:t xml:space="preserve"> like ribbons in the wind.</w:t>
+      </w:r>
+    </w:p>
+    <w:p>
+      <w:r>
+        <w:t>Within minutes they arrived at the university</w:t>
+      </w:r>
+      <w:r>
+        <w:t>. They stopped in front of a</w:t>
+      </w:r>
+      <w:r>
+        <w:t xml:space="preserve"> non-descript </w:t>
+      </w:r>
+      <w:r>
+        <w:t>garage entrance</w:t>
+      </w:r>
+      <w:r>
+        <w:t xml:space="preserve"> that was marked as closed.</w:t>
+      </w:r>
+    </w:p>
+    <w:p>
+      <w:r>
+        <w:t>Felix</w:t>
+      </w:r>
       <w:r>
         <w:t xml:space="preserve"> </w:t>
       </w:r>
       <w:r>
-        <w:t>&lt;&gt;</w:t>
-      </w:r>
-    </w:p>
-    <w:p>
-      <w:r>
-        <w:t xml:space="preserve">Luke gazed out the window </w:t>
-      </w:r>
-      <w:r>
-        <w:t xml:space="preserve">and thought of Paris, </w:t>
-      </w:r>
-      <w:r>
-        <w:t>the city of love. He wanted a girl.</w:t>
-      </w:r>
-      <w:r>
-        <w:t xml:space="preserve"> Puberty was a pain.</w:t>
-      </w:r>
-    </w:p>
-    <w:p>
-      <w:r>
-        <w:t xml:space="preserve">Annie </w:t>
-      </w:r>
-      <w:r>
-        <w:t>stuck</w:t>
-      </w:r>
-      <w:r>
-        <w:t xml:space="preserve"> her head out the window. Her hair flowed gracefully back</w:t>
-      </w:r>
-      <w:r>
-        <w:t xml:space="preserve"> like ribbons in the wind.</w:t>
-      </w:r>
-    </w:p>
-    <w:p>
-      <w:r>
-        <w:t>Within minutes they arrived at the university</w:t>
-      </w:r>
-      <w:r>
-        <w:t>. They stopped in front of a</w:t>
-      </w:r>
-      <w:r>
-        <w:t xml:space="preserve"> non-descript </w:t>
-      </w:r>
-      <w:r>
-        <w:t>garage entrance</w:t>
-      </w:r>
-      <w:r>
-        <w:t xml:space="preserve"> that was marked as closed.</w:t>
-      </w:r>
-    </w:p>
-    <w:p>
+        <w:t>placed</w:t>
+      </w:r>
+      <w:r>
+        <w:t xml:space="preserve"> his credit card </w:t>
+      </w:r>
+      <w:r>
+        <w:t>against</w:t>
+      </w:r>
+      <w:r>
+        <w:t xml:space="preserve"> a </w:t>
+      </w:r>
+      <w:r>
+        <w:t>card reader</w:t>
+      </w:r>
+      <w:r>
+        <w:t>.</w:t>
+      </w:r>
+    </w:p>
+    <w:p>
+      <w:r>
+        <w:t xml:space="preserve">“Where to, Prince </w:t>
+      </w:r>
       <w:r>
         <w:t>Felix</w:t>
       </w:r>
       <w:r>
+        <w:t>?” a voice asked.</w:t>
+      </w:r>
+    </w:p>
+    <w:p>
+      <w:r>
+        <w:t>“The Hermitage please</w:t>
+      </w:r>
+      <w:r>
+        <w:t>, with a detour to the main shaft</w:t>
+      </w:r>
+      <w:r>
+        <w:t xml:space="preserve">,” </w:t>
+      </w:r>
+      <w:r>
+        <w:t>Felix</w:t>
+      </w:r>
+      <w:r>
+        <w:t xml:space="preserve"> replied.</w:t>
+      </w:r>
+    </w:p>
+    <w:p>
+      <w:r>
+        <w:t xml:space="preserve">The barrier lowered and they drove in. </w:t>
+      </w:r>
+      <w:r>
+        <w:t>The passageway headed downwards and then turned to the left</w:t>
+      </w:r>
+      <w:r>
+        <w:t xml:space="preserve">. In front of them was a </w:t>
+      </w:r>
+      <w:r>
+        <w:t xml:space="preserve">silvery </w:t>
+      </w:r>
+      <w:r>
+        <w:t xml:space="preserve">distortion in the tunnel. </w:t>
+      </w:r>
+      <w:r>
+        <w:t>They drove through.</w:t>
+      </w:r>
+    </w:p>
+    <w:p>
+      <w:r>
+        <w:t>On the other side was a</w:t>
+      </w:r>
+      <w:r>
+        <w:t>nother</w:t>
+      </w:r>
+      <w:r>
+        <w:t xml:space="preserve"> tunnel</w:t>
+      </w:r>
+      <w:r>
+        <w:t xml:space="preserve">, perhaps 100 feet in </w:t>
+      </w:r>
+      <w:r>
+        <w:t>width</w:t>
+      </w:r>
+      <w:r>
+        <w:t xml:space="preserve">. Lining the tunnel was portals to other places. </w:t>
+      </w:r>
+      <w:r>
+        <w:t>Felix</w:t>
+      </w:r>
+      <w:r>
+        <w:t xml:space="preserve"> followed a line on the ground into a main area. It was a huge shaft several thousand feet in diameter. </w:t>
+      </w:r>
+      <w:r>
+        <w:t xml:space="preserve">A spiral ramp, at least 500 feet </w:t>
+      </w:r>
+      <w:r>
+        <w:t>wide</w:t>
+      </w:r>
+      <w:r>
+        <w:t xml:space="preserve">, </w:t>
+      </w:r>
+      <w:r>
+        <w:t>encircled the shaft.</w:t>
+      </w:r>
+      <w:r>
+        <w:t xml:space="preserve"> Various types of vehicles zoomed past on the ramp. Flying vehicles went up and down the central shaft. The place was bustling with traffic.</w:t>
+      </w:r>
+    </w:p>
+    <w:p>
+      <w:r>
+        <w:lastRenderedPageBreak/>
+        <w:t>Felix</w:t>
+      </w:r>
+      <w:r>
+        <w:t xml:space="preserve"> stopped his pickup at the railing of the </w:t>
+      </w:r>
+      <w:r>
+        <w:t>ramp and got out. The others joined him at the railing.</w:t>
+      </w:r>
+    </w:p>
+    <w:p>
+      <w:r>
+        <w:t xml:space="preserve">Luke glanced down a bottomless pit and got vertigo. Looking up, the shaft </w:t>
+      </w:r>
+      <w:r>
+        <w:t>seemed</w:t>
+      </w:r>
+      <w:r>
+        <w:t xml:space="preserve"> endless.</w:t>
+      </w:r>
+    </w:p>
+    <w:p>
+      <w:r>
+        <w:t>“</w:t>
+      </w:r>
+      <w:r>
+        <w:t>This is called Nexus. It</w:t>
+      </w:r>
+      <w:r>
+        <w:t>’s</w:t>
+      </w:r>
+      <w:r>
+        <w:t xml:space="preserve"> the convergence point for </w:t>
+      </w:r>
+      <w:r>
+        <w:t>all that is</w:t>
+      </w:r>
+      <w:r>
+        <w:t xml:space="preserve">. </w:t>
+      </w:r>
+      <w:r>
+        <w:t>Freaky, isn’t it</w:t>
+      </w:r>
+      <w:r>
+        <w:t>, how anyone could build this place</w:t>
+      </w:r>
+      <w:r>
+        <w:t xml:space="preserve">?” </w:t>
+      </w:r>
+      <w:r>
+        <w:t>Felix</w:t>
+      </w:r>
+      <w:r>
+        <w:t xml:space="preserve"> said</w:t>
+      </w:r>
+      <w:r>
+        <w:t xml:space="preserve"> excitedly</w:t>
+      </w:r>
+      <w:r>
+        <w:t>. “This is just one of many shafts. Most of the paths are closed off to humans. If one of you succeeds, then a few of these doors will open up to us.</w:t>
+      </w:r>
+      <w:r>
         <w:t xml:space="preserve"> </w:t>
       </w:r>
       <w:r>
-        <w:t>placed</w:t>
-      </w:r>
-      <w:r>
-        <w:t xml:space="preserve"> his credit card </w:t>
-      </w:r>
-      <w:r>
-        <w:t>against</w:t>
-      </w:r>
-      <w:r>
-        <w:t xml:space="preserve"> a </w:t>
-      </w:r>
-      <w:r>
-        <w:t>card reader</w:t>
-      </w:r>
-      <w:r>
-        <w:t xml:space="preserve"> on </w:t>
-      </w:r>
-      <w:r>
-        <w:t>a nearby concrete pillar</w:t>
+        <w:t xml:space="preserve">I love visiting because it’s so cool. </w:t>
+      </w:r>
+      <w:r>
+        <w:t>What do you think of this place?”</w:t>
+      </w:r>
+    </w:p>
+    <w:p>
+      <w:r>
+        <w:t>“I don’t know,” Luke replied</w:t>
+      </w:r>
+      <w:r>
+        <w:t xml:space="preserve"> nervously</w:t>
+      </w:r>
+      <w:r>
+        <w:t xml:space="preserve">. “It’s giving me a </w:t>
+      </w:r>
+      <w:r>
+        <w:t>strange</w:t>
+      </w:r>
+      <w:r>
+        <w:t xml:space="preserve"> sensation</w:t>
+      </w:r>
+      <w:r>
+        <w:t>, as if I’m cut off from the rest of the world</w:t>
       </w:r>
       <w:r>
         <w:t>.</w:t>
       </w:r>
-    </w:p>
-    <w:p>
-      <w:r>
-        <w:t xml:space="preserve">“Where to, Prince </w:t>
+      <w:r>
+        <w:t xml:space="preserve"> I can see this giant shaft with people coming and going from those corridors.</w:t>
+      </w:r>
+    </w:p>
+    <w:p>
+      <w:r>
+        <w:t>“</w:t>
+      </w:r>
+      <w:r>
+        <w:t xml:space="preserve">But this isn’t just a freakishly huge building. I feel this </w:t>
+      </w:r>
+      <w:r>
+        <w:t xml:space="preserve">place </w:t>
+      </w:r>
+      <w:r>
+        <w:t>is something that is beyond my comprehension.</w:t>
+      </w:r>
+      <w:r>
+        <w:t xml:space="preserve"> </w:t>
+      </w:r>
+      <w:r>
+        <w:t>This place is starting to give me the willies.”</w:t>
+      </w:r>
+    </w:p>
+    <w:p>
+      <w:r>
+        <w:t>“Maybe we should go,” Millie said</w:t>
+      </w:r>
+      <w:r>
+        <w:t xml:space="preserve"> nervously</w:t>
+      </w:r>
+      <w:r>
+        <w:t>. “Portalmancers</w:t>
+      </w:r>
+      <w:r>
+        <w:t xml:space="preserve"> have senses we don’t have. Being outside of the universe for too long isn’t a good idea for him.”</w:t>
+      </w:r>
+    </w:p>
+    <w:p>
+      <w:r>
+        <w:t xml:space="preserve">“I’m sorry,” </w:t>
       </w:r>
       <w:r>
         <w:t>Felix</w:t>
       </w:r>
       <w:r>
-        <w:t>?” a voice asked.</w:t>
-      </w:r>
-    </w:p>
-    <w:p>
-      <w:r>
-        <w:t>“The Hermitage please</w:t>
-      </w:r>
-      <w:r>
-        <w:t>, with a detour to the main shaft</w:t>
-      </w:r>
-      <w:r>
-        <w:t xml:space="preserve">,” </w:t>
+        <w:t xml:space="preserve"> said worriedly as he reentered the pickup.</w:t>
+      </w:r>
+      <w:r>
+        <w:t xml:space="preserve"> The others got in and </w:t>
       </w:r>
       <w:r>
         <w:t>Felix</w:t>
       </w:r>
       <w:r>
-        <w:t xml:space="preserve"> replied.</w:t>
-      </w:r>
-    </w:p>
-    <w:p>
-      <w:r>
-        <w:t xml:space="preserve">The barrier lowered and they drove in. </w:t>
-      </w:r>
-      <w:r>
-        <w:t>The passageway headed downwards and then turned to the left</w:t>
-      </w:r>
-      <w:r>
-        <w:t xml:space="preserve">. In front of them was a </w:t>
-      </w:r>
-      <w:r>
-        <w:t xml:space="preserve">silvery </w:t>
-      </w:r>
-      <w:r>
-        <w:t xml:space="preserve">distortion in the tunnel. </w:t>
-      </w:r>
-      <w:r>
-        <w:t>They drove through.</w:t>
-      </w:r>
-    </w:p>
-    <w:p>
-      <w:r>
-        <w:t>On the other side was a</w:t>
-      </w:r>
-      <w:r>
-        <w:t>nother</w:t>
-      </w:r>
-      <w:r>
-        <w:t xml:space="preserve"> tunnel</w:t>
-      </w:r>
-      <w:r>
-        <w:t xml:space="preserve">, perhaps 100 feet in </w:t>
-      </w:r>
-      <w:r>
-        <w:t>width</w:t>
-      </w:r>
-      <w:r>
-        <w:t xml:space="preserve">. Lining the tunnel was portals to other places. </w:t>
+        <w:t xml:space="preserve"> followed the path. They returned to the tunnel they came from and entered a portal.</w:t>
+      </w:r>
+    </w:p>
+    <w:p>
+      <w:r>
+        <w:t>“Home sweet home,” Luke sighed.</w:t>
+      </w:r>
+    </w:p>
+    <w:p>
+      <w:r>
+        <w:t xml:space="preserve">“You’ve lived in </w:t>
+      </w:r>
+      <w:r>
+        <w:t>Saint Petersburg</w:t>
+      </w:r>
+      <w:r>
+        <w:t xml:space="preserve">?” </w:t>
       </w:r>
       <w:r>
         <w:t>Felix</w:t>
       </w:r>
       <w:r>
-        <w:t xml:space="preserve"> followed a line on the ground into a main area. It was a huge shaft several thousand feet in diameter. </w:t>
-      </w:r>
-      <w:r>
-        <w:t xml:space="preserve">A spiral ramp, at least 500 feet </w:t>
-      </w:r>
-      <w:r>
-        <w:t>wide</w:t>
+        <w:t xml:space="preserve"> asked in surprise.</w:t>
+      </w:r>
+    </w:p>
+    <w:p>
+      <w:r>
+        <w:t xml:space="preserve">“No,” Luke </w:t>
+      </w:r>
+      <w:r>
+        <w:t>denied</w:t>
+      </w:r>
+      <w:r>
+        <w:t>. “</w:t>
+      </w:r>
+      <w:r>
+        <w:t>I live on planet Earth and I’m happy to be back. That place was starting to get to me.</w:t>
+      </w:r>
+      <w:r>
+        <w:t xml:space="preserve"> It was so…I don’t know.</w:t>
+      </w:r>
+      <w:r>
+        <w:t xml:space="preserve"> I think what we saw was </w:t>
+      </w:r>
+      <w:r>
+        <w:t xml:space="preserve">an </w:t>
+      </w:r>
+      <w:r>
+        <w:t>illusion for the convenience of us mere mortals.</w:t>
+      </w:r>
+      <w:r>
+        <w:t>”</w:t>
+      </w:r>
+    </w:p>
+    <w:p>
+      <w:r>
+        <w:lastRenderedPageBreak/>
+        <w:t>Felix</w:t>
+      </w:r>
+      <w:r>
+        <w:t xml:space="preserve"> didn’t know what to say so he said, “Welcome to the Hermitage, one of the most beautiful museums in the world.”</w:t>
+      </w:r>
+    </w:p>
+    <w:p>
+      <w:r>
+        <w:t xml:space="preserve">They drove on and parked. </w:t>
+      </w:r>
+      <w:r>
+        <w:t>“</w:t>
+      </w:r>
+      <w:r>
+        <w:t xml:space="preserve">This is the </w:t>
+      </w:r>
+      <w:r>
+        <w:t>Winter Palace</w:t>
+      </w:r>
+      <w:r>
+        <w:t>.”</w:t>
+      </w:r>
+      <w:r>
+        <w:t xml:space="preserve"> </w:t>
+      </w:r>
+      <w:r>
+        <w:t xml:space="preserve">They entered and </w:t>
+      </w:r>
+      <w:r>
+        <w:t>approached</w:t>
+      </w:r>
+      <w:r>
+        <w:t xml:space="preserve"> </w:t>
+      </w:r>
+      <w:r>
+        <w:t xml:space="preserve">a </w:t>
+      </w:r>
+      <w:r>
+        <w:t xml:space="preserve">guard </w:t>
+      </w:r>
+      <w:r>
+        <w:t>sitting at a security desk</w:t>
+      </w:r>
+      <w:r>
+        <w:t>.</w:t>
+      </w:r>
+    </w:p>
+    <w:p>
+      <w:r>
+        <w:t xml:space="preserve">The guard got up and </w:t>
+      </w:r>
+      <w:r>
+        <w:t>said, “Evening Prince Felix</w:t>
+      </w:r>
+      <w:r>
+        <w:t>, Princess Millie</w:t>
+      </w:r>
+      <w:r>
+        <w:t>.</w:t>
+      </w:r>
+      <w:r>
+        <w:t>”</w:t>
+      </w:r>
+    </w:p>
+    <w:p>
+      <w:r>
+        <w:t xml:space="preserve">“Evening </w:t>
+      </w:r>
+      <w:r>
+        <w:t>Igor</w:t>
+      </w:r>
+      <w:r>
+        <w:t>,” Felix said. “This is Luke. Do you have a room for him?”</w:t>
+      </w:r>
+    </w:p>
+    <w:p>
+      <w:r>
+        <w:t xml:space="preserve">“Yes </w:t>
+      </w:r>
+      <w:r>
+        <w:t>highness</w:t>
+      </w:r>
+      <w:r>
+        <w:t>,” Igor said. “Here is his key. I’ll show you the room.”</w:t>
+      </w:r>
+    </w:p>
+    <w:p>
+      <w:r>
+        <w:t>They walked up a marble staircase and entered a hallway lined with Renaissance paintings.</w:t>
+      </w:r>
+      <w:r>
+        <w:t xml:space="preserve"> They entered a wing off limits to the general public.</w:t>
+      </w:r>
+    </w:p>
+    <w:p>
+      <w:r>
+        <w:t xml:space="preserve">“This is </w:t>
+      </w:r>
+      <w:r>
+        <w:t>your room</w:t>
+      </w:r>
+      <w:r>
+        <w:t xml:space="preserve"> sir,” Igor said.</w:t>
+      </w:r>
+    </w:p>
+    <w:p>
+      <w:r>
+        <w:t>“Thank you</w:t>
+      </w:r>
+      <w:r>
+        <w:t xml:space="preserve"> </w:t>
+      </w:r>
+      <w:r>
+        <w:t>Igor</w:t>
+      </w:r>
+      <w:r>
+        <w:t xml:space="preserve">,” Felix </w:t>
+      </w:r>
+      <w:r>
+        <w:t>replied</w:t>
+      </w:r>
+      <w:r>
+        <w:t xml:space="preserve"> courteously</w:t>
+      </w:r>
+      <w:r>
+        <w:t>. “Have a good night</w:t>
+      </w:r>
+      <w:r>
+        <w:t>.</w:t>
+      </w:r>
+      <w:r>
+        <w:t>”</w:t>
+      </w:r>
+    </w:p>
+    <w:p>
+      <w:r>
+        <w:t>“</w:t>
+      </w:r>
+      <w:r>
+        <w:t>You too</w:t>
       </w:r>
       <w:r>
         <w:t xml:space="preserve">, </w:t>
       </w:r>
       <w:r>
-        <w:t>encircled the shaft.</w:t>
-      </w:r>
-      <w:r>
-        <w:t xml:space="preserve"> Various types of vehicles zoomed past on the ramp. Flying vehicles </w:t>
-      </w:r>
+        <w:t>highnesses</w:t>
+      </w:r>
+      <w:r>
+        <w:t>, honored guest</w:t>
+      </w:r>
+      <w:r>
+        <w:t>,” Igor said and left.</w:t>
+      </w:r>
+    </w:p>
+    <w:p>
+      <w:r>
+        <w:t>“My room is there, my parent’s room is there and Millie’s room is there,” Felix said</w:t>
+      </w:r>
+      <w:r>
+        <w:t>, pointing out the important landmarks</w:t>
+      </w:r>
+      <w:r>
+        <w:t>. “Most of the rooms are empty. It gets lonely living in a museum</w:t>
+      </w:r>
+      <w:r>
+        <w:t xml:space="preserve"> but </w:t>
+      </w:r>
+      <w:r>
+        <w:t>what can we do?</w:t>
+      </w:r>
+      <w:r>
+        <w:t>”</w:t>
+      </w:r>
+    </w:p>
+    <w:p>
+      <w:r>
+        <w:t xml:space="preserve">Luke unlocked the room and entered a bedroom </w:t>
+      </w:r>
+      <w:r>
+        <w:t xml:space="preserve">built </w:t>
+      </w:r>
+      <w:r>
+        <w:t xml:space="preserve">for a prince. </w:t>
+      </w:r>
+      <w:r>
+        <w:t xml:space="preserve">The carpet was richer than the one outside. Several </w:t>
+      </w:r>
+      <w:r>
+        <w:t xml:space="preserve">paintings lined the walls, including a </w:t>
+      </w:r>
+      <w:r>
+        <w:t xml:space="preserve">Rembrandt </w:t>
+      </w:r>
+      <w:r>
+        <w:t>Luke recognized from a book</w:t>
+      </w:r>
+      <w:r>
+        <w:t>. Priceless artifacts filled the room.</w:t>
+      </w:r>
+    </w:p>
+    <w:p>
+      <w:r>
+        <w:t xml:space="preserve">Annie dashed in and looked around. She spotted the bed </w:t>
+      </w:r>
+      <w:r>
+        <w:t>and jump</w:t>
+      </w:r>
+      <w:r>
+        <w:t>ed</w:t>
+      </w:r>
+      <w:r>
+        <w:t xml:space="preserve"> on</w:t>
+      </w:r>
+      <w:r>
+        <w:t>to</w:t>
+      </w:r>
+      <w:r>
+        <w:t xml:space="preserve"> it.</w:t>
+      </w:r>
+    </w:p>
+    <w:p>
+      <w:r>
+        <w:t xml:space="preserve">“Are you sure it’s okay </w:t>
+      </w:r>
+      <w:r>
+        <w:t xml:space="preserve">for me </w:t>
+      </w:r>
+      <w:r>
+        <w:t>to stay in such a fancy place?” Luke asked nervously.</w:t>
+      </w:r>
+    </w:p>
+    <w:p>
       <w:r>
         <w:lastRenderedPageBreak/>
-        <w:t>went up and down the central shaft. The place was bustling with traffic.</w:t>
-      </w:r>
-    </w:p>
-    <w:p>
-      <w:r>
-        <w:t>Felix</w:t>
-      </w:r>
-      <w:r>
-        <w:t xml:space="preserve"> stopped his pickup at the railing of the </w:t>
-      </w:r>
-      <w:r>
-        <w:t>ramp and got out. The others joined him at the railing.</w:t>
-      </w:r>
-    </w:p>
-    <w:p>
-      <w:r>
-        <w:t xml:space="preserve">Luke glanced down a bottomless pit and got vertigo. Looking up, the shaft </w:t>
-      </w:r>
-      <w:r>
-        <w:t>seemed</w:t>
-      </w:r>
-      <w:r>
-        <w:t xml:space="preserve"> endless.</w:t>
-      </w:r>
-    </w:p>
-    <w:p>
-      <w:r>
-        <w:t>“</w:t>
-      </w:r>
-      <w:r>
-        <w:t>This is called Nexus. It</w:t>
-      </w:r>
-      <w:r>
-        <w:t>’s</w:t>
-      </w:r>
-      <w:r>
-        <w:t xml:space="preserve"> the convergence point for </w:t>
-      </w:r>
-      <w:r>
-        <w:t>all that is</w:t>
-      </w:r>
-      <w:r>
-        <w:t xml:space="preserve">. </w:t>
-      </w:r>
-      <w:r>
-        <w:t>Freaky, isn’t it</w:t>
-      </w:r>
-      <w:r>
-        <w:t>, how anyone could build this place</w:t>
-      </w:r>
-      <w:r>
-        <w:t xml:space="preserve">?” </w:t>
-      </w:r>
-      <w:r>
-        <w:t>Felix</w:t>
-      </w:r>
-      <w:r>
-        <w:t xml:space="preserve"> said</w:t>
-      </w:r>
-      <w:r>
-        <w:t xml:space="preserve"> excitedly</w:t>
-      </w:r>
-      <w:r>
-        <w:t>. “This is just one of many shafts. Most of the paths are closed off to humans. If one of you succeeds, then a few of these doors will open up to us.</w:t>
-      </w:r>
-      <w:r>
-        <w:t xml:space="preserve"> </w:t>
-      </w:r>
-      <w:r>
-        <w:t xml:space="preserve">I love visiting because it’s so cool. </w:t>
-      </w:r>
-      <w:r>
-        <w:t>What do you think of this place?”</w:t>
-      </w:r>
-    </w:p>
-    <w:p>
-      <w:r>
-        <w:t>“I don’t know,” Luke replied</w:t>
-      </w:r>
-      <w:r>
-        <w:t xml:space="preserve"> nervously</w:t>
-      </w:r>
-      <w:r>
-        <w:t xml:space="preserve">. “It’s giving me a </w:t>
-      </w:r>
-      <w:r>
-        <w:t>strange</w:t>
-      </w:r>
-      <w:r>
-        <w:t xml:space="preserve"> sensation</w:t>
-      </w:r>
-      <w:r>
-        <w:t>, as if I’m cut off from the rest of the world</w:t>
-      </w:r>
-      <w:r>
-        <w:t>.</w:t>
-      </w:r>
-      <w:r>
-        <w:t xml:space="preserve"> I can see this giant shaft with people coming and going from those corridors.</w:t>
-      </w:r>
-    </w:p>
-    <w:p>
-      <w:r>
-        <w:t>“</w:t>
-      </w:r>
-      <w:r>
-        <w:t xml:space="preserve">But this isn’t just a freakishly huge building. I feel this </w:t>
-      </w:r>
-      <w:r>
-        <w:t xml:space="preserve">place </w:t>
-      </w:r>
-      <w:r>
-        <w:t>is something that is beyond my comprehension.</w:t>
-      </w:r>
-      <w:r>
-        <w:t xml:space="preserve"> </w:t>
-      </w:r>
-      <w:r>
-        <w:t>This place is starting to give me the willies.”</w:t>
-      </w:r>
-    </w:p>
-    <w:p>
-      <w:r>
-        <w:t>“Maybe we should go,” Millie said</w:t>
-      </w:r>
-      <w:r>
-        <w:t xml:space="preserve"> nervously</w:t>
-      </w:r>
-      <w:r>
-        <w:t>. “Portalmancers</w:t>
-      </w:r>
-      <w:r>
-        <w:t xml:space="preserve"> have senses we don’t have. Being outside of the universe for too long isn’t a good idea for him.”</w:t>
-      </w:r>
-    </w:p>
-    <w:p>
-      <w:r>
-        <w:t xml:space="preserve">“I’m sorry,” </w:t>
-      </w:r>
-      <w:r>
-        <w:t>Felix</w:t>
-      </w:r>
-      <w:r>
-        <w:t xml:space="preserve"> said worriedly as he reentered the pickup.</w:t>
-      </w:r>
-      <w:r>
-        <w:t xml:space="preserve"> The others got in and </w:t>
-      </w:r>
-      <w:r>
-        <w:t>Felix</w:t>
-      </w:r>
-      <w:r>
-        <w:t xml:space="preserve"> followed the path. They returned to the tunnel they came from and entered a portal.</w:t>
-      </w:r>
-    </w:p>
-    <w:p>
-      <w:r>
-        <w:t>“Home sweet home,” Luke sighed.</w:t>
-      </w:r>
-    </w:p>
-    <w:p>
-      <w:r>
-        <w:t xml:space="preserve">“You’ve lived in </w:t>
-      </w:r>
-      <w:r>
-        <w:t>Saint Petersburg</w:t>
-      </w:r>
-      <w:r>
-        <w:t xml:space="preserve">?” </w:t>
-      </w:r>
-      <w:r>
-        <w:t>Felix</w:t>
-      </w:r>
-      <w:r>
-        <w:t xml:space="preserve"> asked in surprise.</w:t>
-      </w:r>
-    </w:p>
-    <w:p>
-      <w:r>
-        <w:lastRenderedPageBreak/>
-        <w:t xml:space="preserve">“No,” Luke </w:t>
-      </w:r>
-      <w:r>
-        <w:t>denied</w:t>
-      </w:r>
-      <w:r>
-        <w:t>. “</w:t>
-      </w:r>
-      <w:r>
-        <w:t>I live on planet Earth and I’m happy to be back. That place was starting to get to me.</w:t>
-      </w:r>
-      <w:r>
-        <w:t xml:space="preserve"> It was so…I don’t know.</w:t>
-      </w:r>
-      <w:r>
-        <w:t xml:space="preserve"> I think what we saw was </w:t>
-      </w:r>
-      <w:r>
-        <w:t xml:space="preserve">an </w:t>
-      </w:r>
-      <w:r>
-        <w:t>illusion for the convenience of us mere mortals.</w:t>
-      </w:r>
-      <w:r>
-        <w:t>”</w:t>
-      </w:r>
-    </w:p>
-    <w:p>
-      <w:r>
-        <w:t>Felix</w:t>
-      </w:r>
-      <w:r>
-        <w:t xml:space="preserve"> didn’t know what to say so he said, “Welcome to the Hermitage, one of the most beautiful museums in the world.”</w:t>
-      </w:r>
-    </w:p>
-    <w:p>
-      <w:r>
-        <w:t xml:space="preserve">They drove on and parked. </w:t>
-      </w:r>
-      <w:r>
-        <w:t>“</w:t>
-      </w:r>
-      <w:r>
-        <w:t xml:space="preserve">This is the </w:t>
-      </w:r>
-      <w:r>
-        <w:t>Winter Palace</w:t>
-      </w:r>
-      <w:r>
-        <w:t>.”</w:t>
-      </w:r>
-      <w:r>
-        <w:t xml:space="preserve"> </w:t>
-      </w:r>
-      <w:r>
-        <w:t xml:space="preserve">They entered and </w:t>
-      </w:r>
-      <w:r>
-        <w:t>approached</w:t>
-      </w:r>
-      <w:r>
-        <w:t xml:space="preserve"> </w:t>
-      </w:r>
-      <w:r>
-        <w:t xml:space="preserve">a </w:t>
-      </w:r>
-      <w:r>
-        <w:t xml:space="preserve">guard </w:t>
-      </w:r>
-      <w:r>
-        <w:t>sitting at a security desk</w:t>
-      </w:r>
-      <w:r>
-        <w:t>.</w:t>
-      </w:r>
-    </w:p>
-    <w:p>
-      <w:r>
-        <w:t xml:space="preserve">The guard got up and </w:t>
-      </w:r>
-      <w:r>
-        <w:t>said, “Evening Prince Felix</w:t>
-      </w:r>
-      <w:r>
-        <w:t>, Princess Millie</w:t>
-      </w:r>
-      <w:r>
-        <w:t>.</w:t>
-      </w:r>
-      <w:r>
-        <w:t>”</w:t>
-      </w:r>
-    </w:p>
-    <w:p>
-      <w:r>
-        <w:t xml:space="preserve">“Evening </w:t>
-      </w:r>
-      <w:r>
-        <w:t>Igor</w:t>
-      </w:r>
-      <w:r>
-        <w:t>,” Felix said. “This is Luke. Do you have a room for him?”</w:t>
-      </w:r>
-    </w:p>
-    <w:p>
-      <w:r>
-        <w:t xml:space="preserve">“Yes </w:t>
-      </w:r>
-      <w:r>
-        <w:t>highness</w:t>
-      </w:r>
-      <w:r>
-        <w:t>,” Igor said. “Here is his key. I’ll show you the room.”</w:t>
-      </w:r>
-    </w:p>
-    <w:p>
-      <w:r>
-        <w:t>They walked up a marble staircase and entered a hallway lined with Renaissance paintings.</w:t>
-      </w:r>
-      <w:r>
-        <w:t xml:space="preserve"> They entered a wing off limits to the general public.</w:t>
-      </w:r>
-    </w:p>
-    <w:p>
-      <w:r>
-        <w:t xml:space="preserve">“This is </w:t>
-      </w:r>
-      <w:r>
-        <w:t>your room</w:t>
-      </w:r>
-      <w:r>
-        <w:t xml:space="preserve"> sir,” Igor said.</w:t>
-      </w:r>
-    </w:p>
-    <w:p>
-      <w:r>
-        <w:t>“Thank you</w:t>
-      </w:r>
-      <w:r>
-        <w:t xml:space="preserve"> </w:t>
-      </w:r>
-      <w:r>
-        <w:t>Igor</w:t>
-      </w:r>
-      <w:r>
-        <w:t xml:space="preserve">,” Felix </w:t>
-      </w:r>
-      <w:r>
-        <w:t>replied</w:t>
-      </w:r>
-      <w:r>
-        <w:t xml:space="preserve"> courteously</w:t>
-      </w:r>
-      <w:r>
-        <w:t>. “Have a good night</w:t>
-      </w:r>
-      <w:r>
-        <w:t>.</w:t>
-      </w:r>
-      <w:r>
-        <w:t>”</w:t>
-      </w:r>
-    </w:p>
-    <w:p>
-      <w:r>
-        <w:t>“</w:t>
-      </w:r>
-      <w:r>
-        <w:t>You too</w:t>
-      </w:r>
-      <w:r>
-        <w:t xml:space="preserve">, </w:t>
-      </w:r>
-      <w:r>
-        <w:t>highnesses</w:t>
-      </w:r>
-      <w:r>
-        <w:t>, honored guest</w:t>
-      </w:r>
-      <w:r>
-        <w:t>,” Igor said and left.</w:t>
-      </w:r>
-    </w:p>
-    <w:p>
-      <w:r>
-        <w:t>“My room is there, my parent’s room is there and Millie’s room is there,” Felix said</w:t>
-      </w:r>
-      <w:r>
-        <w:t>, pointing out the important landmarks</w:t>
-      </w:r>
-      <w:r>
-        <w:t>. “Most of the rooms are empty. It gets lonely living in a museum</w:t>
-      </w:r>
-      <w:r>
-        <w:t xml:space="preserve"> but </w:t>
-      </w:r>
-      <w:r>
-        <w:t>what can we do?</w:t>
-      </w:r>
-      <w:r>
-        <w:t>”</w:t>
-      </w:r>
-    </w:p>
-    <w:p>
-      <w:r>
-        <w:t xml:space="preserve">Luke unlocked the room and entered a bedroom </w:t>
-      </w:r>
-      <w:r>
-        <w:t xml:space="preserve">built </w:t>
-      </w:r>
-      <w:r>
-        <w:t xml:space="preserve">for a prince. </w:t>
-      </w:r>
-      <w:r>
-        <w:t xml:space="preserve">The carpet was richer than the one outside. Several </w:t>
-      </w:r>
-      <w:r>
-        <w:t xml:space="preserve">paintings lined the walls, including a </w:t>
-      </w:r>
-      <w:r>
-        <w:t xml:space="preserve">Rembrandt </w:t>
-      </w:r>
-      <w:r>
-        <w:t>Luke recognized from a book</w:t>
-      </w:r>
-      <w:r>
-        <w:t>. Priceless artifacts filled the room.</w:t>
-      </w:r>
-    </w:p>
-    <w:p>
-      <w:r>
-        <w:t xml:space="preserve">Annie dashed in and looked around. She spotted the bed </w:t>
-      </w:r>
-      <w:r>
-        <w:t>and jump</w:t>
-      </w:r>
-      <w:r>
-        <w:t>ed</w:t>
-      </w:r>
-      <w:r>
-        <w:t xml:space="preserve"> on</w:t>
-      </w:r>
-      <w:r>
-        <w:t>to</w:t>
-      </w:r>
-      <w:r>
-        <w:t xml:space="preserve"> it.</w:t>
-      </w:r>
-    </w:p>
-    <w:p>
-      <w:r>
-        <w:lastRenderedPageBreak/>
-        <w:t xml:space="preserve">“Are you sure it’s okay </w:t>
-      </w:r>
-      <w:r>
-        <w:t xml:space="preserve">for me </w:t>
-      </w:r>
-      <w:r>
-        <w:t>to stay in such a fancy place?” Luke asked nervously.</w:t>
-      </w:r>
-    </w:p>
-    <w:p>
-      <w:r>
         <w:t>Felix just shrugged. “I’m sorry this room is so pompous, but this p</w:t>
       </w:r>
       <w:r>
         <w:t>a</w:t>
       </w:r>
       <w:r>
-        <w:t>lace was built for the emperor of Russia, and the Hermitage is an historical landmark. Don’t worry about making a mess. This room was meant to be lived in.”</w:t>
+        <w:t>lace was built for the emperor of Russia, and the Hermitage is an historical landmark. Don’t worry about making a mess. This</w:t>
+      </w:r>
+      <w:r>
+        <w:t xml:space="preserve"> room was meant to be lived in.</w:t>
+      </w:r>
+    </w:p>
+    <w:p>
+      <w:r>
+        <w:t>“Also we have cleaning magic. Everything is fixable as long as no humans see.”</w:t>
       </w:r>
     </w:p>
     <w:p>
@@ -11898,7 +11891,13 @@
         <w:t>Pajamas on, Luke</w:t>
       </w:r>
       <w:r>
-        <w:t xml:space="preserve"> setup his laptop and surfed the net. Annie </w:t>
+        <w:t xml:space="preserve"> </w:t>
+      </w:r>
+      <w:r>
+        <w:t>connected to the WIFI</w:t>
+      </w:r>
+      <w:r>
+        <w:t xml:space="preserve"> and surfed the net. Annie </w:t>
       </w:r>
       <w:r>
         <w:t>sat cross-legged on the table in front of the laptop</w:t>
@@ -12169,7 +12168,13 @@
     </w:p>
     <w:p>
       <w:r>
-        <w:t>Slowly time ticked on. It was the longest night of his life.</w:t>
+        <w:t>Slowly</w:t>
+      </w:r>
+      <w:r>
+        <w:t>, painfully,</w:t>
+      </w:r>
+      <w:r>
+        <w:t xml:space="preserve"> time ticked on. It was the longest night of his life.</w:t>
       </w:r>
     </w:p>
     <w:p>
@@ -12567,7 +12572,13 @@
     </w:p>
     <w:p>
       <w:r>
-        <w:t>“You would do that for me?” Luke asked in surprise. That response hit the parents like a sledgehammer. They looked as if they wanted to get up and give him a hug.</w:t>
+        <w:t xml:space="preserve">“You would do that for me?” Luke asked in surprise. That response hit the parents like a sledgehammer. </w:t>
+      </w:r>
+      <w:r>
+        <w:t>Each felt the need to</w:t>
+      </w:r>
+      <w:r>
+        <w:t xml:space="preserve"> get up and give him a hug.</w:t>
       </w:r>
     </w:p>
     <w:p>
@@ -12586,6 +12597,11 @@
     <w:p>
       <w:r>
         <w:t>“That’s okay dear,” Helga said. “Felix always wanted a baby brother.”</w:t>
+      </w:r>
+    </w:p>
+    <w:p>
+      <w:r>
+        <w:t>“Instead I got a bunch of sisters,” Felix complained.</w:t>
       </w:r>
     </w:p>
     <w:p>
@@ -12627,6 +12643,7 @@
     </w:p>
     <w:p>
       <w:r>
+        <w:lastRenderedPageBreak/>
         <w:t xml:space="preserve">“Sometimes they issue challenges </w:t>
       </w:r>
       <w:r>
@@ -12641,99 +12658,114 @@
     </w:p>
     <w:p>
       <w:r>
+        <w:t>“In the human world, there is no destiny</w:t>
+      </w:r>
+      <w:r>
+        <w:t>,</w:t>
+      </w:r>
+      <w:r>
+        <w:t xml:space="preserve"> challenges and stuff,” Luke mused. “</w:t>
+      </w:r>
+      <w:r>
+        <w:t xml:space="preserve">In fact, </w:t>
+      </w:r>
+      <w:r>
+        <w:t>life has</w:t>
+      </w:r>
+      <w:r>
+        <w:t xml:space="preserve"> no meaning at all</w:t>
+      </w:r>
+      <w:r>
+        <w:t>. Everyone is just a cog in a machine that no one built and which has no purpose.”</w:t>
+      </w:r>
+    </w:p>
+    <w:p>
+      <w:r>
+        <w:t>“That’s so sad,” Millie said.</w:t>
+      </w:r>
+    </w:p>
+    <w:p>
+      <w:r>
+        <w:t>“Where’s the food? I’m hungry,” Annie said</w:t>
+      </w:r>
+      <w:r>
+        <w:t xml:space="preserve"> and spread jam on buttered toast.</w:t>
+      </w:r>
+    </w:p>
+    <w:p>
+      <w:r>
+        <w:t>Luke looked at Annie and realized he was fond of the little cat. “You’re the best spirit beast in the world Annie. Did you know that?”</w:t>
+      </w:r>
+    </w:p>
+    <w:p>
+      <w:r>
+        <w:t xml:space="preserve">“I know,” Annie </w:t>
+      </w:r>
+      <w:r>
+        <w:t xml:space="preserve">replied to </w:t>
+      </w:r>
+      <w:r>
+        <w:t xml:space="preserve">the </w:t>
+      </w:r>
+      <w:r>
+        <w:t>obvious question</w:t>
+      </w:r>
+      <w:r>
+        <w:t>. “This jam is good. You should try some.”</w:t>
+      </w:r>
+    </w:p>
+    <w:p>
+      <w:r>
+        <w:t>“Who or what are the gods?” Luke asked.</w:t>
+      </w:r>
+    </w:p>
+    <w:p>
+      <w:r>
+        <w:t>The food arrived and Annie said</w:t>
+      </w:r>
+      <w:r>
+        <w:t>, “Finally. I was about to waste away into nothingness.”</w:t>
+      </w:r>
+    </w:p>
+    <w:p>
+      <w:r>
+        <w:t>“Some people think they are beings from a higher plane of existence,” Helga said. “Others think they are aliens, performing weird experiments.</w:t>
+      </w:r>
+      <w:r>
+        <w:t xml:space="preserve"> </w:t>
+      </w:r>
+      <w:r>
+        <w:t>There’s so much we don’t know about the world and what’s beyond.</w:t>
+      </w:r>
+    </w:p>
+    <w:p>
+      <w:r>
+        <w:t>“We don’t even understand the weird powers we have.</w:t>
+      </w:r>
+      <w:r>
+        <w:t xml:space="preserve"> Using them is more art than science.</w:t>
+      </w:r>
+      <w:r>
+        <w:t>”</w:t>
+      </w:r>
+    </w:p>
+    <w:p>
+      <w:r>
+        <w:t>“Do gods such as Zeus and Athena exist?” Luke asked.</w:t>
+      </w:r>
+    </w:p>
+    <w:p>
+      <w:r>
+        <w:t>“Is there a cat god?” Annie asked.</w:t>
+      </w:r>
+    </w:p>
+    <w:p>
+      <w:r>
+        <w:t xml:space="preserve">“Yes and no,” Helga replied enigmatically. “Nothing can be proved scientifically. However we do get visitations from time to time. Reality </w:t>
+      </w:r>
+      <w:r>
         <w:lastRenderedPageBreak/>
-        <w:t>“In the human world, there is no destiny</w:t>
-      </w:r>
-      <w:r>
-        <w:t>,</w:t>
-      </w:r>
-      <w:r>
-        <w:t xml:space="preserve"> challenges and stuff,” Luke mused. “</w:t>
-      </w:r>
-      <w:r>
-        <w:t xml:space="preserve">In fact, </w:t>
-      </w:r>
-      <w:r>
-        <w:t>life has</w:t>
-      </w:r>
-      <w:r>
-        <w:t xml:space="preserve"> no meaning at all</w:t>
-      </w:r>
-      <w:r>
-        <w:t>. Everyone is just a cog in a machine that no one built and which has no purpose.”</w:t>
-      </w:r>
-    </w:p>
-    <w:p>
-      <w:r>
-        <w:t>“That’s so sad,” Millie said.</w:t>
-      </w:r>
-    </w:p>
-    <w:p>
-      <w:r>
-        <w:t>“Where’s the food? I’m hungry,” Annie said</w:t>
-      </w:r>
-      <w:r>
-        <w:t xml:space="preserve"> and spread jam on buttered toast.</w:t>
-      </w:r>
-    </w:p>
-    <w:p>
-      <w:r>
-        <w:t>Luke looked at Annie and realized he was fond of the little cat. “You’re the best spirit beast in the world Annie. Did you know that?”</w:t>
-      </w:r>
-    </w:p>
-    <w:p>
-      <w:r>
-        <w:t xml:space="preserve">“I know,” Annie </w:t>
-      </w:r>
-      <w:r>
-        <w:t>replied to an obvious question</w:t>
-      </w:r>
-      <w:r>
-        <w:t>. “This jam is good. You should try some.”</w:t>
-      </w:r>
-    </w:p>
-    <w:p>
-      <w:r>
-        <w:t>“Who or what are the gods?” Luke asked.</w:t>
-      </w:r>
-    </w:p>
-    <w:p>
-      <w:r>
-        <w:t>The food arrived and Annie said</w:t>
-      </w:r>
-      <w:r>
-        <w:t>, “Finally. I was about to waste away into nothingness.”</w:t>
-      </w:r>
-    </w:p>
-    <w:p>
-      <w:r>
-        <w:t>“Some people think they are beings from a higher plane of existence,” Helga said. “Others think they are aliens, performing weird experiments.</w:t>
-      </w:r>
-      <w:r>
-        <w:t xml:space="preserve"> </w:t>
-      </w:r>
-      <w:r>
-        <w:t>There’s so much we don’t know about the world and what’s beyond.</w:t>
-      </w:r>
-    </w:p>
-    <w:p>
-      <w:r>
-        <w:t>“We don’t even understand the weird powers we have.”</w:t>
-      </w:r>
-    </w:p>
-    <w:p>
-      <w:r>
-        <w:t>“Do gods such as Zeus and Athena exist?” Luke asked.</w:t>
-      </w:r>
-    </w:p>
-    <w:p>
-      <w:r>
-        <w:t>“Is there a cat god?” Annie asked.</w:t>
-      </w:r>
-    </w:p>
-    <w:p>
-      <w:r>
-        <w:t>“Yes and no,” Helga replied enigmatically. “Nothing can be proved scientifically. However we do get visitations from time to time. Reality is not the hard and fast thing people think it is. It depends on the plane of existence you’re working on.</w:t>
+        <w:t>is not the hard and fast thing people think it is. It depends on the plane of existence you’re working on.</w:t>
       </w:r>
     </w:p>
     <w:p>
@@ -12743,7 +12775,6 @@
     </w:p>
     <w:p>
       <w:r>
-        <w:lastRenderedPageBreak/>
         <w:t xml:space="preserve">Luke nodded. “I risked breaking my neck looking for Annie when I half </w:t>
       </w:r>
       <w:r>
@@ -12785,15 +12816,7 @@
         <w:t>Bossey</w:t>
       </w:r>
       <w:r>
-        <w:t>. The fear I felt then was different to what I felt last night. Being a wizard can be scary.</w:t>
-      </w:r>
-    </w:p>
-    <w:p>
-      <w:r>
-        <w:t>“This orange juice is good.</w:t>
-      </w:r>
-      <w:r>
-        <w:t>”</w:t>
+        <w:t>. The fear I felt then was different to what I felt last night. Being a wizard can be scary.”</w:t>
       </w:r>
     </w:p>
     <w:p>
@@ -12884,12 +12907,12 @@
     </w:p>
     <w:p>
       <w:r>
+        <w:lastRenderedPageBreak/>
         <w:t>“This can be a pain, since the leaders are always trying to get us to use magic on their behalf.</w:t>
       </w:r>
     </w:p>
     <w:p>
       <w:r>
-        <w:lastRenderedPageBreak/>
         <w:t>“</w:t>
       </w:r>
       <w:r>
@@ -12998,6 +13021,7 @@
     </w:p>
     <w:p>
       <w:r>
+        <w:lastRenderedPageBreak/>
         <w:t xml:space="preserve">The tank-top was so short that Luke could almost see her ample </w:t>
       </w:r>
       <w:r>
@@ -13009,7 +13033,6 @@
     </w:p>
     <w:p>
       <w:r>
-        <w:lastRenderedPageBreak/>
         <w:t xml:space="preserve">Luke’s adolescent urges went on overdrive and he felt the urge to do perverted things to the girl. </w:t>
       </w:r>
       <w:r>
@@ -13191,6 +13214,7 @@
     </w:p>
     <w:p>
       <w:r>
+        <w:lastRenderedPageBreak/>
         <w:t xml:space="preserve">“My, don’t you look handsome dear,” </w:t>
       </w:r>
       <w:r>
@@ -13202,466 +13226,484 @@
     </w:p>
     <w:p>
       <w:r>
+        <w:t>Feeling uncomfortable, Luke just stood and endured in silence.</w:t>
+      </w:r>
+    </w:p>
+    <w:p>
+      <w:r>
+        <w:t>“I like it,” Felix said. “We’ll take it. And now for the casual wear,” he added.</w:t>
+      </w:r>
+    </w:p>
+    <w:p>
+      <w:r>
+        <w:t xml:space="preserve">This time </w:t>
+      </w:r>
+      <w:r>
+        <w:t>Georgi</w:t>
+      </w:r>
+      <w:r>
+        <w:t xml:space="preserve"> gave Luke a silk shirt and another pair of pants. Luke emerged feeling uncomfortable. </w:t>
+      </w:r>
+      <w:r>
+        <w:t>The clothes were a little too fashion-forward for Luke’s tastes.</w:t>
+      </w:r>
+    </w:p>
+    <w:p>
+      <w:r>
+        <w:t xml:space="preserve">“My, I could just eat you up,” </w:t>
+      </w:r>
+      <w:r>
+        <w:t>Georgi</w:t>
+      </w:r>
+      <w:r>
+        <w:t xml:space="preserve"> commented. “Doesn’t he look </w:t>
+      </w:r>
+      <w:r>
+        <w:t>cute</w:t>
+      </w:r>
+      <w:r>
+        <w:t>?”</w:t>
+      </w:r>
+    </w:p>
+    <w:p>
+      <w:r>
+        <w:t>“Luke, you look uncomfortable,” Millie commented.</w:t>
+      </w:r>
+    </w:p>
+    <w:p>
+      <w:r>
+        <w:t>“</w:t>
+      </w:r>
+      <w:r>
+        <w:t>I'm sorry but I'm not comfortable with these kinds of clothes. I was born and raised as a traditional boy in the US</w:t>
+      </w:r>
+      <w:r>
+        <w:t xml:space="preserve">,” Luke </w:t>
+      </w:r>
+      <w:r>
+        <w:t>apologized, feeling hot under the collar</w:t>
+      </w:r>
+      <w:r>
+        <w:t>.</w:t>
+      </w:r>
+    </w:p>
+    <w:p>
+      <w:r>
+        <w:t>“</w:t>
+      </w:r>
+      <w:r>
+        <w:t xml:space="preserve">You </w:t>
+      </w:r>
+      <w:r>
+        <w:t xml:space="preserve">really </w:t>
+      </w:r>
+      <w:r>
+        <w:t>sh</w:t>
+      </w:r>
+      <w:r>
+        <w:t xml:space="preserve">ould embrace your inner feminine,” </w:t>
+      </w:r>
+      <w:r>
+        <w:t>Georgi</w:t>
+      </w:r>
+      <w:r>
+        <w:t xml:space="preserve"> insisted.</w:t>
+      </w:r>
+    </w:p>
+    <w:p>
+      <w:r>
+        <w:t>“Perhaps another time,” Luke promised. His ears felt as if they would catch fire. “Right now, I'm trying to get used to being a new wizard, in a world of magic, spirit beasts and monsters. Not to mention being friends with royalty.</w:t>
+      </w:r>
+      <w:r>
+        <w:t>”</w:t>
+      </w:r>
+    </w:p>
+    <w:p>
+      <w:r>
+        <w:t>Luke looked at himself in a mirror. Annie was sitting on his shoulder. She h</w:t>
+      </w:r>
+      <w:r>
+        <w:t>eld</w:t>
+      </w:r>
+      <w:r>
+        <w:t xml:space="preserve"> a stick and </w:t>
+      </w:r>
+      <w:r>
+        <w:t xml:space="preserve">was </w:t>
+      </w:r>
+      <w:r>
+        <w:t xml:space="preserve">roasting marshmallows over his </w:t>
+      </w:r>
+      <w:r>
+        <w:t xml:space="preserve">bright red </w:t>
+      </w:r>
+      <w:r>
+        <w:t>ear.</w:t>
+      </w:r>
+    </w:p>
+    <w:p>
+      <w:r>
+        <w:t xml:space="preserve">“What?” she </w:t>
+      </w:r>
+      <w:r>
+        <w:t>asked</w:t>
+      </w:r>
+      <w:r>
+        <w:t>. “I like roasted marshmallows.” The marshmallow caught fire and she blew it out.</w:t>
+      </w:r>
+    </w:p>
+    <w:p>
+      <w:r>
+        <w:t>Felix laughed. “I heard people getting hot under the collar in embarrassment, but not hot enough to roast marshmallows.</w:t>
+      </w:r>
+      <w:r>
+        <w:t>”</w:t>
+      </w:r>
+    </w:p>
+    <w:p>
+      <w:r>
         <w:lastRenderedPageBreak/>
-        <w:t>Feeling uncomfortable, Luke just stood and endured in silence.</w:t>
-      </w:r>
-    </w:p>
-    <w:p>
-      <w:r>
-        <w:t>“I like it,” Felix said. “We’ll take it. And now for the casual wear,” he added.</w:t>
-      </w:r>
-    </w:p>
-    <w:p>
-      <w:r>
-        <w:t xml:space="preserve">This time </w:t>
+        <w:t xml:space="preserve">“Me neither,” </w:t>
       </w:r>
       <w:r>
         <w:t>Georgi</w:t>
       </w:r>
       <w:r>
-        <w:t xml:space="preserve"> gave Luke a silk shirt and another pair of pants. Luke emerged feeling uncomfortable. </w:t>
-      </w:r>
-      <w:r>
-        <w:t>The clothes were a little too fashion-forward for Luke’s tastes.</w:t>
-      </w:r>
-    </w:p>
-    <w:p>
-      <w:r>
-        <w:t xml:space="preserve">“My, I could just eat you up,” </w:t>
-      </w:r>
+        <w:t xml:space="preserve"> agreed. “You certainly have a fascinating spirit beast.”</w:t>
+      </w:r>
+    </w:p>
+    <w:p>
+      <w:r>
+        <w:t>“She’s the best in every category</w:t>
+      </w:r>
+      <w:r>
+        <w:t>,</w:t>
+      </w:r>
+      <w:r>
+        <w:t>” Luke agreed, no longer feeling so hot.</w:t>
+      </w:r>
+    </w:p>
+    <w:p>
       <w:r>
         <w:t>Georgi</w:t>
       </w:r>
       <w:r>
-        <w:t xml:space="preserve"> commented. “Doesn’t he look handsome?”</w:t>
-      </w:r>
-    </w:p>
-    <w:p>
-      <w:r>
-        <w:t>“Luke, you look uncomfortable,” Millie commented.</w:t>
-      </w:r>
-    </w:p>
-    <w:p>
+        <w:t xml:space="preserve"> looked at Luke </w:t>
+      </w:r>
+      <w:r>
+        <w:t>sadly</w:t>
+      </w:r>
+      <w:r>
+        <w:t xml:space="preserve"> and </w:t>
+      </w:r>
+      <w:r>
+        <w:t>sighed</w:t>
+      </w:r>
+      <w:r>
+        <w:t xml:space="preserve">, </w:t>
+      </w:r>
       <w:r>
         <w:t>“</w:t>
       </w:r>
       <w:r>
-        <w:t>I'm sorry but I'm not comfortable with these kinds of clothes. I was born and raised as a traditional boy in the US</w:t>
-      </w:r>
-      <w:r>
-        <w:t xml:space="preserve">,” Luke </w:t>
-      </w:r>
-      <w:r>
-        <w:t>apologized, feeling hot under the collar</w:t>
+        <w:t xml:space="preserve">You shouldn’t suppress who you are dear. Very well, </w:t>
+      </w:r>
+      <w:r>
+        <w:t>I fully understand you now</w:t>
       </w:r>
       <w:r>
         <w:t>.</w:t>
       </w:r>
+      <w:r>
+        <w:t xml:space="preserve"> I’ll gi</w:t>
+      </w:r>
+      <w:r>
+        <w:t>ve you more masculine clothes.”</w:t>
+      </w:r>
+    </w:p>
+    <w:p>
+      <w:r>
+        <w:t>Georgi walked away and came back a minute later with the promised clothes.</w:t>
+      </w:r>
+    </w:p>
+    <w:p>
+      <w:r>
+        <w:t>The new outfit was similar to Felix</w:t>
+      </w:r>
+      <w:r>
+        <w:t>’s outfit</w:t>
+      </w:r>
+      <w:r>
+        <w:t>. That satisfied Luke.</w:t>
+      </w:r>
+    </w:p>
+    <w:p>
+      <w:r>
+        <w:t xml:space="preserve">“We’ll wear it out,” Felix said as he handed a credit card to </w:t>
+      </w:r>
+      <w:r>
+        <w:t>Georgi</w:t>
+      </w:r>
+      <w:r>
+        <w:t>.</w:t>
+      </w:r>
+    </w:p>
+    <w:p>
+      <w:r>
+        <w:t xml:space="preserve">“Come back again when you are ready for clothes that suit you,” </w:t>
+      </w:r>
+      <w:r>
+        <w:t>Georgi</w:t>
+      </w:r>
+      <w:r>
+        <w:t xml:space="preserve"> said as he waved them out.</w:t>
+      </w:r>
+    </w:p>
+    <w:p>
+      <w:r>
+        <w:t>“Thanks Felix,” Luke said as they headed for the truck. He felt</w:t>
+      </w:r>
+      <w:r>
+        <w:t xml:space="preserve"> guilty </w:t>
+      </w:r>
+      <w:r>
+        <w:t>for letting</w:t>
+      </w:r>
+      <w:r>
+        <w:t xml:space="preserve"> Felix pa</w:t>
+      </w:r>
+      <w:r>
+        <w:t>y</w:t>
+      </w:r>
+      <w:r>
+        <w:t>.</w:t>
+      </w:r>
+    </w:p>
+    <w:p>
+      <w:r>
+        <w:t xml:space="preserve">“No problem baby brother,” Felix </w:t>
+      </w:r>
+      <w:r>
+        <w:t>replied happily</w:t>
+      </w:r>
+      <w:r>
+        <w:t>. They entered the pickup and Luke put the bags in the back with him.</w:t>
+      </w:r>
+      <w:r>
+        <w:t xml:space="preserve"> “Now that you look decent, let’s </w:t>
+      </w:r>
+      <w:r>
+        <w:t>go exploring.”</w:t>
+      </w:r>
+    </w:p>
+    <w:p>
+      <w:r>
+        <w:t xml:space="preserve">The next stop was the Dali museum. Annie flew directly to the sculpture of Salvador Dali’s giant moustache and floated in the center. “Take a picture of me,” she </w:t>
+      </w:r>
+      <w:r>
+        <w:t>called</w:t>
+      </w:r>
+      <w:r>
+        <w:t xml:space="preserve"> and Luke obliged.</w:t>
+      </w:r>
+    </w:p>
+    <w:p>
+      <w:r>
+        <w:t xml:space="preserve">They entered the museum and Annie went from painting to painting. People stared and pointed. “Look mum, there’s a cat girl floating </w:t>
+      </w:r>
+      <w:r>
+        <w:t>in the air</w:t>
+      </w:r>
+      <w:r>
+        <w:t xml:space="preserve">,” a little girl </w:t>
+      </w:r>
+      <w:r>
+        <w:t>pointed</w:t>
+      </w:r>
+      <w:r>
+        <w:t>.</w:t>
+      </w:r>
+    </w:p>
+    <w:p>
+      <w:r>
+        <w:t xml:space="preserve">“Don’t be ridiculous dear,” the mother </w:t>
+      </w:r>
+      <w:r>
+        <w:t>scolded</w:t>
+      </w:r>
+      <w:r>
+        <w:t xml:space="preserve">. </w:t>
+      </w:r>
+      <w:r>
+        <w:t>S</w:t>
+      </w:r>
+      <w:r>
+        <w:t>he then did a double-take and said, “Good grief. You’re right.”</w:t>
+      </w:r>
+    </w:p>
+    <w:p>
+      <w:r>
+        <w:lastRenderedPageBreak/>
+        <w:t>People star</w:t>
+      </w:r>
+      <w:r>
+        <w:t>ed</w:t>
+      </w:r>
+      <w:r>
+        <w:t xml:space="preserve"> </w:t>
+      </w:r>
+      <w:r>
+        <w:t>and point</w:t>
+      </w:r>
+      <w:r>
+        <w:t>ed</w:t>
+      </w:r>
+      <w:r>
+        <w:t xml:space="preserve">. </w:t>
+      </w:r>
+      <w:r>
+        <w:t>Luke felt increasingly unc</w:t>
+      </w:r>
+      <w:r>
+        <w:t>omfortable as he became the center of the commotion.</w:t>
+      </w:r>
+    </w:p>
+    <w:p>
+      <w:r>
+        <w:t>Annie sat on his shoulder and a twelve-year-old boy said to his friend, “Look there. That guy is playing with dolls.”</w:t>
+      </w:r>
+      <w:r>
+        <w:t xml:space="preserve"> That made Luke’s face turn red in embarrassment.</w:t>
+      </w:r>
+    </w:p>
+    <w:p>
+      <w:r>
+        <w:t xml:space="preserve">“Annie, become invisible to all humans,” Luke </w:t>
+      </w:r>
+      <w:r>
+        <w:t>whispered</w:t>
+      </w:r>
+      <w:r>
+        <w:t>.</w:t>
+      </w:r>
+    </w:p>
+    <w:p>
+      <w:r>
+        <w:t xml:space="preserve">“Okay,” Annie </w:t>
+      </w:r>
+      <w:r>
+        <w:t>replied</w:t>
+      </w:r>
+      <w:r>
+        <w:t>. She got off Luke’s shoulder and sat on a sculpture.</w:t>
+      </w:r>
+    </w:p>
+    <w:p>
+      <w:r>
+        <w:t xml:space="preserve">“Where did that </w:t>
+      </w:r>
+      <w:r>
+        <w:t xml:space="preserve">cat </w:t>
+      </w:r>
+      <w:r>
+        <w:t>girl go?” someone asked.</w:t>
+      </w:r>
+    </w:p>
+    <w:p>
+      <w:r>
+        <w:t>“What cat girl?” a woman asked. Moments later, people dispersed.</w:t>
+      </w:r>
+      <w:r>
+        <w:t xml:space="preserve"> No doubt people would attribute the incident to mass delusion or something.</w:t>
+      </w:r>
+    </w:p>
+    <w:p>
+      <w:r>
+        <w:t>Luke felt relief. It was okay for wizards to see Annie, since they understood such things. However, being seen by humans only caused problems</w:t>
+      </w:r>
+      <w:r>
+        <w:t xml:space="preserve"> and embarrassment</w:t>
+      </w:r>
+      <w:r>
+        <w:t>.</w:t>
+      </w:r>
+    </w:p>
+    <w:p>
+      <w:r>
+        <w:t xml:space="preserve">“Luke, mum said you need to meet </w:t>
+      </w:r>
+      <w:r>
+        <w:t>Prince James</w:t>
+      </w:r>
+      <w:r>
+        <w:t>,” Felix said. “He wants to know what happened to the missing nano-probe.”</w:t>
+      </w:r>
+    </w:p>
+    <w:p>
+      <w:r>
+        <w:t xml:space="preserve">“I understand,” </w:t>
+      </w:r>
+      <w:r>
+        <w:t>Luke replied as his heart skipped a beat</w:t>
+      </w:r>
+      <w:r>
+        <w:t>.</w:t>
+      </w:r>
+      <w:r>
+        <w:t xml:space="preserve"> “When do we need to leave?”</w:t>
+      </w:r>
     </w:p>
     <w:p>
       <w:r>
         <w:t>“</w:t>
       </w:r>
       <w:r>
-        <w:t xml:space="preserve">You </w:t>
-      </w:r>
-      <w:r>
-        <w:t xml:space="preserve">really </w:t>
-      </w:r>
-      <w:r>
-        <w:t>sh</w:t>
-      </w:r>
-      <w:r>
-        <w:t xml:space="preserve">ould embrace your inner feminine,” </w:t>
-      </w:r>
-      <w:r>
-        <w:t>Georgi</w:t>
-      </w:r>
-      <w:r>
-        <w:t xml:space="preserve"> insisted.</w:t>
-      </w:r>
-    </w:p>
-    <w:p>
-      <w:r>
-        <w:t>“Perhaps another time,” Luke promised. His ears felt as if they would catch fire. “Right now, I'm trying to get used to being a new wizard, in a world of magic, spirit beasts and monsters. Not to mention being friends with royalty.</w:t>
-      </w:r>
-      <w:r>
-        <w:t>”</w:t>
-      </w:r>
-    </w:p>
-    <w:p>
-      <w:r>
-        <w:t xml:space="preserve">Luke looked at himself in a mirror. Annie was sitting on his shoulder. She was holding a stick and roasting marshmallows over his </w:t>
-      </w:r>
-      <w:r>
-        <w:t xml:space="preserve">bright red </w:t>
-      </w:r>
-      <w:r>
-        <w:t>ear.</w:t>
-      </w:r>
-    </w:p>
-    <w:p>
-      <w:r>
-        <w:t xml:space="preserve">“What?” she </w:t>
-      </w:r>
-      <w:r>
-        <w:t>asked</w:t>
-      </w:r>
-      <w:r>
-        <w:t>. “I like roasted marshmallows.” The marshmallow caught fire and she blew it out.</w:t>
-      </w:r>
-    </w:p>
-    <w:p>
-      <w:r>
-        <w:t>Felix laughed. “I heard people getting hot under the collar in embarrassment, but not hot enough to roast marshmallows.</w:t>
-      </w:r>
-      <w:r>
-        <w:t>”</w:t>
-      </w:r>
-    </w:p>
-    <w:p>
-      <w:r>
-        <w:t xml:space="preserve">“Me neither,” </w:t>
-      </w:r>
-      <w:r>
-        <w:t>Georgi</w:t>
-      </w:r>
-      <w:r>
-        <w:t xml:space="preserve"> agreed. “You certainly have a fascinating spirit beast.”</w:t>
+        <w:t xml:space="preserve">Mother said we need to leave for </w:t>
+      </w:r>
+      <w:r>
+        <w:t>Switzerland</w:t>
+      </w:r>
+      <w:r>
+        <w:t xml:space="preserve"> </w:t>
+      </w:r>
+      <w:r>
+        <w:t xml:space="preserve">in </w:t>
+      </w:r>
+      <w:r>
+        <w:t xml:space="preserve">about </w:t>
+      </w:r>
+      <w:r>
+        <w:t>three hours,” Felix replied. “You’ll be using your other clothes faster than I expected.”</w:t>
+      </w:r>
+    </w:p>
+    <w:p>
+      <w:r>
+        <w:t xml:space="preserve">“I </w:t>
+      </w:r>
+      <w:r>
+        <w:t>need to</w:t>
+      </w:r>
+      <w:r>
+        <w:t xml:space="preserve"> shave and shower,” Luke said</w:t>
+      </w:r>
+      <w:r>
+        <w:t xml:space="preserve"> worriedly</w:t>
+      </w:r>
+      <w:r>
+        <w:t>. “I don’t want to smell like a pig when I meet him.”</w:t>
+      </w:r>
+    </w:p>
+    <w:p>
+      <w:r>
+        <w:t>“Too late for that,” Annie said and held her nose.</w:t>
+      </w:r>
+      <w:r>
+        <w:t xml:space="preserve"> Luke blew a raspberry at her.</w:t>
       </w:r>
     </w:p>
     <w:p>
       <w:r>
         <w:lastRenderedPageBreak/>
-        <w:t>“She’s the best in every category</w:t>
-      </w:r>
-      <w:r>
-        <w:t>,</w:t>
-      </w:r>
-      <w:r>
-        <w:t>” Luke agreed, no longer feeling so hot.</w:t>
-      </w:r>
-    </w:p>
-    <w:p>
-      <w:r>
-        <w:t>Georgi</w:t>
-      </w:r>
-      <w:r>
-        <w:t xml:space="preserve"> looked at Luke </w:t>
-      </w:r>
-      <w:r>
-        <w:t>sadly</w:t>
-      </w:r>
-      <w:r>
-        <w:t xml:space="preserve"> and </w:t>
-      </w:r>
-      <w:r>
-        <w:t>sighed</w:t>
-      </w:r>
-      <w:r>
-        <w:t xml:space="preserve">, </w:t>
-      </w:r>
-      <w:r>
-        <w:t>“</w:t>
-      </w:r>
-      <w:r>
-        <w:t xml:space="preserve">You shouldn’t suppress who you are dear. Very well, </w:t>
-      </w:r>
-      <w:r>
-        <w:t>I fully understand you now</w:t>
-      </w:r>
-      <w:r>
-        <w:t>.</w:t>
-      </w:r>
-      <w:r>
-        <w:t xml:space="preserve"> I’ll gi</w:t>
-      </w:r>
-      <w:r>
-        <w:t>ve you more masculine clothes.”</w:t>
-      </w:r>
-    </w:p>
-    <w:p>
-      <w:r>
-        <w:t>Georgi walked away and came back a minute later with the promised clothes.</w:t>
-      </w:r>
-    </w:p>
-    <w:p>
-      <w:r>
-        <w:t>The new outfit was similar to Felix</w:t>
-      </w:r>
-      <w:r>
-        <w:t>’s outfit</w:t>
-      </w:r>
-      <w:r>
-        <w:t>. That satisfied Luke.</w:t>
-      </w:r>
-    </w:p>
-    <w:p>
-      <w:r>
-        <w:t xml:space="preserve">“We’ll wear it out,” Felix said as he handed a credit card to </w:t>
-      </w:r>
-      <w:r>
-        <w:t>Georgi</w:t>
-      </w:r>
-      <w:r>
-        <w:t>.</w:t>
-      </w:r>
-    </w:p>
-    <w:p>
-      <w:r>
-        <w:t xml:space="preserve">“Come back again when you are ready for clothes that suit you,” </w:t>
-      </w:r>
-      <w:r>
-        <w:t>Georgi</w:t>
-      </w:r>
-      <w:r>
-        <w:t xml:space="preserve"> said as he waved them out.</w:t>
-      </w:r>
-    </w:p>
-    <w:p>
-      <w:r>
-        <w:t>“Thanks Felix,” Luke said as they headed for the truck. He felt</w:t>
-      </w:r>
-      <w:r>
-        <w:t xml:space="preserve"> guilty </w:t>
-      </w:r>
-      <w:r>
-        <w:t>for letting</w:t>
-      </w:r>
-      <w:r>
-        <w:t xml:space="preserve"> Felix pa</w:t>
-      </w:r>
-      <w:r>
-        <w:t>y</w:t>
-      </w:r>
-      <w:r>
-        <w:t>.</w:t>
-      </w:r>
-    </w:p>
-    <w:p>
-      <w:r>
-        <w:t xml:space="preserve">“No problem baby brother,” Felix </w:t>
-      </w:r>
-      <w:r>
-        <w:t>replied happily</w:t>
-      </w:r>
-      <w:r>
-        <w:t>. They entered the pickup and Luke put the bags in the back with him.</w:t>
-      </w:r>
-      <w:r>
-        <w:t xml:space="preserve"> “Now that you look decent, let’s </w:t>
-      </w:r>
-      <w:r>
-        <w:t>go exploring.”</w:t>
-      </w:r>
-    </w:p>
-    <w:p>
-      <w:r>
-        <w:t xml:space="preserve">The next stop was the Dali museum. Annie flew directly to the sculpture of Salvador Dali’s giant moustache and floated in the center. “Take a picture of me,” she </w:t>
-      </w:r>
-      <w:r>
-        <w:t>called</w:t>
-      </w:r>
-      <w:r>
-        <w:t xml:space="preserve"> and Luke obliged.</w:t>
-      </w:r>
-    </w:p>
-    <w:p>
-      <w:r>
-        <w:t xml:space="preserve">They entered the museum and Annie went from painting to painting. People stared and pointed. “Look mum, there’s a cat girl floating </w:t>
-      </w:r>
-      <w:r>
-        <w:t>in the air</w:t>
-      </w:r>
-      <w:r>
-        <w:t xml:space="preserve">,” a little girl </w:t>
-      </w:r>
-      <w:r>
-        <w:t>pointed</w:t>
-      </w:r>
-      <w:r>
-        <w:t>.</w:t>
-      </w:r>
-    </w:p>
-    <w:p>
-      <w:r>
-        <w:t xml:space="preserve">“Don’t be ridiculous dear,” the mother </w:t>
-      </w:r>
-      <w:r>
-        <w:t>scolded</w:t>
-      </w:r>
-      <w:r>
-        <w:t xml:space="preserve">. </w:t>
-      </w:r>
-      <w:r>
-        <w:t>S</w:t>
-      </w:r>
-      <w:r>
-        <w:t>he then did a double-take and said, “Good grief. You’re right.”</w:t>
-      </w:r>
-    </w:p>
-    <w:p>
-      <w:r>
-        <w:t>People star</w:t>
-      </w:r>
-      <w:r>
-        <w:t>ed</w:t>
-      </w:r>
-      <w:r>
-        <w:t xml:space="preserve"> </w:t>
-      </w:r>
-      <w:r>
-        <w:t>and point</w:t>
-      </w:r>
-      <w:r>
-        <w:t>ed</w:t>
-      </w:r>
-      <w:r>
-        <w:t xml:space="preserve">. </w:t>
-      </w:r>
-      <w:r>
-        <w:t>Luke felt increasingly unc</w:t>
-      </w:r>
-      <w:r>
-        <w:t>omfortable as he became the center of the commotion.</w:t>
-      </w:r>
-    </w:p>
-    <w:p>
-      <w:r>
-        <w:lastRenderedPageBreak/>
-        <w:t>Annie sat on his shoulder and a twelve-year-old boy said to his friend, “Look there. That guy is playing with dolls.”</w:t>
-      </w:r>
-      <w:r>
-        <w:t xml:space="preserve"> That made Luke’s face turn red in embarrassment.</w:t>
-      </w:r>
-    </w:p>
-    <w:p>
-      <w:r>
-        <w:t xml:space="preserve">“Annie, become invisible to all humans,” Luke </w:t>
-      </w:r>
-      <w:r>
-        <w:t>whispered</w:t>
-      </w:r>
-      <w:r>
-        <w:t>.</w:t>
-      </w:r>
-    </w:p>
-    <w:p>
-      <w:r>
-        <w:t xml:space="preserve">“Okay,” Annie </w:t>
-      </w:r>
-      <w:r>
-        <w:t>replied</w:t>
-      </w:r>
-      <w:r>
-        <w:t>. She got off Luke’s shoulder and sat on a sculpture.</w:t>
-      </w:r>
-    </w:p>
-    <w:p>
-      <w:r>
-        <w:t xml:space="preserve">“Where did that </w:t>
-      </w:r>
-      <w:r>
-        <w:t xml:space="preserve">cat </w:t>
-      </w:r>
-      <w:r>
-        <w:t>girl go?” someone asked.</w:t>
-      </w:r>
-    </w:p>
-    <w:p>
-      <w:r>
-        <w:t>“What cat girl?” a woman asked. Moments later, people dispersed.</w:t>
-      </w:r>
-      <w:r>
-        <w:t xml:space="preserve"> No doubt people would attribute the incident to mass delusion or something.</w:t>
-      </w:r>
-    </w:p>
-    <w:p>
-      <w:r>
-        <w:t>Luke felt relief. It was okay for wizards to see Annie, since they understood such things. However, being seen by humans only caused problems</w:t>
-      </w:r>
-      <w:r>
-        <w:t xml:space="preserve"> and embarrassment</w:t>
-      </w:r>
-      <w:r>
-        <w:t>.</w:t>
-      </w:r>
-    </w:p>
-    <w:p>
-      <w:r>
-        <w:t xml:space="preserve">“Luke, mum said you need to meet </w:t>
-      </w:r>
-      <w:r>
-        <w:t>Prince James</w:t>
-      </w:r>
-      <w:r>
-        <w:t>,” Felix said. “He wants to know what happened to the missing nano-probe.”</w:t>
-      </w:r>
-    </w:p>
-    <w:p>
-      <w:r>
-        <w:t xml:space="preserve">“I understand,” </w:t>
-      </w:r>
-      <w:r>
-        <w:t>Luke replied as his heart skipped a beat</w:t>
-      </w:r>
-      <w:r>
-        <w:t>.</w:t>
-      </w:r>
-      <w:r>
-        <w:t xml:space="preserve"> “When do we need to leave?”</w:t>
-      </w:r>
-    </w:p>
-    <w:p>
-      <w:r>
-        <w:t>“</w:t>
-      </w:r>
-      <w:r>
-        <w:t xml:space="preserve">Mother said we need to leave for </w:t>
-      </w:r>
-      <w:r>
-        <w:t>Switzerland</w:t>
-      </w:r>
-      <w:r>
-        <w:t xml:space="preserve"> </w:t>
-      </w:r>
-      <w:r>
-        <w:t xml:space="preserve">in </w:t>
-      </w:r>
-      <w:r>
-        <w:t xml:space="preserve">about </w:t>
-      </w:r>
-      <w:r>
-        <w:t>three hours,” Felix replied. “You’ll be using your other clothes faster than I expected.”</w:t>
-      </w:r>
-    </w:p>
-    <w:p>
-      <w:r>
-        <w:t xml:space="preserve">“I </w:t>
-      </w:r>
-      <w:r>
-        <w:t>need to</w:t>
-      </w:r>
-      <w:r>
-        <w:t xml:space="preserve"> shave and shower,” Luke said</w:t>
-      </w:r>
-      <w:r>
-        <w:t xml:space="preserve"> worriedly</w:t>
-      </w:r>
-      <w:r>
-        <w:t>. “I don’t want to smell like a pig when I meet him.”</w:t>
-      </w:r>
-    </w:p>
-    <w:p>
-      <w:r>
-        <w:t>“Too late for that,” Annie said and held her nose.</w:t>
-      </w:r>
-      <w:r>
-        <w:t xml:space="preserve"> Luke blew a raspberry at her.</w:t>
-      </w:r>
-    </w:p>
-    <w:p>
-      <w:r>
         <w:t xml:space="preserve">“We </w:t>
       </w:r>
       <w:r>
@@ -13673,7 +13715,6 @@
     </w:p>
     <w:p>
       <w:r>
-        <w:lastRenderedPageBreak/>
         <w:t xml:space="preserve">During </w:t>
       </w:r>
       <w:r>
@@ -17988,7 +18029,7 @@
         <w:rPr>
           <w:noProof/>
         </w:rPr>
-        <w:t>50</w:t>
+        <w:t>68</w:t>
       </w:r>
     </w:fldSimple>
   </w:p>
@@ -18007,7 +18048,7 @@
         <w:rPr>
           <w:noProof/>
         </w:rPr>
-        <w:t>51</w:t>
+        <w:t>67</w:t>
       </w:r>
     </w:fldSimple>
   </w:p>
@@ -19381,7 +19422,7 @@
 </file>
 
 <file path=customXml/itemProps1.xml><?xml version="1.0" encoding="utf-8"?>
-<ds:datastoreItem xmlns:ds="http://schemas.openxmlformats.org/officeDocument/2006/customXml" ds:itemID="{EE5ADD69-8751-4380-BBE5-7CF3746B6E16}">
+<ds:datastoreItem xmlns:ds="http://schemas.openxmlformats.org/officeDocument/2006/customXml" ds:itemID="{D364EEF4-7005-41C4-A269-585E73E044A4}">
   <ds:schemaRefs>
     <ds:schemaRef ds:uri="http://schemas.openxmlformats.org/officeDocument/2006/bibliography"/>
   </ds:schemaRefs>

--- a/Books/Stories/ThePrincessAndTheUnknownRoad/Book_ThePrincessAndTheUnknownRoad.docx
+++ b/Books/Stories/ThePrincessAndTheUnknownRoad/Book_ThePrincessAndTheUnknownRoad.docx
@@ -13724,8 +13724,10 @@
         <w:t>trip back Luke didn’t say anything. Instead he reviewed in his head the events of the last few weeks.</w:t>
       </w:r>
       <w:r>
-        <w:t xml:space="preserve"> </w:t>
-      </w:r>
+        <w:t xml:space="preserve"> He had fallen down the rabbit hole with Alice, and then discovered that his delusions were real.</w:t>
+      </w:r>
+    </w:p>
+    <w:p>
       <w:r>
         <w:t>They arrived at the Winter Palace and Luke ran up to his room.</w:t>
       </w:r>
@@ -13738,7 +13740,13 @@
         <w:t xml:space="preserve">His face was smooth and there were no stray hairs. </w:t>
       </w:r>
       <w:r>
-        <w:t>He quickly showered and put on his new semi-formal clothes.</w:t>
+        <w:t xml:space="preserve">He </w:t>
+      </w:r>
+      <w:r>
+        <w:t xml:space="preserve">had a </w:t>
+      </w:r>
+      <w:r>
+        <w:t>quickly shower and put on his new semi-formal clothes.</w:t>
       </w:r>
       <w:r>
         <w:t xml:space="preserve"> He then nervously paced back and forth while Annie sat cross-legged on his head.</w:t>
@@ -13834,6 +13842,7 @@
     </w:p>
     <w:p>
       <w:r>
+        <w:lastRenderedPageBreak/>
         <w:t>“Yes,” Luke replied. The man picked up his bag, bowed and left.</w:t>
       </w:r>
       <w:r>
@@ -13842,7 +13851,6 @@
     </w:p>
     <w:p>
       <w:r>
-        <w:lastRenderedPageBreak/>
         <w:t xml:space="preserve">“You address him as Your Royal Highness when you first greet him and when you leave. After that you call him sir,” Felix said. “Come. Let’s get going. I’ll give you a tour of the </w:t>
       </w:r>
       <w:r>
@@ -13930,66 +13938,54 @@
     </w:p>
     <w:p>
       <w:r>
-        <w:t xml:space="preserve">As before Luke felt the otherworldliness of Nexus. Moments later they exited. They </w:t>
-      </w:r>
-      <w:r>
-        <w:t>parked</w:t>
-      </w:r>
-      <w:r>
-        <w:t xml:space="preserve"> in a large </w:t>
-      </w:r>
-      <w:r>
-        <w:t>indoors</w:t>
-      </w:r>
-      <w:r>
-        <w:t xml:space="preserve"> parking lot</w:t>
-      </w:r>
-      <w:r>
-        <w:t xml:space="preserve"> and headed for the elevator</w:t>
+        <w:t xml:space="preserve">As before Luke felt the otherworldliness of Nexus. </w:t>
+      </w:r>
+      <w:r>
+        <w:t>They exited and Felix found a parking spot.</w:t>
+      </w:r>
+    </w:p>
+    <w:p>
+      <w:r>
+        <w:t>An elevator ride brought them to a</w:t>
+      </w:r>
+      <w:r>
+        <w:t xml:space="preserve"> lavish lobby. Felix led </w:t>
+      </w:r>
+      <w:r>
+        <w:t xml:space="preserve">everyone </w:t>
+      </w:r>
+      <w:r>
+        <w:t xml:space="preserve">through double doors and onto a </w:t>
+      </w:r>
+      <w:r>
+        <w:t>garden filled with trees and flowers. Luke ran to a railing a hundred feet away and looked over</w:t>
+      </w:r>
+      <w:r>
+        <w:t xml:space="preserve"> the edge</w:t>
+      </w:r>
+      <w:r>
+        <w:t>. Far below</w:t>
+      </w:r>
+      <w:r>
+        <w:t>,</w:t>
+      </w:r>
+      <w:r>
+        <w:t xml:space="preserve"> </w:t>
+      </w:r>
+      <w:r>
+        <w:t xml:space="preserve">Luke saw </w:t>
+      </w:r>
+      <w:r>
+        <w:t xml:space="preserve">a tiny </w:t>
+      </w:r>
+      <w:r>
+        <w:t>town</w:t>
       </w:r>
       <w:r>
         <w:t>.</w:t>
       </w:r>
-    </w:p>
-    <w:p>
-      <w:r>
-        <w:t xml:space="preserve">The elevator ascended two floors and </w:t>
-      </w:r>
-      <w:r>
-        <w:t xml:space="preserve">emerged into a lavish lobby. Felix led </w:t>
-      </w:r>
-      <w:r>
-        <w:t xml:space="preserve">everyone </w:t>
-      </w:r>
-      <w:r>
-        <w:t xml:space="preserve">through double doors and onto a </w:t>
-      </w:r>
-      <w:r>
-        <w:t>garden filled with trees and flowers. Luke ran to a railing a hundred feet away and looked over</w:t>
-      </w:r>
-      <w:r>
-        <w:t xml:space="preserve"> the edge</w:t>
-      </w:r>
-      <w:r>
-        <w:t>. Far below</w:t>
-      </w:r>
-      <w:r>
-        <w:t>,</w:t>
-      </w:r>
-      <w:r>
-        <w:t xml:space="preserve"> </w:t>
-      </w:r>
-      <w:r>
-        <w:t xml:space="preserve">Luke saw </w:t>
-      </w:r>
-      <w:r>
-        <w:t xml:space="preserve">a tiny </w:t>
-      </w:r>
-      <w:r>
-        <w:t>town</w:t>
-      </w:r>
-      <w:r>
-        <w:t>.</w:t>
+      <w:r>
+        <w:t xml:space="preserve"> The sight was both amazing and vertigo inducing.</w:t>
       </w:r>
     </w:p>
     <w:p>
@@ -14000,6 +13996,7 @@
         <w:rPr>
           <w:noProof/>
         </w:rPr>
+        <w:lastRenderedPageBreak/>
         <w:drawing>
           <wp:inline distT="0" distB="0" distL="0" distR="0">
             <wp:extent cx="201930" cy="77470"/>
@@ -14058,301 +14055,340 @@
     </w:p>
     <w:p>
       <w:r>
-        <w:t>“Welcome to Camelot,” Millie said when she joined Luke.</w:t>
+        <w:t>“Welcome to Camelot,” Millie said.</w:t>
+      </w:r>
+    </w:p>
+    <w:p>
+      <w:r>
+        <w:t>“Are you serious?” Luke asked. “I thought King Arthur was a myth.”</w:t>
+      </w:r>
+    </w:p>
+    <w:p>
+      <w:r>
+        <w:t>“</w:t>
+      </w:r>
+      <w:r>
+        <w:t>E</w:t>
+      </w:r>
+      <w:r>
+        <w:t xml:space="preserve">vents of the wizard world leak into the human </w:t>
+      </w:r>
+      <w:r>
+        <w:t xml:space="preserve">world </w:t>
+      </w:r>
+      <w:r>
+        <w:t xml:space="preserve">all the time,” Rona said. </w:t>
+      </w:r>
+      <w:r>
+        <w:t xml:space="preserve">“Your parents mentioned the Fey, which is another name for spirit beasts. </w:t>
+      </w:r>
+      <w:r>
+        <w:t>Humans just dismiss it as fairytales.</w:t>
+      </w:r>
+      <w:r>
+        <w:t xml:space="preserve"> That’s fine, since it can’t benefit them.</w:t>
+      </w:r>
+      <w:r>
+        <w:t>”</w:t>
+      </w:r>
+    </w:p>
+    <w:p>
+      <w:r>
+        <w:t>“</w:t>
+      </w:r>
+      <w:r>
+        <w:t xml:space="preserve">This </w:t>
+      </w:r>
+      <w:r>
+        <w:t>city</w:t>
+      </w:r>
+      <w:r>
+        <w:t xml:space="preserve"> is two thousand feet above </w:t>
+      </w:r>
+      <w:r>
+        <w:t>Geneva</w:t>
+      </w:r>
+      <w:r>
+        <w:t>,” Millie explained.</w:t>
+      </w:r>
+    </w:p>
+    <w:p>
+      <w:r>
+        <w:t xml:space="preserve">“An invisible flying </w:t>
+      </w:r>
+      <w:r>
+        <w:t>city</w:t>
+      </w:r>
+      <w:r>
+        <w:t xml:space="preserve">,” Luke </w:t>
+      </w:r>
+      <w:r>
+        <w:t>exclaimed</w:t>
+      </w:r>
+      <w:r>
+        <w:t>. “That’s so cool.”</w:t>
+      </w:r>
+    </w:p>
+    <w:p>
+      <w:r>
+        <w:t>Turning aro</w:t>
+      </w:r>
+      <w:r>
+        <w:t xml:space="preserve">und, Luke stared at the </w:t>
+      </w:r>
+      <w:r>
+        <w:t>city</w:t>
+      </w:r>
+      <w:r>
+        <w:t xml:space="preserve">. The </w:t>
+      </w:r>
+      <w:r>
+        <w:t>city</w:t>
+      </w:r>
+      <w:r>
+        <w:t xml:space="preserve"> </w:t>
+      </w:r>
+      <w:r>
+        <w:t xml:space="preserve">was </w:t>
+      </w:r>
+      <w:r>
+        <w:t xml:space="preserve">composed of </w:t>
+      </w:r>
+      <w:r>
+        <w:t>thousands</w:t>
+      </w:r>
+      <w:r>
+        <w:t xml:space="preserve"> of </w:t>
+      </w:r>
+      <w:r>
+        <w:t xml:space="preserve">densely-packed </w:t>
+      </w:r>
+      <w:r>
+        <w:t xml:space="preserve">buildings </w:t>
+      </w:r>
+      <w:r>
+        <w:t>resting</w:t>
+      </w:r>
+      <w:r>
+        <w:t xml:space="preserve"> on </w:t>
+      </w:r>
+      <w:r>
+        <w:t xml:space="preserve">a hill. </w:t>
+      </w:r>
+      <w:r>
+        <w:t>Aerial walkways connected many structures together.</w:t>
+      </w:r>
+      <w:r>
+        <w:t xml:space="preserve"> Flying around </w:t>
+      </w:r>
+      <w:r>
+        <w:t>multiple</w:t>
+      </w:r>
+      <w:r>
+        <w:t xml:space="preserve"> spires were dragons.</w:t>
+      </w:r>
+    </w:p>
+    <w:p>
+      <w:pPr>
+        <w:jc w:val="center"/>
+      </w:pPr>
+      <w:r>
+        <w:t>&lt;City&gt;</w:t>
+      </w:r>
+    </w:p>
+    <w:p>
+      <w:r>
+        <w:t>“Oh my god, that’s so cool,” Luke said in wonder.</w:t>
+      </w:r>
+    </w:p>
+    <w:p>
+      <w:r>
+        <w:t>As Luke stared, an attendant approached</w:t>
+      </w:r>
+      <w:r>
+        <w:t>. The attendant looked like a pompous windbag.</w:t>
+      </w:r>
+      <w:r>
+        <w:t xml:space="preserve"> </w:t>
+      </w:r>
+      <w:r>
+        <w:t>“Prince James</w:t>
+      </w:r>
+      <w:r>
+        <w:t xml:space="preserve"> is ready to see you</w:t>
+      </w:r>
+      <w:r>
+        <w:t>.”</w:t>
+      </w:r>
+    </w:p>
+    <w:p>
+      <w:r>
+        <w:t>“Aren’t we early?” Felix asked.</w:t>
+      </w:r>
+    </w:p>
+    <w:p>
+      <w:r>
+        <w:t>“</w:t>
+      </w:r>
+      <w:r>
+        <w:t>The previous engagement was cancelled,” the man said. He turned around and walked back the way he came.</w:t>
+      </w:r>
+    </w:p>
+    <w:p>
+      <w:r>
+        <w:t xml:space="preserve">They reentered the lobby and walked down </w:t>
+      </w:r>
+      <w:r>
+        <w:t xml:space="preserve">a long corridor lined with sculptures and fine works of art. Next stop was an elevator ride </w:t>
+      </w:r>
+      <w:r>
+        <w:t>twelve</w:t>
+      </w:r>
+      <w:r>
+        <w:t xml:space="preserve"> stories up.</w:t>
+      </w:r>
+      <w:r>
+        <w:t xml:space="preserve"> Finally they arrived at a</w:t>
+      </w:r>
+      <w:r>
+        <w:t>n audience room.</w:t>
+      </w:r>
+      <w:r>
+        <w:t xml:space="preserve"> The prince </w:t>
+      </w:r>
+      <w:r>
+        <w:t>sat</w:t>
+      </w:r>
+      <w:r>
+        <w:t xml:space="preserve"> behind a desk</w:t>
+      </w:r>
+      <w:r>
+        <w:t xml:space="preserve"> framed by a large picture window</w:t>
+      </w:r>
+      <w:r>
+        <w:t>.</w:t>
       </w:r>
     </w:p>
     <w:p>
       <w:r>
         <w:lastRenderedPageBreak/>
-        <w:t>“Are you serious?” Luke asked. “I thought King Arthur was a myth.”</w:t>
-      </w:r>
-    </w:p>
-    <w:p>
-      <w:r>
-        <w:t>“</w:t>
-      </w:r>
-      <w:r>
-        <w:t>E</w:t>
-      </w:r>
-      <w:r>
-        <w:t xml:space="preserve">vents of the wizard world leak into the human </w:t>
-      </w:r>
-      <w:r>
-        <w:t xml:space="preserve">world </w:t>
-      </w:r>
-      <w:r>
-        <w:t xml:space="preserve">all the time,” Rona said. </w:t>
-      </w:r>
-      <w:r>
-        <w:t xml:space="preserve">“Your parents mentioned the Fey, which is another name for spirit beasts. </w:t>
-      </w:r>
-      <w:r>
-        <w:t>Humans just dismiss it as fairytales.</w:t>
-      </w:r>
-      <w:r>
-        <w:t xml:space="preserve"> That’s fine, since it can’t benefit them.</w:t>
-      </w:r>
-      <w:r>
-        <w:t>”</w:t>
-      </w:r>
-    </w:p>
-    <w:p>
-      <w:r>
-        <w:t>“</w:t>
-      </w:r>
-      <w:r>
-        <w:t xml:space="preserve">This </w:t>
-      </w:r>
-      <w:r>
-        <w:t>city</w:t>
-      </w:r>
-      <w:r>
-        <w:t xml:space="preserve"> is two thousand feet above </w:t>
-      </w:r>
-      <w:r>
-        <w:t>Geneva</w:t>
-      </w:r>
-      <w:r>
-        <w:t>,” Millie explained.</w:t>
-      </w:r>
-    </w:p>
-    <w:p>
-      <w:r>
-        <w:t xml:space="preserve">“An invisible flying </w:t>
-      </w:r>
-      <w:r>
-        <w:t>city</w:t>
-      </w:r>
-      <w:r>
-        <w:t xml:space="preserve">,” Luke </w:t>
-      </w:r>
-      <w:r>
-        <w:t>exclaimed</w:t>
-      </w:r>
-      <w:r>
-        <w:t>. “That’s so cool.”</w:t>
-      </w:r>
-    </w:p>
-    <w:p>
-      <w:r>
-        <w:t>Turning aro</w:t>
-      </w:r>
-      <w:r>
-        <w:t xml:space="preserve">und, Luke stared at the </w:t>
-      </w:r>
-      <w:r>
-        <w:t>city</w:t>
-      </w:r>
-      <w:r>
-        <w:t xml:space="preserve">. The </w:t>
-      </w:r>
-      <w:r>
-        <w:t>city</w:t>
+        <w:t xml:space="preserve">“Majesty…,” the attendant began. He got interrupted when Annie rushed in and </w:t>
+      </w:r>
+      <w:r>
+        <w:t>asked</w:t>
+      </w:r>
+      <w:r>
+        <w:t xml:space="preserve">, “Hi </w:t>
+      </w:r>
+      <w:r>
+        <w:t>Jamzie</w:t>
+      </w:r>
+      <w:r>
+        <w:t>. What’s up?”</w:t>
+      </w:r>
+    </w:p>
+    <w:p>
+      <w:r>
+        <w:t xml:space="preserve">“Annie, don’t just rush in,” Luke </w:t>
+      </w:r>
+      <w:r>
+        <w:t>called</w:t>
+      </w:r>
+      <w:r>
+        <w:t xml:space="preserve"> as he entered.</w:t>
+      </w:r>
+      <w:r>
+        <w:t xml:space="preserve"> He was back to feeling nervous.</w:t>
+      </w:r>
+    </w:p>
+    <w:p>
+      <w:r>
+        <w:t>“Kindly control your spirit beast,” the attendant sneered. “She is violating all manner of protocols, as are you.”</w:t>
+      </w:r>
+    </w:p>
+    <w:p>
+      <w:r>
+        <w:t>Annie ignored them. Instead she</w:t>
       </w:r>
       <w:r>
         <w:t xml:space="preserve"> </w:t>
       </w:r>
       <w:r>
-        <w:t xml:space="preserve">was </w:t>
-      </w:r>
-      <w:r>
-        <w:t xml:space="preserve">composed of </w:t>
-      </w:r>
-      <w:r>
-        <w:t>thousands</w:t>
-      </w:r>
-      <w:r>
-        <w:t xml:space="preserve"> of </w:t>
-      </w:r>
-      <w:r>
-        <w:t xml:space="preserve">densely-packed </w:t>
-      </w:r>
-      <w:r>
-        <w:t xml:space="preserve">buildings </w:t>
-      </w:r>
-      <w:r>
-        <w:t>resting</w:t>
-      </w:r>
-      <w:r>
-        <w:t xml:space="preserve"> on </w:t>
-      </w:r>
-      <w:r>
-        <w:t xml:space="preserve">a hill. </w:t>
-      </w:r>
-      <w:r>
-        <w:t>Aerial walkways connected many structures together.</w:t>
-      </w:r>
-      <w:r>
-        <w:t xml:space="preserve"> Flying around </w:t>
-      </w:r>
-      <w:r>
-        <w:t>multiple</w:t>
-      </w:r>
-      <w:r>
-        <w:t xml:space="preserve"> spires were dragons.</w:t>
-      </w:r>
-    </w:p>
-    <w:p>
-      <w:r>
-        <w:t>“Oh my god, that’s so cool,” Luke said in wonder.</w:t>
-      </w:r>
-    </w:p>
-    <w:p>
-      <w:r>
-        <w:t>As Luke stared, an attendant approached</w:t>
-      </w:r>
-      <w:r>
-        <w:t>. The attendant looked like a pompous windbag.</w:t>
+        <w:t xml:space="preserve">laughed and </w:t>
+      </w:r>
+      <w:r>
+        <w:t>said, “</w:t>
+      </w:r>
+      <w:r>
+        <w:t>Jamzie</w:t>
+      </w:r>
+      <w:r>
+        <w:t xml:space="preserve"> looks as if he swallowed a bug.”</w:t>
+      </w:r>
+    </w:p>
+    <w:p>
+      <w:r>
+        <w:t xml:space="preserve">“My little sister always called me that,” James said quietly. </w:t>
+      </w:r>
+      <w:r>
+        <w:t>“Why did I forget that?”</w:t>
+      </w:r>
+    </w:p>
+    <w:p>
+      <w:r>
+        <w:t xml:space="preserve">James </w:t>
+      </w:r>
+      <w:r>
+        <w:t xml:space="preserve">no longer </w:t>
+      </w:r>
+      <w:r>
+        <w:t>look</w:t>
+      </w:r>
+      <w:r>
+        <w:t>ed</w:t>
+      </w:r>
+      <w:r>
+        <w:t xml:space="preserve"> like the king of the world, but just a guy who still mourn</w:t>
+      </w:r>
+      <w:r>
+        <w:t>ed</w:t>
+      </w:r>
+      <w:r>
+        <w:t xml:space="preserve"> the loss of his </w:t>
+      </w:r>
+      <w:r>
+        <w:t xml:space="preserve">beloved </w:t>
+      </w:r>
+      <w:r>
+        <w:t>sister.</w:t>
+      </w:r>
+    </w:p>
+    <w:p>
+      <w:r>
+        <w:t>Annie pressed James’ cheeks together, forcing his lips into a pucker. She laughed again. James hugged Annie and cried silent tears.</w:t>
+      </w:r>
+    </w:p>
+    <w:p>
+      <w:r>
+        <w:t>Luke felt jealous</w:t>
+      </w:r>
+      <w:r>
+        <w:t>y</w:t>
       </w:r>
       <w:r>
         <w:t xml:space="preserve"> </w:t>
       </w:r>
       <w:r>
-        <w:t>“Prince James</w:t>
-      </w:r>
-      <w:r>
-        <w:t xml:space="preserve"> is ready to see you</w:t>
-      </w:r>
-      <w:r>
-        <w:t>.”</w:t>
-      </w:r>
-    </w:p>
-    <w:p>
-      <w:r>
-        <w:t>“Aren’t we early?” Felix asked.</w:t>
-      </w:r>
-    </w:p>
-    <w:p>
-      <w:r>
-        <w:t>“</w:t>
-      </w:r>
-      <w:r>
-        <w:t>The previous engagement was cancelled,” the man said. He turned around and walked back the way he came.</w:t>
-      </w:r>
-    </w:p>
-    <w:p>
-      <w:r>
-        <w:t xml:space="preserve">They reentered the lobby and walked down </w:t>
-      </w:r>
-      <w:r>
-        <w:t xml:space="preserve">a long corridor lined with sculptures and fine works of art. Next stop was an elevator ride </w:t>
-      </w:r>
-      <w:r>
-        <w:t>twelve</w:t>
-      </w:r>
-      <w:r>
-        <w:t xml:space="preserve"> stories up.</w:t>
-      </w:r>
-      <w:r>
-        <w:t xml:space="preserve"> Finally they arrived at a</w:t>
-      </w:r>
-      <w:r>
-        <w:t>n audience room.</w:t>
-      </w:r>
-      <w:r>
-        <w:t xml:space="preserve"> The prince </w:t>
-      </w:r>
-      <w:r>
-        <w:t>sat</w:t>
-      </w:r>
-      <w:r>
-        <w:t xml:space="preserve"> behind a desk</w:t>
-      </w:r>
-      <w:r>
-        <w:t xml:space="preserve"> framed by a large picture window</w:t>
-      </w:r>
-      <w:r>
-        <w:t>.</w:t>
-      </w:r>
-    </w:p>
-    <w:p>
-      <w:r>
-        <w:t xml:space="preserve">“Majesty…,” the attendant began. He got interrupted when Annie rushed in and </w:t>
-      </w:r>
-      <w:r>
-        <w:t>asked</w:t>
-      </w:r>
-      <w:r>
-        <w:t xml:space="preserve">, “Hi </w:t>
-      </w:r>
-      <w:r>
-        <w:t>Jamzie</w:t>
-      </w:r>
-      <w:r>
-        <w:t>. What’s up?”</w:t>
-      </w:r>
-    </w:p>
-    <w:p>
-      <w:r>
-        <w:t xml:space="preserve">“Annie, don’t just rush in,” Luke </w:t>
-      </w:r>
-      <w:r>
-        <w:t>called</w:t>
-      </w:r>
-      <w:r>
-        <w:t xml:space="preserve"> as he entered.</w:t>
-      </w:r>
-      <w:r>
-        <w:t xml:space="preserve"> He was back to feeling nervous.</w:t>
-      </w:r>
-    </w:p>
-    <w:p>
-      <w:r>
-        <w:lastRenderedPageBreak/>
-        <w:t>“Kindly control your spirit beast,” the attendant sneered. “She is violating all manner of protocols, as are you.”</w:t>
-      </w:r>
-    </w:p>
-    <w:p>
-      <w:r>
-        <w:t>Annie ignored them. Instead she</w:t>
-      </w:r>
-      <w:r>
-        <w:t xml:space="preserve"> </w:t>
-      </w:r>
-      <w:r>
-        <w:t xml:space="preserve">laughed and </w:t>
-      </w:r>
-      <w:r>
-        <w:t>said, “</w:t>
-      </w:r>
-      <w:r>
-        <w:t>Jamzie</w:t>
-      </w:r>
-      <w:r>
-        <w:t xml:space="preserve"> looks as if he swallowed a bug.”</w:t>
-      </w:r>
-    </w:p>
-    <w:p>
-      <w:r>
-        <w:t xml:space="preserve">“My little sister always called me that,” James said quietly. </w:t>
-      </w:r>
-      <w:r>
-        <w:t xml:space="preserve">“Why did I forget that?” </w:t>
-      </w:r>
-      <w:r>
-        <w:t>Right then James didn’t look like the king of the world, but just a guy who still mourn</w:t>
-      </w:r>
-      <w:r>
-        <w:t>ed</w:t>
-      </w:r>
-      <w:r>
-        <w:t xml:space="preserve"> the loss of his </w:t>
-      </w:r>
-      <w:r>
-        <w:t xml:space="preserve">beloved </w:t>
-      </w:r>
-      <w:r>
-        <w:t>sister.</w:t>
-      </w:r>
-    </w:p>
-    <w:p>
-      <w:r>
-        <w:t>Annie pressed James’ cheeks together, forcing his lips into a pucker. She laughed again. James hugged Annie and cried silent tears.</w:t>
-      </w:r>
-    </w:p>
-    <w:p>
-      <w:r>
-        <w:t>Luke felt a little jealous that someone was hugging his spirit beast. Clamping down on his feeling, he turned to the attendant next to him and said, “</w:t>
+        <w:t>stab him seeing</w:t>
+      </w:r>
+      <w:r>
+        <w:t xml:space="preserve"> someone </w:t>
+      </w:r>
+      <w:r>
+        <w:t>h</w:t>
+      </w:r>
+      <w:r>
+        <w:t>ugging his spirit beast. Clamping down on his feeling, he turned to the attendant next to him and said, “</w:t>
       </w:r>
       <w:r>
         <w:rPr>
@@ -14461,6 +14497,7 @@
     </w:p>
     <w:p>
       <w:r>
+        <w:lastRenderedPageBreak/>
         <w:t xml:space="preserve">Luke wasn’t impressed by the man, who </w:t>
       </w:r>
       <w:r>
@@ -14506,7 +14543,6 @@
     </w:p>
     <w:p>
       <w:r>
-        <w:lastRenderedPageBreak/>
         <w:t xml:space="preserve">Gregory didn’t bother giving a tour but just wandered the halls. The others followed and Luke realized the insides of all palaces and castles looked pretty much the same. The only thing that differed was the </w:t>
       </w:r>
       <w:r>
@@ -14646,61 +14682,172 @@
     </w:p>
     <w:p>
       <w:r>
+        <w:lastRenderedPageBreak/>
         <w:t>“Moments later I met Felix and Millie,” Luke continued. “They decided to take me under their wings. The next day I saw you on the screen and discovered that the gods had selected me to compete in their competition. I completed the first challenge and am now waiting for the second one.</w:t>
       </w:r>
     </w:p>
     <w:p>
       <w:r>
+        <w:t xml:space="preserve">“I don’t know who hit me with that nano-probe or why I was selected. I don’t even know why </w:t>
+      </w:r>
+      <w:r>
+        <w:t xml:space="preserve">I met </w:t>
+      </w:r>
+      <w:r>
+        <w:t>Annie.</w:t>
+      </w:r>
+      <w:r>
+        <w:t xml:space="preserve"> </w:t>
+      </w:r>
+      <w:r>
+        <w:t>Her memories only started when I gave her a name</w:t>
+      </w:r>
+      <w:r>
+        <w:t>.”</w:t>
+      </w:r>
+    </w:p>
+    <w:p>
+      <w:r>
+        <w:t>James</w:t>
+      </w:r>
+      <w:r>
+        <w:t xml:space="preserve"> asked countless questions</w:t>
+      </w:r>
+      <w:r>
+        <w:t>, forcing Luke to remember countless details.</w:t>
+      </w:r>
+    </w:p>
+    <w:p>
+      <w:r>
+        <w:t>F</w:t>
+      </w:r>
+      <w:r>
+        <w:t xml:space="preserve">inally </w:t>
+      </w:r>
+      <w:r>
+        <w:t xml:space="preserve">James </w:t>
+      </w:r>
+      <w:r>
+        <w:t>said, “Thank you. At least I know that the nano-probe is safe. The gods selected you for a reason. I’m counting on you to do your best and win this challenge.”</w:t>
+      </w:r>
+    </w:p>
+    <w:p>
+      <w:r>
+        <w:t>“Yes sir,” Luke said</w:t>
+      </w:r>
+      <w:r>
+        <w:t xml:space="preserve"> meekly</w:t>
+      </w:r>
+      <w:r>
+        <w:t>.</w:t>
+      </w:r>
+    </w:p>
+    <w:p>
+      <w:r>
+        <w:t xml:space="preserve">“Jamzie, do you have anything good to eat here?” Annie asked. “I’m </w:t>
+      </w:r>
+      <w:r>
+        <w:t>starving</w:t>
+      </w:r>
+      <w:r>
+        <w:t>.”</w:t>
+      </w:r>
+    </w:p>
+    <w:p>
+      <w:r>
+        <w:t xml:space="preserve">James looked at </w:t>
+      </w:r>
+      <w:r>
+        <w:t>Annie</w:t>
+      </w:r>
+      <w:r>
+        <w:t xml:space="preserve"> in surprise.</w:t>
+      </w:r>
+    </w:p>
+    <w:p>
+      <w:r>
+        <w:t>“Luke’s spirit beast likes to eat people food,” Millie explained.</w:t>
+      </w:r>
+    </w:p>
+    <w:p>
+      <w:r>
+        <w:t>“</w:t>
+      </w:r>
+      <w:r>
+        <w:t>That’s not possible,” Gregory sneered</w:t>
+      </w:r>
+      <w:r>
+        <w:t>.</w:t>
+      </w:r>
+    </w:p>
+    <w:p>
+      <w:r>
+        <w:t xml:space="preserve">“Annie is special,” James said. “My meeting with you was the last one for the day. Please come and eat with </w:t>
+      </w:r>
+      <w:r>
+        <w:t xml:space="preserve">my </w:t>
+      </w:r>
+      <w:r>
+        <w:t>family</w:t>
+      </w:r>
+      <w:r>
+        <w:t>.”</w:t>
+      </w:r>
+    </w:p>
+    <w:p>
+      <w:r>
+        <w:t>Gregory excused himself and left.</w:t>
+      </w:r>
+    </w:p>
+    <w:p>
+      <w:r>
+        <w:t>“Okay,” Annie said and they followed James.</w:t>
+      </w:r>
+      <w:r>
+        <w:t xml:space="preserve"> In moments they arrived at </w:t>
+      </w:r>
+      <w:r>
+        <w:t xml:space="preserve">the emperor’s </w:t>
+      </w:r>
+      <w:r>
+        <w:t xml:space="preserve">royal </w:t>
+      </w:r>
+      <w:r>
+        <w:t>suite.</w:t>
+      </w:r>
+    </w:p>
+    <w:p>
+      <w:r>
+        <w:t>“</w:t>
+      </w:r>
+      <w:r>
+        <w:t>D</w:t>
+      </w:r>
+      <w:r>
+        <w:t>ear, I invited a few people for dinner,” James said.</w:t>
+      </w:r>
+      <w:r>
+        <w:t xml:space="preserve"> “This is the boy who was implanted with the missing nano-probe.”</w:t>
+      </w:r>
+    </w:p>
+    <w:p>
+      <w:r>
         <w:lastRenderedPageBreak/>
-        <w:t xml:space="preserve">“I don’t know who hit me with that nano-probe or why I was selected. I don’t even know why </w:t>
-      </w:r>
-      <w:r>
-        <w:t xml:space="preserve">I met </w:t>
-      </w:r>
-      <w:r>
-        <w:t>Annie.</w:t>
-      </w:r>
-      <w:r>
-        <w:t xml:space="preserve"> </w:t>
-      </w:r>
-      <w:r>
-        <w:t>Her memories only started when I gave her a name</w:t>
-      </w:r>
-      <w:r>
-        <w:t>.”</w:t>
-      </w:r>
-    </w:p>
-    <w:p>
-      <w:r>
-        <w:t>James</w:t>
-      </w:r>
-      <w:r>
-        <w:t xml:space="preserve"> asked countless questions</w:t>
-      </w:r>
-      <w:r>
-        <w:t>, forcing Luke to remember countless details.</w:t>
-      </w:r>
-    </w:p>
-    <w:p>
-      <w:r>
-        <w:t>F</w:t>
-      </w:r>
-      <w:r>
-        <w:t xml:space="preserve">inally </w:t>
-      </w:r>
-      <w:r>
-        <w:t xml:space="preserve">James </w:t>
-      </w:r>
-      <w:r>
-        <w:t>said, “Thank you. At least I know that the nano-probe is safe. The gods selected you for a reason. I’m counting on you to do your best and win this challenge.”</w:t>
-      </w:r>
-    </w:p>
-    <w:p>
-      <w:r>
-        <w:t>“Yes sir,” Luke said</w:t>
-      </w:r>
-      <w:r>
-        <w:t xml:space="preserve"> meekly</w:t>
+        <w:t>“Hello</w:t>
+      </w:r>
+      <w:r>
+        <w:t xml:space="preserve"> everyone</w:t>
+      </w:r>
+      <w:r>
+        <w:t>,” Annie said and waved from the top of Luke’s head.</w:t>
+      </w:r>
+    </w:p>
+    <w:p>
+      <w:r>
+        <w:t xml:space="preserve">“Pleased to meet you, majesty,” Luke said, placed his right fist on his chest and bowed. Annie remained attached to Luke’s head, </w:t>
+      </w:r>
+      <w:r>
+        <w:t>like a hat</w:t>
       </w:r>
       <w:r>
         <w:t>.</w:t>
@@ -14708,117 +14855,6 @@
     </w:p>
     <w:p>
       <w:r>
-        <w:t xml:space="preserve">“Jamzie, do you have anything good to eat here?” Annie asked. “I’m </w:t>
-      </w:r>
-      <w:r>
-        <w:t>starving</w:t>
-      </w:r>
-      <w:r>
-        <w:t>.”</w:t>
-      </w:r>
-    </w:p>
-    <w:p>
-      <w:r>
-        <w:t xml:space="preserve">James looked at </w:t>
-      </w:r>
-      <w:r>
-        <w:t>Annie</w:t>
-      </w:r>
-      <w:r>
-        <w:t xml:space="preserve"> in surprise.</w:t>
-      </w:r>
-    </w:p>
-    <w:p>
-      <w:r>
-        <w:t>“Luke’s spirit beast likes to eat people food,” Millie explained.</w:t>
-      </w:r>
-    </w:p>
-    <w:p>
-      <w:r>
-        <w:t>“</w:t>
-      </w:r>
-      <w:r>
-        <w:t>That’s not possible,” Gregory sneered</w:t>
-      </w:r>
-      <w:r>
-        <w:t>.</w:t>
-      </w:r>
-    </w:p>
-    <w:p>
-      <w:r>
-        <w:t xml:space="preserve">“Annie is special,” James said. “My meeting with you was the last one for the day. Please come and eat with </w:t>
-      </w:r>
-      <w:r>
-        <w:t xml:space="preserve">my </w:t>
-      </w:r>
-      <w:r>
-        <w:t>family</w:t>
-      </w:r>
-      <w:r>
-        <w:t>.”</w:t>
-      </w:r>
-    </w:p>
-    <w:p>
-      <w:r>
-        <w:t>Gregory excused himself and left.</w:t>
-      </w:r>
-    </w:p>
-    <w:p>
-      <w:r>
-        <w:t>“Okay,” Annie said and they followed James.</w:t>
-      </w:r>
-      <w:r>
-        <w:t xml:space="preserve"> In moments they arrived at </w:t>
-      </w:r>
-      <w:r>
-        <w:t xml:space="preserve">the emperor’s </w:t>
-      </w:r>
-      <w:r>
-        <w:t xml:space="preserve">royal </w:t>
-      </w:r>
-      <w:r>
-        <w:t>suite.</w:t>
-      </w:r>
-    </w:p>
-    <w:p>
-      <w:r>
-        <w:t>“</w:t>
-      </w:r>
-      <w:r>
-        <w:t>D</w:t>
-      </w:r>
-      <w:r>
-        <w:t>ear, I invited a few people for dinner,” James said.</w:t>
-      </w:r>
-      <w:r>
-        <w:t xml:space="preserve"> “This is the boy who was implanted with the missing nano-probe.”</w:t>
-      </w:r>
-    </w:p>
-    <w:p>
-      <w:r>
-        <w:t>“Hello</w:t>
-      </w:r>
-      <w:r>
-        <w:t xml:space="preserve"> everyone</w:t>
-      </w:r>
-      <w:r>
-        <w:t>,” Annie said and waved from the top of Luke’s head.</w:t>
-      </w:r>
-    </w:p>
-    <w:p>
-      <w:r>
-        <w:t xml:space="preserve">“Pleased to meet you, majesty,” Luke said, placed his right fist on his chest and bowed. Annie remained attached to Luke’s head, </w:t>
-      </w:r>
-      <w:r>
-        <w:t>like a hat</w:t>
-      </w:r>
-      <w:r>
-        <w:t>.</w:t>
-      </w:r>
-    </w:p>
-    <w:p>
-      <w:r>
-        <w:lastRenderedPageBreak/>
         <w:t xml:space="preserve">“Luke, allow me to introduce </w:t>
       </w:r>
       <w:r>
@@ -14973,6 +15009,7 @@
     </w:p>
     <w:p>
       <w:r>
+        <w:lastRenderedPageBreak/>
         <w:t>“This feels like a dream</w:t>
       </w:r>
       <w:r>
@@ -14987,34 +15024,200 @@
     </w:p>
     <w:p>
       <w:r>
+        <w:t>“Do you mean Nexus?” Donna asked.</w:t>
+      </w:r>
+    </w:p>
+    <w:p>
+      <w:r>
+        <w:t>“</w:t>
+      </w:r>
+      <w:r>
+        <w:t>Not just Nexus</w:t>
+      </w:r>
+      <w:r>
+        <w:t>,” Luke replied. “</w:t>
+      </w:r>
+      <w:r>
+        <w:t>Can’t you feel something just below the surface, as if we’re on the surface of an infinite ocean</w:t>
+      </w:r>
+      <w:r>
+        <w:t xml:space="preserve"> or the top </w:t>
+      </w:r>
+      <w:r>
+        <w:t xml:space="preserve">layer </w:t>
+      </w:r>
+      <w:r>
+        <w:t>of a giant onion</w:t>
+      </w:r>
+      <w:r>
+        <w:t>?</w:t>
+      </w:r>
+      <w:r>
+        <w:t>”</w:t>
+      </w:r>
+    </w:p>
+    <w:p>
+      <w:r>
+        <w:t xml:space="preserve">“Luke is a portalmancer,” Millie </w:t>
+      </w:r>
+      <w:r>
+        <w:t>said, stating the obvious</w:t>
+      </w:r>
+      <w:r>
+        <w:t>.</w:t>
+      </w:r>
+    </w:p>
+    <w:p>
+      <w:r>
+        <w:t xml:space="preserve">James </w:t>
+      </w:r>
+      <w:r>
+        <w:t>nodded</w:t>
+      </w:r>
+      <w:r>
+        <w:t>. “</w:t>
+      </w:r>
+      <w:r>
+        <w:t>People like you are rar</w:t>
+      </w:r>
+      <w:r>
+        <w:t>e</w:t>
+      </w:r>
+      <w:r>
+        <w:t>. I doubt there are more than a few hundred in the world.</w:t>
+      </w:r>
+      <w:r>
+        <w:t>”</w:t>
+      </w:r>
+    </w:p>
+    <w:p>
+      <w:r>
+        <w:t>“</w:t>
+      </w:r>
+      <w:r>
+        <w:t>What’s it like to teleport? I’ve never tried it,</w:t>
+      </w:r>
+      <w:r>
+        <w:t>”</w:t>
+      </w:r>
+      <w:r>
+        <w:t xml:space="preserve"> </w:t>
+      </w:r>
+      <w:r>
+        <w:t>Finn</w:t>
+      </w:r>
+      <w:r>
+        <w:t xml:space="preserve"> said.</w:t>
+      </w:r>
+    </w:p>
+    <w:p>
+      <w:r>
+        <w:t>“It’s instantaneous,” Felix said. “</w:t>
+      </w:r>
+      <w:r>
+        <w:t xml:space="preserve">It’s sort of like crossing the portal into Nexus, except there is no portal. One minute you’re </w:t>
+      </w:r>
+      <w:r>
+        <w:t>here</w:t>
+      </w:r>
+      <w:r>
+        <w:t xml:space="preserve"> and a moment later you’re at </w:t>
+      </w:r>
+      <w:r>
+        <w:t>your</w:t>
+      </w:r>
+      <w:r>
+        <w:t xml:space="preserve"> destination.”</w:t>
+      </w:r>
+    </w:p>
+    <w:p>
+      <w:r>
+        <w:t>“</w:t>
+      </w:r>
+      <w:r>
+        <w:t>M</w:t>
+      </w:r>
+      <w:r>
+        <w:t>ajesty, what is the best magic library in the world?” Luke asked. “I’m a bit of a bookworm,” he explained.</w:t>
+      </w:r>
+    </w:p>
+    <w:p>
+      <w:r>
+        <w:t>“That would be</w:t>
+      </w:r>
+      <w:r>
+        <w:t xml:space="preserve"> the </w:t>
+      </w:r>
+      <w:r>
+        <w:t>Imperial Library</w:t>
+      </w:r>
+      <w:r>
+        <w:t xml:space="preserve"> in </w:t>
+      </w:r>
+      <w:r>
+        <w:t>Athens</w:t>
+      </w:r>
+      <w:r>
+        <w:t>, Greece</w:t>
+      </w:r>
+      <w:r>
+        <w:t>,”</w:t>
+      </w:r>
+      <w:r>
+        <w:t xml:space="preserve"> James said. “</w:t>
+      </w:r>
+      <w:r>
+        <w:t xml:space="preserve">It was founded </w:t>
+      </w:r>
+      <w:r>
+        <w:t xml:space="preserve">around </w:t>
+      </w:r>
+      <w:r>
+        <w:t>two thousand years after Atlantis shattered</w:t>
+      </w:r>
+      <w:r>
+        <w:t>.”</w:t>
+      </w:r>
+    </w:p>
+    <w:p>
+      <w:r>
+        <w:t>“I need to prepare for the next challenge, but I don’t know where to start,” Luke explained. “Felix’s parents said they will get me a tutor.”</w:t>
+      </w:r>
+    </w:p>
+    <w:p>
+      <w:r>
+        <w:t xml:space="preserve">James nodded. “They spoke to me and said they think the gods want them to adopt you. </w:t>
+      </w:r>
+      <w:r>
+        <w:t>However, they felt it was necessary for me to meet you before they made the announcement, considering your circumstances.”</w:t>
+      </w:r>
+    </w:p>
+    <w:p>
+      <w:r>
+        <w:t>“I hope they don’t do something embarrassing,” Luke said worriedly.</w:t>
+      </w:r>
+    </w:p>
+    <w:p>
+      <w:r>
         <w:lastRenderedPageBreak/>
-        <w:t>“Do you mean Nexus?” Donna asked.</w:t>
-      </w:r>
-    </w:p>
-    <w:p>
-      <w:r>
-        <w:t>“</w:t>
-      </w:r>
-      <w:r>
-        <w:t>Not just Nexus</w:t>
-      </w:r>
-      <w:r>
-        <w:t>,” Luke replied. “</w:t>
-      </w:r>
-      <w:r>
-        <w:t>Can’t you feel something just below the surface, as if we’re on the surface of an infinite ocean</w:t>
-      </w:r>
-      <w:r>
-        <w:t xml:space="preserve"> or the top </w:t>
-      </w:r>
-      <w:r>
-        <w:t xml:space="preserve">layer </w:t>
-      </w:r>
-      <w:r>
-        <w:t>of a giant onion</w:t>
-      </w:r>
-      <w:r>
-        <w:t>?</w:t>
+        <w:t>“Like what?” Millie asked. “You mean officially adopting you?”</w:t>
+      </w:r>
+    </w:p>
+    <w:p>
+      <w:r>
+        <w:t>“What’s so embarrassing about being called a prince?” James asked.</w:t>
+      </w:r>
+      <w:r>
+        <w:t xml:space="preserve"> “You do represent </w:t>
+      </w:r>
+      <w:r>
+        <w:t>all</w:t>
+      </w:r>
+      <w:r>
+        <w:t xml:space="preserve"> humans of planet Earth.</w:t>
+      </w:r>
+      <w:r>
+        <w:t xml:space="preserve"> You are their official ambassador.</w:t>
       </w:r>
       <w:r>
         <w:t>”</w:t>
@@ -15022,167 +15225,6 @@
     </w:p>
     <w:p>
       <w:r>
-        <w:t>“Luke is a portalmancer,” Millie explained.</w:t>
-      </w:r>
-    </w:p>
-    <w:p>
-      <w:r>
-        <w:t xml:space="preserve">James </w:t>
-      </w:r>
-      <w:r>
-        <w:t>nodded</w:t>
-      </w:r>
-      <w:r>
-        <w:t>. “</w:t>
-      </w:r>
-      <w:r>
-        <w:t>People like you are rar</w:t>
-      </w:r>
-      <w:r>
-        <w:t>e</w:t>
-      </w:r>
-      <w:r>
-        <w:t>. I doubt there are more than a few hundred in the world.</w:t>
-      </w:r>
-      <w:r>
-        <w:t>”</w:t>
-      </w:r>
-    </w:p>
-    <w:p>
-      <w:r>
-        <w:t>“</w:t>
-      </w:r>
-      <w:r>
-        <w:t>What’s it like to teleport? I’ve never tried it,</w:t>
-      </w:r>
-      <w:r>
-        <w:t>”</w:t>
-      </w:r>
-      <w:r>
-        <w:t xml:space="preserve"> </w:t>
-      </w:r>
-      <w:r>
-        <w:t>Finn</w:t>
-      </w:r>
-      <w:r>
-        <w:t xml:space="preserve"> said.</w:t>
-      </w:r>
-    </w:p>
-    <w:p>
-      <w:r>
-        <w:t>“It’s instantaneous,” Felix said. “</w:t>
-      </w:r>
-      <w:r>
-        <w:t xml:space="preserve">It’s sort of like crossing the portal into Nexus, except there is no portal. One minute you’re </w:t>
-      </w:r>
-      <w:r>
-        <w:t>here</w:t>
-      </w:r>
-      <w:r>
-        <w:t xml:space="preserve"> and a moment later you’re at </w:t>
-      </w:r>
-      <w:r>
-        <w:t>your</w:t>
-      </w:r>
-      <w:r>
-        <w:t xml:space="preserve"> destination.”</w:t>
-      </w:r>
-    </w:p>
-    <w:p>
-      <w:r>
-        <w:t>“</w:t>
-      </w:r>
-      <w:r>
-        <w:t>M</w:t>
-      </w:r>
-      <w:r>
-        <w:t>ajesty, what is the best magic library in the world?” Luke asked. “I’m a bit of a bookworm,” he explained.</w:t>
-      </w:r>
-    </w:p>
-    <w:p>
-      <w:r>
-        <w:t>“That would be</w:t>
-      </w:r>
-      <w:r>
-        <w:t xml:space="preserve"> the </w:t>
-      </w:r>
-      <w:r>
-        <w:t>Imperial Library</w:t>
-      </w:r>
-      <w:r>
-        <w:t xml:space="preserve"> in </w:t>
-      </w:r>
-      <w:r>
-        <w:t>Athens</w:t>
-      </w:r>
-      <w:r>
-        <w:t>, Greece</w:t>
-      </w:r>
-      <w:r>
-        <w:t>,”</w:t>
-      </w:r>
-      <w:r>
-        <w:t xml:space="preserve"> James said. “</w:t>
-      </w:r>
-      <w:r>
-        <w:t xml:space="preserve">It was founded </w:t>
-      </w:r>
-      <w:r>
-        <w:t xml:space="preserve">around </w:t>
-      </w:r>
-      <w:r>
-        <w:t>two thousand years after Atlantis shattered</w:t>
-      </w:r>
-      <w:r>
-        <w:t>.”</w:t>
-      </w:r>
-    </w:p>
-    <w:p>
-      <w:r>
-        <w:t>“I need to prepare for the next challenge, but I don’t know where to start,” Luke explained. “Felix’s parents said they will get me a tutor.”</w:t>
-      </w:r>
-    </w:p>
-    <w:p>
-      <w:r>
-        <w:t xml:space="preserve">James nodded. “They spoke to me and said they think the gods want them to adopt you. </w:t>
-      </w:r>
-      <w:r>
-        <w:t>However, they felt it was necessary for me to meet you before they made the announcement, considering your circumstances.”</w:t>
-      </w:r>
-    </w:p>
-    <w:p>
-      <w:r>
-        <w:t>“I hope they don’t do something embarrassing,” Luke said worriedly.</w:t>
-      </w:r>
-    </w:p>
-    <w:p>
-      <w:r>
-        <w:t>“Like what?” Millie asked. “You mean officially adopting you?”</w:t>
-      </w:r>
-    </w:p>
-    <w:p>
-      <w:r>
-        <w:t>“What’s so embarrassing about being called a prince?” James asked.</w:t>
-      </w:r>
-      <w:r>
-        <w:t xml:space="preserve"> “You do represent </w:t>
-      </w:r>
-      <w:r>
-        <w:t>all</w:t>
-      </w:r>
-      <w:r>
-        <w:t xml:space="preserve"> humans of planet Earth.</w:t>
-      </w:r>
-      <w:r>
-        <w:t xml:space="preserve"> You are their official ambassador.</w:t>
-      </w:r>
-      <w:r>
-        <w:t>”</w:t>
-      </w:r>
-    </w:p>
-    <w:p>
-      <w:r>
-        <w:lastRenderedPageBreak/>
         <w:t>“Besides</w:t>
       </w:r>
       <w:r>
@@ -15350,13 +15392,22 @@
     </w:p>
     <w:p>
       <w:r>
+        <w:lastRenderedPageBreak/>
         <w:t>“</w:t>
       </w:r>
       <w:r>
         <w:t>I’m not qualified to be emperor,” James said simply. “I’m just acting as a proxy until the real one shows up.</w:t>
       </w:r>
       <w:r>
-        <w:t xml:space="preserve"> Now that you say </w:t>
+        <w:t xml:space="preserve"> This job is too much for me.”</w:t>
+      </w:r>
+    </w:p>
+    <w:p>
+      <w:r>
+        <w:t>James paused and then said, “</w:t>
+      </w:r>
+      <w:r>
+        <w:t xml:space="preserve">Now that you say </w:t>
       </w:r>
       <w:r>
         <w:rPr>
@@ -15380,13 +15431,182 @@
     </w:p>
     <w:p>
       <w:r>
+        <w:t>“What exactly did the oracle say?” Millie asked.</w:t>
+      </w:r>
+    </w:p>
+    <w:p>
+      <w:r>
+        <w:t>“The oracle said, ‘Find the consort of the emperor and you shall find the emperor,’” Luke replied.</w:t>
+      </w:r>
+    </w:p>
+    <w:p>
+      <w:r>
+        <w:t>“</w:t>
+      </w:r>
+      <w:r>
+        <w:t>It can’t be Prince James, since that’s too obvious.</w:t>
+      </w:r>
+      <w:r>
+        <w:t xml:space="preserve"> Everyone would choose Princess Donna as the </w:t>
+      </w:r>
+      <w:r>
+        <w:t>consort</w:t>
+      </w:r>
+      <w:r>
+        <w:t xml:space="preserve"> of the emperor.</w:t>
+      </w:r>
+      <w:r>
+        <w:t xml:space="preserve"> </w:t>
+      </w:r>
+      <w:r>
+        <w:t xml:space="preserve">It can’t be Annie or I since neither of us </w:t>
+      </w:r>
+      <w:r>
+        <w:t>is</w:t>
+      </w:r>
+      <w:r>
+        <w:t xml:space="preserve"> married.</w:t>
+      </w:r>
+      <w:r>
+        <w:t xml:space="preserve"> We aren’t even formal partners since we never participated in a summoning ceremony.</w:t>
+      </w:r>
+    </w:p>
+    <w:p>
+      <w:r>
+        <w:t>“Or maybe she summoned me.</w:t>
+      </w:r>
+    </w:p>
+    <w:p>
+      <w:r>
+        <w:t>“I wish I had seen the summoning ceremony. However I was to</w:t>
+      </w:r>
+      <w:r>
+        <w:t xml:space="preserve">o </w:t>
+      </w:r>
+      <w:r>
+        <w:t>worried about the first challenge.</w:t>
+      </w:r>
+      <w:r>
+        <w:t xml:space="preserve"> The only thing we can do is collect clues </w:t>
+      </w:r>
+      <w:r>
+        <w:t>as we complete the challenges.</w:t>
+      </w:r>
+    </w:p>
+    <w:p>
+      <w:r>
+        <w:t>“</w:t>
+      </w:r>
+      <w:r>
+        <w:t>M</w:t>
+      </w:r>
+      <w:r>
+        <w:t>ajesty, there is something I need to know,” Luke said.</w:t>
+      </w:r>
+    </w:p>
+    <w:p>
+      <w:r>
+        <w:t>“What is it?” James asked.</w:t>
+      </w:r>
+    </w:p>
+    <w:p>
+      <w:r>
+        <w:t>“I’m just a commoner,” Luke said</w:t>
+      </w:r>
+      <w:r>
+        <w:t xml:space="preserve"> timidly</w:t>
+      </w:r>
+      <w:r>
+        <w:t>. “Do I have to stay in the places of power in each country?</w:t>
+      </w:r>
+      <w:r>
+        <w:t xml:space="preserve"> It’s scary.</w:t>
+      </w:r>
+      <w:r>
+        <w:t>”</w:t>
+      </w:r>
+    </w:p>
+    <w:p>
+      <w:r>
+        <w:t xml:space="preserve">“I know,” Lisa </w:t>
+      </w:r>
+      <w:r>
+        <w:t>sympathized</w:t>
+      </w:r>
+      <w:r>
+        <w:t>. “That’s why I sleep with my mummy and daddy.”</w:t>
+      </w:r>
+    </w:p>
+    <w:p>
+      <w:r>
+        <w:t xml:space="preserve">“How old are you dear, ten, twelve?” Donna asked. </w:t>
+      </w:r>
+    </w:p>
+    <w:p>
+      <w:r>
         <w:lastRenderedPageBreak/>
-        <w:t>“What exactly did the oracle say?” Millie asked.</w:t>
-      </w:r>
-    </w:p>
-    <w:p>
-      <w:r>
-        <w:t>“The oracle said, ‘Find the consort of the emperor and you shall find the emperor,’” Luke replied.</w:t>
+        <w:t>“I’m fifteen,” Luke said defensively. “It’s not my fault I have small bones.”</w:t>
+      </w:r>
+    </w:p>
+    <w:p>
+      <w:r>
+        <w:t xml:space="preserve">“Sorry dear,” Donna </w:t>
+      </w:r>
+      <w:r>
+        <w:t>apologized</w:t>
+      </w:r>
+      <w:r>
+        <w:t>.</w:t>
+      </w:r>
+    </w:p>
+    <w:p>
+      <w:r>
+        <w:t>“What’s wrong with small bones?” Annie asked. “I think small bones are cute. Just look at me.”</w:t>
+      </w:r>
+    </w:p>
+    <w:p>
+      <w:r>
+        <w:t xml:space="preserve">“I think you’re cute,” </w:t>
+      </w:r>
+      <w:r>
+        <w:t xml:space="preserve">Lisa </w:t>
+      </w:r>
+      <w:r>
+        <w:t>agreed</w:t>
+      </w:r>
+      <w:r>
+        <w:t>.</w:t>
+      </w:r>
+    </w:p>
+    <w:p>
+      <w:r>
+        <w:t>“Thank you Lisa,” Annie said. “I think you’re cute too.”</w:t>
+      </w:r>
+    </w:p>
+    <w:p>
+      <w:r>
+        <w:t>“What about Ben and Finn?” Donna asked.</w:t>
+      </w:r>
+    </w:p>
+    <w:p>
+      <w:r>
+        <w:t>“I’m a boy,” Ben protested. “Boys aren’t supposed to be cute.”</w:t>
+      </w:r>
+    </w:p>
+    <w:p>
+      <w:r>
+        <w:t xml:space="preserve">“Don’t worry boys, you haven’t finished growing. You too Luke,” </w:t>
+      </w:r>
+      <w:r>
+        <w:t>Donna</w:t>
+      </w:r>
+      <w:r>
+        <w:t xml:space="preserve"> added. “You’re still a kid.”</w:t>
+      </w:r>
+    </w:p>
+    <w:p>
+      <w:r>
+        <w:t>“He thinks he’s a grownup,” Felix said with a chuckle. “He tried to date a nineteen-year-old girl.”</w:t>
       </w:r>
     </w:p>
     <w:p>
@@ -15394,42 +15614,96 @@
         <w:t>“</w:t>
       </w:r>
       <w:r>
-        <w:t>It can’t be Prince James, since that’s too obvious.</w:t>
-      </w:r>
-      <w:r>
-        <w:t xml:space="preserve"> Everyone would choose Princess Donna as the </w:t>
-      </w:r>
-      <w:r>
-        <w:t>consort</w:t>
-      </w:r>
-      <w:r>
-        <w:t xml:space="preserve"> of the emperor.</w:t>
+        <w:t xml:space="preserve">What’s wrong with that? </w:t>
+      </w:r>
+      <w:r>
+        <w:t>She’s my classmate,” Luke said defensively. “I can’t believe the fate of the world depended on weather I could ask a girl out on a date.”</w:t>
+      </w:r>
+    </w:p>
+    <w:p>
+      <w:r>
+        <w:t>James</w:t>
+      </w:r>
+      <w:r>
+        <w:t xml:space="preserve"> looked curiously at Felix and Felix explained the challenge.</w:t>
+      </w:r>
+      <w:r>
+        <w:t xml:space="preserve"> He then added, “It was funny seeing a little brat asking a nineteen-year-old girl out.”</w:t>
+      </w:r>
+    </w:p>
+    <w:p>
+      <w:r>
+        <w:t>“Hey, you’re supposed to be my friend,” Luke said angrily. “And I’m not a little brat.”</w:t>
+      </w:r>
+    </w:p>
+    <w:p>
+      <w:r>
+        <w:t xml:space="preserve">“I’m your big brother,” Felix </w:t>
+      </w:r>
+      <w:r>
+        <w:t>clarified</w:t>
+      </w:r>
+      <w:r>
+        <w:t>, clearly enjoying himself</w:t>
+      </w:r>
+      <w:r>
+        <w:t>. “That’s what big brothers do. They tease their baby brothers.”</w:t>
+      </w:r>
+    </w:p>
+    <w:p>
+      <w:r>
+        <w:t>“No fair,” Finn complained. “We don’t need big brothers.”</w:t>
+      </w:r>
+    </w:p>
+    <w:p>
+      <w:r>
+        <w:lastRenderedPageBreak/>
+        <w:t xml:space="preserve">“But your lives will be so sad and meaningless without us,” Ben </w:t>
+      </w:r>
+      <w:r>
+        <w:t>objected</w:t>
+      </w:r>
+      <w:r>
+        <w:t>.</w:t>
+      </w:r>
+    </w:p>
+    <w:p>
+      <w:r>
+        <w:t>“Mr. Smith, show our guests to their rooms, and then bring them to the</w:t>
       </w:r>
       <w:r>
         <w:t xml:space="preserve"> </w:t>
       </w:r>
       <w:r>
-        <w:t>It can’t be Annie or I since neither of us is married.</w:t>
-      </w:r>
-      <w:r>
-        <w:t xml:space="preserve"> We aren’t even formal partners since we never participated in a summoning ceremony.</w:t>
-      </w:r>
-    </w:p>
-    <w:p>
-      <w:r>
-        <w:t>“I wish I had seen the summoning ceremony. However I was to</w:t>
-      </w:r>
-      <w:r>
-        <w:t xml:space="preserve">o </w:t>
-      </w:r>
-      <w:r>
-        <w:t>worried about the first challenge.</w:t>
-      </w:r>
-      <w:r>
-        <w:t xml:space="preserve"> The only thing we can do is collect clues </w:t>
-      </w:r>
-      <w:r>
-        <w:t>as we complete the challenges.</w:t>
+        <w:t>family</w:t>
+      </w:r>
+      <w:r>
+        <w:t xml:space="preserve"> room,” </w:t>
+      </w:r>
+      <w:r>
+        <w:t xml:space="preserve">James </w:t>
+      </w:r>
+      <w:r>
+        <w:t>commanded</w:t>
+      </w:r>
+      <w:r>
+        <w:t>.</w:t>
+      </w:r>
+    </w:p>
+    <w:p>
+      <w:r>
+        <w:t>Luke’s room was large, but not pompous like his Hermitage bedroom. One stop later brought them to</w:t>
+      </w:r>
+      <w:r>
+        <w:t xml:space="preserve"> the family room.</w:t>
+      </w:r>
+    </w:p>
+    <w:p>
+      <w:r>
+        <w:t>Now that all the fo</w:t>
+      </w:r>
+      <w:r>
+        <w:t>rmalities were over, Luke asked, “What decides what kind of spirit beast you summon? Can you summon any kind?”</w:t>
       </w:r>
     </w:p>
     <w:p>
@@ -15437,61 +15711,109 @@
         <w:t>“</w:t>
       </w:r>
       <w:r>
-        <w:t>M</w:t>
-      </w:r>
-      <w:r>
-        <w:t>ajesty, there is something I need to know,” Luke said.</w:t>
-      </w:r>
-    </w:p>
-    <w:p>
-      <w:r>
-        <w:t>“What is it?” James asked.</w:t>
-      </w:r>
-    </w:p>
-    <w:p>
-      <w:r>
-        <w:t>“I’m just a commoner,” Luke said</w:t>
-      </w:r>
-      <w:r>
-        <w:t xml:space="preserve"> timidly</w:t>
-      </w:r>
-      <w:r>
-        <w:t>. “Do I have to stay in the places of power in each country?</w:t>
-      </w:r>
-      <w:r>
-        <w:t xml:space="preserve"> It’s scary.</w:t>
+        <w:t>T</w:t>
+      </w:r>
+      <w:r>
+        <w:t xml:space="preserve">he spirit beast reflects the </w:t>
+      </w:r>
+      <w:r>
+        <w:t>wizard’s</w:t>
+      </w:r>
+      <w:r>
+        <w:t xml:space="preserve"> </w:t>
+      </w:r>
+      <w:r>
+        <w:t>spirit</w:t>
+      </w:r>
+      <w:r>
+        <w:t xml:space="preserve">. </w:t>
+      </w:r>
+      <w:r>
+        <w:t xml:space="preserve">People </w:t>
+      </w:r>
+      <w:r>
+        <w:t xml:space="preserve">can </w:t>
+      </w:r>
+      <w:r>
+        <w:t xml:space="preserve">usually </w:t>
+      </w:r>
+      <w:r>
+        <w:t>guess what kind of spirit they will get. My family and friends were certain I would get a dragon</w:t>
+      </w:r>
+      <w:r>
+        <w:t xml:space="preserve">,” </w:t>
+      </w:r>
+      <w:r>
+        <w:t xml:space="preserve">James </w:t>
+      </w:r>
+      <w:r>
+        <w:t>said.</w:t>
+      </w:r>
+    </w:p>
+    <w:p>
+      <w:r>
+        <w:t>“Can you have more than one spirit beast?” Luke asked. “Can you fly on your dragon? Do they have special abilities? Will a spirit beast change if the person changes?”</w:t>
+      </w:r>
+    </w:p>
+    <w:p>
+      <w:r>
+        <w:t xml:space="preserve">“Yes, I can ride on Dramond,” </w:t>
+      </w:r>
+      <w:r>
+        <w:t>James</w:t>
+      </w:r>
+      <w:r>
+        <w:t xml:space="preserve"> said. “Yes you can have more than one spirit beast, but it’s not common. A spirit beast grows as a person grows and develops.</w:t>
+      </w:r>
+    </w:p>
+    <w:p>
+      <w:r>
+        <w:t>“The spirit beast is quite literally a reflection of the person.”</w:t>
+      </w:r>
+    </w:p>
+    <w:p>
+      <w:r>
+        <w:t>Luke glanced at Annie and pretended he didn’t hear that.</w:t>
+      </w:r>
+    </w:p>
+    <w:p>
+      <w:r>
+        <w:t>“</w:t>
+      </w:r>
+      <w:r>
+        <w:t>Ben, please get m</w:t>
+      </w:r>
+      <w:r>
+        <w:t>e the big book of Spirit Beasts,</w:t>
       </w:r>
       <w:r>
         <w:t>”</w:t>
       </w:r>
-    </w:p>
-    <w:p>
-      <w:r>
-        <w:t xml:space="preserve">“I know,” Lisa </w:t>
-      </w:r>
-      <w:r>
-        <w:t>sympathized</w:t>
-      </w:r>
-      <w:r>
-        <w:t>. “That’s why I sleep with my mummy and daddy.”</w:t>
-      </w:r>
-    </w:p>
-    <w:p>
-      <w:r>
-        <w:t xml:space="preserve">“How old are you dear, ten, twelve?” Donna asked. </w:t>
-      </w:r>
-    </w:p>
-    <w:p>
-      <w:r>
-        <w:t>“I’m fifteen,” Luke said defensively. “It’s not my fault I have small bones.”</w:t>
-      </w:r>
-    </w:p>
-    <w:p>
-      <w:r>
-        <w:t xml:space="preserve">“Sorry dear,” Donna </w:t>
-      </w:r>
-      <w:r>
-        <w:t>apologized</w:t>
+      <w:r>
+        <w:t xml:space="preserve"> James said.</w:t>
+      </w:r>
+    </w:p>
+    <w:p>
+      <w:r>
+        <w:t xml:space="preserve">“Okay dad,” Ben said and left. </w:t>
+      </w:r>
+      <w:r>
+        <w:t xml:space="preserve">He brought back a </w:t>
+      </w:r>
+      <w:r>
+        <w:t xml:space="preserve">coffee table </w:t>
+      </w:r>
+      <w:r>
+        <w:t>book</w:t>
+      </w:r>
+      <w:r>
+        <w:t xml:space="preserve"> that probably weighed </w:t>
+      </w:r>
+      <w:r>
+        <w:t>2</w:t>
+      </w:r>
+      <w:r>
+        <w:t>0 pounds</w:t>
       </w:r>
       <w:r>
         <w:t>.</w:t>
@@ -15499,268 +15821,35 @@
     </w:p>
     <w:p>
       <w:r>
-        <w:t>“What’s wrong with small bones?” Annie asked. “I think small bones are cute. Just look at me.”</w:t>
-      </w:r>
-    </w:p>
-    <w:p>
-      <w:r>
-        <w:t xml:space="preserve">“I think you’re cute,” </w:t>
-      </w:r>
-      <w:r>
-        <w:t xml:space="preserve">Lisa </w:t>
-      </w:r>
-      <w:r>
-        <w:t>agreed</w:t>
-      </w:r>
-      <w:r>
-        <w:t>.</w:t>
-      </w:r>
-    </w:p>
-    <w:p>
-      <w:r>
-        <w:t>“Thank you Lisa,” Annie said. “I think you’re cute too.”</w:t>
-      </w:r>
-    </w:p>
-    <w:p>
-      <w:r>
-        <w:t>“What about Ben and Finn?” Donna asked.</w:t>
+        <w:t xml:space="preserve">“Here you go Luke,” </w:t>
+      </w:r>
+      <w:r>
+        <w:t>James</w:t>
+      </w:r>
+      <w:r>
+        <w:t xml:space="preserve"> said. “This book has pictures and descriptions of the thousands of spirit beasts known to exist.”</w:t>
+      </w:r>
+    </w:p>
+    <w:p>
+      <w:r>
+        <w:t xml:space="preserve">“Thanks majesty,” Luke said and opened the book. Annie sat on Luke’s </w:t>
+      </w:r>
+      <w:r>
+        <w:t>shoulder</w:t>
+      </w:r>
+      <w:r>
+        <w:t xml:space="preserve"> </w:t>
+      </w:r>
+      <w:r>
+        <w:t xml:space="preserve">as he </w:t>
+      </w:r>
+      <w:r>
+        <w:t>skimmed through the book.</w:t>
       </w:r>
     </w:p>
     <w:p>
       <w:r>
         <w:lastRenderedPageBreak/>
-        <w:t>“I’m a boy,” Ben protested. “Boys aren’t supposed to be cute.”</w:t>
-      </w:r>
-    </w:p>
-    <w:p>
-      <w:r>
-        <w:t xml:space="preserve">“Don’t worry boys, you haven’t finished growing. You too Luke,” </w:t>
-      </w:r>
-      <w:r>
-        <w:t>Donna</w:t>
-      </w:r>
-      <w:r>
-        <w:t xml:space="preserve"> added. “You’re still a kid.”</w:t>
-      </w:r>
-    </w:p>
-    <w:p>
-      <w:r>
-        <w:t>“He thinks he’s a grownup,” Felix said with a chuckle. “He tried to date a nineteen-year-old girl.”</w:t>
-      </w:r>
-    </w:p>
-    <w:p>
-      <w:r>
-        <w:t>“</w:t>
-      </w:r>
-      <w:r>
-        <w:t xml:space="preserve">What’s wrong with that? </w:t>
-      </w:r>
-      <w:r>
-        <w:t>She’s my classmate,” Luke said defensively. “I can’t believe the fate of the world depended on weather I could ask a girl out on a date.”</w:t>
-      </w:r>
-    </w:p>
-    <w:p>
-      <w:r>
-        <w:t>James</w:t>
-      </w:r>
-      <w:r>
-        <w:t xml:space="preserve"> looked curiously at Felix and Felix explained the challenge.</w:t>
-      </w:r>
-      <w:r>
-        <w:t xml:space="preserve"> He then added, “It was funny seeing a little brat asking a nineteen-year-old girl out.”</w:t>
-      </w:r>
-    </w:p>
-    <w:p>
-      <w:r>
-        <w:t>“Hey, you’re supposed to be my friend,” Luke said angrily. “And I’m not a little brat.”</w:t>
-      </w:r>
-    </w:p>
-    <w:p>
-      <w:r>
-        <w:t xml:space="preserve">“I’m your big brother,” Felix </w:t>
-      </w:r>
-      <w:r>
-        <w:t>clarified</w:t>
-      </w:r>
-      <w:r>
-        <w:t>, clearly enjoying himself</w:t>
-      </w:r>
-      <w:r>
-        <w:t>. “That’s what big brothers do. They tease their baby brothers.”</w:t>
-      </w:r>
-    </w:p>
-    <w:p>
-      <w:r>
-        <w:t>“No fair,” Finn complained. “We don’t need big brothers.”</w:t>
-      </w:r>
-    </w:p>
-    <w:p>
-      <w:r>
-        <w:t xml:space="preserve">“But your lives will be so sad and meaningless without us,” Ben </w:t>
-      </w:r>
-      <w:r>
-        <w:t>objected</w:t>
-      </w:r>
-      <w:r>
-        <w:t>.</w:t>
-      </w:r>
-    </w:p>
-    <w:p>
-      <w:r>
-        <w:t>“Mr. Smith, show our guests to their rooms, and then bring them to the</w:t>
-      </w:r>
-      <w:r>
-        <w:t xml:space="preserve"> </w:t>
-      </w:r>
-      <w:r>
-        <w:t>family</w:t>
-      </w:r>
-      <w:r>
-        <w:t xml:space="preserve"> room,” </w:t>
-      </w:r>
-      <w:r>
-        <w:t xml:space="preserve">James </w:t>
-      </w:r>
-      <w:r>
-        <w:t>commanded</w:t>
-      </w:r>
-      <w:r>
-        <w:t>.</w:t>
-      </w:r>
-    </w:p>
-    <w:p>
-      <w:r>
-        <w:t>Luke’s room was large, but not pompous like his Hermitage bedroom. One stop later brought them to</w:t>
-      </w:r>
-      <w:r>
-        <w:t xml:space="preserve"> the family room.</w:t>
-      </w:r>
-    </w:p>
-    <w:p>
-      <w:r>
-        <w:t>Now that all the fo</w:t>
-      </w:r>
-      <w:r>
-        <w:t>rmalities were over, Luke asked, “What decides what kind of spirit beast you summon? Can you summon any kind?”</w:t>
-      </w:r>
-    </w:p>
-    <w:p>
-      <w:r>
-        <w:lastRenderedPageBreak/>
-        <w:t>“</w:t>
-      </w:r>
-      <w:r>
-        <w:t>T</w:t>
-      </w:r>
-      <w:r>
-        <w:t xml:space="preserve">he spirit beast reflects the </w:t>
-      </w:r>
-      <w:r>
-        <w:t>wizard’s</w:t>
-      </w:r>
-      <w:r>
-        <w:t xml:space="preserve"> </w:t>
-      </w:r>
-      <w:r>
-        <w:t>spirit</w:t>
-      </w:r>
-      <w:r>
-        <w:t xml:space="preserve">. </w:t>
-      </w:r>
-      <w:r>
-        <w:t xml:space="preserve">People </w:t>
-      </w:r>
-      <w:r>
-        <w:t xml:space="preserve">can </w:t>
-      </w:r>
-      <w:r>
-        <w:t xml:space="preserve">usually </w:t>
-      </w:r>
-      <w:r>
-        <w:t>guess what kind of spirit they will get. My family and friends were certain I would get a dragon</w:t>
-      </w:r>
-      <w:r>
-        <w:t xml:space="preserve">,” </w:t>
-      </w:r>
-      <w:r>
-        <w:t xml:space="preserve">James </w:t>
-      </w:r>
-      <w:r>
-        <w:t>said.</w:t>
-      </w:r>
-    </w:p>
-    <w:p>
-      <w:r>
-        <w:t>“Can you have more than one spirit beast?” Luke asked. “Can you fly on your dragon? Do they have special abilities? Will a spirit beast change if the person changes?”</w:t>
-      </w:r>
-    </w:p>
-    <w:p>
-      <w:r>
-        <w:t xml:space="preserve">“Yes, I can ride on Dramond,” </w:t>
-      </w:r>
-      <w:r>
-        <w:t>James</w:t>
-      </w:r>
-      <w:r>
-        <w:t xml:space="preserve"> said. “Yes you can have more than one spirit beast, but it’s not common. A spirit beast grows as a person grows and develops. Ben, please get me the big book of Spirit Beasts.”</w:t>
-      </w:r>
-    </w:p>
-    <w:p>
-      <w:r>
-        <w:t xml:space="preserve">“Okay dad,” Ben said and left. </w:t>
-      </w:r>
-      <w:r>
-        <w:t xml:space="preserve">He brought back a </w:t>
-      </w:r>
-      <w:r>
-        <w:t xml:space="preserve">coffee table </w:t>
-      </w:r>
-      <w:r>
-        <w:t>book</w:t>
-      </w:r>
-      <w:r>
-        <w:t xml:space="preserve"> that probably weighed </w:t>
-      </w:r>
-      <w:r>
-        <w:t>2</w:t>
-      </w:r>
-      <w:r>
-        <w:t>0 pounds</w:t>
-      </w:r>
-      <w:r>
-        <w:t>.</w:t>
-      </w:r>
-    </w:p>
-    <w:p>
-      <w:r>
-        <w:t xml:space="preserve">“Here you go Luke,” </w:t>
-      </w:r>
-      <w:r>
-        <w:t>James</w:t>
-      </w:r>
-      <w:r>
-        <w:t xml:space="preserve"> said. “This book has pictures and descriptions of the thousands of spirit beasts known to exist.”</w:t>
-      </w:r>
-    </w:p>
-    <w:p>
-      <w:r>
-        <w:t xml:space="preserve">“Thanks majesty,” Luke said and opened the book. Annie sat on Luke’s </w:t>
-      </w:r>
-      <w:r>
-        <w:t>shoulder</w:t>
-      </w:r>
-      <w:r>
-        <w:t xml:space="preserve"> </w:t>
-      </w:r>
-      <w:r>
-        <w:t xml:space="preserve">as he </w:t>
-      </w:r>
-      <w:r>
-        <w:t>skimmed through the book.</w:t>
-      </w:r>
-    </w:p>
-    <w:p>
-      <w:r>
         <w:t>“That’s a funny one,” Annie said and laughed.</w:t>
       </w:r>
     </w:p>
@@ -15833,11 +15922,7 @@
         <w:t xml:space="preserve"> turned on the TV and the news came on. The lady talked about the various happenings in the wizard world</w:t>
       </w:r>
       <w:r>
-        <w:t xml:space="preserve">. It even had a weather </w:t>
-      </w:r>
-      <w:r>
-        <w:lastRenderedPageBreak/>
-        <w:t>report. After that they watched a comedy starring a wizard family forced to live as humans.</w:t>
+        <w:t>. It even had a weather report. After that they watched a comedy starring a wizard family forced to live as humans.</w:t>
       </w:r>
     </w:p>
     <w:p>
@@ -15910,6 +15995,7 @@
     </w:p>
     <w:p>
       <w:r>
+        <w:lastRenderedPageBreak/>
         <w:t>“Good night everyone,” Luke said. He got up and headed for the room assigned to him. Luke stopped at the washroom and wondered if he needed to brush his teeth. Bowing to a lifetime of motherly scoldings, he brushed his teeth and then changed his clothes.</w:t>
       </w:r>
     </w:p>
@@ -15997,7 +16083,6 @@
     </w:p>
     <w:p>
       <w:r>
-        <w:lastRenderedPageBreak/>
         <w:t>“Thanks for the book. It was a fun book to read,” Annie mumbled in her sleep. Luke placed the book on the table and sat down.</w:t>
       </w:r>
     </w:p>
@@ -16117,6 +16202,7 @@
     </w:p>
     <w:p>
       <w:r>
+        <w:lastRenderedPageBreak/>
         <w:t xml:space="preserve">“No </w:t>
       </w:r>
       <w:r>
@@ -16187,44 +16273,147 @@
     </w:p>
     <w:p>
       <w:r>
+        <w:t>“I’ve never heard Philly play the flute,” Rosie confessed.</w:t>
+      </w:r>
+    </w:p>
+    <w:p>
+      <w:r>
+        <w:t>James</w:t>
+      </w:r>
+      <w:r>
+        <w:t xml:space="preserve"> opened his hand and a flute appeared. He handed the flute to Philly.</w:t>
+      </w:r>
+    </w:p>
+    <w:p>
+      <w:r>
+        <w:t>Philly hesitantly put the flute in her mouth and play</w:t>
+      </w:r>
+      <w:r>
+        <w:t>ed</w:t>
+      </w:r>
+      <w:r>
+        <w:t>. The room filled with otherworldly music. Immediately she stopped. Complete astonishment showed on her face. That was reflected on the faces of everyone else in the room.</w:t>
+      </w:r>
+    </w:p>
+    <w:p>
+      <w:r>
+        <w:t xml:space="preserve">Before anyone could say anything, Luke </w:t>
+      </w:r>
+      <w:r>
+        <w:t>urged</w:t>
+      </w:r>
+      <w:r>
+        <w:t>, “</w:t>
+      </w:r>
+      <w:r>
+        <w:t>Why did you stop</w:t>
+      </w:r>
+      <w:r>
+        <w:t>? Continue playing. Rosie, accompany Philly.”</w:t>
+      </w:r>
+    </w:p>
+    <w:p>
+      <w:r>
+        <w:t>“</w:t>
+      </w:r>
+      <w:r>
+        <w:t>I can’t,” Rosie objected. “</w:t>
+      </w:r>
+      <w:r>
+        <w:t>I don’t know how to sing</w:t>
+      </w:r>
+      <w:r>
+        <w:t>.</w:t>
+      </w:r>
+      <w:r>
+        <w:t>”</w:t>
+      </w:r>
+    </w:p>
+    <w:p>
+      <w:r>
+        <w:t>“According to the book, spirit beasts are the outward manifestation of a wizard’s spirit.” Luke paused and then said, “</w:t>
+      </w:r>
+      <w:r>
+        <w:t>That means you too have talent. Now sing.”</w:t>
+      </w:r>
+    </w:p>
+    <w:p>
+      <w:r>
         <w:lastRenderedPageBreak/>
-        <w:t>“I’ve never heard Philly play the flute,” Rosie confessed.</w:t>
-      </w:r>
-    </w:p>
-    <w:p>
+        <w:t>Philly play</w:t>
+      </w:r>
+      <w:r>
+        <w:t>ed</w:t>
+      </w:r>
+      <w:r>
+        <w:t xml:space="preserve"> and Rosie sang</w:t>
+      </w:r>
+      <w:r>
+        <w:t xml:space="preserve">. This time the room faded away, replaced by images of a jungle scene </w:t>
+      </w:r>
+      <w:r>
+        <w:t>filled with birds.</w:t>
+      </w:r>
+    </w:p>
+    <w:p>
+      <w:r>
+        <w:t>The song ended. The jungle disappeared and all was back to normal.</w:t>
+      </w:r>
+    </w:p>
+    <w:p>
+      <w:r>
+        <w:t>“See, I told you,” Luke said triumphantly.</w:t>
+      </w:r>
+    </w:p>
+    <w:p>
+      <w:r>
+        <w:t xml:space="preserve">“I thought you knew nothing about spirit beasts,” </w:t>
+      </w:r>
       <w:r>
         <w:t>James</w:t>
       </w:r>
       <w:r>
-        <w:t xml:space="preserve"> opened his hand and a flute appeared. He handed the flute to Philly.</w:t>
-      </w:r>
-    </w:p>
-    <w:p>
-      <w:r>
-        <w:t>Philly hesitantly put the flute in her mouth and play</w:t>
-      </w:r>
-      <w:r>
-        <w:t>ed</w:t>
-      </w:r>
-      <w:r>
-        <w:t>. The room filled with otherworldly music. Immediately she stopped. Complete astonishment showed on her face. That was reflected on the faces of everyone else in the room.</w:t>
-      </w:r>
-    </w:p>
-    <w:p>
-      <w:r>
-        <w:t xml:space="preserve">Before anyone could say anything, Luke </w:t>
-      </w:r>
-      <w:r>
-        <w:t>urged</w:t>
-      </w:r>
-      <w:r>
-        <w:t>, “</w:t>
-      </w:r>
-      <w:r>
-        <w:t>Why did you stop</w:t>
-      </w:r>
-      <w:r>
-        <w:t>? Continue playing. Rosie, accompany Philly.”</w:t>
+        <w:t xml:space="preserve"> </w:t>
+      </w:r>
+      <w:r>
+        <w:t>exclaimed</w:t>
+      </w:r>
+      <w:r>
+        <w:t xml:space="preserve"> in astonishment</w:t>
+      </w:r>
+      <w:r>
+        <w:t xml:space="preserve">. “How did you </w:t>
+      </w:r>
+      <w:r>
+        <w:t>know</w:t>
+      </w:r>
+      <w:r>
+        <w:t xml:space="preserve"> that?”</w:t>
+      </w:r>
+    </w:p>
+    <w:p>
+      <w:r>
+        <w:t>“I spent all night reading the book you lent me</w:t>
+      </w:r>
+      <w:r>
+        <w:t>,</w:t>
+      </w:r>
+      <w:r>
+        <w:t xml:space="preserve"> majesty</w:t>
+      </w:r>
+      <w:r>
+        <w:t xml:space="preserve">. Anyone who has read that book would know,” Luke </w:t>
+      </w:r>
+      <w:r>
+        <w:t>explained</w:t>
+      </w:r>
+      <w:r>
+        <w:t>.</w:t>
+      </w:r>
+    </w:p>
+    <w:p>
+      <w:r>
+        <w:t>“But that book has thousands of pages,” Donna objected.</w:t>
       </w:r>
     </w:p>
     <w:p>
@@ -16232,248 +16421,142 @@
         <w:t>“</w:t>
       </w:r>
       <w:r>
-        <w:t>I can’t,” Rosie objected. “</w:t>
-      </w:r>
-      <w:r>
-        <w:t>I don’t know how to sing</w:t>
+        <w:t xml:space="preserve">3842 pages describing the 108 families and </w:t>
+      </w:r>
+      <w:r>
+        <w:t xml:space="preserve">3287 </w:t>
+      </w:r>
+      <w:r>
+        <w:t xml:space="preserve">known </w:t>
+      </w:r>
+      <w:r>
+        <w:t>types</w:t>
+      </w:r>
+      <w:r>
+        <w:t>,” Luke said</w:t>
+      </w:r>
+      <w:r>
+        <w:t xml:space="preserve"> with a yawn</w:t>
+      </w:r>
+      <w:r>
+        <w:t>. “</w:t>
+      </w:r>
+      <w:r>
+        <w:t>There were plenty of pictures and it was easy read</w:t>
+      </w:r>
+      <w:r>
+        <w:t>ing</w:t>
       </w:r>
       <w:r>
         <w:t>.</w:t>
       </w:r>
       <w:r>
-        <w:t>”</w:t>
-      </w:r>
-    </w:p>
-    <w:p>
-      <w:r>
-        <w:t>“According to the book, spirit beasts are the outward manifestation of a wizard’s spirit.” Luke paused and then said, “</w:t>
-      </w:r>
-      <w:r>
-        <w:t>That means you too have talent. Now sing.”</w:t>
-      </w:r>
-    </w:p>
-    <w:p>
-      <w:r>
-        <w:t xml:space="preserve">Philly </w:t>
-      </w:r>
-      <w:r>
-        <w:t>began</w:t>
-      </w:r>
-      <w:r>
-        <w:t xml:space="preserve"> playing</w:t>
-      </w:r>
-      <w:r>
-        <w:t xml:space="preserve"> and Rosie sang</w:t>
-      </w:r>
-      <w:r>
-        <w:t xml:space="preserve">. This time the room faded away, replaced by images of a jungle scene </w:t>
-      </w:r>
-      <w:r>
-        <w:t>filled with birds.</w:t>
-      </w:r>
-    </w:p>
-    <w:p>
-      <w:r>
-        <w:t>The song ended. The jungle disappeared and all was back to normal.</w:t>
-      </w:r>
-    </w:p>
-    <w:p>
-      <w:r>
-        <w:t>“See, I told you,” Luke said triumphantly.</w:t>
-      </w:r>
-    </w:p>
-    <w:p>
-      <w:r>
-        <w:t xml:space="preserve">“I thought you knew nothing about spirit beasts,” </w:t>
+        <w:t xml:space="preserve"> </w:t>
+      </w:r>
+      <w:r>
+        <w:t>I</w:t>
+      </w:r>
+      <w:r>
+        <w:t>t only took eleven hours. Oh man I’m feeling sleepy. My mum always scolds me for pulling all-nighters.”</w:t>
+      </w:r>
+    </w:p>
+    <w:p>
+      <w:r>
+        <w:t xml:space="preserve">Luke and Annie sat back down and </w:t>
+      </w:r>
+      <w:r>
+        <w:t>ate</w:t>
+      </w:r>
+      <w:r>
+        <w:t>.</w:t>
+      </w:r>
+    </w:p>
+    <w:p>
+      <w:r>
+        <w:t>“Just what are you?” Rosie asked</w:t>
+      </w:r>
+      <w:r>
+        <w:t xml:space="preserve"> in amazement</w:t>
+      </w:r>
+      <w:r>
+        <w:t>.</w:t>
+      </w:r>
+    </w:p>
+    <w:p>
+      <w:r>
+        <w:t>“I’m just a guy who likes reading,” Luke replied</w:t>
+      </w:r>
+      <w:r>
+        <w:t xml:space="preserve"> between mouthfuls</w:t>
+      </w:r>
+      <w:r>
+        <w:t xml:space="preserve">. “What is this thing I’m eating? It’s </w:t>
+      </w:r>
+      <w:r>
+        <w:t>yummy</w:t>
+      </w:r>
+      <w:r>
+        <w:t>.”</w:t>
+      </w:r>
+    </w:p>
+    <w:p>
+      <w:r>
+        <w:t>Felix laughed. “That’s my baby brother.”</w:t>
+      </w:r>
+    </w:p>
+    <w:p>
+      <w:r>
+        <w:t>Everyone ate in silence</w:t>
+      </w:r>
+      <w:r>
+        <w:t>.</w:t>
+      </w:r>
+    </w:p>
+    <w:p>
+      <w:r>
+        <w:t>“Do you have any plans Luke?” Donna asked.</w:t>
+      </w:r>
+    </w:p>
+    <w:p>
+      <w:r>
+        <w:t>“I need to go to France and the United States</w:t>
+      </w:r>
+      <w:r>
+        <w:t xml:space="preserve"> and sleep in their places of power</w:t>
+      </w:r>
+      <w:r>
+        <w:t>,” Luke replied. “</w:t>
+      </w:r>
+      <w:r>
+        <w:t>By th</w:t>
+      </w:r>
+      <w:r>
+        <w:t>e way,</w:t>
+      </w:r>
+      <w:r>
+        <w:t xml:space="preserve"> is </w:t>
+      </w:r>
+      <w:r>
+        <w:t xml:space="preserve">this </w:t>
+      </w:r>
+      <w:r>
+        <w:t>Switzerland’s center of power?”</w:t>
+      </w:r>
+    </w:p>
+    <w:p>
+      <w:r>
+        <w:t xml:space="preserve">“No,” </w:t>
       </w:r>
       <w:r>
         <w:t>James</w:t>
       </w:r>
       <w:r>
-        <w:t xml:space="preserve"> </w:t>
-      </w:r>
-      <w:r>
-        <w:t>exclaimed</w:t>
-      </w:r>
-      <w:r>
-        <w:t xml:space="preserve"> in astonishment</w:t>
-      </w:r>
-      <w:r>
-        <w:t xml:space="preserve">. “How did you </w:t>
-      </w:r>
-      <w:r>
-        <w:t>know</w:t>
-      </w:r>
-      <w:r>
-        <w:t xml:space="preserve"> that?”</w:t>
-      </w:r>
-    </w:p>
-    <w:p>
-      <w:r>
-        <w:t>“I spent all night reading the book you lent me</w:t>
-      </w:r>
-      <w:r>
-        <w:t>,</w:t>
-      </w:r>
-      <w:r>
-        <w:t xml:space="preserve"> majesty</w:t>
-      </w:r>
-      <w:r>
-        <w:t xml:space="preserve">. Anyone who has read that book would know,” Luke </w:t>
-      </w:r>
-      <w:r>
-        <w:t>explained</w:t>
-      </w:r>
-      <w:r>
-        <w:t>.</w:t>
-      </w:r>
-    </w:p>
-    <w:p>
-      <w:r>
-        <w:t>“But that book has thousands of pages,” Donna objected.</w:t>
-      </w:r>
-    </w:p>
-    <w:p>
-      <w:r>
-        <w:t>“</w:t>
-      </w:r>
-      <w:r>
-        <w:t xml:space="preserve">3842 pages describing the 108 families and </w:t>
-      </w:r>
-      <w:r>
-        <w:t xml:space="preserve">3287 </w:t>
-      </w:r>
-      <w:r>
-        <w:t xml:space="preserve">known </w:t>
-      </w:r>
-      <w:r>
-        <w:t>types</w:t>
-      </w:r>
-      <w:r>
-        <w:t>,” Luke said</w:t>
-      </w:r>
-      <w:r>
-        <w:t xml:space="preserve"> with a yawn</w:t>
-      </w:r>
-      <w:r>
-        <w:t>. “</w:t>
-      </w:r>
-      <w:r>
-        <w:t>There were plenty of pictures and it was easy read</w:t>
-      </w:r>
-      <w:r>
-        <w:t>ing</w:t>
-      </w:r>
-      <w:r>
-        <w:t>.</w:t>
-      </w:r>
-      <w:r>
-        <w:t xml:space="preserve"> </w:t>
-      </w:r>
-      <w:r>
-        <w:t>I</w:t>
-      </w:r>
-      <w:r>
-        <w:t>t only took eleven hours. Oh man I’m feeling sleepy. My mum always scolds me for pulling all-nighters.”</w:t>
+        <w:t xml:space="preserve"> said. “That’s below. You need to stay in one of Geneva’s hotels the night.”</w:t>
       </w:r>
     </w:p>
     <w:p>
       <w:r>
         <w:lastRenderedPageBreak/>
-        <w:t xml:space="preserve">Luke and Annie sat back down and </w:t>
-      </w:r>
-      <w:r>
-        <w:t>ate</w:t>
-      </w:r>
-      <w:r>
-        <w:t>.</w:t>
-      </w:r>
-    </w:p>
-    <w:p>
-      <w:r>
-        <w:t>“Just what are you?” Rosie asked</w:t>
-      </w:r>
-      <w:r>
-        <w:t xml:space="preserve"> in amazement</w:t>
-      </w:r>
-      <w:r>
-        <w:t>.</w:t>
-      </w:r>
-    </w:p>
-    <w:p>
-      <w:r>
-        <w:t>“I’m just a guy who likes reading,” Luke replied</w:t>
-      </w:r>
-      <w:r>
-        <w:t xml:space="preserve"> between mouthfuls</w:t>
-      </w:r>
-      <w:r>
-        <w:t xml:space="preserve">. “What is this thing I’m eating? It’s </w:t>
-      </w:r>
-      <w:r>
-        <w:t>yummy</w:t>
-      </w:r>
-      <w:r>
-        <w:t>.”</w:t>
-      </w:r>
-    </w:p>
-    <w:p>
-      <w:r>
-        <w:t>Felix laughed. “That’s my baby brother.”</w:t>
-      </w:r>
-    </w:p>
-    <w:p>
-      <w:r>
-        <w:t>Everyone ate in silence</w:t>
-      </w:r>
-      <w:r>
-        <w:t>.</w:t>
-      </w:r>
-    </w:p>
-    <w:p>
-      <w:r>
-        <w:t>“Do you have any plans Luke?” Donna asked.</w:t>
-      </w:r>
-    </w:p>
-    <w:p>
-      <w:r>
-        <w:t>“I need to go to France and the United States</w:t>
-      </w:r>
-      <w:r>
-        <w:t xml:space="preserve"> and sleep in their places of power</w:t>
-      </w:r>
-      <w:r>
-        <w:t>,” Luke replied. “</w:t>
-      </w:r>
-      <w:r>
-        <w:t>By th</w:t>
-      </w:r>
-      <w:r>
-        <w:t>e way,</w:t>
-      </w:r>
-      <w:r>
-        <w:t xml:space="preserve"> is </w:t>
-      </w:r>
-      <w:r>
-        <w:t xml:space="preserve">this </w:t>
-      </w:r>
-      <w:r>
-        <w:t>Switzerland’s center of power?”</w:t>
-      </w:r>
-    </w:p>
-    <w:p>
-      <w:r>
-        <w:t xml:space="preserve">“No,” </w:t>
-      </w:r>
-      <w:r>
-        <w:t>James</w:t>
-      </w:r>
-      <w:r>
-        <w:t xml:space="preserve"> said. “That’s below. You need to stay in one of Geneva’s hotels the night.”</w:t>
-      </w:r>
-    </w:p>
-    <w:p>
-      <w:r>
         <w:t>“</w:t>
       </w:r>
       <w:r>
@@ -16583,7 +16666,6 @@
     </w:p>
     <w:p>
       <w:r>
-        <w:lastRenderedPageBreak/>
         <w:t xml:space="preserve">“You think </w:t>
       </w:r>
       <w:r>
@@ -16674,6 +16756,7 @@
     </w:p>
     <w:p>
       <w:r>
+        <w:lastRenderedPageBreak/>
         <w:t xml:space="preserve">“I bet you drove your parents crazy, always wandering off somewhere,” Donna </w:t>
       </w:r>
       <w:r>
@@ -16795,187 +16878,214 @@
     </w:p>
     <w:p>
       <w:r>
+        <w:t>Eyes sparkling</w:t>
+      </w:r>
+      <w:r>
+        <w:t>,</w:t>
+      </w:r>
+      <w:r>
+        <w:t xml:space="preserve"> both Annie and Luke said in unison, “That’s so cool.”</w:t>
+      </w:r>
+    </w:p>
+    <w:p>
+      <w:r>
+        <w:t>“</w:t>
+      </w:r>
+      <w:r>
+        <w:t xml:space="preserve">I see you’re no longer feeling sleepy,” </w:t>
+      </w:r>
+      <w:r>
+        <w:t>James</w:t>
+      </w:r>
+      <w:r>
+        <w:t xml:space="preserve"> said with a chuckle. “</w:t>
+      </w:r>
+      <w:r>
+        <w:t xml:space="preserve">Now if you’ll excuse me, I have to go to work. I have an appointment with a bunch of diplomats.” </w:t>
+      </w:r>
+      <w:r>
+        <w:t>James</w:t>
+      </w:r>
+      <w:r>
+        <w:t xml:space="preserve"> bowed and exited while his kids and the others waved bye.</w:t>
+      </w:r>
+    </w:p>
+    <w:p>
+      <w:r>
+        <w:t>“I think I died and went to heaven,” Luke said excitedly. “I know I have. Can I go exploring?”</w:t>
+      </w:r>
+    </w:p>
+    <w:p>
+      <w:r>
+        <w:t>“You’ll get lost,” Donna said worriedly.</w:t>
+      </w:r>
+    </w:p>
+    <w:p>
+      <w:r>
+        <w:t>“Don’t worry majesty,” Luke assured. “It’s true I never know where I’m going, but I always know where I came from.”</w:t>
+      </w:r>
+    </w:p>
+    <w:p>
+      <w:r>
+        <w:t>“What do you mean?” Millie asked.</w:t>
+      </w:r>
+    </w:p>
+    <w:p>
+      <w:r>
+        <w:t>“When it comes to directions I always get lost,” Luke said. “However</w:t>
+      </w:r>
+      <w:r>
+        <w:t>,</w:t>
+      </w:r>
+      <w:r>
+        <w:t xml:space="preserve"> I can always return to a </w:t>
+      </w:r>
+      <w:r>
+        <w:t>destination</w:t>
+      </w:r>
+      <w:r>
+        <w:t xml:space="preserve"> I’ve </w:t>
+      </w:r>
+      <w:r>
+        <w:t>memorized</w:t>
+      </w:r>
+      <w:r>
+        <w:t>.</w:t>
+      </w:r>
+      <w:r>
+        <w:t xml:space="preserve"> </w:t>
+      </w:r>
+      <w:r>
+        <w:t xml:space="preserve">For instance I’ve </w:t>
+      </w:r>
+      <w:r>
         <w:lastRenderedPageBreak/>
-        <w:t>Eyes sparkling</w:t>
-      </w:r>
-      <w:r>
-        <w:t>,</w:t>
-      </w:r>
-      <w:r>
-        <w:t xml:space="preserve"> both Annie and Luke said in unison, “That’s so cool.”</w:t>
-      </w:r>
-    </w:p>
-    <w:p>
-      <w:r>
-        <w:t>“</w:t>
-      </w:r>
-      <w:r>
-        <w:t xml:space="preserve">I see you’re no longer feeling sleepy,” </w:t>
-      </w:r>
-      <w:r>
-        <w:t>James</w:t>
-      </w:r>
-      <w:r>
-        <w:t xml:space="preserve"> said with a chuckle. “</w:t>
-      </w:r>
-      <w:r>
-        <w:t xml:space="preserve">Now if you’ll excuse me, I have to go to work. I have an appointment with a bunch of diplomats.” </w:t>
-      </w:r>
-      <w:r>
-        <w:t>James</w:t>
-      </w:r>
-      <w:r>
-        <w:t xml:space="preserve"> bowed and exited while his kids and the others waved bye.</w:t>
-      </w:r>
-    </w:p>
-    <w:p>
-      <w:r>
-        <w:t>“I think I died and went to heaven,” Luke said excitedly. “I know I have. Can I go exploring?”</w:t>
-      </w:r>
-    </w:p>
-    <w:p>
-      <w:r>
-        <w:t>“You’ll get lost,” Donna said worriedly.</w:t>
-      </w:r>
-    </w:p>
-    <w:p>
-      <w:r>
-        <w:t>“Don’t worry majesty,” Luke assured. “It’s true I never know where I’m going, but I always know where I came from.”</w:t>
-      </w:r>
-    </w:p>
-    <w:p>
-      <w:r>
-        <w:t>“What do you mean?” Millie asked.</w:t>
-      </w:r>
-    </w:p>
-    <w:p>
-      <w:r>
-        <w:t>“When it comes to directions I always get lost,” Luke said. “However</w:t>
-      </w:r>
-      <w:r>
-        <w:t>,</w:t>
-      </w:r>
-      <w:r>
-        <w:t xml:space="preserve"> I can always return to a </w:t>
-      </w:r>
-      <w:r>
-        <w:t>destination</w:t>
-      </w:r>
-      <w:r>
-        <w:t xml:space="preserve"> I’ve </w:t>
-      </w:r>
-      <w:r>
-        <w:t>memorized</w:t>
+        <w:t xml:space="preserve">memorized this room, </w:t>
+      </w:r>
+      <w:r>
+        <w:t>s</w:t>
+      </w:r>
+      <w:r>
+        <w:t>o I can return here</w:t>
+      </w:r>
+      <w:r>
+        <w:t xml:space="preserve"> whenever I want to</w:t>
+      </w:r>
+      <w:r>
+        <w:t xml:space="preserve">. </w:t>
+      </w:r>
+      <w:r>
+        <w:t>Isn’t that funny?</w:t>
+      </w:r>
+      <w:r>
+        <w:t>”</w:t>
+      </w:r>
+    </w:p>
+    <w:p>
+      <w:r>
+        <w:t>“That’s because you’re a portalmancer,” Donna replied.</w:t>
+      </w:r>
+      <w:r>
+        <w:t xml:space="preserve"> “The more destinations they go to, the more places they can teleport to.”</w:t>
+      </w:r>
+    </w:p>
+    <w:p>
+      <w:r>
+        <w:t xml:space="preserve">“But </w:t>
+      </w:r>
+      <w:r>
+        <w:t>it</w:t>
+      </w:r>
+      <w:r>
+        <w:t xml:space="preserve"> was like that before I became a wizard,” Luke insisted. “Someone </w:t>
+      </w:r>
+      <w:r>
+        <w:t xml:space="preserve">had </w:t>
+      </w:r>
+      <w:r>
+        <w:t xml:space="preserve">to </w:t>
+      </w:r>
+      <w:r>
+        <w:t xml:space="preserve">always </w:t>
+      </w:r>
+      <w:r>
+        <w:t>guide me to a specific destination.</w:t>
+      </w:r>
+      <w:r>
+        <w:t xml:space="preserve"> The only exception </w:t>
+      </w:r>
+      <w:r>
+        <w:t>is</w:t>
+      </w:r>
+      <w:r>
+        <w:t xml:space="preserve"> if the destination </w:t>
+      </w:r>
+      <w:r>
+        <w:t>is</w:t>
+      </w:r>
+      <w:r>
+        <w:t xml:space="preserve"> in my line of sight.</w:t>
+      </w:r>
+      <w:r>
+        <w:t xml:space="preserve"> Even then, I sometimes </w:t>
+      </w:r>
+      <w:r>
+        <w:t>don’t see</w:t>
       </w:r>
       <w:r>
         <w:t>.</w:t>
       </w:r>
       <w:r>
-        <w:t xml:space="preserve"> </w:t>
-      </w:r>
-      <w:r>
-        <w:t xml:space="preserve">For instance I’ve memorized this room, </w:t>
-      </w:r>
-      <w:r>
-        <w:t>s</w:t>
-      </w:r>
-      <w:r>
-        <w:t>o I can return here</w:t>
-      </w:r>
-      <w:r>
-        <w:t xml:space="preserve"> whenever I want to</w:t>
+        <w:t>”</w:t>
+      </w:r>
+    </w:p>
+    <w:p>
+      <w:r>
+        <w:t xml:space="preserve">“Before I go, I need to give you a warning,” Donna said. “This city is </w:t>
+      </w:r>
+      <w:r>
+        <w:t xml:space="preserve">built </w:t>
+      </w:r>
+      <w:r>
+        <w:t xml:space="preserve">on a hill. All parts above ground are safe for you. However, there is a vast </w:t>
+      </w:r>
+      <w:r>
+        <w:t>dungeon</w:t>
+      </w:r>
+      <w:r>
+        <w:t xml:space="preserve"> below.</w:t>
+      </w:r>
+    </w:p>
+    <w:p>
+      <w:r>
+        <w:t xml:space="preserve">“The architecture and art below is stunning </w:t>
+      </w:r>
+      <w:r>
+        <w:t xml:space="preserve">and </w:t>
+      </w:r>
+      <w:r>
+        <w:t>otherworldly and the first level is used for storage. After that it becomes creepy.</w:t>
+      </w:r>
+    </w:p>
+    <w:p>
+      <w:r>
+        <w:t xml:space="preserve">The further down you go the more dangerous it becomes. Eventually it connects to </w:t>
+      </w:r>
+      <w:r>
+        <w:rPr>
+          <w:i/>
+        </w:rPr>
+        <w:t>Somewhere Else</w:t>
       </w:r>
       <w:r>
         <w:t xml:space="preserve">. </w:t>
       </w:r>
       <w:r>
-        <w:t>Isn’t that funny?</w:t>
-      </w:r>
-      <w:r>
-        <w:t>”</w:t>
-      </w:r>
-    </w:p>
-    <w:p>
-      <w:r>
-        <w:t>“That’s because you’re a portalmancer,” Donna replied.</w:t>
-      </w:r>
-      <w:r>
-        <w:t xml:space="preserve"> “The more destinations they go to, the more places they can teleport to.”</w:t>
-      </w:r>
-    </w:p>
-    <w:p>
-      <w:r>
-        <w:t xml:space="preserve">“But </w:t>
-      </w:r>
-      <w:r>
-        <w:t>it</w:t>
-      </w:r>
-      <w:r>
-        <w:t xml:space="preserve"> was like that before I became a wizard,” Luke insisted. “Someone </w:t>
-      </w:r>
-      <w:r>
-        <w:t xml:space="preserve">had </w:t>
-      </w:r>
-      <w:r>
-        <w:t xml:space="preserve">to </w:t>
-      </w:r>
-      <w:r>
-        <w:t xml:space="preserve">always </w:t>
-      </w:r>
-      <w:r>
-        <w:t>guide me to a specific destination.</w:t>
-      </w:r>
-      <w:r>
-        <w:t xml:space="preserve"> The only exception </w:t>
-      </w:r>
-      <w:r>
-        <w:t>is</w:t>
-      </w:r>
-      <w:r>
-        <w:t xml:space="preserve"> if the destination </w:t>
-      </w:r>
-      <w:r>
-        <w:t>is</w:t>
-      </w:r>
-      <w:r>
-        <w:t xml:space="preserve"> in my line of sight.</w:t>
-      </w:r>
-      <w:r>
-        <w:t xml:space="preserve"> Even then, I sometimes </w:t>
-      </w:r>
-      <w:r>
-        <w:t>don’t see</w:t>
-      </w:r>
-      <w:r>
-        <w:t>.</w:t>
-      </w:r>
-      <w:r>
-        <w:t>”</w:t>
-      </w:r>
-    </w:p>
-    <w:p>
-      <w:r>
-        <w:t xml:space="preserve">“Before I go, I need to give you a warning,” Donna said. “This city is </w:t>
-      </w:r>
-      <w:r>
-        <w:t xml:space="preserve">built </w:t>
-      </w:r>
-      <w:r>
-        <w:t xml:space="preserve">on a hill. All parts above ground are safe for you. However, there is a vast cave system below. The further down you go the more dangerous it becomes. Eventually it connects to </w:t>
-      </w:r>
-      <w:r>
-        <w:t>Somewhere Else</w:t>
-      </w:r>
-      <w:r>
-        <w:t xml:space="preserve">. </w:t>
-      </w:r>
-      <w:r>
         <w:t>Travel too far down and even the most experienced portalmancers will get trapped. And you have no training.</w:t>
       </w:r>
     </w:p>
     <w:p>
       <w:r>
-        <w:lastRenderedPageBreak/>
         <w:t>“See you later kids.”</w:t>
       </w:r>
     </w:p>
@@ -17061,16 +17171,19 @@
         <w:pStyle w:val="Quote1"/>
       </w:pPr>
       <w:r>
-        <w:t>No matter how big a family gets</w:t>
-      </w:r>
-      <w:proofErr w:type="gramStart"/>
-      <w:r>
-        <w:t>,</w:t>
-      </w:r>
-      <w:proofErr w:type="gramEnd"/>
+        <w:t>No matter how big a family gets,</w:t>
+      </w:r>
+      <w:r>
+        <w:t xml:space="preserve"> </w:t>
+      </w:r>
       <w:r>
         <w:br/>
-        <w:t>There’s always room for more members</w:t>
+      </w:r>
+      <w:r>
+        <w:t>t</w:t>
+      </w:r>
+      <w:r>
+        <w:t>here’s always room for more members</w:t>
       </w:r>
     </w:p>
     <w:p>
@@ -17345,12 +17458,12 @@
         <w:t>mistake</w:t>
       </w:r>
       <w:r>
-        <w:t xml:space="preserve"> humans make is confusing what is a possibility with what is an actuality.</w:t>
-      </w:r>
-    </w:p>
-    <w:p>
-      <w:r>
-        <w:t>“Which is why people believe in infinitely splitting realities…”</w:t>
+        <w:t xml:space="preserve"> humans make is confusing a possibility with an actuality.</w:t>
+      </w:r>
+    </w:p>
+    <w:p>
+      <w:r>
+        <w:t>“They also confuse psychological states with physics.</w:t>
       </w:r>
     </w:p>
     <w:p>
@@ -17358,6 +17471,17 @@
         <w:t>“</w:t>
       </w:r>
       <w:r>
+        <w:t>This</w:t>
+      </w:r>
+      <w:r>
+        <w:t xml:space="preserve"> is why people believe in infinitely splitting realities…”</w:t>
+      </w:r>
+    </w:p>
+    <w:p>
+      <w:r>
+        <w:t>“</w:t>
+      </w:r>
+      <w:r>
         <w:t>Can we</w:t>
       </w:r>
       <w:r>
@@ -17406,6 +17530,7 @@
     </w:p>
     <w:p>
       <w:r>
+        <w:lastRenderedPageBreak/>
         <w:t>“That</w:t>
       </w:r>
       <w:r>
@@ -17423,20 +17548,214 @@
     </w:p>
     <w:p>
       <w:r>
+        <w:t xml:space="preserve">“No. He skipped grades because he’s a bit of a </w:t>
+      </w:r>
+      <w:r>
+        <w:t>scaredy</w:t>
+      </w:r>
+      <w:r>
+        <w:t>-</w:t>
+      </w:r>
+      <w:r>
+        <w:t>cat</w:t>
+      </w:r>
+      <w:r>
+        <w:t>,” Joe explained. “He wanted to run away from the bullies instead of facing them.</w:t>
+      </w:r>
+      <w:r>
+        <w:t>”</w:t>
+      </w:r>
+    </w:p>
+    <w:p>
+      <w:r>
+        <w:t>“</w:t>
+      </w:r>
+      <w:r>
+        <w:t>There’s nothing wrong with that</w:t>
+      </w:r>
+      <w:r>
+        <w:t xml:space="preserve"> dear</w:t>
+      </w:r>
+      <w:r>
+        <w:t xml:space="preserve">,” Jane said angrily. “I can’t stand people who bully others just because they aren’t good at athletics or bad with directions, or </w:t>
+      </w:r>
+      <w:r>
+        <w:t xml:space="preserve">just </w:t>
+      </w:r>
+      <w:r>
+        <w:t xml:space="preserve">because he’s </w:t>
+      </w:r>
+      <w:r>
+        <w:t>small</w:t>
+      </w:r>
+      <w:r>
+        <w:t>.</w:t>
+      </w:r>
+      <w:r>
+        <w:t>”</w:t>
+      </w:r>
+    </w:p>
+    <w:p>
+      <w:r>
+        <w:t>“And cute,” Annie added.</w:t>
+      </w:r>
+    </w:p>
+    <w:p>
+      <w:r>
+        <w:t>“And cute,” Jane agreed.</w:t>
+      </w:r>
+    </w:p>
+    <w:p>
+      <w:r>
+        <w:t>“</w:t>
+      </w:r>
+      <w:r>
+        <w:t>Today</w:t>
+      </w:r>
+      <w:r>
+        <w:t xml:space="preserve"> is the next challenge, isn’t it?” Joe asked.</w:t>
+      </w:r>
+    </w:p>
+    <w:p>
+      <w:r>
+        <w:t>“Please be careful dear,” Jane said worriedly. “I can’t believe a bunch of people claiming to be gods are doing such bad things.”</w:t>
+      </w:r>
+    </w:p>
+    <w:p>
+      <w:r>
+        <w:t>“Yes mum,” Luke said. “The first one was</w:t>
+      </w:r>
+      <w:r>
+        <w:t xml:space="preserve"> easy</w:t>
+      </w:r>
+      <w:r>
+        <w:t xml:space="preserve">. I only had to ask a girl out. </w:t>
+      </w:r>
+      <w:r>
+        <w:t>I’m sure the next one will be just as easy</w:t>
+      </w:r>
+      <w:r>
+        <w:t>.”</w:t>
+      </w:r>
+    </w:p>
+    <w:p>
+      <w:r>
+        <w:t>“Don’t worry mum</w:t>
+      </w:r>
+      <w:r>
+        <w:t>my</w:t>
+      </w:r>
+      <w:r>
+        <w:t>,” Annie reassured. “I’ll be there</w:t>
+      </w:r>
+      <w:r>
+        <w:t xml:space="preserve"> to kick him in the head should he mess up.”</w:t>
+      </w:r>
+    </w:p>
+    <w:p>
+      <w:r>
+        <w:t>“I know you’ll take care of him dear,” Jane said.</w:t>
+      </w:r>
+    </w:p>
+    <w:p>
+      <w:r>
+        <w:t>“Why are we just standing here?” Annie asked. “Let’s go eat.”</w:t>
+      </w:r>
+    </w:p>
+    <w:p>
+      <w:r>
+        <w:t>Everyone ordered food and Helga said, “Jane, we</w:t>
+      </w:r>
+      <w:r>
+        <w:t>’</w:t>
+      </w:r>
+      <w:r>
+        <w:t xml:space="preserve">ll be placing Luke in </w:t>
+      </w:r>
+      <w:r>
+        <w:t>second</w:t>
+      </w:r>
+      <w:r>
+        <w:t xml:space="preserve"> year high school. This is because he </w:t>
+      </w:r>
+      <w:r>
+        <w:t>has</w:t>
+      </w:r>
+      <w:r>
+        <w:t xml:space="preserve"> a spirit beast, just like everyone else in that grade. I hope you don’t mind.”</w:t>
+      </w:r>
+    </w:p>
+    <w:p>
+      <w:r>
+        <w:t>“</w:t>
+      </w:r>
+      <w:r>
+        <w:t xml:space="preserve">Of course,” Jane </w:t>
+      </w:r>
+      <w:r>
+        <w:t>agreed</w:t>
+      </w:r>
+      <w:r>
+        <w:t>. “It would be awkward for him if he’s the only person in class with a spirit beast.</w:t>
+      </w:r>
+      <w:r>
+        <w:t>”</w:t>
+      </w:r>
+    </w:p>
+    <w:p>
+      <w:r>
+        <w:t>“Did you tour the Hermitage?” Millie asked.</w:t>
+      </w:r>
+    </w:p>
+    <w:p>
+      <w:r>
         <w:lastRenderedPageBreak/>
-        <w:t xml:space="preserve">“No. He skipped grades because he’s a bit of a </w:t>
-      </w:r>
-      <w:r>
-        <w:t>scaredy</w:t>
-      </w:r>
-      <w:r>
-        <w:t>-</w:t>
-      </w:r>
-      <w:r>
-        <w:t>cat</w:t>
-      </w:r>
-      <w:r>
-        <w:t>,” Joe explained. “He wanted to run away from the bullies instead of facing them.</w:t>
+        <w:t xml:space="preserve">“Yes dear,” Jane </w:t>
+      </w:r>
+      <w:r>
+        <w:t>replied</w:t>
+      </w:r>
+      <w:r>
+        <w:t>. “We spent all yesterday. I can’t believe we g</w:t>
+      </w:r>
+      <w:r>
+        <w:t>o</w:t>
+      </w:r>
+      <w:r>
+        <w:t>t to see such a famous place. This place is so filled with history.”</w:t>
+      </w:r>
+    </w:p>
+    <w:p>
+      <w:r>
+        <w:t>“And monsters,” Luke added. “I hate sleeping in these places because they are so scary.”</w:t>
+      </w:r>
+    </w:p>
+    <w:p>
+      <w:r>
+        <w:t xml:space="preserve">“I didn’t see any monsters last night,” Joe </w:t>
+      </w:r>
+      <w:r>
+        <w:t>objected</w:t>
+      </w:r>
+      <w:r>
+        <w:t>.</w:t>
+      </w:r>
+    </w:p>
+    <w:p>
+      <w:r>
+        <w:t>“That’s because you weren’t using your goggles,” Luke said. “Try sleeping with them</w:t>
+      </w:r>
+      <w:r>
+        <w:t xml:space="preserve"> on between two and four A</w:t>
+      </w:r>
+      <w:r>
+        <w:t>.</w:t>
+      </w:r>
+      <w:r>
+        <w:t>M</w:t>
+      </w:r>
+      <w:r>
+        <w:t>.</w:t>
       </w:r>
       <w:r>
         <w:t>”</w:t>
@@ -17444,35 +17763,213 @@
     </w:p>
     <w:p>
       <w:r>
+        <w:t>“Is it really that scary?” Joe asked.</w:t>
+      </w:r>
+    </w:p>
+    <w:p>
+      <w:r>
+        <w:t>“I’ll say,” Annie replied. “I have to change his diapers every night.”</w:t>
+      </w:r>
+    </w:p>
+    <w:p>
+      <w:r>
         <w:t>“</w:t>
       </w:r>
       <w:r>
-        <w:t>There’s nothing wrong with that</w:t>
-      </w:r>
-      <w:r>
-        <w:t xml:space="preserve"> dear</w:t>
-      </w:r>
-      <w:r>
-        <w:t xml:space="preserve">,” Jane said angrily. “I can’t stand people who bully others just because they aren’t good at athletics or bad with directions, or because just he’s </w:t>
-      </w:r>
-      <w:r>
-        <w:t>small</w:t>
+        <w:t>Hey</w:t>
+      </w:r>
+      <w:r>
+        <w:t xml:space="preserve">,” Luke said defensively. “I don’t wet </w:t>
+      </w:r>
+      <w:r>
+        <w:t>myself</w:t>
+      </w:r>
+      <w:r>
+        <w:t>.”</w:t>
+      </w:r>
+    </w:p>
+    <w:p>
+      <w:r>
+        <w:t>Annie just giggled.</w:t>
+      </w:r>
+    </w:p>
+    <w:p>
+      <w:r>
+        <w:t xml:space="preserve">After breakfast they went to a private </w:t>
+      </w:r>
+      <w:r>
+        <w:t xml:space="preserve">lounge </w:t>
+      </w:r>
+      <w:r>
+        <w:t>to talk.</w:t>
+      </w:r>
+    </w:p>
+    <w:p>
+      <w:r>
+        <w:t>M</w:t>
+      </w:r>
+      <w:r>
+        <w:t xml:space="preserve">akeup </w:t>
+      </w:r>
+      <w:r>
+        <w:t>artists</w:t>
+      </w:r>
+      <w:r>
+        <w:t xml:space="preserve"> </w:t>
+      </w:r>
+      <w:r>
+        <w:t xml:space="preserve">entered and </w:t>
+      </w:r>
+      <w:r>
+        <w:t xml:space="preserve">fixed up their appearances. They </w:t>
+      </w:r>
+      <w:r>
+        <w:t xml:space="preserve">were </w:t>
+      </w:r>
+      <w:r>
+        <w:t xml:space="preserve">then </w:t>
+      </w:r>
+      <w:r>
+        <w:t>escorted to a TV studio</w:t>
       </w:r>
       <w:r>
         <w:t>.</w:t>
       </w:r>
+    </w:p>
+    <w:p>
+      <w:r>
+        <w:t xml:space="preserve">“Welcome everyone to Wizard’s Life,” </w:t>
+      </w:r>
+      <w:r>
+        <w:t>the</w:t>
+      </w:r>
+      <w:r>
+        <w:t xml:space="preserve"> announcer greeted a camera. “Today we </w:t>
+      </w:r>
+      <w:r>
+        <w:t>are speaking</w:t>
+      </w:r>
+      <w:r>
+        <w:t xml:space="preserve"> with King Helga and </w:t>
+      </w:r>
+      <w:r>
+        <w:t xml:space="preserve">Queen </w:t>
+      </w:r>
+      <w:r>
+        <w:t>Leyland</w:t>
+      </w:r>
+      <w:r>
+        <w:t>. They have something amazing to share.</w:t>
+      </w:r>
       <w:r>
         <w:t>”</w:t>
       </w:r>
     </w:p>
     <w:p>
       <w:r>
-        <w:t>“And cute,” Annie added.</w:t>
-      </w:r>
-    </w:p>
-    <w:p>
-      <w:r>
-        <w:t>“And cute,” Jane agreed.</w:t>
+        <w:t>“The story started a</w:t>
+      </w:r>
+      <w:r>
+        <w:t>lmost two months</w:t>
+      </w:r>
+      <w:r>
+        <w:t xml:space="preserve"> ago, when the nano-probe went missing from the royal vaults,” Helga began.</w:t>
+      </w:r>
+    </w:p>
+    <w:p>
+      <w:r>
+        <w:t>The story unfolded from Luke’s point of view.</w:t>
+      </w:r>
+    </w:p>
+    <w:p>
+      <w:r>
+        <w:t>It was then Felix’s turn to speak.</w:t>
+      </w:r>
+    </w:p>
+    <w:p>
+      <w:r>
+        <w:t>“I bugg</w:t>
+      </w:r>
+      <w:r>
+        <w:t>ed</w:t>
+      </w:r>
+      <w:r>
+        <w:t xml:space="preserve"> my parents to get me a brother when I was a kid,” Felix said. “Unf</w:t>
+      </w:r>
+      <w:r>
+        <w:t>ortunately, they never complied and only gave me sisters.</w:t>
+      </w:r>
+    </w:p>
+    <w:p>
+      <w:r>
+        <w:lastRenderedPageBreak/>
+        <w:t>“Last year the oracle contacted me. It informed me I could get a brother if I succeeded in overcoming its challenge. It was a grueling challenge, but I overcame. Unfortunately, it never told me when.</w:t>
+      </w:r>
+    </w:p>
+    <w:p>
+      <w:r>
+        <w:t xml:space="preserve">“Then </w:t>
+      </w:r>
+      <w:r>
+        <w:t xml:space="preserve">on June 20, I met a badly </w:t>
+      </w:r>
+      <w:r>
+        <w:t>injured</w:t>
+      </w:r>
+      <w:r>
+        <w:t xml:space="preserve"> teenage boy. He looked like he fell down a rocky hill or was mauled by mountain lions.</w:t>
+      </w:r>
+    </w:p>
+    <w:p>
+      <w:r>
+        <w:t>“After hearing his story, I knew this was the promised brother.”</w:t>
+      </w:r>
+    </w:p>
+    <w:p>
+      <w:r>
+        <w:t>“What an amazing story,” the announcer extolled.</w:t>
+      </w:r>
+    </w:p>
+    <w:p>
+      <w:r>
+        <w:t xml:space="preserve">“My son has been rather taken up with Luke, and since </w:t>
+      </w:r>
+      <w:r>
+        <w:t>Luke</w:t>
+      </w:r>
+      <w:r>
+        <w:t xml:space="preserve"> doesn’t have a wizard family, we decided to adopt him,” Helga said. “Of course, we got permission from his real parents.”</w:t>
+      </w:r>
+    </w:p>
+    <w:p>
+      <w:r>
+        <w:t>“What are your thoughts, Mr. and Mrs. Russell?” the announcer asked.</w:t>
+      </w:r>
+    </w:p>
+    <w:p>
+      <w:r>
+        <w:t>“We are glad he is healthy,” Jane said.</w:t>
+      </w:r>
+    </w:p>
+    <w:p>
+      <w:r>
+        <w:t>“We are surprised to find he is now the ambassador of the human race,” Joe said.</w:t>
+      </w:r>
+    </w:p>
+    <w:p>
+      <w:r>
+        <w:t>‘How does that make you feel?” the announcer asked.</w:t>
+      </w:r>
+    </w:p>
+    <w:p>
+      <w:r>
+        <w:t xml:space="preserve">“I’m not used to it,” Luke confessed. “I’m sure people think </w:t>
+      </w:r>
+      <w:r>
+        <w:t>I’m</w:t>
+      </w:r>
+      <w:r>
+        <w:t xml:space="preserve"> rude when they call me highness and I ignore them.”</w:t>
       </w:r>
     </w:p>
     <w:p>
@@ -17480,394 +17977,31 @@
         <w:t>“</w:t>
       </w:r>
       <w:r>
-        <w:t>Today</w:t>
-      </w:r>
-      <w:r>
-        <w:t xml:space="preserve"> is the next challenge, isn’t it?” Joe asked.</w:t>
-      </w:r>
-    </w:p>
-    <w:p>
-      <w:r>
-        <w:t>“Please be careful dear,” Jane said worriedly. “I can’t believe a bunch of people claiming to be gods are doing such bad things.”</w:t>
-      </w:r>
-    </w:p>
-    <w:p>
-      <w:r>
-        <w:t>“Yes mum,” Luke said. “The first one was</w:t>
-      </w:r>
-      <w:r>
-        <w:t xml:space="preserve"> easy</w:t>
-      </w:r>
-      <w:r>
-        <w:t xml:space="preserve">. I only had to ask a girl out. </w:t>
-      </w:r>
-      <w:r>
-        <w:t>I’m sure the next one will be just as easy</w:t>
-      </w:r>
-      <w:r>
-        <w:t>.”</w:t>
-      </w:r>
-    </w:p>
-    <w:p>
-      <w:r>
-        <w:t>“Don’t worry mum</w:t>
-      </w:r>
-      <w:r>
-        <w:t>my</w:t>
-      </w:r>
-      <w:r>
-        <w:t>,” Annie reassured. “I’ll be there</w:t>
-      </w:r>
-      <w:r>
-        <w:t xml:space="preserve"> to kick him in the head should he mess up.”</w:t>
-      </w:r>
-    </w:p>
-    <w:p>
-      <w:r>
-        <w:t>“I know you’ll take care of him dear,” Jane said.</w:t>
-      </w:r>
-    </w:p>
-    <w:p>
-      <w:r>
-        <w:t>“Why are we just standing here?” Annie asked. “Let’s go eat.”</w:t>
-      </w:r>
-    </w:p>
-    <w:p>
-      <w:r>
-        <w:t>Everyone ordered food and Helga said, “Jane, we</w:t>
-      </w:r>
-      <w:r>
-        <w:t>’</w:t>
-      </w:r>
-      <w:r>
-        <w:t xml:space="preserve">ll be placing Luke in </w:t>
-      </w:r>
-      <w:r>
-        <w:t>second</w:t>
-      </w:r>
-      <w:r>
-        <w:t xml:space="preserve"> year high school. This is because he </w:t>
-      </w:r>
-      <w:r>
-        <w:t>has</w:t>
-      </w:r>
-      <w:r>
-        <w:t xml:space="preserve"> a spirit beast, just like everyone else in that grade. I hope you don’t mind.”</w:t>
-      </w:r>
-    </w:p>
-    <w:p>
-      <w:r>
-        <w:t>“</w:t>
-      </w:r>
-      <w:r>
-        <w:t xml:space="preserve">Of course,” Jane </w:t>
-      </w:r>
-      <w:r>
-        <w:t>agreed</w:t>
-      </w:r>
-      <w:r>
-        <w:t>. “It would be awkward for him if he’s the only person in class with a spirit beast.</w:t>
-      </w:r>
-      <w:r>
-        <w:t>”</w:t>
-      </w:r>
-    </w:p>
-    <w:p>
-      <w:r>
-        <w:t>“Did you tour the Hermitage?” Millie asked.</w:t>
-      </w:r>
-    </w:p>
-    <w:p>
-      <w:r>
-        <w:t xml:space="preserve">“Yes dear,” Jane </w:t>
-      </w:r>
-      <w:r>
-        <w:t>replied</w:t>
-      </w:r>
-      <w:r>
-        <w:t>. “We spent all yesterday. I can’t believe we g</w:t>
-      </w:r>
-      <w:r>
-        <w:t>o</w:t>
-      </w:r>
-      <w:r>
-        <w:t>t to see such a famous place. This place is so filled with history.”</w:t>
+        <w:t>Do</w:t>
+      </w:r>
+      <w:r>
+        <w:t xml:space="preserve"> you need to stay in the power places of the world?” the announcer asked.</w:t>
+      </w:r>
+    </w:p>
+    <w:p>
+      <w:r>
+        <w:t>Luke nodded and said, “I’m still not used to it. Fortunately</w:t>
+      </w:r>
+      <w:r>
+        <w:t>,</w:t>
+      </w:r>
+      <w:r>
+        <w:t xml:space="preserve"> I have Annie to protect my back.”</w:t>
+      </w:r>
+    </w:p>
+    <w:p>
+      <w:r>
+        <w:t>“What do you think of all the royal treasures in the Hermitage?” the announcer asked.</w:t>
       </w:r>
     </w:p>
     <w:p>
       <w:r>
         <w:lastRenderedPageBreak/>
-        <w:t>“And monsters,” Luke added. “I hate sleeping in these places because they are so scary.”</w:t>
-      </w:r>
-    </w:p>
-    <w:p>
-      <w:r>
-        <w:t xml:space="preserve">“I didn’t see any monsters last night,” Joe </w:t>
-      </w:r>
-      <w:r>
-        <w:t>objected</w:t>
-      </w:r>
-      <w:r>
-        <w:t>.</w:t>
-      </w:r>
-    </w:p>
-    <w:p>
-      <w:r>
-        <w:t>“That’s because you weren’t using your goggles,” Luke said. “Try sleeping with them</w:t>
-      </w:r>
-      <w:r>
-        <w:t xml:space="preserve"> on between two and four A</w:t>
-      </w:r>
-      <w:r>
-        <w:t>.</w:t>
-      </w:r>
-      <w:r>
-        <w:t>M</w:t>
-      </w:r>
-      <w:r>
-        <w:t>.</w:t>
-      </w:r>
-      <w:r>
-        <w:t>”</w:t>
-      </w:r>
-    </w:p>
-    <w:p>
-      <w:r>
-        <w:t>“Is it really that scary?” Joe asked.</w:t>
-      </w:r>
-    </w:p>
-    <w:p>
-      <w:r>
-        <w:t>“I’ll say,” Annie replied. “I have to change his diapers every night.”</w:t>
-      </w:r>
-    </w:p>
-    <w:p>
-      <w:r>
-        <w:t>“</w:t>
-      </w:r>
-      <w:r>
-        <w:t>Hey</w:t>
-      </w:r>
-      <w:r>
-        <w:t xml:space="preserve">,” Luke said defensively. “I don’t wet </w:t>
-      </w:r>
-      <w:r>
-        <w:t>myself</w:t>
-      </w:r>
-      <w:r>
-        <w:t>.”</w:t>
-      </w:r>
-    </w:p>
-    <w:p>
-      <w:r>
-        <w:t>Annie just giggled.</w:t>
-      </w:r>
-    </w:p>
-    <w:p>
-      <w:r>
-        <w:t xml:space="preserve">After breakfast they went to a private </w:t>
-      </w:r>
-      <w:r>
-        <w:t xml:space="preserve">lounge </w:t>
-      </w:r>
-      <w:r>
-        <w:t>to talk.</w:t>
-      </w:r>
-    </w:p>
-    <w:p>
-      <w:r>
-        <w:t>M</w:t>
-      </w:r>
-      <w:r>
-        <w:t xml:space="preserve">akeup </w:t>
-      </w:r>
-      <w:r>
-        <w:t>artists</w:t>
-      </w:r>
-      <w:r>
-        <w:t xml:space="preserve"> </w:t>
-      </w:r>
-      <w:r>
-        <w:t xml:space="preserve">entered and </w:t>
-      </w:r>
-      <w:r>
-        <w:t xml:space="preserve">fixed up their appearances. They </w:t>
-      </w:r>
-      <w:r>
-        <w:t xml:space="preserve">were </w:t>
-      </w:r>
-      <w:r>
-        <w:t xml:space="preserve">then </w:t>
-      </w:r>
-      <w:r>
-        <w:t>escorted to a TV studio</w:t>
-      </w:r>
-      <w:r>
-        <w:t>.</w:t>
-      </w:r>
-    </w:p>
-    <w:p>
-      <w:r>
-        <w:t xml:space="preserve">“Welcome everyone to Wizard’s Life,” </w:t>
-      </w:r>
-      <w:r>
-        <w:t>the</w:t>
-      </w:r>
-      <w:r>
-        <w:t xml:space="preserve"> announcer greeted a camera. “Today we </w:t>
-      </w:r>
-      <w:r>
-        <w:t>are speaking</w:t>
-      </w:r>
-      <w:r>
-        <w:t xml:space="preserve"> with King Helga and </w:t>
-      </w:r>
-      <w:r>
-        <w:t xml:space="preserve">Queen </w:t>
-      </w:r>
-      <w:r>
-        <w:t>Leyland</w:t>
-      </w:r>
-      <w:r>
-        <w:t>. They have something amazing to share.</w:t>
-      </w:r>
-      <w:r>
-        <w:t>”</w:t>
-      </w:r>
-    </w:p>
-    <w:p>
-      <w:r>
-        <w:t>“The story started a</w:t>
-      </w:r>
-      <w:r>
-        <w:t>lmost two months</w:t>
-      </w:r>
-      <w:r>
-        <w:t xml:space="preserve"> ago, when the nano-probe went missing from the royal vaults,” Helga began.</w:t>
-      </w:r>
-    </w:p>
-    <w:p>
-      <w:r>
-        <w:t>The story unfolded from Luke’s point of view.</w:t>
-      </w:r>
-    </w:p>
-    <w:p>
-      <w:r>
-        <w:t>It was then Felix’s turn to speak.</w:t>
-      </w:r>
-    </w:p>
-    <w:p>
-      <w:r>
-        <w:t>“I bugg</w:t>
-      </w:r>
-      <w:r>
-        <w:t>ed</w:t>
-      </w:r>
-      <w:r>
-        <w:t xml:space="preserve"> my parents to get me a brother when I was a kid,” Felix said. “Unfortunately, they never complied.</w:t>
-      </w:r>
-    </w:p>
-    <w:p>
-      <w:r>
-        <w:t>“Last year the oracle contacted me. It informed me I could get a brother if I succeeded in overcoming its challenge. It was a grueling challenge, but I overcame. Unfortunately, it never told me when.</w:t>
-      </w:r>
-    </w:p>
-    <w:p>
-      <w:r>
-        <w:lastRenderedPageBreak/>
-        <w:t xml:space="preserve">“Then </w:t>
-      </w:r>
-      <w:r>
-        <w:t xml:space="preserve">on June 20, I met a badly </w:t>
-      </w:r>
-      <w:r>
-        <w:t>injured</w:t>
-      </w:r>
-      <w:r>
-        <w:t xml:space="preserve"> teenage boy. He looked like he fell down a rocky hill or was mauled by mountain lions.</w:t>
-      </w:r>
-    </w:p>
-    <w:p>
-      <w:r>
-        <w:t>“After hearing his story, I knew this was the promised brother.”</w:t>
-      </w:r>
-    </w:p>
-    <w:p>
-      <w:r>
-        <w:t>“What an amazing story,” the announcer extolled.</w:t>
-      </w:r>
-    </w:p>
-    <w:p>
-      <w:r>
-        <w:t xml:space="preserve">“My son has been rather taken up with Luke, and since </w:t>
-      </w:r>
-      <w:r>
-        <w:t>Luke</w:t>
-      </w:r>
-      <w:r>
-        <w:t xml:space="preserve"> doesn’t have a wizard family, we decided to adopt him,” Helga said. “Of course, we got permission from his real parents.”</w:t>
-      </w:r>
-    </w:p>
-    <w:p>
-      <w:r>
-        <w:t>“What are your thoughts, Mr. and Mrs. Russell?” the announcer asked.</w:t>
-      </w:r>
-    </w:p>
-    <w:p>
-      <w:r>
-        <w:t>“We are glad he is healthy,” Jane said.</w:t>
-      </w:r>
-    </w:p>
-    <w:p>
-      <w:r>
-        <w:t>“We are surprised to find he is now the ambassador of the human race,” Joe said.</w:t>
-      </w:r>
-    </w:p>
-    <w:p>
-      <w:r>
-        <w:t>‘How does that make you feel?” the announcer asked.</w:t>
-      </w:r>
-    </w:p>
-    <w:p>
-      <w:r>
-        <w:t xml:space="preserve">“I’m not used to it,” Luke confessed. “I’m sure people think </w:t>
-      </w:r>
-      <w:r>
-        <w:t>I’m</w:t>
-      </w:r>
-      <w:r>
-        <w:t xml:space="preserve"> rude when they call me highness and I ignore them.”</w:t>
-      </w:r>
-    </w:p>
-    <w:p>
-      <w:r>
-        <w:t>“</w:t>
-      </w:r>
-      <w:r>
-        <w:t>Do</w:t>
-      </w:r>
-      <w:r>
-        <w:t xml:space="preserve"> you need to stay in the power places of the world?” the announcer asked.</w:t>
-      </w:r>
-    </w:p>
-    <w:p>
-      <w:r>
-        <w:t>Luke nodded and said, “I’m still not used to it. Fortunately</w:t>
-      </w:r>
-      <w:r>
-        <w:t>,</w:t>
-      </w:r>
-      <w:r>
-        <w:t xml:space="preserve"> I have Annie to protect my back.”</w:t>
-      </w:r>
-    </w:p>
-    <w:p>
-      <w:r>
-        <w:t>“What do you think of all the royal treasures in the Hermitage?” the announcer asked.</w:t>
-      </w:r>
-    </w:p>
-    <w:p>
-      <w:r>
         <w:t xml:space="preserve">“He viewed them as expensive </w:t>
       </w:r>
       <w:r>
@@ -17882,23 +18016,13 @@
     </w:p>
     <w:p>
       <w:r>
-        <w:t xml:space="preserve">Out of thin air a card appeared. Luke took it and read aloud. “Archeologists have found an ancient site. You and several candidates </w:t>
-      </w:r>
-      <w:r>
-        <w:lastRenderedPageBreak/>
-        <w:t xml:space="preserve">will help with the excavation. It’s in </w:t>
-      </w:r>
-      <w:r>
-        <w:t>Gobekli Tepe</w:t>
-      </w:r>
-      <w:r>
-        <w:t xml:space="preserve">. Appointment is in two hours with </w:t>
-      </w:r>
-      <w:r>
-        <w:t>Dr. Brady.</w:t>
-      </w:r>
-      <w:r>
-        <w:t>”</w:t>
+        <w:t>Out of thin air a card appeared. Luke took it and read aloud. “Archeologists have found an ancient site</w:t>
+      </w:r>
+      <w:r>
+        <w:t xml:space="preserve"> in China</w:t>
+      </w:r>
+      <w:r>
+        <w:t>. You and several candidates will help with the excavation.”</w:t>
       </w:r>
     </w:p>
     <w:p>
@@ -18029,7 +18153,7 @@
         <w:rPr>
           <w:noProof/>
         </w:rPr>
-        <w:t>68</w:t>
+        <w:t>92</w:t>
       </w:r>
     </w:fldSimple>
   </w:p>
@@ -18048,7 +18172,7 @@
         <w:rPr>
           <w:noProof/>
         </w:rPr>
-        <w:t>67</w:t>
+        <w:t>91</w:t>
       </w:r>
     </w:fldSimple>
   </w:p>
@@ -19422,7 +19546,7 @@
 </file>
 
 <file path=customXml/itemProps1.xml><?xml version="1.0" encoding="utf-8"?>
-<ds:datastoreItem xmlns:ds="http://schemas.openxmlformats.org/officeDocument/2006/customXml" ds:itemID="{D364EEF4-7005-41C4-A269-585E73E044A4}">
+<ds:datastoreItem xmlns:ds="http://schemas.openxmlformats.org/officeDocument/2006/customXml" ds:itemID="{0F5EF1F6-A077-4AD2-BEBC-7FB8196737A6}">
   <ds:schemaRefs>
     <ds:schemaRef ds:uri="http://schemas.openxmlformats.org/officeDocument/2006/bibliography"/>
   </ds:schemaRefs>

--- a/Books/Stories/ThePrincessAndTheUnknownRoad/Book_ThePrincessAndTheUnknownRoad.docx
+++ b/Books/Stories/ThePrincessAndTheUnknownRoad/Book_ThePrincessAndTheUnknownRoad.docx
@@ -754,147 +754,123 @@
         <w:t xml:space="preserve">peacefully </w:t>
       </w:r>
       <w:r>
-        <w:t>down the country road</w:t>
-      </w:r>
-      <w:r>
-        <w:t xml:space="preserve"> as a pleasant breeze caressed his cheek.</w:t>
-      </w:r>
-    </w:p>
-    <w:p>
-      <w:r>
-        <w:t>T</w:t>
-      </w:r>
-      <w:r>
-        <w:t>he sky darke</w:t>
-      </w:r>
-      <w:r>
-        <w:t xml:space="preserve">ned and shrubbery thickened into brambles. </w:t>
-      </w:r>
-      <w:r>
-        <w:t xml:space="preserve">Movement caught </w:t>
-      </w:r>
-      <w:r>
-        <w:t>Luke</w:t>
-      </w:r>
-      <w:r>
-        <w:t>’s attention</w:t>
+        <w:t xml:space="preserve">down the </w:t>
+      </w:r>
+      <w:r>
+        <w:t>garden</w:t>
+      </w:r>
+      <w:r>
+        <w:t xml:space="preserve"> </w:t>
+      </w:r>
+      <w:r>
+        <w:t>path</w:t>
+      </w:r>
+      <w:r>
+        <w:t xml:space="preserve"> as a </w:t>
+      </w:r>
+      <w:r>
+        <w:t>fragrant</w:t>
+      </w:r>
+      <w:r>
+        <w:t xml:space="preserve"> breeze caressed his cheek.</w:t>
+      </w:r>
+      <w:r>
+        <w:t xml:space="preserve"> </w:t>
+      </w:r>
+      <w:r>
+        <w:t>Plants and trees laden with bounty told of security. A blue sky and gentle sun spoke of hope for the future.</w:t>
+      </w:r>
+      <w:r>
+        <w:t xml:space="preserve"> Life was good.</w:t>
+      </w:r>
+    </w:p>
+    <w:p>
+      <w:r>
+        <w:t xml:space="preserve">Storm clouds </w:t>
+      </w:r>
+      <w:r>
+        <w:t xml:space="preserve">billowed up, </w:t>
+      </w:r>
+      <w:r>
+        <w:t>blanket</w:t>
+      </w:r>
+      <w:r>
+        <w:t>ing</w:t>
+      </w:r>
+      <w:r>
+        <w:t xml:space="preserve"> the sky</w:t>
+      </w:r>
+      <w:r>
+        <w:t xml:space="preserve"> and</w:t>
+      </w:r>
+      <w:r>
+        <w:t xml:space="preserve"> plunging the world into a lonely darkness. Garden hedges </w:t>
+      </w:r>
+      <w:r>
+        <w:t>thickened into brambles</w:t>
+      </w:r>
+      <w:r>
+        <w:t xml:space="preserve"> and fruit trees became gnarled abominations that reached with clawed fingers.</w:t>
+      </w:r>
+    </w:p>
+    <w:p>
+      <w:r>
+        <w:t>Things skittered through the underbrush. Eyes stared out of the shadows</w:t>
+      </w:r>
+      <w:r>
+        <w:t xml:space="preserve">. They were </w:t>
+      </w:r>
+      <w:r>
+        <w:t>waiting.</w:t>
+      </w:r>
+      <w:r>
+        <w:t xml:space="preserve"> They were hungry.</w:t>
+      </w:r>
+    </w:p>
+    <w:p>
+      <w:r>
+        <w:t>Luke picked up his pace as nameless horrors stalked him. He was warned not to walk the Forbidden Path, but he was bored and wanted adventure. He regretted not taking everyone’s advice, and now he was going to die.</w:t>
+      </w:r>
+    </w:p>
+    <w:p>
+      <w:r>
+        <w:t>Hope appeared in the form of a fork in the road.</w:t>
+      </w:r>
+    </w:p>
+    <w:p>
+      <w:r>
+        <w:t xml:space="preserve">One path was bright and cheery. </w:t>
+      </w:r>
+      <w:r>
+        <w:t>Flowers lined it as it guided travelers to the</w:t>
+      </w:r>
+      <w:r>
+        <w:t xml:space="preserve"> town of </w:t>
+      </w:r>
+      <w:r>
+        <w:t>Pleasantville</w:t>
+      </w:r>
+      <w:r>
+        <w:t>. There he would find a safe life where he would grow up with family and friends. There he would have a steady job and be a dependable member of society.</w:t>
+      </w:r>
+    </w:p>
+    <w:p>
+      <w:r>
+        <w:t xml:space="preserve">The signpost for the other path said Unknown </w:t>
+      </w:r>
+      <w:r>
+        <w:t>Road</w:t>
+      </w:r>
+      <w:r>
+        <w:t xml:space="preserve">. It led deep into </w:t>
+      </w:r>
+      <w:r>
+        <w:t>Forbidden Forest</w:t>
       </w:r>
       <w:r>
         <w:t xml:space="preserve">. </w:t>
       </w:r>
       <w:r>
-        <w:t xml:space="preserve">There was something in the </w:t>
-      </w:r>
-      <w:r>
-        <w:t>bushes</w:t>
-      </w:r>
-      <w:r>
-        <w:t xml:space="preserve">. It was looking at </w:t>
-      </w:r>
-      <w:r>
-        <w:t>him</w:t>
-      </w:r>
-      <w:r>
-        <w:t>. It was hungry.</w:t>
-      </w:r>
-    </w:p>
-    <w:p>
-      <w:r>
-        <w:t>Luke</w:t>
-      </w:r>
-      <w:r>
-        <w:t xml:space="preserve"> picked up his pace. He </w:t>
-      </w:r>
-      <w:r>
-        <w:t>had</w:t>
-      </w:r>
-      <w:r>
-        <w:t xml:space="preserve"> to get back home, for the woods were dangerous at night. Things without names lurked out there.</w:t>
-      </w:r>
-    </w:p>
-    <w:p>
-      <w:r>
-        <w:t xml:space="preserve">Fear gripped </w:t>
-      </w:r>
-      <w:r>
-        <w:t>Luke</w:t>
-      </w:r>
-      <w:r>
-        <w:t xml:space="preserve"> as he walked the forbidden road. He </w:t>
-      </w:r>
-      <w:r>
-        <w:t xml:space="preserve">was warned not to walk </w:t>
-      </w:r>
-      <w:r>
-        <w:t xml:space="preserve">the Unknown </w:t>
-      </w:r>
-      <w:r>
-        <w:t>R</w:t>
-      </w:r>
-      <w:r>
-        <w:t>oad</w:t>
-      </w:r>
-      <w:r>
-        <w:t>,</w:t>
-      </w:r>
-      <w:r>
-        <w:t xml:space="preserve"> but he was bored and wanted adventure. He regretted not taking everyone’s advice, and now he was going to die.</w:t>
-      </w:r>
-    </w:p>
-    <w:p>
-      <w:r>
-        <w:t xml:space="preserve">Fighting panic, </w:t>
-      </w:r>
-      <w:r>
-        <w:t>Luke</w:t>
-      </w:r>
-      <w:r>
-        <w:t xml:space="preserve"> walked on. Relief was great as he finally arrived at </w:t>
-      </w:r>
-      <w:r>
-        <w:t>the</w:t>
-      </w:r>
-      <w:r>
-        <w:t xml:space="preserve"> fork in the road</w:t>
-      </w:r>
-      <w:r>
-        <w:t>.</w:t>
-      </w:r>
-    </w:p>
-    <w:p>
-      <w:r>
-        <w:t xml:space="preserve">One path was bright and cheery. </w:t>
-      </w:r>
-      <w:r>
-        <w:t>Flowers lined it as it guided travelers to the</w:t>
-      </w:r>
-      <w:r>
-        <w:t xml:space="preserve"> town of </w:t>
-      </w:r>
-      <w:r>
-        <w:t>Pleasantville</w:t>
-      </w:r>
-      <w:r>
-        <w:t>. There he would find a safe life where he would grow up with family and friends. There he would have a steady job and be a dependable member of society.</w:t>
-      </w:r>
-    </w:p>
-    <w:p>
-      <w:r>
-        <w:t xml:space="preserve">The signpost for the other path said Unknown </w:t>
-      </w:r>
-      <w:r>
-        <w:t>Road</w:t>
-      </w:r>
-      <w:r>
-        <w:t xml:space="preserve">. It led deep into </w:t>
-      </w:r>
-      <w:r>
-        <w:t>Forbidden Forest</w:t>
-      </w:r>
-      <w:r>
-        <w:t xml:space="preserve">. </w:t>
-      </w:r>
-      <w:r>
         <w:t xml:space="preserve">Beyond were the Mountains of Uncertainty, eternally shrouded in black thunderstorms and </w:t>
       </w:r>
       <w:r>
@@ -906,43 +882,36 @@
       <w:r>
         <w:t>hat path no one ever came back.</w:t>
       </w:r>
-    </w:p>
-    <w:p>
-      <w:r>
-        <w:t xml:space="preserve">The instructions </w:t>
-      </w:r>
-      <w:r>
-        <w:t xml:space="preserve">for </w:t>
-      </w:r>
-      <w:r>
-        <w:t xml:space="preserve">the folk in the road </w:t>
-      </w:r>
-      <w:r>
-        <w:t>read:</w:t>
-      </w:r>
-      <w:r>
-        <w:t xml:space="preserve"> “Welcome </w:t>
-      </w:r>
-      <w:r>
-        <w:t xml:space="preserve">to </w:t>
-      </w:r>
-      <w:r>
-        <w:t xml:space="preserve">the Crossroads of your life. </w:t>
-      </w:r>
-      <w:r>
-        <w:t xml:space="preserve">Choose your path in life or be </w:t>
-      </w:r>
-      <w:r>
-        <w:t xml:space="preserve">forever </w:t>
-      </w:r>
-      <w:r>
-        <w:t>stuck.”</w:t>
+      <w:r>
+        <w:t xml:space="preserve"> Ever!</w:t>
+      </w:r>
+    </w:p>
+    <w:p>
+      <w:pPr>
+        <w:pStyle w:val="StatusMessage"/>
+      </w:pPr>
+      <w:r>
+        <w:t>Welcome to the Crossroads of your life.</w:t>
+      </w:r>
+    </w:p>
+    <w:p>
+      <w:pPr>
+        <w:pStyle w:val="StatusMessage"/>
+      </w:pPr>
+      <w:r>
+        <w:t>Choose your path in life or be forever stuck.</w:t>
       </w:r>
     </w:p>
     <w:p>
       <w:r>
         <w:lastRenderedPageBreak/>
-        <w:t xml:space="preserve">Surrounding Luke were the skeletons of </w:t>
+        <w:t xml:space="preserve">Surrounding </w:t>
+      </w:r>
+      <w:r>
+        <w:t xml:space="preserve">Luke were </w:t>
+      </w:r>
+      <w:r>
+        <w:t xml:space="preserve">the skeletons of </w:t>
       </w:r>
       <w:r>
         <w:t xml:space="preserve">countless </w:t>
@@ -950,19 +919,16 @@
       <w:r>
         <w:t>people who died in indecision.</w:t>
       </w:r>
-    </w:p>
-    <w:p>
-      <w:r>
-        <w:t>Luke</w:t>
-      </w:r>
-      <w:r>
-        <w:t xml:space="preserve"> desperately wanted to choose Unknown </w:t>
-      </w:r>
-      <w:r>
-        <w:t>Road</w:t>
-      </w:r>
-      <w:r>
-        <w:t xml:space="preserve">, but it terrified him. What would people think? How would he live? </w:t>
+      <w:r>
+        <w:t xml:space="preserve">  Would he join them?</w:t>
+      </w:r>
+    </w:p>
+    <w:p>
+      <w:r>
+        <w:t>Luke yearned to travel the Unknown Road</w:t>
+      </w:r>
+      <w:r>
+        <w:t xml:space="preserve"> but it terrified him. What would people think? How would he live? </w:t>
       </w:r>
       <w:r>
         <w:t>Shouldn’t he come back when he was more prepared (even though preparation was impossible)?</w:t>
@@ -1026,7 +992,7 @@
                     <a:blip r:embed="rId13">
                       <a:extLst>
                         <a:ext uri="{28A0092B-C50C-407E-A947-70E740481C1C}">
-                          <a14:useLocalDpi xmlns="" xmlns:wpc="http://schemas.microsoft.com/office/word/2010/wordprocessingCanvas" xmlns:cx="http://schemas.microsoft.com/office/drawing/2014/chartex" xmlns:cx1="http://schemas.microsoft.com/office/drawing/2015/9/8/chartex" xmlns:cx2="http://schemas.microsoft.com/office/drawing/2015/10/21/chartex" xmlns:cx3="http://schemas.microsoft.com/office/drawing/2016/5/9/chartex" xmlns:cx4="http://schemas.microsoft.com/office/drawing/2016/5/10/chartex" xmlns:cx5="http://schemas.microsoft.com/office/drawing/2016/5/11/chartex" xmlns:cx6="http://schemas.microsoft.com/office/drawing/2016/5/12/chartex" xmlns:cx7="http://schemas.microsoft.com/office/drawing/2016/5/13/chartex" xmlns:cx8="http://schemas.microsoft.com/office/drawing/2016/5/14/chartex" xmlns:mc="http://schemas.openxmlformats.org/markup-compatibility/2006" xmlns:aink="http://schemas.microsoft.com/office/drawing/2016/ink" xmlns:o="urn:schemas-microsoft-com:office:office" xmlns:v="urn:schemas-microsoft-com:vml" xmlns:wp14="http://schemas.microsoft.com/office/word/2010/wordprocessingDrawing" xmlns:w10="urn:schemas-microsoft-com:office:word" xmlns:w="http://schemas.openxmlformats.org/wordprocessingml/2006/main" xmlns:w14="http://schemas.microsoft.com/office/word/2010/wordml" xmlns:w15="http://schemas.microsoft.com/office/word/2012/wordml" xmlns:w16se="http://schemas.microsoft.com/office/word/2015/wordml/symex" xmlns:wpg="http://schemas.microsoft.com/office/word/2010/wordprocessingGroup" xmlns:wpi="http://schemas.microsoft.com/office/word/2010/wordprocessingInk" xmlns:wps="http://schemas.microsoft.com/office/word/2010/wordprocessingShape" xmlns:a14="http://schemas.microsoft.com/office/drawing/2010/main" xmlns:arto="http://schemas.microsoft.com/office/word/2006/arto" val="0"/>
+                          <a14:useLocalDpi xmlns:arto="http://schemas.microsoft.com/office/word/2006/arto" xmlns:a14="http://schemas.microsoft.com/office/drawing/2010/main" xmlns:wps="http://schemas.microsoft.com/office/word/2010/wordprocessingShape" xmlns:wpi="http://schemas.microsoft.com/office/word/2010/wordprocessingInk" xmlns:wpg="http://schemas.microsoft.com/office/word/2010/wordprocessingGroup" xmlns:w16se="http://schemas.microsoft.com/office/word/2015/wordml/symex" xmlns:w15="http://schemas.microsoft.com/office/word/2012/wordml" xmlns:w14="http://schemas.microsoft.com/office/word/2010/wordml" xmlns:w="http://schemas.openxmlformats.org/wordprocessingml/2006/main" xmlns:w10="urn:schemas-microsoft-com:office:word" xmlns:wp14="http://schemas.microsoft.com/office/word/2010/wordprocessingDrawing" xmlns:v="urn:schemas-microsoft-com:vml" xmlns:o="urn:schemas-microsoft-com:office:office" xmlns:aink="http://schemas.microsoft.com/office/drawing/2016/ink" xmlns:mc="http://schemas.openxmlformats.org/markup-compatibility/2006" xmlns:cx8="http://schemas.microsoft.com/office/drawing/2016/5/14/chartex" xmlns:cx7="http://schemas.microsoft.com/office/drawing/2016/5/13/chartex" xmlns:cx6="http://schemas.microsoft.com/office/drawing/2016/5/12/chartex" xmlns:cx5="http://schemas.microsoft.com/office/drawing/2016/5/11/chartex" xmlns:cx4="http://schemas.microsoft.com/office/drawing/2016/5/10/chartex" xmlns:cx3="http://schemas.microsoft.com/office/drawing/2016/5/9/chartex" xmlns:cx2="http://schemas.microsoft.com/office/drawing/2015/10/21/chartex" xmlns:cx1="http://schemas.microsoft.com/office/drawing/2015/9/8/chartex" xmlns:cx="http://schemas.microsoft.com/office/drawing/2014/chartex" xmlns:wpc="http://schemas.microsoft.com/office/word/2010/wordprocessingCanvas" xmlns="" val="0"/>
                         </a:ext>
                       </a:extLst>
                     </a:blip>
@@ -1177,7 +1143,13 @@
         </w:rPr>
       </w:pPr>
       <w:r>
-        <w:t xml:space="preserve">A vision of his dream flashed through his head and he cursed. </w:t>
+        <w:t xml:space="preserve">A vision of his dream flashed through </w:t>
+      </w:r>
+      <w:r>
+        <w:t>Luke’s</w:t>
+      </w:r>
+      <w:r>
+        <w:t xml:space="preserve"> head and he cursed. </w:t>
       </w:r>
       <w:r>
         <w:rPr>
@@ -1239,6 +1211,11 @@
     </w:p>
     <w:p>
       <w:r>
+        <w:t>Luke also foolishly believed – if you knew something about all subjects, you could be a great conversationalist. That was an excellent incentive to study.</w:t>
+      </w:r>
+    </w:p>
+    <w:p>
+      <w:r>
         <w:t xml:space="preserve">Also, </w:t>
       </w:r>
       <w:r>
@@ -1251,39 +1228,28 @@
         <w:t>and an electrical engineer</w:t>
       </w:r>
       <w:r>
-        <w:t xml:space="preserve">, he had special training since he was a child. His parents worked hard to make sure there was no uncertainty in his </w:t>
+        <w:t xml:space="preserve">, he had special training since </w:t>
+      </w:r>
+      <w:r>
+        <w:t>birth</w:t>
+      </w:r>
+      <w:r>
+        <w:t xml:space="preserve">. His parents worked hard to </w:t>
+      </w:r>
+      <w:r>
+        <w:t xml:space="preserve">secure </w:t>
+      </w:r>
+      <w:r>
+        <w:t xml:space="preserve">his </w:t>
       </w:r>
       <w:r>
         <w:t>future</w:t>
       </w:r>
       <w:r>
+        <w:t>, guiding him to Pleasantville</w:t>
+      </w:r>
+      <w:r>
         <w:t>.</w:t>
-      </w:r>
-    </w:p>
-    <w:p>
-      <w:r>
-        <w:t xml:space="preserve">Luke also </w:t>
-      </w:r>
-      <w:r>
-        <w:t>foolishly</w:t>
-      </w:r>
-      <w:r>
-        <w:t xml:space="preserve"> believed</w:t>
-      </w:r>
-      <w:r>
-        <w:t xml:space="preserve"> – </w:t>
-      </w:r>
-      <w:r>
-        <w:t>if</w:t>
-      </w:r>
-      <w:r>
-        <w:t xml:space="preserve"> </w:t>
-      </w:r>
-      <w:r>
-        <w:t>you knew something about all subjects, you could be a great conversationalist.</w:t>
-      </w:r>
-      <w:r>
-        <w:t xml:space="preserve"> That was an excellent incentive to study.</w:t>
       </w:r>
     </w:p>
     <w:p>
@@ -1328,82 +1294,52 @@
     </w:p>
     <w:p>
       <w:r>
+        <w:t>The path seemed endless as Luke walked a new path. This may not be the Unknown Road, but it was still yet to be discovered.</w:t>
+      </w:r>
+    </w:p>
+    <w:p>
+      <w:r>
+        <w:t>I</w:t>
+      </w:r>
+      <w:r>
+        <w:t xml:space="preserve">ntense pain exploded in the center of </w:t>
+      </w:r>
+      <w:r>
         <w:t>Luke</w:t>
       </w:r>
       <w:r>
-        <w:t xml:space="preserve"> discovered the</w:t>
-      </w:r>
-      <w:r>
-        <w:t xml:space="preserve"> park was larger than he first realized. </w:t>
-      </w:r>
-      <w:r>
-        <w:t>He</w:t>
-      </w:r>
-      <w:r>
-        <w:t xml:space="preserve"> felt was cut off from the city and </w:t>
-      </w:r>
-      <w:r>
-        <w:t xml:space="preserve">in </w:t>
-      </w:r>
-      <w:r>
-        <w:t xml:space="preserve">the countryside. Walking down </w:t>
-      </w:r>
-      <w:r>
-        <w:t>the peaceful trail</w:t>
-      </w:r>
-      <w:r>
-        <w:t xml:space="preserve">, </w:t>
-      </w:r>
+        <w:t>’s</w:t>
+      </w:r>
+      <w:r>
+        <w:t xml:space="preserve"> </w:t>
+      </w:r>
+      <w:r>
+        <w:t>skull</w:t>
+      </w:r>
+      <w:r>
+        <w:t xml:space="preserve">, like </w:t>
+      </w:r>
+      <w:r>
+        <w:t xml:space="preserve">someone </w:t>
+      </w:r>
+      <w:r>
+        <w:t xml:space="preserve">drilling </w:t>
+      </w:r>
+      <w:r>
+        <w:t>a nail into his</w:t>
+      </w:r>
+      <w:r>
+        <w:t xml:space="preserve"> brain</w:t>
+      </w:r>
+      <w:r>
+        <w:t>.</w:t>
+      </w:r>
+    </w:p>
+    <w:p>
       <w:r>
         <w:t>Luke</w:t>
       </w:r>
       <w:r>
-        <w:t xml:space="preserve"> was happy to have made the detour.</w:t>
-      </w:r>
-    </w:p>
-    <w:p>
-      <w:r>
-        <w:t>I</w:t>
-      </w:r>
-      <w:r>
-        <w:t xml:space="preserve">ntense pain exploded in the center of </w:t>
-      </w:r>
-      <w:r>
-        <w:t>Luke</w:t>
-      </w:r>
-      <w:r>
-        <w:t>’s</w:t>
-      </w:r>
-      <w:r>
-        <w:t xml:space="preserve"> </w:t>
-      </w:r>
-      <w:r>
-        <w:t>skull</w:t>
-      </w:r>
-      <w:r>
-        <w:t xml:space="preserve">, like </w:t>
-      </w:r>
-      <w:r>
-        <w:t xml:space="preserve">someone </w:t>
-      </w:r>
-      <w:r>
-        <w:t xml:space="preserve">drilling </w:t>
-      </w:r>
-      <w:r>
-        <w:t>a nail into his</w:t>
-      </w:r>
-      <w:r>
-        <w:t xml:space="preserve"> brain</w:t>
-      </w:r>
-      <w:r>
-        <w:t>.</w:t>
-      </w:r>
-    </w:p>
-    <w:p>
-      <w:r>
-        <w:t>Luke</w:t>
-      </w:r>
-      <w:r>
         <w:t xml:space="preserve"> spun around in terror </w:t>
       </w:r>
       <w:r>
@@ -1415,7 +1351,6 @@
     </w:p>
     <w:p>
       <w:r>
-        <w:lastRenderedPageBreak/>
         <w:t xml:space="preserve">The pain in </w:t>
       </w:r>
       <w:r>
@@ -1445,6 +1380,7 @@
         <w:rPr>
           <w:noProof/>
         </w:rPr>
+        <w:lastRenderedPageBreak/>
         <w:drawing>
           <wp:inline distT="0" distB="0" distL="0" distR="0">
             <wp:extent cx="201930" cy="77470"/>
@@ -1466,7 +1402,7 @@
                     <a:blip r:embed="rId13">
                       <a:extLst>
                         <a:ext uri="{28A0092B-C50C-407E-A947-70E740481C1C}">
-                          <a14:useLocalDpi xmlns="" xmlns:wpc="http://schemas.microsoft.com/office/word/2010/wordprocessingCanvas" xmlns:cx="http://schemas.microsoft.com/office/drawing/2014/chartex" xmlns:cx1="http://schemas.microsoft.com/office/drawing/2015/9/8/chartex" xmlns:cx2="http://schemas.microsoft.com/office/drawing/2015/10/21/chartex" xmlns:cx3="http://schemas.microsoft.com/office/drawing/2016/5/9/chartex" xmlns:cx4="http://schemas.microsoft.com/office/drawing/2016/5/10/chartex" xmlns:cx5="http://schemas.microsoft.com/office/drawing/2016/5/11/chartex" xmlns:cx6="http://schemas.microsoft.com/office/drawing/2016/5/12/chartex" xmlns:cx7="http://schemas.microsoft.com/office/drawing/2016/5/13/chartex" xmlns:cx8="http://schemas.microsoft.com/office/drawing/2016/5/14/chartex" xmlns:mc="http://schemas.openxmlformats.org/markup-compatibility/2006" xmlns:aink="http://schemas.microsoft.com/office/drawing/2016/ink" xmlns:o="urn:schemas-microsoft-com:office:office" xmlns:v="urn:schemas-microsoft-com:vml" xmlns:wp14="http://schemas.microsoft.com/office/word/2010/wordprocessingDrawing" xmlns:w10="urn:schemas-microsoft-com:office:word" xmlns:w="http://schemas.openxmlformats.org/wordprocessingml/2006/main" xmlns:w14="http://schemas.microsoft.com/office/word/2010/wordml" xmlns:w15="http://schemas.microsoft.com/office/word/2012/wordml" xmlns:w16se="http://schemas.microsoft.com/office/word/2015/wordml/symex" xmlns:wpg="http://schemas.microsoft.com/office/word/2010/wordprocessingGroup" xmlns:wpi="http://schemas.microsoft.com/office/word/2010/wordprocessingInk" xmlns:wps="http://schemas.microsoft.com/office/word/2010/wordprocessingShape" xmlns:a14="http://schemas.microsoft.com/office/drawing/2010/main" xmlns:arto="http://schemas.microsoft.com/office/word/2006/arto" val="0"/>
+                          <a14:useLocalDpi xmlns:arto="http://schemas.microsoft.com/office/word/2006/arto" xmlns:a14="http://schemas.microsoft.com/office/drawing/2010/main" xmlns:wps="http://schemas.microsoft.com/office/word/2010/wordprocessingShape" xmlns:wpi="http://schemas.microsoft.com/office/word/2010/wordprocessingInk" xmlns:wpg="http://schemas.microsoft.com/office/word/2010/wordprocessingGroup" xmlns:w16se="http://schemas.microsoft.com/office/word/2015/wordml/symex" xmlns:w15="http://schemas.microsoft.com/office/word/2012/wordml" xmlns:w14="http://schemas.microsoft.com/office/word/2010/wordml" xmlns:w="http://schemas.openxmlformats.org/wordprocessingml/2006/main" xmlns:w10="urn:schemas-microsoft-com:office:word" xmlns:wp14="http://schemas.microsoft.com/office/word/2010/wordprocessingDrawing" xmlns:v="urn:schemas-microsoft-com:vml" xmlns:o="urn:schemas-microsoft-com:office:office" xmlns:aink="http://schemas.microsoft.com/office/drawing/2016/ink" xmlns:mc="http://schemas.openxmlformats.org/markup-compatibility/2006" xmlns:cx8="http://schemas.microsoft.com/office/drawing/2016/5/14/chartex" xmlns:cx7="http://schemas.microsoft.com/office/drawing/2016/5/13/chartex" xmlns:cx6="http://schemas.microsoft.com/office/drawing/2016/5/12/chartex" xmlns:cx5="http://schemas.microsoft.com/office/drawing/2016/5/11/chartex" xmlns:cx4="http://schemas.microsoft.com/office/drawing/2016/5/10/chartex" xmlns:cx3="http://schemas.microsoft.com/office/drawing/2016/5/9/chartex" xmlns:cx2="http://schemas.microsoft.com/office/drawing/2015/10/21/chartex" xmlns:cx1="http://schemas.microsoft.com/office/drawing/2015/9/8/chartex" xmlns:cx="http://schemas.microsoft.com/office/drawing/2014/chartex" xmlns:wpc="http://schemas.microsoft.com/office/word/2010/wordprocessingCanvas" xmlns="" val="0"/>
                         </a:ext>
                       </a:extLst>
                     </a:blip>
@@ -1509,7 +1445,7 @@
         <w:t xml:space="preserve"> woke up in a hospital bed</w:t>
       </w:r>
       <w:r>
-        <w:t>, in the emergency ward</w:t>
+        <w:t xml:space="preserve"> in the emergency ward</w:t>
       </w:r>
       <w:r>
         <w:t xml:space="preserve">. His mother </w:t>
@@ -1652,7 +1588,7 @@
         <w:t>If the conditions worsen, we might try chemotherapy.</w:t>
       </w:r>
       <w:r>
-        <w:t>”</w:t>
+        <w:t xml:space="preserve"> That comes with risks, which is why we want to wait.”</w:t>
       </w:r>
     </w:p>
     <w:p>
@@ -1693,8 +1629,11 @@
     </w:p>
     <w:p>
       <w:r>
+        <w:t xml:space="preserve">“That’s good,” the doctor replied. “Considering the locations of the tumors, there is a possibility of having them in the future. If you get </w:t>
+      </w:r>
+      <w:r>
         <w:lastRenderedPageBreak/>
-        <w:t xml:space="preserve">“That’s good,” the doctor replied. “Considering the locations of the tumors, there is a possibility of having them in the future. If you get them please let us know, so we can </w:t>
+        <w:t xml:space="preserve">them please let us know, so we can </w:t>
       </w:r>
       <w:r>
         <w:t>perform additional tests</w:t>
@@ -1708,7 +1647,7 @@
         <w:t>“</w:t>
       </w:r>
       <w:r>
-        <w:t xml:space="preserve">The good news is that there is every reason to believe you will </w:t>
+        <w:t xml:space="preserve">The good news is there is every reason to believe you will </w:t>
       </w:r>
       <w:r>
         <w:t xml:space="preserve">live </w:t>
@@ -1729,7 +1668,10 @@
         <w:t xml:space="preserve">he doctor </w:t>
       </w:r>
       <w:r>
-        <w:t xml:space="preserve">finished and </w:t>
+        <w:t>said</w:t>
+      </w:r>
+      <w:r>
+        <w:t xml:space="preserve"> and </w:t>
       </w:r>
       <w:r>
         <w:t>left for her next patient.</w:t>
@@ -1795,7 +1737,7 @@
         <w:t>’s parents kicked him out of the house</w:t>
       </w:r>
       <w:r>
-        <w:t xml:space="preserve">, with instructions to get </w:t>
+        <w:t xml:space="preserve"> with instructions to get </w:t>
       </w:r>
       <w:r>
         <w:t xml:space="preserve">fresh air and </w:t>
@@ -1861,7 +1803,19 @@
         <w:t xml:space="preserve"> with great enthusiasm</w:t>
       </w:r>
       <w:r>
-        <w:t>. People walk around in costumes all the time, don’t they?</w:t>
+        <w:t>. People walk</w:t>
+      </w:r>
+      <w:r>
+        <w:t>ed</w:t>
+      </w:r>
+      <w:r>
+        <w:t xml:space="preserve"> around in costumes all the time, d</w:t>
+      </w:r>
+      <w:r>
+        <w:t>id</w:t>
+      </w:r>
+      <w:r>
+        <w:t>n’t they?</w:t>
       </w:r>
     </w:p>
     <w:p>
@@ -1895,208 +1849,226 @@
     </w:p>
     <w:p>
       <w:r>
+        <w:t>Another</w:t>
+      </w:r>
+      <w:r>
+        <w:t xml:space="preserve"> glared at </w:t>
+      </w:r>
+      <w:r>
+        <w:t>Luke</w:t>
+      </w:r>
+      <w:r>
+        <w:t xml:space="preserve"> and </w:t>
+      </w:r>
+      <w:r>
+        <w:t>shouted</w:t>
+      </w:r>
+      <w:r>
+        <w:t>, “What the hell are you looking at? Haven’t you ever seen…?”</w:t>
+      </w:r>
+    </w:p>
+    <w:p>
+      <w:r>
         <w:lastRenderedPageBreak/>
-        <w:t>Another</w:t>
-      </w:r>
-      <w:r>
-        <w:t xml:space="preserve"> glared at </w:t>
+        <w:t>“Calm yourself Raggle,” the shortest and ugliest man said. “He’s obviously looking at the painting behind you.”</w:t>
+      </w:r>
+    </w:p>
+    <w:p>
+      <w:r>
+        <w:t>“You’re right Troggle,” Raggle said</w:t>
+      </w:r>
+      <w:r>
+        <w:t>, mollified</w:t>
+      </w:r>
+      <w:r>
+        <w:t>. “Ordinary humans can’t see us and don’t believe we exist.”</w:t>
+      </w:r>
+    </w:p>
+    <w:p>
+      <w:r>
+        <w:t xml:space="preserve">The whole incident left </w:t>
       </w:r>
       <w:r>
         <w:t>Luke</w:t>
       </w:r>
       <w:r>
-        <w:t xml:space="preserve"> and </w:t>
-      </w:r>
-      <w:r>
-        <w:t>shouted</w:t>
-      </w:r>
-      <w:r>
-        <w:t>, “What the hell are you looking at? Haven’t you ever seen…?”</w:t>
-      </w:r>
-    </w:p>
-    <w:p>
-      <w:r>
-        <w:t>“Calm yourself Raggle,” the shortest and ugliest man said. “He’s obviously looking at the painting behind you.”</w:t>
-      </w:r>
-    </w:p>
-    <w:p>
-      <w:r>
-        <w:t>“You’re right Troggle,” Raggle said</w:t>
-      </w:r>
-      <w:r>
-        <w:t>, mollified</w:t>
-      </w:r>
-      <w:r>
-        <w:t>. “Ordinary humans can’t see us and don’t believe we exist.”</w:t>
-      </w:r>
-    </w:p>
-    <w:p>
-      <w:r>
-        <w:t xml:space="preserve">The whole incident left </w:t>
-      </w:r>
+        <w:t xml:space="preserve"> with a strange sense of unreality. He grabbed a </w:t>
+      </w:r>
+      <w:r>
+        <w:t>45</w:t>
+      </w:r>
+      <w:r>
+        <w:t xml:space="preserve">0-page book on geology and </w:t>
+      </w:r>
+      <w:r>
+        <w:t>read</w:t>
+      </w:r>
+      <w:r>
+        <w:t xml:space="preserve">. </w:t>
+      </w:r>
+      <w:r>
+        <w:t>Reading was fun and the library was his favorite place.</w:t>
+      </w:r>
+    </w:p>
+    <w:p>
+      <w:r>
+        <w:t xml:space="preserve">Four hours later, he finished the book and put it away. </w:t>
+      </w:r>
+      <w:r>
+        <w:t xml:space="preserve">The book was </w:t>
+      </w:r>
+      <w:r>
+        <w:t xml:space="preserve">easy reading, </w:t>
+      </w:r>
+      <w:r>
+        <w:t xml:space="preserve">being a large-print </w:t>
+      </w:r>
+      <w:r>
+        <w:t xml:space="preserve">tome </w:t>
+      </w:r>
+      <w:r>
+        <w:t xml:space="preserve">with </w:t>
+      </w:r>
+      <w:r>
+        <w:t xml:space="preserve">more pictures than words. </w:t>
+      </w:r>
+      <w:r>
+        <w:t>By now he was hungry.</w:t>
+      </w:r>
+      <w:r>
+        <w:t xml:space="preserve"> He went to the nearest restaurant and ordered food.</w:t>
+      </w:r>
+    </w:p>
+    <w:p>
+      <w:r>
+        <w:t>Luke read a book as he waited for the waiter. Food arrived and he put his book away.</w:t>
+      </w:r>
+    </w:p>
+    <w:p>
+      <w:r>
+        <w:t>A</w:t>
+      </w:r>
+      <w:r>
+        <w:t xml:space="preserve"> </w:t>
+      </w:r>
+      <w:r>
+        <w:t>basketball-sized</w:t>
+      </w:r>
+      <w:r>
+        <w:t xml:space="preserve"> black furry ball landed on the table</w:t>
+      </w:r>
+      <w:r>
+        <w:t xml:space="preserve"> in front of Luke</w:t>
+      </w:r>
+      <w:r>
+        <w:t>. Folds of skin peeled back reveal</w:t>
+      </w:r>
+      <w:r>
+        <w:t>ing</w:t>
+      </w:r>
+      <w:r>
+        <w:t xml:space="preserve"> an eye. </w:t>
+      </w:r>
+      <w:r>
+        <w:t>The eyeball</w:t>
+      </w:r>
+      <w:r>
+        <w:t xml:space="preserve"> spun around and a giant </w:t>
+      </w:r>
+      <w:r>
+        <w:t xml:space="preserve">fang-filled </w:t>
+      </w:r>
+      <w:r>
+        <w:t xml:space="preserve">mouth opened and </w:t>
+      </w:r>
+      <w:r>
+        <w:t>gobbled</w:t>
+      </w:r>
+      <w:r>
+        <w:t xml:space="preserve"> up the food.</w:t>
+      </w:r>
+    </w:p>
+    <w:p>
       <w:r>
         <w:t>Luke</w:t>
       </w:r>
       <w:r>
-        <w:t xml:space="preserve"> with a strange sense of unreality. He grabbed a </w:t>
-      </w:r>
-      <w:r>
-        <w:t>45</w:t>
-      </w:r>
-      <w:r>
-        <w:t xml:space="preserve">0-page book on geology and </w:t>
-      </w:r>
-      <w:r>
-        <w:t>read</w:t>
-      </w:r>
-      <w:r>
-        <w:t xml:space="preserve">. </w:t>
-      </w:r>
-      <w:r>
-        <w:t>Reading was fun and the library was his favorite place.</w:t>
-      </w:r>
-    </w:p>
-    <w:p>
-      <w:r>
-        <w:t xml:space="preserve">Four hours later, he finished the book and put it away. </w:t>
-      </w:r>
-      <w:r>
-        <w:t xml:space="preserve">The book was </w:t>
-      </w:r>
-      <w:r>
-        <w:t xml:space="preserve">easy reading, </w:t>
-      </w:r>
-      <w:r>
-        <w:t xml:space="preserve">being a large-print </w:t>
-      </w:r>
-      <w:r>
-        <w:t xml:space="preserve">tome </w:t>
-      </w:r>
-      <w:r>
-        <w:t xml:space="preserve">with </w:t>
-      </w:r>
-      <w:r>
-        <w:t xml:space="preserve">more pictures than words. </w:t>
-      </w:r>
-      <w:r>
-        <w:t>By now he was hungry.</w:t>
-      </w:r>
-      <w:r>
-        <w:t xml:space="preserve"> He went to the nearest restaurant and ordered food.</w:t>
-      </w:r>
-    </w:p>
-    <w:p>
-      <w:r>
-        <w:t>Luke read a book as he waited for the waiter. Food arrived and he put his book away.</w:t>
-      </w:r>
-    </w:p>
-    <w:p>
-      <w:r>
-        <w:t>A</w:t>
+        <w:t xml:space="preserve"> screamed in terror and fell to the floor.</w:t>
+      </w:r>
+    </w:p>
+    <w:p>
+      <w:r>
+        <w:t xml:space="preserve">A waitress hurried to </w:t>
+      </w:r>
+      <w:r>
+        <w:t>Luke</w:t>
+      </w:r>
+      <w:r>
+        <w:t xml:space="preserve"> and asked, “Are you okay dear?”</w:t>
+      </w:r>
+    </w:p>
+    <w:p>
+      <w:r>
+        <w:t>Luke</w:t>
+      </w:r>
+      <w:r>
+        <w:t xml:space="preserve"> looked at the table and discovered that the food was undisturbed and untouched. </w:t>
+      </w:r>
+      <w:r>
+        <w:t>The eye</w:t>
+      </w:r>
+      <w:r>
+        <w:t>ball</w:t>
+      </w:r>
+      <w:r>
+        <w:t xml:space="preserve"> was gone. </w:t>
+      </w:r>
+      <w:r>
+        <w:t>“</w:t>
+      </w:r>
+      <w:r>
+        <w:t>Yes ma’am. Sorry for the commotion.”</w:t>
+      </w:r>
+    </w:p>
+    <w:p>
+      <w:r>
+        <w:t>Lying in bed that night,</w:t>
       </w:r>
       <w:r>
         <w:t xml:space="preserve"> </w:t>
       </w:r>
       <w:r>
-        <w:t>basketball-sized</w:t>
-      </w:r>
-      <w:r>
-        <w:t xml:space="preserve"> black furry ball landed on the table</w:t>
-      </w:r>
-      <w:r>
-        <w:t xml:space="preserve"> in front of Luke</w:t>
-      </w:r>
-      <w:r>
-        <w:t>. Folds of skin peeled back reveal</w:t>
-      </w:r>
-      <w:r>
-        <w:t>ing</w:t>
-      </w:r>
-      <w:r>
-        <w:t xml:space="preserve"> an eye. The whole thing was a giant eyeball. It spun around and a giant </w:t>
-      </w:r>
-      <w:r>
-        <w:t xml:space="preserve">fang-filled </w:t>
-      </w:r>
-      <w:r>
-        <w:t xml:space="preserve">mouth opened and </w:t>
-      </w:r>
-      <w:r>
-        <w:t>gobbled</w:t>
-      </w:r>
-      <w:r>
-        <w:t xml:space="preserve"> up the food.</w:t>
-      </w:r>
-    </w:p>
-    <w:p>
-      <w:r>
         <w:t>Luke</w:t>
       </w:r>
       <w:r>
-        <w:t xml:space="preserve"> screamed in terror and fell to the floor.</w:t>
-      </w:r>
-    </w:p>
-    <w:p>
-      <w:r>
-        <w:t xml:space="preserve">A waitress hurried to </w:t>
+        <w:t xml:space="preserve"> contemplated the strange creatures he saw. </w:t>
+      </w:r>
+      <w:r>
+        <w:t>There was no question. He was hallucinating. For a moment he considered telling his parents, but then changed his mind. They would freak out and rush him to the hospital.</w:t>
+      </w:r>
+      <w:r>
+        <w:t xml:space="preserve"> As if that would do any good.</w:t>
+      </w:r>
+    </w:p>
+    <w:p>
+      <w:r>
+        <w:t xml:space="preserve">As </w:t>
       </w:r>
       <w:r>
         <w:t>Luke</w:t>
       </w:r>
       <w:r>
-        <w:t xml:space="preserve"> and asked, “Are you okay dear?”</w:t>
-      </w:r>
-    </w:p>
-    <w:p>
-      <w:r>
-        <w:t>Luke</w:t>
-      </w:r>
-      <w:r>
-        <w:t xml:space="preserve"> looked at the table and discovered that the food was undisturbed and untouched. </w:t>
-      </w:r>
-      <w:r>
-        <w:t xml:space="preserve">The eye was gone. </w:t>
-      </w:r>
-      <w:r>
-        <w:t>“</w:t>
-      </w:r>
-      <w:r>
-        <w:t>Yes ma’am. Sorry for the commotion.”</w:t>
-      </w:r>
-    </w:p>
-    <w:p>
-      <w:r>
-        <w:t>Lying in bed that night,</w:t>
-      </w:r>
-      <w:r>
-        <w:t xml:space="preserve"> </w:t>
-      </w:r>
-      <w:r>
-        <w:t>Luke</w:t>
-      </w:r>
-      <w:r>
-        <w:t xml:space="preserve"> contemplated the strange creatures he saw. </w:t>
-      </w:r>
-      <w:r>
-        <w:t xml:space="preserve">There was no question. He was hallucinating. For a moment he </w:t>
+        <w:t xml:space="preserve"> drifted to sleep, he heard strange rustling sounds and saw movement from the corner of his eye. He </w:t>
+      </w:r>
+      <w:r>
+        <w:t xml:space="preserve">pressed his back against his </w:t>
       </w:r>
       <w:r>
         <w:lastRenderedPageBreak/>
-        <w:t>considered telling his parents, but then changed his mind. They would freak out and rush him to the hospital.</w:t>
-      </w:r>
-      <w:r>
-        <w:t xml:space="preserve"> As if that would do any good.</w:t>
-      </w:r>
-    </w:p>
-    <w:p>
-      <w:r>
-        <w:t xml:space="preserve">As </w:t>
-      </w:r>
-      <w:r>
-        <w:t>Luke</w:t>
-      </w:r>
-      <w:r>
-        <w:t xml:space="preserve"> drifted to sleep, he heard strange rustling sounds and saw movement from the corner of his eye. He hugged his pillow in terror and tried to sleep with the lights on. Who would have thought hallucinations </w:t>
+        <w:t>cuddle pillow</w:t>
+      </w:r>
+      <w:r>
+        <w:t xml:space="preserve"> and tried to sleep with the lights on. Who would have thought hallucinations </w:t>
       </w:r>
       <w:r>
         <w:t>could be</w:t>
@@ -2153,7 +2125,7 @@
                     <a:blip r:embed="rId13">
                       <a:extLst>
                         <a:ext uri="{28A0092B-C50C-407E-A947-70E740481C1C}">
-                          <a14:useLocalDpi xmlns="" xmlns:wpc="http://schemas.microsoft.com/office/word/2010/wordprocessingCanvas" xmlns:cx="http://schemas.microsoft.com/office/drawing/2014/chartex" xmlns:cx1="http://schemas.microsoft.com/office/drawing/2015/9/8/chartex" xmlns:cx2="http://schemas.microsoft.com/office/drawing/2015/10/21/chartex" xmlns:cx3="http://schemas.microsoft.com/office/drawing/2016/5/9/chartex" xmlns:cx4="http://schemas.microsoft.com/office/drawing/2016/5/10/chartex" xmlns:cx5="http://schemas.microsoft.com/office/drawing/2016/5/11/chartex" xmlns:cx6="http://schemas.microsoft.com/office/drawing/2016/5/12/chartex" xmlns:cx7="http://schemas.microsoft.com/office/drawing/2016/5/13/chartex" xmlns:cx8="http://schemas.microsoft.com/office/drawing/2016/5/14/chartex" xmlns:mc="http://schemas.openxmlformats.org/markup-compatibility/2006" xmlns:aink="http://schemas.microsoft.com/office/drawing/2016/ink" xmlns:o="urn:schemas-microsoft-com:office:office" xmlns:v="urn:schemas-microsoft-com:vml" xmlns:wp14="http://schemas.microsoft.com/office/word/2010/wordprocessingDrawing" xmlns:w10="urn:schemas-microsoft-com:office:word" xmlns:w="http://schemas.openxmlformats.org/wordprocessingml/2006/main" xmlns:w14="http://schemas.microsoft.com/office/word/2010/wordml" xmlns:w15="http://schemas.microsoft.com/office/word/2012/wordml" xmlns:w16se="http://schemas.microsoft.com/office/word/2015/wordml/symex" xmlns:wpg="http://schemas.microsoft.com/office/word/2010/wordprocessingGroup" xmlns:wpi="http://schemas.microsoft.com/office/word/2010/wordprocessingInk" xmlns:wps="http://schemas.microsoft.com/office/word/2010/wordprocessingShape" xmlns:a14="http://schemas.microsoft.com/office/drawing/2010/main" xmlns:arto="http://schemas.microsoft.com/office/word/2006/arto" val="0"/>
+                          <a14:useLocalDpi xmlns:arto="http://schemas.microsoft.com/office/word/2006/arto" xmlns:a14="http://schemas.microsoft.com/office/drawing/2010/main" xmlns:wps="http://schemas.microsoft.com/office/word/2010/wordprocessingShape" xmlns:wpi="http://schemas.microsoft.com/office/word/2010/wordprocessingInk" xmlns:wpg="http://schemas.microsoft.com/office/word/2010/wordprocessingGroup" xmlns:w16se="http://schemas.microsoft.com/office/word/2015/wordml/symex" xmlns:w15="http://schemas.microsoft.com/office/word/2012/wordml" xmlns:w14="http://schemas.microsoft.com/office/word/2010/wordml" xmlns:w="http://schemas.openxmlformats.org/wordprocessingml/2006/main" xmlns:w10="urn:schemas-microsoft-com:office:word" xmlns:wp14="http://schemas.microsoft.com/office/word/2010/wordprocessingDrawing" xmlns:v="urn:schemas-microsoft-com:vml" xmlns:o="urn:schemas-microsoft-com:office:office" xmlns:aink="http://schemas.microsoft.com/office/drawing/2016/ink" xmlns:mc="http://schemas.openxmlformats.org/markup-compatibility/2006" xmlns:cx8="http://schemas.microsoft.com/office/drawing/2016/5/14/chartex" xmlns:cx7="http://schemas.microsoft.com/office/drawing/2016/5/13/chartex" xmlns:cx6="http://schemas.microsoft.com/office/drawing/2016/5/12/chartex" xmlns:cx5="http://schemas.microsoft.com/office/drawing/2016/5/11/chartex" xmlns:cx4="http://schemas.microsoft.com/office/drawing/2016/5/10/chartex" xmlns:cx3="http://schemas.microsoft.com/office/drawing/2016/5/9/chartex" xmlns:cx2="http://schemas.microsoft.com/office/drawing/2015/10/21/chartex" xmlns:cx1="http://schemas.microsoft.com/office/drawing/2015/9/8/chartex" xmlns:cx="http://schemas.microsoft.com/office/drawing/2014/chartex" xmlns:wpc="http://schemas.microsoft.com/office/word/2010/wordprocessingCanvas" xmlns="" val="0"/>
                         </a:ext>
                       </a:extLst>
                     </a:blip>
@@ -2190,10 +2162,22 @@
     </w:p>
     <w:p>
       <w:r>
-        <w:t>June 20 was a beautiful Pacific Northwest Spring day.</w:t>
-      </w:r>
-      <w:r>
-        <w:t xml:space="preserve"> For other people, this was the eve of summer. For Luke this was just another day filled with </w:t>
+        <w:t xml:space="preserve">June 20 was a beautiful Pacific Northwest </w:t>
+      </w:r>
+      <w:r>
+        <w:t>s</w:t>
+      </w:r>
+      <w:r>
+        <w:t>pring day.</w:t>
+      </w:r>
+      <w:r>
+        <w:t xml:space="preserve"> For </w:t>
+      </w:r>
+      <w:r>
+        <w:t>some</w:t>
+      </w:r>
+      <w:r>
+        <w:t xml:space="preserve"> people, this was the eve of summer. For Luke this was just another day filled with </w:t>
       </w:r>
       <w:r>
         <w:t xml:space="preserve">the </w:t>
@@ -2304,43 +2288,37 @@
     </w:p>
     <w:p>
       <w:r>
+        <w:t>The trees and shrubbery closed in and made a tunnel. The silence deepened</w:t>
+      </w:r>
+      <w:r>
+        <w:t xml:space="preserve"> and became a tangible pressure, </w:t>
+      </w:r>
+      <w:r>
+        <w:t>squeez</w:t>
+      </w:r>
+      <w:r>
+        <w:t>ing</w:t>
+      </w:r>
+      <w:r>
+        <w:t xml:space="preserve"> </w:t>
+      </w:r>
+      <w:r>
+        <w:t>Luke</w:t>
+      </w:r>
+      <w:r>
+        <w:t>’s brain and body.</w:t>
+      </w:r>
+    </w:p>
+    <w:p>
+      <w:r>
         <w:lastRenderedPageBreak/>
-        <w:t>The trees and shrubbery closed in and made a tunnel. The silence deepened</w:t>
-      </w:r>
-      <w:r>
-        <w:t xml:space="preserve"> and became a tangible pressure, </w:t>
-      </w:r>
-      <w:r>
-        <w:t>squeez</w:t>
-      </w:r>
-      <w:r>
-        <w:t>ing</w:t>
-      </w:r>
-      <w:r>
-        <w:t xml:space="preserve"> </w:t>
-      </w:r>
-      <w:r>
         <w:t>Luke</w:t>
       </w:r>
       <w:r>
-        <w:t>’s brain and body.</w:t>
-      </w:r>
-    </w:p>
-    <w:p>
-      <w:r>
-        <w:t>Luke</w:t>
-      </w:r>
-      <w:r>
         <w:t xml:space="preserve"> continued</w:t>
       </w:r>
       <w:r>
-        <w:t xml:space="preserve"> </w:t>
-      </w:r>
-      <w:r>
-        <w:t xml:space="preserve">on </w:t>
-      </w:r>
-      <w:r>
-        <w:t>in isolation</w:t>
+        <w:t xml:space="preserve"> in isolation</w:t>
       </w:r>
       <w:r>
         <w:t>.</w:t>
@@ -2348,7 +2326,7 @@
     </w:p>
     <w:p>
       <w:r>
-        <w:t xml:space="preserve">The pressure became unbearable and then let up. The path opened up and the world returned to normal. </w:t>
+        <w:t xml:space="preserve">The pressure became unbearable and then let up. The path opened and the world returned to normal. </w:t>
       </w:r>
       <w:r>
         <w:t>So</w:t>
@@ -2423,7 +2401,19 @@
         <w:rPr>
           <w:i/>
         </w:rPr>
-        <w:t>It feels as if I’m half way around the world</w:t>
+        <w:t xml:space="preserve">It feels </w:t>
+      </w:r>
+      <w:r>
+        <w:rPr>
+          <w:i/>
+        </w:rPr>
+        <w:t>like</w:t>
+      </w:r>
+      <w:r>
+        <w:rPr>
+          <w:i/>
+        </w:rPr>
+        <w:t xml:space="preserve"> I’m half way around the world</w:t>
       </w:r>
       <w:r>
         <w:rPr>
@@ -2492,7 +2482,16 @@
         <w:t xml:space="preserve">nasty </w:t>
       </w:r>
       <w:r>
-        <w:t>slope. There was no way he could go down that slope and rescue that baby. That was a job for someone who was physically fit</w:t>
+        <w:t xml:space="preserve">slope. There was no way he could go down that </w:t>
+      </w:r>
+      <w:r>
+        <w:t xml:space="preserve">treacherous </w:t>
+      </w:r>
+      <w:r>
+        <w:t>incline</w:t>
+      </w:r>
+      <w:r>
+        <w:t xml:space="preserve"> and rescue that baby. That was a job for someone who was physically fit</w:t>
       </w:r>
       <w:r>
         <w:t xml:space="preserve"> and a mountain climber</w:t>
@@ -2544,15 +2543,12 @@
         <w:t xml:space="preserve"> </w:t>
       </w:r>
       <w:r>
-        <w:t xml:space="preserve">Any other route meant losing </w:t>
-      </w:r>
+        <w:t>Any other route meant losing the child or finding her when it was too late. He took his phone out again, but discovered he had no reception.</w:t>
+      </w:r>
+    </w:p>
+    <w:p>
       <w:r>
         <w:lastRenderedPageBreak/>
-        <w:t>the child or finding her when it was too late. He took his phone out again, but discovered he had no reception.</w:t>
-      </w:r>
-    </w:p>
-    <w:p>
-      <w:r>
         <w:t xml:space="preserve">Putting plan into action, he scuttled rightward. He slipped again and landed at the edge of the </w:t>
       </w:r>
       <w:r>
@@ -2709,7 +2705,13 @@
         <w:t>Below were more cliffs and danger. Strangely enough, there was an easy path upwards towards safety.</w:t>
       </w:r>
       <w:r>
-        <w:t xml:space="preserve"> It was as if the world was taunting him.</w:t>
+        <w:t xml:space="preserve"> </w:t>
+      </w:r>
+      <w:r>
+        <w:t>The world seemed to be taunting</w:t>
+      </w:r>
+      <w:r>
+        <w:t xml:space="preserve"> him.</w:t>
       </w:r>
     </w:p>
     <w:p>
@@ -2746,21 +2748,21 @@
     </w:p>
     <w:p>
       <w:r>
+        <w:t>Battered and bru</w:t>
+      </w:r>
+      <w:r>
+        <w:t>i</w:t>
+      </w:r>
+      <w:r>
+        <w:t>sed,</w:t>
+      </w:r>
+      <w:r>
+        <w:t xml:space="preserve"> Luke finally arrived at the bottom of the cliff. The child’s voice was much louder.</w:t>
+      </w:r>
+    </w:p>
+    <w:p>
+      <w:r>
         <w:lastRenderedPageBreak/>
-        <w:t>Battered and bru</w:t>
-      </w:r>
-      <w:r>
-        <w:t>i</w:t>
-      </w:r>
-      <w:r>
-        <w:t>sed,</w:t>
-      </w:r>
-      <w:r>
-        <w:t xml:space="preserve"> Luke finally arrived at the bottom of the cliff. The child’s voice was much louder.</w:t>
-      </w:r>
-    </w:p>
-    <w:p>
-      <w:r>
         <w:t>Luke checked his cell. It was 6:14PM. He had been descending for almost an hour.</w:t>
       </w:r>
       <w:r>
@@ -2807,7 +2809,10 @@
         <w:t xml:space="preserve"> couldn’t believe it. He had risked his life, </w:t>
       </w:r>
       <w:r>
-        <w:t xml:space="preserve">badly </w:t>
+        <w:t>scratched and</w:t>
+      </w:r>
+      <w:r>
+        <w:t xml:space="preserve"> </w:t>
       </w:r>
       <w:r>
         <w:t>bruised his body and sprained his ankle for a stupid crying doll.</w:t>
@@ -2818,7 +2823,13 @@
         <w:t>Luke</w:t>
       </w:r>
       <w:r>
-        <w:t xml:space="preserve"> staggered the rest of the way and collapsed near the doll.</w:t>
+        <w:t xml:space="preserve"> staggered the rest of the way and collapsed </w:t>
+      </w:r>
+      <w:r>
+        <w:t>next to</w:t>
+      </w:r>
+      <w:r>
+        <w:t xml:space="preserve"> the doll.</w:t>
       </w:r>
     </w:p>
     <w:p>
@@ -3031,201 +3042,212 @@
     </w:p>
     <w:p>
       <w:r>
+        <w:t xml:space="preserve">A </w:t>
+      </w:r>
+      <w:r>
+        <w:t xml:space="preserve">young </w:t>
+      </w:r>
+      <w:r>
+        <w:t xml:space="preserve">woman of perhaps </w:t>
+      </w:r>
+      <w:r>
+        <w:t>twenty</w:t>
+      </w:r>
+      <w:r>
+        <w:t xml:space="preserve"> approached with a </w:t>
+      </w:r>
+      <w:r>
+        <w:t xml:space="preserve">red </w:t>
+      </w:r>
+      <w:r>
+        <w:t xml:space="preserve">lion the size of a horse. It had flames for a mane and the tip of </w:t>
+      </w:r>
+      <w:r>
+        <w:t>its</w:t>
+      </w:r>
+      <w:r>
+        <w:t xml:space="preserve"> tail was a ball of fire. </w:t>
+      </w:r>
+      <w:r>
+        <w:t xml:space="preserve">That was obviously a hallucination. </w:t>
+      </w:r>
+      <w:r>
+        <w:t xml:space="preserve">The girl was a hottie. </w:t>
+      </w:r>
+      <w:r>
+        <w:t>Her Chinese</w:t>
+      </w:r>
+      <w:r>
+        <w:t xml:space="preserve"> </w:t>
+      </w:r>
+      <w:r>
+        <w:t>red hair and blue eyes</w:t>
+      </w:r>
+      <w:r>
+        <w:t xml:space="preserve"> made her face sparkle.</w:t>
+      </w:r>
+    </w:p>
+    <w:p>
+      <w:r>
         <w:lastRenderedPageBreak/>
-        <w:t xml:space="preserve">A </w:t>
-      </w:r>
-      <w:r>
-        <w:t xml:space="preserve">young </w:t>
-      </w:r>
-      <w:r>
-        <w:t xml:space="preserve">woman of perhaps </w:t>
+        <w:t xml:space="preserve">“That’s a beautiful spirit beast you have there,” the woman said in French. For some reason </w:t>
+      </w:r>
+      <w:r>
+        <w:t>Luke</w:t>
+      </w:r>
+      <w:r>
+        <w:t xml:space="preserve"> could understand her, even though he never studied the language.</w:t>
+      </w:r>
+    </w:p>
+    <w:p>
+      <w:r>
+        <w:t>Luke wondered if he was dreaming, but his aching body said otherwise.</w:t>
+      </w:r>
+    </w:p>
+    <w:p>
+      <w:r>
+        <w:t>“This isn’t my doll</w:t>
+      </w:r>
+      <w:r>
+        <w:t>,” he said</w:t>
+      </w:r>
+      <w:r>
+        <w:t xml:space="preserve"> slowly</w:t>
+      </w:r>
+      <w:r>
+        <w:t>. The appropriate words just came to him. A thought came to him. Perhaps this seeming understanding of French was just part of his delusions.</w:t>
+      </w:r>
+    </w:p>
+    <w:p>
+      <w:r>
+        <w:t>Not knowing what else to do he just went with it. After all, the dream was getting interesting with the addition of a cute girl.</w:t>
+      </w:r>
+    </w:p>
+    <w:p>
+      <w:r>
+        <w:t>“</w:t>
+      </w:r>
+      <w:r>
+        <w:t xml:space="preserve">I found her a few minutes ago. I heard a baby crying and followed </w:t>
+      </w:r>
+      <w:r>
+        <w:t>the</w:t>
+      </w:r>
+      <w:r>
+        <w:t xml:space="preserve"> sound here. When I did, I found this Princess Annie doll</w:t>
+      </w:r>
+      <w:r>
+        <w:t>. I don’t know why anyone would abandon such a pretty doll.”</w:t>
+      </w:r>
+    </w:p>
+    <w:p>
+      <w:r>
+        <w:t>“You think I’m pretty?” the doll asked in a cute, squishy sort of voice.</w:t>
+      </w:r>
+      <w:r>
+        <w:t xml:space="preserve"> She </w:t>
+      </w:r>
+      <w:r>
+        <w:t>flew</w:t>
+      </w:r>
+      <w:r>
+        <w:t xml:space="preserve"> onto</w:t>
+      </w:r>
+      <w:r>
+        <w:t xml:space="preserve"> </w:t>
+      </w:r>
+      <w:r>
+        <w:t>Luke’s</w:t>
+      </w:r>
+      <w:r>
+        <w:t xml:space="preserve"> shoulder and hugged </w:t>
+      </w:r>
+      <w:r>
+        <w:t xml:space="preserve">his </w:t>
+      </w:r>
+      <w:r>
+        <w:t>face.</w:t>
+      </w:r>
+    </w:p>
+    <w:p>
+      <w:r>
+        <w:t>She flew, not jumped.</w:t>
+      </w:r>
+    </w:p>
+    <w:p>
+      <w:r>
+        <w:t>Luke</w:t>
+      </w:r>
+      <w:r>
+        <w:t xml:space="preserve"> looked at the woman to see if she heard the voice. She did.</w:t>
+      </w:r>
+      <w:r>
+        <w:t xml:space="preserve"> However, she didn’t seem surprised.</w:t>
+      </w:r>
+      <w:r>
+        <w:t xml:space="preserve"> That was expected for a </w:t>
+      </w:r>
+      <w:r>
+        <w:t>hallucination.</w:t>
+      </w:r>
+    </w:p>
+    <w:p>
+      <w:r>
+        <w:t>“Who are you talking to Millie?”</w:t>
+      </w:r>
+      <w:r>
+        <w:t xml:space="preserve"> a </w:t>
       </w:r>
       <w:r>
         <w:t>twenty</w:t>
       </w:r>
       <w:r>
-        <w:t xml:space="preserve"> approached with a </w:t>
-      </w:r>
-      <w:r>
-        <w:t xml:space="preserve">red </w:t>
-      </w:r>
-      <w:r>
-        <w:t xml:space="preserve">lion the size of a horse. It had flames for a mane and the tip of </w:t>
-      </w:r>
-      <w:r>
-        <w:t>its</w:t>
-      </w:r>
-      <w:r>
-        <w:t xml:space="preserve"> tail was a ball of fire. </w:t>
-      </w:r>
-      <w:r>
-        <w:t xml:space="preserve">That was obviously a hallucination. </w:t>
-      </w:r>
-      <w:r>
-        <w:t xml:space="preserve">The girl was a hottie. </w:t>
-      </w:r>
-      <w:r>
-        <w:t>Her Chinese</w:t>
-      </w:r>
-      <w:r>
-        <w:t xml:space="preserve"> </w:t>
-      </w:r>
-      <w:r>
-        <w:t>red hair and blue eyes</w:t>
-      </w:r>
-      <w:r>
-        <w:t xml:space="preserve"> made her face sparkle.</w:t>
-      </w:r>
-    </w:p>
-    <w:p>
-      <w:r>
-        <w:t xml:space="preserve">“That’s a beautiful spirit beast you have there,” the woman said in French. For some reason </w:t>
+        <w:t xml:space="preserve">-year-old </w:t>
+      </w:r>
+      <w:r>
+        <w:t xml:space="preserve">young man </w:t>
+      </w:r>
+      <w:r>
+        <w:t xml:space="preserve">with purple hair </w:t>
+      </w:r>
+      <w:r>
+        <w:t xml:space="preserve">asked. </w:t>
+      </w:r>
+      <w:r>
+        <w:t xml:space="preserve">He spotted Luke and asked, </w:t>
+      </w:r>
+      <w:r>
+        <w:t>“What happened to you kid? Did you g</w:t>
+      </w:r>
+      <w:r>
+        <w:t>e</w:t>
+      </w:r>
+      <w:r>
+        <w:t>t mauled by mountain lions?”</w:t>
+      </w:r>
+    </w:p>
+    <w:p>
+      <w:r>
+        <w:t xml:space="preserve">“I heard the cry of an abandoned baby and almost killed myself trying to reach it,” </w:t>
       </w:r>
       <w:r>
         <w:t>Luke</w:t>
       </w:r>
       <w:r>
-        <w:t xml:space="preserve"> could understand her, even though he never studied the language.</w:t>
-      </w:r>
-    </w:p>
-    <w:p>
-      <w:r>
-        <w:t>Luke wondered if he was dreaming, but his aching body said otherwise.</w:t>
-      </w:r>
-    </w:p>
-    <w:p>
-      <w:r>
-        <w:t>“This isn’t my doll</w:t>
-      </w:r>
-      <w:r>
-        <w:t>,” he said</w:t>
-      </w:r>
-      <w:r>
-        <w:t xml:space="preserve"> slowly</w:t>
-      </w:r>
-      <w:r>
-        <w:t>. The appropriate words just came to him. A thought came to him. Perhaps this seeming understanding of French was just part of his delusions.</w:t>
-      </w:r>
-    </w:p>
-    <w:p>
-      <w:r>
-        <w:t>Not knowing what else to do he just went with it. After all, the dream was getting interesting with the addition of a cute girl.</w:t>
-      </w:r>
-    </w:p>
-    <w:p>
-      <w:r>
-        <w:t>“</w:t>
-      </w:r>
-      <w:r>
-        <w:t xml:space="preserve">I found her a few minutes ago. I heard a baby crying and followed </w:t>
-      </w:r>
-      <w:r>
-        <w:t>the</w:t>
-      </w:r>
-      <w:r>
-        <w:t xml:space="preserve"> sound here. When I did, I found this Princess Annie doll</w:t>
-      </w:r>
-      <w:r>
-        <w:t>. I don’t know why anyone would abandon such a pretty doll.”</w:t>
-      </w:r>
-    </w:p>
-    <w:p>
-      <w:r>
-        <w:t>“You think I’m pretty?” the doll asked in a cute, squishy sort of voice.</w:t>
-      </w:r>
-      <w:r>
-        <w:t xml:space="preserve"> She </w:t>
-      </w:r>
-      <w:r>
-        <w:t>flew</w:t>
-      </w:r>
-      <w:r>
-        <w:t xml:space="preserve"> onto</w:t>
-      </w:r>
-      <w:r>
-        <w:t xml:space="preserve"> </w:t>
-      </w:r>
-      <w:r>
-        <w:t>Luke’s</w:t>
-      </w:r>
-      <w:r>
-        <w:t xml:space="preserve"> shoulder and hugged </w:t>
-      </w:r>
-      <w:r>
-        <w:t xml:space="preserve">his </w:t>
-      </w:r>
-      <w:r>
-        <w:t>face.</w:t>
-      </w:r>
-    </w:p>
-    <w:p>
-      <w:r>
-        <w:t>Luke</w:t>
-      </w:r>
-      <w:r>
-        <w:t xml:space="preserve"> looked at the woman to see if she heard the voice. She did.</w:t>
-      </w:r>
-      <w:r>
-        <w:t xml:space="preserve"> However, she didn’t seem surprised.</w:t>
-      </w:r>
-    </w:p>
-    <w:p>
-      <w:r>
-        <w:t>“Who are you talking to Millie?”</w:t>
-      </w:r>
-      <w:r>
-        <w:t xml:space="preserve"> a </w:t>
-      </w:r>
-      <w:r>
-        <w:t>twenty</w:t>
-      </w:r>
-      <w:r>
-        <w:t xml:space="preserve">-year-old </w:t>
-      </w:r>
-      <w:r>
-        <w:t xml:space="preserve">young man </w:t>
-      </w:r>
-      <w:r>
-        <w:t xml:space="preserve">with purple hair </w:t>
-      </w:r>
-      <w:r>
-        <w:t xml:space="preserve">asked. </w:t>
-      </w:r>
-      <w:r>
-        <w:t xml:space="preserve">He spotted Luke and asked, </w:t>
-      </w:r>
-      <w:r>
-        <w:t>“What happened to you kid? Did you g</w:t>
-      </w:r>
-      <w:r>
-        <w:t>e</w:t>
-      </w:r>
-      <w:r>
-        <w:t>t mauled by mountain lions?”</w:t>
-      </w:r>
-    </w:p>
-    <w:p>
-      <w:r>
-        <w:t xml:space="preserve">“I heard the cry of an abandoned baby, and almost killed myself trying to reach it,” </w:t>
-      </w:r>
-      <w:r>
-        <w:t>Luke</w:t>
-      </w:r>
-      <w:r>
         <w:t xml:space="preserve"> explained. “Then I came here and discovered I was chasing a toy.”</w:t>
       </w:r>
     </w:p>
     <w:p>
       <w:r>
+        <w:t>“I’m not a toy,” the Princess Annie doll said angrily.</w:t>
+      </w:r>
+      <w:r>
+        <w:t xml:space="preserve"> “How rude.”</w:t>
+      </w:r>
+    </w:p>
+    <w:p>
+      <w:r>
         <w:lastRenderedPageBreak/>
-        <w:t>“I’m not a toy,” the Princess Annie doll said angrily.</w:t>
-      </w:r>
-      <w:r>
-        <w:t xml:space="preserve"> “How rude.”</w:t>
-      </w:r>
-    </w:p>
-    <w:p>
-      <w:r>
         <w:t xml:space="preserve">“I’m </w:t>
       </w:r>
       <w:r>
@@ -3476,538 +3498,552 @@
       <w:r>
         <w:t>cross on it. They headed there.</w:t>
       </w:r>
-      <w:r>
-        <w:t xml:space="preserve"> A healer touched </w:t>
+    </w:p>
+    <w:p>
+      <w:r>
+        <w:t>“Please sit, dear,” The healer said. “I’m Healer Sera.”</w:t>
+      </w:r>
+    </w:p>
+    <w:p>
+      <w:r>
+        <w:t>Luke did as instructed and Sera touched his forehead. The injuries healed but left him feeling dizzy and exhausted.</w:t>
+      </w:r>
+    </w:p>
+    <w:p>
+      <w:r>
+        <w:t xml:space="preserve">“That’s incredible,” </w:t>
       </w:r>
       <w:r>
         <w:t>Luke</w:t>
       </w:r>
       <w:r>
-        <w:t>’s forehead and his injuries healed.</w:t>
-      </w:r>
-      <w:r>
-        <w:t xml:space="preserve"> A name tag said, Healer Sera.</w:t>
-      </w:r>
-    </w:p>
-    <w:p>
-      <w:r>
-        <w:t xml:space="preserve">“That’s incredible,” </w:t>
+        <w:t xml:space="preserve"> exclaimed</w:t>
+      </w:r>
+      <w:r>
+        <w:t>.</w:t>
+      </w:r>
+      <w:r>
+        <w:t xml:space="preserve"> “But why am I feeling woozy?”</w:t>
+      </w:r>
+    </w:p>
+    <w:p>
+      <w:r>
+        <w:t>“That’s just the side effect of healing,” Sera said. “I forcibly accelerated natural healing according to your body’s natural plan. Wait 10 minutes before leaving and remember to eat a nutritious meal.”</w:t>
+      </w:r>
+    </w:p>
+    <w:p>
+      <w:r>
+        <w:t>“Is there anything you can’t heal? I don’t suppose you can cure brain tumors, can you?”</w:t>
+      </w:r>
+      <w:r>
+        <w:t xml:space="preserve"> </w:t>
+      </w:r>
+      <w:r>
+        <w:t>H</w:t>
+      </w:r>
+      <w:r>
+        <w:t>e laughed, feeling embarrassed.</w:t>
+      </w:r>
+    </w:p>
+    <w:p>
+      <w:r>
+        <w:t>“You don’t have brain tumors dear</w:t>
+      </w:r>
+      <w:r>
+        <w:t>,</w:t>
+      </w:r>
+      <w:r>
+        <w:t>”</w:t>
+      </w:r>
+      <w:r>
+        <w:t xml:space="preserve"> Healer Sera </w:t>
+      </w:r>
+      <w:r>
+        <w:t>denied</w:t>
+      </w:r>
+      <w:r>
+        <w:t>.</w:t>
+      </w:r>
+    </w:p>
+    <w:p>
+      <w:r>
+        <w:t xml:space="preserve">“Yes I do,” </w:t>
       </w:r>
       <w:r>
         <w:t>Luke</w:t>
       </w:r>
       <w:r>
-        <w:t xml:space="preserve"> exclaimed</w:t>
-      </w:r>
-      <w:r>
-        <w:t>. “Is there anything you can’t heal? I don’t suppose you can cure brain tumors, can you?”</w:t>
+        <w:t xml:space="preserve"> argued. “The doctor showed me an x-ray. There are tumors in my visual cortex</w:t>
+      </w:r>
+      <w:r>
+        <w:t>, auditory</w:t>
+      </w:r>
+      <w:r>
+        <w:t xml:space="preserve"> and pineal gland, among other things</w:t>
+      </w:r>
+      <w:r>
+        <w:t>.</w:t>
+      </w:r>
+      <w:r>
+        <w:t>”</w:t>
+      </w:r>
+    </w:p>
+    <w:p>
+      <w:r>
+        <w:t>“Those aren’t tumors</w:t>
+      </w:r>
+      <w:r>
+        <w:t xml:space="preserve"> dear</w:t>
+      </w:r>
+      <w:r>
+        <w:t>,</w:t>
+      </w:r>
+      <w:r>
+        <w:t xml:space="preserve">” </w:t>
+      </w:r>
+      <w:r>
+        <w:t xml:space="preserve">Healer Sera </w:t>
+      </w:r>
+      <w:r>
+        <w:t>replied</w:t>
+      </w:r>
+      <w:r>
+        <w:t>. “They are brain structures you inherited from your parents. Didn’t</w:t>
+      </w:r>
+      <w:r>
+        <w:t xml:space="preserve"> your parents tell you about your unique heritage?”</w:t>
+      </w:r>
+    </w:p>
+    <w:p>
+      <w:r>
+        <w:t>“Does that mean those are real?” Luke asked, pointing at the bear and lion. “What about everyone’s hair and eye color?”</w:t>
+      </w:r>
+    </w:p>
+    <w:p>
+      <w:r>
+        <w:t>“Yes</w:t>
+      </w:r>
+      <w:r>
+        <w:t>,</w:t>
+      </w:r>
+      <w:r>
+        <w:t xml:space="preserve"> all this is real,” the healer said</w:t>
+      </w:r>
+      <w:r>
+        <w:t>, looking intently at Annie</w:t>
+      </w:r>
+      <w:r>
+        <w:t>. “Apparently you were adopted and raised by a human family.</w:t>
+      </w:r>
+      <w:r>
+        <w:t xml:space="preserve"> That’s strange. How did a human family adopt you? You should have been </w:t>
+      </w:r>
+      <w:r>
+        <w:lastRenderedPageBreak/>
+        <w:t>adopted by a wizard family.</w:t>
+      </w:r>
+      <w:r>
+        <w:t xml:space="preserve"> You must have driven your parents crazy, seeing imaginary creatures all around the place.</w:t>
+      </w:r>
+      <w:r>
+        <w:t>”</w:t>
+      </w:r>
+    </w:p>
+    <w:p>
+      <w:r>
+        <w:t xml:space="preserve">“This Unknown Road is getting weirder every second,” </w:t>
+      </w:r>
+      <w:r>
+        <w:t>Luke</w:t>
+      </w:r>
+      <w:r>
+        <w:t xml:space="preserve"> muttered</w:t>
+      </w:r>
+      <w:r>
+        <w:t xml:space="preserve"> as a wave of dizziness gripped him</w:t>
+      </w:r>
+      <w:r>
+        <w:t>.</w:t>
+      </w:r>
+    </w:p>
+    <w:p>
+      <w:r>
+        <w:t xml:space="preserve">“You got that right </w:t>
+      </w:r>
+      <w:r>
+        <w:t>Luke</w:t>
+      </w:r>
+      <w:r>
+        <w:t>,” Millie said</w:t>
+      </w:r>
+      <w:r>
+        <w:t xml:space="preserve"> with pride</w:t>
+      </w:r>
+      <w:r>
+        <w:t>. “That’s the difference between humans and wizards. Humans are always looking to find Pleasantville, while we wizards were born on the Unknown Road.”</w:t>
+      </w:r>
+    </w:p>
+    <w:p>
+      <w:r>
+        <w:t xml:space="preserve">“I was born in Pleasantville,” </w:t>
+      </w:r>
+      <w:r>
+        <w:t>Luke</w:t>
+      </w:r>
+      <w:r>
+        <w:t xml:space="preserve"> replied and told them of his dream and the events that followed. </w:t>
+      </w:r>
+      <w:r>
+        <w:t xml:space="preserve">That attracted </w:t>
+      </w:r>
+      <w:r>
+        <w:t xml:space="preserve">curious people </w:t>
+      </w:r>
+      <w:r>
+        <w:t>and</w:t>
+      </w:r>
+      <w:r>
+        <w:t xml:space="preserve"> spirit beasts.</w:t>
+      </w:r>
+    </w:p>
+    <w:p>
+      <w:r>
+        <w:t xml:space="preserve">“I wonder if this means that something interesting is going to happen,” a guy that looked like Santa Claws </w:t>
+      </w:r>
+      <w:r>
+        <w:t>mused</w:t>
+      </w:r>
+      <w:r>
+        <w:t xml:space="preserve">. </w:t>
+      </w:r>
+      <w:r>
+        <w:t xml:space="preserve">“We’ll find out tomorrow when Prince </w:t>
+      </w:r>
+      <w:r>
+        <w:t>James</w:t>
+      </w:r>
+      <w:r>
+        <w:t xml:space="preserve"> gives his speech.” </w:t>
+      </w:r>
+      <w:r>
+        <w:t>He laughed and his stomach jiggled like a bowl full of jelly.</w:t>
+      </w:r>
+    </w:p>
+    <w:p>
+      <w:r>
+        <w:t>Annie’s stomach growled</w:t>
+      </w:r>
+      <w:r>
+        <w:t xml:space="preserve"> loudly next to Luke’s ear</w:t>
+      </w:r>
+      <w:r>
+        <w:t xml:space="preserve">. </w:t>
+      </w:r>
+      <w:r>
+        <w:t>Luke</w:t>
+      </w:r>
+      <w:r>
+        <w:t>’s stomach growled at the same time.</w:t>
+      </w:r>
+    </w:p>
+    <w:p>
+      <w:r>
+        <w:t>“Come, let’s go eat,” Millie said.</w:t>
+      </w:r>
+    </w:p>
+    <w:p>
+      <w:r>
+        <w:t>“Remember to take it easy for the next few hours,” Sera said and waved.</w:t>
+      </w:r>
+    </w:p>
+    <w:p>
+      <w:r>
+        <w:t xml:space="preserve">“Thanks Healer Sera,” Luke said and allowed his new acquaintances guide him towards the </w:t>
+      </w:r>
+      <w:r>
+        <w:t>concession stands.</w:t>
+      </w:r>
+    </w:p>
+    <w:p>
+      <w:r>
+        <w:t xml:space="preserve">At the food stands, </w:t>
+      </w:r>
+      <w:r>
+        <w:t>Luke</w:t>
+      </w:r>
+      <w:r>
+        <w:t xml:space="preserve"> discovered that the prices for the food were in Euros. </w:t>
+      </w:r>
+      <w:r>
+        <w:t>Luke</w:t>
+      </w:r>
+      <w:r>
+        <w:t xml:space="preserve"> pulled out his wallet and found only dollars.</w:t>
+      </w:r>
+    </w:p>
+    <w:p>
+      <w:r>
+        <w:t xml:space="preserve">“Why is everything in Euros?” </w:t>
+      </w:r>
+      <w:r>
+        <w:t>Luke</w:t>
+      </w:r>
+      <w:r>
+        <w:t xml:space="preserve"> asked.</w:t>
+      </w:r>
+    </w:p>
+    <w:p>
+      <w:r>
+        <w:t>“Because we are in France,” Millie replied.</w:t>
+      </w:r>
+    </w:p>
+    <w:p>
+      <w:r>
+        <w:lastRenderedPageBreak/>
+        <w:t xml:space="preserve">“How the hell did I land up in France?” </w:t>
+      </w:r>
+      <w:r>
+        <w:t>Luke</w:t>
+      </w:r>
+      <w:r>
+        <w:t xml:space="preserve"> asked</w:t>
+      </w:r>
+      <w:r>
+        <w:t xml:space="preserve"> in surprise</w:t>
+      </w:r>
+      <w:r>
+        <w:t>. He paused and then added, “That explains why everyone’s speaking French and why it’s evening here.</w:t>
+      </w:r>
+      <w:r>
+        <w:t>”</w:t>
+      </w:r>
+    </w:p>
+    <w:p>
+      <w:r>
+        <w:t xml:space="preserve">“You have the power of teleportation – an extremely rare talent,” </w:t>
+      </w:r>
+      <w:r>
+        <w:t>Felix</w:t>
+      </w:r>
+      <w:r>
+        <w:t xml:space="preserve"> said. “I am a </w:t>
+      </w:r>
+      <w:r>
+        <w:t>potentmancer</w:t>
+      </w:r>
+      <w:r>
+        <w:t xml:space="preserve"> and Millie is a pyromancer.”</w:t>
+      </w:r>
+    </w:p>
+    <w:p>
+      <w:r>
+        <w:t xml:space="preserve">“Don’t worry </w:t>
+      </w:r>
+      <w:r>
+        <w:t>Luke</w:t>
+      </w:r>
+      <w:r>
+        <w:t>,” Millie said. “I’ll pay for you.</w:t>
+      </w:r>
+      <w:r>
+        <w:t xml:space="preserve"> What would you like to eat?</w:t>
+      </w:r>
+      <w:r>
+        <w:t>”</w:t>
+      </w:r>
+    </w:p>
+    <w:p>
+      <w:r>
+        <w:t>“Pizza or hamburgers</w:t>
+      </w:r>
+      <w:r>
+        <w:t>, and thanks</w:t>
+      </w:r>
+      <w:r>
+        <w:t xml:space="preserve">,” </w:t>
+      </w:r>
+      <w:r>
+        <w:t>Luke</w:t>
+      </w:r>
+      <w:r>
+        <w:t xml:space="preserve"> replied</w:t>
+      </w:r>
+      <w:r>
+        <w:t>.</w:t>
+      </w:r>
+    </w:p>
+    <w:p>
+      <w:r>
+        <w:t>“I’ll have the same,” Annie added.</w:t>
+      </w:r>
+    </w:p>
+    <w:p>
+      <w:r>
+        <w:t xml:space="preserve">“Did you say you want to eat </w:t>
+      </w:r>
+      <w:r>
+        <w:t>people</w:t>
+      </w:r>
+      <w:r>
+        <w:t xml:space="preserve"> food?” </w:t>
+      </w:r>
+      <w:r>
+        <w:t>Felix</w:t>
+      </w:r>
+      <w:r>
+        <w:t xml:space="preserve"> asked in surprise.</w:t>
+      </w:r>
+    </w:p>
+    <w:p>
+      <w:r>
+        <w:t xml:space="preserve">“That’s right, mister,” Annie </w:t>
+      </w:r>
+      <w:r>
+        <w:t>replied</w:t>
+      </w:r>
+      <w:r>
+        <w:t>. “My little tummy is hungry.”</w:t>
+      </w:r>
+    </w:p>
+    <w:p>
+      <w:r>
+        <w:t xml:space="preserve">“Okay,” </w:t>
+      </w:r>
+      <w:r>
+        <w:t>Felix</w:t>
+      </w:r>
+      <w:r>
+        <w:t xml:space="preserve"> said, looking confused.</w:t>
+      </w:r>
+    </w:p>
+    <w:p>
+      <w:r>
+        <w:t xml:space="preserve">They ordered </w:t>
+      </w:r>
+      <w:r>
+        <w:t>people food</w:t>
+      </w:r>
+      <w:r>
+        <w:t xml:space="preserve"> for </w:t>
+      </w:r>
+      <w:r>
+        <w:t>Felix</w:t>
+      </w:r>
+      <w:r>
+        <w:t xml:space="preserve">, Millie, Annie, and </w:t>
+      </w:r>
+      <w:r>
+        <w:t>Luke</w:t>
+      </w:r>
+      <w:r>
+        <w:t xml:space="preserve">. </w:t>
+      </w:r>
+      <w:r>
+        <w:t>Felix</w:t>
+      </w:r>
+      <w:r>
+        <w:t xml:space="preserve">’s and Millie’s spirit beasts </w:t>
+      </w:r>
+      <w:r>
+        <w:t xml:space="preserve">got spirit beast food </w:t>
+      </w:r>
+      <w:r>
+        <w:t>at another stand.</w:t>
+      </w:r>
+    </w:p>
+    <w:p>
+      <w:r>
+        <w:t>Food bought, the</w:t>
+      </w:r>
+      <w:r>
+        <w:t xml:space="preserve"> group</w:t>
+      </w:r>
+      <w:r>
+        <w:t xml:space="preserve"> found a table and sat down to eat. Annie stood in front of a medium coke that was bigger than her and a hamburger and fries.</w:t>
+      </w:r>
+      <w:r>
+        <w:t xml:space="preserve"> Nearby</w:t>
+      </w:r>
+      <w:r>
+        <w:t>,</w:t>
+      </w:r>
+      <w:r>
+        <w:t xml:space="preserve"> people looked at her but didn’t comment.</w:t>
+      </w:r>
+    </w:p>
+    <w:p>
+      <w:r>
+        <w:t>Luke</w:t>
       </w:r>
       <w:r>
         <w:t xml:space="preserve"> </w:t>
       </w:r>
       <w:r>
-        <w:t>H</w:t>
-      </w:r>
-      <w:r>
-        <w:t>e laughed, feeling embarrassed.</w:t>
-      </w:r>
-    </w:p>
-    <w:p>
-      <w:r>
-        <w:t>“You don’t have brain tumors dear</w:t>
-      </w:r>
-      <w:r>
-        <w:t>,</w:t>
-      </w:r>
-      <w:r>
-        <w:t>”</w:t>
-      </w:r>
-      <w:r>
-        <w:t xml:space="preserve"> Healer Sera </w:t>
-      </w:r>
-      <w:r>
-        <w:t>denied</w:t>
-      </w:r>
-      <w:r>
-        <w:t>.</w:t>
-      </w:r>
-    </w:p>
-    <w:p>
-      <w:r>
-        <w:t xml:space="preserve">“Yes I do,” </w:t>
+        <w:t>ate</w:t>
+      </w:r>
+      <w:r>
+        <w:t xml:space="preserve"> his burger and fries, curious to see how much of her burger Annie could finish. Despite her tiny mouth, her burger and fries disappear</w:t>
+      </w:r>
+      <w:r>
+        <w:t>ed</w:t>
+      </w:r>
+      <w:r>
+        <w:t xml:space="preserve"> faster than </w:t>
       </w:r>
       <w:r>
         <w:t>Luke</w:t>
       </w:r>
       <w:r>
-        <w:t xml:space="preserve"> argued. “The doctor showed me an x-ray. There are tumors in my visual cortex</w:t>
-      </w:r>
-      <w:r>
-        <w:t>, auditory</w:t>
-      </w:r>
-      <w:r>
-        <w:t xml:space="preserve"> and pineal gland, among other things</w:t>
-      </w:r>
-      <w:r>
-        <w:t>.</w:t>
-      </w:r>
-      <w:r>
-        <w:t>”</w:t>
-      </w:r>
-    </w:p>
-    <w:p>
-      <w:r>
-        <w:t>“Those aren’t tumors</w:t>
-      </w:r>
-      <w:r>
-        <w:t xml:space="preserve"> dear</w:t>
-      </w:r>
-      <w:r>
-        <w:t>,</w:t>
-      </w:r>
-      <w:r>
-        <w:t xml:space="preserve">” </w:t>
-      </w:r>
-      <w:r>
-        <w:t xml:space="preserve">Healer Sera </w:t>
-      </w:r>
-      <w:r>
-        <w:t>replied</w:t>
-      </w:r>
-      <w:r>
-        <w:t>. “They are brain structures you inherited from your parents. Didn’t</w:t>
-      </w:r>
-      <w:r>
-        <w:t xml:space="preserve"> your parents tell you about your unique heritage?”</w:t>
-      </w:r>
-    </w:p>
-    <w:p>
-      <w:r>
-        <w:t>“Does that mean those are real?” Luke asked, pointing at the bear and lion. “What about everyone’s hair and eye color?”</w:t>
-      </w:r>
-    </w:p>
-    <w:p>
-      <w:r>
-        <w:t>“Yes</w:t>
-      </w:r>
-      <w:r>
-        <w:t>,</w:t>
-      </w:r>
-      <w:r>
-        <w:t xml:space="preserve"> all this is real,” the healer said</w:t>
-      </w:r>
-      <w:r>
-        <w:t>, looking intently at Annie</w:t>
-      </w:r>
-      <w:r>
-        <w:t>. “Apparently you were adopted and raised by a human family.</w:t>
-      </w:r>
-      <w:r>
-        <w:t xml:space="preserve"> That’s strange. How did a human family adopt you? You should have been adopted by a wizard family.</w:t>
-      </w:r>
-      <w:r>
-        <w:t xml:space="preserve"> You must have driven your parents crazy, seeing imaginary creatures all around the place.</w:t>
-      </w:r>
-      <w:r>
-        <w:t>”</w:t>
-      </w:r>
-    </w:p>
-    <w:p>
-      <w:r>
-        <w:t xml:space="preserve">“This Unknown Road is getting weirder every second,” </w:t>
-      </w:r>
-      <w:r>
-        <w:t>Luke</w:t>
-      </w:r>
-      <w:r>
-        <w:t xml:space="preserve"> muttered</w:t>
-      </w:r>
-      <w:r>
-        <w:t xml:space="preserve"> as a wave of dizziness gripped him</w:t>
-      </w:r>
-      <w:r>
-        <w:t>.</w:t>
-      </w:r>
-    </w:p>
-    <w:p>
-      <w:r>
-        <w:t xml:space="preserve">“You got that right </w:t>
-      </w:r>
-      <w:r>
-        <w:t>Luke</w:t>
-      </w:r>
-      <w:r>
-        <w:t>,” Millie said</w:t>
-      </w:r>
-      <w:r>
-        <w:t xml:space="preserve"> with pride</w:t>
-      </w:r>
-      <w:r>
-        <w:t>. “That’s the difference between humans and wizards. Humans are always looking to find Pleasantville, while we wizards were born on the Unknown Road.”</w:t>
+        <w:t>’s.</w:t>
+      </w:r>
+    </w:p>
+    <w:p>
+      <w:r>
+        <w:t xml:space="preserve">Annie slurped the last of her coke and </w:t>
+      </w:r>
+      <w:r>
+        <w:t>lay</w:t>
+      </w:r>
+      <w:r>
+        <w:t xml:space="preserve"> down on the table</w:t>
+      </w:r>
+      <w:r>
+        <w:t>. Her</w:t>
+      </w:r>
+      <w:r>
+        <w:t xml:space="preserve"> stomach bulg</w:t>
+      </w:r>
+      <w:r>
+        <w:t>ed</w:t>
+      </w:r>
+      <w:r>
+        <w:t xml:space="preserve"> into the air</w:t>
+      </w:r>
+      <w:r>
+        <w:t>, making her look pregnant</w:t>
+      </w:r>
+      <w:r>
+        <w:t xml:space="preserve">. She rubbed her stomach </w:t>
+      </w:r>
+      <w:r>
+        <w:t xml:space="preserve">happily </w:t>
+      </w:r>
+      <w:r>
+        <w:t>and said</w:t>
+      </w:r>
+      <w:r>
+        <w:t xml:space="preserve"> in her cute squishy voice</w:t>
+      </w:r>
+      <w:r>
+        <w:t>, “That was good.”</w:t>
+      </w:r>
+      <w:r>
+        <w:t xml:space="preserve"> She was the picture of bliss.</w:t>
       </w:r>
     </w:p>
     <w:p>
       <w:r>
         <w:lastRenderedPageBreak/>
-        <w:t xml:space="preserve">“I was born in Pleasantville,” </w:t>
-      </w:r>
-      <w:r>
-        <w:t>Luke</w:t>
-      </w:r>
-      <w:r>
-        <w:t xml:space="preserve"> replied and told them of his dream and the events that followed. </w:t>
-      </w:r>
-      <w:r>
-        <w:t xml:space="preserve">That attracted </w:t>
-      </w:r>
-      <w:r>
-        <w:t xml:space="preserve">curious people </w:t>
-      </w:r>
-      <w:r>
-        <w:t>and</w:t>
-      </w:r>
-      <w:r>
-        <w:t xml:space="preserve"> spirit beasts.</w:t>
-      </w:r>
-    </w:p>
-    <w:p>
-      <w:r>
-        <w:t xml:space="preserve">“I wonder if this means that something interesting is going to happen,” a guy that looked like Santa Claws </w:t>
-      </w:r>
-      <w:r>
-        <w:t>mused</w:t>
-      </w:r>
-      <w:r>
-        <w:t xml:space="preserve">. </w:t>
-      </w:r>
-      <w:r>
-        <w:t xml:space="preserve">“We’ll find out tomorrow when Prince </w:t>
-      </w:r>
-      <w:r>
-        <w:t>James</w:t>
-      </w:r>
-      <w:r>
-        <w:t xml:space="preserve"> gives his speech.” </w:t>
-      </w:r>
-      <w:r>
-        <w:t>He then laughed and his stomach jiggled like a bowl full of jelly.</w:t>
-      </w:r>
-    </w:p>
-    <w:p>
-      <w:r>
-        <w:t xml:space="preserve">Annie’s stomach growled. It was easy to hear since her stomach was inches from his ear. </w:t>
-      </w:r>
-      <w:r>
-        <w:t>Luke</w:t>
-      </w:r>
-      <w:r>
-        <w:t>’s stomach growled at the same time.</w:t>
-      </w:r>
-    </w:p>
-    <w:p>
-      <w:r>
-        <w:t>“Come, let’s go eat,” Millie said.</w:t>
-      </w:r>
-    </w:p>
-    <w:p>
-      <w:r>
-        <w:t>Luke</w:t>
-      </w:r>
-      <w:r>
-        <w:t xml:space="preserve"> waved </w:t>
-      </w:r>
-      <w:r>
-        <w:t xml:space="preserve">bye </w:t>
-      </w:r>
-      <w:r>
-        <w:t>to Healer Sera and they headed for the concession stands.</w:t>
-      </w:r>
-    </w:p>
-    <w:p>
-      <w:r>
-        <w:t xml:space="preserve">At the food stands, </w:t>
-      </w:r>
-      <w:r>
-        <w:t>Luke</w:t>
-      </w:r>
-      <w:r>
-        <w:t xml:space="preserve"> discovered that the prices for the food were in Euros. </w:t>
-      </w:r>
-      <w:r>
-        <w:t>Luke</w:t>
-      </w:r>
-      <w:r>
-        <w:t xml:space="preserve"> pulled out his wallet and found only US dollars.</w:t>
-      </w:r>
-    </w:p>
-    <w:p>
-      <w:r>
-        <w:t xml:space="preserve">“Why is everything in Euros?” </w:t>
-      </w:r>
-      <w:r>
-        <w:t>Luke</w:t>
-      </w:r>
-      <w:r>
-        <w:t xml:space="preserve"> asked.</w:t>
-      </w:r>
-    </w:p>
-    <w:p>
-      <w:r>
-        <w:t>“Because we are in France,” Millie replied.</w:t>
-      </w:r>
-    </w:p>
-    <w:p>
-      <w:r>
-        <w:t xml:space="preserve">“How the hell did I land up in France?” </w:t>
-      </w:r>
-      <w:r>
-        <w:t>Luke</w:t>
-      </w:r>
-      <w:r>
-        <w:t xml:space="preserve"> asked</w:t>
-      </w:r>
-      <w:r>
-        <w:t xml:space="preserve"> in surprise</w:t>
-      </w:r>
-      <w:r>
-        <w:t>. He paused and then added, “That explains why everyone’s speaking French and why it’s evening here.</w:t>
-      </w:r>
-      <w:r>
-        <w:t>”</w:t>
-      </w:r>
-    </w:p>
-    <w:p>
-      <w:r>
-        <w:t xml:space="preserve">“You obviously have the power of teleportation – an extremely rare talent,” </w:t>
-      </w:r>
-      <w:r>
-        <w:t>Felix</w:t>
-      </w:r>
-      <w:r>
-        <w:t xml:space="preserve"> said. “I am a </w:t>
-      </w:r>
-      <w:r>
-        <w:t>potentmancer</w:t>
-      </w:r>
-      <w:r>
-        <w:t xml:space="preserve"> and Millie is a pyromancer.”</w:t>
-      </w:r>
-    </w:p>
-    <w:p>
-      <w:r>
-        <w:t xml:space="preserve">“Don’t worry </w:t>
-      </w:r>
-      <w:r>
-        <w:t>Luke</w:t>
-      </w:r>
-      <w:r>
-        <w:t>,” Millie said. “I’ll pay for you.</w:t>
-      </w:r>
-      <w:r>
-        <w:t xml:space="preserve"> What would you like to eat?</w:t>
-      </w:r>
-      <w:r>
-        <w:t>”</w:t>
-      </w:r>
-    </w:p>
-    <w:p>
-      <w:r>
-        <w:t>“Pizza or hamburgers</w:t>
-      </w:r>
-      <w:r>
-        <w:t>, and thanks</w:t>
-      </w:r>
-      <w:r>
-        <w:t xml:space="preserve">,” </w:t>
-      </w:r>
-      <w:r>
-        <w:t>Luke</w:t>
-      </w:r>
-      <w:r>
-        <w:t xml:space="preserve"> replied</w:t>
-      </w:r>
-      <w:r>
-        <w:t>.</w:t>
-      </w:r>
-    </w:p>
-    <w:p>
-      <w:r>
-        <w:t>“I’ll have the same,” Annie added.</w:t>
-      </w:r>
-    </w:p>
-    <w:p>
-      <w:r>
-        <w:lastRenderedPageBreak/>
-        <w:t xml:space="preserve">“Did you say you want to eat </w:t>
-      </w:r>
-      <w:r>
-        <w:t>people</w:t>
-      </w:r>
-      <w:r>
-        <w:t xml:space="preserve"> food?” </w:t>
-      </w:r>
-      <w:r>
-        <w:t>Felix</w:t>
-      </w:r>
-      <w:r>
-        <w:t xml:space="preserve"> asked in surprise.</w:t>
-      </w:r>
-    </w:p>
-    <w:p>
-      <w:r>
-        <w:t xml:space="preserve">“That’s right, mister,” Annie </w:t>
-      </w:r>
-      <w:r>
-        <w:t>replied</w:t>
-      </w:r>
-      <w:r>
-        <w:t>. “My little tummy is hungry.”</w:t>
-      </w:r>
-    </w:p>
-    <w:p>
-      <w:r>
-        <w:t xml:space="preserve">“Okay,” </w:t>
-      </w:r>
-      <w:r>
-        <w:t>Felix</w:t>
-      </w:r>
-      <w:r>
-        <w:t xml:space="preserve"> said, looking confused.</w:t>
-      </w:r>
-    </w:p>
-    <w:p>
-      <w:r>
-        <w:t xml:space="preserve">They ordered </w:t>
-      </w:r>
-      <w:r>
-        <w:t>people food</w:t>
-      </w:r>
-      <w:r>
-        <w:t xml:space="preserve"> for </w:t>
-      </w:r>
-      <w:r>
-        <w:t>Felix</w:t>
-      </w:r>
-      <w:r>
-        <w:t xml:space="preserve">, Millie, Annie, and </w:t>
-      </w:r>
-      <w:r>
-        <w:t>Luke</w:t>
-      </w:r>
-      <w:r>
-        <w:t xml:space="preserve">. They got </w:t>
-      </w:r>
-      <w:r>
-        <w:t>spirit</w:t>
-      </w:r>
-      <w:r>
-        <w:t xml:space="preserve"> </w:t>
-      </w:r>
-      <w:r>
-        <w:t xml:space="preserve">beast </w:t>
-      </w:r>
-      <w:r>
-        <w:t xml:space="preserve">food for </w:t>
-      </w:r>
-      <w:r>
-        <w:t>Felix</w:t>
-      </w:r>
-      <w:r>
-        <w:t>’s and Millie’s spirit beasts at another stand.</w:t>
-      </w:r>
-    </w:p>
-    <w:p>
-      <w:r>
-        <w:t>Food bought, the</w:t>
-      </w:r>
-      <w:r>
-        <w:t xml:space="preserve"> group</w:t>
-      </w:r>
-      <w:r>
-        <w:t xml:space="preserve"> found a table and sat down to eat. Annie stood in front of a medium coke that was bigger than her and a hamburger and fries.</w:t>
-      </w:r>
-      <w:r>
-        <w:t xml:space="preserve"> Nearby</w:t>
-      </w:r>
-      <w:r>
-        <w:t>,</w:t>
-      </w:r>
-      <w:r>
-        <w:t xml:space="preserve"> people looked at her but didn’t comment.</w:t>
-      </w:r>
-    </w:p>
-    <w:p>
-      <w:r>
-        <w:t>Luke</w:t>
-      </w:r>
-      <w:r>
-        <w:t xml:space="preserve"> </w:t>
-      </w:r>
-      <w:r>
-        <w:t>ate</w:t>
-      </w:r>
-      <w:r>
-        <w:t xml:space="preserve"> his burger and fries, curious to see how much of her burger Annie could finish. Despite her tiny mouth, her burger and fries disappear</w:t>
-      </w:r>
-      <w:r>
-        <w:t>ed</w:t>
-      </w:r>
-      <w:r>
-        <w:t xml:space="preserve"> faster than </w:t>
-      </w:r>
-      <w:r>
-        <w:t>Luke</w:t>
-      </w:r>
-      <w:r>
-        <w:t>’s.</w:t>
-      </w:r>
-    </w:p>
-    <w:p>
-      <w:r>
-        <w:t xml:space="preserve">Annie slurped the last of her coke and </w:t>
-      </w:r>
-      <w:r>
-        <w:t>lay</w:t>
-      </w:r>
-      <w:r>
-        <w:t xml:space="preserve"> down on the table</w:t>
-      </w:r>
-      <w:r>
-        <w:t>. Her</w:t>
-      </w:r>
-      <w:r>
-        <w:t xml:space="preserve"> stomach bulg</w:t>
-      </w:r>
-      <w:r>
-        <w:t>ed</w:t>
-      </w:r>
-      <w:r>
-        <w:t xml:space="preserve"> into the air</w:t>
-      </w:r>
-      <w:r>
-        <w:t>, making her look pregnant</w:t>
-      </w:r>
-      <w:r>
-        <w:t xml:space="preserve">. She rubbed her stomach </w:t>
-      </w:r>
-      <w:r>
-        <w:t xml:space="preserve">happily </w:t>
-      </w:r>
-      <w:r>
-        <w:t>and said</w:t>
-      </w:r>
-      <w:r>
-        <w:t xml:space="preserve"> in her cute squishy voice</w:t>
-      </w:r>
-      <w:r>
-        <w:t>, “That was good.”</w:t>
-      </w:r>
-      <w:r>
-        <w:t xml:space="preserve"> She was the picture of bliss.</w:t>
-      </w:r>
-    </w:p>
-    <w:p>
-      <w:r>
         <w:t>T</w:t>
       </w:r>
       <w:r>
@@ -4061,7 +4097,7 @@
                     <a:blip r:embed="rId13">
                       <a:extLst>
                         <a:ext uri="{28A0092B-C50C-407E-A947-70E740481C1C}">
-                          <a14:useLocalDpi xmlns="" xmlns:wpc="http://schemas.microsoft.com/office/word/2010/wordprocessingCanvas" xmlns:cx="http://schemas.microsoft.com/office/drawing/2014/chartex" xmlns:cx1="http://schemas.microsoft.com/office/drawing/2015/9/8/chartex" xmlns:cx2="http://schemas.microsoft.com/office/drawing/2015/10/21/chartex" xmlns:cx3="http://schemas.microsoft.com/office/drawing/2016/5/9/chartex" xmlns:cx4="http://schemas.microsoft.com/office/drawing/2016/5/10/chartex" xmlns:cx5="http://schemas.microsoft.com/office/drawing/2016/5/11/chartex" xmlns:cx6="http://schemas.microsoft.com/office/drawing/2016/5/12/chartex" xmlns:cx7="http://schemas.microsoft.com/office/drawing/2016/5/13/chartex" xmlns:cx8="http://schemas.microsoft.com/office/drawing/2016/5/14/chartex" xmlns:mc="http://schemas.openxmlformats.org/markup-compatibility/2006" xmlns:aink="http://schemas.microsoft.com/office/drawing/2016/ink" xmlns:o="urn:schemas-microsoft-com:office:office" xmlns:v="urn:schemas-microsoft-com:vml" xmlns:wp14="http://schemas.microsoft.com/office/word/2010/wordprocessingDrawing" xmlns:w10="urn:schemas-microsoft-com:office:word" xmlns:w="http://schemas.openxmlformats.org/wordprocessingml/2006/main" xmlns:w14="http://schemas.microsoft.com/office/word/2010/wordml" xmlns:w15="http://schemas.microsoft.com/office/word/2012/wordml" xmlns:w16se="http://schemas.microsoft.com/office/word/2015/wordml/symex" xmlns:wpg="http://schemas.microsoft.com/office/word/2010/wordprocessingGroup" xmlns:wpi="http://schemas.microsoft.com/office/word/2010/wordprocessingInk" xmlns:wps="http://schemas.microsoft.com/office/word/2010/wordprocessingShape" xmlns:a14="http://schemas.microsoft.com/office/drawing/2010/main" xmlns:arto="http://schemas.microsoft.com/office/word/2006/arto" val="0"/>
+                          <a14:useLocalDpi xmlns:arto="http://schemas.microsoft.com/office/word/2006/arto" xmlns:a14="http://schemas.microsoft.com/office/drawing/2010/main" xmlns:wps="http://schemas.microsoft.com/office/word/2010/wordprocessingShape" xmlns:wpi="http://schemas.microsoft.com/office/word/2010/wordprocessingInk" xmlns:wpg="http://schemas.microsoft.com/office/word/2010/wordprocessingGroup" xmlns:w16se="http://schemas.microsoft.com/office/word/2015/wordml/symex" xmlns:w15="http://schemas.microsoft.com/office/word/2012/wordml" xmlns:w14="http://schemas.microsoft.com/office/word/2010/wordml" xmlns:w="http://schemas.openxmlformats.org/wordprocessingml/2006/main" xmlns:w10="urn:schemas-microsoft-com:office:word" xmlns:wp14="http://schemas.microsoft.com/office/word/2010/wordprocessingDrawing" xmlns:v="urn:schemas-microsoft-com:vml" xmlns:o="urn:schemas-microsoft-com:office:office" xmlns:aink="http://schemas.microsoft.com/office/drawing/2016/ink" xmlns:mc="http://schemas.openxmlformats.org/markup-compatibility/2006" xmlns:cx8="http://schemas.microsoft.com/office/drawing/2016/5/14/chartex" xmlns:cx7="http://schemas.microsoft.com/office/drawing/2016/5/13/chartex" xmlns:cx6="http://schemas.microsoft.com/office/drawing/2016/5/12/chartex" xmlns:cx5="http://schemas.microsoft.com/office/drawing/2016/5/11/chartex" xmlns:cx4="http://schemas.microsoft.com/office/drawing/2016/5/10/chartex" xmlns:cx3="http://schemas.microsoft.com/office/drawing/2016/5/9/chartex" xmlns:cx2="http://schemas.microsoft.com/office/drawing/2015/10/21/chartex" xmlns:cx1="http://schemas.microsoft.com/office/drawing/2015/9/8/chartex" xmlns:cx="http://schemas.microsoft.com/office/drawing/2014/chartex" xmlns:wpc="http://schemas.microsoft.com/office/word/2010/wordprocessingCanvas" xmlns="" val="0"/>
                         </a:ext>
                       </a:extLst>
                     </a:blip>
@@ -4161,7 +4197,6 @@
     </w:p>
     <w:p>
       <w:r>
-        <w:lastRenderedPageBreak/>
         <w:t xml:space="preserve">“Yes mum,” </w:t>
       </w:r>
       <w:r>
@@ -4179,13 +4214,10 @@
     </w:p>
     <w:p>
       <w:r>
-        <w:t xml:space="preserve">A moment later </w:t>
-      </w:r>
-      <w:r>
-        <w:t>Jane</w:t>
-      </w:r>
-      <w:r>
-        <w:t xml:space="preserve"> entered the room. Annie jumped onto </w:t>
+        <w:t>Jane barged in with a worried look</w:t>
+      </w:r>
+      <w:r>
+        <w:t xml:space="preserve">. Annie jumped onto </w:t>
       </w:r>
       <w:r>
         <w:t>Luke</w:t>
@@ -4301,6 +4333,7 @@
     </w:p>
     <w:p>
       <w:r>
+        <w:lastRenderedPageBreak/>
         <w:t>“How rude,” Annie said angrily and placed her hands on her hips. “I’m not heavy.”</w:t>
       </w:r>
       <w:r>
@@ -4389,184 +4422,190 @@
     </w:p>
     <w:p>
       <w:r>
+        <w:t xml:space="preserve">“Thank you </w:t>
+      </w:r>
+      <w:r>
+        <w:t>Felix</w:t>
+      </w:r>
+      <w:r>
+        <w:t xml:space="preserve">,” </w:t>
+      </w:r>
+      <w:r>
+        <w:t>Jane</w:t>
+      </w:r>
+      <w:r>
+        <w:t xml:space="preserve"> said</w:t>
+      </w:r>
+      <w:r>
+        <w:t xml:space="preserve"> gratefully</w:t>
+      </w:r>
+      <w:r>
+        <w:t>. “</w:t>
+      </w:r>
+      <w:r>
+        <w:t xml:space="preserve">I’m glad </w:t>
+      </w:r>
+      <w:r>
+        <w:t>Luke</w:t>
+      </w:r>
+      <w:r>
+        <w:t xml:space="preserve"> has good friends like you.”</w:t>
+      </w:r>
+    </w:p>
+    <w:p>
+      <w:r>
+        <w:t xml:space="preserve">“What’s the matter, Mrs. </w:t>
+      </w:r>
+      <w:r>
+        <w:t>Russell</w:t>
+      </w:r>
+      <w:r>
+        <w:t>?</w:t>
+      </w:r>
+      <w:r>
+        <w:t xml:space="preserve"> You seem sad,” </w:t>
+      </w:r>
+      <w:r>
+        <w:t>Felix</w:t>
+      </w:r>
+      <w:r>
+        <w:t xml:space="preserve"> said.</w:t>
+      </w:r>
+    </w:p>
+    <w:p>
+      <w:r>
+        <w:t xml:space="preserve">“We discovered that </w:t>
+      </w:r>
+      <w:r>
+        <w:t>Luke</w:t>
+      </w:r>
+      <w:r>
+        <w:t xml:space="preserve"> has brain </w:t>
+      </w:r>
+      <w:r>
+        <w:t>tumors</w:t>
+      </w:r>
+      <w:r>
+        <w:t xml:space="preserve">,” </w:t>
+      </w:r>
+      <w:r>
+        <w:t>Joe</w:t>
+      </w:r>
+      <w:r>
+        <w:t xml:space="preserve"> said as he entered the room.</w:t>
+      </w:r>
+      <w:r>
+        <w:t xml:space="preserve"> “It’s been hard on all of us.”</w:t>
+      </w:r>
+    </w:p>
+    <w:p>
+      <w:r>
+        <w:t xml:space="preserve">“How do you know he has brain </w:t>
+      </w:r>
+      <w:r>
+        <w:t>tumors</w:t>
+      </w:r>
+      <w:r>
+        <w:t xml:space="preserve">, Mr. Russell?” </w:t>
+      </w:r>
+      <w:r>
+        <w:t>Felix</w:t>
+      </w:r>
+      <w:r>
+        <w:t xml:space="preserve"> asked.</w:t>
+      </w:r>
+    </w:p>
+    <w:p>
+      <w:r>
+        <w:t xml:space="preserve">“I’ll show you,” </w:t>
+      </w:r>
+      <w:r>
+        <w:t>Joe</w:t>
+      </w:r>
+      <w:r>
+        <w:t xml:space="preserve"> said and headed for his room. A minute later he came back with an envelope filled with x-ray</w:t>
+      </w:r>
+      <w:r>
+        <w:t xml:space="preserve"> chart</w:t>
+      </w:r>
+      <w:r>
+        <w:t xml:space="preserve">s. He showed them to </w:t>
+      </w:r>
+      <w:r>
+        <w:t>Felix</w:t>
+      </w:r>
+      <w:r>
+        <w:t>.</w:t>
+      </w:r>
+    </w:p>
+    <w:p>
+      <w:r>
+        <w:t xml:space="preserve">“This looks like an x-ray of my own brain,” </w:t>
+      </w:r>
+      <w:r>
+        <w:t>Felix</w:t>
+      </w:r>
+      <w:r>
+        <w:t xml:space="preserve"> said.</w:t>
+      </w:r>
+      <w:r>
+        <w:t xml:space="preserve"> “Everyone in my family has brains like this.”</w:t>
+      </w:r>
+    </w:p>
+    <w:p>
+      <w:r>
+        <w:t>“I don’t understand. How can you have the same condition?”</w:t>
+      </w:r>
+      <w:r>
+        <w:t xml:space="preserve"> </w:t>
+      </w:r>
+      <w:r>
+        <w:t>Joe</w:t>
+      </w:r>
+      <w:r>
+        <w:t xml:space="preserve"> asked</w:t>
+      </w:r>
+      <w:r>
+        <w:t>, confused</w:t>
+      </w:r>
+      <w:r>
+        <w:t>.</w:t>
+      </w:r>
+    </w:p>
+    <w:p>
+      <w:r>
+        <w:t>“Th</w:t>
+      </w:r>
+      <w:r>
+        <w:t>at’</w:t>
+      </w:r>
+      <w:r>
+        <w:t xml:space="preserve">s not a condition,” </w:t>
+      </w:r>
+      <w:r>
+        <w:t>Felix</w:t>
+      </w:r>
+      <w:r>
+        <w:t xml:space="preserve"> </w:t>
+      </w:r>
+      <w:r>
+        <w:t>replied</w:t>
+      </w:r>
+      <w:r>
+        <w:t xml:space="preserve"> with a smile</w:t>
+      </w:r>
+      <w:r>
+        <w:t>. “</w:t>
+      </w:r>
+      <w:r>
+        <w:t>Luke</w:t>
+      </w:r>
+      <w:r>
+        <w:t xml:space="preserve"> and I are different from ordinary humans. There are millions of us. Those dark </w:t>
+      </w:r>
+      <w:r>
         <w:lastRenderedPageBreak/>
-        <w:t xml:space="preserve">“Thank you </w:t>
-      </w:r>
-      <w:r>
-        <w:t>Felix</w:t>
-      </w:r>
-      <w:r>
-        <w:t xml:space="preserve">,” </w:t>
-      </w:r>
-      <w:r>
-        <w:t>Jane</w:t>
-      </w:r>
-      <w:r>
-        <w:t xml:space="preserve"> said</w:t>
-      </w:r>
-      <w:r>
-        <w:t xml:space="preserve"> gratefully</w:t>
-      </w:r>
-      <w:r>
-        <w:t>. “</w:t>
-      </w:r>
-      <w:r>
-        <w:t xml:space="preserve">I’m glad </w:t>
-      </w:r>
-      <w:r>
-        <w:t>Luke</w:t>
-      </w:r>
-      <w:r>
-        <w:t xml:space="preserve"> has good friends like you.”</w:t>
-      </w:r>
-    </w:p>
-    <w:p>
-      <w:r>
-        <w:t xml:space="preserve">“What’s the matter, Mrs. </w:t>
-      </w:r>
-      <w:r>
-        <w:t>Russell</w:t>
-      </w:r>
-      <w:r>
-        <w:t>?</w:t>
-      </w:r>
-      <w:r>
-        <w:t xml:space="preserve"> You seem sad,” </w:t>
-      </w:r>
-      <w:r>
-        <w:t>Felix</w:t>
-      </w:r>
-      <w:r>
-        <w:t xml:space="preserve"> said.</w:t>
-      </w:r>
-    </w:p>
-    <w:p>
-      <w:r>
-        <w:t xml:space="preserve">“We discovered that </w:t>
-      </w:r>
-      <w:r>
-        <w:t>Luke</w:t>
-      </w:r>
-      <w:r>
-        <w:t xml:space="preserve"> has brain </w:t>
-      </w:r>
-      <w:r>
-        <w:t>tumors</w:t>
-      </w:r>
-      <w:r>
-        <w:t xml:space="preserve">,” </w:t>
-      </w:r>
-      <w:r>
-        <w:t>Joe</w:t>
-      </w:r>
-      <w:r>
-        <w:t xml:space="preserve"> said as he entered the room.</w:t>
-      </w:r>
-      <w:r>
-        <w:t xml:space="preserve"> “It’s been hard on all of us.”</w:t>
-      </w:r>
-    </w:p>
-    <w:p>
-      <w:r>
-        <w:t xml:space="preserve">“How do you know he has brain </w:t>
-      </w:r>
-      <w:r>
-        <w:t>tumors</w:t>
-      </w:r>
-      <w:r>
-        <w:t xml:space="preserve">, Mr. Russell?” </w:t>
-      </w:r>
-      <w:r>
-        <w:t>Felix</w:t>
-      </w:r>
-      <w:r>
-        <w:t xml:space="preserve"> asked.</w:t>
-      </w:r>
-    </w:p>
-    <w:p>
-      <w:r>
-        <w:t xml:space="preserve">“I’ll show you,” </w:t>
-      </w:r>
-      <w:r>
-        <w:t>Joe</w:t>
-      </w:r>
-      <w:r>
-        <w:t xml:space="preserve"> said and headed for his room. A minute later he came back with an envelope filled with x-ray</w:t>
-      </w:r>
-      <w:r>
-        <w:t xml:space="preserve"> chart</w:t>
-      </w:r>
-      <w:r>
-        <w:t xml:space="preserve">s. He showed them to </w:t>
-      </w:r>
-      <w:r>
-        <w:t>Felix</w:t>
-      </w:r>
-      <w:r>
-        <w:t>.</w:t>
-      </w:r>
-    </w:p>
-    <w:p>
-      <w:r>
-        <w:t xml:space="preserve">“This looks like an x-ray of my own brain,” </w:t>
-      </w:r>
-      <w:r>
-        <w:t>Felix</w:t>
-      </w:r>
-      <w:r>
-        <w:t xml:space="preserve"> said.</w:t>
-      </w:r>
-    </w:p>
-    <w:p>
-      <w:r>
-        <w:t>“I don’t understand. How can you have the same condition?”</w:t>
-      </w:r>
-      <w:r>
-        <w:t xml:space="preserve"> </w:t>
-      </w:r>
-      <w:r>
-        <w:t>Joe</w:t>
-      </w:r>
-      <w:r>
-        <w:t xml:space="preserve"> asked</w:t>
-      </w:r>
-      <w:r>
-        <w:t>, confused</w:t>
-      </w:r>
-      <w:r>
-        <w:t>.</w:t>
-      </w:r>
-    </w:p>
-    <w:p>
-      <w:r>
-        <w:t>“Th</w:t>
-      </w:r>
-      <w:r>
-        <w:t>at’</w:t>
-      </w:r>
-      <w:r>
-        <w:t xml:space="preserve">s not a condition,” </w:t>
-      </w:r>
-      <w:r>
-        <w:t>Felix</w:t>
-      </w:r>
-      <w:r>
-        <w:t xml:space="preserve"> </w:t>
-      </w:r>
-      <w:r>
-        <w:t>replied</w:t>
-      </w:r>
-      <w:r>
-        <w:t xml:space="preserve"> with a smile</w:t>
-      </w:r>
-      <w:r>
-        <w:t>. “</w:t>
-      </w:r>
-      <w:r>
-        <w:t>Luke</w:t>
-      </w:r>
-      <w:r>
-        <w:t xml:space="preserve"> and I are different from ordinary humans. There are millions of us. Those dark spots are nerve </w:t>
+        <w:t xml:space="preserve">spots are nerve </w:t>
       </w:r>
       <w:r>
         <w:rPr>
@@ -4696,196 +4735,196 @@
     </w:p>
     <w:p>
       <w:r>
+        <w:t>Annie waved at the parents and said, “Hi mum, dad, I’m Princess Annie.”</w:t>
+      </w:r>
+    </w:p>
+    <w:p>
+      <w:r>
+        <w:t>Jane</w:t>
+      </w:r>
+      <w:r>
+        <w:t xml:space="preserve"> removed the goggles and said, “Can we please sit down?”</w:t>
+      </w:r>
+    </w:p>
+    <w:p>
+      <w:r>
+        <w:t>They headed to the living room to get comfortable. The parents put the goggles back on.</w:t>
+      </w:r>
+    </w:p>
+    <w:p>
+      <w:r>
+        <w:t xml:space="preserve">“I spoke to the elders of our people and they gave me permission to speak to you,” </w:t>
+      </w:r>
+      <w:r>
+        <w:t>Felix</w:t>
+      </w:r>
+      <w:r>
+        <w:t xml:space="preserve"> said. “They also gave me those goggles for you to </w:t>
+      </w:r>
+      <w:r>
+        <w:t>keep</w:t>
+      </w:r>
+      <w:r>
+        <w:t>. Please don’t show them to anyone else. They are for your exclusive use</w:t>
+      </w:r>
+      <w:r>
+        <w:t>, when you’re with your son.</w:t>
+      </w:r>
+    </w:p>
+    <w:p>
+      <w:r>
+        <w:t xml:space="preserve">“Annie and Rona are what </w:t>
+      </w:r>
+      <w:r>
+        <w:t>we</w:t>
+      </w:r>
+      <w:r>
+        <w:t xml:space="preserve"> call spirit beasts. We summon them in a coming of age ceremony at the age of sixteen. It’s strange that </w:t>
+      </w:r>
+      <w:r>
+        <w:t>Luke</w:t>
+      </w:r>
+      <w:r>
+        <w:t xml:space="preserve"> has one, since he’s only fifteen…”</w:t>
+      </w:r>
+    </w:p>
+    <w:p>
+      <w:r>
+        <w:t xml:space="preserve">“Would you like something to eat?” </w:t>
+      </w:r>
+      <w:r>
+        <w:t>Jane</w:t>
+      </w:r>
+      <w:r>
+        <w:t xml:space="preserve"> asked</w:t>
+      </w:r>
+      <w:r>
+        <w:t>. She</w:t>
+      </w:r>
+      <w:r>
+        <w:t xml:space="preserve"> removed the goggles and headed for the kitchen.</w:t>
+      </w:r>
+    </w:p>
+    <w:p>
+      <w:r>
         <w:lastRenderedPageBreak/>
-        <w:t>Annie waved at the parents and said, “Hi mum, dad, I’m Princess Annie.”</w:t>
-      </w:r>
-    </w:p>
-    <w:p>
+        <w:t xml:space="preserve">“Sorry </w:t>
+      </w:r>
+      <w:r>
+        <w:t>Felix</w:t>
+      </w:r>
+      <w:r>
+        <w:t xml:space="preserve">,” </w:t>
+      </w:r>
+      <w:r>
+        <w:t>Joe</w:t>
+      </w:r>
+      <w:r>
+        <w:t xml:space="preserve"> said. “</w:t>
+      </w:r>
+      <w:r>
+        <w:t>What you’re showing is overwhelming my wife</w:t>
+      </w:r>
+      <w:r>
+        <w:t xml:space="preserve"> – and me</w:t>
+      </w:r>
+      <w:r>
+        <w:t>.”</w:t>
+      </w:r>
+    </w:p>
+    <w:p>
+      <w:r>
+        <w:t xml:space="preserve">“Don’t worry sir. I’m almost trough with my story,” </w:t>
+      </w:r>
+      <w:r>
+        <w:t>Felix</w:t>
+      </w:r>
+      <w:r>
+        <w:t xml:space="preserve"> said.</w:t>
+      </w:r>
+    </w:p>
+    <w:p>
+      <w:r>
+        <w:t>Felix</w:t>
+      </w:r>
+      <w:r>
+        <w:t xml:space="preserve"> picked up the remote control and turned on the TV. They watched TV in silence as </w:t>
+      </w:r>
+      <w:r>
+        <w:t xml:space="preserve">Jane </w:t>
+      </w:r>
+      <w:r>
+        <w:t>fussed in the kitchen.</w:t>
+      </w:r>
+    </w:p>
+    <w:p>
+      <w:r>
+        <w:t xml:space="preserve">Finally </w:t>
+      </w:r>
       <w:r>
         <w:t>Jane</w:t>
       </w:r>
       <w:r>
-        <w:t xml:space="preserve"> removed the goggles and said, “Can we please sit down?”</w:t>
-      </w:r>
-    </w:p>
-    <w:p>
-      <w:r>
-        <w:t>They headed to the living room to get comfortable. The parents put the goggles back on.</w:t>
-      </w:r>
-    </w:p>
-    <w:p>
-      <w:r>
-        <w:t xml:space="preserve">“I spoke to the elders of our people and they gave me permission to speak to you,” </w:t>
+        <w:t xml:space="preserve"> came back with</w:t>
+      </w:r>
+      <w:r>
+        <w:t xml:space="preserve"> a tray of</w:t>
+      </w:r>
+      <w:r>
+        <w:t xml:space="preserve"> food.</w:t>
+      </w:r>
+      <w:r>
+        <w:t xml:space="preserve"> A glass of coke </w:t>
+      </w:r>
+      <w:r>
+        <w:t>lifted off the tray</w:t>
+      </w:r>
+      <w:r>
+        <w:t>,</w:t>
+      </w:r>
+      <w:r>
+        <w:t xml:space="preserve"> </w:t>
+      </w:r>
+      <w:r>
+        <w:t>floated into the air and tilted. It slowly drained into thin air.</w:t>
+      </w:r>
+    </w:p>
+    <w:p>
+      <w:r>
+        <w:t>Jane</w:t>
+      </w:r>
+      <w:r>
+        <w:t xml:space="preserve"> screamed and dropped the food, making a mess on the living</w:t>
+      </w:r>
+      <w:r>
+        <w:t>-</w:t>
+      </w:r>
+      <w:r>
+        <w:t>room floor.</w:t>
+      </w:r>
+    </w:p>
+    <w:p>
+      <w:r>
+        <w:t xml:space="preserve">“Mrs. Russell, please put your goggles </w:t>
+      </w:r>
+      <w:r>
+        <w:t xml:space="preserve">back </w:t>
+      </w:r>
+      <w:r>
+        <w:t xml:space="preserve">on,” </w:t>
       </w:r>
       <w:r>
         <w:t>Felix</w:t>
       </w:r>
       <w:r>
-        <w:t xml:space="preserve"> said. “They also gave me those goggles for you to </w:t>
-      </w:r>
-      <w:r>
-        <w:t>keep</w:t>
-      </w:r>
-      <w:r>
-        <w:t>. Please don’t show them to anyone else. They are for your exclusive use</w:t>
-      </w:r>
-      <w:r>
-        <w:t>, when you’re with your son.</w:t>
-      </w:r>
-    </w:p>
-    <w:p>
-      <w:r>
-        <w:t xml:space="preserve">“Annie and Rona are what </w:t>
-      </w:r>
-      <w:r>
-        <w:t>we</w:t>
-      </w:r>
-      <w:r>
-        <w:t xml:space="preserve"> call spirit beasts. We summon them in a coming of age ceremony at the age of sixteen. It’s strange that </w:t>
-      </w:r>
-      <w:r>
-        <w:t>Luke</w:t>
-      </w:r>
-      <w:r>
-        <w:t xml:space="preserve"> has one, since he’s only fifteen…”</w:t>
-      </w:r>
-    </w:p>
-    <w:p>
-      <w:r>
-        <w:t xml:space="preserve">“Would you like something to eat?” </w:t>
-      </w:r>
+        <w:t xml:space="preserve"> commanded.</w:t>
+      </w:r>
+    </w:p>
+    <w:p>
       <w:r>
         <w:t>Jane</w:t>
       </w:r>
       <w:r>
-        <w:t xml:space="preserve"> asked</w:t>
-      </w:r>
-      <w:r>
-        <w:t>. She</w:t>
-      </w:r>
-      <w:r>
-        <w:t xml:space="preserve"> removed the goggles and headed for the kitchen.</w:t>
-      </w:r>
-    </w:p>
-    <w:p>
-      <w:r>
-        <w:t xml:space="preserve">“Sorry </w:t>
-      </w:r>
-      <w:r>
-        <w:t>Felix</w:t>
-      </w:r>
-      <w:r>
-        <w:t xml:space="preserve">,” </w:t>
-      </w:r>
-      <w:r>
-        <w:t>Joe</w:t>
-      </w:r>
-      <w:r>
-        <w:t xml:space="preserve"> said. “</w:t>
-      </w:r>
-      <w:r>
-        <w:t>What you’re showing is overwhelming my wife</w:t>
-      </w:r>
-      <w:r>
-        <w:t xml:space="preserve"> – and me</w:t>
-      </w:r>
-      <w:r>
-        <w:t>.”</w:t>
-      </w:r>
-    </w:p>
-    <w:p>
-      <w:r>
-        <w:t xml:space="preserve">“Don’t worry sir. I’m almost trough with my story,” </w:t>
-      </w:r>
-      <w:r>
-        <w:t>Felix</w:t>
-      </w:r>
-      <w:r>
-        <w:t xml:space="preserve"> said.</w:t>
-      </w:r>
-    </w:p>
-    <w:p>
-      <w:r>
-        <w:t>Felix</w:t>
-      </w:r>
-      <w:r>
-        <w:t xml:space="preserve"> picked up the remote control and turned on the TV. They watched TV in silence as </w:t>
-      </w:r>
-      <w:r>
-        <w:t xml:space="preserve">Jane </w:t>
-      </w:r>
-      <w:r>
-        <w:t>fussed in the kitchen.</w:t>
-      </w:r>
-    </w:p>
-    <w:p>
-      <w:r>
-        <w:t xml:space="preserve">Finally </w:t>
-      </w:r>
-      <w:r>
-        <w:t>Jane</w:t>
-      </w:r>
-      <w:r>
-        <w:t xml:space="preserve"> came back with</w:t>
-      </w:r>
-      <w:r>
-        <w:t xml:space="preserve"> a tray of</w:t>
-      </w:r>
-      <w:r>
-        <w:t xml:space="preserve"> food.</w:t>
-      </w:r>
-      <w:r>
-        <w:t xml:space="preserve"> A glass of coke </w:t>
-      </w:r>
-      <w:r>
-        <w:t>lifted off the tray</w:t>
-      </w:r>
-      <w:r>
-        <w:t>,</w:t>
-      </w:r>
-      <w:r>
-        <w:t xml:space="preserve"> </w:t>
-      </w:r>
-      <w:r>
-        <w:t>floated into the air and tilted. It slowly drained into thin air.</w:t>
-      </w:r>
-    </w:p>
-    <w:p>
-      <w:r>
-        <w:t>Jane</w:t>
-      </w:r>
-      <w:r>
-        <w:t xml:space="preserve"> screamed and dropped the food, making a mess on the living</w:t>
-      </w:r>
-      <w:r>
-        <w:t>-</w:t>
-      </w:r>
-      <w:r>
-        <w:t>room floor.</w:t>
-      </w:r>
-    </w:p>
-    <w:p>
-      <w:r>
-        <w:t xml:space="preserve">“Mrs. Russell, please put your goggles </w:t>
-      </w:r>
-      <w:r>
-        <w:t xml:space="preserve">back </w:t>
-      </w:r>
-      <w:r>
-        <w:t xml:space="preserve">on,” </w:t>
-      </w:r>
-      <w:r>
-        <w:t>Felix</w:t>
-      </w:r>
-      <w:r>
-        <w:t xml:space="preserve"> commanded.</w:t>
-      </w:r>
-    </w:p>
-    <w:p>
-      <w:r>
-        <w:t>Jane</w:t>
-      </w:r>
-      <w:r>
         <w:t xml:space="preserve"> did as instructed and discovered </w:t>
       </w:r>
       <w:r>
@@ -4898,11 +4937,7 @@
         <w:t>thin</w:t>
       </w:r>
       <w:r>
-        <w:t xml:space="preserve"> air, drinking the coke. She removed the goggles and the cat girl </w:t>
-      </w:r>
-      <w:r>
-        <w:lastRenderedPageBreak/>
-        <w:t xml:space="preserve">disappeared, but the glass remained hovering in mid-air. She placed the goggles back </w:t>
+        <w:t xml:space="preserve"> air, drinking the coke. She removed the goggles and the cat girl disappeared, but the glass remained hovering in mid-air. She placed the goggles back </w:t>
       </w:r>
       <w:r>
         <w:t xml:space="preserve">on </w:t>
@@ -5001,19 +5036,14 @@
     </w:p>
     <w:p>
       <w:r>
+        <w:lastRenderedPageBreak/>
         <w:t xml:space="preserve">“I don’t understand either,” </w:t>
       </w:r>
       <w:r>
         <w:t>Felix</w:t>
       </w:r>
       <w:r>
-        <w:t xml:space="preserve"> said. “However he is on the Unknown Road all wizards thread. It’s </w:t>
-      </w:r>
-      <w:r>
-        <w:t xml:space="preserve">now </w:t>
-      </w:r>
-      <w:r>
-        <w:t>impossible for him to ever reach Pleasantvil</w:t>
+        <w:t xml:space="preserve"> said. “However he is on the Unknown Road all wizards thread. It’s impossible for him to ever reach Pleasantvil</w:t>
       </w:r>
       <w:r>
         <w:t>le</w:t>
@@ -5129,375 +5159,375 @@
         <w:t>James</w:t>
       </w:r>
       <w:r>
-        <w:t xml:space="preserve"> will be making an important </w:t>
-      </w:r>
+        <w:t xml:space="preserve"> will be making an important announcement. I promise to treat your s</w:t>
+      </w:r>
+      <w:r>
+        <w:t>on</w:t>
+      </w:r>
+      <w:r>
+        <w:t xml:space="preserve"> like my very own baby brother.”</w:t>
+      </w:r>
+    </w:p>
+    <w:p>
+      <w:r>
+        <w:t xml:space="preserve">“What do you think dear?” </w:t>
+      </w:r>
+      <w:r>
+        <w:t>Jane</w:t>
+      </w:r>
+      <w:r>
+        <w:t xml:space="preserve"> asked.</w:t>
+      </w:r>
+    </w:p>
+    <w:p>
+      <w:r>
+        <w:t xml:space="preserve">“I don’t think we have a choice,” </w:t>
+      </w:r>
+      <w:r>
+        <w:t>Joe</w:t>
+      </w:r>
+      <w:r>
+        <w:t xml:space="preserve"> said. “The demonstration </w:t>
+      </w:r>
+      <w:r>
+        <w:t>Felix</w:t>
+      </w:r>
+      <w:r>
+        <w:t xml:space="preserve"> gave us is very convincing.</w:t>
+      </w:r>
+      <w:r>
+        <w:t xml:space="preserve"> More importantly, </w:t>
+      </w:r>
+      <w:r>
+        <w:t>Luke</w:t>
+      </w:r>
+      <w:r>
+        <w:t xml:space="preserve"> is </w:t>
+      </w:r>
+      <w:r>
+        <w:t>healthy</w:t>
+      </w:r>
+      <w:r>
+        <w:t>.”</w:t>
+      </w:r>
+    </w:p>
+    <w:p>
+      <w:r>
+        <w:t xml:space="preserve">“All right,” </w:t>
+      </w:r>
+      <w:r>
+        <w:t>Jane</w:t>
+      </w:r>
+      <w:r>
+        <w:t xml:space="preserve"> said</w:t>
+      </w:r>
+      <w:r>
+        <w:t xml:space="preserve"> reluctantly</w:t>
+      </w:r>
+      <w:r>
+        <w:t>. She then said,</w:t>
+      </w:r>
+      <w:r>
+        <w:t xml:space="preserve"> “</w:t>
+      </w:r>
+      <w:r>
+        <w:t>Luke</w:t>
+      </w:r>
+      <w:r>
+        <w:t>, remember to pack plenty of clean underwear. Also, take a shower every day and wash you</w:t>
+      </w:r>
+      <w:r>
+        <w:t>-</w:t>
+      </w:r>
+      <w:r>
+        <w:t>know</w:t>
+      </w:r>
+      <w:r>
+        <w:t>-</w:t>
+      </w:r>
+      <w:r>
+        <w:t>where.”</w:t>
+      </w:r>
+    </w:p>
+    <w:p>
+      <w:r>
+        <w:t xml:space="preserve">“Mother,” </w:t>
+      </w:r>
+      <w:r>
+        <w:t>Luke</w:t>
+      </w:r>
+      <w:r>
+        <w:t xml:space="preserve"> exclaimed, feeling embarrassed.</w:t>
+      </w:r>
+      <w:r>
+        <w:t xml:space="preserve"> He headed for his room and Annie followed.</w:t>
+      </w:r>
+    </w:p>
+    <w:p>
+      <w:r>
+        <w:t xml:space="preserve">“Don’t forget your toothbrush,” </w:t>
+      </w:r>
+      <w:r>
+        <w:t>Jane</w:t>
+      </w:r>
+      <w:r>
+        <w:t xml:space="preserve"> added.</w:t>
+      </w:r>
+    </w:p>
+    <w:p>
+      <w:r>
+        <w:t xml:space="preserve">“Tell us about yourself dear,” </w:t>
+      </w:r>
+      <w:r>
+        <w:t>Jane</w:t>
+      </w:r>
+      <w:r>
+        <w:t xml:space="preserve"> </w:t>
+      </w:r>
+      <w:r>
+        <w:t>said</w:t>
+      </w:r>
+      <w:r>
+        <w:t xml:space="preserve"> while they wait</w:t>
+      </w:r>
+      <w:r>
+        <w:t>ed</w:t>
+      </w:r>
+      <w:r>
+        <w:t>.</w:t>
+      </w:r>
+    </w:p>
+    <w:p>
       <w:r>
         <w:lastRenderedPageBreak/>
-        <w:t>announcement. I promise to treat your s</w:t>
-      </w:r>
-      <w:r>
-        <w:t>on</w:t>
-      </w:r>
-      <w:r>
-        <w:t xml:space="preserve"> like my very own baby brother.”</w:t>
-      </w:r>
-    </w:p>
-    <w:p>
-      <w:r>
-        <w:t xml:space="preserve">“What do you think dear?” </w:t>
-      </w:r>
+        <w:t>“</w:t>
+      </w:r>
+      <w:r>
+        <w:t>Also, you and Luke’s hair and eyes look different</w:t>
+      </w:r>
+      <w:r>
+        <w:t xml:space="preserve"> when I look through these goggles</w:t>
+      </w:r>
+      <w:r>
+        <w:t xml:space="preserve">. Why is that?” </w:t>
+      </w:r>
+      <w:r>
+        <w:t>Joe</w:t>
+      </w:r>
+      <w:r>
+        <w:t xml:space="preserve"> asked.</w:t>
+      </w:r>
+    </w:p>
+    <w:p>
+      <w:r>
+        <w:t>“Hair color reflects the primary element a wizard yields,</w:t>
+      </w:r>
+      <w:r>
+        <w:t xml:space="preserve"> as well as their fundamental personality,</w:t>
+      </w:r>
+      <w:r>
+        <w:t xml:space="preserve">” </w:t>
+      </w:r>
+      <w:r>
+        <w:t xml:space="preserve">Rona the bear </w:t>
+      </w:r>
+      <w:r>
+        <w:t>said. “P</w:t>
+      </w:r>
+      <w:r>
+        <w:t>urple is the color of power and royalty.</w:t>
+      </w:r>
+      <w:r>
+        <w:t xml:space="preserve"> </w:t>
+      </w:r>
+      <w:r>
+        <w:t>Luke’s silver color tells us that he’s a portalmancer. He can create portals to any location he has previously tagged.”</w:t>
+      </w:r>
+    </w:p>
+    <w:p>
+      <w:r>
+        <w:t xml:space="preserve">“I was born in </w:t>
+      </w:r>
+      <w:r>
+        <w:t>Russia</w:t>
+      </w:r>
+      <w:r>
+        <w:t xml:space="preserve"> in a wizard family,” </w:t>
+      </w:r>
+      <w:r>
+        <w:t>Felix</w:t>
+      </w:r>
+      <w:r>
+        <w:t xml:space="preserve"> began. “My life was filled with </w:t>
+      </w:r>
+      <w:r>
+        <w:t xml:space="preserve">friendly spirit beasts such as Rona and scary ones such as that grim reaper over there,” </w:t>
+      </w:r>
+      <w:r>
+        <w:t>Felix</w:t>
+      </w:r>
+      <w:r>
+        <w:t xml:space="preserve"> said, pointing out of the window.</w:t>
+      </w:r>
+    </w:p>
+    <w:p>
+      <w:r>
+        <w:t xml:space="preserve">Across </w:t>
+      </w:r>
+      <w:r>
+        <w:t>the street was a figure in a black hooded cloak. The bottom of the cloak was frayed and jagged</w:t>
+      </w:r>
+      <w:r>
+        <w:t xml:space="preserve">. </w:t>
+      </w:r>
+      <w:r>
+        <w:t xml:space="preserve">There were no feet. </w:t>
+      </w:r>
+      <w:r>
+        <w:t>The reaper</w:t>
+      </w:r>
+      <w:r>
+        <w:t xml:space="preserve"> turned to them and exposed a skull for a face. </w:t>
+      </w:r>
+      <w:r>
+        <w:t>A ghost followed close behind</w:t>
+      </w:r>
+      <w:r>
+        <w:t xml:space="preserve">. The ghost looked like a </w:t>
+      </w:r>
+      <w:r>
+        <w:t xml:space="preserve">carton ghost with a </w:t>
+      </w:r>
+      <w:r>
+        <w:t>white blob</w:t>
+      </w:r>
+      <w:r>
+        <w:t>by cloud</w:t>
+      </w:r>
+      <w:r>
+        <w:t xml:space="preserve"> </w:t>
+      </w:r>
+      <w:r>
+        <w:t xml:space="preserve">body </w:t>
+      </w:r>
+      <w:r>
+        <w:t>with tail and black holes for eyes.</w:t>
+      </w:r>
+    </w:p>
+    <w:p>
+      <w:r>
+        <w:t xml:space="preserve">“That reaper is leading that </w:t>
+      </w:r>
+      <w:r>
+        <w:t>soul</w:t>
+      </w:r>
+      <w:r>
+        <w:t xml:space="preserve"> to the afterlife, where it will choose to either reincarnate as a human</w:t>
+      </w:r>
+      <w:r>
+        <w:t>,</w:t>
+      </w:r>
+      <w:r>
+        <w:t xml:space="preserve"> </w:t>
+      </w:r>
+      <w:r>
+        <w:t xml:space="preserve">a </w:t>
+      </w:r>
+      <w:r>
+        <w:t>wizard</w:t>
+      </w:r>
+      <w:r>
+        <w:t>,</w:t>
+      </w:r>
+      <w:r>
+        <w:t xml:space="preserve"> or go on to another </w:t>
+      </w:r>
+      <w:r>
+        <w:t>plane of existence</w:t>
+      </w:r>
+      <w:r>
+        <w:t>,”</w:t>
+      </w:r>
+      <w:r>
+        <w:t xml:space="preserve"> </w:t>
+      </w:r>
+      <w:r>
+        <w:t>Felix</w:t>
+      </w:r>
+      <w:r>
+        <w:t xml:space="preserve"> explained.</w:t>
+      </w:r>
+    </w:p>
+    <w:p>
+      <w:r>
+        <w:t>A</w:t>
+      </w:r>
+      <w:r>
+        <w:t xml:space="preserve"> two foot tall black spider with glowing red eyes scurried across the living-room floor. It d</w:t>
+      </w:r>
+      <w:r>
+        <w:t>ove</w:t>
+      </w:r>
+      <w:r>
+        <w:t xml:space="preserve"> into the wall and disappeared. Ripples </w:t>
+      </w:r>
+      <w:r>
+        <w:t xml:space="preserve">briefly </w:t>
+      </w:r>
+      <w:r>
+        <w:t>appeared on the wall as a sign of its passage.</w:t>
+      </w:r>
+    </w:p>
+    <w:p>
       <w:r>
         <w:t>Jane</w:t>
       </w:r>
       <w:r>
+        <w:t xml:space="preserve"> screamed at the sight of the spider.</w:t>
+      </w:r>
+    </w:p>
+    <w:p>
+      <w:r>
+        <w:t xml:space="preserve">“What are those things made of?” </w:t>
+      </w:r>
+      <w:r>
+        <w:t>Joe</w:t>
+      </w:r>
+      <w:r>
         <w:t xml:space="preserve"> asked.</w:t>
       </w:r>
     </w:p>
     <w:p>
       <w:r>
-        <w:t xml:space="preserve">“I don’t think we have a choice,” </w:t>
+        <w:t>“Dark matter</w:t>
+      </w:r>
+      <w:r>
+        <w:t xml:space="preserve"> - Something to do with imaginary numbers</w:t>
+      </w:r>
+      <w:r>
+        <w:t xml:space="preserve">,” </w:t>
+      </w:r>
+      <w:r>
+        <w:t>Felix</w:t>
+      </w:r>
+      <w:r>
+        <w:t xml:space="preserve"> replied. “Normally they can’t interact with regular matter. However, through the intervention of a wizard they can.”</w:t>
+      </w:r>
+    </w:p>
+    <w:p>
+      <w:r>
+        <w:t xml:space="preserve">“Does dark energy exist?” </w:t>
       </w:r>
       <w:r>
         <w:t>Joe</w:t>
       </w:r>
       <w:r>
-        <w:t xml:space="preserve"> said. “The demonstration </w:t>
-      </w:r>
-      <w:r>
-        <w:t>Felix</w:t>
-      </w:r>
-      <w:r>
-        <w:t xml:space="preserve"> gave us is very convincing.</w:t>
-      </w:r>
-      <w:r>
-        <w:t xml:space="preserve"> More importantly, </w:t>
-      </w:r>
-      <w:r>
-        <w:t>Luke</w:t>
-      </w:r>
-      <w:r>
-        <w:t xml:space="preserve"> is </w:t>
-      </w:r>
-      <w:r>
-        <w:t>healthy</w:t>
-      </w:r>
-      <w:r>
-        <w:t>.”</w:t>
-      </w:r>
-    </w:p>
-    <w:p>
-      <w:r>
-        <w:t xml:space="preserve">“All right,” </w:t>
-      </w:r>
-      <w:r>
-        <w:t>Jane</w:t>
-      </w:r>
-      <w:r>
-        <w:t xml:space="preserve"> said</w:t>
-      </w:r>
-      <w:r>
-        <w:t xml:space="preserve"> reluctantly</w:t>
-      </w:r>
-      <w:r>
-        <w:t>. She then said,</w:t>
-      </w:r>
-      <w:r>
-        <w:t xml:space="preserve"> “</w:t>
-      </w:r>
-      <w:r>
-        <w:t>Luke</w:t>
-      </w:r>
-      <w:r>
-        <w:t>, remember to pack plenty of clean underwear. Also, take a shower every day and wash you</w:t>
-      </w:r>
-      <w:r>
-        <w:t>-</w:t>
-      </w:r>
-      <w:r>
-        <w:t>know</w:t>
-      </w:r>
-      <w:r>
-        <w:t>-</w:t>
-      </w:r>
-      <w:r>
-        <w:t>where.”</w:t>
-      </w:r>
-    </w:p>
-    <w:p>
-      <w:r>
-        <w:t xml:space="preserve">“Mother,” </w:t>
-      </w:r>
-      <w:r>
-        <w:t>Luke</w:t>
-      </w:r>
-      <w:r>
-        <w:t xml:space="preserve"> exclaimed, feeling embarrassed.</w:t>
-      </w:r>
-      <w:r>
-        <w:t xml:space="preserve"> He headed for his room and Annie followed.</w:t>
-      </w:r>
-    </w:p>
-    <w:p>
-      <w:r>
-        <w:t xml:space="preserve">“Don’t forget your toothbrush,” </w:t>
-      </w:r>
-      <w:r>
-        <w:t>Jane</w:t>
-      </w:r>
-      <w:r>
-        <w:t xml:space="preserve"> added.</w:t>
-      </w:r>
-    </w:p>
-    <w:p>
-      <w:r>
-        <w:t xml:space="preserve">“Tell us about yourself dear,” </w:t>
-      </w:r>
-      <w:r>
-        <w:t>Jane</w:t>
-      </w:r>
-      <w:r>
-        <w:t xml:space="preserve"> </w:t>
-      </w:r>
-      <w:r>
-        <w:t>said</w:t>
-      </w:r>
-      <w:r>
-        <w:t xml:space="preserve"> while they wait</w:t>
-      </w:r>
-      <w:r>
-        <w:t>ed</w:t>
-      </w:r>
-      <w:r>
-        <w:t>.</w:t>
-      </w:r>
-    </w:p>
-    <w:p>
-      <w:r>
-        <w:t>“</w:t>
-      </w:r>
-      <w:r>
-        <w:t>Also, you and Luke’s hair and eyes look different</w:t>
-      </w:r>
-      <w:r>
-        <w:t xml:space="preserve"> when I look through these goggles</w:t>
-      </w:r>
-      <w:r>
-        <w:t xml:space="preserve">. Why is that?” </w:t>
-      </w:r>
-      <w:r>
-        <w:t>Joe</w:t>
-      </w:r>
-      <w:r>
         <w:t xml:space="preserve"> asked.</w:t>
       </w:r>
     </w:p>
     <w:p>
       <w:r>
-        <w:t>“Hair color reflects the primary element a wizard yields,</w:t>
-      </w:r>
-      <w:r>
-        <w:t xml:space="preserve"> as well as their fundamental personality,</w:t>
-      </w:r>
-      <w:r>
-        <w:t xml:space="preserve">” </w:t>
-      </w:r>
-      <w:r>
-        <w:t xml:space="preserve">Rona the bear </w:t>
-      </w:r>
-      <w:r>
-        <w:t>said. “P</w:t>
-      </w:r>
-      <w:r>
-        <w:t>urple is the color of power and royalty.</w:t>
-      </w:r>
-      <w:r>
-        <w:t xml:space="preserve"> </w:t>
-      </w:r>
-      <w:r>
-        <w:t>Luke’s silver color tells us that he’s a portalmancer. He can create portals to any location he has previously tagged.”</w:t>
-      </w:r>
-    </w:p>
-    <w:p>
-      <w:r>
-        <w:t xml:space="preserve">“I was born in </w:t>
-      </w:r>
-      <w:r>
-        <w:t>Russia</w:t>
-      </w:r>
-      <w:r>
-        <w:t xml:space="preserve"> in a wizard family,” </w:t>
-      </w:r>
-      <w:r>
-        <w:t>Felix</w:t>
-      </w:r>
-      <w:r>
-        <w:t xml:space="preserve"> began. “My life was filled with </w:t>
-      </w:r>
-      <w:r>
-        <w:t xml:space="preserve">friendly spirit beasts such as Rona and scary ones such as that grim reaper over there,” </w:t>
-      </w:r>
-      <w:r>
-        <w:t>Felix</w:t>
-      </w:r>
-      <w:r>
-        <w:t xml:space="preserve"> said, pointing out of the window.</w:t>
-      </w:r>
-    </w:p>
-    <w:p>
-      <w:r>
-        <w:t xml:space="preserve">Across </w:t>
-      </w:r>
-      <w:r>
-        <w:t>the street was a figure in a black hooded cloak. The bottom of the cloak was frayed and jagged</w:t>
-      </w:r>
-      <w:r>
-        <w:t xml:space="preserve">. </w:t>
-      </w:r>
-      <w:r>
-        <w:t xml:space="preserve">There were no feet. </w:t>
-      </w:r>
-      <w:r>
-        <w:t>The reaper</w:t>
-      </w:r>
-      <w:r>
-        <w:t xml:space="preserve"> turned to them and exposed a skull for a face. </w:t>
-      </w:r>
-      <w:r>
-        <w:t>A ghost followed close behind</w:t>
-      </w:r>
-      <w:r>
-        <w:t xml:space="preserve">. The ghost looked like a </w:t>
-      </w:r>
-      <w:r>
-        <w:t xml:space="preserve">carton ghost with a </w:t>
-      </w:r>
-      <w:r>
-        <w:t>white blob</w:t>
-      </w:r>
-      <w:r>
-        <w:t>by cloud</w:t>
-      </w:r>
-      <w:r>
-        <w:t xml:space="preserve"> </w:t>
-      </w:r>
-      <w:r>
-        <w:t xml:space="preserve">body </w:t>
-      </w:r>
-      <w:r>
-        <w:t>with tail and black holes for eyes.</w:t>
-      </w:r>
-    </w:p>
-    <w:p>
-      <w:r>
         <w:lastRenderedPageBreak/>
-        <w:t xml:space="preserve">“That reaper is leading that </w:t>
-      </w:r>
-      <w:r>
-        <w:t>soul</w:t>
-      </w:r>
-      <w:r>
-        <w:t xml:space="preserve"> to the afterlife, where it will choose to either reincarnate as a human</w:t>
-      </w:r>
-      <w:r>
-        <w:t>,</w:t>
-      </w:r>
-      <w:r>
-        <w:t xml:space="preserve"> </w:t>
-      </w:r>
-      <w:r>
-        <w:t xml:space="preserve">a </w:t>
-      </w:r>
-      <w:r>
-        <w:t>wizard</w:t>
-      </w:r>
-      <w:r>
-        <w:t>,</w:t>
-      </w:r>
-      <w:r>
-        <w:t xml:space="preserve"> or go on to another </w:t>
-      </w:r>
-      <w:r>
-        <w:t>plane of existence</w:t>
-      </w:r>
-      <w:r>
-        <w:t>,”</w:t>
-      </w:r>
-      <w:r>
-        <w:t xml:space="preserve"> </w:t>
-      </w:r>
-      <w:r>
-        <w:t>Felix</w:t>
-      </w:r>
-      <w:r>
-        <w:t xml:space="preserve"> explained.</w:t>
-      </w:r>
-    </w:p>
-    <w:p>
-      <w:r>
-        <w:t>Just then a two foot tall black spider with glowing red eyes scurried across the living-room floor. It d</w:t>
-      </w:r>
-      <w:r>
-        <w:t>ove</w:t>
-      </w:r>
-      <w:r>
-        <w:t xml:space="preserve"> into the wall and disappeared. Ripples </w:t>
-      </w:r>
-      <w:r>
-        <w:t xml:space="preserve">briefly </w:t>
-      </w:r>
-      <w:r>
-        <w:t>appeared on the wall as a sign of its passage.</w:t>
-      </w:r>
-    </w:p>
-    <w:p>
-      <w:r>
-        <w:t>Jane</w:t>
-      </w:r>
-      <w:r>
-        <w:t xml:space="preserve"> screamed at the sight of the spider.</w:t>
-      </w:r>
-    </w:p>
-    <w:p>
-      <w:r>
-        <w:t xml:space="preserve">“What are those things made of?” </w:t>
-      </w:r>
-      <w:r>
-        <w:t>Joe</w:t>
-      </w:r>
-      <w:r>
-        <w:t xml:space="preserve"> asked.</w:t>
-      </w:r>
-    </w:p>
-    <w:p>
-      <w:r>
-        <w:t>“Dark matter</w:t>
-      </w:r>
-      <w:r>
-        <w:t xml:space="preserve"> - Something to do with imaginary numbers</w:t>
-      </w:r>
-      <w:r>
-        <w:t xml:space="preserve">,” </w:t>
-      </w:r>
-      <w:r>
-        <w:t>Felix</w:t>
-      </w:r>
-      <w:r>
-        <w:t xml:space="preserve"> replied. “Normally they can’t interact with regular matter. However, through the intervention of a wizard they can.”</w:t>
-      </w:r>
-    </w:p>
-    <w:p>
-      <w:r>
-        <w:t xml:space="preserve">“Does dark energy exist?” </w:t>
-      </w:r>
-      <w:r>
-        <w:t>Joe</w:t>
-      </w:r>
-      <w:r>
-        <w:t xml:space="preserve"> asked.</w:t>
-      </w:r>
-    </w:p>
-    <w:p>
-      <w:r>
         <w:t xml:space="preserve">“Of course,” </w:t>
       </w:r>
       <w:r>
@@ -5656,165 +5686,165 @@
     </w:p>
     <w:p>
       <w:r>
+        <w:t xml:space="preserve">“I’m ready,” </w:t>
+      </w:r>
+      <w:r>
+        <w:t>Luke</w:t>
+      </w:r>
+      <w:r>
+        <w:t xml:space="preserve"> said and entered the living room </w:t>
+      </w:r>
+      <w:r>
+        <w:t>carrying</w:t>
+      </w:r>
+      <w:r>
+        <w:t xml:space="preserve"> a large backpack. </w:t>
+      </w:r>
+      <w:r>
+        <w:t>Carrying it was no problem since he routinely carried heavy books and his laptop</w:t>
+      </w:r>
+      <w:r>
+        <w:t xml:space="preserve">. </w:t>
+      </w:r>
+      <w:r>
+        <w:t>Annie sat on his shoulder</w:t>
+      </w:r>
+      <w:r>
+        <w:t>.</w:t>
+      </w:r>
+    </w:p>
+    <w:p>
+      <w:r>
+        <w:t>“</w:t>
+      </w:r>
+      <w:r>
+        <w:t>Bye son,</w:t>
+      </w:r>
+      <w:r>
+        <w:t xml:space="preserve">” </w:t>
+      </w:r>
+      <w:r>
+        <w:t>Jane</w:t>
+      </w:r>
+      <w:r>
+        <w:t xml:space="preserve"> said and hugged </w:t>
+      </w:r>
+      <w:r>
+        <w:t>Luke</w:t>
+      </w:r>
+      <w:r>
+        <w:t>. “</w:t>
+      </w:r>
+      <w:r>
+        <w:t xml:space="preserve">Be a good boy. </w:t>
+      </w:r>
+      <w:r>
+        <w:t xml:space="preserve">Study </w:t>
+      </w:r>
+      <w:r>
+        <w:t>your lessons well</w:t>
+      </w:r>
+      <w:r>
+        <w:t xml:space="preserve">. Make plenty of friends. </w:t>
+      </w:r>
+      <w:r>
+        <w:t>Also, I wouldn’t mind if you f</w:t>
+      </w:r>
+      <w:r>
+        <w:t>i</w:t>
+      </w:r>
+      <w:r>
+        <w:t>nd a girlfriend</w:t>
+      </w:r>
+      <w:r>
+        <w:t>.”</w:t>
+      </w:r>
+    </w:p>
+    <w:p>
+      <w:r>
+        <w:t xml:space="preserve">“I know you’ll make a great wizard when you grow up,” </w:t>
+      </w:r>
+      <w:r>
+        <w:t>Joe</w:t>
+      </w:r>
+      <w:r>
+        <w:t xml:space="preserve"> said.</w:t>
+      </w:r>
+    </w:p>
+    <w:p>
+      <w:r>
+        <w:t>“Bye Luke’s parents,” Felix said. “People will contact you later.”</w:t>
+      </w:r>
+    </w:p>
+    <w:p>
+      <w:r>
+        <w:t>Luke</w:t>
+      </w:r>
+      <w:r>
+        <w:t xml:space="preserve"> waved goodbye to his parents and </w:t>
+      </w:r>
+      <w:r>
+        <w:t xml:space="preserve">sat in the front seat of </w:t>
+      </w:r>
+      <w:r>
+        <w:t>Felix</w:t>
+      </w:r>
+      <w:r>
+        <w:t xml:space="preserve">’s </w:t>
+      </w:r>
+      <w:r>
+        <w:t>pickup</w:t>
+      </w:r>
+      <w:r>
+        <w:t xml:space="preserve">. The </w:t>
+      </w:r>
+      <w:r>
+        <w:t>purple</w:t>
+      </w:r>
+      <w:r>
+        <w:t xml:space="preserve"> bear sat in the </w:t>
+      </w:r>
+      <w:r>
+        <w:t xml:space="preserve">large </w:t>
+      </w:r>
+      <w:r>
+        <w:t xml:space="preserve">truck </w:t>
+      </w:r>
+      <w:r>
+        <w:t>bed</w:t>
+      </w:r>
+      <w:r>
+        <w:t xml:space="preserve"> and they drove off.</w:t>
+      </w:r>
+    </w:p>
+    <w:p>
+      <w:r>
+        <w:t xml:space="preserve">“Nice pickup,” </w:t>
+      </w:r>
+      <w:r>
+        <w:t>Luke commented.</w:t>
+      </w:r>
+    </w:p>
+    <w:p>
+      <w:r>
+        <w:t xml:space="preserve">“Thanks Luke,” </w:t>
+      </w:r>
+      <w:r>
+        <w:t>Felix</w:t>
+      </w:r>
+      <w:r>
+        <w:t xml:space="preserve"> </w:t>
+      </w:r>
+      <w:r>
+        <w:t>replied</w:t>
+      </w:r>
+      <w:r>
+        <w:t>.</w:t>
+      </w:r>
+    </w:p>
+    <w:p>
+      <w:r>
         <w:lastRenderedPageBreak/>
-        <w:t xml:space="preserve">“I’m ready,” </w:t>
-      </w:r>
-      <w:r>
-        <w:t>Luke</w:t>
-      </w:r>
-      <w:r>
-        <w:t xml:space="preserve"> said and entered the living room </w:t>
-      </w:r>
-      <w:r>
-        <w:t>carrying</w:t>
-      </w:r>
-      <w:r>
-        <w:t xml:space="preserve"> a large backpack. </w:t>
-      </w:r>
-      <w:r>
-        <w:t>Carrying it was no problem since he routinely carried heavy books and his laptop</w:t>
-      </w:r>
-      <w:r>
-        <w:t xml:space="preserve">. </w:t>
-      </w:r>
-      <w:r>
-        <w:t>Annie sat on his shoulder</w:t>
-      </w:r>
-      <w:r>
-        <w:t>.</w:t>
-      </w:r>
-    </w:p>
-    <w:p>
-      <w:r>
-        <w:t>“</w:t>
-      </w:r>
-      <w:r>
-        <w:t>Bye son,</w:t>
-      </w:r>
-      <w:r>
-        <w:t xml:space="preserve">” </w:t>
-      </w:r>
-      <w:r>
-        <w:t>Jane</w:t>
-      </w:r>
-      <w:r>
-        <w:t xml:space="preserve"> said and hugged </w:t>
-      </w:r>
-      <w:r>
-        <w:t>Luke</w:t>
-      </w:r>
-      <w:r>
-        <w:t>. “</w:t>
-      </w:r>
-      <w:r>
-        <w:t xml:space="preserve">Be a good boy. </w:t>
-      </w:r>
-      <w:r>
-        <w:t xml:space="preserve">Study </w:t>
-      </w:r>
-      <w:r>
-        <w:t>your lessons well</w:t>
-      </w:r>
-      <w:r>
-        <w:t xml:space="preserve">. Make plenty of friends. </w:t>
-      </w:r>
-      <w:r>
-        <w:t>Also, I wouldn’t mind if you f</w:t>
-      </w:r>
-      <w:r>
-        <w:t>i</w:t>
-      </w:r>
-      <w:r>
-        <w:t>nd a girlfriend</w:t>
-      </w:r>
-      <w:r>
-        <w:t>.”</w:t>
-      </w:r>
-    </w:p>
-    <w:p>
-      <w:r>
-        <w:t xml:space="preserve">“I know you’ll make a great wizard when you grow up,” </w:t>
-      </w:r>
-      <w:r>
-        <w:t>Joe</w:t>
-      </w:r>
-      <w:r>
-        <w:t xml:space="preserve"> said.</w:t>
-      </w:r>
-    </w:p>
-    <w:p>
-      <w:r>
-        <w:t>“Bye Luke’s parents,” Felix said. “People will contact you later.”</w:t>
-      </w:r>
-    </w:p>
-    <w:p>
-      <w:r>
-        <w:t>Luke</w:t>
-      </w:r>
-      <w:r>
-        <w:t xml:space="preserve"> waved goodbye to his parents and </w:t>
-      </w:r>
-      <w:r>
-        <w:t xml:space="preserve">sat in the front seat of </w:t>
-      </w:r>
-      <w:r>
-        <w:t>Felix</w:t>
-      </w:r>
-      <w:r>
-        <w:t xml:space="preserve">’s </w:t>
-      </w:r>
-      <w:r>
-        <w:t>pickup</w:t>
-      </w:r>
-      <w:r>
-        <w:t xml:space="preserve">. The </w:t>
-      </w:r>
-      <w:r>
-        <w:t>purple</w:t>
-      </w:r>
-      <w:r>
-        <w:t xml:space="preserve"> bear sat in the </w:t>
-      </w:r>
-      <w:r>
-        <w:t xml:space="preserve">large </w:t>
-      </w:r>
-      <w:r>
-        <w:t xml:space="preserve">truck </w:t>
-      </w:r>
-      <w:r>
-        <w:t>bed</w:t>
-      </w:r>
-      <w:r>
-        <w:t xml:space="preserve"> and they drove off.</w:t>
-      </w:r>
-    </w:p>
-    <w:p>
-      <w:r>
-        <w:t xml:space="preserve">“Nice pickup,” </w:t>
-      </w:r>
-      <w:r>
-        <w:t>Luke commented.</w:t>
-      </w:r>
-    </w:p>
-    <w:p>
-      <w:r>
-        <w:t xml:space="preserve">“Thanks Luke,” </w:t>
-      </w:r>
-      <w:r>
-        <w:t>Felix</w:t>
-      </w:r>
-      <w:r>
-        <w:t xml:space="preserve"> </w:t>
-      </w:r>
-      <w:r>
-        <w:t>replied</w:t>
-      </w:r>
-      <w:r>
-        <w:t>.</w:t>
-      </w:r>
-    </w:p>
-    <w:p>
-      <w:r>
         <w:t xml:space="preserve">As they drove away, the air seemed to distort </w:t>
       </w:r>
       <w:r>
@@ -14018,7 +14048,7 @@
                     <a:blip r:embed="rId13" cstate="print">
                       <a:extLst>
                         <a:ext uri="{28A0092B-C50C-407E-A947-70E740481C1C}">
-                          <a14:useLocalDpi xmlns:a14="http://schemas.microsoft.com/office/drawing/2010/main" xmlns:wps="http://schemas.microsoft.com/office/word/2010/wordprocessingShape" xmlns:wpi="http://schemas.microsoft.com/office/word/2010/wordprocessingInk" xmlns:wpg="http://schemas.microsoft.com/office/word/2010/wordprocessingGroup" xmlns:w16se="http://schemas.microsoft.com/office/word/2015/wordml/symex" xmlns:w15="http://schemas.microsoft.com/office/word/2012/wordml" xmlns:w14="http://schemas.microsoft.com/office/word/2010/wordml" xmlns:w="http://schemas.openxmlformats.org/wordprocessingml/2006/main" xmlns:w10="urn:schemas-microsoft-com:office:word" xmlns:wp14="http://schemas.microsoft.com/office/word/2010/wordprocessingDrawing" xmlns:v="urn:schemas-microsoft-com:vml" xmlns:o="urn:schemas-microsoft-com:office:office" xmlns:aink="http://schemas.microsoft.com/office/drawing/2016/ink" xmlns:mc="http://schemas.openxmlformats.org/markup-compatibility/2006" xmlns:cx8="http://schemas.microsoft.com/office/drawing/2016/5/14/chartex" xmlns:cx7="http://schemas.microsoft.com/office/drawing/2016/5/13/chartex" xmlns:cx6="http://schemas.microsoft.com/office/drawing/2016/5/12/chartex" xmlns:cx5="http://schemas.microsoft.com/office/drawing/2016/5/11/chartex" xmlns:cx4="http://schemas.microsoft.com/office/drawing/2016/5/10/chartex" xmlns:cx3="http://schemas.microsoft.com/office/drawing/2016/5/9/chartex" xmlns:cx2="http://schemas.microsoft.com/office/drawing/2015/10/21/chartex" xmlns:cx1="http://schemas.microsoft.com/office/drawing/2015/9/8/chartex" xmlns:cx="http://schemas.microsoft.com/office/drawing/2014/chartex" xmlns:wpc="http://schemas.microsoft.com/office/word/2010/wordprocessingCanvas" xmlns="" val="0"/>
+                          <a14:useLocalDpi xmlns="" xmlns:wpc="http://schemas.microsoft.com/office/word/2010/wordprocessingCanvas" xmlns:cx="http://schemas.microsoft.com/office/drawing/2014/chartex" xmlns:cx1="http://schemas.microsoft.com/office/drawing/2015/9/8/chartex" xmlns:cx2="http://schemas.microsoft.com/office/drawing/2015/10/21/chartex" xmlns:cx3="http://schemas.microsoft.com/office/drawing/2016/5/9/chartex" xmlns:cx4="http://schemas.microsoft.com/office/drawing/2016/5/10/chartex" xmlns:cx5="http://schemas.microsoft.com/office/drawing/2016/5/11/chartex" xmlns:cx6="http://schemas.microsoft.com/office/drawing/2016/5/12/chartex" xmlns:cx7="http://schemas.microsoft.com/office/drawing/2016/5/13/chartex" xmlns:cx8="http://schemas.microsoft.com/office/drawing/2016/5/14/chartex" xmlns:mc="http://schemas.openxmlformats.org/markup-compatibility/2006" xmlns:aink="http://schemas.microsoft.com/office/drawing/2016/ink" xmlns:o="urn:schemas-microsoft-com:office:office" xmlns:v="urn:schemas-microsoft-com:vml" xmlns:wp14="http://schemas.microsoft.com/office/word/2010/wordprocessingDrawing" xmlns:w10="urn:schemas-microsoft-com:office:word" xmlns:w="http://schemas.openxmlformats.org/wordprocessingml/2006/main" xmlns:w14="http://schemas.microsoft.com/office/word/2010/wordml" xmlns:w15="http://schemas.microsoft.com/office/word/2012/wordml" xmlns:w16se="http://schemas.microsoft.com/office/word/2015/wordml/symex" xmlns:wpg="http://schemas.microsoft.com/office/word/2010/wordprocessingGroup" xmlns:wpi="http://schemas.microsoft.com/office/word/2010/wordprocessingInk" xmlns:wps="http://schemas.microsoft.com/office/word/2010/wordprocessingShape" xmlns:a14="http://schemas.microsoft.com/office/drawing/2010/main" val="0"/>
                         </a:ext>
                       </a:extLst>
                     </a:blip>
@@ -16028,7 +16058,7 @@
                     <a:blip r:embed="rId13">
                       <a:extLst>
                         <a:ext uri="{28A0092B-C50C-407E-A947-70E740481C1C}">
-                          <a14:useLocalDpi xmlns="" xmlns:wpc="http://schemas.microsoft.com/office/word/2010/wordprocessingCanvas" xmlns:cx="http://schemas.microsoft.com/office/drawing/2014/chartex" xmlns:cx1="http://schemas.microsoft.com/office/drawing/2015/9/8/chartex" xmlns:cx2="http://schemas.microsoft.com/office/drawing/2015/10/21/chartex" xmlns:cx3="http://schemas.microsoft.com/office/drawing/2016/5/9/chartex" xmlns:cx4="http://schemas.microsoft.com/office/drawing/2016/5/10/chartex" xmlns:cx5="http://schemas.microsoft.com/office/drawing/2016/5/11/chartex" xmlns:cx6="http://schemas.microsoft.com/office/drawing/2016/5/12/chartex" xmlns:cx7="http://schemas.microsoft.com/office/drawing/2016/5/13/chartex" xmlns:cx8="http://schemas.microsoft.com/office/drawing/2016/5/14/chartex" xmlns:mc="http://schemas.openxmlformats.org/markup-compatibility/2006" xmlns:aink="http://schemas.microsoft.com/office/drawing/2016/ink" xmlns:o="urn:schemas-microsoft-com:office:office" xmlns:v="urn:schemas-microsoft-com:vml" xmlns:wp14="http://schemas.microsoft.com/office/word/2010/wordprocessingDrawing" xmlns:w10="urn:schemas-microsoft-com:office:word" xmlns:w="http://schemas.openxmlformats.org/wordprocessingml/2006/main" xmlns:w14="http://schemas.microsoft.com/office/word/2010/wordml" xmlns:w15="http://schemas.microsoft.com/office/word/2012/wordml" xmlns:w16se="http://schemas.microsoft.com/office/word/2015/wordml/symex" xmlns:wpg="http://schemas.microsoft.com/office/word/2010/wordprocessingGroup" xmlns:wpi="http://schemas.microsoft.com/office/word/2010/wordprocessingInk" xmlns:wps="http://schemas.microsoft.com/office/word/2010/wordprocessingShape" xmlns:a14="http://schemas.microsoft.com/office/drawing/2010/main" xmlns:arto="http://schemas.microsoft.com/office/word/2006/arto" val="0"/>
+                          <a14:useLocalDpi xmlns:arto="http://schemas.microsoft.com/office/word/2006/arto" xmlns:a14="http://schemas.microsoft.com/office/drawing/2010/main" xmlns:wps="http://schemas.microsoft.com/office/word/2010/wordprocessingShape" xmlns:wpi="http://schemas.microsoft.com/office/word/2010/wordprocessingInk" xmlns:wpg="http://schemas.microsoft.com/office/word/2010/wordprocessingGroup" xmlns:w16se="http://schemas.microsoft.com/office/word/2015/wordml/symex" xmlns:w15="http://schemas.microsoft.com/office/word/2012/wordml" xmlns:w14="http://schemas.microsoft.com/office/word/2010/wordml" xmlns:w="http://schemas.openxmlformats.org/wordprocessingml/2006/main" xmlns:w10="urn:schemas-microsoft-com:office:word" xmlns:wp14="http://schemas.microsoft.com/office/word/2010/wordprocessingDrawing" xmlns:v="urn:schemas-microsoft-com:vml" xmlns:o="urn:schemas-microsoft-com:office:office" xmlns:aink="http://schemas.microsoft.com/office/drawing/2016/ink" xmlns:mc="http://schemas.openxmlformats.org/markup-compatibility/2006" xmlns:cx8="http://schemas.microsoft.com/office/drawing/2016/5/14/chartex" xmlns:cx7="http://schemas.microsoft.com/office/drawing/2016/5/13/chartex" xmlns:cx6="http://schemas.microsoft.com/office/drawing/2016/5/12/chartex" xmlns:cx5="http://schemas.microsoft.com/office/drawing/2016/5/11/chartex" xmlns:cx4="http://schemas.microsoft.com/office/drawing/2016/5/10/chartex" xmlns:cx3="http://schemas.microsoft.com/office/drawing/2016/5/9/chartex" xmlns:cx2="http://schemas.microsoft.com/office/drawing/2015/10/21/chartex" xmlns:cx1="http://schemas.microsoft.com/office/drawing/2015/9/8/chartex" xmlns:cx="http://schemas.microsoft.com/office/drawing/2014/chartex" xmlns:wpc="http://schemas.microsoft.com/office/word/2010/wordprocessingCanvas" xmlns="" val="0"/>
                         </a:ext>
                       </a:extLst>
                     </a:blip>
@@ -18153,7 +18183,7 @@
         <w:rPr>
           <w:noProof/>
         </w:rPr>
-        <w:t>92</w:t>
+        <w:t>94</w:t>
       </w:r>
     </w:fldSimple>
   </w:p>
@@ -18172,7 +18202,7 @@
         <w:rPr>
           <w:noProof/>
         </w:rPr>
-        <w:t>91</w:t>
+        <w:t>25</w:t>
       </w:r>
     </w:fldSimple>
   </w:p>
@@ -19255,6 +19285,21 @@
       <w:vertAlign w:val="superscript"/>
     </w:rPr>
   </w:style>
+  <w:style w:type="paragraph" w:customStyle="1" w:styleId="StatusMessage">
+    <w:name w:val="Status Message"/>
+    <w:basedOn w:val="NoSpacing"/>
+    <w:next w:val="Normal"/>
+    <w:qFormat/>
+    <w:rsid w:val="00711F72"/>
+    <w:pPr>
+      <w:spacing w:after="200"/>
+      <w:contextualSpacing/>
+      <w:jc w:val="center"/>
+    </w:pPr>
+    <w:rPr>
+      <w:b/>
+    </w:rPr>
+  </w:style>
 </w:styles>
 </file>
 
@@ -19546,7 +19591,7 @@
 </file>
 
 <file path=customXml/itemProps1.xml><?xml version="1.0" encoding="utf-8"?>
-<ds:datastoreItem xmlns:ds="http://schemas.openxmlformats.org/officeDocument/2006/customXml" ds:itemID="{0F5EF1F6-A077-4AD2-BEBC-7FB8196737A6}">
+<ds:datastoreItem xmlns:ds="http://schemas.openxmlformats.org/officeDocument/2006/customXml" ds:itemID="{499FCAD9-88FB-4F19-8459-41D5805370BF}">
   <ds:schemaRefs>
     <ds:schemaRef ds:uri="http://schemas.openxmlformats.org/officeDocument/2006/bibliography"/>
   </ds:schemaRefs>

--- a/Books/Stories/ThePrincessAndTheUnknownRoad/Book_ThePrincessAndTheUnknownRoad.docx
+++ b/Books/Stories/ThePrincessAndTheUnknownRoad/Book_ThePrincessAndTheUnknownRoad.docx
@@ -748,10 +748,13 @@
         <w:t>Luke</w:t>
       </w:r>
       <w:r>
-        <w:t xml:space="preserve"> walked </w:t>
-      </w:r>
-      <w:r>
-        <w:t xml:space="preserve">peacefully </w:t>
+        <w:t xml:space="preserve"> </w:t>
+      </w:r>
+      <w:r>
+        <w:t>wandered</w:t>
+      </w:r>
+      <w:r>
+        <w:t xml:space="preserve"> </w:t>
       </w:r>
       <w:r>
         <w:t xml:space="preserve">down the </w:t>
@@ -815,10 +818,13 @@
     </w:p>
     <w:p>
       <w:r>
-        <w:t>Things skittered through the underbrush. Eyes stared out of the shadows</w:t>
-      </w:r>
-      <w:r>
-        <w:t xml:space="preserve">. They were </w:t>
+        <w:t xml:space="preserve">Things skittered through the underbrush. </w:t>
+      </w:r>
+      <w:r>
+        <w:t xml:space="preserve">Glowing eyes followed. Creatures crept. </w:t>
+      </w:r>
+      <w:r>
+        <w:t xml:space="preserve">They were </w:t>
       </w:r>
       <w:r>
         <w:t>waiting.</w:t>
@@ -1206,32 +1212,32 @@
     </w:p>
     <w:p>
       <w:r>
-        <w:t>Most people considered him to be a genius. He knew the truth. It’s easy to be smart when you don’t have pesky things like a social life to get in the way of studies.</w:t>
-      </w:r>
-    </w:p>
-    <w:p>
-      <w:r>
-        <w:t>Luke also foolishly believed – if you knew something about all subjects, you could be a great conversationalist. That was an excellent incentive to study.</w:t>
-      </w:r>
-    </w:p>
-    <w:p>
-      <w:r>
-        <w:t xml:space="preserve">Also, </w:t>
-      </w:r>
-      <w:r>
-        <w:t xml:space="preserve">being the son of </w:t>
-      </w:r>
-      <w:r>
-        <w:t xml:space="preserve">a nuclear physicist </w:t>
-      </w:r>
-      <w:r>
-        <w:t>and an electrical engineer</w:t>
-      </w:r>
-      <w:r>
-        <w:t xml:space="preserve">, he had special training since </w:t>
-      </w:r>
-      <w:r>
-        <w:t>birth</w:t>
+        <w:t>Most people considered him to be a genius. He knew the truth. It</w:t>
+      </w:r>
+      <w:r>
+        <w:t xml:space="preserve"> wa</w:t>
+      </w:r>
+      <w:r>
+        <w:t>s easy to be smart when you d</w:t>
+      </w:r>
+      <w:r>
+        <w:t>id</w:t>
+      </w:r>
+      <w:r>
+        <w:t>n’t have pesky things like a social life to get in the way of studies.</w:t>
+      </w:r>
+    </w:p>
+    <w:p>
+      <w:r>
+        <w:t xml:space="preserve">Luke did try. He studied, hoping knowing a little of every subject would make him a </w:t>
+      </w:r>
+      <w:r>
+        <w:t>great conversationalist.</w:t>
+      </w:r>
+    </w:p>
+    <w:p>
+      <w:r>
+        <w:t>Then there was the special training Luke’s parents gave him since birth</w:t>
       </w:r>
       <w:r>
         <w:t xml:space="preserve">. His parents worked hard to </w:t>
@@ -1246,45 +1252,26 @@
         <w:t>future</w:t>
       </w:r>
       <w:r>
-        <w:t>, guiding him to Pleasantville</w:t>
-      </w:r>
-      <w:r>
         <w:t>.</w:t>
       </w:r>
     </w:p>
     <w:p>
       <w:r>
-        <w:t xml:space="preserve">School finished and </w:t>
+        <w:t>The last day of school ended and</w:t>
+      </w:r>
+      <w:r>
+        <w:t xml:space="preserve"> </w:t>
       </w:r>
       <w:r>
         <w:t>Luke</w:t>
       </w:r>
       <w:r>
-        <w:t xml:space="preserve"> headed home. He always walked down </w:t>
-      </w:r>
-      <w:r>
-        <w:t>172</w:t>
-      </w:r>
-      <w:r>
-        <w:rPr>
-          <w:vertAlign w:val="superscript"/>
-        </w:rPr>
-        <w:t>nd</w:t>
-      </w:r>
-      <w:r>
-        <w:t xml:space="preserve"> Ave NE, and then a park trail to 171</w:t>
-      </w:r>
-      <w:r>
-        <w:rPr>
-          <w:vertAlign w:val="superscript"/>
-        </w:rPr>
-        <w:t>st</w:t>
-      </w:r>
-      <w:r>
-        <w:t xml:space="preserve"> Ave NE</w:t>
-      </w:r>
-      <w:r>
-        <w:t>. After that was a ten minute walk to his home.</w:t>
+        <w:t xml:space="preserve"> headed home.</w:t>
+      </w:r>
+    </w:p>
+    <w:p>
+      <w:r>
+        <w:t>Luke took his usual route, walking past stores, apartments, homes, and through a park.</w:t>
       </w:r>
     </w:p>
     <w:p>
@@ -1380,7 +1367,6 @@
         <w:rPr>
           <w:noProof/>
         </w:rPr>
-        <w:lastRenderedPageBreak/>
         <w:drawing>
           <wp:inline distT="0" distB="0" distL="0" distR="0">
             <wp:extent cx="201930" cy="77470"/>
@@ -1439,6 +1425,7 @@
     </w:p>
     <w:p>
       <w:r>
+        <w:lastRenderedPageBreak/>
         <w:t>Luke</w:t>
       </w:r>
       <w:r>
@@ -1629,21 +1616,18 @@
     </w:p>
     <w:p>
       <w:r>
-        <w:t xml:space="preserve">“That’s good,” the doctor replied. “Considering the locations of the tumors, there is a possibility of having them in the future. If you get </w:t>
-      </w:r>
+        <w:t xml:space="preserve">“That’s good,” the doctor replied. “Considering the locations of the tumors, there is a possibility of having them in the future. If you get them please let us know, so we can </w:t>
+      </w:r>
+      <w:r>
+        <w:t>perform additional tests</w:t>
+      </w:r>
+      <w:r>
+        <w:t>. Right now there is nothing we can do but wait.</w:t>
+      </w:r>
+    </w:p>
+    <w:p>
       <w:r>
         <w:lastRenderedPageBreak/>
-        <w:t xml:space="preserve">them please let us know, so we can </w:t>
-      </w:r>
-      <w:r>
-        <w:t>perform additional tests</w:t>
-      </w:r>
-      <w:r>
-        <w:t>. Right now there is nothing we can do but wait.</w:t>
-      </w:r>
-    </w:p>
-    <w:p>
-      <w:r>
         <w:t>“</w:t>
       </w:r>
       <w:r>
@@ -1869,12 +1853,12 @@
     </w:p>
     <w:p>
       <w:r>
+        <w:t>“Calm yourself Raggle,” the shortest and ugliest man said. “He’s obviously looking at the painting behind you.”</w:t>
+      </w:r>
+    </w:p>
+    <w:p>
+      <w:r>
         <w:lastRenderedPageBreak/>
-        <w:t>“Calm yourself Raggle,” the shortest and ugliest man said. “He’s obviously looking at the painting behind you.”</w:t>
-      </w:r>
-    </w:p>
-    <w:p>
-      <w:r>
         <w:t>“You’re right Troggle,” Raggle said</w:t>
       </w:r>
       <w:r>
@@ -2061,24 +2045,21 @@
         <w:t xml:space="preserve"> drifted to sleep, he heard strange rustling sounds and saw movement from the corner of his eye. He </w:t>
       </w:r>
       <w:r>
-        <w:t xml:space="preserve">pressed his back against his </w:t>
-      </w:r>
+        <w:t>pressed his back against his cuddle pillow</w:t>
+      </w:r>
+      <w:r>
+        <w:t xml:space="preserve"> and tried to sleep with the lights on. Who would have thought hallucinations </w:t>
+      </w:r>
+      <w:r>
+        <w:t>could be</w:t>
+      </w:r>
+      <w:r>
+        <w:t xml:space="preserve"> so scary?</w:t>
+      </w:r>
+    </w:p>
+    <w:p>
       <w:r>
         <w:lastRenderedPageBreak/>
-        <w:t>cuddle pillow</w:t>
-      </w:r>
-      <w:r>
-        <w:t xml:space="preserve"> and tried to sleep with the lights on. Who would have thought hallucinations </w:t>
-      </w:r>
-      <w:r>
-        <w:t>could be</w:t>
-      </w:r>
-      <w:r>
-        <w:t xml:space="preserve"> so scary?</w:t>
-      </w:r>
-    </w:p>
-    <w:p>
-      <w:r>
         <w:t>Luke</w:t>
       </w:r>
       <w:r>
@@ -2311,21 +2292,21 @@
     </w:p>
     <w:p>
       <w:r>
+        <w:t>Luke</w:t>
+      </w:r>
+      <w:r>
+        <w:t xml:space="preserve"> continued</w:t>
+      </w:r>
+      <w:r>
+        <w:t xml:space="preserve"> in isolation</w:t>
+      </w:r>
+      <w:r>
+        <w:t>.</w:t>
+      </w:r>
+    </w:p>
+    <w:p>
+      <w:r>
         <w:lastRenderedPageBreak/>
-        <w:t>Luke</w:t>
-      </w:r>
-      <w:r>
-        <w:t xml:space="preserve"> continued</w:t>
-      </w:r>
-      <w:r>
-        <w:t xml:space="preserve"> in isolation</w:t>
-      </w:r>
-      <w:r>
-        <w:t>.</w:t>
-      </w:r>
-    </w:p>
-    <w:p>
-      <w:r>
         <w:t xml:space="preserve">The pressure became unbearable and then let up. The path opened and the world returned to normal. </w:t>
       </w:r>
       <w:r>
@@ -2548,18 +2529,18 @@
     </w:p>
     <w:p>
       <w:r>
+        <w:t xml:space="preserve">Putting plan into action, he scuttled rightward. He slipped again and landed at the edge of the </w:t>
+      </w:r>
+      <w:r>
+        <w:t>ridge</w:t>
+      </w:r>
+      <w:r>
+        <w:t>. One mistake and he would tumble over a hundred feet down the white limestone slope.</w:t>
+      </w:r>
+    </w:p>
+    <w:p>
+      <w:r>
         <w:lastRenderedPageBreak/>
-        <w:t xml:space="preserve">Putting plan into action, he scuttled rightward. He slipped again and landed at the edge of the </w:t>
-      </w:r>
-      <w:r>
-        <w:t>ridge</w:t>
-      </w:r>
-      <w:r>
-        <w:t>. One mistake and he would tumble over a hundred feet down the white limestone slope.</w:t>
-      </w:r>
-    </w:p>
-    <w:p>
-      <w:r>
         <w:t>Looking up, Luke realized he could easily rescue himself, but that would mean abandoning the child.</w:t>
       </w:r>
     </w:p>
@@ -2762,15 +2743,15 @@
     </w:p>
     <w:p>
       <w:r>
+        <w:t>Luke checked his cell. It was 6:14PM. He had been descending for almost an hour.</w:t>
+      </w:r>
+      <w:r>
+        <w:t xml:space="preserve"> He continued on.</w:t>
+      </w:r>
+    </w:p>
+    <w:p>
+      <w:r>
         <w:lastRenderedPageBreak/>
-        <w:t>Luke checked his cell. It was 6:14PM. He had been descending for almost an hour.</w:t>
-      </w:r>
-      <w:r>
-        <w:t xml:space="preserve"> He continued on.</w:t>
-      </w:r>
-    </w:p>
-    <w:p>
-      <w:r>
         <w:t>Finally</w:t>
       </w:r>
       <w:r>
@@ -4743,12 +4724,27 @@
         <w:t>Jane</w:t>
       </w:r>
       <w:r>
-        <w:t xml:space="preserve"> removed the goggles and said, “Can we please sit down?”</w:t>
-      </w:r>
-    </w:p>
-    <w:p>
-      <w:r>
-        <w:t>They headed to the living room to get comfortable. The parents put the goggles back on.</w:t>
+        <w:t xml:space="preserve"> removed </w:t>
+      </w:r>
+      <w:r>
+        <w:t>her</w:t>
+      </w:r>
+      <w:r>
+        <w:t xml:space="preserve"> goggles and said, “Can we please sit down?”</w:t>
+      </w:r>
+    </w:p>
+    <w:p>
+      <w:r>
+        <w:t xml:space="preserve">They headed </w:t>
+      </w:r>
+      <w:r>
+        <w:t>for</w:t>
+      </w:r>
+      <w:r>
+        <w:t xml:space="preserve"> the living room</w:t>
+      </w:r>
+      <w:r>
+        <w:t>.</w:t>
       </w:r>
     </w:p>
     <w:p>
@@ -4802,7 +4798,7 @@
         <w:t>. She</w:t>
       </w:r>
       <w:r>
-        <w:t xml:space="preserve"> removed the goggles and headed for the kitchen.</w:t>
+        <w:t xml:space="preserve"> headed for the kitchen.</w:t>
       </w:r>
     </w:p>
     <w:p>
@@ -4858,9 +4854,6 @@
       </w:r>
     </w:p>
     <w:p>
-      <w:r>
-        <w:t xml:space="preserve">Finally </w:t>
-      </w:r>
       <w:r>
         <w:t>Jane</w:t>
       </w:r>
@@ -5845,7 +5838,13 @@
     <w:p>
       <w:r>
         <w:lastRenderedPageBreak/>
-        <w:t xml:space="preserve">As they drove away, the air seemed to distort </w:t>
+        <w:t xml:space="preserve">As they drove away, the air </w:t>
+      </w:r>
+      <w:r>
+        <w:t>distorted</w:t>
+      </w:r>
+      <w:r>
+        <w:t xml:space="preserve"> </w:t>
       </w:r>
       <w:r>
         <w:t xml:space="preserve">and they </w:t>
@@ -6114,7 +6113,13 @@
         <w:t>joined her in slumber</w:t>
       </w:r>
       <w:r>
-        <w:t>. The culture shock had drained his energy. It’s not every day that your world turn</w:t>
+        <w:t xml:space="preserve">. The culture shock had drained his energy. It’s not every day that your world </w:t>
+      </w:r>
+      <w:r>
+        <w:t xml:space="preserve">is </w:t>
+      </w:r>
+      <w:r>
+        <w:t>turn</w:t>
       </w:r>
       <w:r>
         <w:t>ed</w:t>
@@ -6153,7 +6158,13 @@
     </w:p>
     <w:p>
       <w:r>
-        <w:t xml:space="preserve">“I only have American currency, not Euros,” </w:t>
+        <w:t xml:space="preserve">“I </w:t>
+      </w:r>
+      <w:r>
+        <w:t>don’t</w:t>
+      </w:r>
+      <w:r>
+        <w:t xml:space="preserve"> have Euros,” </w:t>
       </w:r>
       <w:r>
         <w:t>Luke</w:t>
@@ -6168,10 +6179,10 @@
         <w:t>.</w:t>
       </w:r>
       <w:r>
-        <w:t xml:space="preserve"> He went to the washroom, changed and brushed his teeth. Moments later he stepped out, dressed for the day.</w:t>
-      </w:r>
-      <w:r>
-        <w:t xml:space="preserve"> Again he </w:t>
+        <w:t xml:space="preserve"> He went to the washroom, changed and brushed his teeth. </w:t>
+      </w:r>
+      <w:r>
+        <w:t xml:space="preserve">Again he </w:t>
       </w:r>
       <w:r>
         <w:t>couldn’</w:t>
@@ -6185,30 +6196,24 @@
       <w:r>
         <w:t xml:space="preserve"> the little boy’s room.</w:t>
       </w:r>
-    </w:p>
-    <w:p>
-      <w:r>
-        <w:t xml:space="preserve">“Don’t worry about that,” </w:t>
-      </w:r>
-      <w:r>
-        <w:t>Felix</w:t>
-      </w:r>
-      <w:r>
-        <w:t xml:space="preserve"> </w:t>
-      </w:r>
-      <w:r>
-        <w:t>reassured</w:t>
-      </w:r>
-      <w:r>
-        <w:t xml:space="preserve"> when Luke exited</w:t>
-      </w:r>
-      <w:r>
-        <w:t>. “We’ll worry about that later.”</w:t>
-      </w:r>
-    </w:p>
-    <w:p>
-      <w:r>
-        <w:t xml:space="preserve">There was a knock at the door just as they finished. </w:t>
+      <w:r>
+        <w:t xml:space="preserve"> That was weird.</w:t>
+      </w:r>
+    </w:p>
+    <w:p>
+      <w:r>
+        <w:t xml:space="preserve">Luke exited and Felix said, </w:t>
+      </w:r>
+      <w:r>
+        <w:t>“Don’t worry about that</w:t>
+      </w:r>
+      <w:r>
+        <w:t>. Money isn’t a problem.”</w:t>
+      </w:r>
+    </w:p>
+    <w:p>
+      <w:r>
+        <w:t xml:space="preserve">There was a knock at the door. </w:t>
       </w:r>
       <w:r>
         <w:t>Felix</w:t>
@@ -6334,12 +6339,12 @@
     </w:p>
     <w:p>
       <w:r>
+        <w:t>A spark of hope ignited.</w:t>
+      </w:r>
+    </w:p>
+    <w:p>
+      <w:r>
         <w:lastRenderedPageBreak/>
-        <w:t>A spark of hope ignited.</w:t>
-      </w:r>
-    </w:p>
-    <w:p>
-      <w:r>
         <w:t xml:space="preserve">“So you’re brother and sister?” </w:t>
       </w:r>
       <w:r>
@@ -6368,13 +6373,10 @@
     </w:p>
     <w:p>
       <w:r>
-        <w:t>The hope came crashing down. He knew it was too good to</w:t>
-      </w:r>
-      <w:r>
-        <w:t xml:space="preserve"> be true</w:t>
-      </w:r>
-      <w:r>
-        <w:t>.</w:t>
+        <w:t>H</w:t>
+      </w:r>
+      <w:r>
+        <w:t>ope came crashing down.</w:t>
       </w:r>
     </w:p>
     <w:p>
@@ -6634,7 +6636,13 @@
         <w:t xml:space="preserve"> got food </w:t>
       </w:r>
       <w:r>
-        <w:t xml:space="preserve">specially prepared for them. The wizards and Annie got </w:t>
+        <w:t>specially prepared for them</w:t>
+      </w:r>
+      <w:r>
+        <w:t>, while t</w:t>
+      </w:r>
+      <w:r>
+        <w:t xml:space="preserve">he wizards and Annie got </w:t>
       </w:r>
       <w:r>
         <w:t>people food</w:t>
@@ -6645,31 +6653,7 @@
     </w:p>
     <w:p>
       <w:r>
-        <w:t>The group</w:t>
-      </w:r>
-      <w:r>
-        <w:t xml:space="preserve"> sat at a table </w:t>
-      </w:r>
-      <w:r>
-        <w:t xml:space="preserve">and </w:t>
-      </w:r>
-      <w:r>
-        <w:t>ate</w:t>
-      </w:r>
-      <w:r>
-        <w:t>.</w:t>
-      </w:r>
-      <w:r>
-        <w:t xml:space="preserve"> </w:t>
-      </w:r>
-      <w:r>
-        <w:t>Everyone in the room looked at Annie eating</w:t>
-      </w:r>
-      <w:r>
-        <w:t xml:space="preserve"> while pretending not to</w:t>
-      </w:r>
-      <w:r>
-        <w:t>.</w:t>
+        <w:t>The patrons gave furtive glances at Annie as she ate, while pretending not to.</w:t>
       </w:r>
     </w:p>
     <w:p>
@@ -7002,6 +6986,9 @@
       <w:r>
         <w:t xml:space="preserve"> He hoped that people didn’t think that he was strange.</w:t>
       </w:r>
+      <w:r>
+        <w:t xml:space="preserve"> At least he wasn’t alone.</w:t>
+      </w:r>
     </w:p>
     <w:p>
       <w:r>
@@ -7051,6 +7038,7 @@
     </w:p>
     <w:p>
       <w:r>
+        <w:lastRenderedPageBreak/>
         <w:t xml:space="preserve">“Yes I notice now,” Luke replied. He refrained from mentioning the gender difference. Instead he asked, “Why is </w:t>
       </w:r>
       <w:r>
@@ -7068,74 +7056,347 @@
     </w:p>
     <w:p>
       <w:r>
+        <w:t>“</w:t>
+      </w:r>
+      <w:r>
+        <w:t>Your power has d</w:t>
+      </w:r>
+      <w:r>
+        <w:t>y</w:t>
+      </w:r>
+      <w:r>
+        <w:t>ed your hair silver,</w:t>
+      </w:r>
+      <w:r>
+        <w:t xml:space="preserve"> indicating that your primary alignment is space</w:t>
+      </w:r>
+      <w:r>
+        <w:t>. As you know you can create portals</w:t>
+      </w:r>
+      <w:r>
+        <w:t>,</w:t>
+      </w:r>
+      <w:r>
+        <w:t>”</w:t>
+      </w:r>
+      <w:r>
+        <w:t xml:space="preserve"> </w:t>
+      </w:r>
+      <w:r>
+        <w:t>Felix’s mother said. “Your eyes are dyed by your secondary alignment which is lightning or electricity.</w:t>
+      </w:r>
+    </w:p>
+    <w:p>
+      <w:r>
+        <w:t>“Electromancers tend to be good with computers and electronics.</w:t>
+      </w:r>
+    </w:p>
+    <w:p>
+      <w:r>
+        <w:t>“</w:t>
+      </w:r>
+      <w:r>
+        <w:t xml:space="preserve">Your difference in hair color is unusual, but is </w:t>
+      </w:r>
+      <w:r>
+        <w:t>more common when biological genders differ.</w:t>
+      </w:r>
+      <w:r>
+        <w:t xml:space="preserve"> On the other hand, your eyes and her hair match.</w:t>
+      </w:r>
+    </w:p>
+    <w:p>
+      <w:r>
+        <w:t>“Annie</w:t>
+      </w:r>
+      <w:r>
+        <w:t xml:space="preserve">’s blue </w:t>
+      </w:r>
+      <w:r>
+        <w:t xml:space="preserve">is aligned with water, and </w:t>
+      </w:r>
+      <w:r>
+        <w:t xml:space="preserve">the green is with </w:t>
+      </w:r>
+      <w:r>
+        <w:t xml:space="preserve">nature. However, her alignments are weaker </w:t>
+      </w:r>
+      <w:r>
+        <w:t>since she has three elements</w:t>
+      </w:r>
+      <w:r>
+        <w:t>.</w:t>
+      </w:r>
+    </w:p>
+    <w:p>
+      <w:r>
+        <w:t>“Felix has both primary and secondary elements as purple, so his element is extra strong.</w:t>
+      </w:r>
+    </w:p>
+    <w:p>
+      <w:r>
+        <w:t>“</w:t>
+      </w:r>
+      <w:r>
+        <w:t>It’s nothing to worry about,” Millie’s dad replied.</w:t>
+      </w:r>
+    </w:p>
+    <w:p>
+      <w:r>
+        <w:t xml:space="preserve">“In the time of the beginning, people with a strange power were born,” </w:t>
+      </w:r>
+      <w:r>
+        <w:t>Felix</w:t>
+      </w:r>
+      <w:r>
+        <w:t>’s mother continued. “</w:t>
+      </w:r>
+      <w:r>
+        <w:t xml:space="preserve">They </w:t>
+      </w:r>
+      <w:r>
+        <w:t xml:space="preserve">had the </w:t>
+      </w:r>
+      <w:r>
+        <w:t xml:space="preserve">Power </w:t>
+      </w:r>
+      <w:r>
+        <w:t>element</w:t>
+      </w:r>
+      <w:r>
+        <w:t xml:space="preserve">. They had the natural ability to lead and could </w:t>
+      </w:r>
+      <w:r>
+        <w:t xml:space="preserve">both </w:t>
+      </w:r>
+      <w:r>
+        <w:t xml:space="preserve">enhance </w:t>
+      </w:r>
+      <w:r>
+        <w:t xml:space="preserve">and diminish </w:t>
+      </w:r>
+      <w:r>
+        <w:t>the power of other</w:t>
+      </w:r>
+      <w:r>
+        <w:t xml:space="preserve"> </w:t>
+      </w:r>
+      <w:r>
+        <w:t>people</w:t>
+      </w:r>
+      <w:r>
+        <w:t>. Not surprisingly, they rose to positions of authority and became kings.</w:t>
+      </w:r>
+    </w:p>
+    <w:p>
+      <w:r>
+        <w:t xml:space="preserve">“In the beginning these people appeared randomly, but </w:t>
+      </w:r>
+      <w:r>
+        <w:t>later</w:t>
+      </w:r>
+      <w:r>
+        <w:t xml:space="preserve"> only kings</w:t>
+      </w:r>
+      <w:r>
+        <w:t xml:space="preserve"> sired them</w:t>
+      </w:r>
+      <w:r>
+        <w:t>.</w:t>
+      </w:r>
+    </w:p>
+    <w:p>
+      <w:r>
+        <w:t>“Twelve thousand years ago, a</w:t>
+      </w:r>
+      <w:r>
+        <w:t xml:space="preserve"> major world war broke out, threatening the world.</w:t>
+      </w:r>
+    </w:p>
+    <w:p>
+      <w:r>
+        <w:t>“</w:t>
+      </w:r>
+      <w:r>
+        <w:t xml:space="preserve">The </w:t>
+      </w:r>
+      <w:r>
+        <w:t>gods</w:t>
+      </w:r>
+      <w:r>
+        <w:t xml:space="preserve"> intervened, and gave us one </w:t>
+      </w:r>
+      <w:r>
+        <w:t>fundamental</w:t>
+      </w:r>
+      <w:r>
+        <w:t xml:space="preserve"> law. We must </w:t>
+      </w:r>
+      <w:r>
+        <w:t>never</w:t>
+      </w:r>
+      <w:r>
+        <w:t xml:space="preserve"> interfere in the lives of humans. </w:t>
+      </w:r>
+      <w:r>
+        <w:t>Previously, w</w:t>
+      </w:r>
+      <w:r>
+        <w:t>izards treat</w:t>
+      </w:r>
+      <w:r>
+        <w:t>ed</w:t>
+      </w:r>
+      <w:r>
+        <w:t xml:space="preserve"> </w:t>
+      </w:r>
+      <w:r>
         <w:lastRenderedPageBreak/>
+        <w:t xml:space="preserve">humans </w:t>
+      </w:r>
+      <w:r>
+        <w:t>worse than</w:t>
+      </w:r>
+      <w:r>
+        <w:t xml:space="preserve"> animals and threaten</w:t>
+      </w:r>
+      <w:r>
+        <w:t>ed</w:t>
+      </w:r>
+      <w:r>
+        <w:t xml:space="preserve"> their extinction. The </w:t>
+      </w:r>
+      <w:r>
+        <w:t>gods</w:t>
+      </w:r>
+      <w:r>
+        <w:t xml:space="preserve"> stopped casual contact</w:t>
+      </w:r>
+      <w:r>
+        <w:t>, presumably to observe how their experiment would progress.</w:t>
+      </w:r>
+    </w:p>
+    <w:p>
+      <w:r>
         <w:t>“</w:t>
       </w:r>
       <w:r>
-        <w:t>Your power has d</w:t>
-      </w:r>
-      <w:r>
-        <w:t>y</w:t>
-      </w:r>
-      <w:r>
-        <w:t>ed your hair silver,</w:t>
-      </w:r>
-      <w:r>
-        <w:t xml:space="preserve"> indicating that your primary alignment is space</w:t>
-      </w:r>
-      <w:r>
-        <w:t>. As you know you can create portals</w:t>
+        <w:t>Unfortunately, since the war destroyed civilization, we have few records of that age.</w:t>
+      </w:r>
+      <w:r>
+        <w:t xml:space="preserve"> Later, humans systematically destroyed what evidence remained, which is why only a few out of place artifacts exist. </w:t>
+      </w:r>
+      <w:r>
+        <w:t>T</w:t>
+      </w:r>
+      <w:r>
+        <w:t>hose that are found are just trinkets and toys.</w:t>
+      </w:r>
+    </w:p>
+    <w:p>
+      <w:r>
+        <w:t>“The kings established territories and these became our current countries</w:t>
+      </w:r>
+      <w:r>
+        <w:t>, eventually.</w:t>
+      </w:r>
+    </w:p>
+    <w:p>
+      <w:r>
+        <w:t xml:space="preserve">“As you can see, I have purple hair,” </w:t>
+      </w:r>
+      <w:r>
+        <w:t>Felix</w:t>
+      </w:r>
+      <w:r>
+        <w:t xml:space="preserve">’s mother continued. “This is the outward sign that I am the king of </w:t>
+      </w:r>
+      <w:r>
+        <w:t>Russia</w:t>
+      </w:r>
+      <w:r>
+        <w:t xml:space="preserve">. </w:t>
+      </w:r>
+      <w:r>
+        <w:t>Felix</w:t>
+      </w:r>
+      <w:r>
+        <w:t>, having</w:t>
+      </w:r>
+      <w:r>
+        <w:t xml:space="preserve"> purple hair</w:t>
       </w:r>
       <w:r>
         <w:t>,</w:t>
       </w:r>
       <w:r>
-        <w:t>”</w:t>
+        <w:t xml:space="preserve"> will take over when I retire. For the record I am </w:t>
+      </w:r>
+      <w:r>
+        <w:t xml:space="preserve">King Helga Jameson, and my husband </w:t>
+      </w:r>
+      <w:r>
+        <w:t xml:space="preserve">is </w:t>
+      </w:r>
+      <w:r>
+        <w:t xml:space="preserve">Queen </w:t>
+      </w:r>
+      <w:r>
+        <w:t>Leyland</w:t>
+      </w:r>
+      <w:r>
+        <w:t>.”</w:t>
+      </w:r>
+    </w:p>
+    <w:p>
+      <w:r>
+        <w:t>Luke</w:t>
+      </w:r>
+      <w:r>
+        <w:t xml:space="preserve"> giggled at the idea of a man being called a queen.</w:t>
+      </w:r>
+    </w:p>
+    <w:p>
+      <w:r>
+        <w:t xml:space="preserve">“In the wizard world, </w:t>
+      </w:r>
+      <w:r>
+        <w:t xml:space="preserve">the title of </w:t>
+      </w:r>
+      <w:r>
+        <w:t xml:space="preserve">king and queen </w:t>
+      </w:r>
+      <w:r>
+        <w:t>doesn’t</w:t>
+      </w:r>
+      <w:r>
+        <w:t xml:space="preserve"> refer to gender, but </w:t>
+      </w:r>
+      <w:r>
+        <w:t xml:space="preserve">to </w:t>
+      </w:r>
+      <w:r>
+        <w:t xml:space="preserve">power. The king yields the power element and the queen is the </w:t>
+      </w:r>
+      <w:r>
+        <w:t>spouse</w:t>
+      </w:r>
+      <w:r>
+        <w:t xml:space="preserve"> of the king,” Helga explained.</w:t>
+      </w:r>
+    </w:p>
+    <w:p>
+      <w:r>
+        <w:t xml:space="preserve">“Sorry,” </w:t>
+      </w:r>
+      <w:r>
+        <w:t>Luke</w:t>
       </w:r>
       <w:r>
         <w:t xml:space="preserve"> </w:t>
       </w:r>
       <w:r>
-        <w:t>Felix’s mother said. “Your eyes are dyed by your secondary alignment which is lightning or electricity.</w:t>
-      </w:r>
-    </w:p>
-    <w:p>
-      <w:r>
-        <w:t>“Electromancers tend to be good with computers and electronics.</w:t>
-      </w:r>
-    </w:p>
-    <w:p>
-      <w:r>
-        <w:t>“</w:t>
-      </w:r>
-      <w:r>
-        <w:t xml:space="preserve">Your difference in hair color is unusual, but is </w:t>
-      </w:r>
-      <w:r>
-        <w:t>more common when biological genders differ.</w:t>
-      </w:r>
-      <w:r>
-        <w:t xml:space="preserve"> On the other hand, your eyes and her hair match.</w:t>
-      </w:r>
-    </w:p>
-    <w:p>
-      <w:r>
-        <w:t>“Annie</w:t>
-      </w:r>
-      <w:r>
-        <w:t xml:space="preserve">’s blue </w:t>
-      </w:r>
-      <w:r>
-        <w:t xml:space="preserve">is aligned with water, and </w:t>
-      </w:r>
-      <w:r>
-        <w:t xml:space="preserve">the green is with </w:t>
-      </w:r>
-      <w:r>
-        <w:t xml:space="preserve">nature. However, her alignments are weaker </w:t>
-      </w:r>
-      <w:r>
-        <w:t>since she has three elements</w:t>
+        <w:t>apologized, blushing</w:t>
       </w:r>
       <w:r>
         <w:t>.</w:t>
@@ -7143,344 +7404,85 @@
     </w:p>
     <w:p>
       <w:r>
-        <w:t>“Felix has both primary and secondary elements as purple, so his element is extra strong.</w:t>
-      </w:r>
-    </w:p>
-    <w:p>
-      <w:r>
-        <w:t>“</w:t>
-      </w:r>
-      <w:r>
-        <w:t>It’s nothing to worry about,” Millie’s dad replied.</w:t>
-      </w:r>
-    </w:p>
-    <w:p>
-      <w:r>
-        <w:t xml:space="preserve">“In the time of the beginning, people with a strange power were born,” </w:t>
+        <w:t>“Most countries are divided up into states, provinces or parishes,” Helga continued.</w:t>
+      </w:r>
+      <w:r>
+        <w:t xml:space="preserve"> “Noble families came into being to preside over these areas. </w:t>
+      </w:r>
+      <w:r>
+        <w:t>Harry</w:t>
+      </w:r>
+      <w:r>
+        <w:t xml:space="preserve"> is the duke of the state of Washington in the United States. Susan is the duchess of Washington.</w:t>
+      </w:r>
+    </w:p>
+    <w:p>
+      <w:r>
+        <w:t xml:space="preserve">“That </w:t>
+      </w:r>
+      <w:r>
+        <w:t>gives</w:t>
+      </w:r>
+      <w:r>
+        <w:t xml:space="preserve"> Millie the title of princess, since she is the daughter of the reigning d</w:t>
+      </w:r>
+      <w:r>
+        <w:t>u</w:t>
+      </w:r>
+      <w:r>
+        <w:t>ke. My son is crown prince.”</w:t>
+      </w:r>
+    </w:p>
+    <w:p>
+      <w:r>
+        <w:t xml:space="preserve">“So I just happened to come across royalty, and they just happened to befriend me,” </w:t>
+      </w:r>
+      <w:r>
+        <w:t>Luke</w:t>
+      </w:r>
+      <w:r>
+        <w:t xml:space="preserve"> said in surprise.</w:t>
+      </w:r>
+    </w:p>
+    <w:p>
+      <w:r>
+        <w:lastRenderedPageBreak/>
+        <w:t>“There are no co</w:t>
+      </w:r>
+      <w:r>
+        <w:t>inc</w:t>
+      </w:r>
+      <w:r>
+        <w:t>i</w:t>
+      </w:r>
+      <w:r>
+        <w:t>de</w:t>
+      </w:r>
+      <w:r>
+        <w:t>nces dear,” Helga said. “</w:t>
       </w:r>
       <w:r>
         <w:t>Felix</w:t>
       </w:r>
       <w:r>
-        <w:t>’s mother continued. “</w:t>
-      </w:r>
-      <w:r>
-        <w:t xml:space="preserve">They </w:t>
-      </w:r>
-      <w:r>
-        <w:t xml:space="preserve">had the </w:t>
-      </w:r>
-      <w:r>
-        <w:t xml:space="preserve">Power </w:t>
-      </w:r>
-      <w:r>
-        <w:t>element</w:t>
-      </w:r>
-      <w:r>
-        <w:t xml:space="preserve">. They had the natural ability to lead and could </w:t>
-      </w:r>
-      <w:r>
-        <w:t xml:space="preserve">both </w:t>
-      </w:r>
-      <w:r>
-        <w:t xml:space="preserve">enhance </w:t>
-      </w:r>
-      <w:r>
-        <w:t xml:space="preserve">and diminish </w:t>
-      </w:r>
-      <w:r>
-        <w:t>the power of other</w:t>
+        <w:t xml:space="preserve"> should have mentioned that,” she scolded.</w:t>
+      </w:r>
+    </w:p>
+    <w:p>
+      <w:r>
+        <w:t xml:space="preserve">“Who cares?” </w:t>
+      </w:r>
+      <w:r>
+        <w:t>Felix</w:t>
       </w:r>
       <w:r>
         <w:t xml:space="preserve"> </w:t>
       </w:r>
       <w:r>
-        <w:t>people</w:t>
-      </w:r>
-      <w:r>
-        <w:t>. Not surprisingly, they rose to positions of authority and became kings.</w:t>
-      </w:r>
-    </w:p>
-    <w:p>
-      <w:r>
-        <w:t xml:space="preserve">“In the beginning these people appeared randomly, but </w:t>
-      </w:r>
-      <w:r>
-        <w:t>later</w:t>
-      </w:r>
-      <w:r>
-        <w:t xml:space="preserve"> only kings</w:t>
-      </w:r>
-      <w:r>
-        <w:t xml:space="preserve"> sired them</w:t>
-      </w:r>
-      <w:r>
-        <w:t>.</w:t>
-      </w:r>
-    </w:p>
-    <w:p>
-      <w:r>
-        <w:t>“Twelve thousand years ago, a</w:t>
-      </w:r>
-      <w:r>
-        <w:t xml:space="preserve"> major world war broke out, threatening the world.</w:t>
-      </w:r>
-    </w:p>
-    <w:p>
-      <w:r>
-        <w:t>“</w:t>
-      </w:r>
-      <w:r>
-        <w:t xml:space="preserve">The </w:t>
-      </w:r>
-      <w:r>
-        <w:t>gods</w:t>
-      </w:r>
-      <w:r>
-        <w:t xml:space="preserve"> intervened, and gave us one </w:t>
-      </w:r>
-      <w:r>
-        <w:t>fundamental</w:t>
-      </w:r>
-      <w:r>
-        <w:t xml:space="preserve"> law. We must </w:t>
-      </w:r>
-      <w:r>
-        <w:t>never</w:t>
-      </w:r>
-      <w:r>
-        <w:t xml:space="preserve"> interfere in the lives of humans. </w:t>
-      </w:r>
-      <w:r>
-        <w:t>Previously, w</w:t>
-      </w:r>
-      <w:r>
-        <w:t>izards treat</w:t>
-      </w:r>
-      <w:r>
-        <w:t>ed</w:t>
-      </w:r>
-      <w:r>
-        <w:t xml:space="preserve"> humans </w:t>
-      </w:r>
-      <w:r>
-        <w:t>worse than</w:t>
-      </w:r>
-      <w:r>
-        <w:t xml:space="preserve"> animals and threaten</w:t>
-      </w:r>
-      <w:r>
-        <w:t>ed</w:t>
-      </w:r>
-      <w:r>
-        <w:t xml:space="preserve"> their extinction. The </w:t>
-      </w:r>
-      <w:r>
-        <w:t>gods</w:t>
-      </w:r>
-      <w:r>
-        <w:t xml:space="preserve"> stopped casual contact</w:t>
-      </w:r>
-      <w:r>
-        <w:t>, presumably to observe how their experiment would progress.</w:t>
-      </w:r>
-    </w:p>
-    <w:p>
-      <w:r>
-        <w:lastRenderedPageBreak/>
-        <w:t>“</w:t>
-      </w:r>
-      <w:r>
-        <w:t>Unfortunately, since the war destroyed civilization, we have few records of that age.</w:t>
-      </w:r>
-      <w:r>
-        <w:t xml:space="preserve"> Later, humans systematically destroyed what evidence remained, which is why only a few out of place artifacts exist. And those that are found are just trinkets and toys.</w:t>
-      </w:r>
-    </w:p>
-    <w:p>
-      <w:r>
-        <w:t>“The kings established territories and these became our current countries</w:t>
-      </w:r>
-      <w:r>
-        <w:t>, eventually.</w:t>
-      </w:r>
-    </w:p>
-    <w:p>
-      <w:r>
-        <w:t xml:space="preserve">“As you can see, I have purple hair,” </w:t>
-      </w:r>
-      <w:r>
-        <w:t>Felix</w:t>
-      </w:r>
-      <w:r>
-        <w:t xml:space="preserve">’s mother continued. “This is the outward sign that I am the king of </w:t>
-      </w:r>
-      <w:r>
-        <w:t>Russia</w:t>
-      </w:r>
-      <w:r>
-        <w:t xml:space="preserve">. </w:t>
-      </w:r>
-      <w:r>
-        <w:t>Felix</w:t>
-      </w:r>
-      <w:r>
-        <w:t>, having</w:t>
-      </w:r>
-      <w:r>
-        <w:t xml:space="preserve"> purple hair</w:t>
-      </w:r>
-      <w:r>
-        <w:t>,</w:t>
-      </w:r>
-      <w:r>
-        <w:t xml:space="preserve"> will take over when I retire. For the record I am </w:t>
-      </w:r>
-      <w:r>
-        <w:t xml:space="preserve">King Helga Jameson, and my husband </w:t>
-      </w:r>
-      <w:r>
-        <w:t xml:space="preserve">is </w:t>
-      </w:r>
-      <w:r>
-        <w:t xml:space="preserve">Queen </w:t>
-      </w:r>
-      <w:r>
-        <w:t>Leyland</w:t>
-      </w:r>
-      <w:r>
-        <w:t>.”</w:t>
-      </w:r>
-    </w:p>
-    <w:p>
-      <w:r>
-        <w:t>Luke</w:t>
-      </w:r>
-      <w:r>
-        <w:t xml:space="preserve"> giggled at the idea of a man being called a queen.</w:t>
-      </w:r>
-    </w:p>
-    <w:p>
-      <w:r>
-        <w:t xml:space="preserve">“In the wizard world, </w:t>
-      </w:r>
-      <w:r>
-        <w:t xml:space="preserve">the title of </w:t>
-      </w:r>
-      <w:r>
-        <w:t xml:space="preserve">king and queen </w:t>
-      </w:r>
-      <w:r>
-        <w:t>doesn’t</w:t>
-      </w:r>
-      <w:r>
-        <w:t xml:space="preserve"> refer to gender, but </w:t>
-      </w:r>
-      <w:r>
-        <w:t xml:space="preserve">to </w:t>
-      </w:r>
-      <w:r>
-        <w:t xml:space="preserve">power. The king yields the power element and the queen is the </w:t>
-      </w:r>
-      <w:r>
-        <w:t>spouse</w:t>
-      </w:r>
-      <w:r>
-        <w:t xml:space="preserve"> of the king,” Helga explained.</w:t>
-      </w:r>
-    </w:p>
-    <w:p>
-      <w:r>
-        <w:t xml:space="preserve">“Sorry,” </w:t>
-      </w:r>
-      <w:r>
-        <w:t>Luke</w:t>
-      </w:r>
-      <w:r>
-        <w:t xml:space="preserve"> </w:t>
-      </w:r>
-      <w:r>
-        <w:t>apologized, blushing</w:t>
-      </w:r>
-      <w:r>
-        <w:t>.</w:t>
-      </w:r>
-    </w:p>
-    <w:p>
-      <w:r>
-        <w:t>“Most countries are divided up into states, provinces or parishes,” Helga continued.</w:t>
-      </w:r>
-      <w:r>
-        <w:t xml:space="preserve"> “Noble families came into being to preside over these areas. </w:t>
-      </w:r>
-      <w:r>
-        <w:t>Harry</w:t>
-      </w:r>
-      <w:r>
-        <w:t xml:space="preserve"> is the duke of the state of Washington in the United States. Susan is the duchess of Washington.</w:t>
-      </w:r>
-    </w:p>
-    <w:p>
-      <w:r>
-        <w:t xml:space="preserve">“That </w:t>
-      </w:r>
-      <w:r>
-        <w:t>gives</w:t>
-      </w:r>
-      <w:r>
-        <w:t xml:space="preserve"> Millie the title of princess, since she is the daughter of the reigning d</w:t>
-      </w:r>
-      <w:r>
-        <w:t>u</w:t>
-      </w:r>
-      <w:r>
-        <w:t>ke. My son is crown prince.”</w:t>
-      </w:r>
-    </w:p>
-    <w:p>
-      <w:r>
-        <w:t xml:space="preserve">“So I just happened to come across royalty, and they just happened to befriend me,” </w:t>
-      </w:r>
-      <w:r>
-        <w:t>Luke</w:t>
-      </w:r>
-      <w:r>
-        <w:t xml:space="preserve"> said in surprise.</w:t>
-      </w:r>
-    </w:p>
-    <w:p>
-      <w:r>
-        <w:t>“There are no co</w:t>
-      </w:r>
-      <w:r>
-        <w:t>inc</w:t>
-      </w:r>
-      <w:r>
-        <w:t>i</w:t>
-      </w:r>
-      <w:r>
-        <w:t>de</w:t>
-      </w:r>
-      <w:r>
-        <w:t>nces dear,” Helga said. “</w:t>
-      </w:r>
-      <w:r>
-        <w:t>Felix</w:t>
-      </w:r>
-      <w:r>
-        <w:t xml:space="preserve"> should have mentioned that,” she scolded.</w:t>
-      </w:r>
-    </w:p>
-    <w:p>
-      <w:r>
-        <w:lastRenderedPageBreak/>
-        <w:t xml:space="preserve">“Who cares?” </w:t>
-      </w:r>
-      <w:r>
-        <w:t>Felix</w:t>
-      </w:r>
-      <w:r>
-        <w:t xml:space="preserve"> shrugged. “</w:t>
+        <w:t>said</w:t>
+      </w:r>
+      <w:r>
+        <w:t>. “</w:t>
       </w:r>
       <w:r>
         <w:t>Nobility and royalty aren’t that important. I mean we haven’t had an emperor since forever, and the world is fine.”</w:t>
@@ -7646,6 +7648,7 @@
     </w:p>
     <w:p>
       <w:r>
+        <w:lastRenderedPageBreak/>
         <w:t xml:space="preserve">“If you say so, majesty,” </w:t>
       </w:r>
       <w:r>
@@ -7657,357 +7660,368 @@
     </w:p>
     <w:p>
       <w:r>
+        <w:t xml:space="preserve">“Don’t worry about stupid titles </w:t>
+      </w:r>
+      <w:r>
+        <w:t>Luke</w:t>
+      </w:r>
+      <w:r>
+        <w:t xml:space="preserve">,” </w:t>
+      </w:r>
+      <w:r>
+        <w:t>Felix</w:t>
+      </w:r>
+      <w:r>
+        <w:t xml:space="preserve"> said and gave </w:t>
+      </w:r>
+      <w:r>
+        <w:t>Luke</w:t>
+      </w:r>
+      <w:r>
+        <w:t xml:space="preserve"> a hug. “I like you and that’s the only thing that matters.”</w:t>
+      </w:r>
+    </w:p>
+    <w:p>
+      <w:r>
+        <w:t xml:space="preserve">Millie gave </w:t>
+      </w:r>
+      <w:r>
+        <w:t>Luke</w:t>
+      </w:r>
+      <w:r>
+        <w:t xml:space="preserve"> a hug from the other side and said, “I like you too.”</w:t>
+      </w:r>
+    </w:p>
+    <w:p>
+      <w:r>
+        <w:t xml:space="preserve">“I want a hug too,” Annie </w:t>
+      </w:r>
+      <w:r>
+        <w:t>called</w:t>
+      </w:r>
+      <w:r>
+        <w:t xml:space="preserve"> and </w:t>
+      </w:r>
+      <w:r>
+        <w:t xml:space="preserve">hugged </w:t>
+      </w:r>
+      <w:r>
+        <w:t>Luke</w:t>
+      </w:r>
+      <w:r>
+        <w:t>’s face.</w:t>
+      </w:r>
+    </w:p>
+    <w:p>
+      <w:r>
+        <w:t xml:space="preserve">“You made fun of me and now you want a hug?” </w:t>
+      </w:r>
+      <w:r>
+        <w:t>Luke</w:t>
+      </w:r>
+      <w:r>
+        <w:t xml:space="preserve"> </w:t>
+      </w:r>
+      <w:r>
+        <w:t>asked</w:t>
+      </w:r>
+      <w:r>
+        <w:t>, still feeling upset that she embarrassed him.</w:t>
+      </w:r>
+    </w:p>
+    <w:p>
+      <w:r>
+        <w:t xml:space="preserve">“That’s only because I love you,” Annie </w:t>
+      </w:r>
+      <w:r>
+        <w:t>replied</w:t>
+      </w:r>
+      <w:r>
+        <w:t xml:space="preserve"> </w:t>
+      </w:r>
+      <w:r>
+        <w:t>by</w:t>
+      </w:r>
+      <w:r>
+        <w:t xml:space="preserve"> way of </w:t>
+      </w:r>
+      <w:r>
+        <w:t xml:space="preserve">an </w:t>
+      </w:r>
+      <w:r>
+        <w:t>apology.</w:t>
+      </w:r>
+    </w:p>
+    <w:p>
+      <w:r>
+        <w:t>He couldn’t stay angry at her</w:t>
+      </w:r>
+      <w:r>
+        <w:t>. She was only a baby.</w:t>
+      </w:r>
+    </w:p>
+    <w:p>
+      <w:r>
+        <w:t>Annie got off and headed for more food.</w:t>
+      </w:r>
+    </w:p>
+    <w:p>
+      <w:r>
+        <w:t xml:space="preserve">“She’s quite a glutton,” Susan </w:t>
+      </w:r>
+      <w:r>
+        <w:t>said</w:t>
+      </w:r>
+      <w:r>
+        <w:t>.</w:t>
+      </w:r>
+    </w:p>
+    <w:p>
+      <w:r>
+        <w:t xml:space="preserve">“She’s a growing girl,” </w:t>
+      </w:r>
+      <w:r>
+        <w:t>Luke</w:t>
+      </w:r>
+      <w:r>
+        <w:t xml:space="preserve"> </w:t>
+      </w:r>
+      <w:r>
+        <w:t>said</w:t>
+      </w:r>
+      <w:r>
+        <w:t>.</w:t>
+      </w:r>
+    </w:p>
+    <w:p>
+      <w:r>
+        <w:t xml:space="preserve">“It’s fascinating to see her eat so much,” </w:t>
+      </w:r>
+      <w:r>
+        <w:t>Leyland</w:t>
+      </w:r>
+      <w:r>
+        <w:t xml:space="preserve"> said. “You have </w:t>
+      </w:r>
+      <w:r>
+        <w:t>a</w:t>
+      </w:r>
+      <w:r>
+        <w:t>n interesting spirit beast.”</w:t>
+      </w:r>
+    </w:p>
+    <w:p>
+      <w:r>
+        <w:t xml:space="preserve">“Thank you,” </w:t>
+      </w:r>
+      <w:r>
+        <w:t>Luke</w:t>
+      </w:r>
+      <w:r>
+        <w:t xml:space="preserve"> said, flattered.</w:t>
+      </w:r>
+    </w:p>
+    <w:p>
+      <w:r>
+        <w:t xml:space="preserve">Annie finished eating and </w:t>
+      </w:r>
+      <w:r>
+        <w:t xml:space="preserve">then </w:t>
+      </w:r>
+      <w:r>
+        <w:t xml:space="preserve">preened herself like a cat. She then jumped on </w:t>
+      </w:r>
+      <w:r>
+        <w:t>Luke</w:t>
+      </w:r>
+      <w:r>
+        <w:t>’s head and said, “Let’s go everyone. It’s time for some fun.”</w:t>
+      </w:r>
+    </w:p>
+    <w:p>
+      <w:r>
+        <w:t xml:space="preserve">“It’s hard to see where I’m going with your feet dangling in front of my eyes,” </w:t>
+      </w:r>
+      <w:r>
+        <w:t>Luke</w:t>
+      </w:r>
+      <w:r>
+        <w:t xml:space="preserve"> complained.</w:t>
+      </w:r>
+    </w:p>
+    <w:p>
+      <w:r>
+        <w:t>Annie switched to sitting cross-legged and said, “Let’s go</w:t>
+      </w:r>
+      <w:r>
+        <w:t xml:space="preserve"> chauffeur</w:t>
+      </w:r>
+      <w:r>
+        <w:t>.”</w:t>
+      </w:r>
+    </w:p>
+    <w:p>
+      <w:r>
+        <w:t xml:space="preserve">“Yes master,” </w:t>
+      </w:r>
+      <w:r>
+        <w:t>Luke</w:t>
+      </w:r>
+      <w:r>
+        <w:t xml:space="preserve"> said and got up.</w:t>
+      </w:r>
+    </w:p>
+    <w:p>
+      <w:r>
         <w:lastRenderedPageBreak/>
-        <w:t xml:space="preserve">“Don’t worry about stupid titles </w:t>
+        <w:t xml:space="preserve">Everyone headed out to the parking lot. </w:t>
+      </w:r>
+      <w:r>
+        <w:t xml:space="preserve">They drove down the road, crossed the border and entered France. Moments later they </w:t>
+      </w:r>
+      <w:r>
+        <w:t xml:space="preserve">arrived </w:t>
+      </w:r>
+      <w:r>
+        <w:t xml:space="preserve">at </w:t>
+      </w:r>
+      <w:r>
+        <w:t>the fairgrounds</w:t>
+      </w:r>
+      <w:r>
+        <w:t xml:space="preserve"> </w:t>
+      </w:r>
+      <w:r>
+        <w:t xml:space="preserve">and parked their </w:t>
+      </w:r>
+      <w:r>
+        <w:t>rides</w:t>
+      </w:r>
+      <w:r>
+        <w:t xml:space="preserve">. </w:t>
+      </w:r>
+      <w:r>
+        <w:t xml:space="preserve">It was the same area </w:t>
       </w:r>
       <w:r>
         <w:t>Luke</w:t>
       </w:r>
       <w:r>
-        <w:t xml:space="preserve">,” </w:t>
-      </w:r>
-      <w:r>
-        <w:t>Felix</w:t>
-      </w:r>
-      <w:r>
-        <w:t xml:space="preserve"> said and gave </w:t>
+        <w:t xml:space="preserve"> first arrived. Comfortable chairs were set for them.</w:t>
+      </w:r>
+    </w:p>
+    <w:p>
+      <w:r>
+        <w:t xml:space="preserve">“Butterfly,” Annie said excitedly and chased after the creature. “Don’t go away </w:t>
+      </w:r>
+      <w:r>
+        <w:t>pretty</w:t>
+      </w:r>
+      <w:r>
+        <w:t xml:space="preserve"> butterfly. I just want to hug you.”</w:t>
+      </w:r>
+    </w:p>
+    <w:p>
+      <w:r>
+        <w:t xml:space="preserve">“Don’t </w:t>
+      </w:r>
+      <w:r>
+        <w:t>wander off</w:t>
+      </w:r>
+      <w:r>
+        <w:t xml:space="preserve"> too far Annie,” </w:t>
       </w:r>
       <w:r>
         <w:t>Luke</w:t>
       </w:r>
       <w:r>
-        <w:t xml:space="preserve"> a hug. “I like you and that’s the only thing that matters.”</w:t>
-      </w:r>
-    </w:p>
-    <w:p>
-      <w:r>
-        <w:t xml:space="preserve">Millie gave </w:t>
+        <w:t xml:space="preserve"> called worriedly. “I don’t want you get</w:t>
+      </w:r>
+      <w:r>
+        <w:t>ting</w:t>
+      </w:r>
+      <w:r>
+        <w:t xml:space="preserve"> lost.”</w:t>
+      </w:r>
+    </w:p>
+    <w:p>
+      <w:r>
+        <w:t xml:space="preserve">“Don’t worry </w:t>
       </w:r>
       <w:r>
         <w:t>Luke</w:t>
       </w:r>
       <w:r>
-        <w:t xml:space="preserve"> a hug from the other side and said, “I like you too.”</w:t>
-      </w:r>
-    </w:p>
-    <w:p>
-      <w:r>
-        <w:t xml:space="preserve">“I want a hug too,” Annie </w:t>
-      </w:r>
-      <w:r>
-        <w:t>called</w:t>
-      </w:r>
-      <w:r>
-        <w:t xml:space="preserve"> and </w:t>
-      </w:r>
-      <w:r>
-        <w:t xml:space="preserve">hugged </w:t>
-      </w:r>
-      <w:r>
-        <w:t>Luke</w:t>
-      </w:r>
-      <w:r>
-        <w:t>’s face.</w:t>
-      </w:r>
-    </w:p>
-    <w:p>
-      <w:r>
-        <w:t xml:space="preserve">“You made fun of me and now you want a hug?” </w:t>
-      </w:r>
-      <w:r>
-        <w:t>Luke</w:t>
+        <w:t>,” Susan reassured. “</w:t>
+      </w:r>
+      <w:r>
+        <w:t>A s</w:t>
+      </w:r>
+      <w:r>
+        <w:t>pirit beast always know</w:t>
+      </w:r>
+      <w:r>
+        <w:t>s</w:t>
       </w:r>
       <w:r>
         <w:t xml:space="preserve"> </w:t>
       </w:r>
       <w:r>
-        <w:t>asked</w:t>
-      </w:r>
-      <w:r>
-        <w:t>, still feeling upset that she embarrassed him.</w:t>
-      </w:r>
-    </w:p>
-    <w:p>
-      <w:r>
-        <w:t xml:space="preserve">“That’s only because I love you,” Annie </w:t>
-      </w:r>
-      <w:r>
-        <w:t>replied</w:t>
+        <w:t>where its</w:t>
+      </w:r>
+      <w:r>
+        <w:t xml:space="preserve"> master is, and security has ensured that there are no dangerous spirit beasts around.”</w:t>
+      </w:r>
+    </w:p>
+    <w:p>
+      <w:r>
+        <w:t>Just then giant screen</w:t>
+      </w:r>
+      <w:r>
+        <w:t>s</w:t>
+      </w:r>
+      <w:r>
+        <w:t xml:space="preserve"> appeared in the sky. Prince </w:t>
+      </w:r>
+      <w:r>
+        <w:t>James</w:t>
+      </w:r>
+      <w:r>
+        <w:t xml:space="preserve"> appeared and smiled at the audience. “Greetings</w:t>
+      </w:r>
+      <w:r>
+        <w:t>,</w:t>
+      </w:r>
+      <w:r>
+        <w:t xml:space="preserve"> fellow </w:t>
+      </w:r>
+      <w:r>
+        <w:t>wizards</w:t>
+      </w:r>
+      <w:r>
+        <w:t>,” he greeted.</w:t>
       </w:r>
       <w:r>
         <w:t xml:space="preserve"> </w:t>
       </w:r>
       <w:r>
-        <w:t>by</w:t>
-      </w:r>
-      <w:r>
-        <w:t xml:space="preserve"> way of </w:t>
-      </w:r>
-      <w:r>
-        <w:t xml:space="preserve">an </w:t>
-      </w:r>
-      <w:r>
-        <w:t>apology.</w:t>
-      </w:r>
-    </w:p>
-    <w:p>
-      <w:r>
-        <w:t>He couldn’t stay angry at her</w:t>
-      </w:r>
-      <w:r>
-        <w:t>. She was only a baby.</w:t>
-      </w:r>
-    </w:p>
-    <w:p>
-      <w:r>
-        <w:t>Annie got off and headed for more food.</w:t>
-      </w:r>
-    </w:p>
-    <w:p>
-      <w:r>
-        <w:t xml:space="preserve">“She’s quite a glutton,” Susan </w:t>
-      </w:r>
-      <w:r>
-        <w:t>commented</w:t>
-      </w:r>
-      <w:r>
-        <w:t>.</w:t>
-      </w:r>
-    </w:p>
-    <w:p>
-      <w:r>
-        <w:t xml:space="preserve">“She’s a growing girl,” </w:t>
-      </w:r>
-      <w:r>
-        <w:t>Luke</w:t>
-      </w:r>
-      <w:r>
-        <w:t xml:space="preserve"> defended.</w:t>
-      </w:r>
-    </w:p>
-    <w:p>
-      <w:r>
-        <w:t xml:space="preserve">“It’s fascinating to see her eat so much,” </w:t>
-      </w:r>
-      <w:r>
-        <w:t>Leyland</w:t>
-      </w:r>
-      <w:r>
-        <w:t xml:space="preserve"> said. “You have </w:t>
-      </w:r>
-      <w:r>
-        <w:t>a</w:t>
-      </w:r>
-      <w:r>
-        <w:t>n interesting spirit beast.”</w:t>
-      </w:r>
-    </w:p>
-    <w:p>
-      <w:r>
-        <w:t xml:space="preserve">“Thank you,” </w:t>
-      </w:r>
-      <w:r>
-        <w:t>Luke</w:t>
-      </w:r>
-      <w:r>
-        <w:t xml:space="preserve"> said, flattered.</w:t>
-      </w:r>
-    </w:p>
-    <w:p>
-      <w:r>
-        <w:t xml:space="preserve">Annie finished eating and </w:t>
-      </w:r>
-      <w:r>
-        <w:t xml:space="preserve">then </w:t>
-      </w:r>
-      <w:r>
-        <w:t xml:space="preserve">preened herself like a cat. She then jumped on </w:t>
-      </w:r>
-      <w:r>
-        <w:t>Luke</w:t>
-      </w:r>
-      <w:r>
-        <w:t>’s head and said, “Let’s go everyone. It’s time for some fun.”</w:t>
-      </w:r>
-    </w:p>
-    <w:p>
-      <w:r>
-        <w:t xml:space="preserve">“It’s hard to see where I’m going with your feet dangling in front of my eyes,” </w:t>
-      </w:r>
-      <w:r>
-        <w:t>Luke</w:t>
-      </w:r>
-      <w:r>
-        <w:t xml:space="preserve"> complained.</w:t>
-      </w:r>
-    </w:p>
-    <w:p>
-      <w:r>
-        <w:t>Annie switched to sitting cross-legged and said, “Let’s go</w:t>
-      </w:r>
-      <w:r>
-        <w:t xml:space="preserve"> chauffeur</w:t>
-      </w:r>
-      <w:r>
-        <w:t>.”</w:t>
-      </w:r>
-    </w:p>
-    <w:p>
-      <w:r>
-        <w:t xml:space="preserve">“Yes master,” </w:t>
-      </w:r>
-      <w:r>
-        <w:t>Luke</w:t>
-      </w:r>
-      <w:r>
-        <w:t xml:space="preserve"> said and got up.</w:t>
-      </w:r>
-    </w:p>
-    <w:p>
-      <w:r>
-        <w:t xml:space="preserve">Everyone headed out to the parking lot. </w:t>
-      </w:r>
-      <w:r>
-        <w:t xml:space="preserve">They drove down the road, crossed the border and entered France. Moments later they were at </w:t>
-      </w:r>
-      <w:r>
-        <w:lastRenderedPageBreak/>
-        <w:t>the fairgrounds</w:t>
-      </w:r>
-      <w:r>
-        <w:t xml:space="preserve"> </w:t>
-      </w:r>
-      <w:r>
-        <w:t xml:space="preserve">and parked their </w:t>
-      </w:r>
-      <w:r>
-        <w:t>rides</w:t>
-      </w:r>
-      <w:r>
-        <w:t xml:space="preserve">. </w:t>
-      </w:r>
-      <w:r>
-        <w:t xml:space="preserve">It was the same area </w:t>
-      </w:r>
-      <w:r>
-        <w:t>Luke</w:t>
-      </w:r>
-      <w:r>
-        <w:t xml:space="preserve"> first arrived. Comfortable chairs were set for them.</w:t>
-      </w:r>
-    </w:p>
-    <w:p>
-      <w:r>
-        <w:t xml:space="preserve">“Butterfly,” Annie said excitedly and chased after the creature. “Don’t go away </w:t>
-      </w:r>
-      <w:r>
-        <w:t>pretty</w:t>
-      </w:r>
-      <w:r>
-        <w:t xml:space="preserve"> butterfly. I just want to hug you.”</w:t>
-      </w:r>
-    </w:p>
-    <w:p>
-      <w:r>
-        <w:t xml:space="preserve">“Don’t </w:t>
-      </w:r>
-      <w:r>
-        <w:t>wander off</w:t>
-      </w:r>
-      <w:r>
-        <w:t xml:space="preserve"> too far Annie,” </w:t>
-      </w:r>
-      <w:r>
-        <w:t>Luke</w:t>
-      </w:r>
-      <w:r>
-        <w:t xml:space="preserve"> called worriedly. “I don’t want you get</w:t>
-      </w:r>
-      <w:r>
-        <w:t>ting</w:t>
-      </w:r>
-      <w:r>
-        <w:t xml:space="preserve"> lost.”</w:t>
-      </w:r>
-    </w:p>
-    <w:p>
-      <w:r>
-        <w:t xml:space="preserve">“Don’t worry </w:t>
-      </w:r>
-      <w:r>
-        <w:t>Luke</w:t>
-      </w:r>
-      <w:r>
-        <w:t>,” Susan reassured. “</w:t>
-      </w:r>
-      <w:r>
-        <w:t>A s</w:t>
-      </w:r>
-      <w:r>
-        <w:t>pirit beast always know</w:t>
-      </w:r>
-      <w:r>
-        <w:t>s</w:t>
-      </w:r>
-      <w:r>
-        <w:t xml:space="preserve"> </w:t>
-      </w:r>
-      <w:r>
-        <w:t>where its</w:t>
-      </w:r>
-      <w:r>
-        <w:t xml:space="preserve"> master is, and security has ensured that there are no dangerous spirit beasts around.”</w:t>
-      </w:r>
-    </w:p>
-    <w:p>
-      <w:r>
-        <w:t>Just then giant screen</w:t>
-      </w:r>
-      <w:r>
-        <w:t>s</w:t>
-      </w:r>
-      <w:r>
-        <w:t xml:space="preserve"> appeared in the sky. Prince </w:t>
+        <w:t>“</w:t>
+      </w:r>
+      <w:r>
+        <w:t>Thank you for coming.</w:t>
+      </w:r>
+      <w:r>
+        <w:t>”</w:t>
+      </w:r>
+    </w:p>
+    <w:p>
+      <w:r>
+        <w:t xml:space="preserve">“Prince </w:t>
       </w:r>
       <w:r>
         <w:t>James</w:t>
       </w:r>
       <w:r>
-        <w:t xml:space="preserve"> appeared and smiled at the audience. “Greetings</w:t>
-      </w:r>
-      <w:r>
-        <w:t>,</w:t>
-      </w:r>
-      <w:r>
-        <w:t xml:space="preserve"> fellow </w:t>
-      </w:r>
-      <w:r>
-        <w:t>wizards</w:t>
-      </w:r>
-      <w:r>
-        <w:t>,” he greeted.</w:t>
-      </w:r>
-      <w:r>
-        <w:t xml:space="preserve"> </w:t>
-      </w:r>
-      <w:r>
-        <w:t>“</w:t>
-      </w:r>
-      <w:r>
-        <w:t>Thank you for coming.</w:t>
-      </w:r>
-      <w:r>
-        <w:t>”</w:t>
-      </w:r>
-    </w:p>
-    <w:p>
-      <w:r>
-        <w:t xml:space="preserve">“Prince </w:t>
-      </w:r>
-      <w:r>
-        <w:t>James</w:t>
-      </w:r>
-      <w:r>
         <w:t xml:space="preserve"> is the last emperor’s </w:t>
       </w:r>
       <w:r>
@@ -8015,6 +8029,9 @@
       </w:r>
       <w:r>
         <w:t xml:space="preserve"> and our current surrogate emperor. People are pushing to name him full emperor,” Helga explained.</w:t>
+      </w:r>
+      <w:r>
+        <w:t>&lt;&gt;</w:t>
       </w:r>
     </w:p>
     <w:p>
@@ -18183,7 +18200,7 @@
         <w:rPr>
           <w:noProof/>
         </w:rPr>
-        <w:t>94</w:t>
+        <w:t>34</w:t>
       </w:r>
     </w:fldSimple>
   </w:p>
@@ -18202,7 +18219,7 @@
         <w:rPr>
           <w:noProof/>
         </w:rPr>
-        <w:t>25</w:t>
+        <w:t>35</w:t>
       </w:r>
     </w:fldSimple>
   </w:p>
@@ -19591,7 +19608,7 @@
 </file>
 
 <file path=customXml/itemProps1.xml><?xml version="1.0" encoding="utf-8"?>
-<ds:datastoreItem xmlns:ds="http://schemas.openxmlformats.org/officeDocument/2006/customXml" ds:itemID="{499FCAD9-88FB-4F19-8459-41D5805370BF}">
+<ds:datastoreItem xmlns:ds="http://schemas.openxmlformats.org/officeDocument/2006/customXml" ds:itemID="{EE7ADB28-EDFF-4D0E-AF08-5B7BA1DB604A}">
   <ds:schemaRefs>
     <ds:schemaRef ds:uri="http://schemas.openxmlformats.org/officeDocument/2006/bibliography"/>
   </ds:schemaRefs>

--- a/Books/Stories/ThePrincessAndTheUnknownRoad/Book_ThePrincessAndTheUnknownRoad.docx
+++ b/Books/Stories/ThePrincessAndTheUnknownRoad/Book_ThePrincessAndTheUnknownRoad.docx
@@ -7975,7 +7975,10 @@
     </w:p>
     <w:p>
       <w:r>
-        <w:t>Just then giant screen</w:t>
+        <w:t>G</w:t>
+      </w:r>
+      <w:r>
+        <w:t>iant screen</w:t>
       </w:r>
       <w:r>
         <w:t>s</w:t>
@@ -8030,13 +8033,16 @@
       <w:r>
         <w:t xml:space="preserve"> and our current surrogate emperor. People are pushing to name him full emperor,” Helga explained.</w:t>
       </w:r>
-      <w:r>
-        <w:t>&lt;&gt;</w:t>
-      </w:r>
-    </w:p>
-    <w:p>
-      <w:r>
-        <w:t xml:space="preserve">“Last month one of our wizard nano-probes disappeared,” the prince continued. “We don’t </w:t>
+    </w:p>
+    <w:p>
+      <w:r>
+        <w:t xml:space="preserve">“Last month one of our wizard nano-probes disappeared,” the prince </w:t>
+      </w:r>
+      <w:r>
+        <w:t>said</w:t>
+      </w:r>
+      <w:r>
+        <w:t xml:space="preserve">. “We don’t </w:t>
       </w:r>
       <w:r>
         <w:t>know</w:t>
@@ -8102,7 +8108,10 @@
     </w:p>
     <w:p>
       <w:r>
-        <w:t>By now everyone was in shock and horror.</w:t>
+        <w:t>E</w:t>
+      </w:r>
+      <w:r>
+        <w:t>veryone was in shock and horror.</w:t>
       </w:r>
     </w:p>
     <w:p>
@@ -8270,7 +8279,13 @@
         <w:t>in</w:t>
       </w:r>
       <w:r>
-        <w:t xml:space="preserve"> a creepy voice</w:t>
+        <w:t xml:space="preserve"> a</w:t>
+      </w:r>
+      <w:r>
+        <w:t>n old-lady</w:t>
+      </w:r>
+      <w:r>
+        <w:t xml:space="preserve"> voice</w:t>
       </w:r>
       <w:r>
         <w:t>.</w:t>
@@ -8297,27 +8312,16 @@
         <w:t>. If no one succeeds, than your race will die and we shall implant nano-probes in all hu</w:t>
       </w:r>
       <w:r>
-        <w:t>mans, and observe how they fare,” the oracle continued.</w:t>
-      </w:r>
-    </w:p>
-    <w:p>
-      <w:r>
-        <w:t xml:space="preserve">There was a pause as people digested the </w:t>
-      </w:r>
-      <w:r>
-        <w:t>message</w:t>
+        <w:t xml:space="preserve">mans, and observe how they fare,” the oracle </w:t>
+      </w:r>
+      <w:r>
+        <w:t>said</w:t>
       </w:r>
       <w:r>
         <w:t>.</w:t>
       </w:r>
     </w:p>
     <w:p>
-      <w:r>
-        <w:rPr>
-          <w:i/>
-        </w:rPr>
-        <w:t>‘</w:t>
-      </w:r>
       <w:r>
         <w:rPr>
           <w:i/>
@@ -8337,12 +8341,6 @@
         <w:t xml:space="preserve"> the missing nano-probe</w:t>
       </w:r>
       <w:r>
-        <w:rPr>
-          <w:i/>
-        </w:rPr>
-        <w:t>’</w:t>
-      </w:r>
-      <w:r>
         <w:t xml:space="preserve">, </w:t>
       </w:r>
       <w:r>
@@ -8369,7 +8367,10 @@
     </w:p>
     <w:p>
       <w:r>
-        <w:t xml:space="preserve">The oracle continued. “The candidates for the competition shall be </w:t>
+        <w:t>After a pause t</w:t>
+      </w:r>
+      <w:r>
+        <w:t xml:space="preserve">he oracle continued. “The candidates for the competition shall be </w:t>
       </w:r>
       <w:r>
         <w:t>an</w:t>
@@ -8383,13 +8384,12 @@
     </w:p>
     <w:p>
       <w:r>
-        <w:t>The assembled people broke into argu</w:t>
-      </w:r>
-      <w:r>
-        <w:t>ment</w:t>
-      </w:r>
-      <w:r>
-        <w:t xml:space="preserve">. “What the hell is that supposed to mean?” </w:t>
+        <w:t>The oracle stopped speaking and everyone discussed the enigmatic challenge.</w:t>
+      </w:r>
+    </w:p>
+    <w:p>
+      <w:r>
+        <w:t xml:space="preserve">“What the hell is that supposed to mean?” </w:t>
       </w:r>
       <w:r>
         <w:t>Felix</w:t>
@@ -8451,7 +8451,13 @@
     </w:p>
     <w:p>
       <w:r>
-        <w:t>“So everyone thought that there were only two legs to the race, when in fact there were three,” Millie nodded. “So you won because you were smarter than them.”</w:t>
+        <w:t xml:space="preserve">“So everyone thought that there were only two legs to the race, when in fact there were three,” Millie </w:t>
+      </w:r>
+      <w:r>
+        <w:t>said</w:t>
+      </w:r>
+      <w:r>
+        <w:t>. “So you won because you were smarter than them.”</w:t>
       </w:r>
     </w:p>
     <w:p>
@@ -8564,7 +8570,13 @@
     </w:p>
     <w:p>
       <w:r>
-        <w:t>“The first challenge will be a test of courage,” the oracle continued. “Each of you will have a different challenge. You have one week to complete it.”</w:t>
+        <w:t xml:space="preserve">“The first challenge will be a test of courage,” the oracle </w:t>
+      </w:r>
+      <w:r>
+        <w:t>said</w:t>
+      </w:r>
+      <w:r>
+        <w:t>. “Each of you will have a different challenge. You have one week to complete it.”</w:t>
       </w:r>
     </w:p>
     <w:p>
@@ -8637,7 +8649,13 @@
         <w:t>Champions</w:t>
       </w:r>
       <w:r>
-        <w:t xml:space="preserve">. The future of the wizard race, as well as all people on Earth rests on you.” The screen </w:t>
+        <w:t>. The future of the wizard race, as well as all people on Earth rests on you.” The screen</w:t>
+      </w:r>
+      <w:r>
+        <w:t>s</w:t>
+      </w:r>
+      <w:r>
+        <w:t xml:space="preserve"> </w:t>
       </w:r>
       <w:r>
         <w:t>disappeared</w:t>
@@ -9253,7 +9271,19 @@
         <w:t>Luke</w:t>
       </w:r>
       <w:r>
-        <w:t xml:space="preserve"> replied, and then felt embarrassed.</w:t>
+        <w:t xml:space="preserve"> </w:t>
+      </w:r>
+      <w:r>
+        <w:t>said</w:t>
+      </w:r>
+      <w:r>
+        <w:t xml:space="preserve">, and then </w:t>
+      </w:r>
+      <w:r>
+        <w:t>blushed</w:t>
+      </w:r>
+      <w:r>
+        <w:t>.</w:t>
       </w:r>
     </w:p>
     <w:p>
@@ -9268,241 +9298,241 @@
     </w:p>
     <w:p>
       <w:r>
+        <w:t xml:space="preserve">“Pleased to meet you dear,” </w:t>
+      </w:r>
+      <w:r>
+        <w:t>Jane</w:t>
+      </w:r>
+      <w:r>
+        <w:t xml:space="preserve"> </w:t>
+      </w:r>
+      <w:r>
+        <w:t>said</w:t>
+      </w:r>
+      <w:r>
+        <w:t xml:space="preserve">. </w:t>
+      </w:r>
+      <w:r>
+        <w:t>“I’ll make sandwiches</w:t>
+      </w:r>
+      <w:r>
+        <w:t xml:space="preserve">. </w:t>
+      </w:r>
+      <w:r>
+        <w:t>What do your friends eat?” she asked.</w:t>
+      </w:r>
+    </w:p>
+    <w:p>
+      <w:r>
         <w:lastRenderedPageBreak/>
-        <w:t xml:space="preserve">“Pleased to meet you dear,” </w:t>
-      </w:r>
+        <w:t xml:space="preserve">“They don’t eat </w:t>
+      </w:r>
+      <w:r>
+        <w:t>people food</w:t>
+      </w:r>
+      <w:r>
+        <w:t xml:space="preserve">,” Millie said. “Annie is unusual. She’s the only spirit beast I know that eats </w:t>
+      </w:r>
+      <w:r>
+        <w:t>people food</w:t>
+      </w:r>
+      <w:r>
+        <w:t>. She also eats as much as a normal person.”</w:t>
+      </w:r>
+    </w:p>
+    <w:p>
+      <w:r>
+        <w:t>“Hey, I’m a growing girl,” Annie said angrily.</w:t>
+      </w:r>
+    </w:p>
+    <w:p>
       <w:r>
         <w:t>Jane</w:t>
       </w:r>
       <w:r>
-        <w:t xml:space="preserve"> greeted. </w:t>
-      </w:r>
-      <w:r>
-        <w:t>“I’ll make sandwiches</w:t>
-      </w:r>
-      <w:r>
-        <w:t xml:space="preserve">. </w:t>
-      </w:r>
-      <w:r>
-        <w:t xml:space="preserve">What do your friends eat?” she asked, referring to Millie’s and </w:t>
+        <w:t xml:space="preserve"> entered the kitchen and began preparations.</w:t>
+      </w:r>
+      <w:r>
+        <w:t xml:space="preserve"> </w:t>
+      </w:r>
+      <w:r>
+        <w:t>Brunch</w:t>
+      </w:r>
+      <w:r>
+        <w:t xml:space="preserve"> prepared, they sat at the table.</w:t>
+      </w:r>
+    </w:p>
+    <w:p>
+      <w:r>
+        <w:t>Joe</w:t>
+      </w:r>
+      <w:r>
+        <w:t xml:space="preserve"> stared at Annie in wonder. “It’s hard to believe she can eat more than her body weight in food.”</w:t>
+      </w:r>
+    </w:p>
+    <w:p>
+      <w:r>
+        <w:t xml:space="preserve">“And not gain a pound,” </w:t>
+      </w:r>
+      <w:r>
+        <w:t>Jane</w:t>
+      </w:r>
+      <w:r>
+        <w:t xml:space="preserve"> added.</w:t>
+      </w:r>
+    </w:p>
+    <w:p>
+      <w:r>
+        <w:t>Luke</w:t>
+      </w:r>
+      <w:r>
+        <w:t xml:space="preserve"> nodded. “She’s like an anime character.”</w:t>
+      </w:r>
+    </w:p>
+    <w:p>
+      <w:r>
+        <w:t xml:space="preserve">“Thank you Mr. and Mrs. Russell,” </w:t>
       </w:r>
       <w:r>
         <w:t>Felix</w:t>
       </w:r>
       <w:r>
-        <w:t>’s partners.</w:t>
-      </w:r>
-    </w:p>
-    <w:p>
-      <w:r>
-        <w:t xml:space="preserve">“They don’t eat </w:t>
-      </w:r>
-      <w:r>
-        <w:t>people food</w:t>
-      </w:r>
-      <w:r>
-        <w:t xml:space="preserve">,” Millie said. “Annie is unusual. She’s the only spirit beast I know that eats </w:t>
-      </w:r>
-      <w:r>
-        <w:t>people food</w:t>
-      </w:r>
-      <w:r>
-        <w:t>. She also eats as much as a normal person.”</w:t>
-      </w:r>
-    </w:p>
-    <w:p>
-      <w:r>
-        <w:t>“Hey, I’m a growing girl,” Annie said angrily.</w:t>
-      </w:r>
-    </w:p>
-    <w:p>
-      <w:r>
-        <w:t>Jane</w:t>
-      </w:r>
-      <w:r>
-        <w:t xml:space="preserve"> entered the kitchen and began preparations.</w:t>
+        <w:t xml:space="preserve"> said. “It’s time for us to leave.</w:t>
+      </w:r>
+      <w:r>
+        <w:t xml:space="preserve"> Come on </w:t>
+      </w:r>
+      <w:r>
+        <w:t>Luke</w:t>
+      </w:r>
+      <w:r>
+        <w:t>.</w:t>
+      </w:r>
+      <w:r>
+        <w:t>”</w:t>
+      </w:r>
+    </w:p>
+    <w:p>
+      <w:r>
+        <w:t>They exited</w:t>
+      </w:r>
+      <w:r>
+        <w:t xml:space="preserve"> and drove away.</w:t>
+      </w:r>
+    </w:p>
+    <w:p>
+      <w:r>
+        <w:t xml:space="preserve">“Chill out </w:t>
+      </w:r>
+      <w:r>
+        <w:t>Luke</w:t>
+      </w:r>
+      <w:r>
+        <w:t xml:space="preserve">,” </w:t>
+      </w:r>
+      <w:r>
+        <w:t>Felix</w:t>
+      </w:r>
+      <w:r>
+        <w:t xml:space="preserve"> said. “Talking to girls is the easiest thing in the world.”</w:t>
+      </w:r>
+    </w:p>
+    <w:p>
+      <w:r>
+        <w:t xml:space="preserve">“Perhaps for a cool guy like you,” </w:t>
+      </w:r>
+      <w:r>
+        <w:t>Luke</w:t>
       </w:r>
       <w:r>
         <w:t xml:space="preserve"> </w:t>
       </w:r>
       <w:r>
-        <w:t>Brunch</w:t>
-      </w:r>
-      <w:r>
-        <w:t xml:space="preserve"> prepared, they sat at the table.</w:t>
-      </w:r>
-    </w:p>
-    <w:p>
-      <w:r>
-        <w:t>Joe</w:t>
-      </w:r>
-      <w:r>
-        <w:t xml:space="preserve"> stared at Annie in wonder. “It’s hard to believe she can eat more than her body weight in food.”</w:t>
-      </w:r>
-    </w:p>
-    <w:p>
-      <w:r>
-        <w:t xml:space="preserve">“And not gain a pound,” </w:t>
-      </w:r>
-      <w:r>
-        <w:t>Jane</w:t>
-      </w:r>
-      <w:r>
-        <w:t xml:space="preserve"> added.</w:t>
-      </w:r>
-    </w:p>
-    <w:p>
+        <w:t>grumbled</w:t>
+      </w:r>
+      <w:r>
+        <w:t>.</w:t>
+      </w:r>
+    </w:p>
+    <w:p>
+      <w:r>
+        <w:t xml:space="preserve">“You’re such a kid,” </w:t>
+      </w:r>
+      <w:r>
+        <w:t>Felix</w:t>
+      </w:r>
+      <w:r>
+        <w:t xml:space="preserve"> laughed. “Remember, wom</w:t>
+      </w:r>
+      <w:r>
+        <w:t>e</w:t>
+      </w:r>
+      <w:r>
+        <w:t>n like men who are strong. Demonstrate that strength and you can get any woman.</w:t>
+      </w:r>
+      <w:r>
+        <w:t xml:space="preserve"> The trick is to take what you want and she will be putty in your hands.</w:t>
+      </w:r>
+      <w:r>
+        <w:t>”</w:t>
+      </w:r>
+    </w:p>
+    <w:p>
+      <w:r>
+        <w:t xml:space="preserve">“Don’t teach </w:t>
+      </w:r>
       <w:r>
         <w:t>Luke</w:t>
       </w:r>
       <w:r>
-        <w:t xml:space="preserve"> nodded. “She’s like an anime character.”</w:t>
-      </w:r>
-    </w:p>
-    <w:p>
-      <w:r>
-        <w:t xml:space="preserve">“Thank you Mr. and Mrs. Russell,” </w:t>
-      </w:r>
+        <w:t xml:space="preserve"> your bad habits,” Millie scolded.</w:t>
+      </w:r>
+    </w:p>
+    <w:p>
       <w:r>
         <w:t>Felix</w:t>
       </w:r>
       <w:r>
-        <w:t xml:space="preserve"> said. “It’s time for us to leave.</w:t>
-      </w:r>
-      <w:r>
-        <w:t xml:space="preserve"> Come on </w:t>
+        <w:t xml:space="preserve"> just laughed.</w:t>
+      </w:r>
+    </w:p>
+    <w:p>
+      <w:r>
+        <w:t xml:space="preserve">They entered the mall parking lot and found a spot. </w:t>
+      </w:r>
+      <w:r>
+        <w:t>Felix</w:t>
+      </w:r>
+      <w:r>
+        <w:t xml:space="preserve"> guided </w:t>
       </w:r>
       <w:r>
         <w:t>Luke</w:t>
       </w:r>
       <w:r>
-        <w:t>.</w:t>
-      </w:r>
-      <w:r>
-        <w:t>”</w:t>
-      </w:r>
-    </w:p>
-    <w:p>
-      <w:r>
-        <w:t>They exited</w:t>
-      </w:r>
-      <w:r>
-        <w:t xml:space="preserve"> and drove away.</w:t>
-      </w:r>
-    </w:p>
-    <w:p>
-      <w:r>
-        <w:t xml:space="preserve">“Chill out </w:t>
+        <w:t xml:space="preserve"> in and the</w:t>
+      </w:r>
+      <w:r>
+        <w:t>y</w:t>
+      </w:r>
+      <w:r>
+        <w:t xml:space="preserve"> approached the store.</w:t>
+      </w:r>
+    </w:p>
+    <w:p>
+      <w:r>
+        <w:t xml:space="preserve">“There she is,” </w:t>
       </w:r>
       <w:r>
         <w:t>Luke</w:t>
       </w:r>
       <w:r>
-        <w:t xml:space="preserve">,” </w:t>
-      </w:r>
-      <w:r>
-        <w:t>Felix</w:t>
-      </w:r>
-      <w:r>
-        <w:t xml:space="preserve"> said. “Talking to girls is the easiest thing in the world.”</w:t>
-      </w:r>
-    </w:p>
-    <w:p>
-      <w:r>
-        <w:t xml:space="preserve">“Perhaps for a cool guy like you,” </w:t>
-      </w:r>
-      <w:r>
-        <w:t>Luke</w:t>
-      </w:r>
-      <w:r>
-        <w:t xml:space="preserve"> </w:t>
-      </w:r>
-      <w:r>
-        <w:t>sulked</w:t>
-      </w:r>
-      <w:r>
-        <w:t>.</w:t>
-      </w:r>
-    </w:p>
-    <w:p>
-      <w:r>
-        <w:t xml:space="preserve">“You’re such a kid,” </w:t>
-      </w:r>
-      <w:r>
-        <w:t>Felix</w:t>
-      </w:r>
-      <w:r>
-        <w:t xml:space="preserve"> laughed. “Remember, wom</w:t>
-      </w:r>
-      <w:r>
-        <w:t>e</w:t>
-      </w:r>
-      <w:r>
-        <w:t>n like men who are strong. Demonstrate that strength and you can get any woman.</w:t>
-      </w:r>
-      <w:r>
-        <w:t xml:space="preserve"> The trick is to take what you want and she will be putty in your hands.</w:t>
-      </w:r>
-      <w:r>
-        <w:t>”</w:t>
-      </w:r>
-    </w:p>
-    <w:p>
-      <w:r>
-        <w:t xml:space="preserve">“Don’t teach </w:t>
-      </w:r>
-      <w:r>
-        <w:t>Luke</w:t>
-      </w:r>
-      <w:r>
-        <w:t xml:space="preserve"> your bad habits,” Millie scolded.</w:t>
-      </w:r>
-    </w:p>
-    <w:p>
-      <w:r>
-        <w:t>Felix</w:t>
-      </w:r>
-      <w:r>
-        <w:t xml:space="preserve"> just laughed.</w:t>
+        <w:t xml:space="preserve"> said quietly.</w:t>
       </w:r>
     </w:p>
     <w:p>
       <w:r>
         <w:lastRenderedPageBreak/>
-        <w:t xml:space="preserve">They entered the mall parking lot and found a spot. </w:t>
-      </w:r>
-      <w:r>
-        <w:t>Felix</w:t>
-      </w:r>
-      <w:r>
-        <w:t xml:space="preserve"> guided </w:t>
-      </w:r>
-      <w:r>
-        <w:t>Luke</w:t>
-      </w:r>
-      <w:r>
-        <w:t xml:space="preserve"> in and the</w:t>
-      </w:r>
-      <w:r>
-        <w:t>y</w:t>
-      </w:r>
-      <w:r>
-        <w:t xml:space="preserve"> approached the store.</w:t>
-      </w:r>
-    </w:p>
-    <w:p>
-      <w:r>
-        <w:t xml:space="preserve">“There she is,” </w:t>
-      </w:r>
-      <w:r>
-        <w:t>Luke</w:t>
-      </w:r>
-      <w:r>
-        <w:t xml:space="preserve"> said quietly.</w:t>
-      </w:r>
-    </w:p>
-    <w:p>
-      <w:r>
         <w:t xml:space="preserve">“Damn, she’s hot,” </w:t>
       </w:r>
       <w:r>
@@ -9701,18 +9731,18 @@
     </w:p>
     <w:p>
       <w:r>
+        <w:t xml:space="preserve">Luke had the overwhelming urge to flee in embarrassment. </w:t>
+      </w:r>
+      <w:r>
+        <w:t>He felt a sharp pain in his head the moment he turned his head towards the door.</w:t>
+      </w:r>
+      <w:r>
+        <w:t xml:space="preserve"> Annie had once again kicked him in the head.</w:t>
+      </w:r>
+    </w:p>
+    <w:p>
+      <w:r>
         <w:lastRenderedPageBreak/>
-        <w:t xml:space="preserve">Luke had the overwhelming urge to flee in embarrassment. </w:t>
-      </w:r>
-      <w:r>
-        <w:t>He felt a sharp pain in his head the moment he turned his head towards the door.</w:t>
-      </w:r>
-      <w:r>
-        <w:t xml:space="preserve"> Annie had once again kicked him in the head.</w:t>
-      </w:r>
-    </w:p>
-    <w:p>
-      <w:r>
         <w:t xml:space="preserve">“That’s okay Jennifer,” Luke said </w:t>
       </w:r>
       <w:r>
@@ -9727,7 +9757,7 @@
         <w:t xml:space="preserve">“You’re a cute boy,” Jennifer </w:t>
       </w:r>
       <w:r>
-        <w:t>consoled</w:t>
+        <w:t>said, smiling</w:t>
       </w:r>
       <w:r>
         <w:t>. “I’m sure you’ll find a nice girl.</w:t>
@@ -9873,64 +9903,457 @@
         <w:t>Felix</w:t>
       </w:r>
       <w:r>
-        <w:t xml:space="preserve"> laughed. A moment later a </w:t>
+        <w:t xml:space="preserve"> laughed.</w:t>
+      </w:r>
+    </w:p>
+    <w:p>
+      <w:r>
+        <w:t xml:space="preserve">A </w:t>
       </w:r>
       <w:r>
         <w:t>card</w:t>
       </w:r>
       <w:r>
-        <w:t xml:space="preserve"> appeared in front of them. Luke picked it out of the air and read it. “Congratulations Luke,” Luke read </w:t>
-      </w:r>
+        <w:t xml:space="preserve"> appeared in front of them. Luke picked it out of the air and read it. “Congratulations Luke,” Luke read aloud. “You have overcome and will be allowed to move on. Keep in mind that the battle with fear is </w:t>
+      </w:r>
+      <w:r>
+        <w:t>eternal</w:t>
+      </w:r>
+      <w:r>
+        <w:t xml:space="preserve">.” </w:t>
+      </w:r>
+      <w:r>
+        <w:t>T</w:t>
+      </w:r>
+      <w:r>
+        <w:t>he card disappeared.</w:t>
+      </w:r>
+    </w:p>
+    <w:p>
       <w:r>
         <w:lastRenderedPageBreak/>
-        <w:t xml:space="preserve">aloud. “You have overcome and will be allowed to move on. Keep in mind that the battle with fear is </w:t>
-      </w:r>
-      <w:r>
-        <w:t>eternal</w:t>
-      </w:r>
-      <w:r>
-        <w:t xml:space="preserve">.” </w:t>
+        <w:t>“What’s the matter Luke?” Millie asked.</w:t>
+      </w:r>
+    </w:p>
+    <w:p>
+      <w:r>
+        <w:t>“If we fail, billion</w:t>
+      </w:r>
+      <w:r>
+        <w:t>s</w:t>
+      </w:r>
+      <w:r>
+        <w:t xml:space="preserve"> </w:t>
+      </w:r>
+      <w:r>
+        <w:t xml:space="preserve">of </w:t>
+      </w:r>
+      <w:r>
+        <w:t>people will die and I have a feeling this might be my easiest challenge,” Luke replied.</w:t>
+      </w:r>
+    </w:p>
+    <w:p>
+      <w:r>
+        <w:t>“It’s all right Luke,” Annie said and hugged Luke’s face. “I’m here for you.”</w:t>
+      </w:r>
+    </w:p>
+    <w:p>
+      <w:r>
+        <w:t xml:space="preserve">“Thanks Annie,” Luke said and </w:t>
+      </w:r>
+      <w:r>
+        <w:t>rubbed her head</w:t>
+      </w:r>
+      <w:r>
+        <w:t>.</w:t>
+      </w:r>
+    </w:p>
+    <w:p>
+      <w:r>
+        <w:t xml:space="preserve">“All this excitement </w:t>
+      </w:r>
+      <w:r>
+        <w:t>h</w:t>
+      </w:r>
+      <w:r>
+        <w:t>as made me hungry,” Annie said.</w:t>
+      </w:r>
+    </w:p>
+    <w:p>
+      <w:r>
+        <w:t xml:space="preserve">“You’re always hungry,” Luke </w:t>
+      </w:r>
+      <w:r>
+        <w:t xml:space="preserve">said with a </w:t>
+      </w:r>
+      <w:r>
+        <w:t>laugh.</w:t>
+      </w:r>
+      <w:r>
+        <w:t xml:space="preserve"> “Okay we’ll go to my favorite restaurant.</w:t>
+      </w:r>
+      <w:r>
+        <w:t xml:space="preserve"> It’s an all-you-can eat Chinese restaurant, perfect for a tiny piggy.</w:t>
+      </w:r>
+      <w:r>
+        <w:t>”</w:t>
+      </w:r>
+    </w:p>
+    <w:p>
+      <w:r>
+        <w:t>“I’m not a pig</w:t>
+      </w:r>
+      <w:r>
+        <w:t>gy</w:t>
+      </w:r>
+      <w:r>
+        <w:t>,” Annie said angrily. “I’m a cat.”</w:t>
+      </w:r>
+    </w:p>
+    <w:p>
+      <w:r>
+        <w:t>“I’ve never seen a cat eat like you can,” Luke said.</w:t>
+      </w:r>
+    </w:p>
+    <w:p>
+      <w:r>
+        <w:t>Annie replied by blowing a strawberry.</w:t>
+      </w:r>
+    </w:p>
+    <w:p>
+      <w:r>
+        <w:t>“I’m just teasing you Annie,” Luke said. “</w:t>
+      </w:r>
+      <w:r>
+        <w:t>I’m just happy this challenge is over. Now let’s go eat. I’m paying.”</w:t>
+      </w:r>
+    </w:p>
+    <w:p>
+      <w:r>
+        <w:t>“If you’re paying, then I’m eating,” Annie said.</w:t>
+      </w:r>
+    </w:p>
+    <w:p>
+      <w:r>
+        <w:t>The gang headed out.</w:t>
+      </w:r>
+      <w:r>
+        <w:t xml:space="preserve"> </w:t>
       </w:r>
       <w:r>
         <w:t>T</w:t>
       </w:r>
       <w:r>
-        <w:t>he card disappeared.</w:t>
-      </w:r>
-    </w:p>
-    <w:p>
-      <w:r>
-        <w:t>“What’s the matter Luke?” Millie asked.</w:t>
-      </w:r>
-    </w:p>
-    <w:p>
-      <w:r>
-        <w:t>“If we fail, billion</w:t>
+        <w:t>hey arrived at the restaurant.</w:t>
+      </w:r>
+      <w:r>
+        <w:t xml:space="preserve"> Entering, the waiter showed them to a table </w:t>
+      </w:r>
+      <w:r>
+        <w:t xml:space="preserve">set for four people, </w:t>
+      </w:r>
+      <w:r>
+        <w:t xml:space="preserve">and the </w:t>
+      </w:r>
+      <w:r>
+        <w:t>gang</w:t>
+      </w:r>
+      <w:r>
+        <w:t xml:space="preserve"> went to the serving line.</w:t>
+      </w:r>
+    </w:p>
+    <w:p>
+      <w:r>
+        <w:t>Annie grabbed a plate and lifted it. People screamed and moved out of the way. Luke grabbed the plate and said, “Damn it. Isn’t there a way to make – disguise Annie as a human so we don’t freak people out?”</w:t>
+      </w:r>
+    </w:p>
+    <w:p>
+      <w:r>
+        <w:t xml:space="preserve">“There are </w:t>
+      </w:r>
+      <w:r>
+        <w:t xml:space="preserve">illusion pendants, as well as </w:t>
+      </w:r>
+      <w:r>
+        <w:t>spells,” Millie said.</w:t>
+      </w:r>
+    </w:p>
+    <w:p>
+      <w:r>
+        <w:lastRenderedPageBreak/>
+        <w:t>“For the time being I’ll help Annie get food and</w:t>
+      </w:r>
+      <w:r>
+        <w:t xml:space="preserve"> let’s hope no one notices,” Luke said.</w:t>
+      </w:r>
+      <w:r>
+        <w:t xml:space="preserve"> “Annie, tell me what you want.”</w:t>
+      </w:r>
+    </w:p>
+    <w:p>
+      <w:r>
+        <w:t>Food in hand, they s</w:t>
+      </w:r>
+      <w:r>
+        <w:t>at at their table and ate.</w:t>
+      </w:r>
+      <w:r>
+        <w:t xml:space="preserve"> It was a strange sight. There were four plates but only 3 people. Fortunately most people were too busy to notice.</w:t>
+      </w:r>
+    </w:p>
+    <w:p>
+      <w:r>
+        <w:t xml:space="preserve">“This </w:t>
+      </w:r>
+      <w:r>
+        <w:t xml:space="preserve">food </w:t>
+      </w:r>
+      <w:r>
+        <w:t xml:space="preserve">is </w:t>
+      </w:r>
+      <w:r>
+        <w:t>excellent</w:t>
+      </w:r>
+      <w:r>
+        <w:t xml:space="preserve">,” </w:t>
+      </w:r>
+      <w:r>
+        <w:t>Felix</w:t>
+      </w:r>
+      <w:r>
+        <w:t xml:space="preserve"> said. “I have to come back again.”</w:t>
+      </w:r>
+    </w:p>
+    <w:p>
+      <w:r>
+        <w:t xml:space="preserve">“Yup,” Annie said as she stuffed her face. “Okay servant, get me another plate and pile it high with </w:t>
+      </w:r>
+      <w:r>
+        <w:t>only the best</w:t>
+      </w:r>
+      <w:r>
+        <w:t>.”</w:t>
+      </w:r>
+    </w:p>
+    <w:p>
+      <w:r>
+        <w:t>“Yes master,” Luke said and headed for more food.</w:t>
+      </w:r>
+      <w:r>
+        <w:t xml:space="preserve"> He returned with two plates and Annie continued eating.</w:t>
+      </w:r>
+    </w:p>
+    <w:p>
+      <w:r>
+        <w:t>“I’m stuffed,” Millie said. “I don’t think I can eat anything more.”</w:t>
+      </w:r>
+    </w:p>
+    <w:p>
+      <w:r>
+        <w:t>“Of course you can,” Annie said. “There’s always room for jell</w:t>
+      </w:r>
+      <w:r>
+        <w:t>-</w:t>
+      </w:r>
+      <w:r>
+        <w:t>o.”</w:t>
+      </w:r>
+    </w:p>
+    <w:p>
+      <w:r>
+        <w:t xml:space="preserve">Luke finished eating and stared at Annie. </w:t>
+      </w:r>
+      <w:r>
+        <w:t>She was</w:t>
+      </w:r>
+      <w:r>
+        <w:t xml:space="preserve"> covered with food and she was having a glorious time eating.</w:t>
+      </w:r>
+      <w:r>
+        <w:t xml:space="preserve"> </w:t>
+      </w:r>
+      <w:r>
+        <w:t>There was something about Annie that was bothering him.</w:t>
+      </w:r>
+    </w:p>
+    <w:p>
+      <w:r>
+        <w:t>E</w:t>
+      </w:r>
+      <w:r>
+        <w:t xml:space="preserve">veryone finished eating and Luke paid for four people. The waiter </w:t>
+      </w:r>
+      <w:r>
+        <w:t>was</w:t>
+      </w:r>
+      <w:r>
+        <w:t xml:space="preserve"> surprise</w:t>
+      </w:r>
+      <w:r>
+        <w:t>d</w:t>
+      </w:r>
+      <w:r>
+        <w:t xml:space="preserve"> and Luke had to explain that the fourth person had left.</w:t>
+      </w:r>
+    </w:p>
+    <w:p>
+      <w:r>
+        <w:t>As they left the restaurant, Luke looked at Annie. She was clean once again and her hair was perfect as usual. That wasn’t surprising since she was a cat spirit. Something else was bothering Luke.</w:t>
+      </w:r>
+    </w:p>
+    <w:p>
+      <w:r>
+        <w:t xml:space="preserve">While driving back to Luke’s place, </w:t>
+      </w:r>
+      <w:r>
+        <w:t>Luke blurted out, “Annie should be visible.”</w:t>
+      </w:r>
+    </w:p>
+    <w:p>
+      <w:r>
+        <w:t xml:space="preserve">“Why do you </w:t>
       </w:r>
       <w:r>
         <w:t>s</w:t>
       </w:r>
       <w:r>
+        <w:t xml:space="preserve">ay that?” </w:t>
+      </w:r>
+      <w:r>
+        <w:t>Millie</w:t>
+      </w:r>
+      <w:r>
+        <w:t xml:space="preserve"> asked.</w:t>
+      </w:r>
+    </w:p>
+    <w:p>
+      <w:r>
+        <w:t>“Because of the amount of food she has eaten,” Luke replied.</w:t>
+      </w:r>
+      <w:r>
+        <w:t xml:space="preserve"> “There is a saying, ‘You are what you eat.’ She has eaten regular food, so she should be visible to ordinary people.”</w:t>
+      </w:r>
+    </w:p>
+    <w:p>
+      <w:r>
+        <w:lastRenderedPageBreak/>
+        <w:t xml:space="preserve">“I don’t know about that,” </w:t>
+      </w:r>
+      <w:r>
+        <w:t>Felix</w:t>
+      </w:r>
+      <w:r>
+        <w:t xml:space="preserve"> said. “However, you’re a smart guy so you must be right.”</w:t>
+      </w:r>
+    </w:p>
+    <w:p>
+      <w:r>
+        <w:t>They arrived home and entered. The parents were out in the yard doing work.</w:t>
+      </w:r>
+      <w:r>
+        <w:t xml:space="preserve"> “Hi dear,” </w:t>
+      </w:r>
+      <w:r>
+        <w:t>Jane</w:t>
+      </w:r>
+      <w:r>
+        <w:t xml:space="preserve"> said. “That was fast. Did you get what you needed?”</w:t>
+      </w:r>
+    </w:p>
+    <w:p>
+      <w:r>
+        <w:t>“Yes mum,” Luke replied. “I guess I should be leaving. I have studying to do. There’s so much wizards my age</w:t>
+      </w:r>
+      <w:r>
+        <w:t xml:space="preserve"> know that I know nothing about. See you later mum and dad,</w:t>
+      </w:r>
+      <w:r>
+        <w:t>”</w:t>
+      </w:r>
+      <w:r>
+        <w:t xml:space="preserve"> Luke said and gave his mum a kiss.</w:t>
+      </w:r>
+    </w:p>
+    <w:p>
+      <w:r>
+        <w:t xml:space="preserve">“How come I can see Annie? I don’t have my goggles on,” </w:t>
+      </w:r>
+      <w:r>
+        <w:t>Joe</w:t>
+      </w:r>
+      <w:r>
+        <w:t xml:space="preserve"> asked.</w:t>
+      </w:r>
+    </w:p>
+    <w:p>
+      <w:r>
+        <w:t xml:space="preserve">“She ate too much </w:t>
+      </w:r>
+      <w:r>
+        <w:t>people food</w:t>
+      </w:r>
+      <w:r>
+        <w:t>,” Luke said. “She’</w:t>
+      </w:r>
+      <w:r>
+        <w:t>ll</w:t>
+      </w:r>
+      <w:r>
+        <w:t xml:space="preserve"> turn invisible again if she eats spirit beast food.</w:t>
+      </w:r>
+      <w:r>
+        <w:t xml:space="preserve"> I think.</w:t>
+      </w:r>
+      <w:r>
+        <w:t>”</w:t>
+      </w:r>
+    </w:p>
+    <w:p>
+      <w:r>
+        <w:t xml:space="preserve">“What will happen if people ate that?” </w:t>
+      </w:r>
+      <w:r>
+        <w:t>Joe</w:t>
+      </w:r>
+      <w:r>
+        <w:t xml:space="preserve"> asked.</w:t>
+      </w:r>
+    </w:p>
+    <w:p>
+      <w:r>
+        <w:t>Millie said, “I tried some as a little girl. It tasted disgusting.</w:t>
+      </w:r>
+      <w:r>
+        <w:t xml:space="preserve"> I </w:t>
+      </w:r>
+      <w:r>
+        <w:t xml:space="preserve">then </w:t>
+      </w:r>
+      <w:r>
+        <w:t>got scolded, but no one mentioned what would happen.</w:t>
+      </w:r>
+      <w:r>
+        <w:t>”</w:t>
+      </w:r>
+    </w:p>
+    <w:p>
+      <w:r>
+        <w:t xml:space="preserve">“I guess they didn’t want you to eat </w:t>
+      </w:r>
+      <w:r>
+        <w:t>spirit beast</w:t>
+      </w:r>
+      <w:r>
+        <w:t xml:space="preserve"> food,” </w:t>
+      </w:r>
+      <w:r>
+        <w:t>Felix</w:t>
+      </w:r>
+      <w:r>
         <w:t xml:space="preserve"> </w:t>
       </w:r>
       <w:r>
-        <w:t xml:space="preserve">of </w:t>
-      </w:r>
-      <w:r>
-        <w:t>people will die and I have a feeling this might be my easiest challenge,” Luke replied.</w:t>
-      </w:r>
-    </w:p>
-    <w:p>
-      <w:r>
-        <w:t>“It’s all right Luke,” Annie said and hugged Luke’s face. “I’m here for you.”</w:t>
-      </w:r>
-    </w:p>
-    <w:p>
-      <w:r>
-        <w:t xml:space="preserve">“Thanks Annie,” Luke said and </w:t>
-      </w:r>
-      <w:r>
-        <w:t>rubbed her head</w:t>
+        <w:t>said</w:t>
       </w:r>
       <w:r>
         <w:t>.</w:t>
@@ -9938,30 +10361,22 @@
     </w:p>
     <w:p>
       <w:r>
-        <w:t xml:space="preserve">“All this excitement </w:t>
-      </w:r>
-      <w:r>
-        <w:t>h</w:t>
-      </w:r>
-      <w:r>
-        <w:t>as made me hungry,” Annie said.</w:t>
-      </w:r>
-    </w:p>
-    <w:p>
-      <w:r>
-        <w:t xml:space="preserve">“You’re always hungry,” Luke </w:t>
-      </w:r>
-      <w:r>
-        <w:t xml:space="preserve">said with a </w:t>
-      </w:r>
-      <w:r>
-        <w:t>laugh.</w:t>
-      </w:r>
-      <w:r>
-        <w:t xml:space="preserve"> “Okay we’ll go to my favorite restaurant.</w:t>
-      </w:r>
-      <w:r>
-        <w:t xml:space="preserve"> It’s an all-you-can eat Chinese restaurant, perfect for a tiny piggy.</w:t>
+        <w:t xml:space="preserve">“No,” Joe </w:t>
+      </w:r>
+      <w:r>
+        <w:t>said</w:t>
+      </w:r>
+      <w:r>
+        <w:t>. “</w:t>
+      </w:r>
+      <w:r>
+        <w:t>Stories about the Fey forbade people from eating their food. Those who d</w:t>
+      </w:r>
+      <w:r>
+        <w:t>id</w:t>
+      </w:r>
+      <w:r>
+        <w:t xml:space="preserve"> were whisked into the land of Fey, never to be seen again.</w:t>
       </w:r>
       <w:r>
         <w:t>”</w:t>
@@ -9969,571 +10384,215 @@
     </w:p>
     <w:p>
       <w:r>
-        <w:t>“I’m not a pig</w:t>
-      </w:r>
-      <w:r>
-        <w:t>gy</w:t>
-      </w:r>
-      <w:r>
-        <w:t>,” Annie said angrily. “I’m a cat.”</w:t>
-      </w:r>
-    </w:p>
-    <w:p>
-      <w:r>
-        <w:t>“I’ve never seen a cat eat like you can,” Luke said.</w:t>
-      </w:r>
-    </w:p>
-    <w:p>
-      <w:r>
-        <w:t>Annie replied by blowing a strawberry.</w:t>
-      </w:r>
-    </w:p>
-    <w:p>
-      <w:r>
-        <w:t>“I’m just teasing you Annie,” Luke said. “</w:t>
-      </w:r>
-      <w:r>
-        <w:t>I’m just happy this challenge is over. Now let’s go eat. I’m paying.”</w:t>
-      </w:r>
-    </w:p>
-    <w:p>
-      <w:r>
-        <w:t>“If you’re paying, then I’m eating,” Annie said.</w:t>
-      </w:r>
-    </w:p>
-    <w:p>
-      <w:r>
-        <w:t>The gang headed out.</w:t>
-      </w:r>
-      <w:r>
-        <w:t xml:space="preserve"> Soon enough they arrived at the restaurant.</w:t>
-      </w:r>
-      <w:r>
-        <w:t xml:space="preserve"> Entering, the waiter showed them to a table </w:t>
-      </w:r>
-      <w:r>
-        <w:t xml:space="preserve">set for four people, </w:t>
-      </w:r>
-      <w:r>
-        <w:t xml:space="preserve">and the </w:t>
-      </w:r>
-      <w:r>
-        <w:t>gang</w:t>
-      </w:r>
-      <w:r>
-        <w:t xml:space="preserve"> went to the serving line.</w:t>
-      </w:r>
-    </w:p>
-    <w:p>
-      <w:r>
-        <w:t>Annie grabbed a plate and lifted it. People screamed and moved out of the way. Luke grabbed the plate and said, “Damn it. Isn’t there a way to make – disguise Annie as a human so we don’t freak people out?”</w:t>
+        <w:t>“Scary,” Felix exclaimed.</w:t>
+      </w:r>
+    </w:p>
+    <w:p>
+      <w:r>
+        <w:t>“How do you know so much?” Millie asked.</w:t>
+      </w:r>
+    </w:p>
+    <w:p>
+      <w:r>
+        <w:t>“We aren’t as separated as you might think,” Jane said. “We do share the same planet. I’m sure I passed wizards on the street countless timed without knowing.”</w:t>
+      </w:r>
+    </w:p>
+    <w:p>
+      <w:r>
+        <w:t xml:space="preserve">“There are </w:t>
+      </w:r>
+      <w:r>
+        <w:t>some</w:t>
+      </w:r>
+      <w:r>
+        <w:t xml:space="preserve"> </w:t>
+      </w:r>
+      <w:r>
+        <w:t>146 million</w:t>
+      </w:r>
+      <w:r>
+        <w:t xml:space="preserve"> wizards in the world,” Luke said. “A war nearly destroyed the planet over 12 thousands ago.”</w:t>
       </w:r>
     </w:p>
     <w:p>
       <w:r>
         <w:lastRenderedPageBreak/>
-        <w:t xml:space="preserve">“There are </w:t>
-      </w:r>
-      <w:r>
-        <w:t xml:space="preserve">illusion pendants, as well as </w:t>
-      </w:r>
-      <w:r>
-        <w:t>spells,” Millie said.</w:t>
-      </w:r>
-    </w:p>
-    <w:p>
-      <w:r>
-        <w:t>“For the time being I’ll help Annie get food and</w:t>
-      </w:r>
-      <w:r>
-        <w:t xml:space="preserve"> let’s hope no one notices,” Luke said.</w:t>
-      </w:r>
-      <w:r>
-        <w:t xml:space="preserve"> “Annie, tell me what you want.”</w:t>
-      </w:r>
-    </w:p>
-    <w:p>
-      <w:r>
-        <w:t>Food in hand, they s</w:t>
-      </w:r>
-      <w:r>
-        <w:t>at at their table and ate.</w:t>
-      </w:r>
-      <w:r>
-        <w:t xml:space="preserve"> It was a strange sight. There were four plates but only 3 people. Fortunately most people were too busy to notice.</w:t>
-      </w:r>
-    </w:p>
-    <w:p>
-      <w:r>
-        <w:t xml:space="preserve">“This </w:t>
-      </w:r>
-      <w:r>
-        <w:t xml:space="preserve">food </w:t>
-      </w:r>
-      <w:r>
-        <w:t xml:space="preserve">is </w:t>
-      </w:r>
-      <w:r>
-        <w:t>excellent</w:t>
-      </w:r>
-      <w:r>
-        <w:t xml:space="preserve">,” </w:t>
+        <w:t>“Atlantis,” Joe said, nodding.</w:t>
+      </w:r>
+    </w:p>
+    <w:p>
+      <w:r>
+        <w:t>“After that, the gods forbade wizards from interfering with humans,” Luke said.</w:t>
+      </w:r>
+    </w:p>
+    <w:p>
+      <w:r>
+        <w:t xml:space="preserve">“That makes perfect </w:t>
+      </w:r>
+      <w:r>
+        <w:t xml:space="preserve">sense </w:t>
+      </w:r>
+      <w:r>
+        <w:t>from a historical and biblical perspective,” Joe said. “It also explains features archaeologists refuse to admit.”</w:t>
+      </w:r>
+    </w:p>
+    <w:p>
+      <w:r>
+        <w:t>“This is so exciting,” Jan</w:t>
+      </w:r>
+      <w:r>
+        <w:t>e</w:t>
+      </w:r>
+      <w:r>
+        <w:t xml:space="preserve"> </w:t>
+      </w:r>
+      <w:r>
+        <w:t>exclaimed</w:t>
+      </w:r>
+      <w:r>
+        <w:t>. “I can’t wait to reexamine human history.”</w:t>
+      </w:r>
+    </w:p>
+    <w:p>
+      <w:r>
+        <w:t>They waved bye and drove off.</w:t>
+      </w:r>
+    </w:p>
+    <w:p>
+      <w:r>
+        <w:t>“</w:t>
+      </w:r>
+      <w:r>
+        <w:t xml:space="preserve">You </w:t>
+      </w:r>
+      <w:r>
+        <w:t>k</w:t>
+      </w:r>
+      <w:r>
+        <w:t>now</w:t>
+      </w:r>
+      <w:r>
+        <w:t xml:space="preserve"> what?” Luke asked. “I know nothing about wizard culture and I know nothing about Annie, who seems different from other – did she turn visible because I assumed she should turn visible or because of the food? She was invisible when we left the restaurant.</w:t>
+      </w:r>
+      <w:r>
+        <w:t xml:space="preserve"> No one saw her.</w:t>
+      </w:r>
+      <w:r>
+        <w:t>”</w:t>
+      </w:r>
+    </w:p>
+    <w:p>
+      <w:r>
+        <w:t>Luke focused on the hotel.</w:t>
+      </w:r>
+    </w:p>
+    <w:p>
+      <w:r>
+        <w:t xml:space="preserve">“Being a wizard isn’t always fun,” </w:t>
       </w:r>
       <w:r>
         <w:t>Felix</w:t>
       </w:r>
       <w:r>
-        <w:t xml:space="preserve"> said. “I have to come back again.”</w:t>
-      </w:r>
-    </w:p>
-    <w:p>
-      <w:r>
-        <w:t xml:space="preserve">“Yup,” Annie said as she stuffed her face. “Okay servant, get me another plate and pile it high with </w:t>
-      </w:r>
-      <w:r>
-        <w:t>only the best</w:t>
-      </w:r>
-      <w:r>
-        <w:t>.”</w:t>
-      </w:r>
-    </w:p>
-    <w:p>
-      <w:r>
-        <w:t>“Yes master,” Luke said and headed for more food.</w:t>
-      </w:r>
-      <w:r>
-        <w:t xml:space="preserve"> He returned with two plates and Annie continued eating.</w:t>
-      </w:r>
-    </w:p>
-    <w:p>
-      <w:r>
-        <w:t>“I’m stuffed,” Millie said. “I don’t think I can eat anything more.”</w:t>
-      </w:r>
-    </w:p>
-    <w:p>
-      <w:r>
-        <w:t>“Of course you can,” Annie said. “There’s always room for jell</w:t>
-      </w:r>
-      <w:r>
-        <w:t>-</w:t>
-      </w:r>
-      <w:r>
-        <w:t>o.”</w:t>
-      </w:r>
-    </w:p>
-    <w:p>
-      <w:r>
-        <w:t xml:space="preserve">Luke finished eating and stared at Annie. </w:t>
-      </w:r>
-      <w:r>
-        <w:t>She was</w:t>
-      </w:r>
-      <w:r>
-        <w:t xml:space="preserve"> covered with food and she was having a glorious time eating.</w:t>
+        <w:t xml:space="preserve"> said. </w:t>
+      </w:r>
+      <w:r>
+        <w:t>“All of us get challenged starting when we reach</w:t>
+      </w:r>
+      <w:r>
+        <w:t>…</w:t>
+      </w:r>
+      <w:r>
+        <w:t>”</w:t>
+      </w:r>
+    </w:p>
+    <w:p>
+      <w:r>
+        <w:t xml:space="preserve">The sound of </w:t>
+      </w:r>
+      <w:r>
+        <w:t>Felix</w:t>
+      </w:r>
+      <w:r>
+        <w:t xml:space="preserve">’s voice disappeared as the tunnel opened and they entered. Luke stared out the window at the </w:t>
+      </w:r>
+      <w:r>
+        <w:t>kaleidoscope</w:t>
+      </w:r>
+      <w:r>
+        <w:t xml:space="preserve"> of colors. </w:t>
+      </w:r>
+      <w:r>
+        <w:t xml:space="preserve">This time he intentionally ignored the trip through the planet. </w:t>
+      </w:r>
+      <w:r>
+        <w:t>The tunnel curved and dissipated</w:t>
+      </w:r>
+      <w:r>
+        <w:t>.</w:t>
+      </w:r>
+    </w:p>
+    <w:p>
+      <w:r>
+        <w:t>“</w:t>
+      </w:r>
+      <w:r>
+        <w:t>…puberty. By the way</w:t>
+      </w:r>
+      <w:r>
+        <w:t>, l</w:t>
+      </w:r>
+      <w:r>
+        <w:t>et’s go back to the hotel to get our stuff, and the</w:t>
+      </w:r>
+      <w:r>
+        <w:t>n we can go to my parents place,</w:t>
+      </w:r>
+      <w:r>
+        <w:t>”</w:t>
       </w:r>
       <w:r>
         <w:t xml:space="preserve"> </w:t>
       </w:r>
       <w:r>
-        <w:t>There was something about Annie that was bothering him.</w:t>
-      </w:r>
-    </w:p>
-    <w:p>
-      <w:r>
-        <w:t>E</w:t>
-      </w:r>
-      <w:r>
-        <w:t xml:space="preserve">veryone finished eating and Luke paid for four people. The waiter </w:t>
-      </w:r>
-      <w:r>
-        <w:t>was</w:t>
-      </w:r>
-      <w:r>
-        <w:t xml:space="preserve"> surprise</w:t>
-      </w:r>
-      <w:r>
-        <w:t>d</w:t>
-      </w:r>
-      <w:r>
-        <w:t xml:space="preserve"> and Luke had to explain that the fourth person had left.</w:t>
-      </w:r>
-    </w:p>
-    <w:p>
-      <w:r>
-        <w:t>As they left the restaurant, Luke looked at Annie. She was clean once again and her hair was perfect as usual. That wasn’t surprising since she was a cat spirit. Something else was bothering Luke.</w:t>
-      </w:r>
-    </w:p>
-    <w:p>
-      <w:r>
-        <w:t xml:space="preserve">While driving back to Luke’s place, </w:t>
-      </w:r>
-      <w:r>
-        <w:t>Luke blurted out, “Annie should be visible.”</w:t>
-      </w:r>
-    </w:p>
-    <w:p>
-      <w:r>
-        <w:t xml:space="preserve">“Why do you </w:t>
-      </w:r>
-      <w:r>
-        <w:t>s</w:t>
-      </w:r>
-      <w:r>
-        <w:t xml:space="preserve">ay that?” </w:t>
-      </w:r>
-      <w:r>
-        <w:t>Millie</w:t>
-      </w:r>
-      <w:r>
-        <w:t xml:space="preserve"> asked.</w:t>
+        <w:t>Felix</w:t>
+      </w:r>
+      <w:r>
+        <w:t xml:space="preserve"> </w:t>
+      </w:r>
+      <w:r>
+        <w:t xml:space="preserve">said, </w:t>
+      </w:r>
+      <w:r>
+        <w:t>contin</w:t>
+      </w:r>
+      <w:r>
+        <w:t xml:space="preserve">uing </w:t>
+      </w:r>
+      <w:r>
+        <w:t>as if the</w:t>
+      </w:r>
+      <w:r>
+        <w:t>re</w:t>
+      </w:r>
+      <w:r>
+        <w:t xml:space="preserve"> was no interruption.</w:t>
+      </w:r>
+    </w:p>
+    <w:p>
+      <w:r>
+        <w:t>“</w:t>
+      </w:r>
+      <w:r>
+        <w:t>What challenge did you receive</w:t>
+      </w:r>
+      <w:r>
+        <w:t xml:space="preserve"> when you reached puberty?” Millie asked.</w:t>
       </w:r>
     </w:p>
     <w:p>
       <w:r>
         <w:lastRenderedPageBreak/>
-        <w:t>“Because of the amount of food she has eaten,” Luke replied.</w:t>
-      </w:r>
-      <w:r>
-        <w:t xml:space="preserve"> “There is a saying, ‘You are what you eat.’ She has eaten regular food, so she should be visible to ordinary people.”</w:t>
-      </w:r>
-    </w:p>
-    <w:p>
-      <w:r>
-        <w:t xml:space="preserve">“I don’t know about that,” </w:t>
-      </w:r>
-      <w:r>
-        <w:t>Felix</w:t>
-      </w:r>
-      <w:r>
-        <w:t xml:space="preserve"> said. “However, you’re a smart guy so you must be right.”</w:t>
-      </w:r>
-    </w:p>
-    <w:p>
-      <w:r>
-        <w:t>They arrived home and entered. The parents were out in the yard doing work.</w:t>
-      </w:r>
-      <w:r>
-        <w:t xml:space="preserve"> “Hi dear,” </w:t>
-      </w:r>
-      <w:r>
-        <w:t>Jane</w:t>
-      </w:r>
-      <w:r>
-        <w:t xml:space="preserve"> said. “That was fast. Did you get what you needed?”</w:t>
-      </w:r>
-    </w:p>
-    <w:p>
-      <w:r>
-        <w:t>“Yes mum,” Luke replied. “I guess I should be leaving. I have studying to do. There’s so much wizards my age</w:t>
-      </w:r>
-      <w:r>
-        <w:t xml:space="preserve"> know that I know nothing about. See you later mum and dad,</w:t>
-      </w:r>
-      <w:r>
-        <w:t>”</w:t>
-      </w:r>
-      <w:r>
-        <w:t xml:space="preserve"> Luke said and gave his mum a kiss.</w:t>
-      </w:r>
-    </w:p>
-    <w:p>
-      <w:r>
-        <w:t xml:space="preserve">“How come I can see Annie? I don’t have my goggles on,” </w:t>
-      </w:r>
-      <w:r>
-        <w:t>Joe</w:t>
-      </w:r>
-      <w:r>
-        <w:t xml:space="preserve"> asked.</w:t>
-      </w:r>
-    </w:p>
-    <w:p>
-      <w:r>
-        <w:t xml:space="preserve">“She ate too much </w:t>
-      </w:r>
-      <w:r>
-        <w:t>people food</w:t>
-      </w:r>
-      <w:r>
-        <w:t>,” Luke said. “She’</w:t>
-      </w:r>
-      <w:r>
-        <w:t>ll</w:t>
-      </w:r>
-      <w:r>
-        <w:t xml:space="preserve"> turn invisible again if she eats spirit beast food.</w:t>
-      </w:r>
-      <w:r>
-        <w:t xml:space="preserve"> I think.</w:t>
-      </w:r>
-      <w:r>
-        <w:t>”</w:t>
-      </w:r>
-    </w:p>
-    <w:p>
-      <w:r>
-        <w:t xml:space="preserve">“What will happen if people ate that?” </w:t>
-      </w:r>
-      <w:r>
-        <w:t>Joe</w:t>
-      </w:r>
-      <w:r>
-        <w:t xml:space="preserve"> asked.</w:t>
-      </w:r>
-    </w:p>
-    <w:p>
-      <w:r>
-        <w:t>Millie said, “I tried some as a little girl. It tasted disgusting.</w:t>
-      </w:r>
-      <w:r>
-        <w:t xml:space="preserve"> I </w:t>
-      </w:r>
-      <w:r>
-        <w:t xml:space="preserve">then </w:t>
-      </w:r>
-      <w:r>
-        <w:t>got scolded, but no one mentioned what would happen.</w:t>
-      </w:r>
-      <w:r>
-        <w:t>”</w:t>
-      </w:r>
-    </w:p>
-    <w:p>
-      <w:r>
-        <w:t xml:space="preserve">“I guess they didn’t want you to eat </w:t>
-      </w:r>
-      <w:r>
-        <w:t>spirit beast</w:t>
-      </w:r>
-      <w:r>
-        <w:t xml:space="preserve"> food,” </w:t>
-      </w:r>
-      <w:r>
-        <w:t>Felix</w:t>
-      </w:r>
-      <w:r>
-        <w:t xml:space="preserve"> suggested.</w:t>
-      </w:r>
-    </w:p>
-    <w:p>
-      <w:r>
-        <w:t xml:space="preserve">“No,” Joe </w:t>
-      </w:r>
-      <w:r>
-        <w:t>mused</w:t>
-      </w:r>
-      <w:r>
-        <w:t>. “</w:t>
-      </w:r>
-      <w:r>
-        <w:t>Stories about the Fey forbade people from eating their food. Those who d</w:t>
-      </w:r>
-      <w:r>
-        <w:t>id</w:t>
-      </w:r>
-      <w:r>
-        <w:t xml:space="preserve"> were whisked into the land of Fey, never to be seen again.</w:t>
-      </w:r>
-      <w:r>
-        <w:t>”</w:t>
-      </w:r>
-    </w:p>
-    <w:p>
-      <w:r>
-        <w:t>“Scary,” Felix exclaimed.</w:t>
-      </w:r>
-    </w:p>
-    <w:p>
-      <w:r>
-        <w:t>“How do you know so much?” Millie asked.</w:t>
-      </w:r>
-    </w:p>
-    <w:p>
-      <w:r>
-        <w:lastRenderedPageBreak/>
-        <w:t>“We aren’t as separated as you might think,” Jane said. “We do share the same planet. I’m sure I passed wizards on the street countless timed without knowing.”</w:t>
-      </w:r>
-    </w:p>
-    <w:p>
-      <w:r>
-        <w:t xml:space="preserve">“There are </w:t>
-      </w:r>
-      <w:r>
-        <w:t>some</w:t>
-      </w:r>
-      <w:r>
-        <w:t xml:space="preserve"> </w:t>
-      </w:r>
-      <w:r>
-        <w:t>146 million</w:t>
-      </w:r>
-      <w:r>
-        <w:t xml:space="preserve"> wizards in the world,” Luke said. “A war nearly destroyed the planet over 12 thousands ago.”</w:t>
-      </w:r>
-    </w:p>
-    <w:p>
-      <w:r>
-        <w:t>“Atlantis,” Joe said, nodding his head.</w:t>
-      </w:r>
-    </w:p>
-    <w:p>
-      <w:r>
-        <w:t>“After that, the gods forbade wizards from interfering with humans,” Luke said.</w:t>
-      </w:r>
-    </w:p>
-    <w:p>
-      <w:r>
-        <w:t xml:space="preserve">“That makes perfect </w:t>
-      </w:r>
-      <w:r>
-        <w:t xml:space="preserve">sense </w:t>
-      </w:r>
-      <w:r>
-        <w:t>from a historical and biblical perspective,” Joe said. “It also explains features archaeologists refuse to admit.”</w:t>
-      </w:r>
-    </w:p>
-    <w:p>
-      <w:r>
-        <w:t>“This is so exciting,” Jan</w:t>
-      </w:r>
-      <w:r>
-        <w:t>e</w:t>
-      </w:r>
-      <w:r>
-        <w:t xml:space="preserve"> </w:t>
-      </w:r>
-      <w:r>
-        <w:t>exclaimed</w:t>
-      </w:r>
-      <w:r>
-        <w:t>. “I can’t wait to reexamine human history.”</w:t>
-      </w:r>
-    </w:p>
-    <w:p>
-      <w:r>
-        <w:t>They waved bye and drove off.</w:t>
-      </w:r>
-    </w:p>
-    <w:p>
-      <w:r>
-        <w:t>“</w:t>
-      </w:r>
-      <w:r>
-        <w:t xml:space="preserve">You </w:t>
-      </w:r>
-      <w:r>
-        <w:t>k</w:t>
-      </w:r>
-      <w:r>
-        <w:t>now</w:t>
-      </w:r>
-      <w:r>
-        <w:t xml:space="preserve"> what?” Luke asked. “I know nothing about wizard culture and I know nothing about Annie, who seems different from other – did she turn visible because I assumed she should turn visible or because of the food? She was invisible when we left the restaurant.</w:t>
-      </w:r>
-      <w:r>
-        <w:t xml:space="preserve"> No one saw her.</w:t>
-      </w:r>
-      <w:r>
-        <w:t>”</w:t>
-      </w:r>
-    </w:p>
-    <w:p>
-      <w:r>
-        <w:t>Luke focused on the hotel.</w:t>
-      </w:r>
-    </w:p>
-    <w:p>
-      <w:r>
-        <w:t xml:space="preserve">“Being a wizard isn’t always fun,” </w:t>
-      </w:r>
-      <w:r>
-        <w:t>Felix</w:t>
-      </w:r>
-      <w:r>
-        <w:t xml:space="preserve"> said. </w:t>
-      </w:r>
-      <w:r>
-        <w:t>“All of us get challenged starting when we reach</w:t>
-      </w:r>
-      <w:r>
-        <w:t>…</w:t>
-      </w:r>
-      <w:r>
-        <w:t>”</w:t>
-      </w:r>
-    </w:p>
-    <w:p>
-      <w:r>
-        <w:t xml:space="preserve">The sound of </w:t>
-      </w:r>
-      <w:r>
-        <w:t>Felix</w:t>
-      </w:r>
-      <w:r>
-        <w:t xml:space="preserve">’s voice disappeared as the tunnel opened and they entered. Luke stared out the window at the </w:t>
-      </w:r>
-      <w:r>
-        <w:t>kaleidoscope</w:t>
-      </w:r>
-      <w:r>
-        <w:t xml:space="preserve"> of colors. </w:t>
-      </w:r>
-      <w:r>
-        <w:t xml:space="preserve">This time he intentionally ignored the trip through the planet. </w:t>
-      </w:r>
-      <w:r>
-        <w:t>A moment later they were out.</w:t>
-      </w:r>
-    </w:p>
-    <w:p>
-      <w:r>
-        <w:lastRenderedPageBreak/>
-        <w:t>“</w:t>
-      </w:r>
-      <w:r>
-        <w:t>…puberty. By the way</w:t>
-      </w:r>
-      <w:r>
-        <w:t>, l</w:t>
-      </w:r>
-      <w:r>
-        <w:t>et’s go back to the hotel to get our stuff, and the</w:t>
-      </w:r>
-      <w:r>
-        <w:t>n we can go to my parents place,</w:t>
-      </w:r>
-      <w:r>
-        <w:t>”</w:t>
-      </w:r>
-      <w:r>
-        <w:t xml:space="preserve"> </w:t>
-      </w:r>
-      <w:r>
-        <w:t>Felix</w:t>
-      </w:r>
-      <w:r>
-        <w:t xml:space="preserve"> continued as if the</w:t>
-      </w:r>
-      <w:r>
-        <w:t>re</w:t>
-      </w:r>
-      <w:r>
-        <w:t xml:space="preserve"> was no interruption.</w:t>
-      </w:r>
-    </w:p>
-    <w:p>
-      <w:r>
-        <w:t>“</w:t>
-      </w:r>
-      <w:r>
-        <w:t>What challenge did you receive</w:t>
-      </w:r>
-      <w:r>
-        <w:t xml:space="preserve"> when you reached puberty?” Millie asked.</w:t>
-      </w:r>
-    </w:p>
-    <w:p>
-      <w:r>
         <w:t>“I became extremely shy</w:t>
       </w:r>
       <w:r>
@@ -10638,34 +10697,417 @@
     </w:p>
     <w:p>
       <w:r>
+        <w:t xml:space="preserve">“That’s </w:t>
+      </w:r>
+      <w:r>
+        <w:t>right</w:t>
+      </w:r>
+      <w:r>
+        <w:t xml:space="preserve">,” Millie </w:t>
+      </w:r>
+      <w:r>
+        <w:t>agreed</w:t>
+      </w:r>
+      <w:r>
+        <w:t>. “Self-awareness is the key. Around ten percent of wizard children die when they reach puberty, because they don’t have what it takes to be</w:t>
+      </w:r>
+      <w:r>
+        <w:t>come</w:t>
+      </w:r>
+      <w:r>
+        <w:t xml:space="preserve"> a wizard.”</w:t>
+      </w:r>
+    </w:p>
+    <w:p>
+      <w:r>
+        <w:t xml:space="preserve">“That’s horrible,” Luke </w:t>
+      </w:r>
+      <w:r>
+        <w:t>exclaimed</w:t>
+      </w:r>
+      <w:r>
+        <w:t>.</w:t>
+      </w:r>
+    </w:p>
+    <w:p>
+      <w:r>
+        <w:t xml:space="preserve">“I know,” Millie </w:t>
+      </w:r>
+      <w:r>
+        <w:t>agreed</w:t>
+      </w:r>
+      <w:r>
+        <w:t xml:space="preserve">. “On the bright side, wizards never die from </w:t>
+      </w:r>
+      <w:r>
+        <w:t>chronic illness and</w:t>
+      </w:r>
+      <w:r>
+        <w:t xml:space="preserve"> old age. They only die from failed challenges.”</w:t>
+      </w:r>
+    </w:p>
+    <w:p>
+      <w:r>
         <w:lastRenderedPageBreak/>
-        <w:t xml:space="preserve">“That’s </w:t>
-      </w:r>
-      <w:r>
-        <w:t>right</w:t>
+        <w:t>“What a ruthless society,” Luke said in disapproval.</w:t>
+      </w:r>
+    </w:p>
+    <w:p>
+      <w:r>
+        <w:t>“</w:t>
+      </w:r>
+      <w:r>
+        <w:t>I know</w:t>
+      </w:r>
+      <w:r>
+        <w:t xml:space="preserve">,” </w:t>
+      </w:r>
+      <w:r>
+        <w:t>Felix</w:t>
+      </w:r>
+      <w:r>
+        <w:t xml:space="preserve"> said</w:t>
+      </w:r>
+      <w:r>
+        <w:t xml:space="preserve"> </w:t>
+      </w:r>
+      <w:r>
+        <w:t>in resignation</w:t>
+      </w:r>
+      <w:r>
+        <w:t xml:space="preserve">. </w:t>
+      </w:r>
+      <w:r>
+        <w:t>“</w:t>
+      </w:r>
+      <w:r>
+        <w:t xml:space="preserve">We have no say in the matter. </w:t>
+      </w:r>
+      <w:r>
+        <w:t>The gods do that for reasons no one understands.”</w:t>
+      </w:r>
+    </w:p>
+    <w:p>
+      <w:r>
+        <w:t>“</w:t>
+      </w:r>
+      <w:r>
+        <w:t>Most</w:t>
+      </w:r>
+      <w:r>
+        <w:t xml:space="preserve"> wizards consider humans </w:t>
+      </w:r>
+      <w:r>
+        <w:t xml:space="preserve">to be </w:t>
+      </w:r>
+      <w:r>
+        <w:t>nothing more than animals,” Millie said. “Only the law of non-interference has protected them throughout the centuries.”</w:t>
+      </w:r>
+    </w:p>
+    <w:p>
+      <w:r>
+        <w:t xml:space="preserve">“Many of </w:t>
+      </w:r>
+      <w:r>
+        <w:t xml:space="preserve">my friends </w:t>
+      </w:r>
+      <w:r>
+        <w:t xml:space="preserve">and </w:t>
+      </w:r>
+      <w:r>
+        <w:t xml:space="preserve">relatives </w:t>
+      </w:r>
+      <w:r>
+        <w:t xml:space="preserve">would be happy if </w:t>
+      </w:r>
+      <w:r>
+        <w:t>all</w:t>
+      </w:r>
+      <w:r>
+        <w:t xml:space="preserve"> human</w:t>
+      </w:r>
+      <w:r>
+        <w:t>s</w:t>
+      </w:r>
+      <w:r>
+        <w:t xml:space="preserve"> were injected with the nano-probes,” </w:t>
+      </w:r>
+      <w:r>
+        <w:t>Felix</w:t>
+      </w:r>
+      <w:r>
+        <w:t xml:space="preserve"> said.</w:t>
+      </w:r>
+      <w:r>
+        <w:t xml:space="preserve"> He unlocked the hotel </w:t>
+      </w:r>
+      <w:r>
+        <w:t xml:space="preserve">room </w:t>
+      </w:r>
+      <w:r>
+        <w:t xml:space="preserve">door and </w:t>
+      </w:r>
+      <w:r>
+        <w:t>the</w:t>
+      </w:r>
+      <w:r>
+        <w:t>y entered.</w:t>
+      </w:r>
+    </w:p>
+    <w:p>
+      <w:r>
+        <w:t xml:space="preserve">Luke </w:t>
+      </w:r>
+      <w:r>
+        <w:t>grabbed his backpack</w:t>
+      </w:r>
+      <w:r>
+        <w:t xml:space="preserve"> and they headed out. “I just got up </w:t>
+      </w:r>
+      <w:r>
+        <w:t xml:space="preserve">barely </w:t>
+      </w:r>
+      <w:r>
+        <w:t>three</w:t>
+      </w:r>
+      <w:r>
+        <w:t xml:space="preserve"> hours ago and now it</w:t>
+      </w:r>
+      <w:r>
+        <w:t>’</w:t>
+      </w:r>
+      <w:r>
+        <w:t xml:space="preserve">s </w:t>
+      </w:r>
+      <w:r>
+        <w:t>night</w:t>
+      </w:r>
+      <w:r>
+        <w:t xml:space="preserve">. </w:t>
+      </w:r>
+      <w:r>
+        <w:t>I’m not ready to go to sleep</w:t>
+      </w:r>
+      <w:r>
+        <w:t>.</w:t>
+      </w:r>
+      <w:r>
+        <w:t>”</w:t>
+      </w:r>
+    </w:p>
+    <w:p>
+      <w:r>
+        <w:t xml:space="preserve">“I guess that’s </w:t>
+      </w:r>
+      <w:r>
+        <w:t>the</w:t>
+      </w:r>
+      <w:r>
+        <w:t xml:space="preserve"> downside of </w:t>
+      </w:r>
+      <w:r>
+        <w:t>travelling around the world</w:t>
+      </w:r>
+      <w:r>
+        <w:t xml:space="preserve">,” </w:t>
+      </w:r>
+      <w:r>
+        <w:t>Felix</w:t>
+      </w:r>
+      <w:r>
+        <w:t xml:space="preserve"> </w:t>
+      </w:r>
+      <w:r>
+        <w:t>agreed</w:t>
+      </w:r>
+      <w:r>
+        <w:t>. “</w:t>
+      </w:r>
+      <w:r>
+        <w:t>Don’t worry. We don’t do world travelling all the time.”</w:t>
+      </w:r>
+    </w:p>
+    <w:p>
+      <w:r>
+        <w:t xml:space="preserve">“Except right now,” Millie said. “We still need to go to </w:t>
+      </w:r>
+      <w:r>
+        <w:t>Russia</w:t>
+      </w:r>
+      <w:r>
+        <w:t>.”</w:t>
+      </w:r>
+    </w:p>
+    <w:p>
+      <w:r>
+        <w:t xml:space="preserve">“We’ll take the portal to </w:t>
+      </w:r>
+      <w:r>
+        <w:t>Saint Petersburg</w:t>
+      </w:r>
+      <w:r>
+        <w:t xml:space="preserve">. The closest portal is in the </w:t>
+      </w:r>
+      <w:r>
+        <w:t>Hermitage</w:t>
+      </w:r>
+      <w:r>
+        <w:t xml:space="preserve">,” </w:t>
+      </w:r>
+      <w:r>
+        <w:t>Felix</w:t>
+      </w:r>
+      <w:r>
+        <w:t xml:space="preserve"> said as they drove away.</w:t>
+      </w:r>
+    </w:p>
+    <w:p>
+      <w:r>
+        <w:t>“Have you been to the Louvre?</w:t>
+      </w:r>
+      <w:r>
+        <w:t>”</w:t>
+      </w:r>
+      <w:r>
+        <w:t xml:space="preserve"> </w:t>
+      </w:r>
+      <w:r>
+        <w:t>Millie asked. “</w:t>
+      </w:r>
+      <w:r>
+        <w:t>It’s t</w:t>
+      </w:r>
+      <w:r>
+        <w:t>oo bad it’s closed</w:t>
+      </w:r>
+      <w:r>
+        <w:t xml:space="preserve">. </w:t>
+      </w:r>
+      <w:r>
+        <w:t>Many of the masters such as Van Gough were wizards.”</w:t>
+      </w:r>
+    </w:p>
+    <w:p>
+      <w:r>
+        <w:t xml:space="preserve">“Van Gough went mad and committed suicide,” Luke </w:t>
+      </w:r>
+      <w:r>
+        <w:t>commented</w:t>
+      </w:r>
+      <w:r>
+        <w:t>.</w:t>
+      </w:r>
+      <w:r>
+        <w:t xml:space="preserve"> “Don’t forget the ear thing.”</w:t>
+      </w:r>
+    </w:p>
+    <w:p>
+      <w:r>
+        <w:t xml:space="preserve">“Well, no one ever said being a wizard was easy,” </w:t>
+      </w:r>
+      <w:r>
+        <w:t>Felix</w:t>
+      </w:r>
+      <w:r>
+        <w:t xml:space="preserve"> said a matter-of-factly.</w:t>
+      </w:r>
+    </w:p>
+    <w:p>
+      <w:r>
+        <w:t>“</w:t>
+      </w:r>
+      <w:r>
+        <w:t>The good news is, w</w:t>
+      </w:r>
+      <w:r>
+        <w:t xml:space="preserve">e don’t spend all our time on the </w:t>
+      </w:r>
+      <w:r>
+        <w:t>Unknown Road</w:t>
       </w:r>
       <w:r>
         <w:t xml:space="preserve">,” Millie </w:t>
       </w:r>
       <w:r>
-        <w:t>agreed</w:t>
-      </w:r>
-      <w:r>
-        <w:t>. “Self-awareness is the key. Around ten percent of wizard children die when they reach puberty, because they don’t have what it takes to be</w:t>
-      </w:r>
-      <w:r>
-        <w:t>come</w:t>
-      </w:r>
-      <w:r>
-        <w:t xml:space="preserve"> a wizard.”</w:t>
-      </w:r>
-    </w:p>
-    <w:p>
-      <w:r>
-        <w:t xml:space="preserve">“That’s horrible,” Luke </w:t>
-      </w:r>
-      <w:r>
-        <w:t>exclaimed</w:t>
+        <w:t>said</w:t>
+      </w:r>
+      <w:r>
+        <w:t>. “Most of the time we live ordinary lives like regular humans.</w:t>
+      </w:r>
+      <w:r>
+        <w:t>”</w:t>
+      </w:r>
+    </w:p>
+    <w:p>
+      <w:r>
+        <w:lastRenderedPageBreak/>
+        <w:t>“The closest portal is under the University of Gen</w:t>
+      </w:r>
+      <w:r>
+        <w:t>eva,” Felix said as they drove.</w:t>
+      </w:r>
+    </w:p>
+    <w:p>
+      <w:r>
+        <w:t xml:space="preserve">Luke gazed out the window </w:t>
+      </w:r>
+      <w:r>
+        <w:t xml:space="preserve">and thought of Paris, </w:t>
+      </w:r>
+      <w:r>
+        <w:t>the city of love. He wanted a girl.</w:t>
+      </w:r>
+      <w:r>
+        <w:t xml:space="preserve"> Puberty was a pain.</w:t>
+      </w:r>
+    </w:p>
+    <w:p>
+      <w:r>
+        <w:t xml:space="preserve">Annie </w:t>
+      </w:r>
+      <w:r>
+        <w:t>stuck</w:t>
+      </w:r>
+      <w:r>
+        <w:t xml:space="preserve"> her head out the window. Her hair flowed gracefully back</w:t>
+      </w:r>
+      <w:r>
+        <w:t xml:space="preserve"> like ribbons in the wind.</w:t>
+      </w:r>
+    </w:p>
+    <w:p>
+      <w:r>
+        <w:t>They stopped in front of a</w:t>
+      </w:r>
+      <w:r>
+        <w:t xml:space="preserve"> non-descript </w:t>
+      </w:r>
+      <w:r>
+        <w:t>garage</w:t>
+      </w:r>
+      <w:r>
+        <w:t xml:space="preserve"> and </w:t>
+      </w:r>
+      <w:r>
+        <w:t>Felix</w:t>
+      </w:r>
+      <w:r>
+        <w:t xml:space="preserve"> </w:t>
+      </w:r>
+      <w:r>
+        <w:t>placed</w:t>
+      </w:r>
+      <w:r>
+        <w:t xml:space="preserve"> his credit card </w:t>
+      </w:r>
+      <w:r>
+        <w:t>against</w:t>
+      </w:r>
+      <w:r>
+        <w:t xml:space="preserve"> a </w:t>
+      </w:r>
+      <w:r>
+        <w:t>card reader</w:t>
       </w:r>
       <w:r>
         <w:t>.</w:t>
@@ -10673,24 +11115,134 @@
     </w:p>
     <w:p>
       <w:r>
-        <w:t xml:space="preserve">“I know,” Millie </w:t>
-      </w:r>
-      <w:r>
-        <w:t>agreed</w:t>
-      </w:r>
-      <w:r>
-        <w:t xml:space="preserve">. “On the bright side, wizards never die from </w:t>
-      </w:r>
-      <w:r>
-        <w:t>chronic illness and</w:t>
-      </w:r>
-      <w:r>
-        <w:t xml:space="preserve"> old age. They only die from failed challenges.”</w:t>
-      </w:r>
-    </w:p>
-    <w:p>
-      <w:r>
-        <w:t>“What a ruthless society,” Luke said in disapproval.</w:t>
+        <w:t xml:space="preserve">“Where to, Prince </w:t>
+      </w:r>
+      <w:r>
+        <w:t>Felix</w:t>
+      </w:r>
+      <w:r>
+        <w:t>?” a voice asked.</w:t>
+      </w:r>
+    </w:p>
+    <w:p>
+      <w:r>
+        <w:t>“The Hermitage please</w:t>
+      </w:r>
+      <w:r>
+        <w:t>, with a detour to the main shaft</w:t>
+      </w:r>
+      <w:r>
+        <w:t xml:space="preserve">,” </w:t>
+      </w:r>
+      <w:r>
+        <w:t>Felix</w:t>
+      </w:r>
+      <w:r>
+        <w:t xml:space="preserve"> </w:t>
+      </w:r>
+      <w:r>
+        <w:t>said</w:t>
+      </w:r>
+      <w:r>
+        <w:t>.</w:t>
+      </w:r>
+    </w:p>
+    <w:p>
+      <w:r>
+        <w:t xml:space="preserve">The barrier lowered and they drove in. </w:t>
+      </w:r>
+      <w:r>
+        <w:t>The passageway headed downwards and to the left</w:t>
+      </w:r>
+      <w:r>
+        <w:t xml:space="preserve">, dead ending at </w:t>
+      </w:r>
+      <w:r>
+        <w:t xml:space="preserve">a </w:t>
+      </w:r>
+      <w:r>
+        <w:t xml:space="preserve">silvery </w:t>
+      </w:r>
+      <w:r>
+        <w:t xml:space="preserve">distortion </w:t>
+      </w:r>
+      <w:r>
+        <w:t xml:space="preserve">blocking </w:t>
+      </w:r>
+      <w:r>
+        <w:t xml:space="preserve">the tunnel. </w:t>
+      </w:r>
+      <w:r>
+        <w:t>They drove through.</w:t>
+      </w:r>
+    </w:p>
+    <w:p>
+      <w:r>
+        <w:t>On the other side was a</w:t>
+      </w:r>
+      <w:r>
+        <w:t>nother</w:t>
+      </w:r>
+      <w:r>
+        <w:t xml:space="preserve"> tunnel</w:t>
+      </w:r>
+      <w:r>
+        <w:t xml:space="preserve">, perhaps 100 feet in </w:t>
+      </w:r>
+      <w:r>
+        <w:t>width</w:t>
+      </w:r>
+      <w:r>
+        <w:t xml:space="preserve">. Lining the tunnel was portals to other places. </w:t>
+      </w:r>
+      <w:r>
+        <w:t>Felix</w:t>
+      </w:r>
+      <w:r>
+        <w:t xml:space="preserve"> followed a line on the ground into a main area. It was a huge shaft several thousand feet in diameter. </w:t>
+      </w:r>
+      <w:r>
+        <w:t xml:space="preserve">A spiral ramp, at least </w:t>
+      </w:r>
+      <w:r>
+        <w:t>a thousand</w:t>
+      </w:r>
+      <w:r>
+        <w:t xml:space="preserve"> feet </w:t>
+      </w:r>
+      <w:r>
+        <w:t>wide</w:t>
+      </w:r>
+      <w:r>
+        <w:t xml:space="preserve">, </w:t>
+      </w:r>
+      <w:r>
+        <w:t>encircled the shaft.</w:t>
+      </w:r>
+      <w:r>
+        <w:t xml:space="preserve"> Various types of vehicles zoomed past on the ramp. Flying vehicles went up and down the central shaft.</w:t>
+      </w:r>
+    </w:p>
+    <w:p>
+      <w:r>
+        <w:t>Felix</w:t>
+      </w:r>
+      <w:r>
+        <w:t xml:space="preserve"> stopped his pickup at the railing of the </w:t>
+      </w:r>
+      <w:r>
+        <w:t>ramp and got out. The others joined him at the railing.</w:t>
+      </w:r>
+    </w:p>
+    <w:p>
+      <w:r>
+        <w:t xml:space="preserve">Luke glanced down a bottomless pit and got vertigo. Looking up, the shaft </w:t>
+      </w:r>
+      <w:r>
+        <w:t>seemed</w:t>
+      </w:r>
+      <w:r>
+        <w:t xml:space="preserve"> endless.</w:t>
       </w:r>
     </w:p>
     <w:p>
@@ -10698,10 +11250,28 @@
         <w:t>“</w:t>
       </w:r>
       <w:r>
-        <w:t>I know</w:t>
-      </w:r>
-      <w:r>
-        <w:t xml:space="preserve">,” </w:t>
+        <w:t>This is called Nexus. It</w:t>
+      </w:r>
+      <w:r>
+        <w:t>’s</w:t>
+      </w:r>
+      <w:r>
+        <w:t xml:space="preserve"> the convergence point for </w:t>
+      </w:r>
+      <w:r>
+        <w:t>all that is</w:t>
+      </w:r>
+      <w:r>
+        <w:t xml:space="preserve">. </w:t>
+      </w:r>
+      <w:r>
+        <w:t>Freaky, isn’t it</w:t>
+      </w:r>
+      <w:r>
+        <w:t>, how anyone could build this place</w:t>
+      </w:r>
+      <w:r>
+        <w:t xml:space="preserve">?” </w:t>
       </w:r>
       <w:r>
         <w:t>Felix</w:t>
@@ -10710,22 +11280,304 @@
         <w:t xml:space="preserve"> said</w:t>
       </w:r>
       <w:r>
+        <w:t xml:space="preserve"> excitedly</w:t>
+      </w:r>
+      <w:r>
+        <w:t xml:space="preserve">. “This is just one of many shafts. Most of the paths are closed off to humans. If one of you succeeds, then a few of these doors will open </w:t>
+      </w:r>
+      <w:r>
+        <w:lastRenderedPageBreak/>
+        <w:t>up to us.</w:t>
+      </w:r>
+      <w:r>
         <w:t xml:space="preserve"> </w:t>
       </w:r>
       <w:r>
-        <w:t>in resignation</w:t>
-      </w:r>
-      <w:r>
-        <w:t xml:space="preserve">. </w:t>
-      </w:r>
+        <w:t xml:space="preserve">I love visiting because it’s so cool. </w:t>
+      </w:r>
+      <w:r>
+        <w:t>What do you think of this place?”</w:t>
+      </w:r>
+    </w:p>
+    <w:p>
+      <w:r>
+        <w:t xml:space="preserve">“I don’t know,” Luke </w:t>
+      </w:r>
+      <w:r>
+        <w:t>said</w:t>
+      </w:r>
+      <w:r>
+        <w:t xml:space="preserve"> nervously</w:t>
+      </w:r>
+      <w:r>
+        <w:t xml:space="preserve">. “It’s giving me a </w:t>
+      </w:r>
+      <w:r>
+        <w:t>strange</w:t>
+      </w:r>
+      <w:r>
+        <w:t xml:space="preserve"> sensation</w:t>
+      </w:r>
+      <w:r>
+        <w:t>, as if I’m cut off from the rest of the world</w:t>
+      </w:r>
+      <w:r>
+        <w:t>.</w:t>
+      </w:r>
+      <w:r>
+        <w:t xml:space="preserve"> I can see this giant shaft with people coming and going from those corridors.</w:t>
+      </w:r>
+    </w:p>
+    <w:p>
       <w:r>
         <w:t>“</w:t>
       </w:r>
       <w:r>
-        <w:t xml:space="preserve">We have no say in the matter. </w:t>
-      </w:r>
-      <w:r>
-        <w:t>The gods do that for reasons no one understands.”</w:t>
+        <w:t xml:space="preserve">But this isn’t just a freakishly huge building. I feel this </w:t>
+      </w:r>
+      <w:r>
+        <w:t xml:space="preserve">place </w:t>
+      </w:r>
+      <w:r>
+        <w:t>is something that is beyond my comprehension.</w:t>
+      </w:r>
+      <w:r>
+        <w:t xml:space="preserve"> </w:t>
+      </w:r>
+      <w:r>
+        <w:t>This place is starting to give me the willies.”</w:t>
+      </w:r>
+    </w:p>
+    <w:p>
+      <w:r>
+        <w:t>“Maybe we should go,” Millie said</w:t>
+      </w:r>
+      <w:r>
+        <w:t xml:space="preserve"> nervously</w:t>
+      </w:r>
+      <w:r>
+        <w:t>. “Portalmancers</w:t>
+      </w:r>
+      <w:r>
+        <w:t xml:space="preserve"> have senses we don’t have. Being outside of the universe for too long isn’t a good idea for him.”</w:t>
+      </w:r>
+    </w:p>
+    <w:p>
+      <w:r>
+        <w:t xml:space="preserve">“I’m sorry,” </w:t>
+      </w:r>
+      <w:r>
+        <w:t>Felix</w:t>
+      </w:r>
+      <w:r>
+        <w:t xml:space="preserve"> said worriedly as he reentered the pickup.</w:t>
+      </w:r>
+      <w:r>
+        <w:t xml:space="preserve"> The others got in and </w:t>
+      </w:r>
+      <w:r>
+        <w:t>Felix</w:t>
+      </w:r>
+      <w:r>
+        <w:t xml:space="preserve"> followed the path. They </w:t>
+      </w:r>
+      <w:r>
+        <w:t>resumed their journey</w:t>
+      </w:r>
+      <w:r>
+        <w:t xml:space="preserve"> and </w:t>
+      </w:r>
+      <w:r>
+        <w:t>the Nexus complex</w:t>
+      </w:r>
+      <w:r>
+        <w:t>.</w:t>
+      </w:r>
+    </w:p>
+    <w:p>
+      <w:r>
+        <w:t>“Home sweet home,” Luke</w:t>
+      </w:r>
+      <w:r>
+        <w:t xml:space="preserve"> said, sighing</w:t>
+      </w:r>
+      <w:r>
+        <w:t>.</w:t>
+      </w:r>
+    </w:p>
+    <w:p>
+      <w:r>
+        <w:t xml:space="preserve">“You’ve lived in </w:t>
+      </w:r>
+      <w:r>
+        <w:t>Saint Petersburg</w:t>
+      </w:r>
+      <w:r>
+        <w:t xml:space="preserve">?” </w:t>
+      </w:r>
+      <w:r>
+        <w:t>Felix</w:t>
+      </w:r>
+      <w:r>
+        <w:t xml:space="preserve"> asked in surprise.</w:t>
+      </w:r>
+    </w:p>
+    <w:p>
+      <w:r>
+        <w:t xml:space="preserve">“No,” Luke </w:t>
+      </w:r>
+      <w:r>
+        <w:t>denied</w:t>
+      </w:r>
+      <w:r>
+        <w:t>. “</w:t>
+      </w:r>
+      <w:r>
+        <w:t>I live on planet Earth and I’m happy to be back. That place was starting to get to me.</w:t>
+      </w:r>
+      <w:r>
+        <w:t xml:space="preserve"> It was so…I don’t know.</w:t>
+      </w:r>
+      <w:r>
+        <w:t xml:space="preserve"> I think what we saw was </w:t>
+      </w:r>
+      <w:r>
+        <w:t xml:space="preserve">an </w:t>
+      </w:r>
+      <w:r>
+        <w:t>illusion for the convenience of us mere mortals.</w:t>
+      </w:r>
+      <w:r>
+        <w:t>”</w:t>
+      </w:r>
+    </w:p>
+    <w:p>
+      <w:r>
+        <w:t>Felix</w:t>
+      </w:r>
+      <w:r>
+        <w:t xml:space="preserve"> </w:t>
+      </w:r>
+      <w:r>
+        <w:t>couldn’t respond</w:t>
+      </w:r>
+      <w:r>
+        <w:t xml:space="preserve"> so he said, “Welcome to the Hermitage, one of the most beautiful museums in the world.</w:t>
+      </w:r>
+      <w:r>
+        <w:t xml:space="preserve"> </w:t>
+      </w:r>
+      <w:r>
+        <w:t xml:space="preserve">This is the </w:t>
+      </w:r>
+      <w:r>
+        <w:t>Winter Palace</w:t>
+      </w:r>
+      <w:r>
+        <w:t>.</w:t>
+      </w:r>
+      <w:r>
+        <w:t>”</w:t>
+      </w:r>
+    </w:p>
+    <w:p>
+      <w:r>
+        <w:t>They parked and headed for the security booth of the underground parking lot. A</w:t>
+      </w:r>
+      <w:r>
+        <w:t xml:space="preserve"> guard got up and </w:t>
+      </w:r>
+      <w:r>
+        <w:t>said, “Evening Prince Felix</w:t>
+      </w:r>
+      <w:r>
+        <w:t>, Princess Millie</w:t>
+      </w:r>
+      <w:r>
+        <w:t>.</w:t>
+      </w:r>
+      <w:r>
+        <w:t>”</w:t>
+      </w:r>
+    </w:p>
+    <w:p>
+      <w:r>
+        <w:t xml:space="preserve">“Evening </w:t>
+      </w:r>
+      <w:r>
+        <w:t>Igor</w:t>
+      </w:r>
+      <w:r>
+        <w:t>,” Felix said. “This is Luke. Do you have a room for him?”</w:t>
+      </w:r>
+    </w:p>
+    <w:p>
+      <w:r>
+        <w:t xml:space="preserve">“Yes </w:t>
+      </w:r>
+      <w:r>
+        <w:t>highness</w:t>
+      </w:r>
+      <w:r>
+        <w:t>,” Igor said. “Here is his key. I’ll show you the room.”</w:t>
+      </w:r>
+    </w:p>
+    <w:p>
+      <w:r>
+        <w:lastRenderedPageBreak/>
+        <w:t xml:space="preserve">An elevator ride brought them to the palace. They walked through ornate hallways and up marble staircases lined with </w:t>
+      </w:r>
+      <w:r>
+        <w:t>Renaissance paintings.</w:t>
+      </w:r>
+      <w:r>
+        <w:t xml:space="preserve"> </w:t>
+      </w:r>
+      <w:r>
+        <w:t>The destination was a</w:t>
+      </w:r>
+      <w:r>
+        <w:t xml:space="preserve"> wing off limits to the general public.</w:t>
+      </w:r>
+    </w:p>
+    <w:p>
+      <w:r>
+        <w:t xml:space="preserve">“This is </w:t>
+      </w:r>
+      <w:r>
+        <w:t>your room</w:t>
+      </w:r>
+      <w:r>
+        <w:t xml:space="preserve"> sir,” Igor said.</w:t>
+      </w:r>
+    </w:p>
+    <w:p>
+      <w:r>
+        <w:t>“Thank you</w:t>
+      </w:r>
+      <w:r>
+        <w:t xml:space="preserve"> </w:t>
+      </w:r>
+      <w:r>
+        <w:t>Igor</w:t>
+      </w:r>
+      <w:r>
+        <w:t xml:space="preserve">,” Felix </w:t>
+      </w:r>
+      <w:r>
+        <w:t>replied</w:t>
+      </w:r>
+      <w:r>
+        <w:t xml:space="preserve"> courteously</w:t>
+      </w:r>
+      <w:r>
+        <w:t>. “Have a good night</w:t>
+      </w:r>
+      <w:r>
+        <w:t>.</w:t>
+      </w:r>
+      <w:r>
+        <w:t>”</w:t>
       </w:r>
     </w:p>
     <w:p>
@@ -10733,995 +11585,255 @@
         <w:t>“</w:t>
       </w:r>
       <w:r>
-        <w:t>Most</w:t>
-      </w:r>
-      <w:r>
-        <w:t xml:space="preserve"> wizards consider humans </w:t>
-      </w:r>
-      <w:r>
-        <w:t xml:space="preserve">to be </w:t>
-      </w:r>
-      <w:r>
-        <w:t>nothing more than animals,” Millie said. “Only the law of non-interference has protected them throughout the centuries.”</w:t>
-      </w:r>
-    </w:p>
-    <w:p>
-      <w:r>
-        <w:t xml:space="preserve">“Many of </w:t>
-      </w:r>
-      <w:r>
-        <w:t xml:space="preserve">my friends </w:t>
-      </w:r>
-      <w:r>
-        <w:t xml:space="preserve">and </w:t>
-      </w:r>
-      <w:r>
-        <w:t xml:space="preserve">relatives </w:t>
-      </w:r>
-      <w:r>
-        <w:t xml:space="preserve">would be happy if </w:t>
-      </w:r>
-      <w:r>
-        <w:t>all</w:t>
-      </w:r>
-      <w:r>
-        <w:t xml:space="preserve"> human</w:t>
-      </w:r>
-      <w:r>
-        <w:t>s</w:t>
-      </w:r>
-      <w:r>
-        <w:t xml:space="preserve"> were injected with the nano-probes,” </w:t>
-      </w:r>
-      <w:r>
-        <w:t>Felix</w:t>
-      </w:r>
-      <w:r>
-        <w:t xml:space="preserve"> said.</w:t>
-      </w:r>
-      <w:r>
-        <w:t xml:space="preserve"> He unlocked the hotel </w:t>
-      </w:r>
-      <w:r>
-        <w:t xml:space="preserve">room </w:t>
-      </w:r>
-      <w:r>
-        <w:t xml:space="preserve">door and </w:t>
+        <w:t>You too</w:t>
+      </w:r>
+      <w:r>
+        <w:t xml:space="preserve">, </w:t>
+      </w:r>
+      <w:r>
+        <w:t>highnesses</w:t>
+      </w:r>
+      <w:r>
+        <w:t>, honored guest</w:t>
+      </w:r>
+      <w:r>
+        <w:t>,” Igor said and left.</w:t>
+      </w:r>
+    </w:p>
+    <w:p>
+      <w:r>
+        <w:t>“My room is there, my parent’s room is there and Millie’s room is there,” Felix said</w:t>
+      </w:r>
+      <w:r>
+        <w:t>, pointing out the important landmarks</w:t>
+      </w:r>
+      <w:r>
+        <w:t>. “Most of the rooms are empty. It gets lonely living in a museum</w:t>
+      </w:r>
+      <w:r>
+        <w:t xml:space="preserve"> but </w:t>
+      </w:r>
+      <w:r>
+        <w:t>what can we do?</w:t>
+      </w:r>
+      <w:r>
+        <w:t>”</w:t>
+      </w:r>
+    </w:p>
+    <w:p>
+      <w:r>
+        <w:t xml:space="preserve">Luke unlocked the room and entered a bedroom </w:t>
+      </w:r>
+      <w:r>
+        <w:t xml:space="preserve">built </w:t>
+      </w:r>
+      <w:r>
+        <w:t xml:space="preserve">for a prince. </w:t>
+      </w:r>
+      <w:r>
+        <w:t xml:space="preserve">The carpet was richer than the one outside. </w:t>
+      </w:r>
+      <w:r>
+        <w:t>Original p</w:t>
+      </w:r>
+      <w:r>
+        <w:t xml:space="preserve">aintings lined the walls, including a </w:t>
+      </w:r>
+      <w:r>
+        <w:t xml:space="preserve">Rembrandt </w:t>
+      </w:r>
+      <w:r>
+        <w:t>Luke recognized from a book</w:t>
+      </w:r>
+      <w:r>
+        <w:t>. Priceless artifacts filled the room.</w:t>
+      </w:r>
+    </w:p>
+    <w:p>
+      <w:r>
+        <w:t xml:space="preserve">Annie dashed in and looked around. She spotted the bed </w:t>
+      </w:r>
+      <w:r>
+        <w:t>and jump</w:t>
+      </w:r>
+      <w:r>
+        <w:t>ed</w:t>
+      </w:r>
+      <w:r>
+        <w:t xml:space="preserve"> on</w:t>
+      </w:r>
+      <w:r>
+        <w:t>to</w:t>
+      </w:r>
+      <w:r>
+        <w:t xml:space="preserve"> it.</w:t>
+      </w:r>
+    </w:p>
+    <w:p>
+      <w:r>
+        <w:t xml:space="preserve">“Are you sure it’s okay </w:t>
+      </w:r>
+      <w:r>
+        <w:t xml:space="preserve">for me </w:t>
+      </w:r>
+      <w:r>
+        <w:t>to stay in such a fancy place?” Luke asked nervously.</w:t>
+      </w:r>
+    </w:p>
+    <w:p>
+      <w:r>
+        <w:t>Felix just shrugged. “I’m sorry this room is so pompous, but this p</w:t>
+      </w:r>
+      <w:r>
+        <w:t>a</w:t>
+      </w:r>
+      <w:r>
+        <w:t>lace was built for the emperor of Russia, and the Hermitage is an historical landmark. Don’t worry about making a mess. This</w:t>
+      </w:r>
+      <w:r>
+        <w:t xml:space="preserve"> room was meant to be lived in.</w:t>
+      </w:r>
+    </w:p>
+    <w:p>
+      <w:r>
+        <w:t>“</w:t>
+      </w:r>
+      <w:r>
+        <w:t>More importantly</w:t>
+      </w:r>
+      <w:r>
+        <w:t xml:space="preserve"> we have </w:t>
+      </w:r>
+      <w:r>
+        <w:t>restoration</w:t>
+      </w:r>
+      <w:r>
+        <w:t xml:space="preserve"> magic. Everything is fi</w:t>
+      </w:r>
+      <w:r>
+        <w:t>xable as long as no humans see. And yes, I broke more than my fair share of things. The cleaning staff fixed them back to original.”</w:t>
+      </w:r>
+    </w:p>
+    <w:p>
+      <w:r>
+        <w:t xml:space="preserve">“Tomorrow morning we’ll give you a tour of the place,” Millie </w:t>
+      </w:r>
+      <w:r>
+        <w:t>promised</w:t>
+      </w:r>
+      <w:r>
+        <w:t>.</w:t>
+      </w:r>
+    </w:p>
+    <w:p>
+      <w:r>
+        <w:lastRenderedPageBreak/>
+        <w:t>“I don’t suppose you have internet?” Luke asked. “It doesn’t matter. I have some e-books to read.”</w:t>
+      </w:r>
+    </w:p>
+    <w:p>
+      <w:r>
+        <w:t>“We have internet,” Felix replied. “The network password is Millie</w:t>
+      </w:r>
+      <w:r>
+        <w:t>, with a capital M</w:t>
+      </w:r>
+      <w:r>
+        <w:t>.</w:t>
+      </w:r>
+      <w:r>
+        <w:t>”</w:t>
+      </w:r>
+    </w:p>
+    <w:p>
+      <w:r>
+        <w:t>“Thanks,” Luke said. “I don’t think I could go to sleep. I just got up.”</w:t>
+      </w:r>
+    </w:p>
+    <w:p>
+      <w:r>
+        <w:t xml:space="preserve">“Luke, </w:t>
+      </w:r>
+      <w:r>
+        <w:t>I need to give you a word of warning</w:t>
+      </w:r>
+      <w:r>
+        <w:t xml:space="preserve"> about this p</w:t>
+      </w:r>
+      <w:r>
+        <w:t>a</w:t>
+      </w:r>
+      <w:r>
+        <w:t xml:space="preserve">lace,” Felix said. </w:t>
+      </w:r>
+      <w:r>
+        <w:t xml:space="preserve">For the first time Felix was serious. </w:t>
+      </w:r>
+      <w:r>
+        <w:t xml:space="preserve">“You must </w:t>
+      </w:r>
+      <w:r>
+        <w:t>never</w:t>
+      </w:r>
+      <w:r>
+        <w:t xml:space="preserve"> leave your room between 2:00</w:t>
+      </w:r>
+      <w:r>
+        <w:t xml:space="preserve"> </w:t>
+      </w:r>
+      <w:r>
+        <w:t>AM and 4:00</w:t>
+      </w:r>
+      <w:r>
+        <w:t xml:space="preserve"> </w:t>
+      </w:r>
+      <w:r>
+        <w:t>AM</w:t>
+      </w:r>
+      <w:r>
+        <w:t>, ever</w:t>
+      </w:r>
+      <w:r>
+        <w:t>. 3:00</w:t>
+      </w:r>
+      <w:r>
+        <w:t xml:space="preserve"> </w:t>
+      </w:r>
+      <w:r>
+        <w:t>AM is the witching hour when the barrier between worlds is thinnest. Not even the guards come out then. It’s that dangerous.”</w:t>
+      </w:r>
+    </w:p>
+    <w:p>
+      <w:r>
+        <w:t xml:space="preserve">“If you wanted me to wet myself, congratulations, you just did,” Luke </w:t>
+      </w:r>
+      <w:r>
+        <w:t>responded</w:t>
+      </w:r>
+      <w:r>
+        <w:t>, feeling terrified. “Why are we staying here instead of a regular house</w:t>
+      </w:r>
+      <w:r>
+        <w:t xml:space="preserve"> or mansion</w:t>
+      </w:r>
+      <w:r>
+        <w:t>?”</w:t>
+      </w:r>
+    </w:p>
+    <w:p>
+      <w:r>
+        <w:t xml:space="preserve">“That can’t be helped,” Felix </w:t>
+      </w:r>
+      <w:r>
+        <w:t>said, sighing</w:t>
+      </w:r>
+      <w:r>
+        <w:t xml:space="preserve">. “One of the jobs of the nobility and royalty of </w:t>
       </w:r>
       <w:r>
         <w:t>the</w:t>
       </w:r>
       <w:r>
-        <w:t>y entered.</w:t>
-      </w:r>
-    </w:p>
-    <w:p>
-      <w:r>
-        <w:t xml:space="preserve">Luke </w:t>
-      </w:r>
-      <w:r>
-        <w:t>grabbed his backpack</w:t>
-      </w:r>
-      <w:r>
-        <w:t xml:space="preserve"> and they headed out. “I just got up </w:t>
-      </w:r>
-      <w:r>
-        <w:t>barely two</w:t>
-      </w:r>
-      <w:r>
-        <w:t xml:space="preserve"> hours ago and now it</w:t>
-      </w:r>
-      <w:r>
-        <w:t xml:space="preserve"> i</w:t>
-      </w:r>
-      <w:r>
-        <w:t xml:space="preserve">s </w:t>
-      </w:r>
-      <w:r>
-        <w:t>night</w:t>
-      </w:r>
-      <w:r>
-        <w:t xml:space="preserve">. </w:t>
-      </w:r>
-      <w:r>
-        <w:t>I’m not ready to go to sleep</w:t>
-      </w:r>
-      <w:r>
-        <w:t>.</w:t>
-      </w:r>
-      <w:r>
-        <w:t>”</w:t>
-      </w:r>
-    </w:p>
-    <w:p>
-      <w:r>
-        <w:t xml:space="preserve">“I guess that’s </w:t>
-      </w:r>
-      <w:r>
-        <w:t>the</w:t>
-      </w:r>
-      <w:r>
-        <w:t xml:space="preserve"> downside of </w:t>
-      </w:r>
-      <w:r>
-        <w:t>travelling around the world</w:t>
-      </w:r>
-      <w:r>
-        <w:t xml:space="preserve">,” </w:t>
-      </w:r>
-      <w:r>
-        <w:t>Felix</w:t>
-      </w:r>
-      <w:r>
-        <w:t xml:space="preserve"> </w:t>
-      </w:r>
-      <w:r>
-        <w:t>agreed</w:t>
-      </w:r>
-      <w:r>
-        <w:t>. “</w:t>
-      </w:r>
-      <w:r>
-        <w:t>Don’t worry. We don’t do world travelling all the time.”</w:t>
-      </w:r>
-    </w:p>
-    <w:p>
-      <w:r>
-        <w:t xml:space="preserve">“Except right now,” Millie said. “We still need to go to </w:t>
-      </w:r>
-      <w:r>
-        <w:t>Russia</w:t>
-      </w:r>
-      <w:r>
-        <w:t>.”</w:t>
-      </w:r>
-    </w:p>
-    <w:p>
-      <w:r>
-        <w:t xml:space="preserve">“We’ll take the portal to </w:t>
-      </w:r>
-      <w:r>
-        <w:t>Saint Petersburg</w:t>
-      </w:r>
-      <w:r>
-        <w:t xml:space="preserve">. The closest portal is in the </w:t>
-      </w:r>
-      <w:r>
-        <w:t>Hermitage</w:t>
-      </w:r>
-      <w:r>
-        <w:t xml:space="preserve">,” </w:t>
-      </w:r>
-      <w:r>
-        <w:t>Felix</w:t>
-      </w:r>
-      <w:r>
-        <w:t xml:space="preserve"> said as they drove away.</w:t>
-      </w:r>
-    </w:p>
-    <w:p>
-      <w:r>
-        <w:t>“Have you been to the Louvre?</w:t>
-      </w:r>
-      <w:r>
-        <w:t>”</w:t>
-      </w:r>
-      <w:r>
-        <w:t xml:space="preserve"> </w:t>
-      </w:r>
-      <w:r>
-        <w:t>Millie asked. “</w:t>
-      </w:r>
-      <w:r>
-        <w:t>It’s t</w:t>
-      </w:r>
-      <w:r>
-        <w:t>oo bad it’s closed</w:t>
-      </w:r>
-      <w:r>
-        <w:t xml:space="preserve">. </w:t>
-      </w:r>
-      <w:r>
-        <w:t>Many of the masters such as Van Gough were wizards.”</w:t>
-      </w:r>
-    </w:p>
-    <w:p>
-      <w:r>
-        <w:t xml:space="preserve">“Van Gough went mad and committed suicide,” Luke </w:t>
-      </w:r>
-      <w:r>
-        <w:t>commented</w:t>
-      </w:r>
-      <w:r>
-        <w:t>.</w:t>
-      </w:r>
-      <w:r>
-        <w:t xml:space="preserve"> “Don’t forget the ear thing.”</w:t>
-      </w:r>
-    </w:p>
-    <w:p>
-      <w:r>
-        <w:lastRenderedPageBreak/>
-        <w:t xml:space="preserve">“Well, no one ever said being a wizard was easy,” </w:t>
-      </w:r>
-      <w:r>
-        <w:t>Felix</w:t>
-      </w:r>
-      <w:r>
-        <w:t xml:space="preserve"> said a matter-of-factly.</w:t>
-      </w:r>
-    </w:p>
-    <w:p>
-      <w:r>
-        <w:t>“</w:t>
-      </w:r>
-      <w:r>
-        <w:t>The good news is, w</w:t>
-      </w:r>
-      <w:r>
-        <w:t xml:space="preserve">e don’t spend all our time on the </w:t>
-      </w:r>
-      <w:r>
-        <w:t>Unknown Road</w:t>
-      </w:r>
-      <w:r>
-        <w:t xml:space="preserve">,” Millie </w:t>
-      </w:r>
-      <w:r>
-        <w:t>assured Luke</w:t>
-      </w:r>
-      <w:r>
-        <w:t>. “Most of the time we live ordinary lives like regular humans.</w:t>
-      </w:r>
-      <w:r>
-        <w:t>”</w:t>
-      </w:r>
-    </w:p>
-    <w:p>
-      <w:r>
-        <w:t>“The closest portal is under the University of Gen</w:t>
-      </w:r>
-      <w:r>
-        <w:t>eva,” Felix said as they drove.</w:t>
-      </w:r>
-    </w:p>
-    <w:p>
-      <w:r>
-        <w:t xml:space="preserve">Luke gazed out the window </w:t>
-      </w:r>
-      <w:r>
-        <w:t xml:space="preserve">and thought of Paris, </w:t>
-      </w:r>
-      <w:r>
-        <w:t>the city of love. He wanted a girl.</w:t>
-      </w:r>
-      <w:r>
-        <w:t xml:space="preserve"> Puberty was a pain.</w:t>
-      </w:r>
-    </w:p>
-    <w:p>
-      <w:r>
-        <w:t xml:space="preserve">Annie </w:t>
-      </w:r>
-      <w:r>
-        <w:t>stuck</w:t>
-      </w:r>
-      <w:r>
-        <w:t xml:space="preserve"> her head out the window. Her hair flowed gracefully back</w:t>
-      </w:r>
-      <w:r>
-        <w:t xml:space="preserve"> like ribbons in the wind.</w:t>
-      </w:r>
-    </w:p>
-    <w:p>
-      <w:r>
-        <w:t>Within minutes they arrived at the university</w:t>
-      </w:r>
-      <w:r>
-        <w:t>. They stopped in front of a</w:t>
-      </w:r>
-      <w:r>
-        <w:t xml:space="preserve"> non-descript </w:t>
-      </w:r>
-      <w:r>
-        <w:t>garage entrance</w:t>
-      </w:r>
-      <w:r>
-        <w:t xml:space="preserve"> that was marked as closed.</w:t>
-      </w:r>
-    </w:p>
-    <w:p>
-      <w:r>
-        <w:t>Felix</w:t>
-      </w:r>
-      <w:r>
-        <w:t xml:space="preserve"> </w:t>
-      </w:r>
-      <w:r>
-        <w:t>placed</w:t>
-      </w:r>
-      <w:r>
-        <w:t xml:space="preserve"> his credit card </w:t>
-      </w:r>
-      <w:r>
-        <w:t>against</w:t>
-      </w:r>
-      <w:r>
-        <w:t xml:space="preserve"> a </w:t>
-      </w:r>
-      <w:r>
-        <w:t>card reader</w:t>
-      </w:r>
-      <w:r>
-        <w:t>.</w:t>
-      </w:r>
-    </w:p>
-    <w:p>
-      <w:r>
-        <w:t xml:space="preserve">“Where to, Prince </w:t>
-      </w:r>
-      <w:r>
-        <w:t>Felix</w:t>
-      </w:r>
-      <w:r>
-        <w:t>?” a voice asked.</w:t>
-      </w:r>
-    </w:p>
-    <w:p>
-      <w:r>
-        <w:t>“The Hermitage please</w:t>
-      </w:r>
-      <w:r>
-        <w:t>, with a detour to the main shaft</w:t>
-      </w:r>
-      <w:r>
-        <w:t xml:space="preserve">,” </w:t>
-      </w:r>
-      <w:r>
-        <w:t>Felix</w:t>
-      </w:r>
-      <w:r>
-        <w:t xml:space="preserve"> replied.</w:t>
-      </w:r>
-    </w:p>
-    <w:p>
-      <w:r>
-        <w:t xml:space="preserve">The barrier lowered and they drove in. </w:t>
-      </w:r>
-      <w:r>
-        <w:t>The passageway headed downwards and then turned to the left</w:t>
-      </w:r>
-      <w:r>
-        <w:t xml:space="preserve">. In front of them was a </w:t>
-      </w:r>
-      <w:r>
-        <w:t xml:space="preserve">silvery </w:t>
-      </w:r>
-      <w:r>
-        <w:t xml:space="preserve">distortion in the tunnel. </w:t>
-      </w:r>
-      <w:r>
-        <w:t>They drove through.</w:t>
-      </w:r>
-    </w:p>
-    <w:p>
-      <w:r>
-        <w:t>On the other side was a</w:t>
-      </w:r>
-      <w:r>
-        <w:t>nother</w:t>
-      </w:r>
-      <w:r>
-        <w:t xml:space="preserve"> tunnel</w:t>
-      </w:r>
-      <w:r>
-        <w:t xml:space="preserve">, perhaps 100 feet in </w:t>
-      </w:r>
-      <w:r>
-        <w:t>width</w:t>
-      </w:r>
-      <w:r>
-        <w:t xml:space="preserve">. Lining the tunnel was portals to other places. </w:t>
-      </w:r>
-      <w:r>
-        <w:t>Felix</w:t>
-      </w:r>
-      <w:r>
-        <w:t xml:space="preserve"> followed a line on the ground into a main area. It was a huge shaft several thousand feet in diameter. </w:t>
-      </w:r>
-      <w:r>
-        <w:t xml:space="preserve">A spiral ramp, at least 500 feet </w:t>
-      </w:r>
-      <w:r>
-        <w:t>wide</w:t>
-      </w:r>
-      <w:r>
-        <w:t xml:space="preserve">, </w:t>
-      </w:r>
-      <w:r>
-        <w:t>encircled the shaft.</w:t>
-      </w:r>
-      <w:r>
-        <w:t xml:space="preserve"> Various types of vehicles zoomed past on the ramp. Flying vehicles went up and down the central shaft. The place was bustling with traffic.</w:t>
-      </w:r>
-    </w:p>
-    <w:p>
-      <w:r>
-        <w:lastRenderedPageBreak/>
-        <w:t>Felix</w:t>
-      </w:r>
-      <w:r>
-        <w:t xml:space="preserve"> stopped his pickup at the railing of the </w:t>
-      </w:r>
-      <w:r>
-        <w:t>ramp and got out. The others joined him at the railing.</w:t>
-      </w:r>
-    </w:p>
-    <w:p>
-      <w:r>
-        <w:t xml:space="preserve">Luke glanced down a bottomless pit and got vertigo. Looking up, the shaft </w:t>
-      </w:r>
-      <w:r>
-        <w:t>seemed</w:t>
-      </w:r>
-      <w:r>
-        <w:t xml:space="preserve"> endless.</w:t>
-      </w:r>
-    </w:p>
-    <w:p>
-      <w:r>
-        <w:t>“</w:t>
-      </w:r>
-      <w:r>
-        <w:t>This is called Nexus. It</w:t>
-      </w:r>
-      <w:r>
-        <w:t>’s</w:t>
-      </w:r>
-      <w:r>
-        <w:t xml:space="preserve"> the convergence point for </w:t>
-      </w:r>
-      <w:r>
-        <w:t>all that is</w:t>
-      </w:r>
-      <w:r>
-        <w:t xml:space="preserve">. </w:t>
-      </w:r>
-      <w:r>
-        <w:t>Freaky, isn’t it</w:t>
-      </w:r>
-      <w:r>
-        <w:t>, how anyone could build this place</w:t>
-      </w:r>
-      <w:r>
-        <w:t xml:space="preserve">?” </w:t>
-      </w:r>
-      <w:r>
-        <w:t>Felix</w:t>
-      </w:r>
-      <w:r>
-        <w:t xml:space="preserve"> said</w:t>
-      </w:r>
-      <w:r>
-        <w:t xml:space="preserve"> excitedly</w:t>
-      </w:r>
-      <w:r>
-        <w:t>. “This is just one of many shafts. Most of the paths are closed off to humans. If one of you succeeds, then a few of these doors will open up to us.</w:t>
-      </w:r>
-      <w:r>
-        <w:t xml:space="preserve"> </w:t>
-      </w:r>
-      <w:r>
-        <w:t xml:space="preserve">I love visiting because it’s so cool. </w:t>
-      </w:r>
-      <w:r>
-        <w:t>What do you think of this place?”</w:t>
-      </w:r>
-    </w:p>
-    <w:p>
-      <w:r>
-        <w:t>“I don’t know,” Luke replied</w:t>
-      </w:r>
-      <w:r>
-        <w:t xml:space="preserve"> nervously</w:t>
-      </w:r>
-      <w:r>
-        <w:t xml:space="preserve">. “It’s giving me a </w:t>
-      </w:r>
-      <w:r>
-        <w:t>strange</w:t>
-      </w:r>
-      <w:r>
-        <w:t xml:space="preserve"> sensation</w:t>
-      </w:r>
-      <w:r>
-        <w:t>, as if I’m cut off from the rest of the world</w:t>
-      </w:r>
-      <w:r>
-        <w:t>.</w:t>
-      </w:r>
-      <w:r>
-        <w:t xml:space="preserve"> I can see this giant shaft with people coming and going from those corridors.</w:t>
-      </w:r>
-    </w:p>
-    <w:p>
-      <w:r>
-        <w:t>“</w:t>
-      </w:r>
-      <w:r>
-        <w:t xml:space="preserve">But this isn’t just a freakishly huge building. I feel this </w:t>
-      </w:r>
-      <w:r>
-        <w:t xml:space="preserve">place </w:t>
-      </w:r>
-      <w:r>
-        <w:t>is something that is beyond my comprehension.</w:t>
-      </w:r>
-      <w:r>
-        <w:t xml:space="preserve"> </w:t>
-      </w:r>
-      <w:r>
-        <w:t>This place is starting to give me the willies.”</w:t>
-      </w:r>
-    </w:p>
-    <w:p>
-      <w:r>
-        <w:t>“Maybe we should go,” Millie said</w:t>
-      </w:r>
-      <w:r>
-        <w:t xml:space="preserve"> nervously</w:t>
-      </w:r>
-      <w:r>
-        <w:t>. “Portalmancers</w:t>
-      </w:r>
-      <w:r>
-        <w:t xml:space="preserve"> have senses we don’t have. Being outside of the universe for too long isn’t a good idea for him.”</w:t>
-      </w:r>
-    </w:p>
-    <w:p>
-      <w:r>
-        <w:t xml:space="preserve">“I’m sorry,” </w:t>
-      </w:r>
-      <w:r>
-        <w:t>Felix</w:t>
-      </w:r>
-      <w:r>
-        <w:t xml:space="preserve"> said worriedly as he reentered the pickup.</w:t>
-      </w:r>
-      <w:r>
-        <w:t xml:space="preserve"> The others got in and </w:t>
-      </w:r>
-      <w:r>
-        <w:t>Felix</w:t>
-      </w:r>
-      <w:r>
-        <w:t xml:space="preserve"> followed the path. They returned to the tunnel they came from and entered a portal.</w:t>
-      </w:r>
-    </w:p>
-    <w:p>
-      <w:r>
-        <w:t>“Home sweet home,” Luke sighed.</w:t>
-      </w:r>
-    </w:p>
-    <w:p>
-      <w:r>
-        <w:t xml:space="preserve">“You’ve lived in </w:t>
-      </w:r>
-      <w:r>
-        <w:t>Saint Petersburg</w:t>
-      </w:r>
-      <w:r>
-        <w:t xml:space="preserve">?” </w:t>
-      </w:r>
-      <w:r>
-        <w:t>Felix</w:t>
-      </w:r>
-      <w:r>
-        <w:t xml:space="preserve"> asked in surprise.</w:t>
-      </w:r>
-    </w:p>
-    <w:p>
-      <w:r>
-        <w:t xml:space="preserve">“No,” Luke </w:t>
-      </w:r>
-      <w:r>
-        <w:t>denied</w:t>
-      </w:r>
-      <w:r>
-        <w:t>. “</w:t>
-      </w:r>
-      <w:r>
-        <w:t>I live on planet Earth and I’m happy to be back. That place was starting to get to me.</w:t>
-      </w:r>
-      <w:r>
-        <w:t xml:space="preserve"> It was so…I don’t know.</w:t>
-      </w:r>
-      <w:r>
-        <w:t xml:space="preserve"> I think what we saw was </w:t>
-      </w:r>
-      <w:r>
-        <w:t xml:space="preserve">an </w:t>
-      </w:r>
-      <w:r>
-        <w:t>illusion for the convenience of us mere mortals.</w:t>
-      </w:r>
-      <w:r>
-        <w:t>”</w:t>
-      </w:r>
-    </w:p>
-    <w:p>
-      <w:r>
-        <w:lastRenderedPageBreak/>
-        <w:t>Felix</w:t>
-      </w:r>
-      <w:r>
-        <w:t xml:space="preserve"> didn’t know what to say so he said, “Welcome to the Hermitage, one of the most beautiful museums in the world.”</w:t>
-      </w:r>
-    </w:p>
-    <w:p>
-      <w:r>
-        <w:t xml:space="preserve">They drove on and parked. </w:t>
-      </w:r>
-      <w:r>
-        <w:t>“</w:t>
-      </w:r>
-      <w:r>
-        <w:t xml:space="preserve">This is the </w:t>
-      </w:r>
-      <w:r>
-        <w:t>Winter Palace</w:t>
-      </w:r>
-      <w:r>
-        <w:t>.”</w:t>
-      </w:r>
-      <w:r>
-        <w:t xml:space="preserve"> </w:t>
-      </w:r>
-      <w:r>
-        <w:t xml:space="preserve">They entered and </w:t>
-      </w:r>
-      <w:r>
-        <w:t>approached</w:t>
-      </w:r>
-      <w:r>
-        <w:t xml:space="preserve"> </w:t>
-      </w:r>
-      <w:r>
-        <w:t xml:space="preserve">a </w:t>
-      </w:r>
-      <w:r>
-        <w:t xml:space="preserve">guard </w:t>
-      </w:r>
-      <w:r>
-        <w:t>sitting at a security desk</w:t>
-      </w:r>
-      <w:r>
-        <w:t>.</w:t>
-      </w:r>
-    </w:p>
-    <w:p>
-      <w:r>
-        <w:t xml:space="preserve">The guard got up and </w:t>
-      </w:r>
-      <w:r>
-        <w:t>said, “Evening Prince Felix</w:t>
-      </w:r>
-      <w:r>
-        <w:t>, Princess Millie</w:t>
-      </w:r>
-      <w:r>
-        <w:t>.</w:t>
-      </w:r>
-      <w:r>
-        <w:t>”</w:t>
-      </w:r>
-    </w:p>
-    <w:p>
-      <w:r>
-        <w:t xml:space="preserve">“Evening </w:t>
-      </w:r>
-      <w:r>
-        <w:t>Igor</w:t>
-      </w:r>
-      <w:r>
-        <w:t>,” Felix said. “This is Luke. Do you have a room for him?”</w:t>
-      </w:r>
-    </w:p>
-    <w:p>
-      <w:r>
-        <w:t xml:space="preserve">“Yes </w:t>
-      </w:r>
-      <w:r>
-        <w:t>highness</w:t>
-      </w:r>
-      <w:r>
-        <w:t>,” Igor said. “Here is his key. I’ll show you the room.”</w:t>
-      </w:r>
-    </w:p>
-    <w:p>
-      <w:r>
-        <w:t>They walked up a marble staircase and entered a hallway lined with Renaissance paintings.</w:t>
-      </w:r>
-      <w:r>
-        <w:t xml:space="preserve"> They entered a wing off limits to the general public.</w:t>
-      </w:r>
-    </w:p>
-    <w:p>
-      <w:r>
-        <w:t xml:space="preserve">“This is </w:t>
-      </w:r>
-      <w:r>
-        <w:t>your room</w:t>
-      </w:r>
-      <w:r>
-        <w:t xml:space="preserve"> sir,” Igor said.</w:t>
-      </w:r>
-    </w:p>
-    <w:p>
-      <w:r>
-        <w:t>“Thank you</w:t>
-      </w:r>
-      <w:r>
-        <w:t xml:space="preserve"> </w:t>
-      </w:r>
-      <w:r>
-        <w:t>Igor</w:t>
-      </w:r>
-      <w:r>
-        <w:t xml:space="preserve">,” Felix </w:t>
-      </w:r>
-      <w:r>
-        <w:t>replied</w:t>
-      </w:r>
-      <w:r>
-        <w:t xml:space="preserve"> courteously</w:t>
-      </w:r>
-      <w:r>
-        <w:t>. “Have a good night</w:t>
-      </w:r>
-      <w:r>
-        <w:t>.</w:t>
-      </w:r>
-      <w:r>
-        <w:t>”</w:t>
-      </w:r>
-    </w:p>
-    <w:p>
-      <w:r>
-        <w:t>“</w:t>
-      </w:r>
-      <w:r>
-        <w:t>You too</w:t>
-      </w:r>
-      <w:r>
-        <w:t xml:space="preserve">, </w:t>
-      </w:r>
-      <w:r>
-        <w:t>highnesses</w:t>
-      </w:r>
-      <w:r>
-        <w:t>, honored guest</w:t>
-      </w:r>
-      <w:r>
-        <w:t>,” Igor said and left.</w:t>
-      </w:r>
-    </w:p>
-    <w:p>
-      <w:r>
-        <w:t>“My room is there, my parent’s room is there and Millie’s room is there,” Felix said</w:t>
-      </w:r>
-      <w:r>
-        <w:t>, pointing out the important landmarks</w:t>
-      </w:r>
-      <w:r>
-        <w:t>. “Most of the rooms are empty. It gets lonely living in a museum</w:t>
-      </w:r>
-      <w:r>
-        <w:t xml:space="preserve"> but </w:t>
-      </w:r>
-      <w:r>
-        <w:t>what can we do?</w:t>
-      </w:r>
-      <w:r>
-        <w:t>”</w:t>
-      </w:r>
-    </w:p>
-    <w:p>
-      <w:r>
-        <w:t xml:space="preserve">Luke unlocked the room and entered a bedroom </w:t>
-      </w:r>
-      <w:r>
-        <w:t xml:space="preserve">built </w:t>
-      </w:r>
-      <w:r>
-        <w:t xml:space="preserve">for a prince. </w:t>
-      </w:r>
-      <w:r>
-        <w:t xml:space="preserve">The carpet was richer than the one outside. Several </w:t>
-      </w:r>
-      <w:r>
-        <w:t xml:space="preserve">paintings lined the walls, including a </w:t>
-      </w:r>
-      <w:r>
-        <w:t xml:space="preserve">Rembrandt </w:t>
-      </w:r>
-      <w:r>
-        <w:t>Luke recognized from a book</w:t>
-      </w:r>
-      <w:r>
-        <w:t>. Priceless artifacts filled the room.</w:t>
-      </w:r>
-    </w:p>
-    <w:p>
-      <w:r>
-        <w:t xml:space="preserve">Annie dashed in and looked around. She spotted the bed </w:t>
-      </w:r>
-      <w:r>
-        <w:t>and jump</w:t>
-      </w:r>
-      <w:r>
-        <w:t>ed</w:t>
-      </w:r>
-      <w:r>
-        <w:t xml:space="preserve"> on</w:t>
-      </w:r>
-      <w:r>
-        <w:t>to</w:t>
-      </w:r>
-      <w:r>
-        <w:t xml:space="preserve"> it.</w:t>
-      </w:r>
-    </w:p>
-    <w:p>
-      <w:r>
-        <w:t xml:space="preserve">“Are you sure it’s okay </w:t>
-      </w:r>
-      <w:r>
-        <w:t xml:space="preserve">for me </w:t>
-      </w:r>
-      <w:r>
-        <w:t>to stay in such a fancy place?” Luke asked nervously.</w:t>
-      </w:r>
-    </w:p>
-    <w:p>
-      <w:r>
-        <w:lastRenderedPageBreak/>
-        <w:t>Felix just shrugged. “I’m sorry this room is so pompous, but this p</w:t>
-      </w:r>
-      <w:r>
-        <w:t>a</w:t>
-      </w:r>
-      <w:r>
-        <w:t>lace was built for the emperor of Russia, and the Hermitage is an historical landmark. Don’t worry about making a mess. This</w:t>
-      </w:r>
-      <w:r>
-        <w:t xml:space="preserve"> room was meant to be lived in.</w:t>
-      </w:r>
-    </w:p>
-    <w:p>
-      <w:r>
-        <w:t>“Also we have cleaning magic. Everything is fixable as long as no humans see.”</w:t>
-      </w:r>
-    </w:p>
-    <w:p>
-      <w:r>
-        <w:t xml:space="preserve">“Tomorrow morning we’ll give you a tour of the place,” Millie </w:t>
-      </w:r>
-      <w:r>
-        <w:t>promised</w:t>
-      </w:r>
-      <w:r>
-        <w:t>.</w:t>
-      </w:r>
-    </w:p>
-    <w:p>
-      <w:r>
-        <w:t>“I don’t suppose you have internet?” Luke asked. “It doesn’t matter. I have some e-books to read.”</w:t>
-      </w:r>
-    </w:p>
-    <w:p>
-      <w:r>
-        <w:t>“We have internet,” Felix replied. “The network password is Millie</w:t>
-      </w:r>
-      <w:r>
-        <w:t>, with a capital M</w:t>
-      </w:r>
-      <w:r>
-        <w:t>.</w:t>
-      </w:r>
-      <w:r>
-        <w:t>”</w:t>
-      </w:r>
-    </w:p>
-    <w:p>
-      <w:r>
-        <w:t>“Thanks,” Luke said. “I don’t think I could go to sleep. I just got up.”</w:t>
-      </w:r>
-    </w:p>
-    <w:p>
-      <w:r>
-        <w:t xml:space="preserve">“Luke, </w:t>
-      </w:r>
-      <w:r>
-        <w:t>I need to give you a word of warning</w:t>
-      </w:r>
-      <w:r>
-        <w:t xml:space="preserve"> about this p</w:t>
-      </w:r>
-      <w:r>
-        <w:t>a</w:t>
-      </w:r>
-      <w:r>
-        <w:t xml:space="preserve">lace,” Felix said. </w:t>
-      </w:r>
-      <w:r>
-        <w:t xml:space="preserve">For the first time Felix was serious. </w:t>
-      </w:r>
-      <w:r>
-        <w:t xml:space="preserve">“You must </w:t>
-      </w:r>
-      <w:r>
-        <w:t>never</w:t>
-      </w:r>
-      <w:r>
-        <w:t xml:space="preserve"> leave your room between 2:00</w:t>
-      </w:r>
-      <w:r>
-        <w:t xml:space="preserve"> </w:t>
-      </w:r>
-      <w:r>
-        <w:t>AM and 4:00</w:t>
-      </w:r>
-      <w:r>
-        <w:t xml:space="preserve"> </w:t>
-      </w:r>
-      <w:r>
-        <w:t>AM</w:t>
-      </w:r>
-      <w:r>
-        <w:t>, ever</w:t>
-      </w:r>
-      <w:r>
-        <w:t>. 3:00</w:t>
-      </w:r>
-      <w:r>
-        <w:t xml:space="preserve"> </w:t>
-      </w:r>
-      <w:r>
-        <w:t>AM is the witching hour when the barrier between worlds is thinnest. Not even the guards come out then. It’s that dangerous.”</w:t>
-      </w:r>
-    </w:p>
-    <w:p>
-      <w:r>
-        <w:t xml:space="preserve">“If you wanted me to wet myself, congratulations, you just did,” Luke </w:t>
-      </w:r>
-      <w:r>
-        <w:t>responded</w:t>
-      </w:r>
-      <w:r>
-        <w:t>, feeling terrified. “Why are we staying here instead of a regular house</w:t>
-      </w:r>
-      <w:r>
-        <w:t xml:space="preserve"> or mansion</w:t>
-      </w:r>
-      <w:r>
-        <w:t>?”</w:t>
-      </w:r>
-    </w:p>
-    <w:p>
-      <w:r>
-        <w:t xml:space="preserve">“That can’t be helped,” Felix </w:t>
-      </w:r>
-      <w:r>
-        <w:t>sighed</w:t>
-      </w:r>
-      <w:r>
-        <w:t xml:space="preserve">. “One of the jobs of the nobility and royalty of </w:t>
-      </w:r>
-      <w:r>
-        <w:t>the</w:t>
-      </w:r>
-      <w:r>
         <w:t xml:space="preserve"> world is to maintain the balance of the world. The mystical focal point of Russia is here at the Hermitage.</w:t>
       </w:r>
     </w:p>
@@ -11768,7 +11880,6 @@
     </w:p>
     <w:p>
       <w:r>
-        <w:lastRenderedPageBreak/>
         <w:t xml:space="preserve">Feeling terrified, Luke </w:t>
       </w:r>
       <w:r>
@@ -11778,7 +11889,13 @@
         <w:t>, “Seeing that I am a commoner, I would rather stay at a hotel.</w:t>
       </w:r>
       <w:r>
-        <w:t xml:space="preserve"> At least there evil spirits don’t walk the corridors.</w:t>
+        <w:t xml:space="preserve"> At least there</w:t>
+      </w:r>
+      <w:r>
+        <w:t>,</w:t>
+      </w:r>
+      <w:r>
+        <w:t xml:space="preserve"> evil spirits don’t walk the corridors.</w:t>
       </w:r>
       <w:r>
         <w:t>”</w:t>
@@ -11806,7 +11923,11 @@
         <w:t>am</w:t>
       </w:r>
       <w:r>
-        <w:t xml:space="preserve"> a commoner. My parents are commoners. Their parents were commoners. There is no wizard blood in our family and I was born a human. I am as common as they come. You are nobles and royals because of your blood</w:t>
+        <w:t xml:space="preserve"> a commoner. My parents are commoners. Their parents were commoners. There is no wizard blood in our family and I was born a human. I am as common </w:t>
+      </w:r>
+      <w:r>
+        <w:lastRenderedPageBreak/>
+        <w:t>as they come. You are nobles and royals because of your blood</w:t>
       </w:r>
       <w:r>
         <w:t>. There is nothing special about my blood.”</w:t>
@@ -11903,7 +12024,7 @@
     </w:p>
     <w:p>
       <w:r>
-        <w:t xml:space="preserve">“There are plenty of things to do in this city that doesn’t involve alcohol,” Millie </w:t>
+        <w:t xml:space="preserve">“There are plenty of things to do in this city that don’t involve alcohol,” Millie </w:t>
       </w:r>
       <w:r>
         <w:t>chided</w:t>
@@ -11914,27 +12035,27 @@
     </w:p>
     <w:p>
       <w:r>
+        <w:t>“Yes, but where’s the fun in that?” Annie asked. Luke laughed.</w:t>
+      </w:r>
+    </w:p>
+    <w:p>
+      <w:r>
+        <w:t>“I need to put my stuff away,” Millie said.</w:t>
+      </w:r>
+    </w:p>
+    <w:p>
+      <w:r>
+        <w:t>“Me too,” Felix said.</w:t>
+      </w:r>
+    </w:p>
+    <w:p>
+      <w:r>
+        <w:t>The two and their spirit beasts headed for their rooms while Luke got ready for the night.</w:t>
+      </w:r>
+    </w:p>
+    <w:p>
+      <w:r>
         <w:lastRenderedPageBreak/>
-        <w:t>“Yes, but where’s the fun in that?” Annie asked. Luke laughed.</w:t>
-      </w:r>
-    </w:p>
-    <w:p>
-      <w:r>
-        <w:t>“I need to put my stuff away,” Millie said.</w:t>
-      </w:r>
-    </w:p>
-    <w:p>
-      <w:r>
-        <w:t>“Me too,” Felix said.</w:t>
-      </w:r>
-    </w:p>
-    <w:p>
-      <w:r>
-        <w:t>The two and their spirit beasts headed for their rooms while Luke got ready for the night.</w:t>
-      </w:r>
-    </w:p>
-    <w:p>
-      <w:r>
         <w:t>Pajamas on, Luke</w:t>
       </w:r>
       <w:r>
@@ -11965,7 +12086,13 @@
     </w:p>
     <w:p>
       <w:r>
-        <w:t>Luke got up and followed Felix out of the room.</w:t>
+        <w:t xml:space="preserve">Luke got up and followed Felix </w:t>
+      </w:r>
+      <w:r>
+        <w:t>to his</w:t>
+      </w:r>
+      <w:r>
+        <w:t xml:space="preserve"> room.</w:t>
       </w:r>
     </w:p>
     <w:p>
@@ -11995,7 +12122,7 @@
     </w:p>
     <w:p>
       <w:r>
-        <w:t>Felix turned off the lights and went to bed too. It was now dark.</w:t>
+        <w:t>Felix turned off the lights and went to bed. It was now dark.</w:t>
       </w:r>
     </w:p>
     <w:p>
@@ -12006,7 +12133,7 @@
         <w:t>breathing</w:t>
       </w:r>
       <w:r>
-        <w:t>. He couldn’t get to sleep since it was afternoon for him</w:t>
+        <w:t>. He couldn’t sleep since it was afternoon for him</w:t>
       </w:r>
       <w:r>
         <w:t>.</w:t>
@@ -12038,48 +12165,54 @@
     </w:p>
     <w:p>
       <w:r>
+        <w:t xml:space="preserve">Someone </w:t>
+      </w:r>
+      <w:r>
+        <w:t>walked</w:t>
+      </w:r>
+      <w:r>
+        <w:t xml:space="preserve"> </w:t>
+      </w:r>
+      <w:r>
+        <w:t xml:space="preserve">slowly </w:t>
+      </w:r>
+      <w:r>
+        <w:t xml:space="preserve">down the hallway, whistling </w:t>
+      </w:r>
+      <w:r>
+        <w:t>a lonely tune</w:t>
+      </w:r>
+      <w:r>
+        <w:t xml:space="preserve">. </w:t>
+      </w:r>
+      <w:r>
+        <w:t>Luke checked his cell phone. It was 2:36</w:t>
+      </w:r>
+      <w:r>
+        <w:t xml:space="preserve"> </w:t>
+      </w:r>
+      <w:r>
+        <w:t>AM. That meant that no one should be in the hall. Who could that be?</w:t>
+      </w:r>
+    </w:p>
+    <w:p>
+      <w:r>
+        <w:t>There was a crashing sound and Luke almost jumped out of his skin.</w:t>
+      </w:r>
+      <w:r>
+        <w:t xml:space="preserve"> Shadows moved outside as the winds blew.</w:t>
+      </w:r>
+    </w:p>
+    <w:p>
+      <w:r>
         <w:lastRenderedPageBreak/>
-        <w:t xml:space="preserve">Someone </w:t>
-      </w:r>
-      <w:r>
-        <w:t>walked</w:t>
-      </w:r>
-      <w:r>
-        <w:t xml:space="preserve"> </w:t>
-      </w:r>
-      <w:r>
-        <w:t xml:space="preserve">slowly </w:t>
-      </w:r>
-      <w:r>
-        <w:t xml:space="preserve">down the hallway, whistling </w:t>
-      </w:r>
-      <w:r>
-        <w:t>a lonely tune</w:t>
-      </w:r>
-      <w:r>
-        <w:t xml:space="preserve">. </w:t>
-      </w:r>
-      <w:r>
-        <w:t>Luke checked his cell phone. It was 2:36</w:t>
-      </w:r>
-      <w:r>
-        <w:t xml:space="preserve"> </w:t>
-      </w:r>
-      <w:r>
-        <w:t>AM. That meant that no one should be in the hall. Who could that be?</w:t>
-      </w:r>
-    </w:p>
-    <w:p>
-      <w:r>
-        <w:t>There was a crashing sound and Luke almost jumped out of his skin.</w:t>
-      </w:r>
-      <w:r>
-        <w:t xml:space="preserve"> Shadows moved outside as the winds blew.</w:t>
-      </w:r>
-    </w:p>
-    <w:p>
-      <w:r>
-        <w:t xml:space="preserve">Luke felt fear rising in him. There were monsters out there wandering the hallways and </w:t>
+        <w:t>Luke felt fear rising in him. There were monsters out there</w:t>
+      </w:r>
+      <w:r>
+        <w:t>,</w:t>
+      </w:r>
+      <w:r>
+        <w:t xml:space="preserve"> wandering the hallways and </w:t>
       </w:r>
       <w:r>
         <w:t>lurking in the shadows of the night</w:t>
@@ -12131,10 +12264,10 @@
         <w:t>is</w:t>
       </w:r>
       <w:r>
-        <w:t xml:space="preserve"> fears were accelerating the process. If he didn’t do anything, he would plummet into the pit of hell and be trapped</w:t>
-      </w:r>
-      <w:r>
-        <w:t xml:space="preserve"> forever</w:t>
+        <w:t xml:space="preserve"> fears were accelerating the process. </w:t>
+      </w:r>
+      <w:r>
+        <w:t>He had to act or demonic entities would claim him</w:t>
       </w:r>
       <w:r>
         <w:t>.</w:t>
@@ -12151,7 +12284,10 @@
         <w:t xml:space="preserve">AM, when they were free to </w:t>
       </w:r>
       <w:r>
-        <w:t>drag him down into the depts</w:t>
+        <w:t xml:space="preserve">drag him down into the </w:t>
+      </w:r>
+      <w:r>
+        <w:t>depths of hell</w:t>
       </w:r>
       <w:r>
         <w:t>.</w:t>
@@ -12164,13 +12300,21 @@
     </w:p>
     <w:p>
       <w:r>
+        <w:t>The moon broke out behind clouds, illuminating the room with its silver light. It also highlighted things sane people didn’t believe in.</w:t>
+      </w:r>
+    </w:p>
+    <w:p>
+      <w:r>
         <w:t xml:space="preserve">Luke lay on his side as the </w:t>
       </w:r>
       <w:r>
         <w:t xml:space="preserve">shadows </w:t>
       </w:r>
       <w:r>
-        <w:t>seemed to take on a tangible form.</w:t>
+        <w:t>took</w:t>
+      </w:r>
+      <w:r>
+        <w:t xml:space="preserve"> on tangible form.</w:t>
       </w:r>
       <w:r>
         <w:t xml:space="preserve"> </w:t>
@@ -12179,21 +12323,16 @@
         <w:t xml:space="preserve">Annie </w:t>
       </w:r>
       <w:r>
-        <w:t xml:space="preserve">pressed against </w:t>
-      </w:r>
-      <w:r>
-        <w:t xml:space="preserve">Luke’s </w:t>
-      </w:r>
-      <w:r>
-        <w:t>back, protecting his back from monsters</w:t>
+        <w:t xml:space="preserve">spooned against </w:t>
+      </w:r>
+      <w:r>
+        <w:t>Luke</w:t>
+      </w:r>
+      <w:r>
+        <w:t>, protecting his back from monsters</w:t>
       </w:r>
       <w:r>
         <w:t>.</w:t>
-      </w:r>
-    </w:p>
-    <w:p>
-      <w:r>
-        <w:t>The moon broke out behind clouds, illuminating the room with its silver light. It also highlighted things sane people didn’t believe in.</w:t>
       </w:r>
     </w:p>
     <w:p>
@@ -12267,7 +12406,13 @@
         <w:t>find Annie</w:t>
       </w:r>
       <w:r>
-        <w:t xml:space="preserve"> licking his fact. </w:t>
+        <w:t xml:space="preserve"> licking his fac</w:t>
+      </w:r>
+      <w:r>
+        <w:t>e</w:t>
+      </w:r>
+      <w:r>
+        <w:t xml:space="preserve">. </w:t>
       </w:r>
       <w:r>
         <w:t>Her tiny whiskers tickled his nose. M</w:t>
@@ -12290,51 +12435,51 @@
         <w:t>went on all fours and stretched,</w:t>
       </w:r>
       <w:r>
+        <w:t xml:space="preserve"> walk</w:t>
+      </w:r>
+      <w:r>
+        <w:t>ing</w:t>
+      </w:r>
+      <w:r>
+        <w:t xml:space="preserve"> about with her feline grace.</w:t>
+      </w:r>
+    </w:p>
+    <w:p>
+      <w:r>
+        <w:t xml:space="preserve">“Luke, did you have a good night’s sleep? There’s nothing like sleeping in your own bed,” Felix </w:t>
+      </w:r>
+      <w:r>
+        <w:t>greeted Luke with a yawn</w:t>
+      </w:r>
+      <w:r>
+        <w:t>.</w:t>
+      </w:r>
+    </w:p>
+    <w:p>
+      <w:r>
+        <w:t xml:space="preserve">“Sure, if you don’t mind being surrounded by monsters,” Luke </w:t>
+      </w:r>
+      <w:r>
+        <w:t>replied</w:t>
+      </w:r>
+      <w:r>
+        <w:t>. “</w:t>
+      </w:r>
+      <w:r>
+        <w:t xml:space="preserve">I’m glad I’m a commoner. </w:t>
+      </w:r>
+      <w:r>
+        <w:t>I better change.”</w:t>
+      </w:r>
+    </w:p>
+    <w:p>
+      <w:r>
+        <w:t>Luke went to his room, brushed his teeth and changed.</w:t>
+      </w:r>
+      <w:r>
         <w:t xml:space="preserve"> </w:t>
       </w:r>
       <w:r>
-        <w:t>and</w:t>
-      </w:r>
-      <w:r>
-        <w:t xml:space="preserve"> then walked about with her feline grace.</w:t>
-      </w:r>
-    </w:p>
-    <w:p>
-      <w:r>
-        <w:t xml:space="preserve">“Luke, did you have a good night’s sleep? There’s nothing like sleeping in your own bed,” Felix </w:t>
-      </w:r>
-      <w:r>
-        <w:t>greeted Luke with a yawn</w:t>
-      </w:r>
-      <w:r>
-        <w:t>.</w:t>
-      </w:r>
-    </w:p>
-    <w:p>
-      <w:r>
-        <w:t xml:space="preserve">“Sure, if you don’t mind being surrounded by monsters,” Luke </w:t>
-      </w:r>
-      <w:r>
-        <w:t>replied</w:t>
-      </w:r>
-      <w:r>
-        <w:t>. “</w:t>
-      </w:r>
-      <w:r>
-        <w:t xml:space="preserve">I’m glad I’m a commoner. </w:t>
-      </w:r>
-      <w:r>
-        <w:t>I better change.”</w:t>
-      </w:r>
-    </w:p>
-    <w:p>
-      <w:r>
-        <w:t>Luke went to his room, brushed his teeth and changed.</w:t>
-      </w:r>
-      <w:r>
-        <w:t xml:space="preserve"> </w:t>
-      </w:r>
-      <w:r>
         <w:t xml:space="preserve">“Well Annie, let’s eat and then explore. This is going to be fun. Very few people can say they slept </w:t>
       </w:r>
       <w:r>
@@ -12362,7 +12507,13 @@
         <w:t xml:space="preserve">are required </w:t>
       </w:r>
       <w:r>
-        <w:t>to spend one night a year in the place of power for the countries they visit.</w:t>
+        <w:t xml:space="preserve">to spend one night a year in the place of power </w:t>
+      </w:r>
+      <w:r>
+        <w:t>of</w:t>
+      </w:r>
+      <w:r>
+        <w:t xml:space="preserve"> the countries they visit.</w:t>
       </w:r>
     </w:p>
     <w:p>
@@ -12483,7 +12634,7 @@
         <w:t xml:space="preserve">A few </w:t>
       </w:r>
       <w:r>
-        <w:t>Russian nobles sat at the tables while waiters served them.</w:t>
+        <w:t>Russian nobles sat at tables while waiters served them.</w:t>
       </w:r>
     </w:p>
     <w:p>
@@ -12541,7 +12692,7 @@
     </w:p>
     <w:p>
       <w:r>
-        <w:t>“Then I’ll give Luke a tour of the city in the evening,” Felix added.</w:t>
+        <w:t>“I’ll give Luke a tour of the city in the evening,” Felix added.</w:t>
       </w:r>
     </w:p>
     <w:p>
@@ -12600,10 +12751,16 @@
         <w:t>Leyland</w:t>
       </w:r>
       <w:r>
-        <w:t xml:space="preserve"> raised his hand and the waiter came. The group ordered food.</w:t>
-      </w:r>
-      <w:r>
-        <w:t xml:space="preserve"> Not surprisingly, the waiter was surprised when Annie ordered food.</w:t>
+        <w:t xml:space="preserve"> raised his hand and the waiter came. The group ordered.</w:t>
+      </w:r>
+      <w:r>
+        <w:t xml:space="preserve"> Not surprisingly, the waiter was surprised when Annie </w:t>
+      </w:r>
+      <w:r>
+        <w:t xml:space="preserve">gave her </w:t>
+      </w:r>
+      <w:r>
+        <w:t>order.</w:t>
       </w:r>
     </w:p>
     <w:p>
@@ -12653,17 +12810,36 @@
     </w:p>
     <w:p>
       <w:r>
-        <w:t>“I have the whole week free until the next challenge,” Luke said, trying to change the subject.</w:t>
-      </w:r>
-      <w:r>
-        <w:t xml:space="preserve"> </w:t>
-      </w:r>
-      <w:r>
-        <w:t>“Unfortunately I don’t know how to prepare.”</w:t>
-      </w:r>
-    </w:p>
-    <w:p>
-      <w:r>
+        <w:t>“You have sisters?” Luke asked, interested.</w:t>
+      </w:r>
+    </w:p>
+    <w:p>
+      <w:r>
+        <w:t>“They are all younger than me and all absolutely annoying,” Felix said.</w:t>
+      </w:r>
+    </w:p>
+    <w:p>
+      <w:r>
+        <w:t>“Too young,” Luke said, causing the adults to laugh.</w:t>
+      </w:r>
+    </w:p>
+    <w:p>
+      <w:r>
+        <w:t>“</w:t>
+      </w:r>
+      <w:r>
+        <w:t>They haven’t said when the next challenge will be, and I don’t know how to prepare</w:t>
+      </w:r>
+      <w:r>
+        <w:t>,” Luke said</w:t>
+      </w:r>
+      <w:r>
+        <w:t>.</w:t>
+      </w:r>
+    </w:p>
+    <w:p>
+      <w:r>
+        <w:lastRenderedPageBreak/>
         <w:t xml:space="preserve">“In terms of knowledge and experience, everyone is the same when it comes to the challenges the </w:t>
       </w:r>
       <w:r>
@@ -12682,7 +12858,7 @@
         <w:t xml:space="preserve"> they will give us the tools to succeed,” Gerald </w:t>
       </w:r>
       <w:r>
-        <w:t>advised</w:t>
+        <w:t>said</w:t>
       </w:r>
       <w:r>
         <w:t>.</w:t>
@@ -12690,129 +12866,139 @@
     </w:p>
     <w:p>
       <w:r>
+        <w:t xml:space="preserve">“Sometimes they issue challenges </w:t>
+      </w:r>
+      <w:r>
+        <w:t xml:space="preserve">that </w:t>
+      </w:r>
+      <w:r>
+        <w:t xml:space="preserve">can’t be won, no matter how much power and knowledge we have,” </w:t>
+      </w:r>
+      <w:r>
+        <w:t>Helga added.</w:t>
+      </w:r>
+    </w:p>
+    <w:p>
+      <w:r>
+        <w:t>“In the human world, there is no destiny</w:t>
+      </w:r>
+      <w:r>
+        <w:t>,</w:t>
+      </w:r>
+      <w:r>
+        <w:t xml:space="preserve"> challenges and stuff,” Luke </w:t>
+      </w:r>
+      <w:r>
+        <w:t>said</w:t>
+      </w:r>
+      <w:r>
+        <w:t>. “</w:t>
+      </w:r>
+      <w:r>
+        <w:t xml:space="preserve">In fact, </w:t>
+      </w:r>
+      <w:r>
+        <w:t>life has</w:t>
+      </w:r>
+      <w:r>
+        <w:t xml:space="preserve"> no meaning at all</w:t>
+      </w:r>
+      <w:r>
+        <w:t>. Everyone is just a cog in a machine that no one built and which has no purpose.”</w:t>
+      </w:r>
+    </w:p>
+    <w:p>
+      <w:r>
+        <w:t>“That’s so sad,” Millie said.</w:t>
+      </w:r>
+    </w:p>
+    <w:p>
+      <w:r>
+        <w:t xml:space="preserve">“Where’s the food? I’m hungry,” Annie </w:t>
+      </w:r>
+      <w:r>
+        <w:t>asked</w:t>
+      </w:r>
+      <w:r>
+        <w:t xml:space="preserve"> and spread jam on buttered toast.</w:t>
+      </w:r>
+    </w:p>
+    <w:p>
+      <w:r>
+        <w:t>Luke looked at Annie and realized he was fond of the little cat. “You’re the best spirit beast in the world Annie. Did you know that?”</w:t>
+      </w:r>
+    </w:p>
+    <w:p>
+      <w:r>
+        <w:t xml:space="preserve">“I know,” Annie </w:t>
+      </w:r>
+      <w:r>
+        <w:t>replied</w:t>
+      </w:r>
+      <w:r>
+        <w:t>. “This jam is good. You should try some.”</w:t>
+      </w:r>
+    </w:p>
+    <w:p>
+      <w:r>
+        <w:t>“Who or what are the gods?” Luke asked.</w:t>
+      </w:r>
+    </w:p>
+    <w:p>
+      <w:r>
+        <w:t>The food arrived and Annie said</w:t>
+      </w:r>
+      <w:r>
+        <w:t>, “Finally. I was about to waste away into nothingness.”</w:t>
+      </w:r>
+    </w:p>
+    <w:p>
+      <w:r>
+        <w:t>“Some people think they are beings from a higher plane of existence,” Helga said. “Others think they are aliens, performing weird experiments.</w:t>
+      </w:r>
+      <w:r>
+        <w:t xml:space="preserve"> </w:t>
+      </w:r>
+      <w:r>
+        <w:t>There’s so much we don’t know about the world and what’s beyond.</w:t>
+      </w:r>
+    </w:p>
+    <w:p>
+      <w:r>
+        <w:t>“We don’t even understand the weird powers we have.</w:t>
+      </w:r>
+      <w:r>
+        <w:t xml:space="preserve"> Using them is more art than science.</w:t>
+      </w:r>
+      <w:r>
+        <w:t>”</w:t>
+      </w:r>
+    </w:p>
+    <w:p>
+      <w:r>
+        <w:t>“Do gods such as Zeus and Athena exist?” Luke asked.</w:t>
+      </w:r>
+    </w:p>
+    <w:p>
+      <w:r>
+        <w:t>“Is there a cat god?” Annie asked.</w:t>
+      </w:r>
+    </w:p>
+    <w:p>
+      <w:r>
         <w:lastRenderedPageBreak/>
-        <w:t xml:space="preserve">“Sometimes they issue challenges </w:t>
-      </w:r>
-      <w:r>
-        <w:t xml:space="preserve">that </w:t>
-      </w:r>
-      <w:r>
-        <w:t xml:space="preserve">can’t be won, no matter how much power and knowledge we have,” </w:t>
-      </w:r>
-      <w:r>
-        <w:t>Helga added.</w:t>
-      </w:r>
-    </w:p>
-    <w:p>
-      <w:r>
-        <w:t>“In the human world, there is no destiny</w:t>
-      </w:r>
-      <w:r>
-        <w:t>,</w:t>
-      </w:r>
-      <w:r>
-        <w:t xml:space="preserve"> challenges and stuff,” Luke mused. “</w:t>
-      </w:r>
-      <w:r>
-        <w:t xml:space="preserve">In fact, </w:t>
-      </w:r>
-      <w:r>
-        <w:t>life has</w:t>
-      </w:r>
-      <w:r>
-        <w:t xml:space="preserve"> no meaning at all</w:t>
-      </w:r>
-      <w:r>
-        <w:t>. Everyone is just a cog in a machine that no one built and which has no purpose.”</w:t>
-      </w:r>
-    </w:p>
-    <w:p>
-      <w:r>
-        <w:t>“That’s so sad,” Millie said.</w:t>
-      </w:r>
-    </w:p>
-    <w:p>
-      <w:r>
-        <w:t>“Where’s the food? I’m hungry,” Annie said</w:t>
-      </w:r>
-      <w:r>
-        <w:t xml:space="preserve"> and spread jam on buttered toast.</w:t>
-      </w:r>
-    </w:p>
-    <w:p>
-      <w:r>
-        <w:t>Luke looked at Annie and realized he was fond of the little cat. “You’re the best spirit beast in the world Annie. Did you know that?”</w:t>
-      </w:r>
-    </w:p>
-    <w:p>
-      <w:r>
-        <w:t xml:space="preserve">“I know,” Annie </w:t>
-      </w:r>
-      <w:r>
-        <w:t xml:space="preserve">replied to </w:t>
-      </w:r>
-      <w:r>
-        <w:t xml:space="preserve">the </w:t>
-      </w:r>
-      <w:r>
-        <w:t>obvious question</w:t>
-      </w:r>
-      <w:r>
-        <w:t>. “This jam is good. You should try some.”</w:t>
-      </w:r>
-    </w:p>
-    <w:p>
-      <w:r>
-        <w:t>“Who or what are the gods?” Luke asked.</w:t>
-      </w:r>
-    </w:p>
-    <w:p>
-      <w:r>
-        <w:t>The food arrived and Annie said</w:t>
-      </w:r>
-      <w:r>
-        <w:t>, “Finally. I was about to waste away into nothingness.”</w:t>
-      </w:r>
-    </w:p>
-    <w:p>
-      <w:r>
-        <w:t>“Some people think they are beings from a higher plane of existence,” Helga said. “Others think they are aliens, performing weird experiments.</w:t>
-      </w:r>
-      <w:r>
-        <w:t xml:space="preserve"> </w:t>
-      </w:r>
-      <w:r>
-        <w:t>There’s so much we don’t know about the world and what’s beyond.</w:t>
-      </w:r>
-    </w:p>
-    <w:p>
-      <w:r>
-        <w:t>“We don’t even understand the weird powers we have.</w:t>
-      </w:r>
-      <w:r>
-        <w:t xml:space="preserve"> Using them is more art than science.</w:t>
-      </w:r>
-      <w:r>
-        <w:t>”</w:t>
-      </w:r>
-    </w:p>
-    <w:p>
-      <w:r>
-        <w:t>“Do gods such as Zeus and Athena exist?” Luke asked.</w:t>
-      </w:r>
-    </w:p>
-    <w:p>
-      <w:r>
-        <w:t>“Is there a cat god?” Annie asked.</w:t>
-      </w:r>
-    </w:p>
-    <w:p>
-      <w:r>
-        <w:t xml:space="preserve">“Yes and no,” Helga replied enigmatically. “Nothing can be proved scientifically. However we do get visitations from time to time. Reality </w:t>
-      </w:r>
-      <w:r>
-        <w:lastRenderedPageBreak/>
-        <w:t>is not the hard and fast thing people think it is. It depends on the plane of existence you’re working on.</w:t>
+        <w:t xml:space="preserve">“Yes and no,” Helga replied enigmatically. “Nothing can be proved scientifically. However we do get visitations from time to time. </w:t>
+      </w:r>
+      <w:r>
+        <w:t>You saw one with the oracle.</w:t>
+      </w:r>
+    </w:p>
+    <w:p>
+      <w:r>
+        <w:t>“</w:t>
+      </w:r>
+      <w:r>
+        <w:t>Reality is not the hard and fast thing people think it is. It depends on the plane of existence you’re working on.</w:t>
       </w:r>
     </w:p>
     <w:p>
@@ -12879,7 +13065,13 @@
     </w:p>
     <w:p>
       <w:r>
-        <w:t>“Okay…Aunt Helga,” Luke said hesitantly. The air seemed to change and he felt as if he belonged with the others, as if he were visiting relatives for the first time.</w:t>
+        <w:t>“Okay…Aunt Helga,” Luke said hesitantly.</w:t>
+      </w:r>
+      <w:r>
+        <w:t xml:space="preserve"> He felt the air change. He was no longer a stranger, but a newly discovered relative</w:t>
+      </w:r>
+      <w:r>
+        <w:t>.</w:t>
       </w:r>
     </w:p>
     <w:p>
@@ -12930,7 +13122,10 @@
     </w:p>
     <w:p>
       <w:r>
-        <w:t xml:space="preserve">That statement brought home the fact to Luke that he wasn’t dreaming. </w:t>
+        <w:t>Luke realized once more he was surrounded by the elite of the world</w:t>
+      </w:r>
+      <w:r>
+        <w:t xml:space="preserve">. </w:t>
       </w:r>
       <w:r>
         <w:t>“Is the president a wizard? Is that allowed?”</w:t>
@@ -12949,12 +13144,12 @@
     </w:p>
     <w:p>
       <w:r>
+        <w:lastRenderedPageBreak/>
         <w:t>“However, in this case, the president is human. The rules allow us to contact the heads of state of all legally recognized countries.</w:t>
       </w:r>
     </w:p>
     <w:p>
       <w:r>
-        <w:lastRenderedPageBreak/>
         <w:t>“This can be a pain, since the leaders are always trying to get us to use magic on their behalf.</w:t>
       </w:r>
     </w:p>
@@ -13005,15 +13200,16 @@
         <w:t xml:space="preserve">Deed done, </w:t>
       </w:r>
       <w:r>
-        <w:t xml:space="preserve">they entered </w:t>
-      </w:r>
-      <w:r>
-        <w:t>the pickup and drove away.</w:t>
-      </w:r>
-    </w:p>
-    <w:p>
-      <w:r>
-        <w:t>They drove around two blocks, and then crossed the M</w:t>
+        <w:t>they headed for the</w:t>
+      </w:r>
+      <w:r>
+        <w:t xml:space="preserve"> pickup.</w:t>
+      </w:r>
+      <w:r>
+        <w:t xml:space="preserve"> The store was two blocks away and over the </w:t>
+      </w:r>
+      <w:r>
+        <w:t>M</w:t>
       </w:r>
       <w:r>
         <w:rPr>
@@ -13022,7 +13218,7 @@
         <w:t>óň</w:t>
       </w:r>
       <w:r>
-        <w:t>ka River. Moments later they were at their destination.</w:t>
+        <w:t>ka River.</w:t>
       </w:r>
     </w:p>
     <w:p>
@@ -13359,7 +13555,13 @@
     </w:p>
     <w:p>
       <w:r>
-        <w:t>“Perhaps another time,” Luke promised. His ears felt as if they would catch fire. “Right now, I'm trying to get used to being a new wizard, in a world of magic, spirit beasts and monsters. Not to mention being friends with royalty.</w:t>
+        <w:t xml:space="preserve">“Perhaps another time,” Luke </w:t>
+      </w:r>
+      <w:r>
+        <w:t>said, feeling his ears burning</w:t>
+      </w:r>
+      <w:r>
+        <w:t>. “Right now, I'm trying to get used to being a new wizard, in a world of magic, spirit beasts and monsters. Not to mention being friends with royalty.</w:t>
       </w:r>
       <w:r>
         <w:t>”</w:t>
@@ -13453,7 +13655,18 @@
         <w:t>“</w:t>
       </w:r>
       <w:r>
-        <w:t xml:space="preserve">You shouldn’t suppress who you are dear. Very well, </w:t>
+        <w:t xml:space="preserve">You shouldn’t suppress who you are dear. </w:t>
+      </w:r>
+      <w:r>
+        <w:t>You’re such a pretty boy.</w:t>
+      </w:r>
+    </w:p>
+    <w:p>
+      <w:r>
+        <w:t>“</w:t>
+      </w:r>
+      <w:r>
+        <w:t xml:space="preserve">Very well, </w:t>
       </w:r>
       <w:r>
         <w:t>I fully understand you now</w:t>
@@ -13573,6 +13786,7 @@
     </w:p>
     <w:p>
       <w:r>
+        <w:lastRenderedPageBreak/>
         <w:t xml:space="preserve">“Don’t be ridiculous dear,” the mother </w:t>
       </w:r>
       <w:r>
@@ -13590,158 +13804,158 @@
     </w:p>
     <w:p>
       <w:r>
+        <w:t>People star</w:t>
+      </w:r>
+      <w:r>
+        <w:t>ed</w:t>
+      </w:r>
+      <w:r>
+        <w:t xml:space="preserve"> </w:t>
+      </w:r>
+      <w:r>
+        <w:t>and point</w:t>
+      </w:r>
+      <w:r>
+        <w:t>ed</w:t>
+      </w:r>
+      <w:r>
+        <w:t xml:space="preserve">. </w:t>
+      </w:r>
+      <w:r>
+        <w:t>Luke felt increasingly unc</w:t>
+      </w:r>
+      <w:r>
+        <w:t>omfortable as he became the center of commotion.</w:t>
+      </w:r>
+    </w:p>
+    <w:p>
+      <w:r>
+        <w:t>Annie sat on his shoulder and a twelve-year-old boy said to his friend, “Look there. That guy is playing with dolls.”</w:t>
+      </w:r>
+      <w:r>
+        <w:t xml:space="preserve"> That made Luke’s face turn red in embarrassment.</w:t>
+      </w:r>
+    </w:p>
+    <w:p>
+      <w:r>
+        <w:t xml:space="preserve">“Annie, become invisible to all humans,” Luke </w:t>
+      </w:r>
+      <w:r>
+        <w:t>whispered</w:t>
+      </w:r>
+      <w:r>
+        <w:t>.</w:t>
+      </w:r>
+    </w:p>
+    <w:p>
+      <w:r>
+        <w:t xml:space="preserve">“Okay,” Annie </w:t>
+      </w:r>
+      <w:r>
+        <w:t>replied</w:t>
+      </w:r>
+      <w:r>
+        <w:t>. She got off Luke’s shoulder and sat on a sculpture.</w:t>
+      </w:r>
+    </w:p>
+    <w:p>
+      <w:r>
+        <w:t xml:space="preserve">“Where did that </w:t>
+      </w:r>
+      <w:r>
+        <w:t xml:space="preserve">cat </w:t>
+      </w:r>
+      <w:r>
+        <w:t>girl go?” someone asked.</w:t>
+      </w:r>
+    </w:p>
+    <w:p>
+      <w:r>
+        <w:t>“What cat girl?” a woman asked. Moments later, people dispersed.</w:t>
+      </w:r>
+      <w:r>
+        <w:t xml:space="preserve"> No doubt people would attribute the incident to mass delusion or something.</w:t>
+      </w:r>
+    </w:p>
+    <w:p>
+      <w:r>
+        <w:t>Luke felt relief. It was okay for wizards to see Annie, since they understood such things. However, being seen by humans only caused problems</w:t>
+      </w:r>
+      <w:r>
+        <w:t xml:space="preserve"> and embarrassment</w:t>
+      </w:r>
+      <w:r>
+        <w:t>.</w:t>
+      </w:r>
+    </w:p>
+    <w:p>
+      <w:r>
+        <w:t xml:space="preserve">“Luke, mum said you need to meet </w:t>
+      </w:r>
+      <w:r>
+        <w:t>Prince James</w:t>
+      </w:r>
+      <w:r>
+        <w:t>,” Felix said. “He wants to know what happened to the missing nano-probe.”</w:t>
+      </w:r>
+    </w:p>
+    <w:p>
+      <w:r>
+        <w:t xml:space="preserve">“I understand,” </w:t>
+      </w:r>
+      <w:r>
+        <w:t>Luke replied as his heart skipped a beat</w:t>
+      </w:r>
+      <w:r>
+        <w:t>.</w:t>
+      </w:r>
+      <w:r>
+        <w:t xml:space="preserve"> “When do we need to leave?”</w:t>
+      </w:r>
+    </w:p>
+    <w:p>
+      <w:r>
+        <w:t>“</w:t>
+      </w:r>
+      <w:r>
+        <w:t xml:space="preserve">Mother said we need to leave for </w:t>
+      </w:r>
+      <w:r>
+        <w:t>Switzerland</w:t>
+      </w:r>
+      <w:r>
+        <w:t xml:space="preserve"> </w:t>
+      </w:r>
+      <w:r>
+        <w:t xml:space="preserve">in </w:t>
+      </w:r>
+      <w:r>
+        <w:t xml:space="preserve">about </w:t>
+      </w:r>
+      <w:r>
+        <w:t>three hours,” Felix replied. “You’ll be using your other clothes faster than I expected.”</w:t>
+      </w:r>
+    </w:p>
+    <w:p>
+      <w:r>
+        <w:t xml:space="preserve">“I </w:t>
+      </w:r>
+      <w:r>
+        <w:t>need to</w:t>
+      </w:r>
+      <w:r>
+        <w:t xml:space="preserve"> shave and shower,” Luke said</w:t>
+      </w:r>
+      <w:r>
+        <w:t xml:space="preserve"> worriedly</w:t>
+      </w:r>
+      <w:r>
+        <w:t>. “I don’t want to smell like a pig when I meet him.”</w:t>
+      </w:r>
+    </w:p>
+    <w:p>
+      <w:r>
         <w:lastRenderedPageBreak/>
-        <w:t>People star</w:t>
-      </w:r>
-      <w:r>
-        <w:t>ed</w:t>
-      </w:r>
-      <w:r>
-        <w:t xml:space="preserve"> </w:t>
-      </w:r>
-      <w:r>
-        <w:t>and point</w:t>
-      </w:r>
-      <w:r>
-        <w:t>ed</w:t>
-      </w:r>
-      <w:r>
-        <w:t xml:space="preserve">. </w:t>
-      </w:r>
-      <w:r>
-        <w:t>Luke felt increasingly unc</w:t>
-      </w:r>
-      <w:r>
-        <w:t>omfortable as he became the center of the commotion.</w:t>
-      </w:r>
-    </w:p>
-    <w:p>
-      <w:r>
-        <w:t>Annie sat on his shoulder and a twelve-year-old boy said to his friend, “Look there. That guy is playing with dolls.”</w:t>
-      </w:r>
-      <w:r>
-        <w:t xml:space="preserve"> That made Luke’s face turn red in embarrassment.</w:t>
-      </w:r>
-    </w:p>
-    <w:p>
-      <w:r>
-        <w:t xml:space="preserve">“Annie, become invisible to all humans,” Luke </w:t>
-      </w:r>
-      <w:r>
-        <w:t>whispered</w:t>
-      </w:r>
-      <w:r>
-        <w:t>.</w:t>
-      </w:r>
-    </w:p>
-    <w:p>
-      <w:r>
-        <w:t xml:space="preserve">“Okay,” Annie </w:t>
-      </w:r>
-      <w:r>
-        <w:t>replied</w:t>
-      </w:r>
-      <w:r>
-        <w:t>. She got off Luke’s shoulder and sat on a sculpture.</w:t>
-      </w:r>
-    </w:p>
-    <w:p>
-      <w:r>
-        <w:t xml:space="preserve">“Where did that </w:t>
-      </w:r>
-      <w:r>
-        <w:t xml:space="preserve">cat </w:t>
-      </w:r>
-      <w:r>
-        <w:t>girl go?” someone asked.</w:t>
-      </w:r>
-    </w:p>
-    <w:p>
-      <w:r>
-        <w:t>“What cat girl?” a woman asked. Moments later, people dispersed.</w:t>
-      </w:r>
-      <w:r>
-        <w:t xml:space="preserve"> No doubt people would attribute the incident to mass delusion or something.</w:t>
-      </w:r>
-    </w:p>
-    <w:p>
-      <w:r>
-        <w:t>Luke felt relief. It was okay for wizards to see Annie, since they understood such things. However, being seen by humans only caused problems</w:t>
-      </w:r>
-      <w:r>
-        <w:t xml:space="preserve"> and embarrassment</w:t>
-      </w:r>
-      <w:r>
-        <w:t>.</w:t>
-      </w:r>
-    </w:p>
-    <w:p>
-      <w:r>
-        <w:t xml:space="preserve">“Luke, mum said you need to meet </w:t>
-      </w:r>
-      <w:r>
-        <w:t>Prince James</w:t>
-      </w:r>
-      <w:r>
-        <w:t>,” Felix said. “He wants to know what happened to the missing nano-probe.”</w:t>
-      </w:r>
-    </w:p>
-    <w:p>
-      <w:r>
-        <w:t xml:space="preserve">“I understand,” </w:t>
-      </w:r>
-      <w:r>
-        <w:t>Luke replied as his heart skipped a beat</w:t>
-      </w:r>
-      <w:r>
-        <w:t>.</w:t>
-      </w:r>
-      <w:r>
-        <w:t xml:space="preserve"> “When do we need to leave?”</w:t>
-      </w:r>
-    </w:p>
-    <w:p>
-      <w:r>
-        <w:t>“</w:t>
-      </w:r>
-      <w:r>
-        <w:t xml:space="preserve">Mother said we need to leave for </w:t>
-      </w:r>
-      <w:r>
-        <w:t>Switzerland</w:t>
-      </w:r>
-      <w:r>
-        <w:t xml:space="preserve"> </w:t>
-      </w:r>
-      <w:r>
-        <w:t xml:space="preserve">in </w:t>
-      </w:r>
-      <w:r>
-        <w:t xml:space="preserve">about </w:t>
-      </w:r>
-      <w:r>
-        <w:t>three hours,” Felix replied. “You’ll be using your other clothes faster than I expected.”</w:t>
-      </w:r>
-    </w:p>
-    <w:p>
-      <w:r>
-        <w:t xml:space="preserve">“I </w:t>
-      </w:r>
-      <w:r>
-        <w:t>need to</w:t>
-      </w:r>
-      <w:r>
-        <w:t xml:space="preserve"> shave and shower,” Luke said</w:t>
-      </w:r>
-      <w:r>
-        <w:t xml:space="preserve"> worriedly</w:t>
-      </w:r>
-      <w:r>
-        <w:t>. “I don’t want to smell like a pig when I meet him.”</w:t>
-      </w:r>
-    </w:p>
-    <w:p>
-      <w:r>
         <w:t>“Too late for that,” Annie said and held her nose.</w:t>
       </w:r>
       <w:r>
@@ -13750,7 +13964,6 @@
     </w:p>
     <w:p>
       <w:r>
-        <w:lastRenderedPageBreak/>
         <w:t xml:space="preserve">“We </w:t>
       </w:r>
       <w:r>
@@ -13796,7 +14009,7 @@
         <w:t>quickly shower and put on his new semi-formal clothes.</w:t>
       </w:r>
       <w:r>
-        <w:t xml:space="preserve"> He then nervously paced back and forth while Annie sat cross-legged on his head.</w:t>
+        <w:t xml:space="preserve"> He nervously paced back and forth while Annie sat cross-legged on his head.</w:t>
       </w:r>
     </w:p>
     <w:p>
@@ -13833,12 +14046,24 @@
     </w:p>
     <w:p>
       <w:r>
-        <w:t>“I’ll say,” Annie replied. “I’m getting dizzy sitting here.”</w:t>
-      </w:r>
-    </w:p>
-    <w:p>
-      <w:r>
-        <w:t>“I can’t help it,” Luke replied. “I’m going to be meeting the de facto king of the world. His beloved sister was lost because of the nano-probe I now possess.</w:t>
+        <w:t xml:space="preserve">“I’ll say,” Annie </w:t>
+      </w:r>
+      <w:r>
+        <w:t>agreed</w:t>
+      </w:r>
+      <w:r>
+        <w:t>. “I’m getting dizzy sitting here.”</w:t>
+      </w:r>
+    </w:p>
+    <w:p>
+      <w:r>
+        <w:t xml:space="preserve">“I can’t help it,” Luke </w:t>
+      </w:r>
+      <w:r>
+        <w:t>said</w:t>
+      </w:r>
+      <w:r>
+        <w:t>. “I’m going to be meeting the de facto king of the world. His beloved sister was lost because of the nano-probe I now possess.</w:t>
       </w:r>
       <w:r>
         <w:t xml:space="preserve"> I wouldn’t be surprised if he blamed me. Also, I don’t feel comfortable being around important people.</w:t>
@@ -13878,6 +14103,7 @@
     </w:p>
     <w:p>
       <w:r>
+        <w:lastRenderedPageBreak/>
         <w:t xml:space="preserve">“Luke, are you packed for your overnight stay at </w:t>
       </w:r>
       <w:r>
@@ -13889,123 +14115,143 @@
     </w:p>
     <w:p>
       <w:r>
+        <w:t>“Yes,” Luke replied. The man picked up his bag, bowed and left.</w:t>
+      </w:r>
+      <w:r>
+        <w:t xml:space="preserve"> “How do I address the prince?” Luke asked.</w:t>
+      </w:r>
+    </w:p>
+    <w:p>
+      <w:r>
+        <w:t xml:space="preserve">“You address him as Your Royal Highness when you first greet him and when you leave. After that you call him sir,” Felix said. “Come. Let’s get going. I’ll give you a tour of the </w:t>
+      </w:r>
+      <w:r>
+        <w:t>palace</w:t>
+      </w:r>
+      <w:r>
+        <w:t xml:space="preserve"> while we wait for our appointment.”</w:t>
+      </w:r>
+    </w:p>
+    <w:p>
+      <w:r>
+        <w:t>“Thanks,” Luke smiled.</w:t>
+      </w:r>
+    </w:p>
+    <w:p>
+      <w:r>
+        <w:t xml:space="preserve">“No problem,” Felix </w:t>
+      </w:r>
+      <w:r>
+        <w:t>said</w:t>
+      </w:r>
+      <w:r>
+        <w:t>.</w:t>
+      </w:r>
+      <w:r>
+        <w:t xml:space="preserve"> </w:t>
+      </w:r>
+      <w:r>
+        <w:t>He</w:t>
+      </w:r>
+      <w:r>
+        <w:t xml:space="preserve"> slapped Luke on the back and almost knocked </w:t>
+      </w:r>
+      <w:r>
+        <w:t>Luke</w:t>
+      </w:r>
+      <w:r>
+        <w:t xml:space="preserve"> over.</w:t>
+      </w:r>
+    </w:p>
+    <w:p>
+      <w:r>
+        <w:t>They stepped out of the ro</w:t>
+      </w:r>
+      <w:r>
+        <w:t>om and headed downstairs. After a few minutes of wandering around, they spotted a tour group.</w:t>
+      </w:r>
+    </w:p>
+    <w:p>
+      <w:r>
+        <w:t>“Let’s join them,” Felix suggested and led the way. “Don’t worry. They know me.”</w:t>
+      </w:r>
+    </w:p>
+    <w:p>
+      <w:r>
+        <w:t>The tour was amazing, but eventually one painting bled into another.</w:t>
+      </w:r>
+    </w:p>
+    <w:p>
+      <w:r>
+        <w:t>“It’s time to go,</w:t>
+      </w:r>
+      <w:r>
+        <w:t>” Millie said</w:t>
+      </w:r>
+      <w:r>
+        <w:t>.</w:t>
+      </w:r>
+    </w:p>
+    <w:p>
+      <w:r>
+        <w:t xml:space="preserve">They headed for the garage and </w:t>
+      </w:r>
+      <w:r>
+        <w:t>Nexus.</w:t>
+      </w:r>
+    </w:p>
+    <w:p>
+      <w:r>
+        <w:t xml:space="preserve">“Geneva is the center of the world,” Felix </w:t>
+      </w:r>
+      <w:r>
+        <w:t>said</w:t>
+      </w:r>
+      <w:r>
+        <w:t>.</w:t>
+      </w:r>
+      <w:r>
+        <w:t xml:space="preserve"> </w:t>
+      </w:r>
+      <w:r>
+        <w:t xml:space="preserve">“The focal point shifted </w:t>
+      </w:r>
+      <w:r>
+        <w:t xml:space="preserve">here </w:t>
+      </w:r>
+      <w:r>
+        <w:t>sometime after the end of World War I.”</w:t>
+      </w:r>
+    </w:p>
+    <w:p>
+      <w:r>
+        <w:t xml:space="preserve">As before Luke felt the otherworldliness of Nexus. </w:t>
+      </w:r>
+      <w:r>
+        <w:t>They exited and Felix found a parking spot.</w:t>
+      </w:r>
+    </w:p>
+    <w:p>
+      <w:r>
+        <w:t>An elevator ride brought them to a</w:t>
+      </w:r>
+      <w:r>
+        <w:t xml:space="preserve"> lavish lobby. </w:t>
+      </w:r>
+      <w:r>
+        <w:t>Passing double doors, they entered</w:t>
+      </w:r>
+      <w:r>
+        <w:t xml:space="preserve"> a </w:t>
+      </w:r>
+      <w:r>
+        <w:t>garden filled with trees and flowers.</w:t>
+      </w:r>
+    </w:p>
+    <w:p>
+      <w:r>
         <w:lastRenderedPageBreak/>
-        <w:t>“Yes,” Luke replied. The man picked up his bag, bowed and left.</w:t>
-      </w:r>
-      <w:r>
-        <w:t xml:space="preserve"> “How do I address the prince?” Luke asked.</w:t>
-      </w:r>
-    </w:p>
-    <w:p>
-      <w:r>
-        <w:t xml:space="preserve">“You address him as Your Royal Highness when you first greet him and when you leave. After that you call him sir,” Felix said. “Come. Let’s get going. I’ll give you a tour of the </w:t>
-      </w:r>
-      <w:r>
-        <w:t>palace</w:t>
-      </w:r>
-      <w:r>
-        <w:t xml:space="preserve"> while we wait for our appointment.”</w:t>
-      </w:r>
-    </w:p>
-    <w:p>
-      <w:r>
-        <w:t>“Thanks,” Luke smiled.</w:t>
-      </w:r>
-    </w:p>
-    <w:p>
-      <w:r>
-        <w:t xml:space="preserve">“No problem,” Felix </w:t>
-      </w:r>
-      <w:r>
-        <w:t>replied.</w:t>
-      </w:r>
-      <w:r>
-        <w:t xml:space="preserve"> </w:t>
-      </w:r>
-      <w:r>
-        <w:t>He</w:t>
-      </w:r>
-      <w:r>
-        <w:t xml:space="preserve"> slapped Luke on the back and almost knocked him over.</w:t>
-      </w:r>
-    </w:p>
-    <w:p>
-      <w:r>
-        <w:t>They stepped out of the ro</w:t>
-      </w:r>
-      <w:r>
-        <w:t>om and headed downstairs. After a few minutes of wandering around, they spotted a tour group.</w:t>
-      </w:r>
-    </w:p>
-    <w:p>
-      <w:r>
-        <w:t>“Let’s join them,” Felix suggested and led the way. “Don’t worry. They know me.”</w:t>
-      </w:r>
-    </w:p>
-    <w:p>
-      <w:r>
-        <w:t>The tour was amazing, but eventually one painting bled into another.</w:t>
-      </w:r>
-    </w:p>
-    <w:p>
-      <w:r>
-        <w:t>“It’s time to go,</w:t>
-      </w:r>
-      <w:r>
-        <w:t>” Millie said</w:t>
-      </w:r>
-      <w:r>
-        <w:t>.</w:t>
-      </w:r>
-    </w:p>
-    <w:p>
-      <w:r>
-        <w:t xml:space="preserve">They went to the parking lot and jumped into </w:t>
-      </w:r>
-      <w:r>
-        <w:t>the pickup. In moments they headed through the portal into Nexus.</w:t>
-      </w:r>
-    </w:p>
-    <w:p>
-      <w:r>
-        <w:t>“Geneva is the center of the world,” Felix explained.</w:t>
-      </w:r>
-      <w:r>
-        <w:t xml:space="preserve"> </w:t>
-      </w:r>
-      <w:r>
-        <w:t xml:space="preserve">“The focal point shifted </w:t>
-      </w:r>
-      <w:r>
-        <w:t xml:space="preserve">here </w:t>
-      </w:r>
-      <w:r>
-        <w:t>sometime after the end of World War I.”</w:t>
-      </w:r>
-    </w:p>
-    <w:p>
-      <w:r>
-        <w:t xml:space="preserve">As before Luke felt the otherworldliness of Nexus. </w:t>
-      </w:r>
-      <w:r>
-        <w:t>They exited and Felix found a parking spot.</w:t>
-      </w:r>
-    </w:p>
-    <w:p>
-      <w:r>
-        <w:t>An elevator ride brought them to a</w:t>
-      </w:r>
-      <w:r>
-        <w:t xml:space="preserve"> lavish lobby. Felix led </w:t>
-      </w:r>
-      <w:r>
-        <w:t xml:space="preserve">everyone </w:t>
-      </w:r>
-      <w:r>
-        <w:t xml:space="preserve">through double doors and onto a </w:t>
-      </w:r>
-      <w:r>
-        <w:t>garden filled with trees and flowers. Luke ran to a railing a hundred feet away and looked over</w:t>
+        <w:t>Luke ran to a railing a hundred feet away and looked over</w:t>
       </w:r>
       <w:r>
         <w:t xml:space="preserve"> the edge</w:t>
@@ -14043,7 +14289,6 @@
         <w:rPr>
           <w:noProof/>
         </w:rPr>
-        <w:lastRenderedPageBreak/>
         <w:drawing>
           <wp:inline distT="0" distB="0" distL="0" distR="0">
             <wp:extent cx="201930" cy="77470"/>
@@ -14156,7 +14401,13 @@
         <w:t>Geneva</w:t>
       </w:r>
       <w:r>
-        <w:t>,” Millie explained.</w:t>
+        <w:t xml:space="preserve">,” Millie </w:t>
+      </w:r>
+      <w:r>
+        <w:t>said</w:t>
+      </w:r>
+      <w:r>
+        <w:t>.</w:t>
       </w:r>
     </w:p>
     <w:p>
@@ -14253,7 +14504,13 @@
         <w:t>As Luke stared, an attendant approached</w:t>
       </w:r>
       <w:r>
-        <w:t>. The attendant looked like a pompous windbag.</w:t>
+        <w:t xml:space="preserve">. </w:t>
+      </w:r>
+      <w:r>
+        <w:t xml:space="preserve">He had the appearance of </w:t>
+      </w:r>
+      <w:r>
+        <w:t>a pompous windbag.</w:t>
       </w:r>
       <w:r>
         <w:t xml:space="preserve"> </w:t>
@@ -14283,6 +14540,7 @@
     </w:p>
     <w:p>
       <w:r>
+        <w:lastRenderedPageBreak/>
         <w:t xml:space="preserve">They reentered the lobby and walked down </w:t>
       </w:r>
       <w:r>
@@ -14294,11 +14552,13 @@
       <w:r>
         <w:t xml:space="preserve"> stories up.</w:t>
       </w:r>
-      <w:r>
-        <w:t xml:space="preserve"> Finally they arrived at a</w:t>
-      </w:r>
-      <w:r>
-        <w:t>n audience room.</w:t>
+    </w:p>
+    <w:p>
+      <w:r>
+        <w:t>The audience chamber was richly furnished but not overstated</w:t>
+      </w:r>
+      <w:r>
+        <w:t>.</w:t>
       </w:r>
       <w:r>
         <w:t xml:space="preserve"> The prince </w:t>
@@ -14318,7 +14578,6 @@
     </w:p>
     <w:p>
       <w:r>
-        <w:lastRenderedPageBreak/>
         <w:t xml:space="preserve">“Majesty…,” the attendant began. He got interrupted when Annie rushed in and </w:t>
       </w:r>
       <w:r>
@@ -14342,10 +14601,13 @@
         <w:t>called</w:t>
       </w:r>
       <w:r>
-        <w:t xml:space="preserve"> as he entered.</w:t>
-      </w:r>
-      <w:r>
-        <w:t xml:space="preserve"> He was back to feeling nervous.</w:t>
+        <w:t xml:space="preserve"> </w:t>
+      </w:r>
+      <w:r>
+        <w:t>franticly</w:t>
+      </w:r>
+      <w:r>
+        <w:t>.</w:t>
       </w:r>
     </w:p>
     <w:p>
@@ -14493,6 +14755,7 @@
         </w:tabs>
       </w:pPr>
       <w:r>
+        <w:lastRenderedPageBreak/>
         <w:t xml:space="preserve">They exited and Luke said, </w:t>
       </w:r>
       <w:r>
@@ -14544,7 +14807,6 @@
     </w:p>
     <w:p>
       <w:r>
-        <w:lastRenderedPageBreak/>
         <w:t xml:space="preserve">Luke wasn’t impressed by the man, who </w:t>
       </w:r>
       <w:r>
@@ -14665,6 +14927,7 @@
     </w:p>
     <w:p>
       <w:r>
+        <w:lastRenderedPageBreak/>
         <w:t>“Because I was born a human and the special structures we have look like tumors in a</w:t>
       </w:r>
       <w:r>
@@ -14724,30 +14987,129 @@
         <w:t>James</w:t>
       </w:r>
       <w:r>
-        <w:t xml:space="preserve"> glared at him and he flinched.</w:t>
+        <w:t xml:space="preserve"> glared at him and he flinched</w:t>
+      </w:r>
+      <w:proofErr w:type="gramStart"/>
+      <w:r>
+        <w:t>.</w:t>
+      </w:r>
+      <w:r>
+        <w:t>&lt;</w:t>
+      </w:r>
+      <w:proofErr w:type="gramEnd"/>
+      <w:r>
+        <w:t>&gt;</w:t>
+      </w:r>
+    </w:p>
+    <w:p>
+      <w:r>
+        <w:t>“Moments later I met Felix and Millie,” Luke continued. “They decided to take me under their wings. The next day I saw you on the screen and discovered that the gods had selected me to compete in their competition. I completed the first challenge and am now waiting for the second one.</w:t>
+      </w:r>
+    </w:p>
+    <w:p>
+      <w:r>
+        <w:t xml:space="preserve">“I don’t know who hit me with that nano-probe or why I was selected. I don’t even know why </w:t>
+      </w:r>
+      <w:r>
+        <w:t xml:space="preserve">I met </w:t>
+      </w:r>
+      <w:r>
+        <w:t>Annie.</w:t>
+      </w:r>
+      <w:r>
+        <w:t xml:space="preserve"> </w:t>
+      </w:r>
+      <w:r>
+        <w:t>Her memories only started when I gave her a name</w:t>
+      </w:r>
+      <w:r>
+        <w:t>.”</w:t>
+      </w:r>
+    </w:p>
+    <w:p>
+      <w:r>
+        <w:t>James</w:t>
+      </w:r>
+      <w:r>
+        <w:t xml:space="preserve"> asked countless questions</w:t>
+      </w:r>
+      <w:r>
+        <w:t>, forcing Luke to remember countless details.</w:t>
+      </w:r>
+    </w:p>
+    <w:p>
+      <w:r>
+        <w:t>F</w:t>
+      </w:r>
+      <w:r>
+        <w:t xml:space="preserve">inally </w:t>
+      </w:r>
+      <w:r>
+        <w:t xml:space="preserve">James </w:t>
+      </w:r>
+      <w:r>
+        <w:t>said, “Thank you. At least I know that the nano-probe is safe. The gods selected you for a reason. I’m counting on you to do your best and win this challenge.”</w:t>
+      </w:r>
+    </w:p>
+    <w:p>
+      <w:r>
+        <w:t>“Yes sir,” Luke said</w:t>
+      </w:r>
+      <w:r>
+        <w:t xml:space="preserve"> meekly</w:t>
+      </w:r>
+      <w:r>
+        <w:t>.</w:t>
+      </w:r>
+    </w:p>
+    <w:p>
+      <w:r>
+        <w:t xml:space="preserve">“Jamzie, do you have anything good to eat here?” Annie asked. “I’m </w:t>
+      </w:r>
+      <w:r>
+        <w:t>starving</w:t>
+      </w:r>
+      <w:r>
+        <w:t>.”</w:t>
+      </w:r>
+    </w:p>
+    <w:p>
+      <w:r>
+        <w:t xml:space="preserve">James looked at </w:t>
+      </w:r>
+      <w:r>
+        <w:t>Annie</w:t>
+      </w:r>
+      <w:r>
+        <w:t xml:space="preserve"> in surprise.</w:t>
+      </w:r>
+    </w:p>
+    <w:p>
+      <w:r>
+        <w:t>“Luke’s spirit beast likes to eat people food,” Millie explained.</w:t>
+      </w:r>
+    </w:p>
+    <w:p>
+      <w:r>
+        <w:t>“</w:t>
+      </w:r>
+      <w:r>
+        <w:t>That’s not possible,” Gregory sneered</w:t>
+      </w:r>
+      <w:r>
+        <w:t>.</w:t>
       </w:r>
     </w:p>
     <w:p>
       <w:r>
         <w:lastRenderedPageBreak/>
-        <w:t>“Moments later I met Felix and Millie,” Luke continued. “They decided to take me under their wings. The next day I saw you on the screen and discovered that the gods had selected me to compete in their competition. I completed the first challenge and am now waiting for the second one.</w:t>
-      </w:r>
-    </w:p>
-    <w:p>
-      <w:r>
-        <w:t xml:space="preserve">“I don’t know who hit me with that nano-probe or why I was selected. I don’t even know why </w:t>
-      </w:r>
-      <w:r>
-        <w:t xml:space="preserve">I met </w:t>
-      </w:r>
-      <w:r>
-        <w:t>Annie.</w:t>
-      </w:r>
-      <w:r>
-        <w:t xml:space="preserve"> </w:t>
-      </w:r>
-      <w:r>
-        <w:t>Her memories only started when I gave her a name</w:t>
+        <w:t xml:space="preserve">“Annie is special,” James said. “My meeting with you was the last one for the day. Please come and eat with </w:t>
+      </w:r>
+      <w:r>
+        <w:t xml:space="preserve">my </w:t>
+      </w:r>
+      <w:r>
+        <w:t>family</w:t>
       </w:r>
       <w:r>
         <w:t>.”</w:t>
@@ -14755,35 +15117,57 @@
     </w:p>
     <w:p>
       <w:r>
-        <w:t>James</w:t>
-      </w:r>
-      <w:r>
-        <w:t xml:space="preserve"> asked countless questions</w:t>
-      </w:r>
-      <w:r>
-        <w:t>, forcing Luke to remember countless details.</w:t>
-      </w:r>
-    </w:p>
-    <w:p>
-      <w:r>
-        <w:t>F</w:t>
-      </w:r>
-      <w:r>
-        <w:t xml:space="preserve">inally </w:t>
-      </w:r>
-      <w:r>
-        <w:t xml:space="preserve">James </w:t>
-      </w:r>
-      <w:r>
-        <w:t>said, “Thank you. At least I know that the nano-probe is safe. The gods selected you for a reason. I’m counting on you to do your best and win this challenge.”</w:t>
-      </w:r>
-    </w:p>
-    <w:p>
-      <w:r>
-        <w:t>“Yes sir,” Luke said</w:t>
-      </w:r>
-      <w:r>
-        <w:t xml:space="preserve"> meekly</w:t>
+        <w:t>Gregory excused himself and left.</w:t>
+      </w:r>
+    </w:p>
+    <w:p>
+      <w:r>
+        <w:t>“Okay,” Annie said and they followed James.</w:t>
+      </w:r>
+      <w:r>
+        <w:t xml:space="preserve"> In moments they arrived at </w:t>
+      </w:r>
+      <w:r>
+        <w:t xml:space="preserve">the emperor’s </w:t>
+      </w:r>
+      <w:r>
+        <w:t xml:space="preserve">royal </w:t>
+      </w:r>
+      <w:r>
+        <w:t>suite.</w:t>
+      </w:r>
+    </w:p>
+    <w:p>
+      <w:r>
+        <w:t>“</w:t>
+      </w:r>
+      <w:r>
+        <w:t>D</w:t>
+      </w:r>
+      <w:r>
+        <w:t>ear, I invited a few people for dinner,” James said.</w:t>
+      </w:r>
+      <w:r>
+        <w:t xml:space="preserve"> “This is the boy who was implanted with the missing nano-probe.”</w:t>
+      </w:r>
+    </w:p>
+    <w:p>
+      <w:r>
+        <w:t>“Hello</w:t>
+      </w:r>
+      <w:r>
+        <w:t xml:space="preserve"> everyone</w:t>
+      </w:r>
+      <w:r>
+        <w:t>,” Annie said and waved from the top of Luke’s head.</w:t>
+      </w:r>
+    </w:p>
+    <w:p>
+      <w:r>
+        <w:t xml:space="preserve">“Pleased to meet you, majesty,” Luke said, placed his right fist on his chest and bowed. Annie remained attached to Luke’s head, </w:t>
+      </w:r>
+      <w:r>
+        <w:t>like a hat</w:t>
       </w:r>
       <w:r>
         <w:t>.</w:t>
@@ -14791,29 +15175,47 @@
     </w:p>
     <w:p>
       <w:r>
-        <w:t xml:space="preserve">“Jamzie, do you have anything good to eat here?” Annie asked. “I’m </w:t>
-      </w:r>
-      <w:r>
-        <w:t>starving</w:t>
-      </w:r>
-      <w:r>
-        <w:t>.”</w:t>
-      </w:r>
-    </w:p>
-    <w:p>
-      <w:r>
-        <w:t xml:space="preserve">James looked at </w:t>
-      </w:r>
-      <w:r>
-        <w:t>Annie</w:t>
-      </w:r>
-      <w:r>
-        <w:t xml:space="preserve"> in surprise.</w:t>
-      </w:r>
-    </w:p>
-    <w:p>
-      <w:r>
-        <w:t>“Luke’s spirit beast likes to eat people food,” Millie explained.</w:t>
+        <w:t xml:space="preserve">“Luke, allow me to introduce </w:t>
+      </w:r>
+      <w:r>
+        <w:t xml:space="preserve">my wife Donna. That’s </w:t>
+      </w:r>
+      <w:r>
+        <w:t>nine</w:t>
+      </w:r>
+      <w:r>
+        <w:t xml:space="preserve">-year-old Ben, </w:t>
+      </w:r>
+      <w:r>
+        <w:t>seven</w:t>
+      </w:r>
+      <w:r>
+        <w:t xml:space="preserve">-year-old Lisa, and </w:t>
+      </w:r>
+      <w:r>
+        <w:t>five</w:t>
+      </w:r>
+      <w:r>
+        <w:t>-year-old Finn,” James said.</w:t>
+      </w:r>
+    </w:p>
+    <w:p>
+      <w:r>
+        <w:t xml:space="preserve">As expected, Luke had </w:t>
+      </w:r>
+      <w:r>
+        <w:t xml:space="preserve">to give his life story to Donna while </w:t>
+      </w:r>
+      <w:r>
+        <w:t xml:space="preserve">the </w:t>
+      </w:r>
+      <w:r>
+        <w:t>three children played. The kids became curious when they discovered that Luke was once a human.</w:t>
+      </w:r>
+    </w:p>
+    <w:p>
+      <w:r>
+        <w:t>“What’s it like to be a human?” Ben asked.</w:t>
       </w:r>
     </w:p>
     <w:p>
@@ -14821,7 +15223,13 @@
         <w:t>“</w:t>
       </w:r>
       <w:r>
-        <w:t>That’s not possible,” Gregory sneered</w:t>
+        <w:t>M</w:t>
+      </w:r>
+      <w:r>
+        <w:t xml:space="preserve">ajesties, dinner is ready,” a butler </w:t>
+      </w:r>
+      <w:r>
+        <w:t>called</w:t>
       </w:r>
       <w:r>
         <w:t>.</w:t>
@@ -14829,38 +15237,13 @@
     </w:p>
     <w:p>
       <w:r>
-        <w:t xml:space="preserve">“Annie is special,” James said. “My meeting with you was the last one for the day. Please come and eat with </w:t>
-      </w:r>
-      <w:r>
-        <w:t xml:space="preserve">my </w:t>
-      </w:r>
-      <w:r>
-        <w:t>family</w:t>
-      </w:r>
-      <w:r>
-        <w:t>.”</w:t>
-      </w:r>
-    </w:p>
-    <w:p>
-      <w:r>
-        <w:t>Gregory excused himself and left.</w:t>
-      </w:r>
-    </w:p>
-    <w:p>
-      <w:r>
-        <w:t>“Okay,” Annie said and they followed James.</w:t>
-      </w:r>
-      <w:r>
-        <w:t xml:space="preserve"> In moments they arrived at </w:t>
-      </w:r>
-      <w:r>
-        <w:t xml:space="preserve">the emperor’s </w:t>
-      </w:r>
-      <w:r>
-        <w:t xml:space="preserve">royal </w:t>
-      </w:r>
-      <w:r>
-        <w:t>suite.</w:t>
+        <w:t xml:space="preserve">“Don’t forget a plate for me,” Annie </w:t>
+      </w:r>
+      <w:r>
+        <w:t>added</w:t>
+      </w:r>
+      <w:r>
+        <w:t>.</w:t>
       </w:r>
     </w:p>
     <w:p>
@@ -14868,152 +15251,43 @@
         <w:t>“</w:t>
       </w:r>
       <w:r>
-        <w:t>D</w:t>
-      </w:r>
-      <w:r>
-        <w:t>ear, I invited a few people for dinner,” James said.</w:t>
-      </w:r>
-      <w:r>
-        <w:t xml:space="preserve"> “This is the boy who was implanted with the missing nano-probe.”</w:t>
+        <w:t xml:space="preserve">Mr. Smith, please place </w:t>
+      </w:r>
+      <w:r>
+        <w:t xml:space="preserve">Master Luke’s spirit beast on my right and Master Luke </w:t>
+      </w:r>
+      <w:r>
+        <w:t>on her</w:t>
+      </w:r>
+      <w:r>
+        <w:t xml:space="preserve"> right</w:t>
+      </w:r>
+      <w:r>
+        <w:t>, and then Ben</w:t>
+      </w:r>
+      <w:r>
+        <w:t>. Prince Felix will be on my left and then Princess Millie</w:t>
+      </w:r>
+      <w:r>
+        <w:t>, Lisa and Finn</w:t>
+      </w:r>
+      <w:r>
+        <w:t>,” James said.</w:t>
+      </w:r>
+    </w:p>
+    <w:p>
+      <w:r>
+        <w:t>“As you wish, majesty. I shall add an additional setting,” the butler said.</w:t>
+      </w:r>
+    </w:p>
+    <w:p>
+      <w:r>
+        <w:t>They entered the informal dining room and Donna sat across from James.</w:t>
       </w:r>
     </w:p>
     <w:p>
       <w:r>
         <w:lastRenderedPageBreak/>
-        <w:t>“Hello</w:t>
-      </w:r>
-      <w:r>
-        <w:t xml:space="preserve"> everyone</w:t>
-      </w:r>
-      <w:r>
-        <w:t>,” Annie said and waved from the top of Luke’s head.</w:t>
-      </w:r>
-    </w:p>
-    <w:p>
-      <w:r>
-        <w:t xml:space="preserve">“Pleased to meet you, majesty,” Luke said, placed his right fist on his chest and bowed. Annie remained attached to Luke’s head, </w:t>
-      </w:r>
-      <w:r>
-        <w:t>like a hat</w:t>
-      </w:r>
-      <w:r>
-        <w:t>.</w:t>
-      </w:r>
-    </w:p>
-    <w:p>
-      <w:r>
-        <w:t xml:space="preserve">“Luke, allow me to introduce </w:t>
-      </w:r>
-      <w:r>
-        <w:t xml:space="preserve">my wife Donna. That’s </w:t>
-      </w:r>
-      <w:r>
-        <w:t>nine</w:t>
-      </w:r>
-      <w:r>
-        <w:t xml:space="preserve">-year-old Ben, </w:t>
-      </w:r>
-      <w:r>
-        <w:t>seven</w:t>
-      </w:r>
-      <w:r>
-        <w:t xml:space="preserve">-year-old Lisa, and </w:t>
-      </w:r>
-      <w:r>
-        <w:t>five</w:t>
-      </w:r>
-      <w:r>
-        <w:t>-year-old Finn,” James said.</w:t>
-      </w:r>
-    </w:p>
-    <w:p>
-      <w:r>
-        <w:t xml:space="preserve">As expected, Luke had </w:t>
-      </w:r>
-      <w:r>
-        <w:t xml:space="preserve">to give his life story to Donna while </w:t>
-      </w:r>
-      <w:r>
-        <w:t xml:space="preserve">the </w:t>
-      </w:r>
-      <w:r>
-        <w:t>three children played. The kids became curious when they discovered that Luke was once a human.</w:t>
-      </w:r>
-    </w:p>
-    <w:p>
-      <w:r>
-        <w:t>“What’s it like to be a human?” Ben asked.</w:t>
-      </w:r>
-    </w:p>
-    <w:p>
-      <w:r>
-        <w:t>“</w:t>
-      </w:r>
-      <w:r>
-        <w:t>M</w:t>
-      </w:r>
-      <w:r>
-        <w:t xml:space="preserve">ajesties, dinner is ready,” a butler </w:t>
-      </w:r>
-      <w:r>
-        <w:t>called</w:t>
-      </w:r>
-      <w:r>
-        <w:t>.</w:t>
-      </w:r>
-    </w:p>
-    <w:p>
-      <w:r>
-        <w:t xml:space="preserve">“Don’t forget a plate for me,” Annie </w:t>
-      </w:r>
-      <w:r>
-        <w:t>added</w:t>
-      </w:r>
-      <w:r>
-        <w:t>.</w:t>
-      </w:r>
-    </w:p>
-    <w:p>
-      <w:r>
-        <w:t>“</w:t>
-      </w:r>
-      <w:r>
-        <w:t xml:space="preserve">Mr. Smith, please place </w:t>
-      </w:r>
-      <w:r>
-        <w:t xml:space="preserve">Master Luke’s spirit beast on my right and Master Luke </w:t>
-      </w:r>
-      <w:r>
-        <w:t>on her</w:t>
-      </w:r>
-      <w:r>
-        <w:t xml:space="preserve"> right</w:t>
-      </w:r>
-      <w:r>
-        <w:t>, and then Ben</w:t>
-      </w:r>
-      <w:r>
-        <w:t>. Prince Felix will be on my left and then Princess Millie</w:t>
-      </w:r>
-      <w:r>
-        <w:t>, Lisa and Finn</w:t>
-      </w:r>
-      <w:r>
-        <w:t>,” James said.</w:t>
-      </w:r>
-    </w:p>
-    <w:p>
-      <w:r>
-        <w:t>“As you wish, majesty. I shall add an additional setting,” the butler said.</w:t>
-      </w:r>
-    </w:p>
-    <w:p>
-      <w:r>
-        <w:t>They entered the informal dining room and Donna sat across from James.</w:t>
-      </w:r>
-    </w:p>
-    <w:p>
-      <w:r>
         <w:t>“What’s it like to be a human?” Ben asked again.</w:t>
       </w:r>
     </w:p>
@@ -15056,178 +15330,178 @@
     </w:p>
     <w:p>
       <w:r>
+        <w:t>“This feels like a dream</w:t>
+      </w:r>
+      <w:r>
+        <w:t>. I never would have imagined someone like me talking to someone like you</w:t>
+      </w:r>
+      <w:r>
+        <w:t xml:space="preserve">,” Luke replied. </w:t>
+      </w:r>
+      <w:r>
+        <w:t>“The world is so much bigger than humans understand. I suspect even wizards don’t understand how big the world is.”</w:t>
+      </w:r>
+    </w:p>
+    <w:p>
+      <w:r>
+        <w:t>“Do you mean Nexus?” Donna asked.</w:t>
+      </w:r>
+    </w:p>
+    <w:p>
+      <w:r>
+        <w:t>“</w:t>
+      </w:r>
+      <w:r>
+        <w:t>Not just Nexus</w:t>
+      </w:r>
+      <w:r>
+        <w:t>,” Luke replied. “</w:t>
+      </w:r>
+      <w:r>
+        <w:t>Can’t you feel something just below the surface, as if we’re on the surface of an infinite ocean</w:t>
+      </w:r>
+      <w:r>
+        <w:t xml:space="preserve"> or the top </w:t>
+      </w:r>
+      <w:r>
+        <w:t xml:space="preserve">layer </w:t>
+      </w:r>
+      <w:r>
+        <w:t>of a giant onion</w:t>
+      </w:r>
+      <w:r>
+        <w:t>?</w:t>
+      </w:r>
+      <w:r>
+        <w:t>”</w:t>
+      </w:r>
+    </w:p>
+    <w:p>
+      <w:r>
+        <w:t xml:space="preserve">“Luke is a portalmancer,” Millie </w:t>
+      </w:r>
+      <w:r>
+        <w:t>said, stating the obvious</w:t>
+      </w:r>
+      <w:r>
+        <w:t>.</w:t>
+      </w:r>
+    </w:p>
+    <w:p>
+      <w:r>
+        <w:t xml:space="preserve">James </w:t>
+      </w:r>
+      <w:r>
+        <w:t>nodded</w:t>
+      </w:r>
+      <w:r>
+        <w:t>. “</w:t>
+      </w:r>
+      <w:r>
+        <w:t>People like you are rar</w:t>
+      </w:r>
+      <w:r>
+        <w:t>e</w:t>
+      </w:r>
+      <w:r>
+        <w:t>. I doubt there are more than a few hundred in the world.</w:t>
+      </w:r>
+      <w:r>
+        <w:t>”</w:t>
+      </w:r>
+    </w:p>
+    <w:p>
+      <w:r>
+        <w:t>“</w:t>
+      </w:r>
+      <w:r>
+        <w:t>What’s it like to teleport? I’ve never tried it,</w:t>
+      </w:r>
+      <w:r>
+        <w:t>”</w:t>
+      </w:r>
+      <w:r>
+        <w:t xml:space="preserve"> </w:t>
+      </w:r>
+      <w:r>
+        <w:t>Finn</w:t>
+      </w:r>
+      <w:r>
+        <w:t xml:space="preserve"> said.</w:t>
+      </w:r>
+    </w:p>
+    <w:p>
+      <w:r>
+        <w:t>“It’s instantaneous,” Felix said. “</w:t>
+      </w:r>
+      <w:r>
+        <w:t xml:space="preserve">It’s sort of like crossing the portal into Nexus, except there is no portal. One minute you’re </w:t>
+      </w:r>
+      <w:r>
+        <w:t>here</w:t>
+      </w:r>
+      <w:r>
+        <w:t xml:space="preserve"> and a moment later you’re at </w:t>
+      </w:r>
+      <w:r>
+        <w:t>your</w:t>
+      </w:r>
+      <w:r>
+        <w:t xml:space="preserve"> destination.”</w:t>
+      </w:r>
+    </w:p>
+    <w:p>
+      <w:r>
+        <w:t>“</w:t>
+      </w:r>
+      <w:r>
+        <w:t>M</w:t>
+      </w:r>
+      <w:r>
+        <w:t>ajesty, what is the best magic library in the world?” Luke asked. “I’m a bit of a bookworm,” he explained.</w:t>
+      </w:r>
+    </w:p>
+    <w:p>
+      <w:r>
+        <w:t>“That would be</w:t>
+      </w:r>
+      <w:r>
+        <w:t xml:space="preserve"> the </w:t>
+      </w:r>
+      <w:r>
+        <w:t>Imperial Library</w:t>
+      </w:r>
+      <w:r>
+        <w:t xml:space="preserve"> in </w:t>
+      </w:r>
+      <w:r>
+        <w:t>Athens</w:t>
+      </w:r>
+      <w:r>
+        <w:t>, Greece</w:t>
+      </w:r>
+      <w:r>
+        <w:t>,”</w:t>
+      </w:r>
+      <w:r>
+        <w:t xml:space="preserve"> James said. “</w:t>
+      </w:r>
+      <w:r>
+        <w:t xml:space="preserve">It was founded </w:t>
+      </w:r>
+      <w:r>
+        <w:t xml:space="preserve">around </w:t>
+      </w:r>
+      <w:r>
+        <w:t>two thousand years after Atlantis shattered</w:t>
+      </w:r>
+      <w:r>
+        <w:t>.”</w:t>
+      </w:r>
+    </w:p>
+    <w:p>
+      <w:r>
         <w:lastRenderedPageBreak/>
-        <w:t>“This feels like a dream</w:t>
-      </w:r>
-      <w:r>
-        <w:t>. I never would have imagined someone like me talking to someone like you</w:t>
-      </w:r>
-      <w:r>
-        <w:t xml:space="preserve">,” Luke replied. </w:t>
-      </w:r>
-      <w:r>
-        <w:t>“The world is so much bigger than humans understand. I suspect even wizards don’t understand how big the world is.”</w:t>
-      </w:r>
-    </w:p>
-    <w:p>
-      <w:r>
-        <w:t>“Do you mean Nexus?” Donna asked.</w:t>
-      </w:r>
-    </w:p>
-    <w:p>
-      <w:r>
-        <w:t>“</w:t>
-      </w:r>
-      <w:r>
-        <w:t>Not just Nexus</w:t>
-      </w:r>
-      <w:r>
-        <w:t>,” Luke replied. “</w:t>
-      </w:r>
-      <w:r>
-        <w:t>Can’t you feel something just below the surface, as if we’re on the surface of an infinite ocean</w:t>
-      </w:r>
-      <w:r>
-        <w:t xml:space="preserve"> or the top </w:t>
-      </w:r>
-      <w:r>
-        <w:t xml:space="preserve">layer </w:t>
-      </w:r>
-      <w:r>
-        <w:t>of a giant onion</w:t>
-      </w:r>
-      <w:r>
-        <w:t>?</w:t>
-      </w:r>
-      <w:r>
-        <w:t>”</w:t>
-      </w:r>
-    </w:p>
-    <w:p>
-      <w:r>
-        <w:t xml:space="preserve">“Luke is a portalmancer,” Millie </w:t>
-      </w:r>
-      <w:r>
-        <w:t>said, stating the obvious</w:t>
-      </w:r>
-      <w:r>
-        <w:t>.</w:t>
-      </w:r>
-    </w:p>
-    <w:p>
-      <w:r>
-        <w:t xml:space="preserve">James </w:t>
-      </w:r>
-      <w:r>
-        <w:t>nodded</w:t>
-      </w:r>
-      <w:r>
-        <w:t>. “</w:t>
-      </w:r>
-      <w:r>
-        <w:t>People like you are rar</w:t>
-      </w:r>
-      <w:r>
-        <w:t>e</w:t>
-      </w:r>
-      <w:r>
-        <w:t>. I doubt there are more than a few hundred in the world.</w:t>
-      </w:r>
-      <w:r>
-        <w:t>”</w:t>
-      </w:r>
-    </w:p>
-    <w:p>
-      <w:r>
-        <w:t>“</w:t>
-      </w:r>
-      <w:r>
-        <w:t>What’s it like to teleport? I’ve never tried it,</w:t>
-      </w:r>
-      <w:r>
-        <w:t>”</w:t>
-      </w:r>
-      <w:r>
-        <w:t xml:space="preserve"> </w:t>
-      </w:r>
-      <w:r>
-        <w:t>Finn</w:t>
-      </w:r>
-      <w:r>
-        <w:t xml:space="preserve"> said.</w:t>
-      </w:r>
-    </w:p>
-    <w:p>
-      <w:r>
-        <w:t>“It’s instantaneous,” Felix said. “</w:t>
-      </w:r>
-      <w:r>
-        <w:t xml:space="preserve">It’s sort of like crossing the portal into Nexus, except there is no portal. One minute you’re </w:t>
-      </w:r>
-      <w:r>
-        <w:t>here</w:t>
-      </w:r>
-      <w:r>
-        <w:t xml:space="preserve"> and a moment later you’re at </w:t>
-      </w:r>
-      <w:r>
-        <w:t>your</w:t>
-      </w:r>
-      <w:r>
-        <w:t xml:space="preserve"> destination.”</w:t>
-      </w:r>
-    </w:p>
-    <w:p>
-      <w:r>
-        <w:t>“</w:t>
-      </w:r>
-      <w:r>
-        <w:t>M</w:t>
-      </w:r>
-      <w:r>
-        <w:t>ajesty, what is the best magic library in the world?” Luke asked. “I’m a bit of a bookworm,” he explained.</w:t>
-      </w:r>
-    </w:p>
-    <w:p>
-      <w:r>
-        <w:t>“That would be</w:t>
-      </w:r>
-      <w:r>
-        <w:t xml:space="preserve"> the </w:t>
-      </w:r>
-      <w:r>
-        <w:t>Imperial Library</w:t>
-      </w:r>
-      <w:r>
-        <w:t xml:space="preserve"> in </w:t>
-      </w:r>
-      <w:r>
-        <w:t>Athens</w:t>
-      </w:r>
-      <w:r>
-        <w:t>, Greece</w:t>
-      </w:r>
-      <w:r>
-        <w:t>,”</w:t>
-      </w:r>
-      <w:r>
-        <w:t xml:space="preserve"> James said. “</w:t>
-      </w:r>
-      <w:r>
-        <w:t xml:space="preserve">It was founded </w:t>
-      </w:r>
-      <w:r>
-        <w:t xml:space="preserve">around </w:t>
-      </w:r>
-      <w:r>
-        <w:t>two thousand years after Atlantis shattered</w:t>
-      </w:r>
-      <w:r>
-        <w:t>.”</w:t>
-      </w:r>
-    </w:p>
-    <w:p>
-      <w:r>
         <w:t>“I need to prepare for the next challenge, but I don’t know where to start,” Luke explained. “Felix’s parents said they will get me a tutor.”</w:t>
       </w:r>
     </w:p>
@@ -15246,7 +15520,6 @@
     </w:p>
     <w:p>
       <w:r>
-        <w:lastRenderedPageBreak/>
         <w:t>“Like what?” Millie asked. “You mean officially adopting you?”</w:t>
       </w:r>
     </w:p>
@@ -15394,6 +15667,7 @@
     </w:p>
     <w:p>
       <w:r>
+        <w:lastRenderedPageBreak/>
         <w:t>“</w:t>
       </w:r>
       <w:r>
@@ -15439,7 +15713,6 @@
     </w:p>
     <w:p>
       <w:r>
-        <w:lastRenderedPageBreak/>
         <w:t>“</w:t>
       </w:r>
       <w:r>
@@ -15553,6 +15826,7 @@
     </w:p>
     <w:p>
       <w:r>
+        <w:lastRenderedPageBreak/>
         <w:t>“What is it?” James asked.</w:t>
       </w:r>
     </w:p>
@@ -15591,16 +15865,123 @@
     </w:p>
     <w:p>
       <w:r>
+        <w:t>“I’m fifteen,” Luke said defensively. “It’s not my fault I have small bones.”</w:t>
+      </w:r>
+    </w:p>
+    <w:p>
+      <w:r>
+        <w:t xml:space="preserve">“Sorry dear,” Donna </w:t>
+      </w:r>
+      <w:r>
+        <w:t>apologized</w:t>
+      </w:r>
+      <w:r>
+        <w:t>.</w:t>
+      </w:r>
+    </w:p>
+    <w:p>
+      <w:r>
+        <w:t>“What’s wrong with small bones?” Annie asked. “I think small bones are cute. Just look at me.”</w:t>
+      </w:r>
+    </w:p>
+    <w:p>
+      <w:r>
+        <w:t xml:space="preserve">“I think you’re cute,” </w:t>
+      </w:r>
+      <w:r>
+        <w:t xml:space="preserve">Lisa </w:t>
+      </w:r>
+      <w:r>
+        <w:t>agreed</w:t>
+      </w:r>
+      <w:r>
+        <w:t>.</w:t>
+      </w:r>
+    </w:p>
+    <w:p>
+      <w:r>
+        <w:t>“Thank you Lisa,” Annie said. “I think you’re cute too.”</w:t>
+      </w:r>
+    </w:p>
+    <w:p>
+      <w:r>
+        <w:t>“What about Ben and Finn?” Donna asked.</w:t>
+      </w:r>
+    </w:p>
+    <w:p>
+      <w:r>
+        <w:t>“I’m a boy,” Ben protested. “Boys aren’t supposed to be cute.”</w:t>
+      </w:r>
+    </w:p>
+    <w:p>
+      <w:r>
+        <w:t xml:space="preserve">“Don’t worry boys, you haven’t finished growing. You too Luke,” </w:t>
+      </w:r>
+      <w:r>
+        <w:t>Donna</w:t>
+      </w:r>
+      <w:r>
+        <w:t xml:space="preserve"> added. “You’re still a kid.”</w:t>
+      </w:r>
+    </w:p>
+    <w:p>
+      <w:r>
+        <w:t>“He thinks he’s a grownup,” Felix said with a chuckle. “He tried to date a nineteen-year-old girl.”</w:t>
+      </w:r>
+    </w:p>
+    <w:p>
+      <w:r>
+        <w:t>“</w:t>
+      </w:r>
+      <w:r>
+        <w:t xml:space="preserve">What’s wrong with that? </w:t>
+      </w:r>
+      <w:r>
+        <w:t>She’s my classmate,” Luke said defensively. “I can’t believe the fate of the world depended on weather I could ask a girl out on a date.”</w:t>
+      </w:r>
+    </w:p>
+    <w:p>
+      <w:r>
+        <w:t>James</w:t>
+      </w:r>
+      <w:r>
+        <w:t xml:space="preserve"> looked curiously at Felix and Felix explained the challenge.</w:t>
+      </w:r>
+      <w:r>
+        <w:t xml:space="preserve"> He then added, “It was funny seeing a little brat asking a nineteen-year-old girl out.”</w:t>
+      </w:r>
+    </w:p>
+    <w:p>
+      <w:r>
         <w:lastRenderedPageBreak/>
-        <w:t>“I’m fifteen,” Luke said defensively. “It’s not my fault I have small bones.”</w:t>
-      </w:r>
-    </w:p>
-    <w:p>
-      <w:r>
-        <w:t xml:space="preserve">“Sorry dear,” Donna </w:t>
-      </w:r>
-      <w:r>
-        <w:t>apologized</w:t>
+        <w:t>“Hey, you’re supposed to be my friend,” Luke said angrily. “And I’m not a little brat.”</w:t>
+      </w:r>
+    </w:p>
+    <w:p>
+      <w:r>
+        <w:t xml:space="preserve">“I’m your big brother,” Felix </w:t>
+      </w:r>
+      <w:r>
+        <w:t>clarified</w:t>
+      </w:r>
+      <w:r>
+        <w:t>, clearly enjoying himself</w:t>
+      </w:r>
+      <w:r>
+        <w:t>. “That’s what big brothers do. They tease their baby brothers.”</w:t>
+      </w:r>
+    </w:p>
+    <w:p>
+      <w:r>
+        <w:t>“No fair,” Finn complained. “We don’t need big brothers.”</w:t>
+      </w:r>
+    </w:p>
+    <w:p>
+      <w:r>
+        <w:t xml:space="preserve">“But your lives will be so sad and meaningless without us,” Ben </w:t>
+      </w:r>
+      <w:r>
+        <w:t>objected</w:t>
       </w:r>
       <w:r>
         <w:t>.</w:t>
@@ -15608,18 +15989,22 @@
     </w:p>
     <w:p>
       <w:r>
-        <w:t>“What’s wrong with small bones?” Annie asked. “I think small bones are cute. Just look at me.”</w:t>
-      </w:r>
-    </w:p>
-    <w:p>
-      <w:r>
-        <w:t xml:space="preserve">“I think you’re cute,” </w:t>
-      </w:r>
-      <w:r>
-        <w:t xml:space="preserve">Lisa </w:t>
-      </w:r>
-      <w:r>
-        <w:t>agreed</w:t>
+        <w:t>“Mr. Smith, show our guests to their rooms, and then bring them to the</w:t>
+      </w:r>
+      <w:r>
+        <w:t xml:space="preserve"> </w:t>
+      </w:r>
+      <w:r>
+        <w:t>family</w:t>
+      </w:r>
+      <w:r>
+        <w:t xml:space="preserve"> room,” </w:t>
+      </w:r>
+      <w:r>
+        <w:t xml:space="preserve">James </w:t>
+      </w:r>
+      <w:r>
+        <w:t>commanded</w:t>
       </w:r>
       <w:r>
         <w:t>.</w:t>
@@ -15627,33 +16012,18 @@
     </w:p>
     <w:p>
       <w:r>
-        <w:t>“Thank you Lisa,” Annie said. “I think you’re cute too.”</w:t>
-      </w:r>
-    </w:p>
-    <w:p>
-      <w:r>
-        <w:t>“What about Ben and Finn?” Donna asked.</w:t>
-      </w:r>
-    </w:p>
-    <w:p>
-      <w:r>
-        <w:t>“I’m a boy,” Ben protested. “Boys aren’t supposed to be cute.”</w:t>
-      </w:r>
-    </w:p>
-    <w:p>
-      <w:r>
-        <w:t xml:space="preserve">“Don’t worry boys, you haven’t finished growing. You too Luke,” </w:t>
-      </w:r>
-      <w:r>
-        <w:t>Donna</w:t>
-      </w:r>
-      <w:r>
-        <w:t xml:space="preserve"> added. “You’re still a kid.”</w:t>
-      </w:r>
-    </w:p>
-    <w:p>
-      <w:r>
-        <w:t>“He thinks he’s a grownup,” Felix said with a chuckle. “He tried to date a nineteen-year-old girl.”</w:t>
+        <w:t>Luke’s room was large, but not pompous like his Hermitage bedroom. One stop later brought them to</w:t>
+      </w:r>
+      <w:r>
+        <w:t xml:space="preserve"> the family room.</w:t>
+      </w:r>
+    </w:p>
+    <w:p>
+      <w:r>
+        <w:t>Now that all the fo</w:t>
+      </w:r>
+      <w:r>
+        <w:t>rmalities were over, Luke asked, “What decides what kind of spirit beast you summon? Can you summon any kind?”</w:t>
       </w:r>
     </w:p>
     <w:p>
@@ -15661,54 +16031,110 @@
         <w:t>“</w:t>
       </w:r>
       <w:r>
-        <w:t xml:space="preserve">What’s wrong with that? </w:t>
-      </w:r>
-      <w:r>
-        <w:t>She’s my classmate,” Luke said defensively. “I can’t believe the fate of the world depended on weather I could ask a girl out on a date.”</w:t>
-      </w:r>
-    </w:p>
-    <w:p>
+        <w:t>T</w:t>
+      </w:r>
+      <w:r>
+        <w:t xml:space="preserve">he spirit beast reflects the </w:t>
+      </w:r>
+      <w:r>
+        <w:t>wizard’s</w:t>
+      </w:r>
+      <w:r>
+        <w:t xml:space="preserve"> </w:t>
+      </w:r>
+      <w:r>
+        <w:t>spirit</w:t>
+      </w:r>
+      <w:r>
+        <w:t xml:space="preserve">. </w:t>
+      </w:r>
+      <w:r>
+        <w:t xml:space="preserve">People </w:t>
+      </w:r>
+      <w:r>
+        <w:t xml:space="preserve">can </w:t>
+      </w:r>
+      <w:r>
+        <w:t xml:space="preserve">usually </w:t>
+      </w:r>
+      <w:r>
+        <w:t>guess what kind of spirit they will get. My family and friends were certain I would get a dragon</w:t>
+      </w:r>
+      <w:r>
+        <w:t xml:space="preserve">,” </w:t>
+      </w:r>
+      <w:r>
+        <w:t xml:space="preserve">James </w:t>
+      </w:r>
+      <w:r>
+        <w:t>said.</w:t>
+      </w:r>
+    </w:p>
+    <w:p>
+      <w:r>
+        <w:t>“Can you have more than one spirit beast?” Luke asked. “Can you fly on your dragon? Do they have special abilities? Will a spirit beast change if the person changes?”</w:t>
+      </w:r>
+    </w:p>
+    <w:p>
+      <w:r>
+        <w:t xml:space="preserve">“Yes, I can ride on Dramond,” </w:t>
+      </w:r>
       <w:r>
         <w:t>James</w:t>
       </w:r>
       <w:r>
-        <w:t xml:space="preserve"> looked curiously at Felix and Felix explained the challenge.</w:t>
-      </w:r>
-      <w:r>
-        <w:t xml:space="preserve"> He then added, “It was funny seeing a little brat asking a nineteen-year-old girl out.”</w:t>
-      </w:r>
-    </w:p>
-    <w:p>
-      <w:r>
-        <w:t>“Hey, you’re supposed to be my friend,” Luke said angrily. “And I’m not a little brat.”</w:t>
-      </w:r>
-    </w:p>
-    <w:p>
-      <w:r>
-        <w:t xml:space="preserve">“I’m your big brother,” Felix </w:t>
-      </w:r>
-      <w:r>
-        <w:t>clarified</w:t>
-      </w:r>
-      <w:r>
-        <w:t>, clearly enjoying himself</w:t>
-      </w:r>
-      <w:r>
-        <w:t>. “That’s what big brothers do. They tease their baby brothers.”</w:t>
-      </w:r>
-    </w:p>
-    <w:p>
-      <w:r>
-        <w:t>“No fair,” Finn complained. “We don’t need big brothers.”</w:t>
+        <w:t xml:space="preserve"> said. “Yes you can have more than one spirit beast, but it’s not common. A spirit beast grows as a person grows and develops.</w:t>
+      </w:r>
+    </w:p>
+    <w:p>
+      <w:r>
+        <w:t>“The spirit beast is quite literally a reflection of the person.”</w:t>
+      </w:r>
+    </w:p>
+    <w:p>
+      <w:r>
+        <w:t>Luke glanced at Annie and pretended he didn’t hear that.</w:t>
+      </w:r>
+    </w:p>
+    <w:p>
+      <w:r>
+        <w:t>“</w:t>
+      </w:r>
+      <w:r>
+        <w:t>Ben, please get m</w:t>
+      </w:r>
+      <w:r>
+        <w:t>e the big book of Spirit Beasts,</w:t>
+      </w:r>
+      <w:r>
+        <w:t>”</w:t>
+      </w:r>
+      <w:r>
+        <w:t xml:space="preserve"> James said.</w:t>
       </w:r>
     </w:p>
     <w:p>
       <w:r>
         <w:lastRenderedPageBreak/>
-        <w:t xml:space="preserve">“But your lives will be so sad and meaningless without us,” Ben </w:t>
-      </w:r>
-      <w:r>
-        <w:t>objected</w:t>
+        <w:t xml:space="preserve">“Okay dad,” Ben said and left. </w:t>
+      </w:r>
+      <w:r>
+        <w:t xml:space="preserve">He brought back a </w:t>
+      </w:r>
+      <w:r>
+        <w:t xml:space="preserve">coffee table </w:t>
+      </w:r>
+      <w:r>
+        <w:t>book</w:t>
+      </w:r>
+      <w:r>
+        <w:t xml:space="preserve"> that probably weighed </w:t>
+      </w:r>
+      <w:r>
+        <w:t>2</w:t>
+      </w:r>
+      <w:r>
+        <w:t>0 pounds</w:t>
       </w:r>
       <w:r>
         <w:t>.</w:t>
@@ -15716,178 +16142,26 @@
     </w:p>
     <w:p>
       <w:r>
-        <w:t>“Mr. Smith, show our guests to their rooms, and then bring them to the</w:t>
+        <w:t xml:space="preserve">“Here you go Luke,” </w:t>
+      </w:r>
+      <w:r>
+        <w:t>James</w:t>
+      </w:r>
+      <w:r>
+        <w:t xml:space="preserve"> said. “This book has pictures and descriptions of the thousands of spirit beasts known to exist.”</w:t>
+      </w:r>
+    </w:p>
+    <w:p>
+      <w:r>
+        <w:t xml:space="preserve">“Thanks majesty,” Luke said and opened the book. Annie sat on Luke’s </w:t>
+      </w:r>
+      <w:r>
+        <w:t>shoulder</w:t>
       </w:r>
       <w:r>
         <w:t xml:space="preserve"> </w:t>
       </w:r>
       <w:r>
-        <w:t>family</w:t>
-      </w:r>
-      <w:r>
-        <w:t xml:space="preserve"> room,” </w:t>
-      </w:r>
-      <w:r>
-        <w:t xml:space="preserve">James </w:t>
-      </w:r>
-      <w:r>
-        <w:t>commanded</w:t>
-      </w:r>
-      <w:r>
-        <w:t>.</w:t>
-      </w:r>
-    </w:p>
-    <w:p>
-      <w:r>
-        <w:t>Luke’s room was large, but not pompous like his Hermitage bedroom. One stop later brought them to</w:t>
-      </w:r>
-      <w:r>
-        <w:t xml:space="preserve"> the family room.</w:t>
-      </w:r>
-    </w:p>
-    <w:p>
-      <w:r>
-        <w:t>Now that all the fo</w:t>
-      </w:r>
-      <w:r>
-        <w:t>rmalities were over, Luke asked, “What decides what kind of spirit beast you summon? Can you summon any kind?”</w:t>
-      </w:r>
-    </w:p>
-    <w:p>
-      <w:r>
-        <w:t>“</w:t>
-      </w:r>
-      <w:r>
-        <w:t>T</w:t>
-      </w:r>
-      <w:r>
-        <w:t xml:space="preserve">he spirit beast reflects the </w:t>
-      </w:r>
-      <w:r>
-        <w:t>wizard’s</w:t>
-      </w:r>
-      <w:r>
-        <w:t xml:space="preserve"> </w:t>
-      </w:r>
-      <w:r>
-        <w:t>spirit</w:t>
-      </w:r>
-      <w:r>
-        <w:t xml:space="preserve">. </w:t>
-      </w:r>
-      <w:r>
-        <w:t xml:space="preserve">People </w:t>
-      </w:r>
-      <w:r>
-        <w:t xml:space="preserve">can </w:t>
-      </w:r>
-      <w:r>
-        <w:t xml:space="preserve">usually </w:t>
-      </w:r>
-      <w:r>
-        <w:t>guess what kind of spirit they will get. My family and friends were certain I would get a dragon</w:t>
-      </w:r>
-      <w:r>
-        <w:t xml:space="preserve">,” </w:t>
-      </w:r>
-      <w:r>
-        <w:t xml:space="preserve">James </w:t>
-      </w:r>
-      <w:r>
-        <w:t>said.</w:t>
-      </w:r>
-    </w:p>
-    <w:p>
-      <w:r>
-        <w:t>“Can you have more than one spirit beast?” Luke asked. “Can you fly on your dragon? Do they have special abilities? Will a spirit beast change if the person changes?”</w:t>
-      </w:r>
-    </w:p>
-    <w:p>
-      <w:r>
-        <w:t xml:space="preserve">“Yes, I can ride on Dramond,” </w:t>
-      </w:r>
-      <w:r>
-        <w:t>James</w:t>
-      </w:r>
-      <w:r>
-        <w:t xml:space="preserve"> said. “Yes you can have more than one spirit beast, but it’s not common. A spirit beast grows as a person grows and develops.</w:t>
-      </w:r>
-    </w:p>
-    <w:p>
-      <w:r>
-        <w:t>“The spirit beast is quite literally a reflection of the person.”</w:t>
-      </w:r>
-    </w:p>
-    <w:p>
-      <w:r>
-        <w:t>Luke glanced at Annie and pretended he didn’t hear that.</w:t>
-      </w:r>
-    </w:p>
-    <w:p>
-      <w:r>
-        <w:t>“</w:t>
-      </w:r>
-      <w:r>
-        <w:t>Ben, please get m</w:t>
-      </w:r>
-      <w:r>
-        <w:t>e the big book of Spirit Beasts,</w:t>
-      </w:r>
-      <w:r>
-        <w:t>”</w:t>
-      </w:r>
-      <w:r>
-        <w:t xml:space="preserve"> James said.</w:t>
-      </w:r>
-    </w:p>
-    <w:p>
-      <w:r>
-        <w:t xml:space="preserve">“Okay dad,” Ben said and left. </w:t>
-      </w:r>
-      <w:r>
-        <w:t xml:space="preserve">He brought back a </w:t>
-      </w:r>
-      <w:r>
-        <w:t xml:space="preserve">coffee table </w:t>
-      </w:r>
-      <w:r>
-        <w:t>book</w:t>
-      </w:r>
-      <w:r>
-        <w:t xml:space="preserve"> that probably weighed </w:t>
-      </w:r>
-      <w:r>
-        <w:t>2</w:t>
-      </w:r>
-      <w:r>
-        <w:t>0 pounds</w:t>
-      </w:r>
-      <w:r>
-        <w:t>.</w:t>
-      </w:r>
-    </w:p>
-    <w:p>
-      <w:r>
-        <w:t xml:space="preserve">“Here you go Luke,” </w:t>
-      </w:r>
-      <w:r>
-        <w:t>James</w:t>
-      </w:r>
-      <w:r>
-        <w:t xml:space="preserve"> said. “This book has pictures and descriptions of the thousands of spirit beasts known to exist.”</w:t>
-      </w:r>
-    </w:p>
-    <w:p>
-      <w:r>
-        <w:t xml:space="preserve">“Thanks majesty,” Luke said and opened the book. Annie sat on Luke’s </w:t>
-      </w:r>
-      <w:r>
-        <w:t>shoulder</w:t>
-      </w:r>
-      <w:r>
-        <w:t xml:space="preserve"> </w:t>
-      </w:r>
-      <w:r>
         <w:t xml:space="preserve">as he </w:t>
       </w:r>
       <w:r>
@@ -15896,7 +16170,6 @@
     </w:p>
     <w:p>
       <w:r>
-        <w:lastRenderedPageBreak/>
         <w:t>“That’s a funny one,” Annie said and laughed.</w:t>
       </w:r>
     </w:p>
@@ -16011,7 +16284,11 @@
         <w:t xml:space="preserve"> Luke asked in surprise. He scanned forward and spotted the entry. “You’re right. It says the master of a cat spirit is always immaculately groomed</w:t>
       </w:r>
       <w:r>
-        <w:t xml:space="preserve">. Hey look. It says that they are so clean that they never even need to go to the toilet. Come to think of it, I haven’t gone </w:t>
+        <w:t xml:space="preserve">. Hey look. It says that they are so clean that they never even need to go to the toilet. Come to think of it, I haven’t </w:t>
+      </w:r>
+      <w:r>
+        <w:lastRenderedPageBreak/>
+        <w:t xml:space="preserve">gone </w:t>
       </w:r>
       <w:r>
         <w:t>since meeting Annie</w:t>
@@ -16042,7 +16319,6 @@
     </w:p>
     <w:p>
       <w:r>
-        <w:lastRenderedPageBreak/>
         <w:t>“Good night everyone,” Luke said. He got up and headed for the room assigned to him. Luke stopped at the washroom and wondered if he needed to brush his teeth. Bowing to a lifetime of motherly scoldings, he brushed his teeth and then changed his clothes.</w:t>
       </w:r>
     </w:p>
@@ -16195,6 +16471,7 @@
     </w:p>
     <w:p>
       <w:r>
+        <w:lastRenderedPageBreak/>
         <w:t xml:space="preserve">Luke glanced at the woman’s spirit beast and woke up. The </w:t>
       </w:r>
       <w:r>
@@ -16249,114 +16526,217 @@
     </w:p>
     <w:p>
       <w:r>
+        <w:t xml:space="preserve">“No </w:t>
+      </w:r>
+      <w:r>
+        <w:t>she</w:t>
+      </w:r>
+      <w:r>
+        <w:t xml:space="preserve">’s not,” Luke </w:t>
+      </w:r>
+      <w:r>
+        <w:t>insisted</w:t>
+      </w:r>
+      <w:r>
+        <w:t xml:space="preserve"> and Annie opened the book. She showed it to the woman.</w:t>
+      </w:r>
+    </w:p>
+    <w:p>
+      <w:r>
+        <w:t xml:space="preserve">Luke continued. </w:t>
+      </w:r>
+      <w:r>
+        <w:t xml:space="preserve">“According to the book, </w:t>
+      </w:r>
+      <w:r>
+        <w:t>koninklijk</w:t>
+      </w:r>
+      <w:r>
+        <w:t xml:space="preserve">s are often mistaken for blue jays. However there are distinctive differences. For instance, </w:t>
+      </w:r>
+      <w:r>
+        <w:t>koninklijk</w:t>
+      </w:r>
+      <w:r>
+        <w:t xml:space="preserve">s have more vivid colors. </w:t>
+      </w:r>
+      <w:r>
+        <w:t>Also, t</w:t>
+      </w:r>
+      <w:r>
+        <w:t>heir bones are different. See how your friend moves?”</w:t>
+      </w:r>
+    </w:p>
+    <w:p>
+      <w:r>
+        <w:t>Coupling actions to words, Luke demonstrated the differences by moving the creature’s wing. “What’s your friend’s name? What</w:t>
+      </w:r>
+      <w:r>
+        <w:t>’</w:t>
+      </w:r>
+      <w:r>
+        <w:t>s your name?”</w:t>
+      </w:r>
+    </w:p>
+    <w:p>
+      <w:r>
+        <w:t>“Rosie sir,” the woman said</w:t>
+      </w:r>
+      <w:r>
+        <w:t xml:space="preserve"> shyly</w:t>
+      </w:r>
+      <w:r>
+        <w:t>. “My partner’s name is Philly.”</w:t>
+      </w:r>
+    </w:p>
+    <w:p>
+      <w:r>
+        <w:t>“You’ve heard Philly play the flute, haven’t you?” Luke asked. “How do you explain that?”</w:t>
+      </w:r>
+    </w:p>
+    <w:p>
+      <w:r>
+        <w:t>“I’ve never heard Philly play the flute,” Rosie confessed.</w:t>
+      </w:r>
+    </w:p>
+    <w:p>
+      <w:r>
+        <w:t>James</w:t>
+      </w:r>
+      <w:r>
+        <w:t xml:space="preserve"> opened his hand and a flute appeared. He handed the flute to Philly.</w:t>
+      </w:r>
+    </w:p>
+    <w:p>
+      <w:r>
+        <w:t>Philly hesitantly put the flute in her mouth and play</w:t>
+      </w:r>
+      <w:r>
+        <w:t>ed</w:t>
+      </w:r>
+      <w:r>
+        <w:t>. The room filled with otherworldly music. Immediately she stopped. Complete astonishment showed on her face. That was reflected on the faces of everyone else in the room.</w:t>
+      </w:r>
+    </w:p>
+    <w:p>
+      <w:r>
         <w:lastRenderedPageBreak/>
-        <w:t xml:space="preserve">“No </w:t>
-      </w:r>
-      <w:r>
-        <w:t>she</w:t>
-      </w:r>
-      <w:r>
-        <w:t xml:space="preserve">’s not,” Luke </w:t>
-      </w:r>
-      <w:r>
-        <w:t>insisted</w:t>
-      </w:r>
-      <w:r>
-        <w:t xml:space="preserve"> and Annie opened the book. She showed it to the woman.</w:t>
-      </w:r>
-    </w:p>
-    <w:p>
-      <w:r>
-        <w:t xml:space="preserve">Luke continued. </w:t>
-      </w:r>
-      <w:r>
-        <w:t xml:space="preserve">“According to the book, </w:t>
-      </w:r>
-      <w:r>
-        <w:t>koninklijk</w:t>
-      </w:r>
-      <w:r>
-        <w:t xml:space="preserve">s are often mistaken for blue jays. However there are distinctive differences. For instance, </w:t>
-      </w:r>
-      <w:r>
-        <w:t>koninklijk</w:t>
-      </w:r>
-      <w:r>
-        <w:t xml:space="preserve">s have more vivid colors. </w:t>
-      </w:r>
-      <w:r>
-        <w:t>Also, t</w:t>
-      </w:r>
-      <w:r>
-        <w:t>heir bones are different. See how your friend moves?”</w:t>
-      </w:r>
-    </w:p>
-    <w:p>
-      <w:r>
-        <w:t>Coupling actions to words, Luke demonstrated the differences by moving the creature’s wing. “What’s your friend’s name? What</w:t>
-      </w:r>
-      <w:r>
-        <w:t>’</w:t>
-      </w:r>
-      <w:r>
-        <w:t>s your name?”</w:t>
-      </w:r>
-    </w:p>
-    <w:p>
-      <w:r>
-        <w:t>“Rosie sir,” the woman said</w:t>
-      </w:r>
-      <w:r>
-        <w:t xml:space="preserve"> shyly</w:t>
-      </w:r>
-      <w:r>
-        <w:t>. “My partner’s name is Philly.”</w:t>
-      </w:r>
-    </w:p>
-    <w:p>
-      <w:r>
-        <w:t>“You’ve heard Philly play the flute, haven’t you?” Luke asked. “How do you explain that?”</w:t>
-      </w:r>
-    </w:p>
-    <w:p>
-      <w:r>
-        <w:t>“I’ve never heard Philly play the flute,” Rosie confessed.</w:t>
-      </w:r>
-    </w:p>
-    <w:p>
+        <w:t xml:space="preserve">Before anyone could say anything, Luke </w:t>
+      </w:r>
+      <w:r>
+        <w:t>urged</w:t>
+      </w:r>
+      <w:r>
+        <w:t>, “</w:t>
+      </w:r>
+      <w:r>
+        <w:t>Why did you stop</w:t>
+      </w:r>
+      <w:r>
+        <w:t>? Continue playing. Rosie, accompany Philly.”</w:t>
+      </w:r>
+    </w:p>
+    <w:p>
+      <w:r>
+        <w:t>“</w:t>
+      </w:r>
+      <w:r>
+        <w:t>I can’t,” Rosie objected. “</w:t>
+      </w:r>
+      <w:r>
+        <w:t>I don’t know how to sing</w:t>
+      </w:r>
+      <w:r>
+        <w:t>.</w:t>
+      </w:r>
+      <w:r>
+        <w:t>”</w:t>
+      </w:r>
+    </w:p>
+    <w:p>
+      <w:r>
+        <w:t>“According to the book, spirit beasts are the outward manifestation of a wizard’s spirit.” Luke paused and then said, “</w:t>
+      </w:r>
+      <w:r>
+        <w:t>That means you too have talent. Now sing.”</w:t>
+      </w:r>
+    </w:p>
+    <w:p>
+      <w:r>
+        <w:t>Philly play</w:t>
+      </w:r>
+      <w:r>
+        <w:t>ed</w:t>
+      </w:r>
+      <w:r>
+        <w:t xml:space="preserve"> and Rosie sang</w:t>
+      </w:r>
+      <w:r>
+        <w:t xml:space="preserve">. This time the room faded away, replaced by images of a jungle scene </w:t>
+      </w:r>
+      <w:r>
+        <w:t>filled with birds.</w:t>
+      </w:r>
+    </w:p>
+    <w:p>
+      <w:r>
+        <w:t>The song ended. The jungle disappeared and all was back to normal.</w:t>
+      </w:r>
+    </w:p>
+    <w:p>
+      <w:r>
+        <w:t>“See, I told you,” Luke said triumphantly.</w:t>
+      </w:r>
+    </w:p>
+    <w:p>
+      <w:r>
+        <w:t xml:space="preserve">“I thought you knew nothing about spirit beasts,” </w:t>
+      </w:r>
       <w:r>
         <w:t>James</w:t>
       </w:r>
       <w:r>
-        <w:t xml:space="preserve"> opened his hand and a flute appeared. He handed the flute to Philly.</w:t>
-      </w:r>
-    </w:p>
-    <w:p>
-      <w:r>
-        <w:t>Philly hesitantly put the flute in her mouth and play</w:t>
-      </w:r>
-      <w:r>
-        <w:t>ed</w:t>
-      </w:r>
-      <w:r>
-        <w:t>. The room filled with otherworldly music. Immediately she stopped. Complete astonishment showed on her face. That was reflected on the faces of everyone else in the room.</w:t>
-      </w:r>
-    </w:p>
-    <w:p>
-      <w:r>
-        <w:t xml:space="preserve">Before anyone could say anything, Luke </w:t>
-      </w:r>
-      <w:r>
-        <w:t>urged</w:t>
-      </w:r>
-      <w:r>
-        <w:t>, “</w:t>
-      </w:r>
-      <w:r>
-        <w:t>Why did you stop</w:t>
-      </w:r>
-      <w:r>
-        <w:t>? Continue playing. Rosie, accompany Philly.”</w:t>
+        <w:t xml:space="preserve"> </w:t>
+      </w:r>
+      <w:r>
+        <w:t>exclaimed</w:t>
+      </w:r>
+      <w:r>
+        <w:t xml:space="preserve"> in astonishment</w:t>
+      </w:r>
+      <w:r>
+        <w:t xml:space="preserve">. “How did you </w:t>
+      </w:r>
+      <w:r>
+        <w:t>know</w:t>
+      </w:r>
+      <w:r>
+        <w:t xml:space="preserve"> that?”</w:t>
+      </w:r>
+    </w:p>
+    <w:p>
+      <w:r>
+        <w:t>“I spent all night reading the book you lent me</w:t>
+      </w:r>
+      <w:r>
+        <w:t>,</w:t>
+      </w:r>
+      <w:r>
+        <w:t xml:space="preserve"> majesty</w:t>
+      </w:r>
+      <w:r>
+        <w:t xml:space="preserve">. Anyone who has read that book would know,” Luke </w:t>
+      </w:r>
+      <w:r>
+        <w:t>explained</w:t>
+      </w:r>
+      <w:r>
+        <w:t>.</w:t>
+      </w:r>
+    </w:p>
+    <w:p>
+      <w:r>
+        <w:t>“But that book has thousands of pages,” Donna objected.</w:t>
       </w:r>
     </w:p>
     <w:p>
@@ -16364,246 +16744,142 @@
         <w:t>“</w:t>
       </w:r>
       <w:r>
-        <w:t>I can’t,” Rosie objected. “</w:t>
-      </w:r>
-      <w:r>
-        <w:t>I don’t know how to sing</w:t>
+        <w:t xml:space="preserve">3842 pages describing the 108 families and </w:t>
+      </w:r>
+      <w:r>
+        <w:t xml:space="preserve">3287 </w:t>
+      </w:r>
+      <w:r>
+        <w:t xml:space="preserve">known </w:t>
+      </w:r>
+      <w:r>
+        <w:t>types</w:t>
+      </w:r>
+      <w:r>
+        <w:t>,” Luke said</w:t>
+      </w:r>
+      <w:r>
+        <w:t xml:space="preserve"> with a yawn</w:t>
+      </w:r>
+      <w:r>
+        <w:t>. “</w:t>
+      </w:r>
+      <w:r>
+        <w:t>There were plenty of pictures and it was easy read</w:t>
+      </w:r>
+      <w:r>
+        <w:t>ing</w:t>
       </w:r>
       <w:r>
         <w:t>.</w:t>
       </w:r>
       <w:r>
-        <w:t>”</w:t>
-      </w:r>
-    </w:p>
-    <w:p>
-      <w:r>
-        <w:t>“According to the book, spirit beasts are the outward manifestation of a wizard’s spirit.” Luke paused and then said, “</w:t>
-      </w:r>
-      <w:r>
-        <w:t>That means you too have talent. Now sing.”</w:t>
+        <w:t xml:space="preserve"> </w:t>
+      </w:r>
+      <w:r>
+        <w:t>I</w:t>
+      </w:r>
+      <w:r>
+        <w:t>t only took eleven hours. Oh man I’m feeling sleepy. My mum always scolds me for pulling all-nighters.”</w:t>
+      </w:r>
+    </w:p>
+    <w:p>
+      <w:r>
+        <w:t xml:space="preserve">Luke and Annie sat back down and </w:t>
+      </w:r>
+      <w:r>
+        <w:t>ate</w:t>
+      </w:r>
+      <w:r>
+        <w:t>.</w:t>
+      </w:r>
+    </w:p>
+    <w:p>
+      <w:r>
+        <w:t>“Just what are you?” Rosie asked</w:t>
+      </w:r>
+      <w:r>
+        <w:t xml:space="preserve"> in amazement</w:t>
+      </w:r>
+      <w:r>
+        <w:t>.</w:t>
+      </w:r>
+    </w:p>
+    <w:p>
+      <w:r>
+        <w:t>“I’m just a guy who likes reading,” Luke replied</w:t>
+      </w:r>
+      <w:r>
+        <w:t xml:space="preserve"> between mouthfuls</w:t>
+      </w:r>
+      <w:r>
+        <w:t xml:space="preserve">. “What is this thing I’m eating? It’s </w:t>
+      </w:r>
+      <w:r>
+        <w:t>yummy</w:t>
+      </w:r>
+      <w:r>
+        <w:t>.”</w:t>
+      </w:r>
+    </w:p>
+    <w:p>
+      <w:r>
+        <w:t>Felix laughed. “That’s my baby brother.”</w:t>
+      </w:r>
+    </w:p>
+    <w:p>
+      <w:r>
+        <w:t>Everyone ate in silence</w:t>
+      </w:r>
+      <w:r>
+        <w:t>.</w:t>
       </w:r>
     </w:p>
     <w:p>
       <w:r>
         <w:lastRenderedPageBreak/>
-        <w:t>Philly play</w:t>
-      </w:r>
-      <w:r>
-        <w:t>ed</w:t>
-      </w:r>
-      <w:r>
-        <w:t xml:space="preserve"> and Rosie sang</w:t>
-      </w:r>
-      <w:r>
-        <w:t xml:space="preserve">. This time the room faded away, replaced by images of a jungle scene </w:t>
-      </w:r>
-      <w:r>
-        <w:t>filled with birds.</w:t>
-      </w:r>
-    </w:p>
-    <w:p>
-      <w:r>
-        <w:t>The song ended. The jungle disappeared and all was back to normal.</w:t>
-      </w:r>
-    </w:p>
-    <w:p>
-      <w:r>
-        <w:t>“See, I told you,” Luke said triumphantly.</w:t>
-      </w:r>
-    </w:p>
-    <w:p>
-      <w:r>
-        <w:t xml:space="preserve">“I thought you knew nothing about spirit beasts,” </w:t>
+        <w:t>“Do you have any plans Luke?” Donna asked.</w:t>
+      </w:r>
+    </w:p>
+    <w:p>
+      <w:r>
+        <w:t>“I need to go to France and the United States</w:t>
+      </w:r>
+      <w:r>
+        <w:t xml:space="preserve"> and sleep in their places of power</w:t>
+      </w:r>
+      <w:r>
+        <w:t>,” Luke replied. “</w:t>
+      </w:r>
+      <w:r>
+        <w:t>By th</w:t>
+      </w:r>
+      <w:r>
+        <w:t>e way,</w:t>
+      </w:r>
+      <w:r>
+        <w:t xml:space="preserve"> is </w:t>
+      </w:r>
+      <w:r>
+        <w:t xml:space="preserve">this </w:t>
+      </w:r>
+      <w:r>
+        <w:t>Switzerland’s center of power?”</w:t>
+      </w:r>
+    </w:p>
+    <w:p>
+      <w:r>
+        <w:t xml:space="preserve">“No,” </w:t>
       </w:r>
       <w:r>
         <w:t>James</w:t>
       </w:r>
       <w:r>
-        <w:t xml:space="preserve"> </w:t>
-      </w:r>
-      <w:r>
-        <w:t>exclaimed</w:t>
-      </w:r>
-      <w:r>
-        <w:t xml:space="preserve"> in astonishment</w:t>
-      </w:r>
-      <w:r>
-        <w:t xml:space="preserve">. “How did you </w:t>
-      </w:r>
-      <w:r>
-        <w:t>know</w:t>
-      </w:r>
-      <w:r>
-        <w:t xml:space="preserve"> that?”</w:t>
-      </w:r>
-    </w:p>
-    <w:p>
-      <w:r>
-        <w:t>“I spent all night reading the book you lent me</w:t>
-      </w:r>
-      <w:r>
-        <w:t>,</w:t>
-      </w:r>
-      <w:r>
-        <w:t xml:space="preserve"> majesty</w:t>
-      </w:r>
-      <w:r>
-        <w:t xml:space="preserve">. Anyone who has read that book would know,” Luke </w:t>
-      </w:r>
-      <w:r>
-        <w:t>explained</w:t>
-      </w:r>
-      <w:r>
-        <w:t>.</w:t>
-      </w:r>
-    </w:p>
-    <w:p>
-      <w:r>
-        <w:t>“But that book has thousands of pages,” Donna objected.</w:t>
-      </w:r>
-    </w:p>
-    <w:p>
-      <w:r>
-        <w:t>“</w:t>
-      </w:r>
-      <w:r>
-        <w:t xml:space="preserve">3842 pages describing the 108 families and </w:t>
-      </w:r>
-      <w:r>
-        <w:t xml:space="preserve">3287 </w:t>
-      </w:r>
-      <w:r>
-        <w:t xml:space="preserve">known </w:t>
-      </w:r>
-      <w:r>
-        <w:t>types</w:t>
-      </w:r>
-      <w:r>
-        <w:t>,” Luke said</w:t>
-      </w:r>
-      <w:r>
-        <w:t xml:space="preserve"> with a yawn</w:t>
-      </w:r>
-      <w:r>
-        <w:t>. “</w:t>
-      </w:r>
-      <w:r>
-        <w:t>There were plenty of pictures and it was easy read</w:t>
-      </w:r>
-      <w:r>
-        <w:t>ing</w:t>
-      </w:r>
-      <w:r>
-        <w:t>.</w:t>
-      </w:r>
-      <w:r>
-        <w:t xml:space="preserve"> </w:t>
-      </w:r>
-      <w:r>
-        <w:t>I</w:t>
-      </w:r>
-      <w:r>
-        <w:t>t only took eleven hours. Oh man I’m feeling sleepy. My mum always scolds me for pulling all-nighters.”</w:t>
-      </w:r>
-    </w:p>
-    <w:p>
-      <w:r>
-        <w:t xml:space="preserve">Luke and Annie sat back down and </w:t>
-      </w:r>
-      <w:r>
-        <w:t>ate</w:t>
-      </w:r>
-      <w:r>
-        <w:t>.</w:t>
-      </w:r>
-    </w:p>
-    <w:p>
-      <w:r>
-        <w:t>“Just what are you?” Rosie asked</w:t>
-      </w:r>
-      <w:r>
-        <w:t xml:space="preserve"> in amazement</w:t>
-      </w:r>
-      <w:r>
-        <w:t>.</w:t>
-      </w:r>
-    </w:p>
-    <w:p>
-      <w:r>
-        <w:t>“I’m just a guy who likes reading,” Luke replied</w:t>
-      </w:r>
-      <w:r>
-        <w:t xml:space="preserve"> between mouthfuls</w:t>
-      </w:r>
-      <w:r>
-        <w:t xml:space="preserve">. “What is this thing I’m eating? It’s </w:t>
-      </w:r>
-      <w:r>
-        <w:t>yummy</w:t>
-      </w:r>
-      <w:r>
-        <w:t>.”</w:t>
-      </w:r>
-    </w:p>
-    <w:p>
-      <w:r>
-        <w:t>Felix laughed. “That’s my baby brother.”</w:t>
-      </w:r>
-    </w:p>
-    <w:p>
-      <w:r>
-        <w:t>Everyone ate in silence</w:t>
-      </w:r>
-      <w:r>
-        <w:t>.</w:t>
-      </w:r>
-    </w:p>
-    <w:p>
-      <w:r>
-        <w:t>“Do you have any plans Luke?” Donna asked.</w:t>
-      </w:r>
-    </w:p>
-    <w:p>
-      <w:r>
-        <w:t>“I need to go to France and the United States</w:t>
-      </w:r>
-      <w:r>
-        <w:t xml:space="preserve"> and sleep in their places of power</w:t>
-      </w:r>
-      <w:r>
-        <w:t>,” Luke replied. “</w:t>
-      </w:r>
-      <w:r>
-        <w:t>By th</w:t>
-      </w:r>
-      <w:r>
-        <w:t>e way,</w:t>
-      </w:r>
-      <w:r>
-        <w:t xml:space="preserve"> is </w:t>
-      </w:r>
-      <w:r>
-        <w:t xml:space="preserve">this </w:t>
-      </w:r>
-      <w:r>
-        <w:t>Switzerland’s center of power?”</w:t>
-      </w:r>
-    </w:p>
-    <w:p>
-      <w:r>
-        <w:t xml:space="preserve">“No,” </w:t>
-      </w:r>
-      <w:r>
-        <w:t>James</w:t>
-      </w:r>
-      <w:r>
         <w:t xml:space="preserve"> said. “That’s below. You need to stay in one of Geneva’s hotels the night.”</w:t>
       </w:r>
     </w:p>
     <w:p>
       <w:r>
-        <w:lastRenderedPageBreak/>
         <w:t>“</w:t>
       </w:r>
       <w:r>
@@ -16752,6 +17028,7 @@
     </w:p>
     <w:p>
       <w:r>
+        <w:lastRenderedPageBreak/>
         <w:t>“No I’m not,” Luke said angrily.</w:t>
       </w:r>
     </w:p>
@@ -16803,211 +17080,207 @@
     </w:p>
     <w:p>
       <w:r>
+        <w:t xml:space="preserve">“I bet you drove your parents crazy, always wandering off somewhere,” Donna </w:t>
+      </w:r>
+      <w:r>
+        <w:t>commented</w:t>
+      </w:r>
+      <w:r>
+        <w:t>.</w:t>
+      </w:r>
+    </w:p>
+    <w:p>
+      <w:r>
+        <w:t>“H-how do you know?” Luke asked in surprise.</w:t>
+      </w:r>
+      <w:r>
+        <w:t xml:space="preserve"> </w:t>
+      </w:r>
+    </w:p>
+    <w:p>
+      <w:r>
+        <w:t>“Because you are a cat,” Donna replied.</w:t>
+      </w:r>
+      <w:r>
+        <w:t xml:space="preserve"> “Cats love prowling.”</w:t>
+      </w:r>
+    </w:p>
+    <w:p>
+      <w:r>
+        <w:t xml:space="preserve">“Luke, here’s some trivia for you,” </w:t>
+      </w:r>
+      <w:r>
+        <w:t>James</w:t>
+      </w:r>
+      <w:r>
+        <w:t xml:space="preserve"> said with a smile. “The places humans have fo</w:t>
+      </w:r>
+      <w:r>
+        <w:t>u</w:t>
+      </w:r>
+      <w:r>
+        <w:t xml:space="preserve">nd are less than one percent of what’s present. </w:t>
+      </w:r>
+      <w:r>
+        <w:t xml:space="preserve">All the most incredible </w:t>
+      </w:r>
+      <w:r>
+        <w:t>places are hidden from humans by an</w:t>
+      </w:r>
+      <w:r>
+        <w:t>c</w:t>
+      </w:r>
+      <w:r>
+        <w:t>ient spells.</w:t>
+      </w:r>
+    </w:p>
+    <w:p>
+      <w:r>
+        <w:t xml:space="preserve">“As an example, this island is </w:t>
+      </w:r>
+      <w:r>
+        <w:t xml:space="preserve">almost two </w:t>
+      </w:r>
+      <w:r>
+        <w:t>mile</w:t>
+      </w:r>
+      <w:r>
+        <w:t>s</w:t>
+      </w:r>
+      <w:r>
+        <w:t xml:space="preserve"> in diameter</w:t>
+      </w:r>
+      <w:r>
+        <w:t xml:space="preserve"> and </w:t>
+      </w:r>
+      <w:r>
+        <w:t xml:space="preserve">both </w:t>
+      </w:r>
+      <w:r>
+        <w:t>it</w:t>
+      </w:r>
+      <w:r>
+        <w:t xml:space="preserve"> </w:t>
+      </w:r>
+      <w:r>
+        <w:t>and th</w:t>
+      </w:r>
+      <w:r>
+        <w:t>is</w:t>
+      </w:r>
+      <w:r>
+        <w:t xml:space="preserve"> city are</w:t>
+      </w:r>
+      <w:r>
+        <w:t xml:space="preserve"> ancient</w:t>
+      </w:r>
+      <w:r>
+        <w:t xml:space="preserve">. </w:t>
+      </w:r>
+      <w:r>
+        <w:t xml:space="preserve">No one knows who built it and it’s filled with </w:t>
+      </w:r>
+      <w:r>
+        <w:t xml:space="preserve">abandoned </w:t>
+      </w:r>
+      <w:r>
+        <w:t>passageways</w:t>
+      </w:r>
+      <w:r>
+        <w:t xml:space="preserve"> and secret chambers</w:t>
+      </w:r>
+      <w:r>
+        <w:t xml:space="preserve"> no one has </w:t>
+      </w:r>
+      <w:r>
+        <w:t>seen in centuries.</w:t>
+      </w:r>
+      <w:r>
+        <w:t>”</w:t>
+      </w:r>
+    </w:p>
+    <w:p>
+      <w:r>
+        <w:t>Eyes sparkling</w:t>
+      </w:r>
+      <w:r>
+        <w:t>,</w:t>
+      </w:r>
+      <w:r>
+        <w:t xml:space="preserve"> both Annie and Luke said in unison, “That’s so cool.”</w:t>
+      </w:r>
+    </w:p>
+    <w:p>
+      <w:r>
+        <w:t>“</w:t>
+      </w:r>
+      <w:r>
+        <w:t xml:space="preserve">I see you’re no longer feeling sleepy,” </w:t>
+      </w:r>
+      <w:r>
+        <w:t>James</w:t>
+      </w:r>
+      <w:r>
+        <w:t xml:space="preserve"> said with a chuckle. “</w:t>
+      </w:r>
+      <w:r>
+        <w:t xml:space="preserve">Now if you’ll excuse me, I have to go to work. I have an appointment with a bunch of diplomats.” </w:t>
+      </w:r>
+      <w:r>
+        <w:t>James</w:t>
+      </w:r>
+      <w:r>
+        <w:t xml:space="preserve"> bowed and exited while his kids and the others waved bye.</w:t>
+      </w:r>
+    </w:p>
+    <w:p>
+      <w:r>
+        <w:t>“I think I died and went to heaven,” Luke said excitedly. “I know I have. Can I go exploring?”</w:t>
+      </w:r>
+    </w:p>
+    <w:p>
+      <w:r>
         <w:lastRenderedPageBreak/>
-        <w:t xml:space="preserve">“I bet you drove your parents crazy, always wandering off somewhere,” Donna </w:t>
-      </w:r>
-      <w:r>
-        <w:t>commented</w:t>
+        <w:t>“You’ll get lost,” Donna said worriedly.</w:t>
+      </w:r>
+    </w:p>
+    <w:p>
+      <w:r>
+        <w:t>“Don’t worry majesty,” Luke assured. “It’s true I never know where I’m going, but I always know where I came from.”</w:t>
+      </w:r>
+    </w:p>
+    <w:p>
+      <w:r>
+        <w:t>“What do you mean?” Millie asked.</w:t>
+      </w:r>
+    </w:p>
+    <w:p>
+      <w:r>
+        <w:t>“When it comes to directions I always get lost,” Luke said. “However</w:t>
+      </w:r>
+      <w:r>
+        <w:t>,</w:t>
+      </w:r>
+      <w:r>
+        <w:t xml:space="preserve"> I can always return to a </w:t>
+      </w:r>
+      <w:r>
+        <w:t>destination</w:t>
+      </w:r>
+      <w:r>
+        <w:t xml:space="preserve"> I’ve </w:t>
+      </w:r>
+      <w:r>
+        <w:t>memorized</w:t>
       </w:r>
       <w:r>
         <w:t>.</w:t>
       </w:r>
-    </w:p>
-    <w:p>
-      <w:r>
-        <w:t>“H-how do you know?” Luke asked in surprise.</w:t>
-      </w:r>
       <w:r>
         <w:t xml:space="preserve"> </w:t>
       </w:r>
-    </w:p>
-    <w:p>
-      <w:r>
-        <w:t>“Because you are a cat,” Donna replied.</w:t>
-      </w:r>
-      <w:r>
-        <w:t xml:space="preserve"> “Cats love prowling.”</w:t>
-      </w:r>
-    </w:p>
-    <w:p>
-      <w:r>
-        <w:t xml:space="preserve">“Luke, here’s some trivia for you,” </w:t>
-      </w:r>
-      <w:r>
-        <w:t>James</w:t>
-      </w:r>
-      <w:r>
-        <w:t xml:space="preserve"> said with a smile. “The places humans have fo</w:t>
-      </w:r>
-      <w:r>
-        <w:t>u</w:t>
-      </w:r>
-      <w:r>
-        <w:t xml:space="preserve">nd are less than one percent of what’s present. </w:t>
-      </w:r>
-      <w:r>
-        <w:t xml:space="preserve">All the most incredible </w:t>
-      </w:r>
-      <w:r>
-        <w:t>places are hidden from humans by an</w:t>
-      </w:r>
-      <w:r>
-        <w:t>c</w:t>
-      </w:r>
-      <w:r>
-        <w:t>ient spells.</w:t>
-      </w:r>
-    </w:p>
-    <w:p>
-      <w:r>
-        <w:t xml:space="preserve">“As an example, this island is </w:t>
-      </w:r>
-      <w:r>
-        <w:t xml:space="preserve">almost two </w:t>
-      </w:r>
-      <w:r>
-        <w:t>mile</w:t>
-      </w:r>
-      <w:r>
-        <w:t>s</w:t>
-      </w:r>
-      <w:r>
-        <w:t xml:space="preserve"> in diameter</w:t>
-      </w:r>
-      <w:r>
-        <w:t xml:space="preserve"> and </w:t>
-      </w:r>
-      <w:r>
-        <w:t xml:space="preserve">both </w:t>
-      </w:r>
-      <w:r>
-        <w:t>it</w:t>
-      </w:r>
-      <w:r>
-        <w:t xml:space="preserve"> </w:t>
-      </w:r>
-      <w:r>
-        <w:t>and th</w:t>
-      </w:r>
-      <w:r>
-        <w:t>is</w:t>
-      </w:r>
-      <w:r>
-        <w:t xml:space="preserve"> city are</w:t>
-      </w:r>
-      <w:r>
-        <w:t xml:space="preserve"> ancient</w:t>
-      </w:r>
-      <w:r>
-        <w:t xml:space="preserve">. </w:t>
-      </w:r>
-      <w:r>
-        <w:t xml:space="preserve">No one knows who built it and it’s filled with </w:t>
-      </w:r>
-      <w:r>
-        <w:t xml:space="preserve">abandoned </w:t>
-      </w:r>
-      <w:r>
-        <w:t>passageways</w:t>
-      </w:r>
-      <w:r>
-        <w:t xml:space="preserve"> and secret chambers</w:t>
-      </w:r>
-      <w:r>
-        <w:t xml:space="preserve"> no one has </w:t>
-      </w:r>
-      <w:r>
-        <w:t>seen in centuries.</w:t>
-      </w:r>
-      <w:r>
-        <w:t>”</w:t>
-      </w:r>
-    </w:p>
-    <w:p>
-      <w:r>
-        <w:t>Eyes sparkling</w:t>
-      </w:r>
-      <w:r>
-        <w:t>,</w:t>
-      </w:r>
-      <w:r>
-        <w:t xml:space="preserve"> both Annie and Luke said in unison, “That’s so cool.”</w:t>
-      </w:r>
-    </w:p>
-    <w:p>
-      <w:r>
-        <w:t>“</w:t>
-      </w:r>
-      <w:r>
-        <w:t xml:space="preserve">I see you’re no longer feeling sleepy,” </w:t>
-      </w:r>
-      <w:r>
-        <w:t>James</w:t>
-      </w:r>
-      <w:r>
-        <w:t xml:space="preserve"> said with a chuckle. “</w:t>
-      </w:r>
-      <w:r>
-        <w:t xml:space="preserve">Now if you’ll excuse me, I have to go to work. I have an appointment with a bunch of diplomats.” </w:t>
-      </w:r>
-      <w:r>
-        <w:t>James</w:t>
-      </w:r>
-      <w:r>
-        <w:t xml:space="preserve"> bowed and exited while his kids and the others waved bye.</w:t>
-      </w:r>
-    </w:p>
-    <w:p>
-      <w:r>
-        <w:t>“I think I died and went to heaven,” Luke said excitedly. “I know I have. Can I go exploring?”</w:t>
-      </w:r>
-    </w:p>
-    <w:p>
-      <w:r>
-        <w:t>“You’ll get lost,” Donna said worriedly.</w:t>
-      </w:r>
-    </w:p>
-    <w:p>
-      <w:r>
-        <w:t>“Don’t worry majesty,” Luke assured. “It’s true I never know where I’m going, but I always know where I came from.”</w:t>
-      </w:r>
-    </w:p>
-    <w:p>
-      <w:r>
-        <w:t>“What do you mean?” Millie asked.</w:t>
-      </w:r>
-    </w:p>
-    <w:p>
-      <w:r>
-        <w:t>“When it comes to directions I always get lost,” Luke said. “However</w:t>
-      </w:r>
-      <w:r>
-        <w:t>,</w:t>
-      </w:r>
-      <w:r>
-        <w:t xml:space="preserve"> I can always return to a </w:t>
-      </w:r>
-      <w:r>
-        <w:t>destination</w:t>
-      </w:r>
-      <w:r>
-        <w:t xml:space="preserve"> I’ve </w:t>
-      </w:r>
-      <w:r>
-        <w:t>memorized</w:t>
-      </w:r>
-      <w:r>
-        <w:t>.</w:t>
-      </w:r>
-      <w:r>
-        <w:t xml:space="preserve"> </w:t>
-      </w:r>
-      <w:r>
-        <w:t xml:space="preserve">For instance I’ve </w:t>
-      </w:r>
-      <w:r>
-        <w:lastRenderedPageBreak/>
-        <w:t xml:space="preserve">memorized this room, </w:t>
+      <w:r>
+        <w:t xml:space="preserve">For instance I’ve memorized this room, </w:t>
       </w:r>
       <w:r>
         <w:t>s</w:t>
@@ -17143,6 +17416,7 @@
     </w:p>
     <w:p>
       <w:r>
+        <w:lastRenderedPageBreak/>
         <w:t>Millie suggested</w:t>
       </w:r>
       <w:r>
@@ -18200,7 +18474,7 @@
         <w:rPr>
           <w:noProof/>
         </w:rPr>
-        <w:t>34</w:t>
+        <w:t>74</w:t>
       </w:r>
     </w:fldSimple>
   </w:p>
@@ -18219,7 +18493,7 @@
         <w:rPr>
           <w:noProof/>
         </w:rPr>
-        <w:t>35</w:t>
+        <w:t>73</w:t>
       </w:r>
     </w:fldSimple>
   </w:p>
@@ -19608,7 +19882,7 @@
 </file>
 
 <file path=customXml/itemProps1.xml><?xml version="1.0" encoding="utf-8"?>
-<ds:datastoreItem xmlns:ds="http://schemas.openxmlformats.org/officeDocument/2006/customXml" ds:itemID="{EE7ADB28-EDFF-4D0E-AF08-5B7BA1DB604A}">
+<ds:datastoreItem xmlns:ds="http://schemas.openxmlformats.org/officeDocument/2006/customXml" ds:itemID="{757B4C56-EDE6-4184-8A93-3B04E7F3ABE3}">
   <ds:schemaRefs>
     <ds:schemaRef ds:uri="http://schemas.openxmlformats.org/officeDocument/2006/bibliography"/>
   </ds:schemaRefs>

--- a/Books/Stories/ThePrincessAndTheUnknownRoad/Book_ThePrincessAndTheUnknownRoad.docx
+++ b/Books/Stories/ThePrincessAndTheUnknownRoad/Book_ThePrincessAndTheUnknownRoad.docx
@@ -14928,7 +14928,13 @@
     <w:p>
       <w:r>
         <w:lastRenderedPageBreak/>
-        <w:t>“Because I was born a human and the special structures we have look like tumors in a</w:t>
+        <w:t xml:space="preserve">“Because I was born a human and the special structures </w:t>
+      </w:r>
+      <w:r>
+        <w:t>wizards</w:t>
+      </w:r>
+      <w:r>
+        <w:t xml:space="preserve"> have look like tumors in a</w:t>
       </w:r>
       <w:r>
         <w:t xml:space="preserve"> standard</w:t>
@@ -14987,40 +14993,100 @@
         <w:t>James</w:t>
       </w:r>
       <w:r>
-        <w:t xml:space="preserve"> glared at him and he flinched</w:t>
-      </w:r>
-      <w:proofErr w:type="gramStart"/>
+        <w:t xml:space="preserve"> glared at him and he flinched.</w:t>
+      </w:r>
+    </w:p>
+    <w:p>
+      <w:r>
+        <w:t xml:space="preserve">“Moments later I met Felix and Millie,” Luke </w:t>
+      </w:r>
+      <w:r>
+        <w:t>said</w:t>
+      </w:r>
+      <w:r>
+        <w:t>. “They decided to take me under their wings. The next day I saw you on the screen</w:t>
+      </w:r>
+      <w:r>
+        <w:t>s</w:t>
+      </w:r>
+      <w:r>
+        <w:t xml:space="preserve"> and discovered that the gods had selected me to compete in their competition. I completed the first challenge and am now waiting for the second one.</w:t>
+      </w:r>
+    </w:p>
+    <w:p>
+      <w:r>
+        <w:t xml:space="preserve">“I don’t know who hit me with that nano-probe or why I was selected. I don’t even know why </w:t>
+      </w:r>
+      <w:r>
+        <w:t xml:space="preserve">I met </w:t>
+      </w:r>
+      <w:r>
+        <w:t>Annie.</w:t>
+      </w:r>
+      <w:r>
+        <w:t xml:space="preserve"> </w:t>
+      </w:r>
+      <w:r>
+        <w:t xml:space="preserve">Her memories only started when I </w:t>
+      </w:r>
+      <w:r>
+        <w:t xml:space="preserve">accidently </w:t>
+      </w:r>
+      <w:r>
+        <w:t>gave her a name</w:t>
+      </w:r>
+      <w:r>
+        <w:t>.”</w:t>
+      </w:r>
+    </w:p>
+    <w:p>
+      <w:r>
+        <w:t>James</w:t>
+      </w:r>
+      <w:r>
+        <w:t xml:space="preserve"> asked countless questions</w:t>
+      </w:r>
+      <w:r>
+        <w:t xml:space="preserve">, forcing Luke to remember </w:t>
+      </w:r>
+      <w:r>
+        <w:t>forgotten</w:t>
+      </w:r>
+      <w:r>
+        <w:t xml:space="preserve"> details.</w:t>
+      </w:r>
+    </w:p>
+    <w:p>
+      <w:r>
+        <w:t>F</w:t>
+      </w:r>
+      <w:r>
+        <w:t xml:space="preserve">inally </w:t>
+      </w:r>
+      <w:r>
+        <w:t xml:space="preserve">James </w:t>
+      </w:r>
+      <w:r>
+        <w:t>said, “Thank you. At least I know that the nano-probe is safe. The gods selected you for a reason. I’m counting on you to do your best and win this challenge.”</w:t>
+      </w:r>
+    </w:p>
+    <w:p>
+      <w:r>
+        <w:t>“Yes sir,” Luke said</w:t>
+      </w:r>
+      <w:r>
+        <w:t xml:space="preserve"> meekly</w:t>
+      </w:r>
       <w:r>
         <w:t>.</w:t>
       </w:r>
-      <w:r>
-        <w:t>&lt;</w:t>
-      </w:r>
-      <w:proofErr w:type="gramEnd"/>
-      <w:r>
-        <w:t>&gt;</w:t>
-      </w:r>
-    </w:p>
-    <w:p>
-      <w:r>
-        <w:t>“Moments later I met Felix and Millie,” Luke continued. “They decided to take me under their wings. The next day I saw you on the screen and discovered that the gods had selected me to compete in their competition. I completed the first challenge and am now waiting for the second one.</w:t>
-      </w:r>
-    </w:p>
-    <w:p>
-      <w:r>
-        <w:t xml:space="preserve">“I don’t know who hit me with that nano-probe or why I was selected. I don’t even know why </w:t>
-      </w:r>
-      <w:r>
-        <w:t xml:space="preserve">I met </w:t>
-      </w:r>
-      <w:r>
-        <w:t>Annie.</w:t>
-      </w:r>
-      <w:r>
-        <w:t xml:space="preserve"> </w:t>
-      </w:r>
-      <w:r>
-        <w:t>Her memories only started when I gave her a name</w:t>
+    </w:p>
+    <w:p>
+      <w:r>
+        <w:t xml:space="preserve">“Jamzie, do you have anything good to eat here?” Annie asked. “I’m </w:t>
+      </w:r>
+      <w:r>
+        <w:t>starving</w:t>
       </w:r>
       <w:r>
         <w:t>.”</w:t>
@@ -15028,65 +15094,24 @@
     </w:p>
     <w:p>
       <w:r>
-        <w:t>James</w:t>
-      </w:r>
-      <w:r>
-        <w:t xml:space="preserve"> asked countless questions</w:t>
-      </w:r>
-      <w:r>
-        <w:t>, forcing Luke to remember countless details.</w:t>
-      </w:r>
-    </w:p>
-    <w:p>
-      <w:r>
-        <w:t>F</w:t>
-      </w:r>
-      <w:r>
-        <w:t xml:space="preserve">inally </w:t>
-      </w:r>
-      <w:r>
-        <w:t xml:space="preserve">James </w:t>
-      </w:r>
-      <w:r>
-        <w:t>said, “Thank you. At least I know that the nano-probe is safe. The gods selected you for a reason. I’m counting on you to do your best and win this challenge.”</w:t>
-      </w:r>
-    </w:p>
-    <w:p>
-      <w:r>
-        <w:t>“Yes sir,” Luke said</w:t>
-      </w:r>
-      <w:r>
-        <w:t xml:space="preserve"> meekly</w:t>
+        <w:t xml:space="preserve">James looked at </w:t>
+      </w:r>
+      <w:r>
+        <w:t>Annie</w:t>
+      </w:r>
+      <w:r>
+        <w:t xml:space="preserve"> in surprise.</w:t>
+      </w:r>
+    </w:p>
+    <w:p>
+      <w:r>
+        <w:t xml:space="preserve">“Luke’s spirit beast likes to eat people food,” Millie </w:t>
+      </w:r>
+      <w:r>
+        <w:t>said</w:t>
       </w:r>
       <w:r>
         <w:t>.</w:t>
-      </w:r>
-    </w:p>
-    <w:p>
-      <w:r>
-        <w:t xml:space="preserve">“Jamzie, do you have anything good to eat here?” Annie asked. “I’m </w:t>
-      </w:r>
-      <w:r>
-        <w:t>starving</w:t>
-      </w:r>
-      <w:r>
-        <w:t>.”</w:t>
-      </w:r>
-    </w:p>
-    <w:p>
-      <w:r>
-        <w:t xml:space="preserve">James looked at </w:t>
-      </w:r>
-      <w:r>
-        <w:t>Annie</w:t>
-      </w:r>
-      <w:r>
-        <w:t xml:space="preserve"> in surprise.</w:t>
-      </w:r>
-    </w:p>
-    <w:p>
-      <w:r>
-        <w:t>“Luke’s spirit beast likes to eat people food,” Millie explained.</w:t>
       </w:r>
     </w:p>
     <w:p>
@@ -15122,10 +15147,42 @@
     </w:p>
     <w:p>
       <w:r>
-        <w:t>“Okay,” Annie said and they followed James.</w:t>
-      </w:r>
-      <w:r>
-        <w:t xml:space="preserve"> In moments they arrived at </w:t>
+        <w:t>“May I ask what Prince Gregory’s duty is?” Luke asked.</w:t>
+      </w:r>
+    </w:p>
+    <w:p>
+      <w:r>
+        <w:t>“His primary job is protocol director,” James said.</w:t>
+      </w:r>
+    </w:p>
+    <w:p>
+      <w:r>
+        <w:t>Luke laughed. James and the others joined.</w:t>
+      </w:r>
+    </w:p>
+    <w:p>
+      <w:r>
+        <w:t>“I know,” James said. “He can be a little pompous.”</w:t>
+      </w:r>
+    </w:p>
+    <w:p>
+      <w:r>
+        <w:t>“</w:t>
+      </w:r>
+      <w:r>
+        <w:t>Let’s go</w:t>
+      </w:r>
+      <w:r>
+        <w:t>,” Annie said and they followed James.</w:t>
+      </w:r>
+      <w:r>
+        <w:t xml:space="preserve"> </w:t>
+      </w:r>
+      <w:r>
+        <w:t>T</w:t>
+      </w:r>
+      <w:r>
+        <w:t xml:space="preserve">hey arrived at </w:t>
       </w:r>
       <w:r>
         <w:t xml:space="preserve">the emperor’s </w:t>
@@ -15248,6 +15305,7 @@
     </w:p>
     <w:p>
       <w:r>
+        <w:lastRenderedPageBreak/>
         <w:t>“</w:t>
       </w:r>
       <w:r>
@@ -15287,13 +15345,18 @@
     </w:p>
     <w:p>
       <w:r>
-        <w:lastRenderedPageBreak/>
         <w:t>“What’s it like to be a human?” Ben asked again.</w:t>
       </w:r>
     </w:p>
     <w:p>
       <w:r>
-        <w:t>“Being human is boring,” Luke replied. “</w:t>
+        <w:t xml:space="preserve">“Being human is boring,” Luke </w:t>
+      </w:r>
+      <w:r>
+        <w:t>said</w:t>
+      </w:r>
+      <w:r>
+        <w:t>. “</w:t>
       </w:r>
       <w:r>
         <w:t>They don’t have cool spirit beast</w:t>
@@ -15336,7 +15399,13 @@
         <w:t>. I never would have imagined someone like me talking to someone like you</w:t>
       </w:r>
       <w:r>
-        <w:t xml:space="preserve">,” Luke replied. </w:t>
+        <w:t xml:space="preserve">,” Luke </w:t>
+      </w:r>
+      <w:r>
+        <w:t>said</w:t>
+      </w:r>
+      <w:r>
+        <w:t xml:space="preserve">. </w:t>
       </w:r>
       <w:r>
         <w:t>“The world is so much bigger than humans understand. I suspect even wizards don’t understand how big the world is.”</w:t>
@@ -15432,6 +15501,7 @@
     </w:p>
     <w:p>
       <w:r>
+        <w:lastRenderedPageBreak/>
         <w:t>“It’s instantaneous,” Felix said. “</w:t>
       </w:r>
       <w:r>
@@ -15458,7 +15528,13 @@
         <w:t>M</w:t>
       </w:r>
       <w:r>
-        <w:t>ajesty, what is the best magic library in the world?” Luke asked. “I’m a bit of a bookworm,” he explained.</w:t>
+        <w:t xml:space="preserve">ajesty, what is the best magic library in the world?” Luke </w:t>
+      </w:r>
+      <w:r>
+        <w:t>asked. “I’m a bit of a bookworm.</w:t>
+      </w:r>
+      <w:r>
+        <w:t>”</w:t>
       </w:r>
     </w:p>
     <w:p>
@@ -15493,7 +15569,10 @@
         <w:t xml:space="preserve">around </w:t>
       </w:r>
       <w:r>
-        <w:t>two thousand years after Atlantis shattered</w:t>
+        <w:t xml:space="preserve">two thousand years after Atlantis </w:t>
+      </w:r>
+      <w:r>
+        <w:t>sunk</w:t>
       </w:r>
       <w:r>
         <w:t>.”</w:t>
@@ -15501,8 +15580,13 @@
     </w:p>
     <w:p>
       <w:r>
-        <w:lastRenderedPageBreak/>
-        <w:t>“I need to prepare for the next challenge, but I don’t know where to start,” Luke explained. “Felix’s parents said they will get me a tutor.”</w:t>
+        <w:t xml:space="preserve">“I need to prepare for the next challenge, but I don’t know where to start,” Luke </w:t>
+      </w:r>
+      <w:r>
+        <w:t>said</w:t>
+      </w:r>
+      <w:r>
+        <w:t>. “Felix’s parents said they will get me a tutor.”</w:t>
       </w:r>
     </w:p>
     <w:p>
@@ -15572,10 +15656,13 @@
     </w:p>
     <w:p>
       <w:r>
-        <w:t xml:space="preserve">Annie squirmed free and </w:t>
-      </w:r>
-      <w:r>
-        <w:t>asked, “Don’t you want to become…”</w:t>
+        <w:t>Annie squirmed free and</w:t>
+      </w:r>
+      <w:r>
+        <w:t xml:space="preserve"> dashed out of reach.</w:t>
+      </w:r>
+      <w:r>
+        <w:t xml:space="preserve"> “Don’t you want to become…”</w:t>
       </w:r>
     </w:p>
     <w:p>
@@ -15590,7 +15677,8 @@
     </w:p>
     <w:p>
       <w:r>
-        <w:t>James looked back curiously at Luke and then at the others.</w:t>
+        <w:lastRenderedPageBreak/>
+        <w:t>James looked curiously at Luke and then at the others.</w:t>
       </w:r>
     </w:p>
     <w:p>
@@ -15667,7 +15755,6 @@
     </w:p>
     <w:p>
       <w:r>
-        <w:lastRenderedPageBreak/>
         <w:t>“</w:t>
       </w:r>
       <w:r>
@@ -15697,7 +15784,7 @@
     </w:p>
     <w:p>
       <w:r>
-        <w:t>James stared at Luke in surprise. “Are you saying this tournament is to decide the next emperor?”</w:t>
+        <w:t>James stared at Luke. “Are you saying this tournament is to decide the next emperor?”</w:t>
       </w:r>
     </w:p>
     <w:p>
@@ -15716,7 +15803,7 @@
         <w:t>“</w:t>
       </w:r>
       <w:r>
-        <w:t>I’m not qualified to be emperor,” James said simply. “I’m just acting as a proxy until the real one shows up.</w:t>
+        <w:t>I’m not qualified to be emperor,” James said. “I’m just acting as a proxy until the real one shows up.</w:t>
       </w:r>
       <w:r>
         <w:t xml:space="preserve"> This job is too much for me.”</w:t>
@@ -15746,7 +15833,13 @@
     </w:p>
     <w:p>
       <w:r>
-        <w:t>“I don’t know,” James replied. “That depends on the next emperor.”</w:t>
+        <w:t xml:space="preserve">“I don’t know,” James </w:t>
+      </w:r>
+      <w:r>
+        <w:t>said</w:t>
+      </w:r>
+      <w:r>
+        <w:t>. “That depends on the next emperor.”</w:t>
       </w:r>
     </w:p>
     <w:p>
@@ -15756,7 +15849,13 @@
     </w:p>
     <w:p>
       <w:r>
-        <w:t>“The oracle said, ‘Find the consort of the emperor and you shall find the emperor,’” Luke replied.</w:t>
+        <w:t xml:space="preserve">“The oracle said, ‘Find the consort of the emperor and you shall find the emperor,’” Luke </w:t>
+      </w:r>
+      <w:r>
+        <w:t>said</w:t>
+      </w:r>
+      <w:r>
+        <w:t>.</w:t>
       </w:r>
     </w:p>
     <w:p>
@@ -15779,7 +15878,11 @@
         <w:t xml:space="preserve"> </w:t>
       </w:r>
       <w:r>
-        <w:t xml:space="preserve">It can’t be Annie or I since neither of us </w:t>
+        <w:t xml:space="preserve">It can’t be </w:t>
+      </w:r>
+      <w:r>
+        <w:lastRenderedPageBreak/>
+        <w:t xml:space="preserve">Annie or I since neither of us </w:t>
       </w:r>
       <w:r>
         <w:t>is</w:t>
@@ -15826,22 +15929,314 @@
     </w:p>
     <w:p>
       <w:r>
+        <w:t>“What is it?” James asked.</w:t>
+      </w:r>
+    </w:p>
+    <w:p>
+      <w:r>
+        <w:t>“I’m just a commoner,” Luke said</w:t>
+      </w:r>
+      <w:r>
+        <w:t xml:space="preserve"> timidly</w:t>
+      </w:r>
+      <w:r>
+        <w:t>. “Do I have to stay in the places of power in each country?</w:t>
+      </w:r>
+      <w:r>
+        <w:t xml:space="preserve"> It’s scary.</w:t>
+      </w:r>
+      <w:r>
+        <w:t>”</w:t>
+      </w:r>
+    </w:p>
+    <w:p>
+      <w:r>
+        <w:t xml:space="preserve">“I know,” Lisa </w:t>
+      </w:r>
+      <w:r>
+        <w:t>sympathized</w:t>
+      </w:r>
+      <w:r>
+        <w:t>. “That’s why I sleep with my mummy and daddy.”</w:t>
+      </w:r>
+    </w:p>
+    <w:p>
+      <w:r>
+        <w:t xml:space="preserve">“How old are you dear, ten, twelve?” Donna asked. </w:t>
+      </w:r>
+    </w:p>
+    <w:p>
+      <w:r>
+        <w:t>“I’m fifteen,” Luke said defensively. “It’s not my fault I have small bones.”</w:t>
+      </w:r>
+    </w:p>
+    <w:p>
+      <w:r>
+        <w:t xml:space="preserve">“Sorry dear,” Donna </w:t>
+      </w:r>
+      <w:r>
+        <w:t>apologized</w:t>
+      </w:r>
+      <w:r>
+        <w:t>.</w:t>
+      </w:r>
+    </w:p>
+    <w:p>
+      <w:r>
+        <w:t>“What’s wrong with small bones?” Annie asked. “I think small bones are cute. Just look at me.”</w:t>
+      </w:r>
+    </w:p>
+    <w:p>
+      <w:r>
+        <w:t xml:space="preserve">“I think you’re cute,” </w:t>
+      </w:r>
+      <w:r>
+        <w:t xml:space="preserve">Lisa </w:t>
+      </w:r>
+      <w:r>
+        <w:t>agreed</w:t>
+      </w:r>
+      <w:r>
+        <w:t>.</w:t>
+      </w:r>
+    </w:p>
+    <w:p>
+      <w:r>
+        <w:t>“Thank you Lisa,” Annie said. “I think you’re cute too.”</w:t>
+      </w:r>
+    </w:p>
+    <w:p>
+      <w:r>
+        <w:t>“What about Ben and Finn?” Donna asked.</w:t>
+      </w:r>
+    </w:p>
+    <w:p>
+      <w:r>
+        <w:t>“I’m a boy,” Ben protested. “Boys aren’t supposed to be cute.”</w:t>
+      </w:r>
+    </w:p>
+    <w:p>
+      <w:r>
+        <w:t xml:space="preserve">“Don’t worry boys, you haven’t finished growing. You too Luke,” </w:t>
+      </w:r>
+      <w:r>
+        <w:t>Donna</w:t>
+      </w:r>
+      <w:r>
+        <w:t xml:space="preserve"> added. “You’re still a kid.”</w:t>
+      </w:r>
+    </w:p>
+    <w:p>
+      <w:r>
         <w:lastRenderedPageBreak/>
-        <w:t>“What is it?” James asked.</w:t>
-      </w:r>
-    </w:p>
-    <w:p>
-      <w:r>
-        <w:t>“I’m just a commoner,” Luke said</w:t>
-      </w:r>
-      <w:r>
-        <w:t xml:space="preserve"> timidly</w:t>
-      </w:r>
-      <w:r>
-        <w:t>. “Do I have to stay in the places of power in each country?</w:t>
-      </w:r>
-      <w:r>
-        <w:t xml:space="preserve"> It’s scary.</w:t>
+        <w:t>“He thinks he’s a grownup,” Felix said with a chuckle. “He tried to date a nineteen-year-old girl.”</w:t>
+      </w:r>
+    </w:p>
+    <w:p>
+      <w:r>
+        <w:t>“</w:t>
+      </w:r>
+      <w:r>
+        <w:t xml:space="preserve">What’s wrong with that? </w:t>
+      </w:r>
+      <w:r>
+        <w:t>She’s my classmate,” Luke said defensively. “I can’t believe the fate of the world depended on weather I could ask a girl out on a date.”</w:t>
+      </w:r>
+    </w:p>
+    <w:p>
+      <w:r>
+        <w:t>James</w:t>
+      </w:r>
+      <w:r>
+        <w:t xml:space="preserve"> looked curiously at Felix and Felix explained the challenge.</w:t>
+      </w:r>
+      <w:r>
+        <w:t xml:space="preserve"> He then added, “It was funny seeing a little brat asking a nineteen-year-old girl out.”</w:t>
+      </w:r>
+    </w:p>
+    <w:p>
+      <w:r>
+        <w:t>“Hey, you’re supposed to be my friend,” Luke said angrily. “And I’m not a little brat.”</w:t>
+      </w:r>
+    </w:p>
+    <w:p>
+      <w:r>
+        <w:t xml:space="preserve">“I’m your big brother,” Felix </w:t>
+      </w:r>
+      <w:r>
+        <w:t>clarified</w:t>
+      </w:r>
+      <w:r>
+        <w:t>, clearly enjoying himself</w:t>
+      </w:r>
+      <w:r>
+        <w:t>. “That’s what big brothers do. They tease their baby brothers.”</w:t>
+      </w:r>
+    </w:p>
+    <w:p>
+      <w:r>
+        <w:t>“No fair,” Finn complained. “We don’t need big brothers.”</w:t>
+      </w:r>
+    </w:p>
+    <w:p>
+      <w:r>
+        <w:t xml:space="preserve">“But your lives will be so sad and meaningless without us,” Ben </w:t>
+      </w:r>
+      <w:r>
+        <w:t>objected</w:t>
+      </w:r>
+      <w:r>
+        <w:t>.</w:t>
+      </w:r>
+    </w:p>
+    <w:p>
+      <w:r>
+        <w:t>“Mr. Smith, show our guests to their rooms, and then bring them to the</w:t>
+      </w:r>
+      <w:r>
+        <w:t xml:space="preserve"> </w:t>
+      </w:r>
+      <w:r>
+        <w:t>family</w:t>
+      </w:r>
+      <w:r>
+        <w:t xml:space="preserve"> room,” </w:t>
+      </w:r>
+      <w:r>
+        <w:t xml:space="preserve">James </w:t>
+      </w:r>
+      <w:r>
+        <w:t>commanded</w:t>
+      </w:r>
+      <w:r>
+        <w:t>.</w:t>
+      </w:r>
+    </w:p>
+    <w:p>
+      <w:r>
+        <w:t>Luke’s room was large, but not pompous like his Hermitage bedroom.</w:t>
+      </w:r>
+      <w:r>
+        <w:t xml:space="preserve"> The next stop was the royal family room.</w:t>
+      </w:r>
+    </w:p>
+    <w:p>
+      <w:r>
+        <w:t>When everyone was settled down</w:t>
+      </w:r>
+      <w:r>
+        <w:t>, Luke asked, “What decides what kind of spirit beast you summon? Can you summon any kind?”</w:t>
+      </w:r>
+    </w:p>
+    <w:p>
+      <w:r>
+        <w:t>“</w:t>
+      </w:r>
+      <w:r>
+        <w:t>T</w:t>
+      </w:r>
+      <w:r>
+        <w:t xml:space="preserve">he spirit beast reflects the </w:t>
+      </w:r>
+      <w:r>
+        <w:t>wizard’s</w:t>
+      </w:r>
+      <w:r>
+        <w:t xml:space="preserve"> </w:t>
+      </w:r>
+      <w:r>
+        <w:t>spirit</w:t>
+      </w:r>
+      <w:r>
+        <w:t xml:space="preserve">. </w:t>
+      </w:r>
+      <w:r>
+        <w:t>This includes personality and gender identity. You embody the spirit of a cat with your curiosity. Everything I was told about you reflects that.”</w:t>
+      </w:r>
+    </w:p>
+    <w:p>
+      <w:r>
+        <w:t>“But I’m a boy,” Luke objected as his fact turned red.</w:t>
+      </w:r>
+    </w:p>
+    <w:p>
+      <w:r>
+        <w:lastRenderedPageBreak/>
+        <w:t>James shrugged. “</w:t>
+      </w:r>
+      <w:r>
+        <w:t xml:space="preserve">People </w:t>
+      </w:r>
+      <w:r>
+        <w:t xml:space="preserve">can </w:t>
+      </w:r>
+      <w:r>
+        <w:t xml:space="preserve">usually </w:t>
+      </w:r>
+      <w:r>
+        <w:t>guess what kind of spirit they will get. My family and friends were certain I would get a dragon</w:t>
+      </w:r>
+      <w:r>
+        <w:t>.</w:t>
+      </w:r>
+    </w:p>
+    <w:p>
+      <w:r>
+        <w:t>“I was hoping to become a business man or a lawyer, since l like competition. Unfortunately my elder brother took a challenge and never returned.”</w:t>
+      </w:r>
+    </w:p>
+    <w:p>
+      <w:r>
+        <w:t>“Can you have more than one spirit beast?” Luke asked. “Can you fly on your dragon? Do they have special abilities? Will a spirit beast change if the person changes?”</w:t>
+      </w:r>
+    </w:p>
+    <w:p>
+      <w:r>
+        <w:t xml:space="preserve">“Yes, I can ride on Dramond,” </w:t>
+      </w:r>
+      <w:r>
+        <w:t>James</w:t>
+      </w:r>
+      <w:r>
+        <w:t xml:space="preserve"> said. “</w:t>
+      </w:r>
+      <w:r>
+        <w:t xml:space="preserve">Yes, they can have special abilities. </w:t>
+      </w:r>
+      <w:r>
+        <w:t>Yes you can have more than one spirit beast, but it’s not common. A spirit beast grows as a person grows and develops.</w:t>
+      </w:r>
+    </w:p>
+    <w:p>
+      <w:r>
+        <w:t>“They are after all the outer manifestation of who we are.”</w:t>
+      </w:r>
+    </w:p>
+    <w:p>
+      <w:r>
+        <w:t>“There’s steam coming off your head,” Finn said. “Annie is wearing a white towel suit. I think she is having a sauna bath on your head.”</w:t>
+      </w:r>
+    </w:p>
+    <w:p>
+      <w:r>
+        <w:t>Everyone laughed, breaking the tension Luke was feeling.</w:t>
+      </w:r>
+    </w:p>
+    <w:p>
+      <w:r>
+        <w:t xml:space="preserve">“Most unusual,” James said. </w:t>
+      </w:r>
+      <w:r>
+        <w:t>“</w:t>
+      </w:r>
+      <w:r>
+        <w:t>Ben, please get m</w:t>
+      </w:r>
+      <w:r>
+        <w:t>e the big book of Spirit Beasts</w:t>
+      </w:r>
+      <w:r>
+        <w:t>.</w:t>
       </w:r>
       <w:r>
         <w:t>”</w:t>
@@ -15849,31 +16244,25 @@
     </w:p>
     <w:p>
       <w:r>
-        <w:t xml:space="preserve">“I know,” Lisa </w:t>
-      </w:r>
-      <w:r>
-        <w:t>sympathized</w:t>
-      </w:r>
-      <w:r>
-        <w:t>. “That’s why I sleep with my mummy and daddy.”</w:t>
-      </w:r>
-    </w:p>
-    <w:p>
-      <w:r>
-        <w:t xml:space="preserve">“How old are you dear, ten, twelve?” Donna asked. </w:t>
-      </w:r>
-    </w:p>
-    <w:p>
-      <w:r>
-        <w:t>“I’m fifteen,” Luke said defensively. “It’s not my fault I have small bones.”</w:t>
-      </w:r>
-    </w:p>
-    <w:p>
-      <w:r>
-        <w:t xml:space="preserve">“Sorry dear,” Donna </w:t>
-      </w:r>
-      <w:r>
-        <w:t>apologized</w:t>
+        <w:t xml:space="preserve">“Okay dad,” Ben said and left. </w:t>
+      </w:r>
+      <w:r>
+        <w:t xml:space="preserve">He brought back a </w:t>
+      </w:r>
+      <w:r>
+        <w:t xml:space="preserve">coffee table </w:t>
+      </w:r>
+      <w:r>
+        <w:t>book</w:t>
+      </w:r>
+      <w:r>
+        <w:t xml:space="preserve"> that probably weighed </w:t>
+      </w:r>
+      <w:r>
+        <w:t>2</w:t>
+      </w:r>
+      <w:r>
+        <w:t>0 pounds</w:t>
       </w:r>
       <w:r>
         <w:t>.</w:t>
@@ -15881,314 +16270,54 @@
     </w:p>
     <w:p>
       <w:r>
-        <w:t>“What’s wrong with small bones?” Annie asked. “I think small bones are cute. Just look at me.”</w:t>
-      </w:r>
-    </w:p>
-    <w:p>
-      <w:r>
-        <w:t xml:space="preserve">“I think you’re cute,” </w:t>
-      </w:r>
-      <w:r>
-        <w:t xml:space="preserve">Lisa </w:t>
-      </w:r>
-      <w:r>
-        <w:t>agreed</w:t>
-      </w:r>
-      <w:r>
-        <w:t>.</w:t>
-      </w:r>
-    </w:p>
-    <w:p>
-      <w:r>
-        <w:t>“Thank you Lisa,” Annie said. “I think you’re cute too.”</w:t>
-      </w:r>
-    </w:p>
-    <w:p>
-      <w:r>
-        <w:t>“What about Ben and Finn?” Donna asked.</w:t>
-      </w:r>
-    </w:p>
-    <w:p>
-      <w:r>
-        <w:t>“I’m a boy,” Ben protested. “Boys aren’t supposed to be cute.”</w:t>
-      </w:r>
-    </w:p>
-    <w:p>
-      <w:r>
-        <w:t xml:space="preserve">“Don’t worry boys, you haven’t finished growing. You too Luke,” </w:t>
-      </w:r>
-      <w:r>
-        <w:t>Donna</w:t>
-      </w:r>
-      <w:r>
-        <w:t xml:space="preserve"> added. “You’re still a kid.”</w:t>
-      </w:r>
-    </w:p>
-    <w:p>
-      <w:r>
-        <w:t>“He thinks he’s a grownup,” Felix said with a chuckle. “He tried to date a nineteen-year-old girl.”</w:t>
-      </w:r>
-    </w:p>
-    <w:p>
-      <w:r>
-        <w:t>“</w:t>
-      </w:r>
-      <w:r>
-        <w:t xml:space="preserve">What’s wrong with that? </w:t>
-      </w:r>
-      <w:r>
-        <w:t>She’s my classmate,” Luke said defensively. “I can’t believe the fate of the world depended on weather I could ask a girl out on a date.”</w:t>
-      </w:r>
-    </w:p>
-    <w:p>
+        <w:t xml:space="preserve">“Here you go Luke,” </w:t>
+      </w:r>
       <w:r>
         <w:t>James</w:t>
       </w:r>
       <w:r>
-        <w:t xml:space="preserve"> looked curiously at Felix and Felix explained the challenge.</w:t>
-      </w:r>
-      <w:r>
-        <w:t xml:space="preserve"> He then added, “It was funny seeing a little brat asking a nineteen-year-old girl out.”</w:t>
+        <w:t xml:space="preserve"> said. “This book has pictures and descriptions of the thousands of spirit beasts known to exist.”</w:t>
+      </w:r>
+    </w:p>
+    <w:p>
+      <w:r>
+        <w:t xml:space="preserve">“Thanks majesty,” Luke said and opened the book. Annie sat on Luke’s </w:t>
+      </w:r>
+      <w:r>
+        <w:t>shoulder</w:t>
+      </w:r>
+      <w:r>
+        <w:t xml:space="preserve"> </w:t>
+      </w:r>
+      <w:r>
+        <w:t xml:space="preserve">as he </w:t>
+      </w:r>
+      <w:r>
+        <w:t>skimmed through the book.</w:t>
+      </w:r>
+    </w:p>
+    <w:p>
+      <w:r>
+        <w:t>“That’s a funny one,” Annie said and laughed.</w:t>
+      </w:r>
+    </w:p>
+    <w:p>
+      <w:r>
+        <w:t xml:space="preserve">“Not as funny as that one,” Luke said and pointed </w:t>
+      </w:r>
+      <w:r>
+        <w:t xml:space="preserve">excitedly </w:t>
+      </w:r>
+      <w:r>
+        <w:t>at another one. “Hey look, that’s the grim reaper we saw before.</w:t>
+      </w:r>
+      <w:r>
+        <w:t>”</w:t>
       </w:r>
     </w:p>
     <w:p>
       <w:r>
         <w:lastRenderedPageBreak/>
-        <w:t>“Hey, you’re supposed to be my friend,” Luke said angrily. “And I’m not a little brat.”</w:t>
-      </w:r>
-    </w:p>
-    <w:p>
-      <w:r>
-        <w:t xml:space="preserve">“I’m your big brother,” Felix </w:t>
-      </w:r>
-      <w:r>
-        <w:t>clarified</w:t>
-      </w:r>
-      <w:r>
-        <w:t>, clearly enjoying himself</w:t>
-      </w:r>
-      <w:r>
-        <w:t>. “That’s what big brothers do. They tease their baby brothers.”</w:t>
-      </w:r>
-    </w:p>
-    <w:p>
-      <w:r>
-        <w:t>“No fair,” Finn complained. “We don’t need big brothers.”</w:t>
-      </w:r>
-    </w:p>
-    <w:p>
-      <w:r>
-        <w:t xml:space="preserve">“But your lives will be so sad and meaningless without us,” Ben </w:t>
-      </w:r>
-      <w:r>
-        <w:t>objected</w:t>
-      </w:r>
-      <w:r>
-        <w:t>.</w:t>
-      </w:r>
-    </w:p>
-    <w:p>
-      <w:r>
-        <w:t>“Mr. Smith, show our guests to their rooms, and then bring them to the</w:t>
-      </w:r>
-      <w:r>
-        <w:t xml:space="preserve"> </w:t>
-      </w:r>
-      <w:r>
-        <w:t>family</w:t>
-      </w:r>
-      <w:r>
-        <w:t xml:space="preserve"> room,” </w:t>
-      </w:r>
-      <w:r>
-        <w:t xml:space="preserve">James </w:t>
-      </w:r>
-      <w:r>
-        <w:t>commanded</w:t>
-      </w:r>
-      <w:r>
-        <w:t>.</w:t>
-      </w:r>
-    </w:p>
-    <w:p>
-      <w:r>
-        <w:t>Luke’s room was large, but not pompous like his Hermitage bedroom. One stop later brought them to</w:t>
-      </w:r>
-      <w:r>
-        <w:t xml:space="preserve"> the family room.</w:t>
-      </w:r>
-    </w:p>
-    <w:p>
-      <w:r>
-        <w:t>Now that all the fo</w:t>
-      </w:r>
-      <w:r>
-        <w:t>rmalities were over, Luke asked, “What decides what kind of spirit beast you summon? Can you summon any kind?”</w:t>
-      </w:r>
-    </w:p>
-    <w:p>
-      <w:r>
-        <w:t>“</w:t>
-      </w:r>
-      <w:r>
-        <w:t>T</w:t>
-      </w:r>
-      <w:r>
-        <w:t xml:space="preserve">he spirit beast reflects the </w:t>
-      </w:r>
-      <w:r>
-        <w:t>wizard’s</w:t>
-      </w:r>
-      <w:r>
-        <w:t xml:space="preserve"> </w:t>
-      </w:r>
-      <w:r>
-        <w:t>spirit</w:t>
-      </w:r>
-      <w:r>
-        <w:t xml:space="preserve">. </w:t>
-      </w:r>
-      <w:r>
-        <w:t xml:space="preserve">People </w:t>
-      </w:r>
-      <w:r>
-        <w:t xml:space="preserve">can </w:t>
-      </w:r>
-      <w:r>
-        <w:t xml:space="preserve">usually </w:t>
-      </w:r>
-      <w:r>
-        <w:t>guess what kind of spirit they will get. My family and friends were certain I would get a dragon</w:t>
-      </w:r>
-      <w:r>
-        <w:t xml:space="preserve">,” </w:t>
-      </w:r>
-      <w:r>
-        <w:t xml:space="preserve">James </w:t>
-      </w:r>
-      <w:r>
-        <w:t>said.</w:t>
-      </w:r>
-    </w:p>
-    <w:p>
-      <w:r>
-        <w:t>“Can you have more than one spirit beast?” Luke asked. “Can you fly on your dragon? Do they have special abilities? Will a spirit beast change if the person changes?”</w:t>
-      </w:r>
-    </w:p>
-    <w:p>
-      <w:r>
-        <w:t xml:space="preserve">“Yes, I can ride on Dramond,” </w:t>
-      </w:r>
-      <w:r>
-        <w:t>James</w:t>
-      </w:r>
-      <w:r>
-        <w:t xml:space="preserve"> said. “Yes you can have more than one spirit beast, but it’s not common. A spirit beast grows as a person grows and develops.</w:t>
-      </w:r>
-    </w:p>
-    <w:p>
-      <w:r>
-        <w:t>“The spirit beast is quite literally a reflection of the person.”</w:t>
-      </w:r>
-    </w:p>
-    <w:p>
-      <w:r>
-        <w:t>Luke glanced at Annie and pretended he didn’t hear that.</w:t>
-      </w:r>
-    </w:p>
-    <w:p>
-      <w:r>
-        <w:t>“</w:t>
-      </w:r>
-      <w:r>
-        <w:t>Ben, please get m</w:t>
-      </w:r>
-      <w:r>
-        <w:t>e the big book of Spirit Beasts,</w:t>
-      </w:r>
-      <w:r>
-        <w:t>”</w:t>
-      </w:r>
-      <w:r>
-        <w:t xml:space="preserve"> James said.</w:t>
-      </w:r>
-    </w:p>
-    <w:p>
-      <w:r>
-        <w:lastRenderedPageBreak/>
-        <w:t xml:space="preserve">“Okay dad,” Ben said and left. </w:t>
-      </w:r>
-      <w:r>
-        <w:t xml:space="preserve">He brought back a </w:t>
-      </w:r>
-      <w:r>
-        <w:t xml:space="preserve">coffee table </w:t>
-      </w:r>
-      <w:r>
-        <w:t>book</w:t>
-      </w:r>
-      <w:r>
-        <w:t xml:space="preserve"> that probably weighed </w:t>
-      </w:r>
-      <w:r>
-        <w:t>2</w:t>
-      </w:r>
-      <w:r>
-        <w:t>0 pounds</w:t>
-      </w:r>
-      <w:r>
-        <w:t>.</w:t>
-      </w:r>
-    </w:p>
-    <w:p>
-      <w:r>
-        <w:t xml:space="preserve">“Here you go Luke,” </w:t>
-      </w:r>
-      <w:r>
-        <w:t>James</w:t>
-      </w:r>
-      <w:r>
-        <w:t xml:space="preserve"> said. “This book has pictures and descriptions of the thousands of spirit beasts known to exist.”</w:t>
-      </w:r>
-    </w:p>
-    <w:p>
-      <w:r>
-        <w:t xml:space="preserve">“Thanks majesty,” Luke said and opened the book. Annie sat on Luke’s </w:t>
-      </w:r>
-      <w:r>
-        <w:t>shoulder</w:t>
-      </w:r>
-      <w:r>
-        <w:t xml:space="preserve"> </w:t>
-      </w:r>
-      <w:r>
-        <w:t xml:space="preserve">as he </w:t>
-      </w:r>
-      <w:r>
-        <w:t>skimmed through the book.</w:t>
-      </w:r>
-    </w:p>
-    <w:p>
-      <w:r>
-        <w:t>“That’s a funny one,” Annie said and laughed.</w:t>
-      </w:r>
-    </w:p>
-    <w:p>
-      <w:r>
-        <w:t xml:space="preserve">“Not as funny as that one,” Luke said and pointed </w:t>
-      </w:r>
-      <w:r>
-        <w:t xml:space="preserve">excitedly </w:t>
-      </w:r>
-      <w:r>
-        <w:t>at another one. “Hey look, that’s the grim reaper we saw before.</w:t>
-      </w:r>
-      <w:r>
-        <w:t>”</w:t>
-      </w:r>
-    </w:p>
-    <w:p>
-      <w:r>
         <w:t xml:space="preserve">“This guy is a </w:t>
       </w:r>
       <w:r>
@@ -16284,11 +16413,7 @@
         <w:t xml:space="preserve"> Luke asked in surprise. He scanned forward and spotted the entry. “You’re right. It says the master of a cat spirit is always immaculately groomed</w:t>
       </w:r>
       <w:r>
-        <w:t xml:space="preserve">. Hey look. It says that they are so clean that they never even need to go to the toilet. Come to think of it, I haven’t </w:t>
-      </w:r>
-      <w:r>
-        <w:lastRenderedPageBreak/>
-        <w:t xml:space="preserve">gone </w:t>
+        <w:t xml:space="preserve">. Hey look. It says that they are so clean that they never even need to go to the toilet. Come to think of it, I haven’t gone </w:t>
       </w:r>
       <w:r>
         <w:t>since meeting Annie</w:t>
@@ -16319,7 +16444,13 @@
     </w:p>
     <w:p>
       <w:r>
-        <w:t>“Good night everyone,” Luke said. He got up and headed for the room assigned to him. Luke stopped at the washroom and wondered if he needed to brush his teeth. Bowing to a lifetime of motherly scoldings, he brushed his teeth and then changed his clothes.</w:t>
+        <w:t xml:space="preserve">“Good night everyone,” Luke said. He got up and headed for </w:t>
+      </w:r>
+      <w:r>
+        <w:t>his assigned room</w:t>
+      </w:r>
+      <w:r>
+        <w:t>. Luke stopped at the washroom and wondered if he needed to brush his teeth. Bowing to a lifetime of motherly scoldings, he brushed his teeth and then changed his clothes.</w:t>
       </w:r>
     </w:p>
     <w:p>
@@ -16388,6 +16519,7 @@
     </w:p>
     <w:p>
       <w:r>
+        <w:lastRenderedPageBreak/>
         <w:t>James</w:t>
       </w:r>
       <w:r>
@@ -16425,7 +16557,13 @@
         <w:t>please</w:t>
       </w:r>
       <w:r>
-        <w:t>,” Luke replied.</w:t>
+        <w:t xml:space="preserve">,” Luke </w:t>
+      </w:r>
+      <w:r>
+        <w:t>said</w:t>
+      </w:r>
+      <w:r>
+        <w:t>.</w:t>
       </w:r>
       <w:r>
         <w:t xml:space="preserve"> </w:t>
@@ -16471,169 +16609,410 @@
     </w:p>
     <w:p>
       <w:r>
+        <w:t xml:space="preserve">Luke glanced at the woman’s spirit beast and woke up. The </w:t>
+      </w:r>
+      <w:r>
+        <w:t>spirit beast</w:t>
+      </w:r>
+      <w:r>
+        <w:t xml:space="preserve"> was a bird woman creature with intense blue feathers. </w:t>
+      </w:r>
+      <w:r>
+        <w:t xml:space="preserve">Although bird-like, she did have human </w:t>
+      </w:r>
+      <w:r>
+        <w:t>features</w:t>
+      </w:r>
+      <w:r>
+        <w:t>.</w:t>
+      </w:r>
+    </w:p>
+    <w:p>
+      <w:r>
+        <w:t xml:space="preserve">“You have a </w:t>
+      </w:r>
+      <w:r>
+        <w:t>koninklijk</w:t>
+      </w:r>
+      <w:r>
+        <w:t>,” Luke said excitedly. “The book says less than one in a million people can summon them. That’s so cool.”</w:t>
+      </w:r>
+    </w:p>
+    <w:p>
+      <w:r>
+        <w:t xml:space="preserve">“I’m sorry highness but you’re mistaken,” the maid </w:t>
+      </w:r>
+      <w:r>
+        <w:t>denied</w:t>
+      </w:r>
+      <w:r>
+        <w:t>. “</w:t>
+      </w:r>
+      <w:r>
+        <w:t>She</w:t>
+      </w:r>
+      <w:r>
+        <w:t xml:space="preserve"> is just a common </w:t>
+      </w:r>
+      <w:r>
+        <w:t xml:space="preserve">blue jay </w:t>
+      </w:r>
+      <w:r>
+        <w:t>type.”</w:t>
+      </w:r>
+    </w:p>
+    <w:p>
+      <w:r>
+        <w:t xml:space="preserve">“No </w:t>
+      </w:r>
+      <w:r>
+        <w:t>she</w:t>
+      </w:r>
+      <w:r>
+        <w:t xml:space="preserve">’s not,” Luke </w:t>
+      </w:r>
+      <w:r>
+        <w:t>insisted</w:t>
+      </w:r>
+      <w:r>
+        <w:t xml:space="preserve"> and Annie opened the book. She showed it to the woman.</w:t>
+      </w:r>
+    </w:p>
+    <w:p>
+      <w:r>
+        <w:t xml:space="preserve">Luke continued. </w:t>
+      </w:r>
+      <w:r>
+        <w:t xml:space="preserve">“According to the book, </w:t>
+      </w:r>
+      <w:r>
+        <w:t>koninklijk</w:t>
+      </w:r>
+      <w:r>
+        <w:t xml:space="preserve">s are often mistaken for blue jays. However there are distinctive differences. For </w:t>
+      </w:r>
+      <w:r>
         <w:lastRenderedPageBreak/>
-        <w:t xml:space="preserve">Luke glanced at the woman’s spirit beast and woke up. The </w:t>
-      </w:r>
-      <w:r>
-        <w:t>spirit beast</w:t>
-      </w:r>
-      <w:r>
-        <w:t xml:space="preserve"> was a bird woman creature with intense blue feathers. </w:t>
-      </w:r>
-      <w:r>
-        <w:t xml:space="preserve">Although bird-like, she did have human </w:t>
-      </w:r>
-      <w:r>
-        <w:t>features</w:t>
+        <w:t xml:space="preserve">instance, </w:t>
+      </w:r>
+      <w:r>
+        <w:t>koninklijk</w:t>
+      </w:r>
+      <w:r>
+        <w:t xml:space="preserve">s have more vivid colors. </w:t>
+      </w:r>
+      <w:r>
+        <w:t>Also, t</w:t>
+      </w:r>
+      <w:r>
+        <w:t>heir bones are different. See how your friend moves?”</w:t>
+      </w:r>
+    </w:p>
+    <w:p>
+      <w:r>
+        <w:t>Coupling actions to words, Luke demonstrated the differences by moving the creature’s wing. “What’s your friend’s name? What</w:t>
+      </w:r>
+      <w:r>
+        <w:t>’</w:t>
+      </w:r>
+      <w:r>
+        <w:t>s your name?”</w:t>
+      </w:r>
+    </w:p>
+    <w:p>
+      <w:r>
+        <w:t>“Rosie sir,” the woman said</w:t>
+      </w:r>
+      <w:r>
+        <w:t xml:space="preserve"> shyly</w:t>
+      </w:r>
+      <w:r>
+        <w:t>. “My partner’s name is Philly.”</w:t>
+      </w:r>
+    </w:p>
+    <w:p>
+      <w:r>
+        <w:t>“You’ve heard Philly play the flute, haven’t you?” Luke asked. “How do you explain that?”</w:t>
+      </w:r>
+    </w:p>
+    <w:p>
+      <w:r>
+        <w:t>“I’ve never heard Philly play the flute,” Rosie confessed.</w:t>
+      </w:r>
+    </w:p>
+    <w:p>
+      <w:r>
+        <w:t>James</w:t>
+      </w:r>
+      <w:r>
+        <w:t xml:space="preserve"> opened his hand and a flute appeared. He handed the flute to Philly.</w:t>
+      </w:r>
+    </w:p>
+    <w:p>
+      <w:r>
+        <w:t>Philly hesitantly put the flute in her mouth and play</w:t>
+      </w:r>
+      <w:r>
+        <w:t>ed</w:t>
+      </w:r>
+      <w:r>
+        <w:t xml:space="preserve">. The room filled with otherworldly music. </w:t>
+      </w:r>
+      <w:r>
+        <w:t>She abruptly</w:t>
+      </w:r>
+      <w:r>
+        <w:t xml:space="preserve"> stopped. Complete astonishment showed on her face. That was reflected on the faces of everyone in the room.</w:t>
+      </w:r>
+    </w:p>
+    <w:p>
+      <w:r>
+        <w:t xml:space="preserve">Before anyone could say anything, Luke </w:t>
+      </w:r>
+      <w:r>
+        <w:t>urged</w:t>
+      </w:r>
+      <w:r>
+        <w:t>, “</w:t>
+      </w:r>
+      <w:r>
+        <w:t>Why did you stop</w:t>
+      </w:r>
+      <w:r>
+        <w:t>? Continue playing. Rosie, accompany Philly.”</w:t>
+      </w:r>
+    </w:p>
+    <w:p>
+      <w:r>
+        <w:t>“</w:t>
+      </w:r>
+      <w:r>
+        <w:t>I can’t,” Rosie objected. “</w:t>
+      </w:r>
+      <w:r>
+        <w:t>I don’t know how to sing</w:t>
       </w:r>
       <w:r>
         <w:t>.</w:t>
       </w:r>
-    </w:p>
-    <w:p>
-      <w:r>
-        <w:t xml:space="preserve">“You have a </w:t>
-      </w:r>
-      <w:r>
-        <w:t>koninklijk</w:t>
-      </w:r>
-      <w:r>
-        <w:t>,” Luke said excitedly. “The book says less than one in a million people can summon them. That’s so cool.”</w:t>
-      </w:r>
-    </w:p>
-    <w:p>
-      <w:r>
-        <w:t xml:space="preserve">“I’m sorry highness but you’re mistaken,” the maid </w:t>
-      </w:r>
-      <w:r>
-        <w:t>denied</w:t>
+      <w:r>
+        <w:t>”</w:t>
+      </w:r>
+    </w:p>
+    <w:p>
+      <w:r>
+        <w:t>“According to the book, spirit beasts are the outward manifestation of a wizard’s spirit.” Luke paused and then said, “</w:t>
+      </w:r>
+      <w:r>
+        <w:t>That means you too have talent. Now sing.”</w:t>
+      </w:r>
+    </w:p>
+    <w:p>
+      <w:r>
+        <w:t>Philly play</w:t>
+      </w:r>
+      <w:r>
+        <w:t>ed</w:t>
+      </w:r>
+      <w:r>
+        <w:t xml:space="preserve"> and Rosie sang</w:t>
+      </w:r>
+      <w:r>
+        <w:t xml:space="preserve">. This time the room faded away, replaced by images of a jungle scene </w:t>
+      </w:r>
+      <w:r>
+        <w:t>filled with birds.</w:t>
+      </w:r>
+    </w:p>
+    <w:p>
+      <w:r>
+        <w:t>The song ended. The jungle disappeared and all was back to normal.</w:t>
+      </w:r>
+    </w:p>
+    <w:p>
+      <w:r>
+        <w:t>“See, I told you,” Luke said triumphantly.</w:t>
+      </w:r>
+    </w:p>
+    <w:p>
+      <w:r>
+        <w:lastRenderedPageBreak/>
+        <w:t xml:space="preserve">“I thought you knew nothing about spirit beasts,” </w:t>
+      </w:r>
+      <w:r>
+        <w:t>James</w:t>
+      </w:r>
+      <w:r>
+        <w:t xml:space="preserve"> </w:t>
+      </w:r>
+      <w:r>
+        <w:t>exclaimed</w:t>
+      </w:r>
+      <w:r>
+        <w:t xml:space="preserve">. “How did you </w:t>
+      </w:r>
+      <w:r>
+        <w:t>know</w:t>
+      </w:r>
+      <w:r>
+        <w:t xml:space="preserve"> that?”</w:t>
+      </w:r>
+    </w:p>
+    <w:p>
+      <w:r>
+        <w:t>“I spent all night reading the book you lent me</w:t>
+      </w:r>
+      <w:r>
+        <w:t>,</w:t>
+      </w:r>
+      <w:r>
+        <w:t xml:space="preserve"> majesty</w:t>
+      </w:r>
+      <w:r>
+        <w:t xml:space="preserve">. Anyone who has read that book would know,” Luke </w:t>
+      </w:r>
+      <w:r>
+        <w:t>said</w:t>
+      </w:r>
+      <w:r>
+        <w:t>.</w:t>
+      </w:r>
+    </w:p>
+    <w:p>
+      <w:r>
+        <w:t>“But that book has thousands of pages,” Donna objected.</w:t>
+      </w:r>
+    </w:p>
+    <w:p>
+      <w:r>
+        <w:t>“</w:t>
+      </w:r>
+      <w:r>
+        <w:t xml:space="preserve">3842 pages describing the 108 families and </w:t>
+      </w:r>
+      <w:r>
+        <w:t xml:space="preserve">3287 </w:t>
+      </w:r>
+      <w:r>
+        <w:t xml:space="preserve">known </w:t>
+      </w:r>
+      <w:r>
+        <w:t>types</w:t>
+      </w:r>
+      <w:r>
+        <w:t>,” Luke said</w:t>
+      </w:r>
+      <w:r>
+        <w:t xml:space="preserve"> with a yawn</w:t>
       </w:r>
       <w:r>
         <w:t>. “</w:t>
       </w:r>
       <w:r>
-        <w:t>She</w:t>
-      </w:r>
-      <w:r>
-        <w:t xml:space="preserve"> is just a common </w:t>
-      </w:r>
-      <w:r>
-        <w:t xml:space="preserve">blue jay </w:t>
-      </w:r>
-      <w:r>
-        <w:t>type.”</w:t>
-      </w:r>
-    </w:p>
-    <w:p>
-      <w:r>
-        <w:t xml:space="preserve">“No </w:t>
-      </w:r>
-      <w:r>
-        <w:t>she</w:t>
-      </w:r>
-      <w:r>
-        <w:t xml:space="preserve">’s not,” Luke </w:t>
-      </w:r>
-      <w:r>
-        <w:t>insisted</w:t>
-      </w:r>
-      <w:r>
-        <w:t xml:space="preserve"> and Annie opened the book. She showed it to the woman.</w:t>
-      </w:r>
-    </w:p>
-    <w:p>
-      <w:r>
-        <w:t xml:space="preserve">Luke continued. </w:t>
-      </w:r>
-      <w:r>
-        <w:t xml:space="preserve">“According to the book, </w:t>
-      </w:r>
-      <w:r>
-        <w:t>koninklijk</w:t>
-      </w:r>
-      <w:r>
-        <w:t xml:space="preserve">s are often mistaken for blue jays. However there are distinctive differences. For instance, </w:t>
-      </w:r>
-      <w:r>
-        <w:t>koninklijk</w:t>
-      </w:r>
-      <w:r>
-        <w:t xml:space="preserve">s have more vivid colors. </w:t>
-      </w:r>
-      <w:r>
-        <w:t>Also, t</w:t>
-      </w:r>
-      <w:r>
-        <w:t>heir bones are different. See how your friend moves?”</w:t>
-      </w:r>
-    </w:p>
-    <w:p>
-      <w:r>
-        <w:t>Coupling actions to words, Luke demonstrated the differences by moving the creature’s wing. “What’s your friend’s name? What</w:t>
-      </w:r>
-      <w:r>
-        <w:t>’</w:t>
-      </w:r>
-      <w:r>
-        <w:t>s your name?”</w:t>
-      </w:r>
-    </w:p>
-    <w:p>
-      <w:r>
-        <w:t>“Rosie sir,” the woman said</w:t>
-      </w:r>
-      <w:r>
-        <w:t xml:space="preserve"> shyly</w:t>
-      </w:r>
-      <w:r>
-        <w:t>. “My partner’s name is Philly.”</w:t>
-      </w:r>
-    </w:p>
-    <w:p>
-      <w:r>
-        <w:t>“You’ve heard Philly play the flute, haven’t you?” Luke asked. “How do you explain that?”</w:t>
-      </w:r>
-    </w:p>
-    <w:p>
-      <w:r>
-        <w:t>“I’ve never heard Philly play the flute,” Rosie confessed.</w:t>
-      </w:r>
-    </w:p>
-    <w:p>
+        <w:t>There were plenty of pictures and it was easy read</w:t>
+      </w:r>
+      <w:r>
+        <w:t>ing</w:t>
+      </w:r>
+      <w:r>
+        <w:t>.</w:t>
+      </w:r>
+      <w:r>
+        <w:t xml:space="preserve"> </w:t>
+      </w:r>
+      <w:r>
+        <w:t>I</w:t>
+      </w:r>
+      <w:r>
+        <w:t>t only took eleven hours. Oh man I’m feeling sleepy. My mum always scolds me for pulling all-nighters.”</w:t>
+      </w:r>
+    </w:p>
+    <w:p>
+      <w:r>
+        <w:t xml:space="preserve">Luke and Annie sat back down and </w:t>
+      </w:r>
+      <w:r>
+        <w:t>ate</w:t>
+      </w:r>
+      <w:r>
+        <w:t>.</w:t>
+      </w:r>
+    </w:p>
+    <w:p>
+      <w:r>
+        <w:t>Rosie looked at Luke in amazement and asked “Just what are you?”</w:t>
+      </w:r>
+    </w:p>
+    <w:p>
+      <w:r>
+        <w:t>“I’m just a guy who likes reading,” Luke replied</w:t>
+      </w:r>
+      <w:r>
+        <w:t xml:space="preserve"> between mouthfuls</w:t>
+      </w:r>
+      <w:r>
+        <w:t xml:space="preserve">. “What is this thing I’m eating? It’s </w:t>
+      </w:r>
+      <w:r>
+        <w:t>yummy</w:t>
+      </w:r>
+      <w:r>
+        <w:t>.”</w:t>
+      </w:r>
+    </w:p>
+    <w:p>
+      <w:r>
+        <w:t>Felix laughed. “That’s my baby brother.”</w:t>
+      </w:r>
+    </w:p>
+    <w:p>
+      <w:r>
+        <w:t>Everyone ate in silence</w:t>
+      </w:r>
+      <w:r>
+        <w:t>.</w:t>
+      </w:r>
+    </w:p>
+    <w:p>
+      <w:r>
+        <w:t>“Do you have any plans Luke?” Donna asked.</w:t>
+      </w:r>
+    </w:p>
+    <w:p>
+      <w:r>
+        <w:t>“I need to go to France and the United States</w:t>
+      </w:r>
+      <w:r>
+        <w:t xml:space="preserve"> and sleep in their places of power</w:t>
+      </w:r>
+      <w:r>
+        <w:t>,” Luke replied. “</w:t>
+      </w:r>
+      <w:r>
+        <w:t>By th</w:t>
+      </w:r>
+      <w:r>
+        <w:t>e way,</w:t>
+      </w:r>
+      <w:r>
+        <w:t xml:space="preserve"> is </w:t>
+      </w:r>
+      <w:r>
+        <w:t xml:space="preserve">this </w:t>
+      </w:r>
+      <w:r>
+        <w:t>Switzerland’s center of power?”</w:t>
+      </w:r>
+    </w:p>
+    <w:p>
+      <w:r>
+        <w:t xml:space="preserve">“No,” </w:t>
+      </w:r>
       <w:r>
         <w:t>James</w:t>
       </w:r>
       <w:r>
-        <w:t xml:space="preserve"> opened his hand and a flute appeared. He handed the flute to Philly.</w:t>
-      </w:r>
-    </w:p>
-    <w:p>
-      <w:r>
-        <w:t>Philly hesitantly put the flute in her mouth and play</w:t>
-      </w:r>
-      <w:r>
-        <w:t>ed</w:t>
-      </w:r>
-      <w:r>
-        <w:t>. The room filled with otherworldly music. Immediately she stopped. Complete astonishment showed on her face. That was reflected on the faces of everyone else in the room.</w:t>
-      </w:r>
-    </w:p>
-    <w:p>
-      <w:r>
-        <w:lastRenderedPageBreak/>
-        <w:t xml:space="preserve">Before anyone could say anything, Luke </w:t>
-      </w:r>
-      <w:r>
-        <w:t>urged</w:t>
-      </w:r>
-      <w:r>
-        <w:t>, “</w:t>
-      </w:r>
-      <w:r>
-        <w:t>Why did you stop</w:t>
-      </w:r>
-      <w:r>
-        <w:t>? Continue playing. Rosie, accompany Philly.”</w:t>
+        <w:t xml:space="preserve"> said. “That’s below. You need to stay in one of Geneva’s hotels the night.”</w:t>
       </w:r>
     </w:p>
     <w:p>
@@ -16641,350 +17020,117 @@
         <w:t>“</w:t>
       </w:r>
       <w:r>
-        <w:t>I can’t,” Rosie objected. “</w:t>
-      </w:r>
-      <w:r>
-        <w:t>I don’t know how to sing</w:t>
+        <w:t>Oh</w:t>
+      </w:r>
+      <w:r>
+        <w:t xml:space="preserve"> man what a pain,” Luke grumbled. “</w:t>
+      </w:r>
+      <w:r>
+        <w:t>After that, i</w:t>
+      </w:r>
+      <w:r>
+        <w:t xml:space="preserve">f it’s okay with you, I would like to come back here </w:t>
+      </w:r>
+      <w:r>
+        <w:t>to</w:t>
+      </w:r>
+      <w:r>
+        <w:t xml:space="preserve"> </w:t>
+      </w:r>
+      <w:r>
+        <w:t>Camelot</w:t>
+      </w:r>
+      <w:r>
+        <w:t xml:space="preserve">. This is the coolest </w:t>
+      </w:r>
+      <w:r>
+        <w:t>city</w:t>
+      </w:r>
+      <w:r>
+        <w:t xml:space="preserve"> I’ve ever </w:t>
+      </w:r>
+      <w:r>
+        <w:t>seen</w:t>
       </w:r>
       <w:r>
         <w:t>.</w:t>
       </w:r>
       <w:r>
         <w:t>”</w:t>
-      </w:r>
-    </w:p>
-    <w:p>
-      <w:r>
-        <w:t>“According to the book, spirit beasts are the outward manifestation of a wizard’s spirit.” Luke paused and then said, “</w:t>
-      </w:r>
-      <w:r>
-        <w:t>That means you too have talent. Now sing.”</w:t>
-      </w:r>
-    </w:p>
-    <w:p>
-      <w:r>
-        <w:t>Philly play</w:t>
-      </w:r>
-      <w:r>
-        <w:t>ed</w:t>
-      </w:r>
-      <w:r>
-        <w:t xml:space="preserve"> and Rosie sang</w:t>
-      </w:r>
-      <w:r>
-        <w:t xml:space="preserve">. This time the room faded away, replaced by images of a jungle scene </w:t>
-      </w:r>
-      <w:r>
-        <w:t>filled with birds.</w:t>
-      </w:r>
-    </w:p>
-    <w:p>
-      <w:r>
-        <w:t>The song ended. The jungle disappeared and all was back to normal.</w:t>
-      </w:r>
-    </w:p>
-    <w:p>
-      <w:r>
-        <w:t>“See, I told you,” Luke said triumphantly.</w:t>
-      </w:r>
-    </w:p>
-    <w:p>
-      <w:r>
-        <w:t xml:space="preserve">“I thought you knew nothing about spirit beasts,” </w:t>
-      </w:r>
-      <w:r>
-        <w:t>James</w:t>
-      </w:r>
-      <w:r>
-        <w:t xml:space="preserve"> </w:t>
-      </w:r>
-      <w:r>
-        <w:t>exclaimed</w:t>
-      </w:r>
-      <w:r>
-        <w:t xml:space="preserve"> in astonishment</w:t>
-      </w:r>
-      <w:r>
-        <w:t xml:space="preserve">. “How did you </w:t>
-      </w:r>
-      <w:r>
-        <w:t>know</w:t>
-      </w:r>
-      <w:r>
-        <w:t xml:space="preserve"> that?”</w:t>
-      </w:r>
-    </w:p>
-    <w:p>
-      <w:r>
-        <w:t>“I spent all night reading the book you lent me</w:t>
-      </w:r>
-      <w:r>
-        <w:t>,</w:t>
-      </w:r>
-      <w:r>
-        <w:t xml:space="preserve"> majesty</w:t>
-      </w:r>
-      <w:r>
-        <w:t xml:space="preserve">. Anyone who has read that book would know,” Luke </w:t>
-      </w:r>
-      <w:r>
-        <w:t>explained</w:t>
-      </w:r>
-      <w:r>
-        <w:t>.</w:t>
-      </w:r>
-    </w:p>
-    <w:p>
-      <w:r>
-        <w:t>“But that book has thousands of pages,” Donna objected.</w:t>
-      </w:r>
-    </w:p>
-    <w:p>
-      <w:r>
-        <w:t>“</w:t>
-      </w:r>
-      <w:r>
-        <w:t xml:space="preserve">3842 pages describing the 108 families and </w:t>
-      </w:r>
-      <w:r>
-        <w:t xml:space="preserve">3287 </w:t>
-      </w:r>
-      <w:r>
-        <w:t xml:space="preserve">known </w:t>
-      </w:r>
-      <w:r>
-        <w:t>types</w:t>
-      </w:r>
-      <w:r>
-        <w:t>,” Luke said</w:t>
-      </w:r>
-      <w:r>
-        <w:t xml:space="preserve"> with a yawn</w:t>
-      </w:r>
-      <w:r>
-        <w:t>. “</w:t>
-      </w:r>
-      <w:r>
-        <w:t>There were plenty of pictures and it was easy read</w:t>
-      </w:r>
-      <w:r>
-        <w:t>ing</w:t>
-      </w:r>
-      <w:r>
-        <w:t>.</w:t>
-      </w:r>
-      <w:r>
-        <w:t xml:space="preserve"> </w:t>
-      </w:r>
-      <w:r>
-        <w:t>I</w:t>
-      </w:r>
-      <w:r>
-        <w:t>t only took eleven hours. Oh man I’m feeling sleepy. My mum always scolds me for pulling all-nighters.”</w:t>
-      </w:r>
-    </w:p>
-    <w:p>
-      <w:r>
-        <w:t xml:space="preserve">Luke and Annie sat back down and </w:t>
-      </w:r>
-      <w:r>
-        <w:t>ate</w:t>
-      </w:r>
-      <w:r>
-        <w:t>.</w:t>
-      </w:r>
-    </w:p>
-    <w:p>
-      <w:r>
-        <w:t>“Just what are you?” Rosie asked</w:t>
-      </w:r>
-      <w:r>
-        <w:t xml:space="preserve"> in amazement</w:t>
-      </w:r>
-      <w:r>
-        <w:t>.</w:t>
-      </w:r>
-    </w:p>
-    <w:p>
-      <w:r>
-        <w:t>“I’m just a guy who likes reading,” Luke replied</w:t>
-      </w:r>
-      <w:r>
-        <w:t xml:space="preserve"> between mouthfuls</w:t>
-      </w:r>
-      <w:r>
-        <w:t xml:space="preserve">. “What is this thing I’m eating? It’s </w:t>
-      </w:r>
-      <w:r>
-        <w:t>yummy</w:t>
-      </w:r>
-      <w:r>
-        <w:t>.”</w:t>
-      </w:r>
-    </w:p>
-    <w:p>
-      <w:r>
-        <w:t>Felix laughed. “That’s my baby brother.”</w:t>
-      </w:r>
-    </w:p>
-    <w:p>
-      <w:r>
-        <w:t>Everyone ate in silence</w:t>
-      </w:r>
-      <w:r>
-        <w:t>.</w:t>
-      </w:r>
-    </w:p>
-    <w:p>
-      <w:r>
-        <w:lastRenderedPageBreak/>
-        <w:t>“Do you have any plans Luke?” Donna asked.</w:t>
-      </w:r>
-    </w:p>
-    <w:p>
-      <w:r>
-        <w:t>“I need to go to France and the United States</w:t>
-      </w:r>
-      <w:r>
-        <w:t xml:space="preserve"> and sleep in their places of power</w:t>
-      </w:r>
-      <w:r>
-        <w:t>,” Luke replied. “</w:t>
-      </w:r>
-      <w:r>
-        <w:t>By th</w:t>
-      </w:r>
-      <w:r>
-        <w:t>e way,</w:t>
-      </w:r>
-      <w:r>
-        <w:t xml:space="preserve"> is </w:t>
-      </w:r>
-      <w:r>
-        <w:t xml:space="preserve">this </w:t>
-      </w:r>
-      <w:r>
-        <w:t>Switzerland’s center of power?”</w:t>
-      </w:r>
-    </w:p>
-    <w:p>
-      <w:r>
-        <w:t xml:space="preserve">“No,” </w:t>
-      </w:r>
-      <w:r>
-        <w:t>James</w:t>
-      </w:r>
-      <w:r>
-        <w:t xml:space="preserve"> said. “That’s below. You need to stay in one of Geneva’s hotels the night.”</w:t>
-      </w:r>
-    </w:p>
-    <w:p>
-      <w:r>
-        <w:t>“</w:t>
-      </w:r>
-      <w:r>
-        <w:t>Oh</w:t>
-      </w:r>
-      <w:r>
-        <w:t xml:space="preserve"> man what a pain,” Luke grumbled. “</w:t>
-      </w:r>
-      <w:r>
-        <w:t>After that, i</w:t>
-      </w:r>
-      <w:r>
-        <w:t xml:space="preserve">f it’s okay with you, I would like to come back here </w:t>
-      </w:r>
-      <w:r>
-        <w:t>to</w:t>
-      </w:r>
-      <w:r>
-        <w:t xml:space="preserve"> </w:t>
-      </w:r>
-      <w:r>
-        <w:t>Camelot</w:t>
-      </w:r>
-      <w:r>
-        <w:t xml:space="preserve">. This is the coolest </w:t>
-      </w:r>
-      <w:r>
-        <w:t>city</w:t>
-      </w:r>
-      <w:r>
-        <w:t xml:space="preserve"> I’ve ever </w:t>
-      </w:r>
-      <w:r>
-        <w:t>seen</w:t>
-      </w:r>
-      <w:r>
-        <w:t>.</w:t>
-      </w:r>
-      <w:r>
-        <w:t>”</w:t>
-      </w:r>
-    </w:p>
-    <w:p>
-      <w:r>
-        <w:t>“What about the Hermitage?” Felix asked.</w:t>
       </w:r>
     </w:p>
     <w:p>
       <w:pPr>
         <w:rPr>
-          <w:rFonts w:asciiTheme="majorHAnsi" w:hAnsiTheme="majorHAnsi"/>
+          <w:rFonts w:asciiTheme="minorHAnsi" w:hAnsiTheme="minorHAnsi" w:cstheme="minorHAnsi"/>
         </w:rPr>
       </w:pPr>
       <w:r>
         <w:rPr>
-          <w:rFonts w:asciiTheme="majorHAnsi" w:hAnsiTheme="majorHAnsi"/>
+          <w:rFonts w:asciiTheme="minorHAnsi" w:hAnsiTheme="minorHAnsi" w:cstheme="minorHAnsi"/>
         </w:rPr>
+        <w:t>“What about the Hermitage?” Felix asked.</w:t>
+      </w:r>
+    </w:p>
+    <w:p>
+      <w:pPr>
+        <w:rPr>
+          <w:rFonts w:asciiTheme="minorHAnsi" w:hAnsiTheme="minorHAnsi" w:cstheme="minorHAnsi"/>
+        </w:rPr>
+      </w:pPr>
+      <w:r>
+        <w:rPr>
+          <w:rFonts w:asciiTheme="minorHAnsi" w:hAnsiTheme="minorHAnsi" w:cstheme="minorHAnsi"/>
+        </w:rPr>
+        <w:lastRenderedPageBreak/>
         <w:t>“</w:t>
       </w:r>
       <w:r>
         <w:rPr>
-          <w:rFonts w:asciiTheme="majorHAnsi" w:hAnsiTheme="majorHAnsi"/>
+          <w:rFonts w:asciiTheme="minorHAnsi" w:hAnsiTheme="minorHAnsi" w:cstheme="minorHAnsi"/>
         </w:rPr>
         <w:t>No offense but t</w:t>
       </w:r>
       <w:r>
         <w:rPr>
-          <w:rFonts w:asciiTheme="majorHAnsi" w:hAnsiTheme="majorHAnsi"/>
+          <w:rFonts w:asciiTheme="minorHAnsi" w:hAnsiTheme="minorHAnsi" w:cstheme="minorHAnsi"/>
         </w:rPr>
         <w:t>hat’s just a bunch of square boxes filled with expensive stuff</w:t>
       </w:r>
       <w:r>
         <w:rPr>
-          <w:rFonts w:asciiTheme="majorHAnsi" w:hAnsiTheme="majorHAnsi"/>
+          <w:rFonts w:asciiTheme="minorHAnsi" w:hAnsiTheme="minorHAnsi" w:cstheme="minorHAnsi"/>
         </w:rPr>
-        <w:t xml:space="preserve">. Now </w:t>
+        <w:t>. Now Neuschwanstein Castle in Germany is cool</w:t>
       </w:r>
       <w:r>
         <w:rPr>
-          <w:rFonts w:asciiTheme="majorHAnsi" w:hAnsiTheme="majorHAnsi" w:cs="Arial"/>
-        </w:rPr>
-        <w:t>Neuschwanstein Castle in Germany is cool</w:t>
-      </w:r>
-      <w:r>
-        <w:rPr>
-          <w:rFonts w:asciiTheme="majorHAnsi" w:hAnsiTheme="majorHAnsi" w:cs="Arial"/>
+          <w:rFonts w:asciiTheme="minorHAnsi" w:hAnsiTheme="minorHAnsi" w:cstheme="minorHAnsi"/>
         </w:rPr>
         <w:t>. There’s even a secret scary room that the mad king built</w:t>
       </w:r>
       <w:r>
         <w:rPr>
-          <w:rFonts w:asciiTheme="majorHAnsi" w:hAnsiTheme="majorHAnsi" w:cs="Arial"/>
+          <w:rFonts w:asciiTheme="minorHAnsi" w:hAnsiTheme="minorHAnsi" w:cstheme="minorHAnsi"/>
         </w:rPr>
         <w:t>,” Luke said with authority. “</w:t>
       </w:r>
       <w:r>
         <w:rPr>
-          <w:rFonts w:asciiTheme="majorHAnsi" w:hAnsiTheme="majorHAnsi"/>
+          <w:rFonts w:asciiTheme="minorHAnsi" w:hAnsiTheme="minorHAnsi" w:cstheme="minorHAnsi"/>
         </w:rPr>
         <w:t>Have you ever seen shows such as Bizarre Homes? They show tree houses, houses shaped like flying saucers, and pirate ships.</w:t>
       </w:r>
     </w:p>
     <w:p>
       <w:r>
-        <w:t>“There’s even this house this woman built to appease the spirits. She was forced to build forever. As a result the place has staircases that go nowhere, fake doors, and doors with no floors on the other side. You just step through and fall twenty feet down.”</w:t>
+        <w:rPr>
+          <w:rFonts w:asciiTheme="minorHAnsi" w:hAnsiTheme="minorHAnsi" w:cstheme="minorHAnsi"/>
+        </w:rPr>
+        <w:t>“There’s even this house this woman built to appease the spirits. She was forced to build forever. As a result the place has staircases that go nowhere, fake doors, and doors with no floors on the other side.</w:t>
+      </w:r>
+      <w:r>
+        <w:t xml:space="preserve"> You just step through and fall twenty feet down.”</w:t>
       </w:r>
     </w:p>
     <w:p>
@@ -17028,7 +17174,6 @@
     </w:p>
     <w:p>
       <w:r>
-        <w:lastRenderedPageBreak/>
         <w:t>“No I’m not,” Luke said angrily.</w:t>
       </w:r>
     </w:p>
@@ -17083,7 +17228,7 @@
         <w:t xml:space="preserve">“I bet you drove your parents crazy, always wandering off somewhere,” Donna </w:t>
       </w:r>
       <w:r>
-        <w:t>commented</w:t>
+        <w:t>said</w:t>
       </w:r>
       <w:r>
         <w:t>.</w:t>
@@ -17091,109 +17236,217 @@
     </w:p>
     <w:p>
       <w:r>
-        <w:t>“H-how do you know?” Luke asked in surprise.</w:t>
+        <w:t xml:space="preserve">Surprised, Luke asked, </w:t>
+      </w:r>
+      <w:r>
+        <w:t>“H-how do you know?”</w:t>
+      </w:r>
+    </w:p>
+    <w:p>
+      <w:r>
+        <w:lastRenderedPageBreak/>
+        <w:t xml:space="preserve">“Because you are a cat,” Donna </w:t>
+      </w:r>
+      <w:r>
+        <w:t>said</w:t>
+      </w:r>
+      <w:r>
+        <w:t>.</w:t>
+      </w:r>
+      <w:r>
+        <w:t xml:space="preserve"> “Cats love prowling.”</w:t>
+      </w:r>
+    </w:p>
+    <w:p>
+      <w:r>
+        <w:t xml:space="preserve">“Luke, here’s some trivia for you,” </w:t>
+      </w:r>
+      <w:r>
+        <w:t>James</w:t>
+      </w:r>
+      <w:r>
+        <w:t xml:space="preserve"> said with a smile. “The places humans have fo</w:t>
+      </w:r>
+      <w:r>
+        <w:t>u</w:t>
+      </w:r>
+      <w:r>
+        <w:t xml:space="preserve">nd are less than one percent of what’s present. </w:t>
+      </w:r>
+      <w:r>
+        <w:t xml:space="preserve">All the most incredible </w:t>
+      </w:r>
+      <w:r>
+        <w:t>places are hidden from humans by an</w:t>
+      </w:r>
+      <w:r>
+        <w:t>c</w:t>
+      </w:r>
+      <w:r>
+        <w:t>ient spells.</w:t>
+      </w:r>
+    </w:p>
+    <w:p>
+      <w:r>
+        <w:t xml:space="preserve">“As an example, this island is </w:t>
+      </w:r>
+      <w:r>
+        <w:t xml:space="preserve">almost two </w:t>
+      </w:r>
+      <w:r>
+        <w:t>mile</w:t>
+      </w:r>
+      <w:r>
+        <w:t>s</w:t>
+      </w:r>
+      <w:r>
+        <w:t xml:space="preserve"> in diameter</w:t>
+      </w:r>
+      <w:r>
+        <w:t xml:space="preserve"> and </w:t>
+      </w:r>
+      <w:r>
+        <w:t xml:space="preserve">both </w:t>
+      </w:r>
+      <w:r>
+        <w:t>it</w:t>
       </w:r>
       <w:r>
         <w:t xml:space="preserve"> </w:t>
       </w:r>
-    </w:p>
-    <w:p>
-      <w:r>
-        <w:t>“Because you are a cat,” Donna replied.</w:t>
-      </w:r>
-      <w:r>
-        <w:t xml:space="preserve"> “Cats love prowling.”</w:t>
-      </w:r>
-    </w:p>
-    <w:p>
-      <w:r>
-        <w:t xml:space="preserve">“Luke, here’s some trivia for you,” </w:t>
+      <w:r>
+        <w:t>and th</w:t>
+      </w:r>
+      <w:r>
+        <w:t>is</w:t>
+      </w:r>
+      <w:r>
+        <w:t xml:space="preserve"> city are</w:t>
+      </w:r>
+      <w:r>
+        <w:t xml:space="preserve"> ancient</w:t>
+      </w:r>
+      <w:r>
+        <w:t xml:space="preserve">. </w:t>
+      </w:r>
+      <w:r>
+        <w:t xml:space="preserve">No one knows who built it and it’s filled with </w:t>
+      </w:r>
+      <w:r>
+        <w:t xml:space="preserve">abandoned </w:t>
+      </w:r>
+      <w:r>
+        <w:t>passageways</w:t>
+      </w:r>
+      <w:r>
+        <w:t xml:space="preserve"> and secret chambers</w:t>
+      </w:r>
+      <w:r>
+        <w:t xml:space="preserve"> no one has </w:t>
+      </w:r>
+      <w:r>
+        <w:t>seen in centuries.</w:t>
+      </w:r>
+      <w:r>
+        <w:t>”</w:t>
+      </w:r>
+    </w:p>
+    <w:p>
+      <w:r>
+        <w:t>Eyes sparkling</w:t>
+      </w:r>
+      <w:r>
+        <w:t>,</w:t>
+      </w:r>
+      <w:r>
+        <w:t xml:space="preserve"> both Annie and Luke said in unison, “That’s so cool.”</w:t>
+      </w:r>
+    </w:p>
+    <w:p>
+      <w:r>
+        <w:t>“</w:t>
+      </w:r>
+      <w:r>
+        <w:t xml:space="preserve">I see you’re no longer feeling sleepy,” </w:t>
       </w:r>
       <w:r>
         <w:t>James</w:t>
       </w:r>
       <w:r>
-        <w:t xml:space="preserve"> said with a smile. “The places humans have fo</w:t>
-      </w:r>
-      <w:r>
-        <w:t>u</w:t>
-      </w:r>
-      <w:r>
-        <w:t xml:space="preserve">nd are less than one percent of what’s present. </w:t>
-      </w:r>
-      <w:r>
-        <w:t xml:space="preserve">All the most incredible </w:t>
-      </w:r>
-      <w:r>
-        <w:t>places are hidden from humans by an</w:t>
-      </w:r>
-      <w:r>
-        <w:t>c</w:t>
-      </w:r>
-      <w:r>
-        <w:t>ient spells.</w:t>
-      </w:r>
-    </w:p>
-    <w:p>
-      <w:r>
-        <w:t xml:space="preserve">“As an example, this island is </w:t>
-      </w:r>
-      <w:r>
-        <w:t xml:space="preserve">almost two </w:t>
-      </w:r>
-      <w:r>
-        <w:t>mile</w:t>
+        <w:t xml:space="preserve"> said with a chuckle. “</w:t>
+      </w:r>
+      <w:r>
+        <w:t xml:space="preserve">Now if you’ll excuse me, I have to go to work. I have an appointment with a bunch of diplomats.” </w:t>
+      </w:r>
+      <w:r>
+        <w:t>James</w:t>
+      </w:r>
+      <w:r>
+        <w:t xml:space="preserve"> bowed and exited while his kids and the others waved bye.</w:t>
+      </w:r>
+    </w:p>
+    <w:p>
+      <w:r>
+        <w:t>“I think I died and went to heaven,” Luke said excitedly. “I know I have. Can I go exploring?”</w:t>
+      </w:r>
+    </w:p>
+    <w:p>
+      <w:r>
+        <w:t>“You’ll get lost,” Donna said worriedly.</w:t>
+      </w:r>
+    </w:p>
+    <w:p>
+      <w:r>
+        <w:t>“Don’t worry majesty,” Luke assured. “It’s true I never know where I’m going, but I always know where I came from.”</w:t>
+      </w:r>
+    </w:p>
+    <w:p>
+      <w:r>
+        <w:t>“What do you mean?” Millie asked.</w:t>
+      </w:r>
+    </w:p>
+    <w:p>
+      <w:r>
+        <w:t>“When it comes to directions I always get lost,” Luke said. “However</w:t>
+      </w:r>
+      <w:r>
+        <w:t>,</w:t>
+      </w:r>
+      <w:r>
+        <w:t xml:space="preserve"> I can always return to a </w:t>
+      </w:r>
+      <w:r>
+        <w:t>destination</w:t>
+      </w:r>
+      <w:r>
+        <w:t xml:space="preserve"> I’ve </w:t>
+      </w:r>
+      <w:r>
+        <w:t>memorized</w:t>
+      </w:r>
+      <w:r>
+        <w:t>.</w:t>
+      </w:r>
+      <w:r>
+        <w:t xml:space="preserve"> </w:t>
+      </w:r>
+      <w:r>
+        <w:t xml:space="preserve">For instance I’ve memorized this room, </w:t>
       </w:r>
       <w:r>
         <w:t>s</w:t>
       </w:r>
       <w:r>
-        <w:t xml:space="preserve"> in diameter</w:t>
-      </w:r>
-      <w:r>
-        <w:t xml:space="preserve"> and </w:t>
-      </w:r>
-      <w:r>
-        <w:t xml:space="preserve">both </w:t>
-      </w:r>
-      <w:r>
-        <w:t>it</w:t>
-      </w:r>
-      <w:r>
-        <w:t xml:space="preserve"> </w:t>
-      </w:r>
-      <w:r>
-        <w:t>and th</w:t>
-      </w:r>
-      <w:r>
-        <w:t>is</w:t>
-      </w:r>
-      <w:r>
-        <w:t xml:space="preserve"> city are</w:t>
-      </w:r>
-      <w:r>
-        <w:t xml:space="preserve"> ancient</w:t>
+        <w:t>o I can return here</w:t>
+      </w:r>
+      <w:r>
+        <w:t xml:space="preserve"> whenever I want to</w:t>
       </w:r>
       <w:r>
         <w:t xml:space="preserve">. </w:t>
       </w:r>
       <w:r>
-        <w:t xml:space="preserve">No one knows who built it and it’s filled with </w:t>
-      </w:r>
-      <w:r>
-        <w:t xml:space="preserve">abandoned </w:t>
-      </w:r>
-      <w:r>
-        <w:t>passageways</w:t>
-      </w:r>
-      <w:r>
-        <w:t xml:space="preserve"> and secret chambers</w:t>
-      </w:r>
-      <w:r>
-        <w:t xml:space="preserve"> no one has </w:t>
-      </w:r>
-      <w:r>
-        <w:t>seen in centuries.</w:t>
+        <w:t>Isn’t that funny?</w:t>
       </w:r>
       <w:r>
         <w:t>”</w:t>
@@ -17201,116 +17454,15 @@
     </w:p>
     <w:p>
       <w:r>
-        <w:t>Eyes sparkling</w:t>
-      </w:r>
-      <w:r>
-        <w:t>,</w:t>
-      </w:r>
-      <w:r>
-        <w:t xml:space="preserve"> both Annie and Luke said in unison, “That’s so cool.”</w:t>
-      </w:r>
-    </w:p>
-    <w:p>
-      <w:r>
-        <w:t>“</w:t>
-      </w:r>
-      <w:r>
-        <w:t xml:space="preserve">I see you’re no longer feeling sleepy,” </w:t>
-      </w:r>
-      <w:r>
-        <w:t>James</w:t>
-      </w:r>
-      <w:r>
-        <w:t xml:space="preserve"> said with a chuckle. “</w:t>
-      </w:r>
-      <w:r>
-        <w:t xml:space="preserve">Now if you’ll excuse me, I have to go to work. I have an appointment with a bunch of diplomats.” </w:t>
-      </w:r>
-      <w:r>
-        <w:t>James</w:t>
-      </w:r>
-      <w:r>
-        <w:t xml:space="preserve"> bowed and exited while his kids and the others waved bye.</w:t>
-      </w:r>
-    </w:p>
-    <w:p>
-      <w:r>
-        <w:t>“I think I died and went to heaven,” Luke said excitedly. “I know I have. Can I go exploring?”</w:t>
+        <w:t>“That’s because you’re a portalmancer,” Donna replied.</w:t>
+      </w:r>
+      <w:r>
+        <w:t xml:space="preserve"> “The more destinations they go to, the more places they can teleport to.”</w:t>
       </w:r>
     </w:p>
     <w:p>
       <w:r>
         <w:lastRenderedPageBreak/>
-        <w:t>“You’ll get lost,” Donna said worriedly.</w:t>
-      </w:r>
-    </w:p>
-    <w:p>
-      <w:r>
-        <w:t>“Don’t worry majesty,” Luke assured. “It’s true I never know where I’m going, but I always know where I came from.”</w:t>
-      </w:r>
-    </w:p>
-    <w:p>
-      <w:r>
-        <w:t>“What do you mean?” Millie asked.</w:t>
-      </w:r>
-    </w:p>
-    <w:p>
-      <w:r>
-        <w:t>“When it comes to directions I always get lost,” Luke said. “However</w:t>
-      </w:r>
-      <w:r>
-        <w:t>,</w:t>
-      </w:r>
-      <w:r>
-        <w:t xml:space="preserve"> I can always return to a </w:t>
-      </w:r>
-      <w:r>
-        <w:t>destination</w:t>
-      </w:r>
-      <w:r>
-        <w:t xml:space="preserve"> I’ve </w:t>
-      </w:r>
-      <w:r>
-        <w:t>memorized</w:t>
-      </w:r>
-      <w:r>
-        <w:t>.</w:t>
-      </w:r>
-      <w:r>
-        <w:t xml:space="preserve"> </w:t>
-      </w:r>
-      <w:r>
-        <w:t xml:space="preserve">For instance I’ve memorized this room, </w:t>
-      </w:r>
-      <w:r>
-        <w:t>s</w:t>
-      </w:r>
-      <w:r>
-        <w:t>o I can return here</w:t>
-      </w:r>
-      <w:r>
-        <w:t xml:space="preserve"> whenever I want to</w:t>
-      </w:r>
-      <w:r>
-        <w:t xml:space="preserve">. </w:t>
-      </w:r>
-      <w:r>
-        <w:t>Isn’t that funny?</w:t>
-      </w:r>
-      <w:r>
-        <w:t>”</w:t>
-      </w:r>
-    </w:p>
-    <w:p>
-      <w:r>
-        <w:t>“That’s because you’re a portalmancer,” Donna replied.</w:t>
-      </w:r>
-      <w:r>
-        <w:t xml:space="preserve"> “The more destinations they go to, the more places they can teleport to.”</w:t>
-      </w:r>
-    </w:p>
-    <w:p>
-      <w:r>
         <w:t xml:space="preserve">“But </w:t>
       </w:r>
       <w:r>
@@ -17401,7 +17553,13 @@
         <w:t xml:space="preserve">. </w:t>
       </w:r>
       <w:r>
-        <w:t>Travel too far down and even the most experienced portalmancers will get trapped. And you have no training.</w:t>
+        <w:t xml:space="preserve">Travel too far down and even the most experienced portalmancers will get trapped </w:t>
+      </w:r>
+      <w:r>
+        <w:t>a</w:t>
+      </w:r>
+      <w:r>
+        <w:t>nd you have no training.</w:t>
       </w:r>
     </w:p>
     <w:p>
@@ -17416,26 +17574,22 @@
     </w:p>
     <w:p>
       <w:r>
-        <w:lastRenderedPageBreak/>
-        <w:t>Millie suggested</w:t>
+        <w:t>“Come</w:t>
       </w:r>
       <w:r>
         <w:t>,</w:t>
       </w:r>
       <w:r>
-        <w:t xml:space="preserve"> </w:t>
-      </w:r>
-      <w:r>
-        <w:t>“Come</w:t>
-      </w:r>
-      <w:r>
-        <w:t>,</w:t>
-      </w:r>
-      <w:r>
-        <w:t xml:space="preserve"> let’s go to the Louvre.</w:t>
+        <w:t xml:space="preserve"> let</w:t>
+      </w:r>
+      <w:r>
+        <w:t>’s go to the Louvre,</w:t>
       </w:r>
       <w:r>
         <w:t>”</w:t>
+      </w:r>
+      <w:r>
+        <w:t xml:space="preserve"> Millie said.</w:t>
       </w:r>
     </w:p>
     <w:p>
@@ -17861,7 +18015,7 @@
         <w:t xml:space="preserve"> he could skip so many grades,” Millie </w:t>
       </w:r>
       <w:r>
-        <w:t>agreed</w:t>
+        <w:t>said</w:t>
       </w:r>
       <w:r>
         <w:t>.</w:t>
@@ -17881,7 +18035,13 @@
         <w:t>cat</w:t>
       </w:r>
       <w:r>
-        <w:t>,” Joe explained. “He wanted to run away from the bullies instead of facing them.</w:t>
+        <w:t xml:space="preserve">,” Joe </w:t>
+      </w:r>
+      <w:r>
+        <w:t>said</w:t>
+      </w:r>
+      <w:r>
+        <w:t>. “He wanted to run away from the bullies instead of facing them.</w:t>
       </w:r>
       <w:r>
         <w:t>”</w:t>
@@ -17967,7 +18127,13 @@
         <w:t>my</w:t>
       </w:r>
       <w:r>
-        <w:t>,” Annie reassured. “I’ll be there</w:t>
+        <w:t xml:space="preserve">,” Annie </w:t>
+      </w:r>
+      <w:r>
+        <w:t>said</w:t>
+      </w:r>
+      <w:r>
+        <w:t>. “I’ll be there</w:t>
       </w:r>
       <w:r>
         <w:t xml:space="preserve"> to kick him in the head should he mess up.”</w:t>
@@ -18014,7 +18180,7 @@
         <w:t xml:space="preserve">Of course,” Jane </w:t>
       </w:r>
       <w:r>
-        <w:t>agreed</w:t>
+        <w:t>said</w:t>
       </w:r>
       <w:r>
         <w:t>. “It would be awkward for him if he’s the only person in class with a spirit beast.</w:t>
@@ -18030,24 +18196,24 @@
     </w:p>
     <w:p>
       <w:r>
+        <w:t xml:space="preserve">“Yes dear,” Jane </w:t>
+      </w:r>
+      <w:r>
+        <w:t>said</w:t>
+      </w:r>
+      <w:r>
+        <w:t>. “We spent all yesterday. I can’t believe we g</w:t>
+      </w:r>
+      <w:r>
+        <w:t>o</w:t>
+      </w:r>
+      <w:r>
+        <w:t>t to see such a famous place. This place is so filled with history.”</w:t>
+      </w:r>
+    </w:p>
+    <w:p>
+      <w:r>
         <w:lastRenderedPageBreak/>
-        <w:t xml:space="preserve">“Yes dear,” Jane </w:t>
-      </w:r>
-      <w:r>
-        <w:t>replied</w:t>
-      </w:r>
-      <w:r>
-        <w:t>. “We spent all yesterday. I can’t believe we g</w:t>
-      </w:r>
-      <w:r>
-        <w:t>o</w:t>
-      </w:r>
-      <w:r>
-        <w:t>t to see such a famous place. This place is so filled with history.”</w:t>
-      </w:r>
-    </w:p>
-    <w:p>
-      <w:r>
         <w:t>“And monsters,” Luke added. “I hate sleeping in these places because they are so scary.”</w:t>
       </w:r>
     </w:p>
@@ -18089,7 +18255,13 @@
     </w:p>
     <w:p>
       <w:r>
-        <w:t>“I’ll say,” Annie replied. “I have to change his diapers every night.”</w:t>
+        <w:t xml:space="preserve">“I’ll say,” Annie </w:t>
+      </w:r>
+      <w:r>
+        <w:t>said</w:t>
+      </w:r>
+      <w:r>
+        <w:t>. “I have to change his diapers every night.”</w:t>
       </w:r>
     </w:p>
     <w:p>
@@ -18142,16 +18314,19 @@
         <w:t xml:space="preserve">entered and </w:t>
       </w:r>
       <w:r>
-        <w:t xml:space="preserve">fixed up their appearances. They </w:t>
-      </w:r>
-      <w:r>
-        <w:t xml:space="preserve">were </w:t>
-      </w:r>
-      <w:r>
-        <w:t xml:space="preserve">then </w:t>
-      </w:r>
-      <w:r>
-        <w:t>escorted to a TV studio</w:t>
+        <w:t xml:space="preserve">fixed up their appearances. </w:t>
+      </w:r>
+      <w:r>
+        <w:t>Next stop was</w:t>
+      </w:r>
+      <w:r>
+        <w:t xml:space="preserve"> </w:t>
+      </w:r>
+      <w:r>
+        <w:t>the</w:t>
+      </w:r>
+      <w:r>
+        <w:t xml:space="preserve"> TV studio</w:t>
       </w:r>
       <w:r>
         <w:t>.</w:t>
@@ -18165,7 +18340,13 @@
         <w:t>the</w:t>
       </w:r>
       <w:r>
-        <w:t xml:space="preserve"> announcer greeted a camera. “Today we </w:t>
+        <w:t xml:space="preserve"> announcer </w:t>
+      </w:r>
+      <w:r>
+        <w:t>said, speaking to</w:t>
+      </w:r>
+      <w:r>
+        <w:t xml:space="preserve"> a camera. “Today we </w:t>
       </w:r>
       <w:r>
         <w:t>are speaking</w:t>
@@ -18194,7 +18375,13 @@
         <w:t>lmost two months</w:t>
       </w:r>
       <w:r>
-        <w:t xml:space="preserve"> ago, when the nano-probe went missing from the royal vaults,” Helga began.</w:t>
+        <w:t xml:space="preserve"> ago, when the nano-probe went missing from the royal vaults,” Helga </w:t>
+      </w:r>
+      <w:r>
+        <w:t>explained</w:t>
+      </w:r>
+      <w:r>
+        <w:t>.</w:t>
       </w:r>
     </w:p>
     <w:p>
@@ -18223,12 +18410,12 @@
     </w:p>
     <w:p>
       <w:r>
+        <w:t>“Last year the oracle contacted me. It informed me I could get a brother if I succeeded in overcoming its challenge. It was a grueling challenge, but I overcame. Unfortunately, it never told me when.</w:t>
+      </w:r>
+    </w:p>
+    <w:p>
+      <w:r>
         <w:lastRenderedPageBreak/>
-        <w:t>“Last year the oracle contacted me. It informed me I could get a brother if I succeeded in overcoming its challenge. It was a grueling challenge, but I overcame. Unfortunately, it never told me when.</w:t>
-      </w:r>
-    </w:p>
-    <w:p>
-      <w:r>
         <w:t xml:space="preserve">“Then </w:t>
       </w:r>
       <w:r>
@@ -18306,7 +18493,13 @@
     </w:p>
     <w:p>
       <w:r>
-        <w:t>Luke nodded and said, “I’m still not used to it. Fortunately</w:t>
+        <w:t>Luke nodded and said, “</w:t>
+      </w:r>
+      <w:r>
+        <w:t>I hate that part</w:t>
+      </w:r>
+      <w:r>
+        <w:t>. Fortunately</w:t>
       </w:r>
       <w:r>
         <w:t>,</w:t>
@@ -18322,28 +18515,34 @@
     </w:p>
     <w:p>
       <w:r>
+        <w:t xml:space="preserve">“He viewed them as expensive </w:t>
+      </w:r>
+      <w:r>
+        <w:t>trinkets that are</w:t>
+      </w:r>
+      <w:r>
+        <w:t xml:space="preserve"> only good for museums,” </w:t>
+      </w:r>
+      <w:r>
+        <w:t>Felix said with a chuckle.</w:t>
+      </w:r>
+    </w:p>
+    <w:p>
+      <w:r>
         <w:lastRenderedPageBreak/>
-        <w:t xml:space="preserve">“He viewed them as expensive </w:t>
-      </w:r>
-      <w:r>
-        <w:t>trinkets that are</w:t>
-      </w:r>
-      <w:r>
-        <w:t xml:space="preserve"> only good for museums,” </w:t>
-      </w:r>
-      <w:r>
-        <w:t>Felix said with a chuckle.</w:t>
-      </w:r>
-    </w:p>
-    <w:p>
-      <w:r>
         <w:t>Out of thin air a card appeared. Luke took it and read aloud. “Archeologists have found an ancient site</w:t>
       </w:r>
       <w:r>
         <w:t xml:space="preserve"> in China</w:t>
       </w:r>
       <w:r>
-        <w:t>. You and several candidates will help with the excavation.”</w:t>
+        <w:t xml:space="preserve">. </w:t>
+      </w:r>
+      <w:r>
+        <w:t>You will join them disguised as a middle-aged university.</w:t>
+      </w:r>
+      <w:r>
+        <w:t>”</w:t>
       </w:r>
     </w:p>
     <w:p>
@@ -18474,7 +18673,7 @@
         <w:rPr>
           <w:noProof/>
         </w:rPr>
-        <w:t>74</w:t>
+        <w:t>94</w:t>
       </w:r>
     </w:fldSimple>
   </w:p>
@@ -18493,7 +18692,7 @@
         <w:rPr>
           <w:noProof/>
         </w:rPr>
-        <w:t>73</w:t>
+        <w:t>93</w:t>
       </w:r>
     </w:fldSimple>
   </w:p>
@@ -19882,7 +20081,7 @@
 </file>
 
 <file path=customXml/itemProps1.xml><?xml version="1.0" encoding="utf-8"?>
-<ds:datastoreItem xmlns:ds="http://schemas.openxmlformats.org/officeDocument/2006/customXml" ds:itemID="{757B4C56-EDE6-4184-8A93-3B04E7F3ABE3}">
+<ds:datastoreItem xmlns:ds="http://schemas.openxmlformats.org/officeDocument/2006/customXml" ds:itemID="{0780F858-54D0-4BFA-AC3A-A3D4FAF5F13E}">
   <ds:schemaRefs>
     <ds:schemaRef ds:uri="http://schemas.openxmlformats.org/officeDocument/2006/bibliography"/>
   </ds:schemaRefs>
